--- a/06-学生侧材料/讲义/有机化学/立体化学与区域选择性.docx
+++ b/06-学生侧材料/讲义/有机化学/立体化学与区域选择性.docx
@@ -3,6 +3,146 @@
 <w:document xmlns:w="http://schemas.openxmlformats.org/wordprocessingml/2006/main" xmlns:m="http://schemas.openxmlformats.org/officeDocument/2006/math" xmlns:r="http://schemas.openxmlformats.org/officeDocument/2006/relationships" xmlns:o="urn:schemas-microsoft-com:office:office" xmlns:v="urn:schemas-microsoft-com:vml" xmlns:w10="urn:schemas-microsoft-com:office:word" xmlns:a="http://schemas.openxmlformats.org/drawingml/2006/main" xmlns:pic="http://schemas.openxmlformats.org/drawingml/2006/picture" xmlns:wp="http://schemas.openxmlformats.org/drawingml/2006/wordprocessingDrawing">
   <w:body>
     <w:bookmarkStart w:id="68" w:name="专题立体化学与区域选择性提高班"/>
+    <w:p>
+      <w:pPr>
+        <w:spacing w:after="1800" w:before="1200" w:line="276" w:lineRule="auto"/>
+        <w:jc w:val="center"/>
+      </w:pPr>
+    </w:p>
+    <w:p>
+      <w:pPr>
+        <w:spacing w:after="320" w:before="0" w:line="276" w:lineRule="auto"/>
+        <w:jc w:val="center"/>
+      </w:pPr>
+      <w:r>
+        <w:rPr>
+          <w:rFonts w:ascii="Times New Roman" w:hAnsi="Times New Roman" w:eastAsia="SimHei" w:cs="Times New Roman"/>
+          <w:b/>
+          <w:color w:val="17324D"/>
+          <w:sz w:val="64"/>
+        </w:rPr>
+        <w:t>化学竞赛习题册</w:t>
+      </w:r>
+    </w:p>
+    <w:p>
+      <w:pPr>
+        <w:spacing w:after="120" w:before="0" w:line="276" w:lineRule="auto"/>
+        <w:jc w:val="center"/>
+      </w:pPr>
+      <w:r>
+        <w:rPr>
+          <w:rFonts w:ascii="Times New Roman" w:hAnsi="Times New Roman" w:eastAsia="SimHei" w:cs="Times New Roman"/>
+          <w:b w:val="0"/>
+          <w:color w:val="5B6975"/>
+          <w:sz w:val="32"/>
+        </w:rPr>
+        <w:t>有机化学</w:t>
+      </w:r>
+    </w:p>
+    <w:p>
+      <w:pPr>
+        <w:spacing w:after="600" w:before="0" w:line="276" w:lineRule="auto"/>
+        <w:jc w:val="center"/>
+      </w:pPr>
+      <w:r>
+        <w:rPr>
+          <w:rFonts w:ascii="Times New Roman" w:hAnsi="Times New Roman" w:eastAsia="SimHei" w:cs="Times New Roman"/>
+          <w:b/>
+          <w:color w:val="17324D"/>
+          <w:sz w:val="44"/>
+        </w:rPr>
+        <w:t>专题</w:t>
+      </w:r>
+      <w:r>
+        <w:rPr>
+          <w:rFonts w:ascii="Times New Roman" w:hAnsi="Times New Roman" w:eastAsia="Times New Roman" w:cs="Times New Roman"/>
+          <w:b/>
+          <w:color w:val="17324D"/>
+          <w:sz w:val="44"/>
+        </w:rPr>
+        <w:t>：</w:t>
+      </w:r>
+      <w:r>
+        <w:rPr>
+          <w:rFonts w:ascii="Times New Roman" w:hAnsi="Times New Roman" w:eastAsia="SimHei" w:cs="Times New Roman"/>
+          <w:b/>
+          <w:color w:val="17324D"/>
+          <w:sz w:val="44"/>
+        </w:rPr>
+        <w:t>立体化学与区域选择性</w:t>
+      </w:r>
+      <w:r>
+        <w:rPr>
+          <w:rFonts w:ascii="Times New Roman" w:hAnsi="Times New Roman" w:eastAsia="Times New Roman" w:cs="Times New Roman"/>
+          <w:b/>
+          <w:color w:val="17324D"/>
+          <w:sz w:val="44"/>
+        </w:rPr>
+        <w:t>（</w:t>
+      </w:r>
+      <w:r>
+        <w:rPr>
+          <w:rFonts w:ascii="Times New Roman" w:hAnsi="Times New Roman" w:eastAsia="SimHei" w:cs="Times New Roman"/>
+          <w:b/>
+          <w:color w:val="17324D"/>
+          <w:sz w:val="44"/>
+        </w:rPr>
+        <w:t>提高班</w:t>
+      </w:r>
+      <w:r>
+        <w:rPr>
+          <w:rFonts w:ascii="Times New Roman" w:hAnsi="Times New Roman" w:eastAsia="Times New Roman" w:cs="Times New Roman"/>
+          <w:b/>
+          <w:color w:val="17324D"/>
+          <w:sz w:val="44"/>
+        </w:rPr>
+        <w:t>）</w:t>
+      </w:r>
+    </w:p>
+    <w:p>
+      <w:pPr>
+        <w:spacing w:after="600" w:before="120" w:line="276" w:lineRule="auto"/>
+        <w:jc w:val="center"/>
+        <w:pBdr>
+          <w:bottom w:val="single" w:sz="8" w:space="4" w:color="4A6577"/>
+        </w:pBdr>
+      </w:pPr>
+    </w:p>
+    <w:p>
+      <w:pPr>
+        <w:spacing w:after="160" w:before="0" w:line="276" w:lineRule="auto"/>
+        <w:jc w:val="center"/>
+      </w:pPr>
+      <w:r>
+        <w:rPr>
+          <w:rFonts w:ascii="Times New Roman" w:hAnsi="Times New Roman" w:eastAsia="FangSong" w:cs="Times New Roman"/>
+          <w:b w:val="0"/>
+          <w:color w:val="5B6975"/>
+          <w:sz w:val="24"/>
+        </w:rPr>
+        <w:t>日期</w:t>
+      </w:r>
+      <w:r>
+        <w:rPr>
+          <w:rFonts w:ascii="Times New Roman" w:hAnsi="Times New Roman" w:eastAsia="Times New Roman" w:cs="Times New Roman"/>
+          <w:b w:val="0"/>
+          <w:color w:val="5B6975"/>
+          <w:sz w:val="24"/>
+        </w:rPr>
+        <w:t>：2026-09-10</w:t>
+      </w:r>
+    </w:p>
+    <w:p>
+      <w:pPr>
+        <w:jc w:val="center"/>
+      </w:pPr>
+      <w:r>
+        <w:rPr>
+          <w:rFonts w:ascii="Times New Roman" w:hAnsi="Times New Roman" w:eastAsia="Times New Roman" w:cs="Times New Roman"/>
+        </w:rPr>
+        <w:br w:type="page"/>
+      </w:r>
+    </w:p>
     <w:p>
       <w:pPr>
         <w:pStyle w:val="Heading1"/>
@@ -23438,6 +23578,18 @@
         <w:rPr>
           <w:rFonts w:hint="eastAsia" w:ascii="Times New Roman" w:hAnsi="Times New Roman" w:eastAsia="FangSong" w:cs="Times New Roman"/>
         </w:rPr>
+        <w:t>有机化学</w:t>
+      </w:r>
+      <w:r>
+        <w:rPr>
+          <w:rFonts w:hint="eastAsia" w:ascii="Times New Roman" w:hAnsi="Times New Roman" w:eastAsia="Times New Roman" w:cs="Times New Roman"/>
+        </w:rPr>
+        <w:t>/</w:t>
+      </w:r>
+      <w:r>
+        <w:rPr>
+          <w:rFonts w:hint="eastAsia" w:ascii="Times New Roman" w:hAnsi="Times New Roman" w:eastAsia="FangSong" w:cs="Times New Roman"/>
+        </w:rPr>
         <w:t>亲核取代与消除反应</w:t>
       </w:r>
       <w:r>
@@ -23502,6 +23654,18 @@
           <w:rFonts w:hint="eastAsia" w:ascii="Times New Roman" w:hAnsi="Times New Roman" w:eastAsia="FangSong" w:cs="Times New Roman"/>
         </w:rPr>
         <w:t>学生讲义</w:t>
+      </w:r>
+      <w:r>
+        <w:rPr>
+          <w:rFonts w:hint="eastAsia" w:ascii="Times New Roman" w:hAnsi="Times New Roman" w:eastAsia="Times New Roman" w:cs="Times New Roman"/>
+        </w:rPr>
+        <w:t>/</w:t>
+      </w:r>
+      <w:r>
+        <w:rPr>
+          <w:rFonts w:hint="eastAsia" w:ascii="Times New Roman" w:hAnsi="Times New Roman" w:eastAsia="FangSong" w:cs="Times New Roman"/>
+        </w:rPr>
+        <w:t>有机化学</w:t>
       </w:r>
       <w:r>
         <w:rPr>

--- a/06-学生侧材料/讲义/有机化学/立体化学与区域选择性.docx
+++ b/06-学生侧材料/讲义/有机化学/立体化学与区域选择性.docx
@@ -3,146 +3,6 @@
 <w:document xmlns:w="http://schemas.openxmlformats.org/wordprocessingml/2006/main" xmlns:m="http://schemas.openxmlformats.org/officeDocument/2006/math" xmlns:r="http://schemas.openxmlformats.org/officeDocument/2006/relationships" xmlns:o="urn:schemas-microsoft-com:office:office" xmlns:v="urn:schemas-microsoft-com:vml" xmlns:w10="urn:schemas-microsoft-com:office:word" xmlns:a="http://schemas.openxmlformats.org/drawingml/2006/main" xmlns:pic="http://schemas.openxmlformats.org/drawingml/2006/picture" xmlns:wp="http://schemas.openxmlformats.org/drawingml/2006/wordprocessingDrawing">
   <w:body>
     <w:bookmarkStart w:id="68" w:name="专题立体化学与区域选择性提高班"/>
-    <w:p>
-      <w:pPr>
-        <w:spacing w:after="1800" w:before="1200" w:line="276" w:lineRule="auto"/>
-        <w:jc w:val="center"/>
-      </w:pPr>
-    </w:p>
-    <w:p>
-      <w:pPr>
-        <w:spacing w:after="320" w:before="0" w:line="276" w:lineRule="auto"/>
-        <w:jc w:val="center"/>
-      </w:pPr>
-      <w:r>
-        <w:rPr>
-          <w:rFonts w:ascii="Times New Roman" w:hAnsi="Times New Roman" w:eastAsia="SimHei" w:cs="Times New Roman"/>
-          <w:b/>
-          <w:color w:val="17324D"/>
-          <w:sz w:val="64"/>
-        </w:rPr>
-        <w:t>化学竞赛习题册</w:t>
-      </w:r>
-    </w:p>
-    <w:p>
-      <w:pPr>
-        <w:spacing w:after="120" w:before="0" w:line="276" w:lineRule="auto"/>
-        <w:jc w:val="center"/>
-      </w:pPr>
-      <w:r>
-        <w:rPr>
-          <w:rFonts w:ascii="Times New Roman" w:hAnsi="Times New Roman" w:eastAsia="SimHei" w:cs="Times New Roman"/>
-          <w:b w:val="0"/>
-          <w:color w:val="5B6975"/>
-          <w:sz w:val="32"/>
-        </w:rPr>
-        <w:t>有机化学</w:t>
-      </w:r>
-    </w:p>
-    <w:p>
-      <w:pPr>
-        <w:spacing w:after="600" w:before="0" w:line="276" w:lineRule="auto"/>
-        <w:jc w:val="center"/>
-      </w:pPr>
-      <w:r>
-        <w:rPr>
-          <w:rFonts w:ascii="Times New Roman" w:hAnsi="Times New Roman" w:eastAsia="SimHei" w:cs="Times New Roman"/>
-          <w:b/>
-          <w:color w:val="17324D"/>
-          <w:sz w:val="44"/>
-        </w:rPr>
-        <w:t>专题</w:t>
-      </w:r>
-      <w:r>
-        <w:rPr>
-          <w:rFonts w:ascii="Times New Roman" w:hAnsi="Times New Roman" w:eastAsia="Times New Roman" w:cs="Times New Roman"/>
-          <w:b/>
-          <w:color w:val="17324D"/>
-          <w:sz w:val="44"/>
-        </w:rPr>
-        <w:t>：</w:t>
-      </w:r>
-      <w:r>
-        <w:rPr>
-          <w:rFonts w:ascii="Times New Roman" w:hAnsi="Times New Roman" w:eastAsia="SimHei" w:cs="Times New Roman"/>
-          <w:b/>
-          <w:color w:val="17324D"/>
-          <w:sz w:val="44"/>
-        </w:rPr>
-        <w:t>立体化学与区域选择性</w:t>
-      </w:r>
-      <w:r>
-        <w:rPr>
-          <w:rFonts w:ascii="Times New Roman" w:hAnsi="Times New Roman" w:eastAsia="Times New Roman" w:cs="Times New Roman"/>
-          <w:b/>
-          <w:color w:val="17324D"/>
-          <w:sz w:val="44"/>
-        </w:rPr>
-        <w:t>（</w:t>
-      </w:r>
-      <w:r>
-        <w:rPr>
-          <w:rFonts w:ascii="Times New Roman" w:hAnsi="Times New Roman" w:eastAsia="SimHei" w:cs="Times New Roman"/>
-          <w:b/>
-          <w:color w:val="17324D"/>
-          <w:sz w:val="44"/>
-        </w:rPr>
-        <w:t>提高班</w:t>
-      </w:r>
-      <w:r>
-        <w:rPr>
-          <w:rFonts w:ascii="Times New Roman" w:hAnsi="Times New Roman" w:eastAsia="Times New Roman" w:cs="Times New Roman"/>
-          <w:b/>
-          <w:color w:val="17324D"/>
-          <w:sz w:val="44"/>
-        </w:rPr>
-        <w:t>）</w:t>
-      </w:r>
-    </w:p>
-    <w:p>
-      <w:pPr>
-        <w:spacing w:after="600" w:before="120" w:line="276" w:lineRule="auto"/>
-        <w:jc w:val="center"/>
-        <w:pBdr>
-          <w:bottom w:val="single" w:sz="8" w:space="4" w:color="4A6577"/>
-        </w:pBdr>
-      </w:pPr>
-    </w:p>
-    <w:p>
-      <w:pPr>
-        <w:spacing w:after="160" w:before="0" w:line="276" w:lineRule="auto"/>
-        <w:jc w:val="center"/>
-      </w:pPr>
-      <w:r>
-        <w:rPr>
-          <w:rFonts w:ascii="Times New Roman" w:hAnsi="Times New Roman" w:eastAsia="FangSong" w:cs="Times New Roman"/>
-          <w:b w:val="0"/>
-          <w:color w:val="5B6975"/>
-          <w:sz w:val="24"/>
-        </w:rPr>
-        <w:t>日期</w:t>
-      </w:r>
-      <w:r>
-        <w:rPr>
-          <w:rFonts w:ascii="Times New Roman" w:hAnsi="Times New Roman" w:eastAsia="Times New Roman" w:cs="Times New Roman"/>
-          <w:b w:val="0"/>
-          <w:color w:val="5B6975"/>
-          <w:sz w:val="24"/>
-        </w:rPr>
-        <w:t>：2026-09-10</w:t>
-      </w:r>
-    </w:p>
-    <w:p>
-      <w:pPr>
-        <w:jc w:val="center"/>
-      </w:pPr>
-      <w:r>
-        <w:rPr>
-          <w:rFonts w:ascii="Times New Roman" w:hAnsi="Times New Roman" w:eastAsia="Times New Roman" w:cs="Times New Roman"/>
-        </w:rPr>
-        <w:br w:type="page"/>
-      </w:r>
-    </w:p>
     <w:p>
       <w:pPr>
         <w:pStyle w:val="Heading1"/>

--- a/06-学生侧材料/讲义/有机化学/立体化学与区域选择性.docx
+++ b/06-学生侧材料/讲义/有机化学/立体化学与区域选择性.docx
@@ -14392,30 +14392,126 @@
       <w:pPr>
         <w:pStyle w:val="BodyText"/>
       </w:pPr>
-      <w:r>
-        <w:rPr>
-          <w:rFonts w:ascii="Times New Roman" w:hAnsi="Times New Roman" w:eastAsia="Times New Roman" w:cs="Times New Roman"/>
-        </w:rPr>
-        <w:t xml:space="preserve">$CH_{2}=CH-CH_{2}OH \xrightarrow{\text{\text{Ti(OiPr)4,\ (+)-DET} }}[tBuOOH] </w:t>
-      </w:r>
-      <w:r>
-        <w:rPr>
-          <w:rFonts w:hint="eastAsia" w:ascii="Times New Roman" w:hAnsi="Times New Roman" w:eastAsia="Times New Roman" w:cs="Times New Roman"/>
-        </w:rPr>
-        <w:t>\text{</w:t>
-      </w:r>
-      <w:r>
-        <w:rPr>
-          <w:rFonts w:hint="eastAsia" w:ascii="Times New Roman" w:hAnsi="Times New Roman" w:eastAsia="FangSong" w:cs="Times New Roman"/>
-        </w:rPr>
-        <w:t>手性环氧醇</w:t>
-      </w:r>
-      <w:r>
-        <w:rPr>
-          <w:rFonts w:hint="eastAsia" w:ascii="Times New Roman" w:hAnsi="Times New Roman" w:eastAsia="Times New Roman" w:cs="Times New Roman"/>
-        </w:rPr>
-        <w:t>}$</w:t>
-      </w:r>
+      <m:oMath>
+        <m:oMathPr>
+          <m:ctrlPr>
+            <w:rPr>
+              <w:sz w:val="28"/>
+              <w:szCs w:val="28"/>
+            </w:rPr>
+          </m:ctrlPr>
+        </m:oMathPr>
+        <m:r>
+          <m:t>C</m:t>
+        </m:r>
+        <m:sSub>
+          <m:e>
+            <m:r>
+              <m:t>H</m:t>
+            </m:r>
+          </m:e>
+          <m:sub>
+            <m:r>
+              <m:t>2</m:t>
+            </m:r>
+          </m:sub>
+        </m:sSub>
+        <m:r>
+          <m:rPr>
+            <m:sty m:val="p"/>
+          </m:rPr>
+          <m:t>=</m:t>
+        </m:r>
+        <m:r>
+          <m:t>C</m:t>
+        </m:r>
+        <m:r>
+          <m:t>H</m:t>
+        </m:r>
+        <m:r>
+          <m:rPr>
+            <m:sty m:val="p"/>
+          </m:rPr>
+          <m:t>−</m:t>
+        </m:r>
+        <m:r>
+          <m:t>C</m:t>
+        </m:r>
+        <m:sSub>
+          <m:e>
+            <m:r>
+              <m:t>H</m:t>
+            </m:r>
+          </m:e>
+          <m:sub>
+            <m:r>
+              <m:t>2</m:t>
+            </m:r>
+          </m:sub>
+        </m:sSub>
+        <m:r>
+          <m:t>O</m:t>
+        </m:r>
+        <m:r>
+          <m:t>H</m:t>
+        </m:r>
+        <m:limUpp>
+          <m:e>
+            <m:r>
+              <m:rPr>
+                <m:sty m:val="p"/>
+              </m:rPr>
+              <m:t>→</m:t>
+            </m:r>
+          </m:e>
+          <m:lim>
+            <m:r>
+              <m:rPr>
+                <m:nor/>
+                <m:sty m:val="p"/>
+              </m:rPr>
+              <m:t>Ti(OiPr)4, (+)-DET</m:t>
+            </m:r>
+          </m:lim>
+        </m:limUpp>
+        <m:r>
+          <m:rPr>
+            <m:sty m:val="p"/>
+          </m:rPr>
+          <m:t>[</m:t>
+        </m:r>
+        <m:r>
+          <m:t>t</m:t>
+        </m:r>
+        <m:r>
+          <m:t>B</m:t>
+        </m:r>
+        <m:r>
+          <m:t>u</m:t>
+        </m:r>
+        <m:r>
+          <m:t>O</m:t>
+        </m:r>
+        <m:r>
+          <m:t>O</m:t>
+        </m:r>
+        <m:r>
+          <m:t>H</m:t>
+        </m:r>
+        <m:r>
+          <m:rPr>
+            <m:sty m:val="p"/>
+          </m:rPr>
+          <m:t>]</m:t>
+        </m:r>
+        <m:r>
+          <m:rPr>
+            <m:nor/>
+            <m:sty m:val="p"/>
+          </m:rPr>
+          <m:t>手性环氧醇</m:t>
+        </m:r>
+      </m:oMath>
       <w:r>
         <w:rPr>
           <w:rFonts w:ascii="Times New Roman" w:hAnsi="Times New Roman" w:eastAsia="Times New Roman" w:cs="Times New Roman"/>
@@ -14481,30 +14577,107 @@
       <w:pPr>
         <w:pStyle w:val="BodyText"/>
       </w:pPr>
-      <w:r>
-        <w:rPr>
-          <w:rFonts w:ascii="Times New Roman" w:hAnsi="Times New Roman" w:eastAsia="Times New Roman" w:cs="Times New Roman"/>
-        </w:rPr>
-        <w:t xml:space="preserve">$PhCOCH_{3} \xrightarrow{\text{\text{H2,\ Rh-Ru </w:t>
-      </w:r>
-      <w:r>
-        <w:rPr>
-          <w:rFonts w:hint="eastAsia" w:ascii="Times New Roman" w:hAnsi="Times New Roman" w:eastAsia="FangSong" w:cs="Times New Roman"/>
-        </w:rPr>
-        <w:t>手性膦催化</w:t>
-      </w:r>
-      <w:r>
-        <w:rPr>
-          <w:rFonts w:hint="eastAsia" w:ascii="Times New Roman" w:hAnsi="Times New Roman" w:eastAsia="Times New Roman" w:cs="Times New Roman"/>
-        </w:rPr>
-        <w:t>}</w:t>
-      </w:r>
-      <w:r>
-        <w:rPr>
-          <w:rFonts w:ascii="Times New Roman" w:hAnsi="Times New Roman" w:eastAsia="Times New Roman" w:cs="Times New Roman"/>
-        </w:rPr>
-        <w:t xml:space="preserve"> }} PhCH(OH)CH_{3}$</w:t>
-      </w:r>
+      <m:oMath>
+        <m:oMathPr>
+          <m:ctrlPr>
+            <w:rPr>
+              <w:sz w:val="28"/>
+              <w:szCs w:val="28"/>
+            </w:rPr>
+          </m:ctrlPr>
+        </m:oMathPr>
+        <m:r>
+          <m:t>P</m:t>
+        </m:r>
+        <m:r>
+          <m:t>h</m:t>
+        </m:r>
+        <m:r>
+          <m:t>C</m:t>
+        </m:r>
+        <m:r>
+          <m:t>O</m:t>
+        </m:r>
+        <m:r>
+          <m:t>C</m:t>
+        </m:r>
+        <m:sSub>
+          <m:e>
+            <m:r>
+              <m:t>H</m:t>
+            </m:r>
+          </m:e>
+          <m:sub>
+            <m:r>
+              <m:t>3</m:t>
+            </m:r>
+          </m:sub>
+        </m:sSub>
+        <m:limUpp>
+          <m:e>
+            <m:r>
+              <m:rPr>
+                <m:sty m:val="p"/>
+              </m:rPr>
+              <m:t>→</m:t>
+            </m:r>
+          </m:e>
+          <m:lim>
+            <m:r>
+              <m:rPr>
+                <m:nor/>
+                <m:sty m:val="p"/>
+              </m:rPr>
+              <m:t>H2, Rh-Ru 手性膦催化</m:t>
+            </m:r>
+          </m:lim>
+        </m:limUpp>
+        <m:r>
+          <m:t>P</m:t>
+        </m:r>
+        <m:r>
+          <m:t>h</m:t>
+        </m:r>
+        <m:r>
+          <m:t>C</m:t>
+        </m:r>
+        <m:r>
+          <m:t>H</m:t>
+        </m:r>
+        <m:r>
+          <m:rPr>
+            <m:sty m:val="p"/>
+          </m:rPr>
+          <m:t>(</m:t>
+        </m:r>
+        <m:r>
+          <m:t>O</m:t>
+        </m:r>
+        <m:r>
+          <m:t>H</m:t>
+        </m:r>
+        <m:r>
+          <m:rPr>
+            <m:sty m:val="p"/>
+          </m:rPr>
+          <m:t>)</m:t>
+        </m:r>
+        <m:r>
+          <m:t>C</m:t>
+        </m:r>
+        <m:sSub>
+          <m:e>
+            <m:r>
+              <m:t>H</m:t>
+            </m:r>
+          </m:e>
+          <m:sub>
+            <m:r>
+              <m:t>3</m:t>
+            </m:r>
+          </m:sub>
+        </m:sSub>
+      </m:oMath>
       <w:r>
         <w:rPr>
           <w:rFonts w:ascii="Times New Roman" w:hAnsi="Times New Roman" w:eastAsia="Times New Roman" w:cs="Times New Roman"/>

--- a/06-学生侧材料/讲义/有机化学/立体化学与区域选择性.docx
+++ b/06-学生侧材料/讲义/有机化学/立体化学与区域选择性.docx
@@ -1656,172 +1656,160 @@
         </w:rPr>
         <w:t xml:space="preserve">：</w:t>
       </w:r>
-      <w:r>
-        <w:rPr>
-          <w:rFonts w:ascii="Times New Roman" w:hAnsi="Times New Roman" w:eastAsia="Times New Roman" w:cs="Times New Roman"/>
-        </w:rPr>
-        <w:t xml:space="preserve"> </w:t>
-      </w:r>
-      <w:r>
-        <w:rPr>
-          <w:rFonts w:ascii="Times New Roman" w:hAnsi="Times New Roman" w:eastAsia="Times New Roman" w:cs="Times New Roman"/>
-        </w:rPr>
-        <w:t xml:space="preserve">1. </w:t>
-      </w:r>
-      <w:r>
-        <w:rPr>
-          <w:rFonts w:hint="eastAsia" w:ascii="Times New Roman" w:hAnsi="Times New Roman" w:eastAsia="FangSong" w:cs="Times New Roman"/>
-        </w:rPr>
-        <w:t>直接相连原子按原子序数排</w:t>
-      </w:r>
-      <w:r>
-        <w:rPr>
-          <w:rFonts w:hint="eastAsia" w:ascii="Times New Roman" w:hAnsi="Times New Roman" w:eastAsia="Times New Roman" w:cs="Times New Roman"/>
-        </w:rPr>
-        <w:t>，</w:t>
-      </w:r>
-      <w:r>
-        <w:rPr>
-          <w:rFonts w:hint="eastAsia" w:ascii="Times New Roman" w:hAnsi="Times New Roman" w:eastAsia="FangSong" w:cs="Times New Roman"/>
-        </w:rPr>
-        <w:t>大者优先</w:t>
-      </w:r>
-      <w:r>
-        <w:rPr>
-          <w:rFonts w:ascii="Times New Roman" w:hAnsi="Times New Roman" w:eastAsia="Times New Roman" w:cs="Times New Roman"/>
-        </w:rPr>
-        <w:t xml:space="preserve"> </w:t>
-      </w:r>
-      <w:r>
-        <w:rPr>
-          <w:rFonts w:ascii="Times New Roman" w:hAnsi="Times New Roman" w:eastAsia="Times New Roman" w:cs="Times New Roman"/>
-        </w:rPr>
-        <w:t xml:space="preserve">2. </w:t>
-      </w:r>
-      <w:r>
-        <w:rPr>
-          <w:rFonts w:hint="eastAsia" w:ascii="Times New Roman" w:hAnsi="Times New Roman" w:eastAsia="FangSong" w:cs="Times New Roman"/>
-        </w:rPr>
-        <w:t>若相同</w:t>
-      </w:r>
-      <w:r>
-        <w:rPr>
-          <w:rFonts w:hint="eastAsia" w:ascii="Times New Roman" w:hAnsi="Times New Roman" w:eastAsia="Times New Roman" w:cs="Times New Roman"/>
-        </w:rPr>
-        <w:t>，</w:t>
-      </w:r>
-      <w:r>
-        <w:rPr>
-          <w:rFonts w:hint="eastAsia" w:ascii="Times New Roman" w:hAnsi="Times New Roman" w:eastAsia="FangSong" w:cs="Times New Roman"/>
-        </w:rPr>
-        <w:t>逐层展开直到找出差异</w:t>
-      </w:r>
-      <w:r>
-        <w:rPr>
-          <w:rFonts w:ascii="Times New Roman" w:hAnsi="Times New Roman" w:eastAsia="Times New Roman" w:cs="Times New Roman"/>
-        </w:rPr>
-        <w:t xml:space="preserve"> </w:t>
-      </w:r>
-      <w:r>
-        <w:rPr>
-          <w:rFonts w:ascii="Times New Roman" w:hAnsi="Times New Roman" w:eastAsia="Times New Roman" w:cs="Times New Roman"/>
-        </w:rPr>
-        <w:t xml:space="preserve">3. </w:t>
-      </w:r>
-      <w:r>
-        <w:rPr>
-          <w:rFonts w:hint="eastAsia" w:ascii="Times New Roman" w:hAnsi="Times New Roman" w:eastAsia="FangSong" w:cs="Times New Roman"/>
-        </w:rPr>
-        <w:t>多重键展开</w:t>
-      </w:r>
-      <w:r>
-        <w:rPr>
-          <w:rFonts w:hint="eastAsia" w:ascii="Times New Roman" w:hAnsi="Times New Roman" w:eastAsia="Times New Roman" w:cs="Times New Roman"/>
-        </w:rPr>
-        <w:t>：C=O</w:t>
-      </w:r>
-      <w:r>
-        <w:rPr>
-          <w:rFonts w:hint="eastAsia" w:ascii="Times New Roman" w:hAnsi="Times New Roman" w:eastAsia="FangSong" w:cs="Times New Roman"/>
-        </w:rPr>
-        <w:t>视为连两个</w:t>
-      </w:r>
-      <w:r>
-        <w:rPr>
-          <w:rFonts w:hint="eastAsia" w:ascii="Times New Roman" w:hAnsi="Times New Roman" w:eastAsia="Times New Roman" w:cs="Times New Roman"/>
-        </w:rPr>
-        <w:t>O；C≡C</w:t>
-      </w:r>
-      <w:r>
-        <w:rPr>
-          <w:rFonts w:hint="eastAsia" w:ascii="Times New Roman" w:hAnsi="Times New Roman" w:eastAsia="FangSong" w:cs="Times New Roman"/>
-        </w:rPr>
-        <w:t>视为连三个</w:t>
-      </w:r>
-      <w:r>
-        <w:rPr>
-          <w:rFonts w:hint="eastAsia" w:ascii="Times New Roman" w:hAnsi="Times New Roman" w:eastAsia="Times New Roman" w:cs="Times New Roman"/>
-        </w:rPr>
-        <w:t>C</w:t>
-      </w:r>
-      <w:r>
-        <w:rPr>
-          <w:rFonts w:ascii="Times New Roman" w:hAnsi="Times New Roman" w:eastAsia="Times New Roman" w:cs="Times New Roman"/>
-        </w:rPr>
-        <w:t xml:space="preserve"> </w:t>
-      </w:r>
-      <w:r>
-        <w:rPr>
-          <w:rFonts w:ascii="Times New Roman" w:hAnsi="Times New Roman" w:eastAsia="Times New Roman" w:cs="Times New Roman"/>
-        </w:rPr>
-        <w:t xml:space="preserve">4. </w:t>
-      </w:r>
-      <w:r>
-        <w:rPr>
-          <w:rFonts w:hint="eastAsia" w:ascii="Times New Roman" w:hAnsi="Times New Roman" w:eastAsia="FangSong" w:cs="Times New Roman"/>
-        </w:rPr>
-        <w:t xml:space="preserve">最低优先级基团朝向远离观察者</w:t>
-      </w:r>
-      <w:r>
-        <w:rPr>
-          <w:rFonts w:ascii="Times New Roman" w:hAnsi="Times New Roman" w:eastAsia="Times New Roman" w:cs="Times New Roman"/>
-        </w:rPr>
-        <w:t xml:space="preserve"> → </w:t>
-      </w:r>
-      <w:r>
-        <w:rPr>
-          <w:rFonts w:hint="eastAsia" w:ascii="Times New Roman" w:hAnsi="Times New Roman" w:eastAsia="Times New Roman" w:cs="Times New Roman"/>
-        </w:rPr>
-        <w:t>1→2→3</w:t>
-      </w:r>
-      <w:r>
-        <w:rPr>
-          <w:rFonts w:hint="eastAsia" w:ascii="Times New Roman" w:hAnsi="Times New Roman" w:eastAsia="FangSong" w:cs="Times New Roman"/>
-        </w:rPr>
-        <w:t>顺时针</w:t>
-      </w:r>
-      <w:r>
-        <w:rPr>
-          <w:rFonts w:hint="eastAsia" w:ascii="Times New Roman" w:hAnsi="Times New Roman" w:eastAsia="Times New Roman" w:cs="Times New Roman"/>
-        </w:rPr>
-        <w:t>=R，</w:t>
-      </w:r>
-      <w:r>
-        <w:rPr>
-          <w:rFonts w:hint="eastAsia" w:ascii="Times New Roman" w:hAnsi="Times New Roman" w:eastAsia="FangSong" w:cs="Times New Roman"/>
-        </w:rPr>
-        <w:t>逆时针</w:t>
-      </w:r>
-      <w:r>
-        <w:rPr>
-          <w:rFonts w:hint="eastAsia" w:ascii="Times New Roman" w:hAnsi="Times New Roman" w:eastAsia="Times New Roman" w:cs="Times New Roman"/>
-        </w:rPr>
-        <w:t>=S</w:t>
-      </w:r>
     </w:p>
     <w:p>
       <w:pPr>
-        <w:pStyle w:val="BodyText"/>
+        <w:pStyle w:val="Compact"/>
+        <w:numPr>
+          <w:ilvl w:val="0"/>
+          <w:numId w:val="1002"/>
+        </w:numPr>
+      </w:pPr>
+      <w:r>
+        <w:rPr>
+          <w:rFonts w:hint="eastAsia" w:ascii="Times New Roman" w:hAnsi="Times New Roman" w:eastAsia="FangSong" w:cs="Times New Roman"/>
+        </w:rPr>
+        <w:t>直接相连原子按原子序数排</w:t>
+      </w:r>
+      <w:r>
+        <w:rPr>
+          <w:rFonts w:hint="eastAsia" w:ascii="Times New Roman" w:hAnsi="Times New Roman" w:eastAsia="Times New Roman" w:cs="Times New Roman"/>
+        </w:rPr>
+        <w:t>，</w:t>
+      </w:r>
+      <w:r>
+        <w:rPr>
+          <w:rFonts w:hint="eastAsia" w:ascii="Times New Roman" w:hAnsi="Times New Roman" w:eastAsia="FangSong" w:cs="Times New Roman"/>
+        </w:rPr>
+        <w:t>大者优先</w:t>
+      </w:r>
+    </w:p>
+    <w:p>
+      <w:pPr>
+        <w:pStyle w:val="Compact"/>
+        <w:numPr>
+          <w:ilvl w:val="0"/>
+          <w:numId w:val="1002"/>
+        </w:numPr>
+      </w:pPr>
+      <w:r>
+        <w:rPr>
+          <w:rFonts w:hint="eastAsia" w:ascii="Times New Roman" w:hAnsi="Times New Roman" w:eastAsia="FangSong" w:cs="Times New Roman"/>
+        </w:rPr>
+        <w:t>若相同</w:t>
+      </w:r>
+      <w:r>
+        <w:rPr>
+          <w:rFonts w:hint="eastAsia" w:ascii="Times New Roman" w:hAnsi="Times New Roman" w:eastAsia="Times New Roman" w:cs="Times New Roman"/>
+        </w:rPr>
+        <w:t>，</w:t>
+      </w:r>
+      <w:r>
+        <w:rPr>
+          <w:rFonts w:hint="eastAsia" w:ascii="Times New Roman" w:hAnsi="Times New Roman" w:eastAsia="FangSong" w:cs="Times New Roman"/>
+        </w:rPr>
+        <w:t>逐层展开直到找出差异</w:t>
+      </w:r>
+    </w:p>
+    <w:p>
+      <w:pPr>
+        <w:pStyle w:val="Compact"/>
+        <w:numPr>
+          <w:ilvl w:val="0"/>
+          <w:numId w:val="1002"/>
+        </w:numPr>
+      </w:pPr>
+      <w:r>
+        <w:rPr>
+          <w:rFonts w:hint="eastAsia" w:ascii="Times New Roman" w:hAnsi="Times New Roman" w:eastAsia="FangSong" w:cs="Times New Roman"/>
+        </w:rPr>
+        <w:t>多重键展开</w:t>
+      </w:r>
+      <w:r>
+        <w:rPr>
+          <w:rFonts w:hint="eastAsia" w:ascii="Times New Roman" w:hAnsi="Times New Roman" w:eastAsia="Times New Roman" w:cs="Times New Roman"/>
+        </w:rPr>
+        <w:t>：C=O</w:t>
+      </w:r>
+      <w:r>
+        <w:rPr>
+          <w:rFonts w:hint="eastAsia" w:ascii="Times New Roman" w:hAnsi="Times New Roman" w:eastAsia="FangSong" w:cs="Times New Roman"/>
+        </w:rPr>
+        <w:t>视为连两个</w:t>
+      </w:r>
+      <w:r>
+        <w:rPr>
+          <w:rFonts w:hint="eastAsia" w:ascii="Times New Roman" w:hAnsi="Times New Roman" w:eastAsia="Times New Roman" w:cs="Times New Roman"/>
+        </w:rPr>
+        <w:t>O；C≡C</w:t>
+      </w:r>
+      <w:r>
+        <w:rPr>
+          <w:rFonts w:hint="eastAsia" w:ascii="Times New Roman" w:hAnsi="Times New Roman" w:eastAsia="FangSong" w:cs="Times New Roman"/>
+        </w:rPr>
+        <w:t>视为连三个</w:t>
+      </w:r>
+      <w:r>
+        <w:rPr>
+          <w:rFonts w:hint="eastAsia" w:ascii="Times New Roman" w:hAnsi="Times New Roman" w:eastAsia="Times New Roman" w:cs="Times New Roman"/>
+        </w:rPr>
+        <w:t>C</w:t>
+      </w:r>
+    </w:p>
+    <w:p>
+      <w:pPr>
+        <w:pStyle w:val="Compact"/>
+        <w:numPr>
+          <w:ilvl w:val="0"/>
+          <w:numId w:val="1002"/>
+        </w:numPr>
+      </w:pPr>
+      <w:r>
+        <w:rPr>
+          <w:rFonts w:hint="eastAsia" w:ascii="Times New Roman" w:hAnsi="Times New Roman" w:eastAsia="FangSong" w:cs="Times New Roman"/>
+        </w:rPr>
+        <w:t xml:space="preserve">最低优先级基团朝向远离观察者</w:t>
+      </w:r>
+      <w:r>
+        <w:rPr>
+          <w:rFonts w:ascii="Times New Roman" w:hAnsi="Times New Roman" w:eastAsia="Times New Roman" w:cs="Times New Roman"/>
+        </w:rPr>
+        <w:t xml:space="preserve"> → </w:t>
+      </w:r>
+      <w:r>
+        <w:rPr>
+          <w:rFonts w:hint="eastAsia" w:ascii="Times New Roman" w:hAnsi="Times New Roman" w:eastAsia="Times New Roman" w:cs="Times New Roman"/>
+        </w:rPr>
+        <w:t>1→2→3</w:t>
+      </w:r>
+      <w:r>
+        <w:rPr>
+          <w:rFonts w:hint="eastAsia" w:ascii="Times New Roman" w:hAnsi="Times New Roman" w:eastAsia="FangSong" w:cs="Times New Roman"/>
+        </w:rPr>
+        <w:t>顺时针</w:t>
+      </w:r>
+      <w:r>
+        <w:rPr>
+          <w:rFonts w:hint="eastAsia" w:ascii="Times New Roman" w:hAnsi="Times New Roman" w:eastAsia="Times New Roman" w:cs="Times New Roman"/>
+        </w:rPr>
+        <w:t>=R，</w:t>
+      </w:r>
+      <w:r>
+        <w:rPr>
+          <w:rFonts w:hint="eastAsia" w:ascii="Times New Roman" w:hAnsi="Times New Roman" w:eastAsia="FangSong" w:cs="Times New Roman"/>
+        </w:rPr>
+        <w:t>逆时针</w:t>
+      </w:r>
+      <w:r>
+        <w:rPr>
+          <w:rFonts w:hint="eastAsia" w:ascii="Times New Roman" w:hAnsi="Times New Roman" w:eastAsia="Times New Roman" w:cs="Times New Roman"/>
+        </w:rPr>
+        <w:t>=S</w:t>
+      </w:r>
+    </w:p>
+    <w:p>
+      <w:pPr>
+        <w:pStyle w:val="FirstParagraph"/>
       </w:pPr>
       <w:r>
         <w:rPr>
@@ -14969,73 +14957,66 @@
         </w:rPr>
         <w:t>R/S。</w:t>
       </w:r>
+      <w:r>
+        <w:rPr>
+          <w:rFonts w:ascii="Times New Roman" w:hAnsi="Times New Roman" w:eastAsia="Times New Roman" w:cs="Times New Roman"/>
+        </w:rPr>
+        <w:t xml:space="preserve"> </w:t>
+      </w:r>
+      <w:r>
+        <w:rPr>
+          <w:rFonts w:ascii="Times New Roman" w:hAnsi="Times New Roman" w:eastAsia="Times New Roman" w:cs="Times New Roman"/>
+        </w:rPr>
+        <w:t>COOH → H</w:t>
+      </w:r>
+      <w:r>
+        <w:rPr>
+          <w:rFonts w:ascii="Times New Roman" w:hAnsi="Times New Roman" w:eastAsia="Times New Roman" w:cs="Times New Roman"/>
+          <w:vertAlign w:val="subscript"/>
+        </w:rPr>
+        <w:t>2</w:t>
+      </w:r>
+      <w:r>
+        <w:rPr>
+          <w:rFonts w:ascii="Times New Roman" w:hAnsi="Times New Roman" w:eastAsia="Times New Roman" w:cs="Times New Roman"/>
+        </w:rPr>
+        <w:t>N-C*-H → CH</w:t>
+      </w:r>
+      <w:r>
+        <w:rPr>
+          <w:rFonts w:ascii="Times New Roman" w:hAnsi="Times New Roman" w:eastAsia="Times New Roman" w:cs="Times New Roman"/>
+          <w:vertAlign w:val="subscript"/>
+        </w:rPr>
+        <w:t>3</w:t>
+      </w:r>
+      <w:r>
+        <w:rPr>
+          <w:rFonts w:ascii="Times New Roman" w:hAnsi="Times New Roman" w:eastAsia="Times New Roman" w:cs="Times New Roman"/>
+        </w:rPr>
+        <w:t xml:space="preserve"> </w:t>
+      </w:r>
+      <w:r>
+        <w:rPr>
+          <w:rFonts w:hint="eastAsia" w:ascii="Times New Roman" w:hAnsi="Times New Roman" w:eastAsia="Times New Roman" w:cs="Times New Roman"/>
+        </w:rPr>
+        <w:t>（(S)-</w:t>
+      </w:r>
+      <w:r>
+        <w:rPr>
+          <w:rFonts w:hint="eastAsia" w:ascii="Times New Roman" w:hAnsi="Times New Roman" w:eastAsia="FangSong" w:cs="Times New Roman"/>
+        </w:rPr>
+        <w:t>丙氨酸</w:t>
+      </w:r>
+      <w:r>
+        <w:rPr>
+          <w:rFonts w:hint="eastAsia" w:ascii="Times New Roman" w:hAnsi="Times New Roman" w:eastAsia="Times New Roman" w:cs="Times New Roman"/>
+        </w:rPr>
+        <w:t>）</w:t>
+      </w:r>
     </w:p>
     <w:p>
       <w:pPr>
-        <w:pStyle w:val="SourceCode"/>
-      </w:pPr>
-      <w:r>
-        <w:rPr>
-          <w:rStyle w:val="VerbatimChar"/>
-          <w:rFonts w:ascii="Times New Roman" w:hAnsi="Times New Roman" w:eastAsia="Times New Roman" w:cs="Times New Roman"/>
-        </w:rPr>
-        <w:t>COOH → H</w:t>
-      </w:r>
-      <w:r>
-        <w:rPr>
-          <w:rStyle w:val="VerbatimChar"/>
-          <w:rFonts w:ascii="Times New Roman" w:hAnsi="Times New Roman" w:eastAsia="Times New Roman" w:cs="Times New Roman"/>
-          <w:vertAlign w:val="subscript"/>
-        </w:rPr>
-        <w:t>2</w:t>
-      </w:r>
-      <w:r>
-        <w:rPr>
-          <w:rStyle w:val="VerbatimChar"/>
-          <w:rFonts w:ascii="Times New Roman" w:hAnsi="Times New Roman" w:eastAsia="Times New Roman" w:cs="Times New Roman"/>
-        </w:rPr>
-        <w:t>N-C*-H → CH</w:t>
-      </w:r>
-      <w:r>
-        <w:rPr>
-          <w:rStyle w:val="VerbatimChar"/>
-          <w:rFonts w:ascii="Times New Roman" w:hAnsi="Times New Roman" w:eastAsia="Times New Roman" w:cs="Times New Roman"/>
-          <w:vertAlign w:val="subscript"/>
-        </w:rPr>
-        <w:t>3</w:t>
-      </w:r>
-      <w:r>
-        <w:rPr>
-          <w:rStyle w:val="VerbatimChar"/>
-          <w:rFonts w:ascii="Times New Roman" w:hAnsi="Times New Roman" w:eastAsia="Times New Roman" w:cs="Times New Roman"/>
-        </w:rPr>
-        <w:t xml:space="preserve">   </w:t>
-      </w:r>
-      <w:r>
-        <w:rPr>
-          <w:rStyle w:val="VerbatimChar"/>
-          <w:rFonts w:hint="eastAsia" w:ascii="Times New Roman" w:hAnsi="Times New Roman" w:eastAsia="Times New Roman" w:cs="Times New Roman"/>
-        </w:rPr>
-        <w:t>（(S)-</w:t>
-      </w:r>
-      <w:r>
-        <w:rPr>
-          <w:rStyle w:val="VerbatimChar"/>
-          <w:rFonts w:hint="eastAsia" w:ascii="Times New Roman" w:hAnsi="Times New Roman" w:eastAsia="FangSong" w:cs="Times New Roman"/>
-        </w:rPr>
-        <w:t>丙氨酸</w:t>
-      </w:r>
-      <w:r>
-        <w:rPr>
-          <w:rStyle w:val="VerbatimChar"/>
-          <w:rFonts w:hint="eastAsia" w:ascii="Times New Roman" w:hAnsi="Times New Roman" w:eastAsia="Times New Roman" w:cs="Times New Roman"/>
-        </w:rPr>
-        <w:t>）</w:t>
-      </w:r>
-    </w:p>
-    <w:p>
-      <w:pPr>
-        <w:pStyle w:val="FirstParagraph"/>
+        <w:pStyle w:val="BodyText"/>
       </w:pPr>
       <w:r>
         <w:rPr>
@@ -19109,7 +19090,7 @@
         <w:pStyle w:val="Compact"/>
         <w:numPr>
           <w:ilvl w:val="0"/>
-          <w:numId w:val="1002"/>
+          <w:numId w:val="1003"/>
         </w:numPr>
       </w:pPr>
       <w:r>
@@ -19148,7 +19129,7 @@
         <w:pStyle w:val="Compact"/>
         <w:numPr>
           <w:ilvl w:val="0"/>
-          <w:numId w:val="1002"/>
+          <w:numId w:val="1003"/>
         </w:numPr>
       </w:pPr>
       <w:r>
@@ -19199,7 +19180,7 @@
         <w:pStyle w:val="Compact"/>
         <w:numPr>
           <w:ilvl w:val="0"/>
-          <w:numId w:val="1002"/>
+          <w:numId w:val="1003"/>
         </w:numPr>
       </w:pPr>
       <w:r>
@@ -19250,7 +19231,7 @@
         <w:pStyle w:val="Compact"/>
         <w:numPr>
           <w:ilvl w:val="0"/>
-          <w:numId w:val="1002"/>
+          <w:numId w:val="1003"/>
         </w:numPr>
       </w:pPr>
       <w:r>
@@ -19289,7 +19270,7 @@
         <w:pStyle w:val="Compact"/>
         <w:numPr>
           <w:ilvl w:val="0"/>
-          <w:numId w:val="1002"/>
+          <w:numId w:val="1003"/>
         </w:numPr>
       </w:pPr>
       <w:r>
@@ -19328,7 +19309,7 @@
         <w:pStyle w:val="Compact"/>
         <w:numPr>
           <w:ilvl w:val="0"/>
-          <w:numId w:val="1002"/>
+          <w:numId w:val="1003"/>
         </w:numPr>
       </w:pPr>
       <w:r>
@@ -20953,110 +20934,32 @@
         <w:pStyle w:val="Compact"/>
         <w:numPr>
           <w:ilvl w:val="0"/>
-          <w:numId w:val="1003"/>
-        </w:numPr>
-      </w:pPr>
-      <w:r>
-        <w:rPr>
-          <w:rFonts w:hint="eastAsia" w:ascii="Times New Roman" w:hAnsi="Times New Roman" w:eastAsia="FangSong" w:cs="Times New Roman"/>
-        </w:rPr>
-        <w:t>判断几个手性中心</w:t>
-      </w:r>
-      <w:r>
-        <w:rPr>
-          <w:rFonts w:hint="eastAsia" w:ascii="Times New Roman" w:hAnsi="Times New Roman" w:eastAsia="Times New Roman" w:cs="Times New Roman"/>
-        </w:rPr>
-        <w:t>？</w:t>
-      </w:r>
-      <w:r>
-        <w:rPr>
-          <w:rFonts w:hint="eastAsia" w:ascii="Times New Roman" w:hAnsi="Times New Roman" w:eastAsia="FangSong" w:cs="Times New Roman"/>
-        </w:rPr>
-        <w:t>最多几个立体异构体</w:t>
-      </w:r>
-      <w:r>
-        <w:rPr>
-          <w:rFonts w:hint="eastAsia" w:ascii="Times New Roman" w:hAnsi="Times New Roman" w:eastAsia="Times New Roman" w:cs="Times New Roman"/>
-        </w:rPr>
-        <w:t>？</w:t>
-      </w:r>
-    </w:p>
-    <w:p>
-      <w:pPr>
-        <w:pStyle w:val="Compact"/>
-        <w:numPr>
-          <w:ilvl w:val="1"/>
           <w:numId w:val="1004"/>
         </w:numPr>
       </w:pPr>
       <w:r>
         <w:rPr>
-          <w:rFonts w:hint="eastAsia" w:ascii="Times New Roman" w:hAnsi="Times New Roman" w:eastAsia="Times New Roman" w:cs="Times New Roman"/>
-        </w:rPr>
-        <w:t>2,3-</w:t>
-      </w:r>
-      <w:r>
-        <w:rPr>
-          <w:rFonts w:hint="eastAsia" w:ascii="Times New Roman" w:hAnsi="Times New Roman" w:eastAsia="FangSong" w:cs="Times New Roman"/>
-        </w:rPr>
-        <w:t>戊二醇</w:t>
-      </w:r>
-      <w:r>
-        <w:rPr>
-          <w:rFonts w:ascii="Times New Roman" w:hAnsi="Times New Roman" w:eastAsia="Times New Roman" w:cs="Times New Roman"/>
-        </w:rPr>
-        <w:t xml:space="preserve"> (b) </w:t>
-      </w:r>
-      <w:r>
-        <w:rPr>
-          <w:rFonts w:hint="eastAsia" w:ascii="Times New Roman" w:hAnsi="Times New Roman" w:eastAsia="Times New Roman" w:cs="Times New Roman"/>
-        </w:rPr>
-        <w:t>2,3,4-</w:t>
-      </w:r>
-      <w:r>
-        <w:rPr>
-          <w:rFonts w:hint="eastAsia" w:ascii="Times New Roman" w:hAnsi="Times New Roman" w:eastAsia="FangSong" w:cs="Times New Roman"/>
-        </w:rPr>
-        <w:t>三氯戊烷</w:t>
-      </w:r>
-      <w:r>
-        <w:rPr>
-          <w:rFonts w:ascii="Times New Roman" w:hAnsi="Times New Roman" w:eastAsia="Times New Roman" w:cs="Times New Roman"/>
-        </w:rPr>
-        <w:t xml:space="preserve"> (c) </w:t>
-      </w:r>
-      <w:r>
-        <w:rPr>
-          <w:rFonts w:hint="eastAsia" w:ascii="Times New Roman" w:hAnsi="Times New Roman" w:eastAsia="Times New Roman" w:cs="Times New Roman"/>
-        </w:rPr>
-        <w:t>meso-</w:t>
-      </w:r>
-      <w:r>
-        <w:rPr>
-          <w:rFonts w:hint="eastAsia" w:ascii="Times New Roman" w:hAnsi="Times New Roman" w:eastAsia="FangSong" w:cs="Times New Roman"/>
-        </w:rPr>
-        <w:t>酒石酸</w:t>
-      </w:r>
-    </w:p>
-    <w:p>
-      <w:pPr>
-        <w:pStyle w:val="Compact"/>
-        <w:numPr>
-          <w:ilvl w:val="0"/>
-          <w:numId w:val="1003"/>
-        </w:numPr>
-      </w:pPr>
-      <w:r>
-        <w:rPr>
-          <w:rFonts w:hint="eastAsia" w:ascii="Times New Roman" w:hAnsi="Times New Roman" w:eastAsia="FangSong" w:cs="Times New Roman"/>
-        </w:rPr>
-        <w:t>判断正误</w:t>
-      </w:r>
-      <w:r>
-        <w:rPr>
-          <w:rFonts w:hint="eastAsia" w:ascii="Times New Roman" w:hAnsi="Times New Roman" w:eastAsia="Times New Roman" w:cs="Times New Roman"/>
-        </w:rPr>
-        <w:t>：</w:t>
+          <w:rFonts w:hint="eastAsia" w:ascii="Times New Roman" w:hAnsi="Times New Roman" w:eastAsia="FangSong" w:cs="Times New Roman"/>
+        </w:rPr>
+        <w:t>判断几个手性中心</w:t>
+      </w:r>
+      <w:r>
+        <w:rPr>
+          <w:rFonts w:hint="eastAsia" w:ascii="Times New Roman" w:hAnsi="Times New Roman" w:eastAsia="Times New Roman" w:cs="Times New Roman"/>
+        </w:rPr>
+        <w:t>？</w:t>
+      </w:r>
+      <w:r>
+        <w:rPr>
+          <w:rFonts w:hint="eastAsia" w:ascii="Times New Roman" w:hAnsi="Times New Roman" w:eastAsia="FangSong" w:cs="Times New Roman"/>
+        </w:rPr>
+        <w:t>最多几个立体异构体</w:t>
+      </w:r>
+      <w:r>
+        <w:rPr>
+          <w:rFonts w:hint="eastAsia" w:ascii="Times New Roman" w:hAnsi="Times New Roman" w:eastAsia="Times New Roman" w:cs="Times New Roman"/>
+        </w:rPr>
+        <w:t>？</w:t>
       </w:r>
     </w:p>
     <w:p>
@@ -21069,27 +20972,72 @@
       </w:pPr>
       <w:r>
         <w:rPr>
-          <w:rFonts w:hint="eastAsia" w:ascii="Times New Roman" w:hAnsi="Times New Roman" w:eastAsia="FangSong" w:cs="Times New Roman"/>
-        </w:rPr>
-        <w:t>外消旋体和内消旋体都无旋光</w:t>
-      </w:r>
-      <w:r>
-        <w:rPr>
-          <w:rFonts w:hint="eastAsia" w:ascii="Times New Roman" w:hAnsi="Times New Roman" w:eastAsia="Times New Roman" w:cs="Times New Roman"/>
-        </w:rPr>
-        <w:t>，</w:t>
-      </w:r>
-      <w:r>
-        <w:rPr>
-          <w:rFonts w:hint="eastAsia" w:ascii="Times New Roman" w:hAnsi="Times New Roman" w:eastAsia="FangSong" w:cs="Times New Roman"/>
-        </w:rPr>
-        <w:t>是一回事</w:t>
-      </w:r>
-      <w:r>
-        <w:rPr>
-          <w:rFonts w:hint="eastAsia" w:ascii="Times New Roman" w:hAnsi="Times New Roman" w:eastAsia="Times New Roman" w:cs="Times New Roman"/>
-        </w:rPr>
-        <w:t>。</w:t>
+          <w:rFonts w:hint="eastAsia" w:ascii="Times New Roman" w:hAnsi="Times New Roman" w:eastAsia="Times New Roman" w:cs="Times New Roman"/>
+        </w:rPr>
+        <w:t>2,3-</w:t>
+      </w:r>
+      <w:r>
+        <w:rPr>
+          <w:rFonts w:hint="eastAsia" w:ascii="Times New Roman" w:hAnsi="Times New Roman" w:eastAsia="FangSong" w:cs="Times New Roman"/>
+        </w:rPr>
+        <w:t>戊二醇</w:t>
+      </w:r>
+      <w:r>
+        <w:rPr>
+          <w:rFonts w:ascii="Times New Roman" w:hAnsi="Times New Roman" w:eastAsia="Times New Roman" w:cs="Times New Roman"/>
+        </w:rPr>
+        <w:t xml:space="preserve"> (b) </w:t>
+      </w:r>
+      <w:r>
+        <w:rPr>
+          <w:rFonts w:hint="eastAsia" w:ascii="Times New Roman" w:hAnsi="Times New Roman" w:eastAsia="Times New Roman" w:cs="Times New Roman"/>
+        </w:rPr>
+        <w:t>2,3,4-</w:t>
+      </w:r>
+      <w:r>
+        <w:rPr>
+          <w:rFonts w:hint="eastAsia" w:ascii="Times New Roman" w:hAnsi="Times New Roman" w:eastAsia="FangSong" w:cs="Times New Roman"/>
+        </w:rPr>
+        <w:t>三氯戊烷</w:t>
+      </w:r>
+      <w:r>
+        <w:rPr>
+          <w:rFonts w:ascii="Times New Roman" w:hAnsi="Times New Roman" w:eastAsia="Times New Roman" w:cs="Times New Roman"/>
+        </w:rPr>
+        <w:t xml:space="preserve"> (c) </w:t>
+      </w:r>
+      <w:r>
+        <w:rPr>
+          <w:rFonts w:hint="eastAsia" w:ascii="Times New Roman" w:hAnsi="Times New Roman" w:eastAsia="Times New Roman" w:cs="Times New Roman"/>
+        </w:rPr>
+        <w:t>meso-</w:t>
+      </w:r>
+      <w:r>
+        <w:rPr>
+          <w:rFonts w:hint="eastAsia" w:ascii="Times New Roman" w:hAnsi="Times New Roman" w:eastAsia="FangSong" w:cs="Times New Roman"/>
+        </w:rPr>
+        <w:t>酒石酸</w:t>
+      </w:r>
+    </w:p>
+    <w:p>
+      <w:pPr>
+        <w:pStyle w:val="Compact"/>
+        <w:numPr>
+          <w:ilvl w:val="0"/>
+          <w:numId w:val="1004"/>
+        </w:numPr>
+      </w:pPr>
+      <w:r>
+        <w:rPr>
+          <w:rFonts w:hint="eastAsia" w:ascii="Times New Roman" w:hAnsi="Times New Roman" w:eastAsia="FangSong" w:cs="Times New Roman"/>
+        </w:rPr>
+        <w:t>判断正误</w:t>
+      </w:r>
+      <w:r>
+        <w:rPr>
+          <w:rFonts w:hint="eastAsia" w:ascii="Times New Roman" w:hAnsi="Times New Roman" w:eastAsia="Times New Roman" w:cs="Times New Roman"/>
+        </w:rPr>
+        <w:t>：</w:t>
       </w:r>
     </w:p>
     <w:p>
@@ -21097,20 +21045,26 @@
         <w:pStyle w:val="Compact"/>
         <w:numPr>
           <w:ilvl w:val="1"/>
-          <w:numId w:val="1005"/>
+          <w:numId w:val="1006"/>
         </w:numPr>
       </w:pPr>
       <w:r>
         <w:rPr>
-          <w:rFonts w:hint="eastAsia" w:ascii="Times New Roman" w:hAnsi="Times New Roman" w:eastAsia="Times New Roman" w:cs="Times New Roman"/>
-        </w:rPr>
-        <w:t>(R)-</w:t>
-      </w:r>
-      <w:r>
-        <w:rPr>
-          <w:rFonts w:hint="eastAsia" w:ascii="Times New Roman" w:hAnsi="Times New Roman" w:eastAsia="FangSong" w:cs="Times New Roman"/>
-        </w:rPr>
-        <w:t>构型化合物必为右旋</w:t>
+          <w:rFonts w:hint="eastAsia" w:ascii="Times New Roman" w:hAnsi="Times New Roman" w:eastAsia="FangSong" w:cs="Times New Roman"/>
+        </w:rPr>
+        <w:t>外消旋体和内消旋体都无旋光</w:t>
+      </w:r>
+      <w:r>
+        <w:rPr>
+          <w:rFonts w:hint="eastAsia" w:ascii="Times New Roman" w:hAnsi="Times New Roman" w:eastAsia="Times New Roman" w:cs="Times New Roman"/>
+        </w:rPr>
+        <w:t>，</w:t>
+      </w:r>
+      <w:r>
+        <w:rPr>
+          <w:rFonts w:hint="eastAsia" w:ascii="Times New Roman" w:hAnsi="Times New Roman" w:eastAsia="FangSong" w:cs="Times New Roman"/>
+        </w:rPr>
+        <w:t>是一回事</w:t>
       </w:r>
       <w:r>
         <w:rPr>
@@ -21124,7 +21078,34 @@
         <w:pStyle w:val="Compact"/>
         <w:numPr>
           <w:ilvl w:val="1"/>
-          <w:numId w:val="1005"/>
+          <w:numId w:val="1006"/>
+        </w:numPr>
+      </w:pPr>
+      <w:r>
+        <w:rPr>
+          <w:rFonts w:hint="eastAsia" w:ascii="Times New Roman" w:hAnsi="Times New Roman" w:eastAsia="Times New Roman" w:cs="Times New Roman"/>
+        </w:rPr>
+        <w:t>(R)-</w:t>
+      </w:r>
+      <w:r>
+        <w:rPr>
+          <w:rFonts w:hint="eastAsia" w:ascii="Times New Roman" w:hAnsi="Times New Roman" w:eastAsia="FangSong" w:cs="Times New Roman"/>
+        </w:rPr>
+        <w:t>构型化合物必为右旋</w:t>
+      </w:r>
+      <w:r>
+        <w:rPr>
+          <w:rFonts w:hint="eastAsia" w:ascii="Times New Roman" w:hAnsi="Times New Roman" w:eastAsia="Times New Roman" w:cs="Times New Roman"/>
+        </w:rPr>
+        <w:t>。</w:t>
+      </w:r>
+    </w:p>
+    <w:p>
+      <w:pPr>
+        <w:pStyle w:val="Compact"/>
+        <w:numPr>
+          <w:ilvl w:val="1"/>
+          <w:numId w:val="1006"/>
         </w:numPr>
       </w:pPr>
       <w:r>
@@ -21163,7 +21144,7 @@
         <w:pStyle w:val="Compact"/>
         <w:numPr>
           <w:ilvl w:val="0"/>
-          <w:numId w:val="1003"/>
+          <w:numId w:val="1004"/>
         </w:numPr>
       </w:pPr>
       <w:r>
@@ -21253,7 +21234,7 @@
       <w:pPr>
         <w:numPr>
           <w:ilvl w:val="0"/>
-          <w:numId w:val="1006"/>
+          <w:numId w:val="1007"/>
         </w:numPr>
       </w:pPr>
       <w:r>
@@ -21310,7 +21291,7 @@
       <w:pPr>
         <w:numPr>
           <w:ilvl w:val="0"/>
-          <w:numId w:val="1006"/>
+          <w:numId w:val="1007"/>
         </w:numPr>
       </w:pPr>
       <w:r>
@@ -21384,7 +21365,7 @@
       <w:pPr>
         <w:numPr>
           <w:ilvl w:val="0"/>
-          <w:numId w:val="1006"/>
+          <w:numId w:val="1007"/>
         </w:numPr>
       </w:pPr>
       <w:r>
@@ -21458,7 +21439,7 @@
       <w:pPr>
         <w:numPr>
           <w:ilvl w:val="0"/>
-          <w:numId w:val="1006"/>
+          <w:numId w:val="1007"/>
         </w:numPr>
       </w:pPr>
       <w:r>
@@ -21547,7 +21528,7 @@
       <w:pPr>
         <w:numPr>
           <w:ilvl w:val="0"/>
-          <w:numId w:val="1007"/>
+          <w:numId w:val="1008"/>
         </w:numPr>
       </w:pPr>
       <w:r>
@@ -21787,7 +21768,7 @@
       <w:pPr>
         <w:numPr>
           <w:ilvl w:val="0"/>
-          <w:numId w:val="1007"/>
+          <w:numId w:val="1008"/>
         </w:numPr>
       </w:pPr>
       <w:r>
@@ -21855,7 +21836,7 @@
       <w:pPr>
         <w:numPr>
           <w:ilvl w:val="0"/>
-          <w:numId w:val="1007"/>
+          <w:numId w:val="1008"/>
         </w:numPr>
       </w:pPr>
       <w:r>
@@ -22063,401 +22044,7 @@
         <w:pStyle w:val="Compact"/>
         <w:numPr>
           <w:ilvl w:val="0"/>
-          <w:numId w:val="1008"/>
-        </w:numPr>
-      </w:pPr>
-    </w:p>
-    <w:p>
-      <w:pPr>
-        <w:pStyle w:val="Compact"/>
-        <w:numPr>
-          <w:ilvl w:val="1"/>
           <w:numId w:val="1009"/>
-        </w:numPr>
-      </w:pPr>
-      <w:r>
-        <w:rPr>
-          <w:rFonts w:hint="eastAsia" w:ascii="Times New Roman" w:hAnsi="Times New Roman" w:eastAsia="Times New Roman" w:cs="Times New Roman"/>
-        </w:rPr>
-        <w:t>2</w:t>
-      </w:r>
-      <w:r>
-        <w:rPr>
-          <w:rFonts w:hint="eastAsia" w:ascii="Times New Roman" w:hAnsi="Times New Roman" w:eastAsia="FangSong" w:cs="Times New Roman"/>
-        </w:rPr>
-        <w:t>个中心</w:t>
-      </w:r>
-      <w:r>
-        <w:rPr>
-          <w:rFonts w:hint="eastAsia" w:ascii="Times New Roman" w:hAnsi="Times New Roman" w:eastAsia="Times New Roman" w:cs="Times New Roman"/>
-        </w:rPr>
-        <w:t>（</w:t>
-      </w:r>
-      <w:r>
-        <w:rPr>
-          <w:rFonts w:hint="eastAsia" w:ascii="Times New Roman" w:hAnsi="Times New Roman" w:eastAsia="FangSong" w:cs="Times New Roman"/>
-        </w:rPr>
-        <w:t>不同</w:t>
-      </w:r>
-      <w:r>
-        <w:rPr>
-          <w:rFonts w:hint="eastAsia" w:ascii="Times New Roman" w:hAnsi="Times New Roman" w:eastAsia="Times New Roman" w:cs="Times New Roman"/>
-        </w:rPr>
-        <w:t>），4</w:t>
-      </w:r>
-      <w:r>
-        <w:rPr>
-          <w:rFonts w:hint="eastAsia" w:ascii="Times New Roman" w:hAnsi="Times New Roman" w:eastAsia="FangSong" w:cs="Times New Roman"/>
-        </w:rPr>
-        <w:t>个异构体</w:t>
-      </w:r>
-      <w:r>
-        <w:rPr>
-          <w:rFonts w:hint="eastAsia" w:ascii="Times New Roman" w:hAnsi="Times New Roman" w:eastAsia="Times New Roman" w:cs="Times New Roman"/>
-        </w:rPr>
-        <w:t>；(b)</w:t>
-      </w:r>
-      <w:r>
-        <w:rPr>
-          <w:rFonts w:ascii="Times New Roman" w:hAnsi="Times New Roman" w:eastAsia="Times New Roman" w:cs="Times New Roman"/>
-        </w:rPr>
-        <w:t xml:space="preserve"> </w:t>
-      </w:r>
-      <w:r>
-        <w:rPr>
-          <w:rFonts w:hint="eastAsia" w:ascii="Times New Roman" w:hAnsi="Times New Roman" w:eastAsia="Times New Roman" w:cs="Times New Roman"/>
-        </w:rPr>
-        <w:t>3</w:t>
-      </w:r>
-      <w:r>
-        <w:rPr>
-          <w:rFonts w:hint="eastAsia" w:ascii="Times New Roman" w:hAnsi="Times New Roman" w:eastAsia="FangSong" w:cs="Times New Roman"/>
-        </w:rPr>
-        <w:t>个中心</w:t>
-      </w:r>
-      <w:r>
-        <w:rPr>
-          <w:rFonts w:hint="eastAsia" w:ascii="Times New Roman" w:hAnsi="Times New Roman" w:eastAsia="Times New Roman" w:cs="Times New Roman"/>
-        </w:rPr>
-        <w:t>，8</w:t>
-      </w:r>
-      <w:r>
-        <w:rPr>
-          <w:rFonts w:hint="eastAsia" w:ascii="Times New Roman" w:hAnsi="Times New Roman" w:eastAsia="FangSong" w:cs="Times New Roman"/>
-        </w:rPr>
-        <w:t>个异构体</w:t>
-      </w:r>
-      <w:r>
-        <w:rPr>
-          <w:rFonts w:hint="eastAsia" w:ascii="Times New Roman" w:hAnsi="Times New Roman" w:eastAsia="Times New Roman" w:cs="Times New Roman"/>
-        </w:rPr>
-        <w:t>；(c)</w:t>
-      </w:r>
-      <w:r>
-        <w:rPr>
-          <w:rFonts w:ascii="Times New Roman" w:hAnsi="Times New Roman" w:eastAsia="Times New Roman" w:cs="Times New Roman"/>
-        </w:rPr>
-        <w:t xml:space="preserve"> </w:t>
-      </w:r>
-      <w:r>
-        <w:rPr>
-          <w:rFonts w:hint="eastAsia" w:ascii="Times New Roman" w:hAnsi="Times New Roman" w:eastAsia="Times New Roman" w:cs="Times New Roman"/>
-        </w:rPr>
-        <w:t>2</w:t>
-      </w:r>
-      <w:r>
-        <w:rPr>
-          <w:rFonts w:hint="eastAsia" w:ascii="Times New Roman" w:hAnsi="Times New Roman" w:eastAsia="FangSong" w:cs="Times New Roman"/>
-        </w:rPr>
-        <w:t>个相同中心</w:t>
-      </w:r>
-      <w:r>
-        <w:rPr>
-          <w:rFonts w:hint="eastAsia" w:ascii="Times New Roman" w:hAnsi="Times New Roman" w:eastAsia="Times New Roman" w:cs="Times New Roman"/>
-        </w:rPr>
-        <w:t>，3</w:t>
-      </w:r>
-      <w:r>
-        <w:rPr>
-          <w:rFonts w:hint="eastAsia" w:ascii="Times New Roman" w:hAnsi="Times New Roman" w:eastAsia="FangSong" w:cs="Times New Roman"/>
-        </w:rPr>
-        <w:t>个异构体</w:t>
-      </w:r>
-      <w:r>
-        <w:rPr>
-          <w:rFonts w:hint="eastAsia" w:ascii="Times New Roman" w:hAnsi="Times New Roman" w:eastAsia="Times New Roman" w:cs="Times New Roman"/>
-        </w:rPr>
-        <w:t>（</w:t>
-      </w:r>
-      <w:r>
-        <w:rPr>
-          <w:rFonts w:hint="eastAsia" w:ascii="Times New Roman" w:hAnsi="Times New Roman" w:eastAsia="FangSong" w:cs="Times New Roman"/>
-        </w:rPr>
-        <w:t>含</w:t>
-      </w:r>
-      <w:r>
-        <w:rPr>
-          <w:rFonts w:hint="eastAsia" w:ascii="Times New Roman" w:hAnsi="Times New Roman" w:eastAsia="Times New Roman" w:cs="Times New Roman"/>
-        </w:rPr>
-        <w:t>meso）</w:t>
-      </w:r>
-    </w:p>
-    <w:p>
-      <w:pPr>
-        <w:pStyle w:val="Compact"/>
-        <w:numPr>
-          <w:ilvl w:val="0"/>
-          <w:numId w:val="1008"/>
-        </w:numPr>
-      </w:pPr>
-      <w:r>
-        <w:rPr>
-          <w:rFonts w:ascii="Times New Roman" w:hAnsi="Times New Roman" w:eastAsia="Times New Roman" w:cs="Times New Roman"/>
-        </w:rPr>
-        <w:t xml:space="preserve">(a)❌ </w:t>
-      </w:r>
-      <w:r>
-        <w:rPr>
-          <w:rFonts w:hint="eastAsia" w:ascii="Times New Roman" w:hAnsi="Times New Roman" w:eastAsia="FangSong" w:cs="Times New Roman"/>
-        </w:rPr>
-        <w:t>外消旋是混合物</w:t>
-      </w:r>
-      <w:r>
-        <w:rPr>
-          <w:rFonts w:hint="eastAsia" w:ascii="Times New Roman" w:hAnsi="Times New Roman" w:eastAsia="Times New Roman" w:cs="Times New Roman"/>
-        </w:rPr>
-        <w:t>（</w:t>
-      </w:r>
-      <w:r>
-        <w:rPr>
-          <w:rFonts w:hint="eastAsia" w:ascii="Times New Roman" w:hAnsi="Times New Roman" w:eastAsia="FangSong" w:cs="Times New Roman"/>
-        </w:rPr>
-        <w:t>可拆分</w:t>
-      </w:r>
-      <w:r>
-        <w:rPr>
-          <w:rFonts w:hint="eastAsia" w:ascii="Times New Roman" w:hAnsi="Times New Roman" w:eastAsia="Times New Roman" w:cs="Times New Roman"/>
-        </w:rPr>
-        <w:t>），</w:t>
-      </w:r>
-      <w:r>
-        <w:rPr>
-          <w:rFonts w:hint="eastAsia" w:ascii="Times New Roman" w:hAnsi="Times New Roman" w:eastAsia="FangSong" w:cs="Times New Roman"/>
-        </w:rPr>
-        <w:t>内消旋是纯化合物</w:t>
-      </w:r>
-      <w:r>
-        <w:rPr>
-          <w:rFonts w:hint="eastAsia" w:ascii="Times New Roman" w:hAnsi="Times New Roman" w:eastAsia="Times New Roman" w:cs="Times New Roman"/>
-        </w:rPr>
-        <w:t>（</w:t>
-      </w:r>
-      <w:r>
-        <w:rPr>
-          <w:rFonts w:hint="eastAsia" w:ascii="Times New Roman" w:hAnsi="Times New Roman" w:eastAsia="FangSong" w:cs="Times New Roman"/>
-        </w:rPr>
-        <w:t>不可拆分</w:t>
-      </w:r>
-      <w:r>
-        <w:rPr>
-          <w:rFonts w:hint="eastAsia" w:ascii="Times New Roman" w:hAnsi="Times New Roman" w:eastAsia="Times New Roman" w:cs="Times New Roman"/>
-        </w:rPr>
-        <w:t>）；(b)❌</w:t>
-      </w:r>
-      <w:r>
-        <w:rPr>
-          <w:rFonts w:ascii="Times New Roman" w:hAnsi="Times New Roman" w:eastAsia="Times New Roman" w:cs="Times New Roman"/>
-        </w:rPr>
-        <w:t xml:space="preserve"> </w:t>
-      </w:r>
-      <w:r>
-        <w:rPr>
-          <w:rFonts w:hint="eastAsia" w:ascii="Times New Roman" w:hAnsi="Times New Roman" w:eastAsia="Times New Roman" w:cs="Times New Roman"/>
-        </w:rPr>
-        <w:t>R/S</w:t>
-      </w:r>
-      <w:r>
-        <w:rPr>
-          <w:rFonts w:hint="eastAsia" w:ascii="Times New Roman" w:hAnsi="Times New Roman" w:eastAsia="FangSong" w:cs="Times New Roman"/>
-        </w:rPr>
-        <w:t>与旋光方向无关</w:t>
-      </w:r>
-      <w:r>
-        <w:rPr>
-          <w:rFonts w:hint="eastAsia" w:ascii="Times New Roman" w:hAnsi="Times New Roman" w:eastAsia="Times New Roman" w:cs="Times New Roman"/>
-        </w:rPr>
-        <w:t>；(c)❌</w:t>
-      </w:r>
-      <w:r>
-        <w:rPr>
-          <w:rFonts w:ascii="Times New Roman" w:hAnsi="Times New Roman" w:eastAsia="Times New Roman" w:cs="Times New Roman"/>
-        </w:rPr>
-        <w:t xml:space="preserve"> </w:t>
-      </w:r>
-      <w:r>
-        <w:rPr>
-          <w:rFonts w:hint="eastAsia" w:ascii="Times New Roman" w:hAnsi="Times New Roman" w:eastAsia="FangSong" w:cs="Times New Roman"/>
-        </w:rPr>
-        <w:t xml:space="preserve">螯合控制时反转</w:t>
-      </w:r>
-    </w:p>
-    <w:p>
-      <w:pPr>
-        <w:pStyle w:val="Compact"/>
-        <w:numPr>
-          <w:ilvl w:val="0"/>
-          <w:numId w:val="1008"/>
-        </w:numPr>
-      </w:pPr>
-      <w:r>
-        <w:rPr>
-          <w:rFonts w:hint="eastAsia" w:ascii="Times New Roman" w:hAnsi="Times New Roman" w:eastAsia="Times New Roman" w:cs="Times New Roman"/>
-        </w:rPr>
-        <w:t>1-</w:t>
-      </w:r>
-      <w:r>
-        <w:rPr>
-          <w:rFonts w:hint="eastAsia" w:ascii="Times New Roman" w:hAnsi="Times New Roman" w:eastAsia="FangSong" w:cs="Times New Roman"/>
-        </w:rPr>
-        <w:t>甲基</w:t>
-      </w:r>
-      <w:r>
-        <w:rPr>
-          <w:rFonts w:hint="eastAsia" w:ascii="Times New Roman" w:hAnsi="Times New Roman" w:eastAsia="Times New Roman" w:cs="Times New Roman"/>
-        </w:rPr>
-        <w:t>-1,2-</w:t>
-      </w:r>
-      <w:r>
-        <w:rPr>
-          <w:rFonts w:hint="eastAsia" w:ascii="Times New Roman" w:hAnsi="Times New Roman" w:eastAsia="FangSong" w:cs="Times New Roman"/>
-        </w:rPr>
-        <w:t>二溴环己烷</w:t>
-      </w:r>
-      <w:r>
-        <w:rPr>
-          <w:rFonts w:hint="eastAsia" w:ascii="Times New Roman" w:hAnsi="Times New Roman" w:eastAsia="Times New Roman" w:cs="Times New Roman"/>
-        </w:rPr>
-        <w:t>（</w:t>
-      </w:r>
-      <w:r>
-        <w:rPr>
-          <w:rFonts w:hint="eastAsia" w:ascii="Times New Roman" w:hAnsi="Times New Roman" w:eastAsia="FangSong" w:cs="Times New Roman"/>
-        </w:rPr>
-        <w:t>反式加成</w:t>
-      </w:r>
-      <w:r>
-        <w:rPr>
-          <w:rFonts w:hint="eastAsia" w:ascii="Times New Roman" w:hAnsi="Times New Roman" w:eastAsia="Times New Roman" w:cs="Times New Roman"/>
-        </w:rPr>
-        <w:t>，Br</w:t>
-      </w:r>
-      <w:r>
-        <w:rPr>
-          <w:rFonts w:hint="eastAsia" w:ascii="Times New Roman" w:hAnsi="Times New Roman" w:eastAsia="Times New Roman" w:cs="Times New Roman"/>
-          <w:vertAlign w:val="subscript"/>
-        </w:rPr>
-        <w:t>2</w:t>
-      </w:r>
-      <w:r>
-        <w:rPr>
-          <w:rFonts w:hint="eastAsia" w:ascii="Times New Roman" w:hAnsi="Times New Roman" w:eastAsia="FangSong" w:cs="Times New Roman"/>
-        </w:rPr>
-        <w:t>经鎓离子</w:t>
-      </w:r>
-      <w:r>
-        <w:rPr>
-          <w:rFonts w:hint="eastAsia" w:ascii="Times New Roman" w:hAnsi="Times New Roman" w:eastAsia="Times New Roman" w:cs="Times New Roman"/>
-        </w:rPr>
-        <w:t>anti</w:t>
-      </w:r>
-      <w:r>
-        <w:rPr>
-          <w:rFonts w:hint="eastAsia" w:ascii="Times New Roman" w:hAnsi="Times New Roman" w:eastAsia="FangSong" w:cs="Times New Roman"/>
-        </w:rPr>
-        <w:t>开环</w:t>
-      </w:r>
-      <w:r>
-        <w:rPr>
-          <w:rFonts w:hint="eastAsia" w:ascii="Times New Roman" w:hAnsi="Times New Roman" w:eastAsia="Times New Roman" w:cs="Times New Roman"/>
-        </w:rPr>
-        <w:t>）</w:t>
-      </w:r>
-    </w:p>
-    <w:p>
-      <w:pPr>
-        <w:pStyle w:val="Compact"/>
-        <w:numPr>
-          <w:ilvl w:val="0"/>
-          <w:numId w:val="1008"/>
-        </w:numPr>
-      </w:pPr>
-      <w:r>
-        <w:rPr>
-          <w:rFonts w:hint="eastAsia" w:ascii="Times New Roman" w:hAnsi="Times New Roman" w:eastAsia="FangSong" w:cs="Times New Roman"/>
-        </w:rPr>
-        <w:t>顺</w:t>
-      </w:r>
-      <w:r>
-        <w:rPr>
-          <w:rFonts w:hint="eastAsia" w:ascii="Times New Roman" w:hAnsi="Times New Roman" w:eastAsia="Times New Roman" w:cs="Times New Roman"/>
-        </w:rPr>
-        <w:t>-2-</w:t>
-      </w:r>
-      <w:r>
-        <w:rPr>
-          <w:rFonts w:hint="eastAsia" w:ascii="Times New Roman" w:hAnsi="Times New Roman" w:eastAsia="FangSong" w:cs="Times New Roman"/>
-        </w:rPr>
-        <w:t>戊烯</w:t>
-      </w:r>
-      <w:r>
-        <w:rPr>
-          <w:rFonts w:hint="eastAsia" w:ascii="Times New Roman" w:hAnsi="Times New Roman" w:eastAsia="Times New Roman" w:cs="Times New Roman"/>
-        </w:rPr>
-        <w:t>→(2R,3R)+(2S,3S)-2,3-</w:t>
-      </w:r>
-      <w:r>
-        <w:rPr>
-          <w:rFonts w:hint="eastAsia" w:ascii="Times New Roman" w:hAnsi="Times New Roman" w:eastAsia="FangSong" w:cs="Times New Roman"/>
-        </w:rPr>
-        <w:t>二溴戊烷</w:t>
-      </w:r>
-      <w:r>
-        <w:rPr>
-          <w:rFonts w:hint="eastAsia" w:ascii="Times New Roman" w:hAnsi="Times New Roman" w:eastAsia="Times New Roman" w:cs="Times New Roman"/>
-        </w:rPr>
-        <w:t>（</w:t>
-      </w:r>
-      <w:r>
-        <w:rPr>
-          <w:rFonts w:hint="eastAsia" w:ascii="Times New Roman" w:hAnsi="Times New Roman" w:eastAsia="FangSong" w:cs="Times New Roman"/>
-        </w:rPr>
-        <w:t>外消旋</w:t>
-      </w:r>
-      <w:r>
-        <w:rPr>
-          <w:rFonts w:hint="eastAsia" w:ascii="Times New Roman" w:hAnsi="Times New Roman" w:eastAsia="Times New Roman" w:cs="Times New Roman"/>
-        </w:rPr>
-        <w:t>，anti</w:t>
-      </w:r>
-      <w:r>
-        <w:rPr>
-          <w:rFonts w:hint="eastAsia" w:ascii="Times New Roman" w:hAnsi="Times New Roman" w:eastAsia="FangSong" w:cs="Times New Roman"/>
-        </w:rPr>
-        <w:t>加成</w:t>
-      </w:r>
-      <w:r>
-        <w:rPr>
-          <w:rFonts w:hint="eastAsia" w:ascii="Times New Roman" w:hAnsi="Times New Roman" w:eastAsia="Times New Roman" w:cs="Times New Roman"/>
-        </w:rPr>
-        <w:t>）</w:t>
-      </w:r>
-    </w:p>
-    <w:p>
-      <w:pPr>
-        <w:pStyle w:val="Compact"/>
-        <w:numPr>
-          <w:ilvl w:val="0"/>
-          <w:numId w:val="1008"/>
         </w:numPr>
       </w:pPr>
     </w:p>
@@ -22473,13 +22060,13 @@
         <w:rPr>
           <w:rFonts w:hint="eastAsia" w:ascii="Times New Roman" w:hAnsi="Times New Roman" w:eastAsia="Times New Roman" w:cs="Times New Roman"/>
         </w:rPr>
-        <w:t>SN2→(R)-2-</w:t>
-      </w:r>
-      <w:r>
-        <w:rPr>
-          <w:rFonts w:hint="eastAsia" w:ascii="Times New Roman" w:hAnsi="Times New Roman" w:eastAsia="FangSong" w:cs="Times New Roman"/>
-        </w:rPr>
-        <w:t>丁醇</w:t>
+        <w:t>2</w:t>
+      </w:r>
+      <w:r>
+        <w:rPr>
+          <w:rFonts w:hint="eastAsia" w:ascii="Times New Roman" w:hAnsi="Times New Roman" w:eastAsia="FangSong" w:cs="Times New Roman"/>
+        </w:rPr>
+        <w:t>个中心</w:t>
       </w:r>
       <w:r>
         <w:rPr>
@@ -22491,13 +22078,25 @@
         <w:rPr>
           <w:rFonts w:hint="eastAsia" w:ascii="Times New Roman" w:hAnsi="Times New Roman" w:eastAsia="FangSong" w:cs="Times New Roman"/>
         </w:rPr>
-        <w:t>翻转</w:t>
-      </w:r>
-      <w:r>
-        <w:rPr>
-          <w:rFonts w:hint="eastAsia" w:ascii="Times New Roman" w:hAnsi="Times New Roman" w:eastAsia="Times New Roman" w:cs="Times New Roman"/>
-        </w:rPr>
-        <w:t>）；(2)</w:t>
+        <w:t>不同</w:t>
+      </w:r>
+      <w:r>
+        <w:rPr>
+          <w:rFonts w:hint="eastAsia" w:ascii="Times New Roman" w:hAnsi="Times New Roman" w:eastAsia="Times New Roman" w:cs="Times New Roman"/>
+        </w:rPr>
+        <w:t>），4</w:t>
+      </w:r>
+      <w:r>
+        <w:rPr>
+          <w:rFonts w:hint="eastAsia" w:ascii="Times New Roman" w:hAnsi="Times New Roman" w:eastAsia="FangSong" w:cs="Times New Roman"/>
+        </w:rPr>
+        <w:t>个异构体</w:t>
+      </w:r>
+      <w:r>
+        <w:rPr>
+          <w:rFonts w:hint="eastAsia" w:ascii="Times New Roman" w:hAnsi="Times New Roman" w:eastAsia="Times New Roman" w:cs="Times New Roman"/>
+        </w:rPr>
+        <w:t>；(b)</w:t>
       </w:r>
       <w:r>
         <w:rPr>
@@ -22509,13 +22108,61 @@
         <w:rPr>
           <w:rFonts w:hint="eastAsia" w:ascii="Times New Roman" w:hAnsi="Times New Roman" w:eastAsia="Times New Roman" w:cs="Times New Roman"/>
         </w:rPr>
-        <w:t>E2→2-</w:t>
-      </w:r>
-      <w:r>
-        <w:rPr>
-          <w:rFonts w:hint="eastAsia" w:ascii="Times New Roman" w:hAnsi="Times New Roman" w:eastAsia="FangSong" w:cs="Times New Roman"/>
-        </w:rPr>
-        <w:t>丁烯为主</w:t>
+        <w:t>3</w:t>
+      </w:r>
+      <w:r>
+        <w:rPr>
+          <w:rFonts w:hint="eastAsia" w:ascii="Times New Roman" w:hAnsi="Times New Roman" w:eastAsia="FangSong" w:cs="Times New Roman"/>
+        </w:rPr>
+        <w:t>个中心</w:t>
+      </w:r>
+      <w:r>
+        <w:rPr>
+          <w:rFonts w:hint="eastAsia" w:ascii="Times New Roman" w:hAnsi="Times New Roman" w:eastAsia="Times New Roman" w:cs="Times New Roman"/>
+        </w:rPr>
+        <w:t>，8</w:t>
+      </w:r>
+      <w:r>
+        <w:rPr>
+          <w:rFonts w:hint="eastAsia" w:ascii="Times New Roman" w:hAnsi="Times New Roman" w:eastAsia="FangSong" w:cs="Times New Roman"/>
+        </w:rPr>
+        <w:t>个异构体</w:t>
+      </w:r>
+      <w:r>
+        <w:rPr>
+          <w:rFonts w:hint="eastAsia" w:ascii="Times New Roman" w:hAnsi="Times New Roman" w:eastAsia="Times New Roman" w:cs="Times New Roman"/>
+        </w:rPr>
+        <w:t>；(c)</w:t>
+      </w:r>
+      <w:r>
+        <w:rPr>
+          <w:rFonts w:ascii="Times New Roman" w:hAnsi="Times New Roman" w:eastAsia="Times New Roman" w:cs="Times New Roman"/>
+        </w:rPr>
+        <w:t xml:space="preserve"> </w:t>
+      </w:r>
+      <w:r>
+        <w:rPr>
+          <w:rFonts w:hint="eastAsia" w:ascii="Times New Roman" w:hAnsi="Times New Roman" w:eastAsia="Times New Roman" w:cs="Times New Roman"/>
+        </w:rPr>
+        <w:t>2</w:t>
+      </w:r>
+      <w:r>
+        <w:rPr>
+          <w:rFonts w:hint="eastAsia" w:ascii="Times New Roman" w:hAnsi="Times New Roman" w:eastAsia="FangSong" w:cs="Times New Roman"/>
+        </w:rPr>
+        <w:t>个相同中心</w:t>
+      </w:r>
+      <w:r>
+        <w:rPr>
+          <w:rFonts w:hint="eastAsia" w:ascii="Times New Roman" w:hAnsi="Times New Roman" w:eastAsia="Times New Roman" w:cs="Times New Roman"/>
+        </w:rPr>
+        <w:t>，3</w:t>
+      </w:r>
+      <w:r>
+        <w:rPr>
+          <w:rFonts w:hint="eastAsia" w:ascii="Times New Roman" w:hAnsi="Times New Roman" w:eastAsia="FangSong" w:cs="Times New Roman"/>
+        </w:rPr>
+        <w:t>个异构体</w:t>
       </w:r>
       <w:r>
         <w:rPr>
@@ -22527,25 +22174,13 @@
         <w:rPr>
           <w:rFonts w:hint="eastAsia" w:ascii="Times New Roman" w:hAnsi="Times New Roman" w:eastAsia="FangSong" w:cs="Times New Roman"/>
         </w:rPr>
-        <w:t>反式为主</w:t>
-      </w:r>
-      <w:r>
-        <w:rPr>
-          <w:rFonts w:hint="eastAsia" w:ascii="Times New Roman" w:hAnsi="Times New Roman" w:eastAsia="Times New Roman" w:cs="Times New Roman"/>
-        </w:rPr>
-        <w:t>，</w:t>
-      </w:r>
-      <w:r>
-        <w:rPr>
-          <w:rFonts w:hint="eastAsia" w:ascii="Times New Roman" w:hAnsi="Times New Roman" w:eastAsia="FangSong" w:cs="Times New Roman"/>
-        </w:rPr>
-        <w:t>高温推消除</w:t>
-      </w:r>
-      <w:r>
-        <w:rPr>
-          <w:rFonts w:hint="eastAsia" w:ascii="Times New Roman" w:hAnsi="Times New Roman" w:eastAsia="Times New Roman" w:cs="Times New Roman"/>
-        </w:rPr>
-        <w:t>）</w:t>
+        <w:t>含</w:t>
+      </w:r>
+      <w:r>
+        <w:rPr>
+          <w:rFonts w:hint="eastAsia" w:ascii="Times New Roman" w:hAnsi="Times New Roman" w:eastAsia="Times New Roman" w:cs="Times New Roman"/>
+        </w:rPr>
+        <w:t>meso）</w:t>
       </w:r>
     </w:p>
     <w:p>
@@ -22553,92 +22188,98 @@
         <w:pStyle w:val="Compact"/>
         <w:numPr>
           <w:ilvl w:val="0"/>
-          <w:numId w:val="1008"/>
+          <w:numId w:val="1009"/>
         </w:numPr>
       </w:pPr>
       <w:r>
         <w:rPr>
-          <w:rFonts w:hint="eastAsia" w:ascii="Times New Roman" w:hAnsi="Times New Roman" w:eastAsia="Times New Roman" w:cs="Times New Roman"/>
-        </w:rPr>
-        <w:t>-78°C：3-</w:t>
-      </w:r>
-      <w:r>
-        <w:rPr>
-          <w:rFonts w:hint="eastAsia" w:ascii="Times New Roman" w:hAnsi="Times New Roman" w:eastAsia="FangSong" w:cs="Times New Roman"/>
-        </w:rPr>
-        <w:t>溴</w:t>
-      </w:r>
-      <w:r>
-        <w:rPr>
-          <w:rFonts w:hint="eastAsia" w:ascii="Times New Roman" w:hAnsi="Times New Roman" w:eastAsia="Times New Roman" w:cs="Times New Roman"/>
-        </w:rPr>
-        <w:t>-1-</w:t>
-      </w:r>
-      <w:r>
-        <w:rPr>
-          <w:rFonts w:hint="eastAsia" w:ascii="Times New Roman" w:hAnsi="Times New Roman" w:eastAsia="FangSong" w:cs="Times New Roman"/>
-        </w:rPr>
-        <w:t>丁烯</w:t>
-      </w:r>
-      <w:r>
-        <w:rPr>
-          <w:rFonts w:hint="eastAsia" w:ascii="Times New Roman" w:hAnsi="Times New Roman" w:eastAsia="Times New Roman" w:cs="Times New Roman"/>
-        </w:rPr>
-        <w:t>（1,2-，</w:t>
-      </w:r>
-      <w:r>
-        <w:rPr>
-          <w:rFonts w:hint="eastAsia" w:ascii="Times New Roman" w:hAnsi="Times New Roman" w:eastAsia="FangSong" w:cs="Times New Roman"/>
-        </w:rPr>
-        <w:t>动力学</w:t>
-      </w:r>
-      <w:r>
-        <w:rPr>
-          <w:rFonts w:hint="eastAsia" w:ascii="Times New Roman" w:hAnsi="Times New Roman" w:eastAsia="Times New Roman" w:cs="Times New Roman"/>
-        </w:rPr>
-        <w:t>）；40°C：1-</w:t>
-      </w:r>
-      <w:r>
-        <w:rPr>
-          <w:rFonts w:hint="eastAsia" w:ascii="Times New Roman" w:hAnsi="Times New Roman" w:eastAsia="FangSong" w:cs="Times New Roman"/>
-        </w:rPr>
-        <w:t>溴</w:t>
-      </w:r>
-      <w:r>
-        <w:rPr>
-          <w:rFonts w:hint="eastAsia" w:ascii="Times New Roman" w:hAnsi="Times New Roman" w:eastAsia="Times New Roman" w:cs="Times New Roman"/>
-        </w:rPr>
-        <w:t>-2-</w:t>
-      </w:r>
-      <w:r>
-        <w:rPr>
-          <w:rFonts w:hint="eastAsia" w:ascii="Times New Roman" w:hAnsi="Times New Roman" w:eastAsia="FangSong" w:cs="Times New Roman"/>
-        </w:rPr>
-        <w:t>丁烯</w:t>
-      </w:r>
-      <w:r>
-        <w:rPr>
-          <w:rFonts w:hint="eastAsia" w:ascii="Times New Roman" w:hAnsi="Times New Roman" w:eastAsia="Times New Roman" w:cs="Times New Roman"/>
-        </w:rPr>
-        <w:t>（1,4-，</w:t>
-      </w:r>
-      <w:r>
-        <w:rPr>
-          <w:rFonts w:hint="eastAsia" w:ascii="Times New Roman" w:hAnsi="Times New Roman" w:eastAsia="FangSong" w:cs="Times New Roman"/>
-        </w:rPr>
-        <w:t>热力学</w:t>
-      </w:r>
-      <w:r>
-        <w:rPr>
-          <w:rFonts w:hint="eastAsia" w:ascii="Times New Roman" w:hAnsi="Times New Roman" w:eastAsia="Times New Roman" w:cs="Times New Roman"/>
-        </w:rPr>
-        <w:t>）。</w:t>
-      </w:r>
-      <w:r>
-        <w:rPr>
-          <w:rFonts w:hint="eastAsia" w:ascii="Times New Roman" w:hAnsi="Times New Roman" w:eastAsia="FangSong" w:cs="Times New Roman"/>
-        </w:rPr>
-        <w:t>通过同一烯丙基碳正离子中间体</w:t>
+          <w:rFonts w:ascii="Times New Roman" w:hAnsi="Times New Roman" w:eastAsia="Times New Roman" w:cs="Times New Roman"/>
+        </w:rPr>
+        <w:t xml:space="preserve">(a)❌ </w:t>
+      </w:r>
+      <w:r>
+        <w:rPr>
+          <w:rFonts w:hint="eastAsia" w:ascii="Times New Roman" w:hAnsi="Times New Roman" w:eastAsia="FangSong" w:cs="Times New Roman"/>
+        </w:rPr>
+        <w:t>外消旋是混合物</w:t>
+      </w:r>
+      <w:r>
+        <w:rPr>
+          <w:rFonts w:hint="eastAsia" w:ascii="Times New Roman" w:hAnsi="Times New Roman" w:eastAsia="Times New Roman" w:cs="Times New Roman"/>
+        </w:rPr>
+        <w:t>（</w:t>
+      </w:r>
+      <w:r>
+        <w:rPr>
+          <w:rFonts w:hint="eastAsia" w:ascii="Times New Roman" w:hAnsi="Times New Roman" w:eastAsia="FangSong" w:cs="Times New Roman"/>
+        </w:rPr>
+        <w:t>可拆分</w:t>
+      </w:r>
+      <w:r>
+        <w:rPr>
+          <w:rFonts w:hint="eastAsia" w:ascii="Times New Roman" w:hAnsi="Times New Roman" w:eastAsia="Times New Roman" w:cs="Times New Roman"/>
+        </w:rPr>
+        <w:t>），</w:t>
+      </w:r>
+      <w:r>
+        <w:rPr>
+          <w:rFonts w:hint="eastAsia" w:ascii="Times New Roman" w:hAnsi="Times New Roman" w:eastAsia="FangSong" w:cs="Times New Roman"/>
+        </w:rPr>
+        <w:t>内消旋是纯化合物</w:t>
+      </w:r>
+      <w:r>
+        <w:rPr>
+          <w:rFonts w:hint="eastAsia" w:ascii="Times New Roman" w:hAnsi="Times New Roman" w:eastAsia="Times New Roman" w:cs="Times New Roman"/>
+        </w:rPr>
+        <w:t>（</w:t>
+      </w:r>
+      <w:r>
+        <w:rPr>
+          <w:rFonts w:hint="eastAsia" w:ascii="Times New Roman" w:hAnsi="Times New Roman" w:eastAsia="FangSong" w:cs="Times New Roman"/>
+        </w:rPr>
+        <w:t>不可拆分</w:t>
+      </w:r>
+      <w:r>
+        <w:rPr>
+          <w:rFonts w:hint="eastAsia" w:ascii="Times New Roman" w:hAnsi="Times New Roman" w:eastAsia="Times New Roman" w:cs="Times New Roman"/>
+        </w:rPr>
+        <w:t>）；(b)❌</w:t>
+      </w:r>
+      <w:r>
+        <w:rPr>
+          <w:rFonts w:ascii="Times New Roman" w:hAnsi="Times New Roman" w:eastAsia="Times New Roman" w:cs="Times New Roman"/>
+        </w:rPr>
+        <w:t xml:space="preserve"> </w:t>
+      </w:r>
+      <w:r>
+        <w:rPr>
+          <w:rFonts w:hint="eastAsia" w:ascii="Times New Roman" w:hAnsi="Times New Roman" w:eastAsia="Times New Roman" w:cs="Times New Roman"/>
+        </w:rPr>
+        <w:t>R/S</w:t>
+      </w:r>
+      <w:r>
+        <w:rPr>
+          <w:rFonts w:hint="eastAsia" w:ascii="Times New Roman" w:hAnsi="Times New Roman" w:eastAsia="FangSong" w:cs="Times New Roman"/>
+        </w:rPr>
+        <w:t>与旋光方向无关</w:t>
+      </w:r>
+      <w:r>
+        <w:rPr>
+          <w:rFonts w:hint="eastAsia" w:ascii="Times New Roman" w:hAnsi="Times New Roman" w:eastAsia="Times New Roman" w:cs="Times New Roman"/>
+        </w:rPr>
+        <w:t>；(c)❌</w:t>
+      </w:r>
+      <w:r>
+        <w:rPr>
+          <w:rFonts w:ascii="Times New Roman" w:hAnsi="Times New Roman" w:eastAsia="Times New Roman" w:cs="Times New Roman"/>
+        </w:rPr>
+        <w:t xml:space="preserve"> </w:t>
+      </w:r>
+      <w:r>
+        <w:rPr>
+          <w:rFonts w:hint="eastAsia" w:ascii="Times New Roman" w:hAnsi="Times New Roman" w:eastAsia="FangSong" w:cs="Times New Roman"/>
+        </w:rPr>
+        <w:t xml:space="preserve">螯合控制时反转</w:t>
       </w:r>
     </w:p>
     <w:p>
@@ -22646,180 +22287,81 @@
         <w:pStyle w:val="Compact"/>
         <w:numPr>
           <w:ilvl w:val="0"/>
-          <w:numId w:val="1008"/>
+          <w:numId w:val="1009"/>
         </w:numPr>
       </w:pPr>
       <w:r>
         <w:rPr>
-          <w:rFonts w:ascii="Times New Roman" w:hAnsi="Times New Roman" w:eastAsia="Times New Roman" w:cs="Times New Roman"/>
-        </w:rPr>
-        <w:t>L=-CH</w:t>
-      </w:r>
-      <w:r>
-        <w:rPr>
-          <w:rFonts w:ascii="Times New Roman" w:hAnsi="Times New Roman" w:eastAsia="Times New Roman" w:cs="Times New Roman"/>
+          <w:rFonts w:hint="eastAsia" w:ascii="Times New Roman" w:hAnsi="Times New Roman" w:eastAsia="Times New Roman" w:cs="Times New Roman"/>
+        </w:rPr>
+        <w:t>1-</w:t>
+      </w:r>
+      <w:r>
+        <w:rPr>
+          <w:rFonts w:hint="eastAsia" w:ascii="Times New Roman" w:hAnsi="Times New Roman" w:eastAsia="FangSong" w:cs="Times New Roman"/>
+        </w:rPr>
+        <w:t>甲基</w:t>
+      </w:r>
+      <w:r>
+        <w:rPr>
+          <w:rFonts w:hint="eastAsia" w:ascii="Times New Roman" w:hAnsi="Times New Roman" w:eastAsia="Times New Roman" w:cs="Times New Roman"/>
+        </w:rPr>
+        <w:t>-1,2-</w:t>
+      </w:r>
+      <w:r>
+        <w:rPr>
+          <w:rFonts w:hint="eastAsia" w:ascii="Times New Roman" w:hAnsi="Times New Roman" w:eastAsia="FangSong" w:cs="Times New Roman"/>
+        </w:rPr>
+        <w:t>二溴环己烷</w:t>
+      </w:r>
+      <w:r>
+        <w:rPr>
+          <w:rFonts w:hint="eastAsia" w:ascii="Times New Roman" w:hAnsi="Times New Roman" w:eastAsia="Times New Roman" w:cs="Times New Roman"/>
+        </w:rPr>
+        <w:t>（</w:t>
+      </w:r>
+      <w:r>
+        <w:rPr>
+          <w:rFonts w:hint="eastAsia" w:ascii="Times New Roman" w:hAnsi="Times New Roman" w:eastAsia="FangSong" w:cs="Times New Roman"/>
+        </w:rPr>
+        <w:t>反式加成</w:t>
+      </w:r>
+      <w:r>
+        <w:rPr>
+          <w:rFonts w:hint="eastAsia" w:ascii="Times New Roman" w:hAnsi="Times New Roman" w:eastAsia="Times New Roman" w:cs="Times New Roman"/>
+        </w:rPr>
+        <w:t>，Br</w:t>
+      </w:r>
+      <w:r>
+        <w:rPr>
+          <w:rFonts w:hint="eastAsia" w:ascii="Times New Roman" w:hAnsi="Times New Roman" w:eastAsia="Times New Roman" w:cs="Times New Roman"/>
           <w:vertAlign w:val="subscript"/>
         </w:rPr>
         <w:t>2</w:t>
       </w:r>
       <w:r>
         <w:rPr>
-          <w:rFonts w:ascii="Times New Roman" w:hAnsi="Times New Roman" w:eastAsia="Times New Roman" w:cs="Times New Roman"/>
-        </w:rPr>
-        <w:t>CH</w:t>
-      </w:r>
-      <w:r>
-        <w:rPr>
-          <w:rFonts w:ascii="Times New Roman" w:hAnsi="Times New Roman" w:eastAsia="Times New Roman" w:cs="Times New Roman"/>
-          <w:vertAlign w:val="subscript"/>
-        </w:rPr>
-        <w:t>3</w:t>
-      </w:r>
-      <w:r>
-        <w:rPr>
-          <w:rFonts w:ascii="Times New Roman" w:hAnsi="Times New Roman" w:eastAsia="Times New Roman" w:cs="Times New Roman"/>
-        </w:rPr>
-        <w:t>, M=-CH</w:t>
-      </w:r>
-      <w:r>
-        <w:rPr>
-          <w:rFonts w:ascii="Times New Roman" w:hAnsi="Times New Roman" w:eastAsia="Times New Roman" w:cs="Times New Roman"/>
-          <w:vertAlign w:val="subscript"/>
-        </w:rPr>
-        <w:t>3</w:t>
-      </w:r>
-      <w:r>
-        <w:rPr>
-          <w:rFonts w:ascii="Times New Roman" w:hAnsi="Times New Roman" w:eastAsia="Times New Roman" w:cs="Times New Roman"/>
-        </w:rPr>
-        <w:t xml:space="preserve">, </w:t>
-      </w:r>
-      <w:r>
-        <w:rPr>
-          <w:rFonts w:hint="eastAsia" w:ascii="Times New Roman" w:hAnsi="Times New Roman" w:eastAsia="Times New Roman" w:cs="Times New Roman"/>
-        </w:rPr>
-        <w:t>S=-H；CH</w:t>
-      </w:r>
-      <w:r>
-        <w:rPr>
-          <w:rFonts w:hint="eastAsia" w:ascii="Times New Roman" w:hAnsi="Times New Roman" w:eastAsia="Times New Roman" w:cs="Times New Roman"/>
-          <w:vertAlign w:val="subscript"/>
-        </w:rPr>
-        <w:t>3</w:t>
-      </w:r>
-      <w:r>
-        <w:rPr>
-          <w:rFonts w:hint="eastAsia" w:ascii="Times New Roman" w:hAnsi="Times New Roman" w:eastAsia="Times New Roman" w:cs="Times New Roman"/>
-        </w:rPr>
-        <w:t>MgBr</w:t>
-      </w:r>
-      <w:r>
-        <w:rPr>
-          <w:rFonts w:ascii="Times New Roman" w:hAnsi="Times New Roman" w:eastAsia="Times New Roman" w:cs="Times New Roman"/>
-        </w:rPr>
-        <w:t xml:space="preserve"> </w:t>
-      </w:r>
-      <w:r>
-        <w:rPr>
-          <w:rFonts w:hint="eastAsia" w:ascii="Times New Roman" w:hAnsi="Times New Roman" w:eastAsia="FangSong" w:cs="Times New Roman"/>
-        </w:rPr>
-        <w:t xml:space="preserve">从</w:t>
-      </w:r>
-      <w:r>
-        <w:rPr>
-          <w:rFonts w:ascii="Times New Roman" w:hAnsi="Times New Roman" w:eastAsia="Times New Roman" w:cs="Times New Roman"/>
-        </w:rPr>
-        <w:t xml:space="preserve"> H </w:t>
-      </w:r>
-      <w:r>
-        <w:rPr>
-          <w:rFonts w:hint="eastAsia" w:ascii="Times New Roman" w:hAnsi="Times New Roman" w:eastAsia="FangSong" w:cs="Times New Roman"/>
-        </w:rPr>
-        <w:t xml:space="preserve">侧进攻</w:t>
-      </w:r>
-      <w:r>
-        <w:rPr>
-          <w:rFonts w:ascii="Times New Roman" w:hAnsi="Times New Roman" w:eastAsia="Times New Roman" w:cs="Times New Roman"/>
-        </w:rPr>
-        <w:t xml:space="preserve"> C=O → </w:t>
-      </w:r>
-      <w:r>
-        <w:rPr>
-          <w:rFonts w:hint="eastAsia" w:ascii="Times New Roman" w:hAnsi="Times New Roman" w:eastAsia="FangSong" w:cs="Times New Roman"/>
-        </w:rPr>
-        <w:t xml:space="preserve">主产物</w:t>
-      </w:r>
-      <w:r>
-        <w:rPr>
-          <w:rFonts w:ascii="Times New Roman" w:hAnsi="Times New Roman" w:eastAsia="Times New Roman" w:cs="Times New Roman"/>
-        </w:rPr>
-        <w:t xml:space="preserve"> </w:t>
-      </w:r>
-      <w:r>
-        <w:rPr>
-          <w:rFonts w:hint="eastAsia" w:ascii="Times New Roman" w:hAnsi="Times New Roman" w:eastAsia="Times New Roman" w:cs="Times New Roman"/>
-        </w:rPr>
-        <w:t>(2R,3S)-3-</w:t>
-      </w:r>
-      <w:r>
-        <w:rPr>
-          <w:rFonts w:hint="eastAsia" w:ascii="Times New Roman" w:hAnsi="Times New Roman" w:eastAsia="FangSong" w:cs="Times New Roman"/>
-        </w:rPr>
-        <w:t>甲基</w:t>
-      </w:r>
-      <w:r>
-        <w:rPr>
-          <w:rFonts w:hint="eastAsia" w:ascii="Times New Roman" w:hAnsi="Times New Roman" w:eastAsia="Times New Roman" w:cs="Times New Roman"/>
-        </w:rPr>
-        <w:t>-2-</w:t>
-      </w:r>
-      <w:r>
-        <w:rPr>
-          <w:rFonts w:hint="eastAsia" w:ascii="Times New Roman" w:hAnsi="Times New Roman" w:eastAsia="FangSong" w:cs="Times New Roman"/>
-        </w:rPr>
-        <w:t>戊醇</w:t>
-      </w:r>
-      <w:r>
-        <w:rPr>
-          <w:rFonts w:hint="eastAsia" w:ascii="Times New Roman" w:hAnsi="Times New Roman" w:eastAsia="Times New Roman" w:cs="Times New Roman"/>
-        </w:rPr>
-        <w:t>（Cram</w:t>
-      </w:r>
-      <w:r>
-        <w:rPr>
-          <w:rFonts w:hint="eastAsia" w:ascii="Times New Roman" w:hAnsi="Times New Roman" w:eastAsia="FangSong" w:cs="Times New Roman"/>
-        </w:rPr>
-        <w:t>产物</w:t>
-      </w:r>
-      <w:r>
-        <w:rPr>
-          <w:rFonts w:hint="eastAsia" w:ascii="Times New Roman" w:hAnsi="Times New Roman" w:eastAsia="Times New Roman" w:cs="Times New Roman"/>
-        </w:rPr>
-        <w:t>；C3</w:t>
-      </w:r>
-      <w:r>
-        <w:rPr>
-          <w:rFonts w:ascii="Times New Roman" w:hAnsi="Times New Roman" w:eastAsia="Times New Roman" w:cs="Times New Roman"/>
-        </w:rPr>
-        <w:t xml:space="preserve"> </w:t>
-      </w:r>
-      <w:r>
-        <w:rPr>
-          <w:rFonts w:hint="eastAsia" w:ascii="Times New Roman" w:hAnsi="Times New Roman" w:eastAsia="FangSong" w:cs="Times New Roman"/>
-        </w:rPr>
-        <w:t xml:space="preserve">构型保持</w:t>
-      </w:r>
-      <w:r>
-        <w:rPr>
-          <w:rFonts w:ascii="Times New Roman" w:hAnsi="Times New Roman" w:eastAsia="Times New Roman" w:cs="Times New Roman"/>
-        </w:rPr>
-        <w:t xml:space="preserve"> </w:t>
-      </w:r>
-      <w:r>
-        <w:rPr>
-          <w:rFonts w:hint="eastAsia" w:ascii="Times New Roman" w:hAnsi="Times New Roman" w:eastAsia="Times New Roman" w:cs="Times New Roman"/>
-        </w:rPr>
-        <w:t xml:space="preserve">S）</w:t>
+          <w:rFonts w:hint="eastAsia" w:ascii="Times New Roman" w:hAnsi="Times New Roman" w:eastAsia="FangSong" w:cs="Times New Roman"/>
+        </w:rPr>
+        <w:t>经鎓离子</w:t>
+      </w:r>
+      <w:r>
+        <w:rPr>
+          <w:rFonts w:hint="eastAsia" w:ascii="Times New Roman" w:hAnsi="Times New Roman" w:eastAsia="Times New Roman" w:cs="Times New Roman"/>
+        </w:rPr>
+        <w:t>anti</w:t>
+      </w:r>
+      <w:r>
+        <w:rPr>
+          <w:rFonts w:hint="eastAsia" w:ascii="Times New Roman" w:hAnsi="Times New Roman" w:eastAsia="FangSong" w:cs="Times New Roman"/>
+        </w:rPr>
+        <w:t>开环</w:t>
+      </w:r>
+      <w:r>
+        <w:rPr>
+          <w:rFonts w:hint="eastAsia" w:ascii="Times New Roman" w:hAnsi="Times New Roman" w:eastAsia="Times New Roman" w:cs="Times New Roman"/>
+        </w:rPr>
+        <w:t>）</w:t>
       </w:r>
     </w:p>
     <w:p>
@@ -22827,154 +22369,56 @@
         <w:pStyle w:val="Compact"/>
         <w:numPr>
           <w:ilvl w:val="0"/>
-          <w:numId w:val="1008"/>
+          <w:numId w:val="1009"/>
         </w:numPr>
       </w:pPr>
       <w:r>
         <w:rPr>
-          <w:rFonts w:hint="eastAsia" w:ascii="Times New Roman" w:hAnsi="Times New Roman" w:eastAsia="Times New Roman" w:cs="Times New Roman"/>
-        </w:rPr>
-        <w:t>A</w:t>
-      </w:r>
-      <w:r>
-        <w:rPr>
-          <w:rFonts w:hint="eastAsia" w:ascii="Times New Roman" w:hAnsi="Times New Roman" w:eastAsia="FangSong" w:cs="Times New Roman"/>
-        </w:rPr>
-        <w:t>为</w:t>
-      </w:r>
-      <w:r>
-        <w:rPr>
-          <w:rFonts w:hint="eastAsia" w:ascii="Times New Roman" w:hAnsi="Times New Roman" w:eastAsia="Times New Roman" w:cs="Times New Roman"/>
-          <w:b/>
-          <w:bCs/>
-        </w:rPr>
-        <w:t>1-</w:t>
-      </w:r>
-      <w:r>
-        <w:rPr>
-          <w:rFonts w:hint="eastAsia" w:ascii="Times New Roman" w:hAnsi="Times New Roman" w:eastAsia="FangSong" w:cs="Times New Roman"/>
-          <w:b/>
-          <w:bCs/>
-        </w:rPr>
-        <w:t>甲基</w:t>
-      </w:r>
-      <w:r>
-        <w:rPr>
-          <w:rFonts w:hint="eastAsia" w:ascii="Times New Roman" w:hAnsi="Times New Roman" w:eastAsia="Times New Roman" w:cs="Times New Roman"/>
-          <w:b/>
-          <w:bCs/>
-        </w:rPr>
-        <w:t>-1-</w:t>
-      </w:r>
-      <w:r>
-        <w:rPr>
-          <w:rFonts w:hint="eastAsia" w:ascii="Times New Roman" w:hAnsi="Times New Roman" w:eastAsia="FangSong" w:cs="Times New Roman"/>
-          <w:b/>
-          <w:bCs/>
-        </w:rPr>
-        <w:t>环丁烯</w:t>
-      </w:r>
-      <w:r>
-        <w:rPr>
-          <w:rFonts w:hint="eastAsia" w:ascii="Times New Roman" w:hAnsi="Times New Roman" w:eastAsia="Times New Roman" w:cs="Times New Roman"/>
-        </w:rPr>
-        <w:t>（C</w:t>
-      </w:r>
-      <w:r>
-        <w:rPr>
-          <w:rFonts w:hint="eastAsia" w:ascii="Times New Roman" w:hAnsi="Times New Roman" w:eastAsia="Times New Roman" w:cs="Times New Roman"/>
-          <w:vertAlign w:val="subscript"/>
-        </w:rPr>
-        <w:t>5</w:t>
-      </w:r>
-      <w:r>
-        <w:rPr>
-          <w:rFonts w:hint="eastAsia" w:ascii="Times New Roman" w:hAnsi="Times New Roman" w:eastAsia="Times New Roman" w:cs="Times New Roman"/>
-        </w:rPr>
-        <w:t>H</w:t>
-      </w:r>
-      <w:r>
-        <w:rPr>
-          <w:rFonts w:hint="eastAsia" w:ascii="Times New Roman" w:hAnsi="Times New Roman" w:eastAsia="Times New Roman" w:cs="Times New Roman"/>
-          <w:vertAlign w:val="subscript"/>
-        </w:rPr>
-        <w:t>8</w:t>
-      </w:r>
-      <w:r>
-        <w:rPr>
-          <w:rFonts w:hint="eastAsia" w:ascii="Times New Roman" w:hAnsi="Times New Roman" w:eastAsia="Times New Roman" w:cs="Times New Roman"/>
-        </w:rPr>
-        <w:t>）。</w:t>
-      </w:r>
-      <w:r>
-        <w:rPr>
-          <w:rFonts w:hint="eastAsia" w:ascii="Times New Roman" w:hAnsi="Times New Roman" w:eastAsia="FangSong" w:cs="Times New Roman"/>
-        </w:rPr>
-        <w:t>硼氢化反马氏</w:t>
-      </w:r>
-      <w:r>
-        <w:rPr>
-          <w:rFonts w:hint="eastAsia" w:ascii="Times New Roman" w:hAnsi="Times New Roman" w:eastAsia="Times New Roman" w:cs="Times New Roman"/>
-        </w:rPr>
-        <w:t>：B</w:t>
-      </w:r>
-      <w:r>
-        <w:rPr>
-          <w:rFonts w:hint="eastAsia" w:ascii="Times New Roman" w:hAnsi="Times New Roman" w:eastAsia="FangSong" w:cs="Times New Roman"/>
-        </w:rPr>
-        <w:t>加</w:t>
-      </w:r>
-      <w:r>
-        <w:rPr>
-          <w:rFonts w:hint="eastAsia" w:ascii="Times New Roman" w:hAnsi="Times New Roman" w:eastAsia="Times New Roman" w:cs="Times New Roman"/>
-        </w:rPr>
-        <w:t>C2（</w:t>
-      </w:r>
-      <w:r>
-        <w:rPr>
-          <w:rFonts w:hint="eastAsia" w:ascii="Times New Roman" w:hAnsi="Times New Roman" w:eastAsia="FangSong" w:cs="Times New Roman"/>
-        </w:rPr>
-        <w:t>取代少</w:t>
-      </w:r>
-      <w:r>
-        <w:rPr>
-          <w:rFonts w:hint="eastAsia" w:ascii="Times New Roman" w:hAnsi="Times New Roman" w:eastAsia="Times New Roman" w:cs="Times New Roman"/>
-        </w:rPr>
-        <w:t>）→</w:t>
-      </w:r>
-      <w:r>
-        <w:rPr>
-          <w:rFonts w:hint="eastAsia" w:ascii="Times New Roman" w:hAnsi="Times New Roman" w:eastAsia="Times New Roman" w:cs="Times New Roman"/>
-          <w:b/>
-          <w:bCs/>
-        </w:rPr>
-        <w:t>2-</w:t>
-      </w:r>
-      <w:r>
-        <w:rPr>
-          <w:rFonts w:hint="eastAsia" w:ascii="Times New Roman" w:hAnsi="Times New Roman" w:eastAsia="FangSong" w:cs="Times New Roman"/>
-          <w:b/>
-          <w:bCs/>
-        </w:rPr>
-        <w:t>甲基环丁醇</w:t>
-      </w:r>
-      <w:r>
-        <w:rPr>
-          <w:rFonts w:hint="eastAsia" w:ascii="Times New Roman" w:hAnsi="Times New Roman" w:eastAsia="Times New Roman" w:cs="Times New Roman"/>
-        </w:rPr>
-        <w:t>；</w:t>
-      </w:r>
-      <w:r>
-        <w:rPr>
-          <w:rFonts w:hint="eastAsia" w:ascii="Times New Roman" w:hAnsi="Times New Roman" w:eastAsia="FangSong" w:cs="Times New Roman"/>
-        </w:rPr>
-        <w:t>立体</w:t>
-      </w:r>
-      <w:r>
-        <w:rPr>
-          <w:rFonts w:hint="eastAsia" w:ascii="Times New Roman" w:hAnsi="Times New Roman" w:eastAsia="Times New Roman" w:cs="Times New Roman"/>
-        </w:rPr>
-        <w:t>：syn</w:t>
+          <w:rFonts w:hint="eastAsia" w:ascii="Times New Roman" w:hAnsi="Times New Roman" w:eastAsia="FangSong" w:cs="Times New Roman"/>
+        </w:rPr>
+        <w:t>顺</w:t>
+      </w:r>
+      <w:r>
+        <w:rPr>
+          <w:rFonts w:hint="eastAsia" w:ascii="Times New Roman" w:hAnsi="Times New Roman" w:eastAsia="Times New Roman" w:cs="Times New Roman"/>
+        </w:rPr>
+        <w:t>-2-</w:t>
+      </w:r>
+      <w:r>
+        <w:rPr>
+          <w:rFonts w:hint="eastAsia" w:ascii="Times New Roman" w:hAnsi="Times New Roman" w:eastAsia="FangSong" w:cs="Times New Roman"/>
+        </w:rPr>
+        <w:t>戊烯</w:t>
+      </w:r>
+      <w:r>
+        <w:rPr>
+          <w:rFonts w:hint="eastAsia" w:ascii="Times New Roman" w:hAnsi="Times New Roman" w:eastAsia="Times New Roman" w:cs="Times New Roman"/>
+        </w:rPr>
+        <w:t>→(2R,3R)+(2S,3S)-2,3-</w:t>
+      </w:r>
+      <w:r>
+        <w:rPr>
+          <w:rFonts w:hint="eastAsia" w:ascii="Times New Roman" w:hAnsi="Times New Roman" w:eastAsia="FangSong" w:cs="Times New Roman"/>
+        </w:rPr>
+        <w:t>二溴戊烷</w:t>
+      </w:r>
+      <w:r>
+        <w:rPr>
+          <w:rFonts w:hint="eastAsia" w:ascii="Times New Roman" w:hAnsi="Times New Roman" w:eastAsia="Times New Roman" w:cs="Times New Roman"/>
+        </w:rPr>
+        <w:t>（</w:t>
+      </w:r>
+      <w:r>
+        <w:rPr>
+          <w:rFonts w:hint="eastAsia" w:ascii="Times New Roman" w:hAnsi="Times New Roman" w:eastAsia="FangSong" w:cs="Times New Roman"/>
+        </w:rPr>
+        <w:t>外消旋</w:t>
+      </w:r>
+      <w:r>
+        <w:rPr>
+          <w:rFonts w:hint="eastAsia" w:ascii="Times New Roman" w:hAnsi="Times New Roman" w:eastAsia="Times New Roman" w:cs="Times New Roman"/>
+        </w:rPr>
+        <w:t>，anti</w:t>
       </w:r>
       <w:r>
         <w:rPr>
@@ -22986,123 +22430,7 @@
         <w:rPr>
           <w:rFonts w:hint="eastAsia" w:ascii="Times New Roman" w:hAnsi="Times New Roman" w:eastAsia="Times New Roman" w:cs="Times New Roman"/>
         </w:rPr>
-        <w:t>，BH</w:t>
-      </w:r>
-      <w:r>
-        <w:rPr>
-          <w:rFonts w:hint="eastAsia" w:ascii="Times New Roman" w:hAnsi="Times New Roman" w:eastAsia="Times New Roman" w:cs="Times New Roman"/>
-          <w:vertAlign w:val="subscript"/>
-        </w:rPr>
-        <w:t>3</w:t>
-      </w:r>
-      <w:r>
-        <w:rPr>
-          <w:rFonts w:hint="eastAsia" w:ascii="Times New Roman" w:hAnsi="Times New Roman" w:eastAsia="FangSong" w:cs="Times New Roman"/>
-        </w:rPr>
-        <w:t>从甲基反侧进攻</w:t>
-      </w:r>
-      <w:r>
-        <w:rPr>
-          <w:rFonts w:hint="eastAsia" w:ascii="Times New Roman" w:hAnsi="Times New Roman" w:eastAsia="Times New Roman" w:cs="Times New Roman"/>
-        </w:rPr>
-        <w:t>→</w:t>
-      </w:r>
-      <w:r>
-        <w:rPr>
-          <w:rFonts w:hint="eastAsia" w:ascii="Times New Roman" w:hAnsi="Times New Roman" w:eastAsia="FangSong" w:cs="Times New Roman"/>
-        </w:rPr>
-        <w:t>单一立体异构体</w:t>
-      </w:r>
-      <w:r>
-        <w:rPr>
-          <w:rFonts w:hint="eastAsia" w:ascii="Times New Roman" w:hAnsi="Times New Roman" w:eastAsia="Times New Roman" w:cs="Times New Roman"/>
-        </w:rPr>
-        <w:t>（C2</w:t>
-      </w:r>
-      <w:r>
-        <w:rPr>
-          <w:rFonts w:hint="eastAsia" w:ascii="Times New Roman" w:hAnsi="Times New Roman" w:eastAsia="FangSong" w:cs="Times New Roman"/>
-        </w:rPr>
-        <w:t>为手性中心</w:t>
-      </w:r>
-      <w:r>
-        <w:rPr>
-          <w:rFonts w:hint="eastAsia" w:ascii="Times New Roman" w:hAnsi="Times New Roman" w:eastAsia="Times New Roman" w:cs="Times New Roman"/>
-        </w:rPr>
-        <w:t>）。B</w:t>
-      </w:r>
-      <w:r>
-        <w:rPr>
-          <w:rFonts w:hint="eastAsia" w:ascii="Times New Roman" w:hAnsi="Times New Roman" w:eastAsia="FangSong" w:cs="Times New Roman"/>
-        </w:rPr>
-        <w:t>的</w:t>
-      </w:r>
-      <w:r>
-        <w:rPr>
-          <w:rFonts w:hint="eastAsia" w:ascii="Times New Roman" w:hAnsi="Times New Roman" w:eastAsia="Times New Roman" w:cs="Times New Roman"/>
-          <w:vertAlign w:val="superscript"/>
-        </w:rPr>
-        <w:t>13</w:t>
-      </w:r>
-      <w:r>
-        <w:rPr>
-          <w:rFonts w:hint="eastAsia" w:ascii="Times New Roman" w:hAnsi="Times New Roman" w:eastAsia="Times New Roman" w:cs="Times New Roman"/>
-        </w:rPr>
-        <w:t>C</w:t>
-      </w:r>
-      <w:r>
-        <w:rPr>
-          <w:rFonts w:ascii="Times New Roman" w:hAnsi="Times New Roman" w:eastAsia="Times New Roman" w:cs="Times New Roman"/>
-        </w:rPr>
-        <w:t xml:space="preserve"> </w:t>
-      </w:r>
-      <w:r>
-        <w:rPr>
-          <w:rFonts w:hint="eastAsia" w:ascii="Times New Roman" w:hAnsi="Times New Roman" w:eastAsia="Times New Roman" w:cs="Times New Roman"/>
-        </w:rPr>
-        <w:t>NMR：</w:t>
-      </w:r>
-      <w:r>
-        <w:rPr>
-          <w:rFonts w:hint="eastAsia" w:ascii="Times New Roman" w:hAnsi="Times New Roman" w:eastAsia="FangSong" w:cs="Times New Roman"/>
-        </w:rPr>
-        <w:t>环上</w:t>
-      </w:r>
-      <w:r>
-        <w:rPr>
-          <w:rFonts w:hint="eastAsia" w:ascii="Times New Roman" w:hAnsi="Times New Roman" w:eastAsia="Times New Roman" w:cs="Times New Roman"/>
-        </w:rPr>
-        <w:t>4</w:t>
-      </w:r>
-      <w:r>
-        <w:rPr>
-          <w:rFonts w:hint="eastAsia" w:ascii="Times New Roman" w:hAnsi="Times New Roman" w:eastAsia="FangSong" w:cs="Times New Roman"/>
-        </w:rPr>
-        <w:t>个不等价碳</w:t>
-      </w:r>
-      <w:r>
-        <w:rPr>
-          <w:rFonts w:hint="eastAsia" w:ascii="Times New Roman" w:hAnsi="Times New Roman" w:eastAsia="Times New Roman" w:cs="Times New Roman"/>
-        </w:rPr>
-        <w:t>+</w:t>
-      </w:r>
-      <w:r>
-        <w:rPr>
-          <w:rFonts w:hint="eastAsia" w:ascii="Times New Roman" w:hAnsi="Times New Roman" w:eastAsia="FangSong" w:cs="Times New Roman"/>
-        </w:rPr>
-        <w:t>甲基</w:t>
-      </w:r>
-      <w:r>
-        <w:rPr>
-          <w:rFonts w:hint="eastAsia" w:ascii="Times New Roman" w:hAnsi="Times New Roman" w:eastAsia="Times New Roman" w:cs="Times New Roman"/>
-        </w:rPr>
-        <w:t>=5</w:t>
-      </w:r>
-      <w:r>
-        <w:rPr>
-          <w:rFonts w:hint="eastAsia" w:ascii="Times New Roman" w:hAnsi="Times New Roman" w:eastAsia="FangSong" w:cs="Times New Roman"/>
-        </w:rPr>
-        <w:t>个信号</w:t>
+        <w:t>）</w:t>
       </w:r>
     </w:p>
     <w:p>
@@ -23110,50 +22438,77 @@
         <w:pStyle w:val="Compact"/>
         <w:numPr>
           <w:ilvl w:val="0"/>
-          <w:numId w:val="1008"/>
+          <w:numId w:val="1009"/>
         </w:numPr>
       </w:pPr>
-      <w:r>
-        <w:rPr>
-          <w:rFonts w:hint="eastAsia" w:ascii="Times New Roman" w:hAnsi="Times New Roman" w:eastAsia="FangSong" w:cs="Times New Roman"/>
-        </w:rPr>
-        <w:t>反</w:t>
-      </w:r>
-      <w:r>
-        <w:rPr>
-          <w:rFonts w:hint="eastAsia" w:ascii="Times New Roman" w:hAnsi="Times New Roman" w:eastAsia="Times New Roman" w:cs="Times New Roman"/>
-        </w:rPr>
-        <w:t>-1,2-：</w:t>
-      </w:r>
-      <w:r>
-        <w:rPr>
-          <w:rFonts w:hint="eastAsia" w:ascii="Times New Roman" w:hAnsi="Times New Roman" w:eastAsia="FangSong" w:cs="Times New Roman"/>
-        </w:rPr>
-        <w:t>可双轴构象</w:t>
-      </w:r>
-      <w:r>
-        <w:rPr>
-          <w:rFonts w:hint="eastAsia" w:ascii="Times New Roman" w:hAnsi="Times New Roman" w:eastAsia="Times New Roman" w:cs="Times New Roman"/>
-        </w:rPr>
-        <w:t>→Br</w:t>
-      </w:r>
-      <w:r>
-        <w:rPr>
-          <w:rFonts w:hint="eastAsia" w:ascii="Times New Roman" w:hAnsi="Times New Roman" w:eastAsia="FangSong" w:cs="Times New Roman"/>
-        </w:rPr>
-        <w:t>在</w:t>
-      </w:r>
-      <w:r>
-        <w:rPr>
-          <w:rFonts w:hint="eastAsia" w:ascii="Times New Roman" w:hAnsi="Times New Roman" w:eastAsia="Times New Roman" w:cs="Times New Roman"/>
-        </w:rPr>
-        <w:t>a</w:t>
-      </w:r>
-      <w:r>
-        <w:rPr>
-          <w:rFonts w:hint="eastAsia" w:ascii="Times New Roman" w:hAnsi="Times New Roman" w:eastAsia="FangSong" w:cs="Times New Roman"/>
-        </w:rPr>
-        <w:t>键</w:t>
+    </w:p>
+    <w:p>
+      <w:pPr>
+        <w:pStyle w:val="Compact"/>
+        <w:numPr>
+          <w:ilvl w:val="1"/>
+          <w:numId w:val="1011"/>
+        </w:numPr>
+      </w:pPr>
+      <w:r>
+        <w:rPr>
+          <w:rFonts w:hint="eastAsia" w:ascii="Times New Roman" w:hAnsi="Times New Roman" w:eastAsia="Times New Roman" w:cs="Times New Roman"/>
+        </w:rPr>
+        <w:t>SN2→(R)-2-</w:t>
+      </w:r>
+      <w:r>
+        <w:rPr>
+          <w:rFonts w:hint="eastAsia" w:ascii="Times New Roman" w:hAnsi="Times New Roman" w:eastAsia="FangSong" w:cs="Times New Roman"/>
+        </w:rPr>
+        <w:t>丁醇</w:t>
+      </w:r>
+      <w:r>
+        <w:rPr>
+          <w:rFonts w:hint="eastAsia" w:ascii="Times New Roman" w:hAnsi="Times New Roman" w:eastAsia="Times New Roman" w:cs="Times New Roman"/>
+        </w:rPr>
+        <w:t>（</w:t>
+      </w:r>
+      <w:r>
+        <w:rPr>
+          <w:rFonts w:hint="eastAsia" w:ascii="Times New Roman" w:hAnsi="Times New Roman" w:eastAsia="FangSong" w:cs="Times New Roman"/>
+        </w:rPr>
+        <w:t>翻转</w:t>
+      </w:r>
+      <w:r>
+        <w:rPr>
+          <w:rFonts w:hint="eastAsia" w:ascii="Times New Roman" w:hAnsi="Times New Roman" w:eastAsia="Times New Roman" w:cs="Times New Roman"/>
+        </w:rPr>
+        <w:t>）；(2)</w:t>
+      </w:r>
+      <w:r>
+        <w:rPr>
+          <w:rFonts w:ascii="Times New Roman" w:hAnsi="Times New Roman" w:eastAsia="Times New Roman" w:cs="Times New Roman"/>
+        </w:rPr>
+        <w:t xml:space="preserve"> </w:t>
+      </w:r>
+      <w:r>
+        <w:rPr>
+          <w:rFonts w:hint="eastAsia" w:ascii="Times New Roman" w:hAnsi="Times New Roman" w:eastAsia="Times New Roman" w:cs="Times New Roman"/>
+        </w:rPr>
+        <w:t>E2→2-</w:t>
+      </w:r>
+      <w:r>
+        <w:rPr>
+          <w:rFonts w:hint="eastAsia" w:ascii="Times New Roman" w:hAnsi="Times New Roman" w:eastAsia="FangSong" w:cs="Times New Roman"/>
+        </w:rPr>
+        <w:t>丁烯为主</w:t>
+      </w:r>
+      <w:r>
+        <w:rPr>
+          <w:rFonts w:hint="eastAsia" w:ascii="Times New Roman" w:hAnsi="Times New Roman" w:eastAsia="Times New Roman" w:cs="Times New Roman"/>
+        </w:rPr>
+        <w:t>（</w:t>
+      </w:r>
+      <w:r>
+        <w:rPr>
+          <w:rFonts w:hint="eastAsia" w:ascii="Times New Roman" w:hAnsi="Times New Roman" w:eastAsia="FangSong" w:cs="Times New Roman"/>
+        </w:rPr>
+        <w:t>反式为主</w:t>
       </w:r>
       <w:r>
         <w:rPr>
@@ -23165,31 +22520,13 @@
         <w:rPr>
           <w:rFonts w:hint="eastAsia" w:ascii="Times New Roman" w:hAnsi="Times New Roman" w:eastAsia="FangSong" w:cs="Times New Roman"/>
         </w:rPr>
-        <w:t>邻位</w:t>
-      </w:r>
-      <w:r>
-        <w:rPr>
-          <w:rFonts w:hint="eastAsia" w:ascii="Times New Roman" w:hAnsi="Times New Roman" w:eastAsia="Times New Roman" w:cs="Times New Roman"/>
-        </w:rPr>
-        <w:t>a-H</w:t>
-      </w:r>
-      <w:r>
-        <w:rPr>
-          <w:rFonts w:hint="eastAsia" w:ascii="Times New Roman" w:hAnsi="Times New Roman" w:eastAsia="FangSong" w:cs="Times New Roman"/>
-        </w:rPr>
-        <w:t>满足</w:t>
-      </w:r>
-      <w:r>
-        <w:rPr>
-          <w:rFonts w:hint="eastAsia" w:ascii="Times New Roman" w:hAnsi="Times New Roman" w:eastAsia="Times New Roman" w:cs="Times New Roman"/>
-        </w:rPr>
-        <w:t>anti→E2→3-</w:t>
-      </w:r>
-      <w:r>
-        <w:rPr>
-          <w:rFonts w:hint="eastAsia" w:ascii="Times New Roman" w:hAnsi="Times New Roman" w:eastAsia="FangSong" w:cs="Times New Roman"/>
-        </w:rPr>
-        <w:t>甲基环己烯</w:t>
+        <w:t>高温推消除</w:t>
+      </w:r>
+      <w:r>
+        <w:rPr>
+          <w:rFonts w:hint="eastAsia" w:ascii="Times New Roman" w:hAnsi="Times New Roman" w:eastAsia="Times New Roman" w:cs="Times New Roman"/>
+        </w:rPr>
+        <w:t>）</w:t>
       </w:r>
     </w:p>
     <w:p>
@@ -23197,7 +22534,651 @@
         <w:pStyle w:val="Compact"/>
         <w:numPr>
           <w:ilvl w:val="0"/>
-          <w:numId w:val="1008"/>
+          <w:numId w:val="1009"/>
+        </w:numPr>
+      </w:pPr>
+      <w:r>
+        <w:rPr>
+          <w:rFonts w:hint="eastAsia" w:ascii="Times New Roman" w:hAnsi="Times New Roman" w:eastAsia="Times New Roman" w:cs="Times New Roman"/>
+        </w:rPr>
+        <w:t>-78°C：3-</w:t>
+      </w:r>
+      <w:r>
+        <w:rPr>
+          <w:rFonts w:hint="eastAsia" w:ascii="Times New Roman" w:hAnsi="Times New Roman" w:eastAsia="FangSong" w:cs="Times New Roman"/>
+        </w:rPr>
+        <w:t>溴</w:t>
+      </w:r>
+      <w:r>
+        <w:rPr>
+          <w:rFonts w:hint="eastAsia" w:ascii="Times New Roman" w:hAnsi="Times New Roman" w:eastAsia="Times New Roman" w:cs="Times New Roman"/>
+        </w:rPr>
+        <w:t>-1-</w:t>
+      </w:r>
+      <w:r>
+        <w:rPr>
+          <w:rFonts w:hint="eastAsia" w:ascii="Times New Roman" w:hAnsi="Times New Roman" w:eastAsia="FangSong" w:cs="Times New Roman"/>
+        </w:rPr>
+        <w:t>丁烯</w:t>
+      </w:r>
+      <w:r>
+        <w:rPr>
+          <w:rFonts w:hint="eastAsia" w:ascii="Times New Roman" w:hAnsi="Times New Roman" w:eastAsia="Times New Roman" w:cs="Times New Roman"/>
+        </w:rPr>
+        <w:t>（1,2-，</w:t>
+      </w:r>
+      <w:r>
+        <w:rPr>
+          <w:rFonts w:hint="eastAsia" w:ascii="Times New Roman" w:hAnsi="Times New Roman" w:eastAsia="FangSong" w:cs="Times New Roman"/>
+        </w:rPr>
+        <w:t>动力学</w:t>
+      </w:r>
+      <w:r>
+        <w:rPr>
+          <w:rFonts w:hint="eastAsia" w:ascii="Times New Roman" w:hAnsi="Times New Roman" w:eastAsia="Times New Roman" w:cs="Times New Roman"/>
+        </w:rPr>
+        <w:t>）；40°C：1-</w:t>
+      </w:r>
+      <w:r>
+        <w:rPr>
+          <w:rFonts w:hint="eastAsia" w:ascii="Times New Roman" w:hAnsi="Times New Roman" w:eastAsia="FangSong" w:cs="Times New Roman"/>
+        </w:rPr>
+        <w:t>溴</w:t>
+      </w:r>
+      <w:r>
+        <w:rPr>
+          <w:rFonts w:hint="eastAsia" w:ascii="Times New Roman" w:hAnsi="Times New Roman" w:eastAsia="Times New Roman" w:cs="Times New Roman"/>
+        </w:rPr>
+        <w:t>-2-</w:t>
+      </w:r>
+      <w:r>
+        <w:rPr>
+          <w:rFonts w:hint="eastAsia" w:ascii="Times New Roman" w:hAnsi="Times New Roman" w:eastAsia="FangSong" w:cs="Times New Roman"/>
+        </w:rPr>
+        <w:t>丁烯</w:t>
+      </w:r>
+      <w:r>
+        <w:rPr>
+          <w:rFonts w:hint="eastAsia" w:ascii="Times New Roman" w:hAnsi="Times New Roman" w:eastAsia="Times New Roman" w:cs="Times New Roman"/>
+        </w:rPr>
+        <w:t>（1,4-，</w:t>
+      </w:r>
+      <w:r>
+        <w:rPr>
+          <w:rFonts w:hint="eastAsia" w:ascii="Times New Roman" w:hAnsi="Times New Roman" w:eastAsia="FangSong" w:cs="Times New Roman"/>
+        </w:rPr>
+        <w:t>热力学</w:t>
+      </w:r>
+      <w:r>
+        <w:rPr>
+          <w:rFonts w:hint="eastAsia" w:ascii="Times New Roman" w:hAnsi="Times New Roman" w:eastAsia="Times New Roman" w:cs="Times New Roman"/>
+        </w:rPr>
+        <w:t>）。</w:t>
+      </w:r>
+      <w:r>
+        <w:rPr>
+          <w:rFonts w:hint="eastAsia" w:ascii="Times New Roman" w:hAnsi="Times New Roman" w:eastAsia="FangSong" w:cs="Times New Roman"/>
+        </w:rPr>
+        <w:t>通过同一烯丙基碳正离子中间体</w:t>
+      </w:r>
+    </w:p>
+    <w:p>
+      <w:pPr>
+        <w:pStyle w:val="Compact"/>
+        <w:numPr>
+          <w:ilvl w:val="0"/>
+          <w:numId w:val="1009"/>
+        </w:numPr>
+      </w:pPr>
+      <w:r>
+        <w:rPr>
+          <w:rFonts w:ascii="Times New Roman" w:hAnsi="Times New Roman" w:eastAsia="Times New Roman" w:cs="Times New Roman"/>
+        </w:rPr>
+        <w:t>L=-CH</w:t>
+      </w:r>
+      <w:r>
+        <w:rPr>
+          <w:rFonts w:ascii="Times New Roman" w:hAnsi="Times New Roman" w:eastAsia="Times New Roman" w:cs="Times New Roman"/>
+          <w:vertAlign w:val="subscript"/>
+        </w:rPr>
+        <w:t>2</w:t>
+      </w:r>
+      <w:r>
+        <w:rPr>
+          <w:rFonts w:ascii="Times New Roman" w:hAnsi="Times New Roman" w:eastAsia="Times New Roman" w:cs="Times New Roman"/>
+        </w:rPr>
+        <w:t>CH</w:t>
+      </w:r>
+      <w:r>
+        <w:rPr>
+          <w:rFonts w:ascii="Times New Roman" w:hAnsi="Times New Roman" w:eastAsia="Times New Roman" w:cs="Times New Roman"/>
+          <w:vertAlign w:val="subscript"/>
+        </w:rPr>
+        <w:t>3</w:t>
+      </w:r>
+      <w:r>
+        <w:rPr>
+          <w:rFonts w:ascii="Times New Roman" w:hAnsi="Times New Roman" w:eastAsia="Times New Roman" w:cs="Times New Roman"/>
+        </w:rPr>
+        <w:t>, M=-CH</w:t>
+      </w:r>
+      <w:r>
+        <w:rPr>
+          <w:rFonts w:ascii="Times New Roman" w:hAnsi="Times New Roman" w:eastAsia="Times New Roman" w:cs="Times New Roman"/>
+          <w:vertAlign w:val="subscript"/>
+        </w:rPr>
+        <w:t>3</w:t>
+      </w:r>
+      <w:r>
+        <w:rPr>
+          <w:rFonts w:ascii="Times New Roman" w:hAnsi="Times New Roman" w:eastAsia="Times New Roman" w:cs="Times New Roman"/>
+        </w:rPr>
+        <w:t xml:space="preserve">, </w:t>
+      </w:r>
+      <w:r>
+        <w:rPr>
+          <w:rFonts w:hint="eastAsia" w:ascii="Times New Roman" w:hAnsi="Times New Roman" w:eastAsia="Times New Roman" w:cs="Times New Roman"/>
+        </w:rPr>
+        <w:t>S=-H；CH</w:t>
+      </w:r>
+      <w:r>
+        <w:rPr>
+          <w:rFonts w:hint="eastAsia" w:ascii="Times New Roman" w:hAnsi="Times New Roman" w:eastAsia="Times New Roman" w:cs="Times New Roman"/>
+          <w:vertAlign w:val="subscript"/>
+        </w:rPr>
+        <w:t>3</w:t>
+      </w:r>
+      <w:r>
+        <w:rPr>
+          <w:rFonts w:hint="eastAsia" w:ascii="Times New Roman" w:hAnsi="Times New Roman" w:eastAsia="Times New Roman" w:cs="Times New Roman"/>
+        </w:rPr>
+        <w:t>MgBr</w:t>
+      </w:r>
+      <w:r>
+        <w:rPr>
+          <w:rFonts w:ascii="Times New Roman" w:hAnsi="Times New Roman" w:eastAsia="Times New Roman" w:cs="Times New Roman"/>
+        </w:rPr>
+        <w:t xml:space="preserve"> </w:t>
+      </w:r>
+      <w:r>
+        <w:rPr>
+          <w:rFonts w:hint="eastAsia" w:ascii="Times New Roman" w:hAnsi="Times New Roman" w:eastAsia="FangSong" w:cs="Times New Roman"/>
+        </w:rPr>
+        <w:t xml:space="preserve">从</w:t>
+      </w:r>
+      <w:r>
+        <w:rPr>
+          <w:rFonts w:ascii="Times New Roman" w:hAnsi="Times New Roman" w:eastAsia="Times New Roman" w:cs="Times New Roman"/>
+        </w:rPr>
+        <w:t xml:space="preserve"> H </w:t>
+      </w:r>
+      <w:r>
+        <w:rPr>
+          <w:rFonts w:hint="eastAsia" w:ascii="Times New Roman" w:hAnsi="Times New Roman" w:eastAsia="FangSong" w:cs="Times New Roman"/>
+        </w:rPr>
+        <w:t xml:space="preserve">侧进攻</w:t>
+      </w:r>
+      <w:r>
+        <w:rPr>
+          <w:rFonts w:ascii="Times New Roman" w:hAnsi="Times New Roman" w:eastAsia="Times New Roman" w:cs="Times New Roman"/>
+        </w:rPr>
+        <w:t xml:space="preserve"> C=O → </w:t>
+      </w:r>
+      <w:r>
+        <w:rPr>
+          <w:rFonts w:hint="eastAsia" w:ascii="Times New Roman" w:hAnsi="Times New Roman" w:eastAsia="FangSong" w:cs="Times New Roman"/>
+        </w:rPr>
+        <w:t xml:space="preserve">主产物</w:t>
+      </w:r>
+      <w:r>
+        <w:rPr>
+          <w:rFonts w:ascii="Times New Roman" w:hAnsi="Times New Roman" w:eastAsia="Times New Roman" w:cs="Times New Roman"/>
+        </w:rPr>
+        <w:t xml:space="preserve"> </w:t>
+      </w:r>
+      <w:r>
+        <w:rPr>
+          <w:rFonts w:hint="eastAsia" w:ascii="Times New Roman" w:hAnsi="Times New Roman" w:eastAsia="Times New Roman" w:cs="Times New Roman"/>
+        </w:rPr>
+        <w:t>(2R,3S)-3-</w:t>
+      </w:r>
+      <w:r>
+        <w:rPr>
+          <w:rFonts w:hint="eastAsia" w:ascii="Times New Roman" w:hAnsi="Times New Roman" w:eastAsia="FangSong" w:cs="Times New Roman"/>
+        </w:rPr>
+        <w:t>甲基</w:t>
+      </w:r>
+      <w:r>
+        <w:rPr>
+          <w:rFonts w:hint="eastAsia" w:ascii="Times New Roman" w:hAnsi="Times New Roman" w:eastAsia="Times New Roman" w:cs="Times New Roman"/>
+        </w:rPr>
+        <w:t>-2-</w:t>
+      </w:r>
+      <w:r>
+        <w:rPr>
+          <w:rFonts w:hint="eastAsia" w:ascii="Times New Roman" w:hAnsi="Times New Roman" w:eastAsia="FangSong" w:cs="Times New Roman"/>
+        </w:rPr>
+        <w:t>戊醇</w:t>
+      </w:r>
+      <w:r>
+        <w:rPr>
+          <w:rFonts w:hint="eastAsia" w:ascii="Times New Roman" w:hAnsi="Times New Roman" w:eastAsia="Times New Roman" w:cs="Times New Roman"/>
+        </w:rPr>
+        <w:t>（Cram</w:t>
+      </w:r>
+      <w:r>
+        <w:rPr>
+          <w:rFonts w:hint="eastAsia" w:ascii="Times New Roman" w:hAnsi="Times New Roman" w:eastAsia="FangSong" w:cs="Times New Roman"/>
+        </w:rPr>
+        <w:t>产物</w:t>
+      </w:r>
+      <w:r>
+        <w:rPr>
+          <w:rFonts w:hint="eastAsia" w:ascii="Times New Roman" w:hAnsi="Times New Roman" w:eastAsia="Times New Roman" w:cs="Times New Roman"/>
+        </w:rPr>
+        <w:t>；C3</w:t>
+      </w:r>
+      <w:r>
+        <w:rPr>
+          <w:rFonts w:ascii="Times New Roman" w:hAnsi="Times New Roman" w:eastAsia="Times New Roman" w:cs="Times New Roman"/>
+        </w:rPr>
+        <w:t xml:space="preserve"> </w:t>
+      </w:r>
+      <w:r>
+        <w:rPr>
+          <w:rFonts w:hint="eastAsia" w:ascii="Times New Roman" w:hAnsi="Times New Roman" w:eastAsia="FangSong" w:cs="Times New Roman"/>
+        </w:rPr>
+        <w:t xml:space="preserve">构型保持</w:t>
+      </w:r>
+      <w:r>
+        <w:rPr>
+          <w:rFonts w:ascii="Times New Roman" w:hAnsi="Times New Roman" w:eastAsia="Times New Roman" w:cs="Times New Roman"/>
+        </w:rPr>
+        <w:t xml:space="preserve"> </w:t>
+      </w:r>
+      <w:r>
+        <w:rPr>
+          <w:rFonts w:hint="eastAsia" w:ascii="Times New Roman" w:hAnsi="Times New Roman" w:eastAsia="Times New Roman" w:cs="Times New Roman"/>
+        </w:rPr>
+        <w:t xml:space="preserve">S）</w:t>
+      </w:r>
+    </w:p>
+    <w:p>
+      <w:pPr>
+        <w:pStyle w:val="Compact"/>
+        <w:numPr>
+          <w:ilvl w:val="0"/>
+          <w:numId w:val="1009"/>
+        </w:numPr>
+      </w:pPr>
+      <w:r>
+        <w:rPr>
+          <w:rFonts w:hint="eastAsia" w:ascii="Times New Roman" w:hAnsi="Times New Roman" w:eastAsia="Times New Roman" w:cs="Times New Roman"/>
+        </w:rPr>
+        <w:t>A</w:t>
+      </w:r>
+      <w:r>
+        <w:rPr>
+          <w:rFonts w:hint="eastAsia" w:ascii="Times New Roman" w:hAnsi="Times New Roman" w:eastAsia="FangSong" w:cs="Times New Roman"/>
+        </w:rPr>
+        <w:t>为</w:t>
+      </w:r>
+      <w:r>
+        <w:rPr>
+          <w:rFonts w:hint="eastAsia" w:ascii="Times New Roman" w:hAnsi="Times New Roman" w:eastAsia="Times New Roman" w:cs="Times New Roman"/>
+          <w:b/>
+          <w:bCs/>
+        </w:rPr>
+        <w:t>1-</w:t>
+      </w:r>
+      <w:r>
+        <w:rPr>
+          <w:rFonts w:hint="eastAsia" w:ascii="Times New Roman" w:hAnsi="Times New Roman" w:eastAsia="FangSong" w:cs="Times New Roman"/>
+          <w:b/>
+          <w:bCs/>
+        </w:rPr>
+        <w:t>甲基</w:t>
+      </w:r>
+      <w:r>
+        <w:rPr>
+          <w:rFonts w:hint="eastAsia" w:ascii="Times New Roman" w:hAnsi="Times New Roman" w:eastAsia="Times New Roman" w:cs="Times New Roman"/>
+          <w:b/>
+          <w:bCs/>
+        </w:rPr>
+        <w:t>-1-</w:t>
+      </w:r>
+      <w:r>
+        <w:rPr>
+          <w:rFonts w:hint="eastAsia" w:ascii="Times New Roman" w:hAnsi="Times New Roman" w:eastAsia="FangSong" w:cs="Times New Roman"/>
+          <w:b/>
+          <w:bCs/>
+        </w:rPr>
+        <w:t>环丁烯</w:t>
+      </w:r>
+      <w:r>
+        <w:rPr>
+          <w:rFonts w:hint="eastAsia" w:ascii="Times New Roman" w:hAnsi="Times New Roman" w:eastAsia="Times New Roman" w:cs="Times New Roman"/>
+        </w:rPr>
+        <w:t>（C</w:t>
+      </w:r>
+      <w:r>
+        <w:rPr>
+          <w:rFonts w:hint="eastAsia" w:ascii="Times New Roman" w:hAnsi="Times New Roman" w:eastAsia="Times New Roman" w:cs="Times New Roman"/>
+          <w:vertAlign w:val="subscript"/>
+        </w:rPr>
+        <w:t>5</w:t>
+      </w:r>
+      <w:r>
+        <w:rPr>
+          <w:rFonts w:hint="eastAsia" w:ascii="Times New Roman" w:hAnsi="Times New Roman" w:eastAsia="Times New Roman" w:cs="Times New Roman"/>
+        </w:rPr>
+        <w:t>H</w:t>
+      </w:r>
+      <w:r>
+        <w:rPr>
+          <w:rFonts w:hint="eastAsia" w:ascii="Times New Roman" w:hAnsi="Times New Roman" w:eastAsia="Times New Roman" w:cs="Times New Roman"/>
+          <w:vertAlign w:val="subscript"/>
+        </w:rPr>
+        <w:t>8</w:t>
+      </w:r>
+      <w:r>
+        <w:rPr>
+          <w:rFonts w:hint="eastAsia" w:ascii="Times New Roman" w:hAnsi="Times New Roman" w:eastAsia="Times New Roman" w:cs="Times New Roman"/>
+        </w:rPr>
+        <w:t>）。</w:t>
+      </w:r>
+      <w:r>
+        <w:rPr>
+          <w:rFonts w:hint="eastAsia" w:ascii="Times New Roman" w:hAnsi="Times New Roman" w:eastAsia="FangSong" w:cs="Times New Roman"/>
+        </w:rPr>
+        <w:t>硼氢化反马氏</w:t>
+      </w:r>
+      <w:r>
+        <w:rPr>
+          <w:rFonts w:hint="eastAsia" w:ascii="Times New Roman" w:hAnsi="Times New Roman" w:eastAsia="Times New Roman" w:cs="Times New Roman"/>
+        </w:rPr>
+        <w:t>：B</w:t>
+      </w:r>
+      <w:r>
+        <w:rPr>
+          <w:rFonts w:hint="eastAsia" w:ascii="Times New Roman" w:hAnsi="Times New Roman" w:eastAsia="FangSong" w:cs="Times New Roman"/>
+        </w:rPr>
+        <w:t>加</w:t>
+      </w:r>
+      <w:r>
+        <w:rPr>
+          <w:rFonts w:hint="eastAsia" w:ascii="Times New Roman" w:hAnsi="Times New Roman" w:eastAsia="Times New Roman" w:cs="Times New Roman"/>
+        </w:rPr>
+        <w:t>C2（</w:t>
+      </w:r>
+      <w:r>
+        <w:rPr>
+          <w:rFonts w:hint="eastAsia" w:ascii="Times New Roman" w:hAnsi="Times New Roman" w:eastAsia="FangSong" w:cs="Times New Roman"/>
+        </w:rPr>
+        <w:t>取代少</w:t>
+      </w:r>
+      <w:r>
+        <w:rPr>
+          <w:rFonts w:hint="eastAsia" w:ascii="Times New Roman" w:hAnsi="Times New Roman" w:eastAsia="Times New Roman" w:cs="Times New Roman"/>
+        </w:rPr>
+        <w:t>）→</w:t>
+      </w:r>
+      <w:r>
+        <w:rPr>
+          <w:rFonts w:hint="eastAsia" w:ascii="Times New Roman" w:hAnsi="Times New Roman" w:eastAsia="Times New Roman" w:cs="Times New Roman"/>
+          <w:b/>
+          <w:bCs/>
+        </w:rPr>
+        <w:t>2-</w:t>
+      </w:r>
+      <w:r>
+        <w:rPr>
+          <w:rFonts w:hint="eastAsia" w:ascii="Times New Roman" w:hAnsi="Times New Roman" w:eastAsia="FangSong" w:cs="Times New Roman"/>
+          <w:b/>
+          <w:bCs/>
+        </w:rPr>
+        <w:t>甲基环丁醇</w:t>
+      </w:r>
+      <w:r>
+        <w:rPr>
+          <w:rFonts w:hint="eastAsia" w:ascii="Times New Roman" w:hAnsi="Times New Roman" w:eastAsia="Times New Roman" w:cs="Times New Roman"/>
+        </w:rPr>
+        <w:t>；</w:t>
+      </w:r>
+      <w:r>
+        <w:rPr>
+          <w:rFonts w:hint="eastAsia" w:ascii="Times New Roman" w:hAnsi="Times New Roman" w:eastAsia="FangSong" w:cs="Times New Roman"/>
+        </w:rPr>
+        <w:t>立体</w:t>
+      </w:r>
+      <w:r>
+        <w:rPr>
+          <w:rFonts w:hint="eastAsia" w:ascii="Times New Roman" w:hAnsi="Times New Roman" w:eastAsia="Times New Roman" w:cs="Times New Roman"/>
+        </w:rPr>
+        <w:t>：syn</w:t>
+      </w:r>
+      <w:r>
+        <w:rPr>
+          <w:rFonts w:hint="eastAsia" w:ascii="Times New Roman" w:hAnsi="Times New Roman" w:eastAsia="FangSong" w:cs="Times New Roman"/>
+        </w:rPr>
+        <w:t>加成</w:t>
+      </w:r>
+      <w:r>
+        <w:rPr>
+          <w:rFonts w:hint="eastAsia" w:ascii="Times New Roman" w:hAnsi="Times New Roman" w:eastAsia="Times New Roman" w:cs="Times New Roman"/>
+        </w:rPr>
+        <w:t>，BH</w:t>
+      </w:r>
+      <w:r>
+        <w:rPr>
+          <w:rFonts w:hint="eastAsia" w:ascii="Times New Roman" w:hAnsi="Times New Roman" w:eastAsia="Times New Roman" w:cs="Times New Roman"/>
+          <w:vertAlign w:val="subscript"/>
+        </w:rPr>
+        <w:t>3</w:t>
+      </w:r>
+      <w:r>
+        <w:rPr>
+          <w:rFonts w:hint="eastAsia" w:ascii="Times New Roman" w:hAnsi="Times New Roman" w:eastAsia="FangSong" w:cs="Times New Roman"/>
+        </w:rPr>
+        <w:t>从甲基反侧进攻</w:t>
+      </w:r>
+      <w:r>
+        <w:rPr>
+          <w:rFonts w:hint="eastAsia" w:ascii="Times New Roman" w:hAnsi="Times New Roman" w:eastAsia="Times New Roman" w:cs="Times New Roman"/>
+        </w:rPr>
+        <w:t>→</w:t>
+      </w:r>
+      <w:r>
+        <w:rPr>
+          <w:rFonts w:hint="eastAsia" w:ascii="Times New Roman" w:hAnsi="Times New Roman" w:eastAsia="FangSong" w:cs="Times New Roman"/>
+        </w:rPr>
+        <w:t>单一立体异构体</w:t>
+      </w:r>
+      <w:r>
+        <w:rPr>
+          <w:rFonts w:hint="eastAsia" w:ascii="Times New Roman" w:hAnsi="Times New Roman" w:eastAsia="Times New Roman" w:cs="Times New Roman"/>
+        </w:rPr>
+        <w:t>（C2</w:t>
+      </w:r>
+      <w:r>
+        <w:rPr>
+          <w:rFonts w:hint="eastAsia" w:ascii="Times New Roman" w:hAnsi="Times New Roman" w:eastAsia="FangSong" w:cs="Times New Roman"/>
+        </w:rPr>
+        <w:t>为手性中心</w:t>
+      </w:r>
+      <w:r>
+        <w:rPr>
+          <w:rFonts w:hint="eastAsia" w:ascii="Times New Roman" w:hAnsi="Times New Roman" w:eastAsia="Times New Roman" w:cs="Times New Roman"/>
+        </w:rPr>
+        <w:t>）。B</w:t>
+      </w:r>
+      <w:r>
+        <w:rPr>
+          <w:rFonts w:hint="eastAsia" w:ascii="Times New Roman" w:hAnsi="Times New Roman" w:eastAsia="FangSong" w:cs="Times New Roman"/>
+        </w:rPr>
+        <w:t>的</w:t>
+      </w:r>
+      <w:r>
+        <w:rPr>
+          <w:rFonts w:hint="eastAsia" w:ascii="Times New Roman" w:hAnsi="Times New Roman" w:eastAsia="Times New Roman" w:cs="Times New Roman"/>
+          <w:vertAlign w:val="superscript"/>
+        </w:rPr>
+        <w:t>13</w:t>
+      </w:r>
+      <w:r>
+        <w:rPr>
+          <w:rFonts w:hint="eastAsia" w:ascii="Times New Roman" w:hAnsi="Times New Roman" w:eastAsia="Times New Roman" w:cs="Times New Roman"/>
+        </w:rPr>
+        <w:t>C</w:t>
+      </w:r>
+      <w:r>
+        <w:rPr>
+          <w:rFonts w:ascii="Times New Roman" w:hAnsi="Times New Roman" w:eastAsia="Times New Roman" w:cs="Times New Roman"/>
+        </w:rPr>
+        <w:t xml:space="preserve"> </w:t>
+      </w:r>
+      <w:r>
+        <w:rPr>
+          <w:rFonts w:hint="eastAsia" w:ascii="Times New Roman" w:hAnsi="Times New Roman" w:eastAsia="Times New Roman" w:cs="Times New Roman"/>
+        </w:rPr>
+        <w:t>NMR：</w:t>
+      </w:r>
+      <w:r>
+        <w:rPr>
+          <w:rFonts w:hint="eastAsia" w:ascii="Times New Roman" w:hAnsi="Times New Roman" w:eastAsia="FangSong" w:cs="Times New Roman"/>
+        </w:rPr>
+        <w:t>环上</w:t>
+      </w:r>
+      <w:r>
+        <w:rPr>
+          <w:rFonts w:hint="eastAsia" w:ascii="Times New Roman" w:hAnsi="Times New Roman" w:eastAsia="Times New Roman" w:cs="Times New Roman"/>
+        </w:rPr>
+        <w:t>4</w:t>
+      </w:r>
+      <w:r>
+        <w:rPr>
+          <w:rFonts w:hint="eastAsia" w:ascii="Times New Roman" w:hAnsi="Times New Roman" w:eastAsia="FangSong" w:cs="Times New Roman"/>
+        </w:rPr>
+        <w:t>个不等价碳</w:t>
+      </w:r>
+      <w:r>
+        <w:rPr>
+          <w:rFonts w:hint="eastAsia" w:ascii="Times New Roman" w:hAnsi="Times New Roman" w:eastAsia="Times New Roman" w:cs="Times New Roman"/>
+        </w:rPr>
+        <w:t>+</w:t>
+      </w:r>
+      <w:r>
+        <w:rPr>
+          <w:rFonts w:hint="eastAsia" w:ascii="Times New Roman" w:hAnsi="Times New Roman" w:eastAsia="FangSong" w:cs="Times New Roman"/>
+        </w:rPr>
+        <w:t>甲基</w:t>
+      </w:r>
+      <w:r>
+        <w:rPr>
+          <w:rFonts w:hint="eastAsia" w:ascii="Times New Roman" w:hAnsi="Times New Roman" w:eastAsia="Times New Roman" w:cs="Times New Roman"/>
+        </w:rPr>
+        <w:t>=5</w:t>
+      </w:r>
+      <w:r>
+        <w:rPr>
+          <w:rFonts w:hint="eastAsia" w:ascii="Times New Roman" w:hAnsi="Times New Roman" w:eastAsia="FangSong" w:cs="Times New Roman"/>
+        </w:rPr>
+        <w:t>个信号</w:t>
+      </w:r>
+    </w:p>
+    <w:p>
+      <w:pPr>
+        <w:pStyle w:val="Compact"/>
+        <w:numPr>
+          <w:ilvl w:val="0"/>
+          <w:numId w:val="1009"/>
+        </w:numPr>
+      </w:pPr>
+      <w:r>
+        <w:rPr>
+          <w:rFonts w:hint="eastAsia" w:ascii="Times New Roman" w:hAnsi="Times New Roman" w:eastAsia="FangSong" w:cs="Times New Roman"/>
+        </w:rPr>
+        <w:t>反</w:t>
+      </w:r>
+      <w:r>
+        <w:rPr>
+          <w:rFonts w:hint="eastAsia" w:ascii="Times New Roman" w:hAnsi="Times New Roman" w:eastAsia="Times New Roman" w:cs="Times New Roman"/>
+        </w:rPr>
+        <w:t>-1,2-：</w:t>
+      </w:r>
+      <w:r>
+        <w:rPr>
+          <w:rFonts w:hint="eastAsia" w:ascii="Times New Roman" w:hAnsi="Times New Roman" w:eastAsia="FangSong" w:cs="Times New Roman"/>
+        </w:rPr>
+        <w:t>可双轴构象</w:t>
+      </w:r>
+      <w:r>
+        <w:rPr>
+          <w:rFonts w:hint="eastAsia" w:ascii="Times New Roman" w:hAnsi="Times New Roman" w:eastAsia="Times New Roman" w:cs="Times New Roman"/>
+        </w:rPr>
+        <w:t>→Br</w:t>
+      </w:r>
+      <w:r>
+        <w:rPr>
+          <w:rFonts w:hint="eastAsia" w:ascii="Times New Roman" w:hAnsi="Times New Roman" w:eastAsia="FangSong" w:cs="Times New Roman"/>
+        </w:rPr>
+        <w:t>在</w:t>
+      </w:r>
+      <w:r>
+        <w:rPr>
+          <w:rFonts w:hint="eastAsia" w:ascii="Times New Roman" w:hAnsi="Times New Roman" w:eastAsia="Times New Roman" w:cs="Times New Roman"/>
+        </w:rPr>
+        <w:t>a</w:t>
+      </w:r>
+      <w:r>
+        <w:rPr>
+          <w:rFonts w:hint="eastAsia" w:ascii="Times New Roman" w:hAnsi="Times New Roman" w:eastAsia="FangSong" w:cs="Times New Roman"/>
+        </w:rPr>
+        <w:t>键</w:t>
+      </w:r>
+      <w:r>
+        <w:rPr>
+          <w:rFonts w:hint="eastAsia" w:ascii="Times New Roman" w:hAnsi="Times New Roman" w:eastAsia="Times New Roman" w:cs="Times New Roman"/>
+        </w:rPr>
+        <w:t>，</w:t>
+      </w:r>
+      <w:r>
+        <w:rPr>
+          <w:rFonts w:hint="eastAsia" w:ascii="Times New Roman" w:hAnsi="Times New Roman" w:eastAsia="FangSong" w:cs="Times New Roman"/>
+        </w:rPr>
+        <w:t>邻位</w:t>
+      </w:r>
+      <w:r>
+        <w:rPr>
+          <w:rFonts w:hint="eastAsia" w:ascii="Times New Roman" w:hAnsi="Times New Roman" w:eastAsia="Times New Roman" w:cs="Times New Roman"/>
+        </w:rPr>
+        <w:t>a-H</w:t>
+      </w:r>
+      <w:r>
+        <w:rPr>
+          <w:rFonts w:hint="eastAsia" w:ascii="Times New Roman" w:hAnsi="Times New Roman" w:eastAsia="FangSong" w:cs="Times New Roman"/>
+        </w:rPr>
+        <w:t>满足</w:t>
+      </w:r>
+      <w:r>
+        <w:rPr>
+          <w:rFonts w:hint="eastAsia" w:ascii="Times New Roman" w:hAnsi="Times New Roman" w:eastAsia="Times New Roman" w:cs="Times New Roman"/>
+        </w:rPr>
+        <w:t>anti→E2→3-</w:t>
+      </w:r>
+      <w:r>
+        <w:rPr>
+          <w:rFonts w:hint="eastAsia" w:ascii="Times New Roman" w:hAnsi="Times New Roman" w:eastAsia="FangSong" w:cs="Times New Roman"/>
+        </w:rPr>
+        <w:t>甲基环己烯</w:t>
+      </w:r>
+    </w:p>
+    <w:p>
+      <w:pPr>
+        <w:pStyle w:val="Compact"/>
+        <w:numPr>
+          <w:ilvl w:val="0"/>
+          <w:numId w:val="1009"/>
         </w:numPr>
       </w:pPr>
       <w:r>
@@ -23574,7 +23555,7 @@
         <w:pStyle w:val="Compact"/>
         <w:numPr>
           <w:ilvl w:val="0"/>
-          <w:numId w:val="1011"/>
+          <w:numId w:val="1012"/>
         </w:numPr>
       </w:pPr>
       <w:r>
@@ -23661,7 +23642,7 @@
         <w:pStyle w:val="Compact"/>
         <w:numPr>
           <w:ilvl w:val="0"/>
-          <w:numId w:val="1011"/>
+          <w:numId w:val="1012"/>
         </w:numPr>
       </w:pPr>
       <w:r>
@@ -23754,7 +23735,7 @@
         <w:pStyle w:val="Compact"/>
         <w:numPr>
           <w:ilvl w:val="0"/>
-          <w:numId w:val="1011"/>
+          <w:numId w:val="1012"/>
         </w:numPr>
       </w:pPr>
       <w:r>
@@ -23841,7 +23822,7 @@
         <w:pStyle w:val="Compact"/>
         <w:numPr>
           <w:ilvl w:val="0"/>
-          <w:numId w:val="1011"/>
+          <w:numId w:val="1012"/>
         </w:numPr>
       </w:pPr>
       <w:r>
@@ -24618,9 +24599,6 @@
     <w:abstractNumId w:val="991"/>
   </w:num>
   <w:num w:numId="1002">
-    <w:abstractNumId w:val="991"/>
-  </w:num>
-  <w:num w:numId="1003">
     <w:abstractNumId w:val="99411"/>
     <w:lvlOverride w:ilvl="0">
       <w:startOverride w:val="1"/>
@@ -24650,8 +24628,11 @@
       <w:startOverride w:val="1"/>
     </w:lvlOverride>
   </w:num>
+  <w:num w:numId="1003">
+    <w:abstractNumId w:val="991"/>
+  </w:num>
   <w:num w:numId="1004">
-    <w:abstractNumId w:val="99731"/>
+    <w:abstractNumId w:val="99411"/>
     <w:lvlOverride w:ilvl="0">
       <w:startOverride w:val="1"/>
     </w:lvlOverride>
@@ -24711,6 +24692,36 @@
     </w:lvlOverride>
   </w:num>
   <w:num w:numId="1006">
+    <w:abstractNumId w:val="99731"/>
+    <w:lvlOverride w:ilvl="0">
+      <w:startOverride w:val="1"/>
+    </w:lvlOverride>
+    <w:lvlOverride w:ilvl="1">
+      <w:startOverride w:val="1"/>
+    </w:lvlOverride>
+    <w:lvlOverride w:ilvl="2">
+      <w:startOverride w:val="1"/>
+    </w:lvlOverride>
+    <w:lvlOverride w:ilvl="3">
+      <w:startOverride w:val="1"/>
+    </w:lvlOverride>
+    <w:lvlOverride w:ilvl="4">
+      <w:startOverride w:val="1"/>
+    </w:lvlOverride>
+    <w:lvlOverride w:ilvl="5">
+      <w:startOverride w:val="1"/>
+    </w:lvlOverride>
+    <w:lvlOverride w:ilvl="6">
+      <w:startOverride w:val="1"/>
+    </w:lvlOverride>
+    <w:lvlOverride w:ilvl="7">
+      <w:startOverride w:val="1"/>
+    </w:lvlOverride>
+    <w:lvlOverride w:ilvl="8">
+      <w:startOverride w:val="1"/>
+    </w:lvlOverride>
+  </w:num>
+  <w:num w:numId="1007">
     <w:abstractNumId w:val="99414"/>
     <w:lvlOverride w:ilvl="0">
       <w:startOverride w:val="4"/>
@@ -24740,7 +24751,7 @@
       <w:startOverride w:val="4"/>
     </w:lvlOverride>
   </w:num>
-  <w:num w:numId="1007">
+  <w:num w:numId="1008">
     <w:abstractNumId w:val="99418"/>
     <w:lvlOverride w:ilvl="0">
       <w:startOverride w:val="8"/>
@@ -24770,7 +24781,7 @@
       <w:startOverride w:val="8"/>
     </w:lvlOverride>
   </w:num>
-  <w:num w:numId="1008">
+  <w:num w:numId="1009">
     <w:abstractNumId w:val="99411"/>
     <w:lvlOverride w:ilvl="0">
       <w:startOverride w:val="1"/>
@@ -24800,7 +24811,7 @@
       <w:startOverride w:val="1"/>
     </w:lvlOverride>
   </w:num>
-  <w:num w:numId="1009">
+  <w:num w:numId="1010">
     <w:abstractNumId w:val="99731"/>
     <w:lvlOverride w:ilvl="0">
       <w:startOverride w:val="1"/>
@@ -24830,7 +24841,7 @@
       <w:startOverride w:val="1"/>
     </w:lvlOverride>
   </w:num>
-  <w:num w:numId="1010">
+  <w:num w:numId="1011">
     <w:abstractNumId w:val="99431"/>
     <w:lvlOverride w:ilvl="0">
       <w:startOverride w:val="1"/>
@@ -24860,7 +24871,7 @@
       <w:startOverride w:val="1"/>
     </w:lvlOverride>
   </w:num>
-  <w:num w:numId="1011">
+  <w:num w:numId="1012">
     <w:abstractNumId w:val="991"/>
   </w:num>
 </w:numbering>

--- a/06-学生侧材料/讲义/有机化学/立体化学与区域选择性.docx
+++ b/06-学生侧材料/讲义/有机化学/立体化学与区域选择性.docx
@@ -2463,389 +2463,323 @@
     </w:p>
     <w:p>
       <w:pPr>
-        <w:pStyle w:val="SourceCode"/>
-      </w:pPr>
-      <w:r>
-        <w:rPr>
-          <w:rStyle w:val="VerbatimChar"/>
+        <w:pStyle w:val="Compact"/>
+        <w:numPr>
+          <w:ilvl w:val="0"/>
+          <w:numId w:val="1003"/>
+        </w:numPr>
+      </w:pPr>
+      <w:r>
+        <w:rPr>
           <w:rFonts w:hint="eastAsia" w:ascii="Times New Roman" w:hAnsi="Times New Roman" w:eastAsia="FangSong" w:cs="Times New Roman"/>
         </w:rPr>
         <w:t xml:space="preserve">构造异构</w:t>
       </w:r>
       <w:r>
         <w:rPr>
-          <w:rStyle w:val="VerbatimChar"/>
           <w:rFonts w:ascii="Times New Roman" w:hAnsi="Times New Roman" w:eastAsia="Times New Roman" w:cs="Times New Roman"/>
         </w:rPr>
         <w:t xml:space="preserve"> → </w:t>
       </w:r>
       <w:r>
         <w:rPr>
-          <w:rStyle w:val="VerbatimChar"/>
           <w:rFonts w:hint="eastAsia" w:ascii="Times New Roman" w:hAnsi="Times New Roman" w:eastAsia="FangSong" w:cs="Times New Roman"/>
         </w:rPr>
         <w:t xml:space="preserve">立体异构</w:t>
       </w:r>
       <w:r>
         <w:rPr>
-          <w:rStyle w:val="VerbatimChar"/>
           <w:rFonts w:ascii="Times New Roman" w:hAnsi="Times New Roman" w:eastAsia="Times New Roman" w:cs="Times New Roman"/>
         </w:rPr>
         <w:t xml:space="preserve"> → </w:t>
       </w:r>
       <w:r>
         <w:rPr>
-          <w:rStyle w:val="VerbatimChar"/>
           <w:rFonts w:hint="eastAsia" w:ascii="Times New Roman" w:hAnsi="Times New Roman" w:eastAsia="FangSong" w:cs="Times New Roman"/>
         </w:rPr>
         <w:t>构象异构</w:t>
       </w:r>
       <w:r>
         <w:rPr>
-          <w:rStyle w:val="VerbatimChar"/>
           <w:rFonts w:hint="eastAsia" w:ascii="Times New Roman" w:hAnsi="Times New Roman" w:eastAsia="Times New Roman" w:cs="Times New Roman"/>
         </w:rPr>
         <w:t>（</w:t>
       </w:r>
       <w:r>
         <w:rPr>
-          <w:rStyle w:val="VerbatimChar"/>
           <w:rFonts w:hint="eastAsia" w:ascii="Times New Roman" w:hAnsi="Times New Roman" w:eastAsia="FangSong" w:cs="Times New Roman"/>
         </w:rPr>
         <w:t>单键旋转</w:t>
       </w:r>
       <w:r>
         <w:rPr>
-          <w:rStyle w:val="VerbatimChar"/>
           <w:rFonts w:hint="eastAsia" w:ascii="Times New Roman" w:hAnsi="Times New Roman" w:eastAsia="Times New Roman" w:cs="Times New Roman"/>
         </w:rPr>
         <w:t>）</w:t>
       </w:r>
-      <w:r>
-        <w:rPr>
-          <w:rFonts w:ascii="Times New Roman" w:hAnsi="Times New Roman" w:eastAsia="Times New Roman" w:cs="Times New Roman"/>
-        </w:rPr>
-        <w:br/>
-      </w:r>
-      <w:r>
-        <w:rPr>
-          <w:rStyle w:val="VerbatimChar"/>
-          <w:rFonts w:ascii="Times New Roman" w:hAnsi="Times New Roman" w:eastAsia="Times New Roman" w:cs="Times New Roman"/>
-        </w:rPr>
-        <w:t xml:space="preserve">                    └─ </w:t>
-      </w:r>
-      <w:r>
-        <w:rPr>
-          <w:rStyle w:val="VerbatimChar"/>
+    </w:p>
+    <w:p>
+      <w:pPr>
+        <w:pStyle w:val="Compact"/>
+        <w:numPr>
+          <w:ilvl w:val="1"/>
+          <w:numId w:val="1004"/>
+        </w:numPr>
+      </w:pPr>
+      <w:r>
+        <w:rPr>
           <w:rFonts w:hint="eastAsia" w:ascii="Times New Roman" w:hAnsi="Times New Roman" w:eastAsia="FangSong" w:cs="Times New Roman"/>
         </w:rPr>
         <w:t>构型异构</w:t>
       </w:r>
       <w:r>
         <w:rPr>
-          <w:rStyle w:val="VerbatimChar"/>
           <w:rFonts w:hint="eastAsia" w:ascii="Times New Roman" w:hAnsi="Times New Roman" w:eastAsia="Times New Roman" w:cs="Times New Roman"/>
         </w:rPr>
         <w:t>（</w:t>
       </w:r>
       <w:r>
         <w:rPr>
-          <w:rStyle w:val="VerbatimChar"/>
           <w:rFonts w:hint="eastAsia" w:ascii="Times New Roman" w:hAnsi="Times New Roman" w:eastAsia="FangSong" w:cs="Times New Roman"/>
         </w:rPr>
         <w:t>不能通过单键旋转互变</w:t>
       </w:r>
       <w:r>
         <w:rPr>
-          <w:rStyle w:val="VerbatimChar"/>
           <w:rFonts w:hint="eastAsia" w:ascii="Times New Roman" w:hAnsi="Times New Roman" w:eastAsia="Times New Roman" w:cs="Times New Roman"/>
         </w:rPr>
         <w:t>）</w:t>
       </w:r>
-      <w:r>
-        <w:rPr>
-          <w:rFonts w:ascii="Times New Roman" w:hAnsi="Times New Roman" w:eastAsia="Times New Roman" w:cs="Times New Roman"/>
-        </w:rPr>
-        <w:br/>
-      </w:r>
-      <w:r>
-        <w:rPr>
-          <w:rStyle w:val="VerbatimChar"/>
-          <w:rFonts w:ascii="Times New Roman" w:hAnsi="Times New Roman" w:eastAsia="Times New Roman" w:cs="Times New Roman"/>
-        </w:rPr>
-        <w:t xml:space="preserve">                         ├─ </w:t>
-      </w:r>
-      <w:r>
-        <w:rPr>
-          <w:rStyle w:val="VerbatimChar"/>
+    </w:p>
+    <w:p>
+      <w:pPr>
+        <w:pStyle w:val="Compact"/>
+        <w:numPr>
+          <w:ilvl w:val="2"/>
+          <w:numId w:val="1005"/>
+        </w:numPr>
+      </w:pPr>
+      <w:r>
+        <w:rPr>
           <w:rFonts w:hint="eastAsia" w:ascii="Times New Roman" w:hAnsi="Times New Roman" w:eastAsia="FangSong" w:cs="Times New Roman"/>
         </w:rPr>
         <w:t>顺反异构</w:t>
       </w:r>
       <w:r>
         <w:rPr>
-          <w:rStyle w:val="VerbatimChar"/>
           <w:rFonts w:hint="eastAsia" w:ascii="Times New Roman" w:hAnsi="Times New Roman" w:eastAsia="Times New Roman" w:cs="Times New Roman"/>
         </w:rPr>
         <w:t>（Z/E；</w:t>
       </w:r>
       <w:r>
         <w:rPr>
-          <w:rStyle w:val="VerbatimChar"/>
           <w:rFonts w:hint="eastAsia" w:ascii="Times New Roman" w:hAnsi="Times New Roman" w:eastAsia="FangSong" w:cs="Times New Roman"/>
         </w:rPr>
         <w:t>简单</w:t>
       </w:r>
       <w:r>
         <w:rPr>
-          <w:rStyle w:val="VerbatimChar"/>
           <w:rFonts w:hint="eastAsia" w:ascii="Times New Roman" w:hAnsi="Times New Roman" w:eastAsia="Times New Roman" w:cs="Times New Roman"/>
         </w:rPr>
         <w:t>1,2-</w:t>
       </w:r>
       <w:r>
         <w:rPr>
-          <w:rStyle w:val="VerbatimChar"/>
           <w:rFonts w:hint="eastAsia" w:ascii="Times New Roman" w:hAnsi="Times New Roman" w:eastAsia="FangSong" w:cs="Times New Roman"/>
         </w:rPr>
         <w:t>二取代烯烃</w:t>
       </w:r>
       <w:r>
         <w:rPr>
-          <w:rStyle w:val="VerbatimChar"/>
           <w:rFonts w:hint="eastAsia" w:ascii="Times New Roman" w:hAnsi="Times New Roman" w:eastAsia="Times New Roman" w:cs="Times New Roman"/>
         </w:rPr>
         <w:t>，</w:t>
       </w:r>
       <w:r>
         <w:rPr>
-          <w:rStyle w:val="VerbatimChar"/>
           <w:rFonts w:hint="eastAsia" w:ascii="Times New Roman" w:hAnsi="Times New Roman" w:eastAsia="FangSong" w:cs="Times New Roman"/>
         </w:rPr>
         <w:t>无手性中心时非手性</w:t>
       </w:r>
       <w:r>
         <w:rPr>
-          <w:rStyle w:val="VerbatimChar"/>
           <w:rFonts w:hint="eastAsia" w:ascii="Times New Roman" w:hAnsi="Times New Roman" w:eastAsia="Times New Roman" w:cs="Times New Roman"/>
         </w:rPr>
         <w:t>）</w:t>
       </w:r>
-      <w:r>
-        <w:rPr>
-          <w:rFonts w:ascii="Times New Roman" w:hAnsi="Times New Roman" w:eastAsia="Times New Roman" w:cs="Times New Roman"/>
-        </w:rPr>
-        <w:br/>
-      </w:r>
-      <w:r>
-        <w:rPr>
-          <w:rStyle w:val="VerbatimChar"/>
-          <w:rFonts w:ascii="Times New Roman" w:hAnsi="Times New Roman" w:eastAsia="Times New Roman" w:cs="Times New Roman"/>
-        </w:rPr>
-        <w:t xml:space="preserve">                         └─ </w:t>
-      </w:r>
-      <w:r>
-        <w:rPr>
-          <w:rStyle w:val="VerbatimChar"/>
+    </w:p>
+    <w:p>
+      <w:pPr>
+        <w:pStyle w:val="Compact"/>
+        <w:numPr>
+          <w:ilvl w:val="2"/>
+          <w:numId w:val="1005"/>
+        </w:numPr>
+      </w:pPr>
+      <w:r>
+        <w:rPr>
           <w:rFonts w:hint="eastAsia" w:ascii="Times New Roman" w:hAnsi="Times New Roman" w:eastAsia="FangSong" w:cs="Times New Roman"/>
         </w:rPr>
         <w:t>对映异构</w:t>
       </w:r>
       <w:r>
         <w:rPr>
-          <w:rStyle w:val="VerbatimChar"/>
           <w:rFonts w:hint="eastAsia" w:ascii="Times New Roman" w:hAnsi="Times New Roman" w:eastAsia="Times New Roman" w:cs="Times New Roman"/>
         </w:rPr>
         <w:t>（</w:t>
       </w:r>
       <w:r>
         <w:rPr>
-          <w:rStyle w:val="VerbatimChar"/>
           <w:rFonts w:hint="eastAsia" w:ascii="Times New Roman" w:hAnsi="Times New Roman" w:eastAsia="FangSong" w:cs="Times New Roman"/>
         </w:rPr>
         <w:t>手性</w:t>
       </w:r>
       <w:r>
         <w:rPr>
-          <w:rStyle w:val="VerbatimChar"/>
           <w:rFonts w:hint="eastAsia" w:ascii="Times New Roman" w:hAnsi="Times New Roman" w:eastAsia="Times New Roman" w:cs="Times New Roman"/>
         </w:rPr>
         <w:t>）</w:t>
       </w:r>
-      <w:r>
-        <w:rPr>
-          <w:rFonts w:ascii="Times New Roman" w:hAnsi="Times New Roman" w:eastAsia="Times New Roman" w:cs="Times New Roman"/>
-        </w:rPr>
-        <w:br/>
-      </w:r>
-      <w:r>
-        <w:rPr>
-          <w:rStyle w:val="VerbatimChar"/>
-          <w:rFonts w:ascii="Times New Roman" w:hAnsi="Times New Roman" w:eastAsia="Times New Roman" w:cs="Times New Roman"/>
-        </w:rPr>
-        <w:t xml:space="preserve">                              ├─ </w:t>
-      </w:r>
-      <w:r>
-        <w:rPr>
-          <w:rStyle w:val="VerbatimChar"/>
+    </w:p>
+    <w:p>
+      <w:pPr>
+        <w:pStyle w:val="Compact"/>
+        <w:numPr>
+          <w:ilvl w:val="3"/>
+          <w:numId w:val="1006"/>
+        </w:numPr>
+      </w:pPr>
+      <w:r>
+        <w:rPr>
           <w:rFonts w:hint="eastAsia" w:ascii="Times New Roman" w:hAnsi="Times New Roman" w:eastAsia="FangSong" w:cs="Times New Roman"/>
         </w:rPr>
         <w:t>对映体</w:t>
       </w:r>
       <w:r>
         <w:rPr>
-          <w:rStyle w:val="VerbatimChar"/>
           <w:rFonts w:hint="eastAsia" w:ascii="Times New Roman" w:hAnsi="Times New Roman" w:eastAsia="Times New Roman" w:cs="Times New Roman"/>
         </w:rPr>
         <w:t>（</w:t>
       </w:r>
       <w:r>
         <w:rPr>
-          <w:rStyle w:val="VerbatimChar"/>
           <w:rFonts w:hint="eastAsia" w:ascii="Times New Roman" w:hAnsi="Times New Roman" w:eastAsia="FangSong" w:cs="Times New Roman"/>
         </w:rPr>
         <w:t>镜像</w:t>
       </w:r>
       <w:r>
         <w:rPr>
-          <w:rStyle w:val="VerbatimChar"/>
           <w:rFonts w:hint="eastAsia" w:ascii="Times New Roman" w:hAnsi="Times New Roman" w:eastAsia="Times New Roman" w:cs="Times New Roman"/>
         </w:rPr>
         <w:t>，</w:t>
       </w:r>
       <w:r>
         <w:rPr>
-          <w:rStyle w:val="VerbatimChar"/>
           <w:rFonts w:hint="eastAsia" w:ascii="Times New Roman" w:hAnsi="Times New Roman" w:eastAsia="FangSong" w:cs="Times New Roman"/>
         </w:rPr>
         <w:t>不可重叠</w:t>
       </w:r>
       <w:r>
         <w:rPr>
-          <w:rStyle w:val="VerbatimChar"/>
           <w:rFonts w:hint="eastAsia" w:ascii="Times New Roman" w:hAnsi="Times New Roman" w:eastAsia="Times New Roman" w:cs="Times New Roman"/>
         </w:rPr>
         <w:t>）</w:t>
       </w:r>
-      <w:r>
-        <w:rPr>
-          <w:rFonts w:ascii="Times New Roman" w:hAnsi="Times New Roman" w:eastAsia="Times New Roman" w:cs="Times New Roman"/>
-        </w:rPr>
-        <w:br/>
-      </w:r>
-      <w:r>
-        <w:rPr>
-          <w:rStyle w:val="VerbatimChar"/>
-          <w:rFonts w:ascii="Times New Roman" w:hAnsi="Times New Roman" w:eastAsia="Times New Roman" w:cs="Times New Roman"/>
-        </w:rPr>
-        <w:t xml:space="preserve">                              └─ </w:t>
-      </w:r>
-      <w:r>
-        <w:rPr>
-          <w:rStyle w:val="VerbatimChar"/>
+    </w:p>
+    <w:p>
+      <w:pPr>
+        <w:pStyle w:val="Compact"/>
+        <w:numPr>
+          <w:ilvl w:val="3"/>
+          <w:numId w:val="1006"/>
+        </w:numPr>
+      </w:pPr>
+      <w:r>
+        <w:rPr>
           <w:rFonts w:hint="eastAsia" w:ascii="Times New Roman" w:hAnsi="Times New Roman" w:eastAsia="FangSong" w:cs="Times New Roman"/>
         </w:rPr>
         <w:t>非对映体</w:t>
       </w:r>
       <w:r>
         <w:rPr>
-          <w:rStyle w:val="VerbatimChar"/>
           <w:rFonts w:hint="eastAsia" w:ascii="Times New Roman" w:hAnsi="Times New Roman" w:eastAsia="Times New Roman" w:cs="Times New Roman"/>
         </w:rPr>
         <w:t>（</w:t>
       </w:r>
       <w:r>
         <w:rPr>
-          <w:rStyle w:val="VerbatimChar"/>
           <w:rFonts w:hint="eastAsia" w:ascii="Times New Roman" w:hAnsi="Times New Roman" w:eastAsia="FangSong" w:cs="Times New Roman"/>
         </w:rPr>
         <w:t>不是镜像的立体异构体</w:t>
       </w:r>
       <w:r>
         <w:rPr>
-          <w:rStyle w:val="VerbatimChar"/>
           <w:rFonts w:hint="eastAsia" w:ascii="Times New Roman" w:hAnsi="Times New Roman" w:eastAsia="Times New Roman" w:cs="Times New Roman"/>
         </w:rPr>
         <w:t>）</w:t>
       </w:r>
-      <w:r>
-        <w:rPr>
-          <w:rFonts w:ascii="Times New Roman" w:hAnsi="Times New Roman" w:eastAsia="Times New Roman" w:cs="Times New Roman"/>
-        </w:rPr>
-        <w:br/>
-      </w:r>
-      <w:r>
-        <w:rPr>
-          <w:rStyle w:val="VerbatimChar"/>
-          <w:rFonts w:ascii="Times New Roman" w:hAnsi="Times New Roman" w:eastAsia="Times New Roman" w:cs="Times New Roman"/>
-        </w:rPr>
-        <w:t xml:space="preserve">                                   ├─ </w:t>
-      </w:r>
-      <w:r>
-        <w:rPr>
-          <w:rStyle w:val="VerbatimChar"/>
+    </w:p>
+    <w:p>
+      <w:pPr>
+        <w:pStyle w:val="Compact"/>
+        <w:numPr>
+          <w:ilvl w:val="4"/>
+          <w:numId w:val="1007"/>
+        </w:numPr>
+      </w:pPr>
+      <w:r>
+        <w:rPr>
           <w:rFonts w:hint="eastAsia" w:ascii="Times New Roman" w:hAnsi="Times New Roman" w:eastAsia="FangSong" w:cs="Times New Roman"/>
         </w:rPr>
         <w:t>差向异构体</w:t>
       </w:r>
       <w:r>
         <w:rPr>
-          <w:rStyle w:val="VerbatimChar"/>
           <w:rFonts w:hint="eastAsia" w:ascii="Times New Roman" w:hAnsi="Times New Roman" w:eastAsia="Times New Roman" w:cs="Times New Roman"/>
         </w:rPr>
         <w:t>（</w:t>
       </w:r>
       <w:r>
         <w:rPr>
-          <w:rStyle w:val="VerbatimChar"/>
           <w:rFonts w:hint="eastAsia" w:ascii="Times New Roman" w:hAnsi="Times New Roman" w:eastAsia="FangSong" w:cs="Times New Roman"/>
         </w:rPr>
         <w:t>仅一个手性中心不同</w:t>
       </w:r>
       <w:r>
         <w:rPr>
-          <w:rStyle w:val="VerbatimChar"/>
           <w:rFonts w:hint="eastAsia" w:ascii="Times New Roman" w:hAnsi="Times New Roman" w:eastAsia="Times New Roman" w:cs="Times New Roman"/>
         </w:rPr>
         <w:t>）</w:t>
       </w:r>
-      <w:r>
-        <w:rPr>
-          <w:rFonts w:ascii="Times New Roman" w:hAnsi="Times New Roman" w:eastAsia="Times New Roman" w:cs="Times New Roman"/>
-        </w:rPr>
-        <w:br/>
-      </w:r>
-      <w:r>
-        <w:rPr>
-          <w:rStyle w:val="VerbatimChar"/>
-          <w:rFonts w:ascii="Times New Roman" w:hAnsi="Times New Roman" w:eastAsia="Times New Roman" w:cs="Times New Roman"/>
-        </w:rPr>
-        <w:t xml:space="preserve">                                   └─ </w:t>
-      </w:r>
-      <w:r>
-        <w:rPr>
-          <w:rStyle w:val="VerbatimChar"/>
+    </w:p>
+    <w:p>
+      <w:pPr>
+        <w:pStyle w:val="Compact"/>
+        <w:numPr>
+          <w:ilvl w:val="4"/>
+          <w:numId w:val="1007"/>
+        </w:numPr>
+      </w:pPr>
+      <w:r>
+        <w:rPr>
           <w:rFonts w:hint="eastAsia" w:ascii="Times New Roman" w:hAnsi="Times New Roman" w:eastAsia="FangSong" w:cs="Times New Roman"/>
         </w:rPr>
         <w:t>内消旋体</w:t>
       </w:r>
       <w:r>
         <w:rPr>
-          <w:rStyle w:val="VerbatimChar"/>
           <w:rFonts w:hint="eastAsia" w:ascii="Times New Roman" w:hAnsi="Times New Roman" w:eastAsia="Times New Roman" w:cs="Times New Roman"/>
         </w:rPr>
         <w:t>（</w:t>
       </w:r>
       <w:r>
         <w:rPr>
-          <w:rStyle w:val="VerbatimChar"/>
           <w:rFonts w:hint="eastAsia" w:ascii="Times New Roman" w:hAnsi="Times New Roman" w:eastAsia="FangSong" w:cs="Times New Roman"/>
         </w:rPr>
         <w:t>有手性中心但分子有对称面</w:t>
       </w:r>
       <w:r>
         <w:rPr>
-          <w:rStyle w:val="VerbatimChar"/>
           <w:rFonts w:hint="eastAsia" w:ascii="Times New Roman" w:hAnsi="Times New Roman" w:eastAsia="Times New Roman" w:cs="Times New Roman"/>
         </w:rPr>
         <w:t>）</w:t>
@@ -18544,528 +18478,443 @@
     </w:p>
     <w:p>
       <w:pPr>
-        <w:pStyle w:val="SourceCode"/>
-      </w:pPr>
-      <w:r>
-        <w:rPr>
-          <w:rStyle w:val="VerbatimChar"/>
+        <w:pStyle w:val="Compact"/>
+        <w:numPr>
+          <w:ilvl w:val="0"/>
+          <w:numId w:val="1008"/>
+        </w:numPr>
+      </w:pPr>
+      <w:r>
+        <w:rPr>
           <w:rFonts w:hint="eastAsia" w:ascii="Times New Roman" w:hAnsi="Times New Roman" w:eastAsia="FangSong" w:cs="Times New Roman"/>
         </w:rPr>
         <w:t xml:space="preserve">选择性题</w:t>
       </w:r>
-      <w:r>
-        <w:rPr>
-          <w:rFonts w:ascii="Times New Roman" w:hAnsi="Times New Roman" w:eastAsia="Times New Roman" w:cs="Times New Roman"/>
-        </w:rPr>
-        <w:br/>
-      </w:r>
-      <w:r>
-        <w:rPr>
-          <w:rStyle w:val="VerbatimChar"/>
-          <w:rFonts w:ascii="Times New Roman" w:hAnsi="Times New Roman" w:eastAsia="Times New Roman" w:cs="Times New Roman"/>
-        </w:rPr>
-        <w:t xml:space="preserve">├─ Q1: </w:t>
-      </w:r>
-      <w:r>
-        <w:rPr>
-          <w:rStyle w:val="VerbatimChar"/>
+    </w:p>
+    <w:p>
+      <w:pPr>
+        <w:pStyle w:val="Compact"/>
+        <w:numPr>
+          <w:ilvl w:val="1"/>
+          <w:numId w:val="1009"/>
+        </w:numPr>
+      </w:pPr>
+      <w:r>
+        <w:rPr>
+          <w:rFonts w:ascii="Times New Roman" w:hAnsi="Times New Roman" w:eastAsia="Times New Roman" w:cs="Times New Roman"/>
+        </w:rPr>
+        <w:t xml:space="preserve">Q1: </w:t>
+      </w:r>
+      <w:r>
+        <w:rPr>
           <w:rFonts w:hint="eastAsia" w:ascii="Times New Roman" w:hAnsi="Times New Roman" w:eastAsia="FangSong" w:cs="Times New Roman"/>
         </w:rPr>
         <w:t>位置还是面</w:t>
       </w:r>
       <w:r>
         <w:rPr>
-          <w:rStyle w:val="VerbatimChar"/>
           <w:rFonts w:hint="eastAsia" w:ascii="Times New Roman" w:hAnsi="Times New Roman" w:eastAsia="Times New Roman" w:cs="Times New Roman"/>
         </w:rPr>
         <w:t>？</w:t>
       </w:r>
-      <w:r>
-        <w:rPr>
-          <w:rFonts w:ascii="Times New Roman" w:hAnsi="Times New Roman" w:eastAsia="Times New Roman" w:cs="Times New Roman"/>
-        </w:rPr>
-        <w:br/>
-      </w:r>
-      <w:r>
-        <w:rPr>
-          <w:rStyle w:val="VerbatimChar"/>
-          <w:rFonts w:ascii="Times New Roman" w:hAnsi="Times New Roman" w:eastAsia="Times New Roman" w:cs="Times New Roman"/>
-        </w:rPr>
-        <w:t xml:space="preserve">│   ├─ </w:t>
-      </w:r>
-      <w:r>
-        <w:rPr>
-          <w:rStyle w:val="VerbatimChar"/>
+    </w:p>
+    <w:p>
+      <w:pPr>
+        <w:pStyle w:val="Compact"/>
+        <w:numPr>
+          <w:ilvl w:val="2"/>
+          <w:numId w:val="1010"/>
+        </w:numPr>
+      </w:pPr>
+      <w:r>
+        <w:rPr>
           <w:rFonts w:hint="eastAsia" w:ascii="Times New Roman" w:hAnsi="Times New Roman" w:eastAsia="FangSong" w:cs="Times New Roman"/>
         </w:rPr>
         <w:t>多位点竞争</w:t>
       </w:r>
       <w:r>
         <w:rPr>
-          <w:rStyle w:val="VerbatimChar"/>
           <w:rFonts w:hint="eastAsia" w:ascii="Times New Roman" w:hAnsi="Times New Roman" w:eastAsia="Times New Roman" w:cs="Times New Roman"/>
         </w:rPr>
         <w:t>→</w:t>
       </w:r>
       <w:r>
         <w:rPr>
-          <w:rStyle w:val="VerbatimChar"/>
           <w:rFonts w:hint="eastAsia" w:ascii="Times New Roman" w:hAnsi="Times New Roman" w:eastAsia="FangSong" w:cs="Times New Roman"/>
         </w:rPr>
         <w:t>区域</w:t>
       </w:r>
-      <w:r>
-        <w:rPr>
-          <w:rFonts w:ascii="Times New Roman" w:hAnsi="Times New Roman" w:eastAsia="Times New Roman" w:cs="Times New Roman"/>
-        </w:rPr>
-        <w:br/>
-      </w:r>
-      <w:r>
-        <w:rPr>
-          <w:rStyle w:val="VerbatimChar"/>
-          <w:rFonts w:ascii="Times New Roman" w:hAnsi="Times New Roman" w:eastAsia="Times New Roman" w:cs="Times New Roman"/>
-        </w:rPr>
-        <w:t xml:space="preserve">│   └─ </w:t>
-      </w:r>
-      <w:r>
-        <w:rPr>
-          <w:rStyle w:val="VerbatimChar"/>
+    </w:p>
+    <w:p>
+      <w:pPr>
+        <w:pStyle w:val="Compact"/>
+        <w:numPr>
+          <w:ilvl w:val="2"/>
+          <w:numId w:val="1010"/>
+        </w:numPr>
+      </w:pPr>
+      <w:r>
+        <w:rPr>
           <w:rFonts w:hint="eastAsia" w:ascii="Times New Roman" w:hAnsi="Times New Roman" w:eastAsia="FangSong" w:cs="Times New Roman"/>
         </w:rPr>
         <w:t>同一点多种空间结果</w:t>
       </w:r>
       <w:r>
         <w:rPr>
-          <w:rStyle w:val="VerbatimChar"/>
           <w:rFonts w:hint="eastAsia" w:ascii="Times New Roman" w:hAnsi="Times New Roman" w:eastAsia="Times New Roman" w:cs="Times New Roman"/>
         </w:rPr>
         <w:t>→</w:t>
       </w:r>
       <w:r>
         <w:rPr>
-          <w:rStyle w:val="VerbatimChar"/>
           <w:rFonts w:hint="eastAsia" w:ascii="Times New Roman" w:hAnsi="Times New Roman" w:eastAsia="FangSong" w:cs="Times New Roman"/>
         </w:rPr>
         <w:t>立体</w:t>
       </w:r>
-      <w:r>
-        <w:rPr>
-          <w:rFonts w:ascii="Times New Roman" w:hAnsi="Times New Roman" w:eastAsia="Times New Roman" w:cs="Times New Roman"/>
-        </w:rPr>
-        <w:br/>
-      </w:r>
-      <w:r>
-        <w:rPr>
-          <w:rStyle w:val="VerbatimChar"/>
-          <w:rFonts w:ascii="Times New Roman" w:hAnsi="Times New Roman" w:eastAsia="Times New Roman" w:cs="Times New Roman"/>
-        </w:rPr>
-        <w:t xml:space="preserve">├─ Q2: </w:t>
-      </w:r>
-      <w:r>
-        <w:rPr>
-          <w:rStyle w:val="VerbatimChar"/>
+    </w:p>
+    <w:p>
+      <w:pPr>
+        <w:pStyle w:val="Compact"/>
+        <w:numPr>
+          <w:ilvl w:val="1"/>
+          <w:numId w:val="1009"/>
+        </w:numPr>
+      </w:pPr>
+      <w:r>
+        <w:rPr>
+          <w:rFonts w:ascii="Times New Roman" w:hAnsi="Times New Roman" w:eastAsia="Times New Roman" w:cs="Times New Roman"/>
+        </w:rPr>
+        <w:t xml:space="preserve">Q2: </w:t>
+      </w:r>
+      <w:r>
+        <w:rPr>
           <w:rFonts w:hint="eastAsia" w:ascii="Times New Roman" w:hAnsi="Times New Roman" w:eastAsia="FangSong" w:cs="Times New Roman"/>
         </w:rPr>
         <w:t>哪个过渡态</w:t>
       </w:r>
       <w:r>
         <w:rPr>
-          <w:rStyle w:val="VerbatimChar"/>
           <w:rFonts w:hint="eastAsia" w:ascii="Times New Roman" w:hAnsi="Times New Roman" w:eastAsia="Times New Roman" w:cs="Times New Roman"/>
         </w:rPr>
         <w:t>/</w:t>
       </w:r>
       <w:r>
         <w:rPr>
-          <w:rStyle w:val="VerbatimChar"/>
           <w:rFonts w:hint="eastAsia" w:ascii="Times New Roman" w:hAnsi="Times New Roman" w:eastAsia="FangSong" w:cs="Times New Roman"/>
         </w:rPr>
         <w:t>中间体</w:t>
       </w:r>
       <w:r>
         <w:rPr>
-          <w:rStyle w:val="VerbatimChar"/>
           <w:rFonts w:hint="eastAsia" w:ascii="Times New Roman" w:hAnsi="Times New Roman" w:eastAsia="Times New Roman" w:cs="Times New Roman"/>
         </w:rPr>
         <w:t>？</w:t>
       </w:r>
-      <w:r>
-        <w:rPr>
-          <w:rFonts w:ascii="Times New Roman" w:hAnsi="Times New Roman" w:eastAsia="Times New Roman" w:cs="Times New Roman"/>
-        </w:rPr>
-        <w:br/>
-      </w:r>
-      <w:r>
-        <w:rPr>
-          <w:rStyle w:val="VerbatimChar"/>
-          <w:rFonts w:ascii="Times New Roman" w:hAnsi="Times New Roman" w:eastAsia="Times New Roman" w:cs="Times New Roman"/>
-        </w:rPr>
-        <w:t xml:space="preserve">│   ├─ </w:t>
-      </w:r>
-      <w:r>
-        <w:rPr>
-          <w:rStyle w:val="VerbatimChar"/>
+    </w:p>
+    <w:p>
+      <w:pPr>
+        <w:pStyle w:val="Compact"/>
+        <w:numPr>
+          <w:ilvl w:val="2"/>
+          <w:numId w:val="1011"/>
+        </w:numPr>
+      </w:pPr>
+      <w:r>
+        <w:rPr>
           <w:rFonts w:hint="eastAsia" w:ascii="Times New Roman" w:hAnsi="Times New Roman" w:eastAsia="Times New Roman" w:cs="Times New Roman"/>
         </w:rPr>
         <w:t>SN2→</w:t>
       </w:r>
       <w:r>
         <w:rPr>
-          <w:rStyle w:val="VerbatimChar"/>
           <w:rFonts w:hint="eastAsia" w:ascii="Times New Roman" w:hAnsi="Times New Roman" w:eastAsia="FangSong" w:cs="Times New Roman"/>
         </w:rPr>
         <w:t>背面</w:t>
       </w:r>
       <w:r>
         <w:rPr>
-          <w:rStyle w:val="VerbatimChar"/>
           <w:rFonts w:hint="eastAsia" w:ascii="Times New Roman" w:hAnsi="Times New Roman" w:eastAsia="Times New Roman" w:cs="Times New Roman"/>
         </w:rPr>
         <w:t>→</w:t>
       </w:r>
       <w:r>
         <w:rPr>
-          <w:rStyle w:val="VerbatimChar"/>
           <w:rFonts w:hint="eastAsia" w:ascii="Times New Roman" w:hAnsi="Times New Roman" w:eastAsia="FangSong" w:cs="Times New Roman"/>
         </w:rPr>
         <w:t>翻转</w:t>
       </w:r>
-      <w:r>
-        <w:rPr>
-          <w:rFonts w:ascii="Times New Roman" w:hAnsi="Times New Roman" w:eastAsia="Times New Roman" w:cs="Times New Roman"/>
-        </w:rPr>
-        <w:br/>
-      </w:r>
-      <w:r>
-        <w:rPr>
-          <w:rStyle w:val="VerbatimChar"/>
-          <w:rFonts w:ascii="Times New Roman" w:hAnsi="Times New Roman" w:eastAsia="Times New Roman" w:cs="Times New Roman"/>
-        </w:rPr>
-        <w:t xml:space="preserve">│   ├─ </w:t>
-      </w:r>
-      <w:r>
-        <w:rPr>
-          <w:rStyle w:val="VerbatimChar"/>
+    </w:p>
+    <w:p>
+      <w:pPr>
+        <w:pStyle w:val="Compact"/>
+        <w:numPr>
+          <w:ilvl w:val="2"/>
+          <w:numId w:val="1011"/>
+        </w:numPr>
+      </w:pPr>
+      <w:r>
+        <w:rPr>
           <w:rFonts w:hint="eastAsia" w:ascii="Times New Roman" w:hAnsi="Times New Roman" w:eastAsia="Times New Roman" w:cs="Times New Roman"/>
         </w:rPr>
         <w:t>E2→anti-periplanar→</w:t>
       </w:r>
       <w:r>
         <w:rPr>
-          <w:rStyle w:val="VerbatimChar"/>
           <w:rFonts w:hint="eastAsia" w:ascii="Times New Roman" w:hAnsi="Times New Roman" w:eastAsia="FangSong" w:cs="Times New Roman"/>
         </w:rPr>
         <w:t>构象锁定</w:t>
       </w:r>
-      <w:r>
-        <w:rPr>
-          <w:rFonts w:ascii="Times New Roman" w:hAnsi="Times New Roman" w:eastAsia="Times New Roman" w:cs="Times New Roman"/>
-        </w:rPr>
-        <w:br/>
-      </w:r>
-      <w:r>
-        <w:rPr>
-          <w:rStyle w:val="VerbatimChar"/>
-          <w:rFonts w:ascii="Times New Roman" w:hAnsi="Times New Roman" w:eastAsia="Times New Roman" w:cs="Times New Roman"/>
-        </w:rPr>
-        <w:t xml:space="preserve">│   ├─ </w:t>
-      </w:r>
-      <w:r>
-        <w:rPr>
-          <w:rStyle w:val="VerbatimChar"/>
+    </w:p>
+    <w:p>
+      <w:pPr>
+        <w:pStyle w:val="Compact"/>
+        <w:numPr>
+          <w:ilvl w:val="2"/>
+          <w:numId w:val="1011"/>
+        </w:numPr>
+      </w:pPr>
+      <w:r>
+        <w:rPr>
           <w:rFonts w:hint="eastAsia" w:ascii="Times New Roman" w:hAnsi="Times New Roman" w:eastAsia="FangSong" w:cs="Times New Roman"/>
         </w:rPr>
         <w:t>卤鎓</w:t>
       </w:r>
       <w:r>
         <w:rPr>
-          <w:rStyle w:val="VerbatimChar"/>
           <w:rFonts w:hint="eastAsia" w:ascii="Times New Roman" w:hAnsi="Times New Roman" w:eastAsia="Times New Roman" w:cs="Times New Roman"/>
         </w:rPr>
         <w:t>→</w:t>
       </w:r>
       <w:r>
         <w:rPr>
-          <w:rStyle w:val="VerbatimChar"/>
           <w:rFonts w:hint="eastAsia" w:ascii="Times New Roman" w:hAnsi="Times New Roman" w:eastAsia="FangSong" w:cs="Times New Roman"/>
         </w:rPr>
         <w:t>桥连</w:t>
       </w:r>
       <w:r>
         <w:rPr>
-          <w:rStyle w:val="VerbatimChar"/>
           <w:rFonts w:hint="eastAsia" w:ascii="Times New Roman" w:hAnsi="Times New Roman" w:eastAsia="Times New Roman" w:cs="Times New Roman"/>
         </w:rPr>
         <w:t>→anti</w:t>
       </w:r>
-      <w:r>
-        <w:rPr>
-          <w:rFonts w:ascii="Times New Roman" w:hAnsi="Times New Roman" w:eastAsia="Times New Roman" w:cs="Times New Roman"/>
-        </w:rPr>
-        <w:br/>
-      </w:r>
-      <w:r>
-        <w:rPr>
-          <w:rStyle w:val="VerbatimChar"/>
-          <w:rFonts w:ascii="Times New Roman" w:hAnsi="Times New Roman" w:eastAsia="Times New Roman" w:cs="Times New Roman"/>
-        </w:rPr>
-        <w:t xml:space="preserve">│   ├─ </w:t>
-      </w:r>
-      <w:r>
-        <w:rPr>
-          <w:rStyle w:val="VerbatimChar"/>
+    </w:p>
+    <w:p>
+      <w:pPr>
+        <w:pStyle w:val="Compact"/>
+        <w:numPr>
+          <w:ilvl w:val="2"/>
+          <w:numId w:val="1011"/>
+        </w:numPr>
+      </w:pPr>
+      <w:r>
+        <w:rPr>
           <w:rFonts w:hint="eastAsia" w:ascii="Times New Roman" w:hAnsi="Times New Roman" w:eastAsia="FangSong" w:cs="Times New Roman"/>
         </w:rPr>
         <w:t>硼氢化</w:t>
       </w:r>
       <w:r>
         <w:rPr>
-          <w:rStyle w:val="VerbatimChar"/>
           <w:rFonts w:hint="eastAsia" w:ascii="Times New Roman" w:hAnsi="Times New Roman" w:eastAsia="Times New Roman" w:cs="Times New Roman"/>
         </w:rPr>
         <w:t>→</w:t>
       </w:r>
       <w:r>
         <w:rPr>
-          <w:rStyle w:val="VerbatimChar"/>
           <w:rFonts w:hint="eastAsia" w:ascii="Times New Roman" w:hAnsi="Times New Roman" w:eastAsia="FangSong" w:cs="Times New Roman"/>
         </w:rPr>
         <w:t>四中心</w:t>
       </w:r>
       <w:r>
         <w:rPr>
-          <w:rStyle w:val="VerbatimChar"/>
           <w:rFonts w:hint="eastAsia" w:ascii="Times New Roman" w:hAnsi="Times New Roman" w:eastAsia="Times New Roman" w:cs="Times New Roman"/>
         </w:rPr>
         <w:t>TS→syn</w:t>
       </w:r>
-      <w:r>
-        <w:rPr>
-          <w:rFonts w:ascii="Times New Roman" w:hAnsi="Times New Roman" w:eastAsia="Times New Roman" w:cs="Times New Roman"/>
-        </w:rPr>
-        <w:br/>
-      </w:r>
-      <w:r>
-        <w:rPr>
-          <w:rStyle w:val="VerbatimChar"/>
-          <w:rFonts w:ascii="Times New Roman" w:hAnsi="Times New Roman" w:eastAsia="Times New Roman" w:cs="Times New Roman"/>
-        </w:rPr>
-        <w:t xml:space="preserve">│   ├─ </w:t>
-      </w:r>
-      <w:r>
-        <w:rPr>
-          <w:rStyle w:val="VerbatimChar"/>
+    </w:p>
+    <w:p>
+      <w:pPr>
+        <w:pStyle w:val="Compact"/>
+        <w:numPr>
+          <w:ilvl w:val="2"/>
+          <w:numId w:val="1011"/>
+        </w:numPr>
+      </w:pPr>
+      <w:r>
+        <w:rPr>
           <w:rFonts w:hint="eastAsia" w:ascii="Times New Roman" w:hAnsi="Times New Roman" w:eastAsia="FangSong" w:cs="Times New Roman"/>
         </w:rPr>
         <w:t>碳正离子</w:t>
       </w:r>
       <w:r>
         <w:rPr>
-          <w:rStyle w:val="VerbatimChar"/>
           <w:rFonts w:hint="eastAsia" w:ascii="Times New Roman" w:hAnsi="Times New Roman" w:eastAsia="Times New Roman" w:cs="Times New Roman"/>
         </w:rPr>
         <w:t>→</w:t>
       </w:r>
       <w:r>
         <w:rPr>
-          <w:rStyle w:val="VerbatimChar"/>
           <w:rFonts w:hint="eastAsia" w:ascii="Times New Roman" w:hAnsi="Times New Roman" w:eastAsia="FangSong" w:cs="Times New Roman"/>
         </w:rPr>
         <w:t>平面</w:t>
       </w:r>
       <w:r>
         <w:rPr>
-          <w:rStyle w:val="VerbatimChar"/>
           <w:rFonts w:hint="eastAsia" w:ascii="Times New Roman" w:hAnsi="Times New Roman" w:eastAsia="Times New Roman" w:cs="Times New Roman"/>
         </w:rPr>
         <w:t>→</w:t>
       </w:r>
       <w:r>
         <w:rPr>
-          <w:rStyle w:val="VerbatimChar"/>
           <w:rFonts w:hint="eastAsia" w:ascii="Times New Roman" w:hAnsi="Times New Roman" w:eastAsia="FangSong" w:cs="Times New Roman"/>
         </w:rPr>
         <w:t>重排</w:t>
       </w:r>
       <w:r>
         <w:rPr>
-          <w:rStyle w:val="VerbatimChar"/>
           <w:rFonts w:hint="eastAsia" w:ascii="Times New Roman" w:hAnsi="Times New Roman" w:eastAsia="Times New Roman" w:cs="Times New Roman"/>
         </w:rPr>
         <w:t>+</w:t>
       </w:r>
       <w:r>
         <w:rPr>
-          <w:rStyle w:val="VerbatimChar"/>
           <w:rFonts w:hint="eastAsia" w:ascii="Times New Roman" w:hAnsi="Times New Roman" w:eastAsia="FangSong" w:cs="Times New Roman"/>
         </w:rPr>
         <w:t>外消旋</w:t>
       </w:r>
-      <w:r>
-        <w:rPr>
-          <w:rFonts w:ascii="Times New Roman" w:hAnsi="Times New Roman" w:eastAsia="Times New Roman" w:cs="Times New Roman"/>
-        </w:rPr>
-        <w:br/>
-      </w:r>
-      <w:r>
-        <w:rPr>
-          <w:rStyle w:val="VerbatimChar"/>
-          <w:rFonts w:ascii="Times New Roman" w:hAnsi="Times New Roman" w:eastAsia="Times New Roman" w:cs="Times New Roman"/>
-        </w:rPr>
-        <w:t xml:space="preserve">│   └─ </w:t>
-      </w:r>
-      <w:r>
-        <w:rPr>
-          <w:rStyle w:val="VerbatimChar"/>
+    </w:p>
+    <w:p>
+      <w:pPr>
+        <w:pStyle w:val="Compact"/>
+        <w:numPr>
+          <w:ilvl w:val="2"/>
+          <w:numId w:val="1011"/>
+        </w:numPr>
+      </w:pPr>
+      <w:r>
+        <w:rPr>
           <w:rFonts w:hint="eastAsia" w:ascii="Times New Roman" w:hAnsi="Times New Roman" w:eastAsia="FangSong" w:cs="Times New Roman"/>
         </w:rPr>
         <w:t>自由基</w:t>
       </w:r>
       <w:r>
         <w:rPr>
-          <w:rStyle w:val="VerbatimChar"/>
           <w:rFonts w:hint="eastAsia" w:ascii="Times New Roman" w:hAnsi="Times New Roman" w:eastAsia="Times New Roman" w:cs="Times New Roman"/>
         </w:rPr>
         <w:t>→</w:t>
       </w:r>
       <w:r>
         <w:rPr>
-          <w:rStyle w:val="VerbatimChar"/>
           <w:rFonts w:hint="eastAsia" w:ascii="Times New Roman" w:hAnsi="Times New Roman" w:eastAsia="FangSong" w:cs="Times New Roman"/>
         </w:rPr>
         <w:t>平面</w:t>
       </w:r>
       <w:r>
         <w:rPr>
-          <w:rStyle w:val="VerbatimChar"/>
           <w:rFonts w:hint="eastAsia" w:ascii="Times New Roman" w:hAnsi="Times New Roman" w:eastAsia="Times New Roman" w:cs="Times New Roman"/>
         </w:rPr>
         <w:t>→</w:t>
       </w:r>
       <w:r>
         <w:rPr>
-          <w:rStyle w:val="VerbatimChar"/>
           <w:rFonts w:hint="eastAsia" w:ascii="Times New Roman" w:hAnsi="Times New Roman" w:eastAsia="FangSong" w:cs="Times New Roman"/>
         </w:rPr>
         <w:t>无立体</w:t>
       </w:r>
-      <w:r>
-        <w:rPr>
-          <w:rFonts w:ascii="Times New Roman" w:hAnsi="Times New Roman" w:eastAsia="Times New Roman" w:cs="Times New Roman"/>
-        </w:rPr>
-        <w:br/>
-      </w:r>
-      <w:r>
-        <w:rPr>
-          <w:rStyle w:val="VerbatimChar"/>
-          <w:rFonts w:ascii="Times New Roman" w:hAnsi="Times New Roman" w:eastAsia="Times New Roman" w:cs="Times New Roman"/>
-        </w:rPr>
-        <w:t xml:space="preserve">└─ Q3: </w:t>
-      </w:r>
-      <w:r>
-        <w:rPr>
-          <w:rStyle w:val="VerbatimChar"/>
+    </w:p>
+    <w:p>
+      <w:pPr>
+        <w:pStyle w:val="Compact"/>
+        <w:numPr>
+          <w:ilvl w:val="1"/>
+          <w:numId w:val="1009"/>
+        </w:numPr>
+      </w:pPr>
+      <w:r>
+        <w:rPr>
+          <w:rFonts w:ascii="Times New Roman" w:hAnsi="Times New Roman" w:eastAsia="Times New Roman" w:cs="Times New Roman"/>
+        </w:rPr>
+        <w:t xml:space="preserve">Q3: </w:t>
+      </w:r>
+      <w:r>
+        <w:rPr>
           <w:rFonts w:hint="eastAsia" w:ascii="Times New Roman" w:hAnsi="Times New Roman" w:eastAsia="FangSong" w:cs="Times New Roman"/>
         </w:rPr>
         <w:t>哪些修正</w:t>
       </w:r>
       <w:r>
         <w:rPr>
-          <w:rStyle w:val="VerbatimChar"/>
           <w:rFonts w:hint="eastAsia" w:ascii="Times New Roman" w:hAnsi="Times New Roman" w:eastAsia="Times New Roman" w:cs="Times New Roman"/>
         </w:rPr>
         <w:t>？</w:t>
       </w:r>
-      <w:r>
-        <w:rPr>
-          <w:rFonts w:ascii="Times New Roman" w:hAnsi="Times New Roman" w:eastAsia="Times New Roman" w:cs="Times New Roman"/>
-        </w:rPr>
-        <w:br/>
-      </w:r>
-      <w:r>
-        <w:rPr>
-          <w:rStyle w:val="VerbatimChar"/>
-          <w:rFonts w:ascii="Times New Roman" w:hAnsi="Times New Roman" w:eastAsia="Times New Roman" w:cs="Times New Roman"/>
-        </w:rPr>
-        <w:t xml:space="preserve">    ├─ </w:t>
-      </w:r>
-      <w:r>
-        <w:rPr>
-          <w:rStyle w:val="VerbatimChar"/>
+    </w:p>
+    <w:p>
+      <w:pPr>
+        <w:pStyle w:val="Compact"/>
+        <w:numPr>
+          <w:ilvl w:val="2"/>
+          <w:numId w:val="1012"/>
+        </w:numPr>
+      </w:pPr>
+      <w:r>
+        <w:rPr>
           <w:rFonts w:hint="eastAsia" w:ascii="Times New Roman" w:hAnsi="Times New Roman" w:eastAsia="FangSong" w:cs="Times New Roman"/>
         </w:rPr>
         <w:t xml:space="preserve">电子效应</w:t>
       </w:r>
-      <w:r>
-        <w:rPr>
-          <w:rFonts w:ascii="Times New Roman" w:hAnsi="Times New Roman" w:eastAsia="Times New Roman" w:cs="Times New Roman"/>
-        </w:rPr>
-        <w:br/>
-      </w:r>
-      <w:r>
-        <w:rPr>
-          <w:rStyle w:val="VerbatimChar"/>
-          <w:rFonts w:ascii="Times New Roman" w:hAnsi="Times New Roman" w:eastAsia="Times New Roman" w:cs="Times New Roman"/>
-        </w:rPr>
-        <w:t xml:space="preserve">    ├─ </w:t>
-      </w:r>
-      <w:r>
-        <w:rPr>
-          <w:rStyle w:val="VerbatimChar"/>
+    </w:p>
+    <w:p>
+      <w:pPr>
+        <w:pStyle w:val="Compact"/>
+        <w:numPr>
+          <w:ilvl w:val="2"/>
+          <w:numId w:val="1012"/>
+        </w:numPr>
+      </w:pPr>
+      <w:r>
+        <w:rPr>
           <w:rFonts w:hint="eastAsia" w:ascii="Times New Roman" w:hAnsi="Times New Roman" w:eastAsia="FangSong" w:cs="Times New Roman"/>
         </w:rPr>
         <w:t xml:space="preserve">位阻效应</w:t>
       </w:r>
-      <w:r>
-        <w:rPr>
-          <w:rFonts w:ascii="Times New Roman" w:hAnsi="Times New Roman" w:eastAsia="Times New Roman" w:cs="Times New Roman"/>
-        </w:rPr>
-        <w:br/>
-      </w:r>
-      <w:r>
-        <w:rPr>
-          <w:rStyle w:val="VerbatimChar"/>
-          <w:rFonts w:ascii="Times New Roman" w:hAnsi="Times New Roman" w:eastAsia="Times New Roman" w:cs="Times New Roman"/>
-        </w:rPr>
-        <w:t xml:space="preserve">    ├─ </w:t>
-      </w:r>
-      <w:r>
-        <w:rPr>
-          <w:rStyle w:val="VerbatimChar"/>
+    </w:p>
+    <w:p>
+      <w:pPr>
+        <w:pStyle w:val="Compact"/>
+        <w:numPr>
+          <w:ilvl w:val="2"/>
+          <w:numId w:val="1012"/>
+        </w:numPr>
+      </w:pPr>
+      <w:r>
+        <w:rPr>
           <w:rFonts w:hint="eastAsia" w:ascii="Times New Roman" w:hAnsi="Times New Roman" w:eastAsia="FangSong" w:cs="Times New Roman"/>
         </w:rPr>
         <w:t>动力学</w:t>
       </w:r>
       <w:r>
         <w:rPr>
-          <w:rStyle w:val="VerbatimChar"/>
           <w:rFonts w:hint="eastAsia" w:ascii="Times New Roman" w:hAnsi="Times New Roman" w:eastAsia="Times New Roman" w:cs="Times New Roman"/>
         </w:rPr>
         <w:t>/</w:t>
       </w:r>
       <w:r>
         <w:rPr>
-          <w:rStyle w:val="VerbatimChar"/>
           <w:rFonts w:hint="eastAsia" w:ascii="Times New Roman" w:hAnsi="Times New Roman" w:eastAsia="FangSong" w:cs="Times New Roman"/>
         </w:rPr>
         <w:t>热力学</w:t>
       </w:r>
-      <w:r>
-        <w:rPr>
-          <w:rFonts w:ascii="Times New Roman" w:hAnsi="Times New Roman" w:eastAsia="Times New Roman" w:cs="Times New Roman"/>
-        </w:rPr>
-        <w:br/>
-      </w:r>
-      <w:r>
-        <w:rPr>
-          <w:rStyle w:val="VerbatimChar"/>
-          <w:rFonts w:ascii="Times New Roman" w:hAnsi="Times New Roman" w:eastAsia="Times New Roman" w:cs="Times New Roman"/>
-        </w:rPr>
-        <w:t xml:space="preserve">    └─ </w:t>
-      </w:r>
-      <w:r>
-        <w:rPr>
-          <w:rStyle w:val="VerbatimChar"/>
+    </w:p>
+    <w:p>
+      <w:pPr>
+        <w:pStyle w:val="Compact"/>
+        <w:numPr>
+          <w:ilvl w:val="2"/>
+          <w:numId w:val="1012"/>
+        </w:numPr>
+      </w:pPr>
+      <w:r>
+        <w:rPr>
           <w:rFonts w:hint="eastAsia" w:ascii="Times New Roman" w:hAnsi="Times New Roman" w:eastAsia="FangSong" w:cs="Times New Roman"/>
         </w:rPr>
         <w:t xml:space="preserve">溶剂效应</w:t>
@@ -19090,7 +18939,7 @@
         <w:pStyle w:val="Compact"/>
         <w:numPr>
           <w:ilvl w:val="0"/>
-          <w:numId w:val="1003"/>
+          <w:numId w:val="1013"/>
         </w:numPr>
       </w:pPr>
       <w:r>
@@ -19129,7 +18978,7 @@
         <w:pStyle w:val="Compact"/>
         <w:numPr>
           <w:ilvl w:val="0"/>
-          <w:numId w:val="1003"/>
+          <w:numId w:val="1013"/>
         </w:numPr>
       </w:pPr>
       <w:r>
@@ -19180,7 +19029,7 @@
         <w:pStyle w:val="Compact"/>
         <w:numPr>
           <w:ilvl w:val="0"/>
-          <w:numId w:val="1003"/>
+          <w:numId w:val="1013"/>
         </w:numPr>
       </w:pPr>
       <w:r>
@@ -19231,7 +19080,7 @@
         <w:pStyle w:val="Compact"/>
         <w:numPr>
           <w:ilvl w:val="0"/>
-          <w:numId w:val="1003"/>
+          <w:numId w:val="1013"/>
         </w:numPr>
       </w:pPr>
       <w:r>
@@ -19270,7 +19119,7 @@
         <w:pStyle w:val="Compact"/>
         <w:numPr>
           <w:ilvl w:val="0"/>
-          <w:numId w:val="1003"/>
+          <w:numId w:val="1013"/>
         </w:numPr>
       </w:pPr>
       <w:r>
@@ -19309,7 +19158,7 @@
         <w:pStyle w:val="Compact"/>
         <w:numPr>
           <w:ilvl w:val="0"/>
-          <w:numId w:val="1003"/>
+          <w:numId w:val="1013"/>
         </w:numPr>
       </w:pPr>
       <w:r>
@@ -20934,7 +20783,7 @@
         <w:pStyle w:val="Compact"/>
         <w:numPr>
           <w:ilvl w:val="0"/>
-          <w:numId w:val="1004"/>
+          <w:numId w:val="1014"/>
         </w:numPr>
       </w:pPr>
       <w:r>
@@ -20967,7 +20816,7 @@
         <w:pStyle w:val="Compact"/>
         <w:numPr>
           <w:ilvl w:val="1"/>
-          <w:numId w:val="1005"/>
+          <w:numId w:val="1015"/>
         </w:numPr>
       </w:pPr>
       <w:r>
@@ -21024,7 +20873,7 @@
         <w:pStyle w:val="Compact"/>
         <w:numPr>
           <w:ilvl w:val="0"/>
-          <w:numId w:val="1004"/>
+          <w:numId w:val="1014"/>
         </w:numPr>
       </w:pPr>
       <w:r>
@@ -21045,7 +20894,7 @@
         <w:pStyle w:val="Compact"/>
         <w:numPr>
           <w:ilvl w:val="1"/>
-          <w:numId w:val="1006"/>
+          <w:numId w:val="1016"/>
         </w:numPr>
       </w:pPr>
       <w:r>
@@ -21078,7 +20927,7 @@
         <w:pStyle w:val="Compact"/>
         <w:numPr>
           <w:ilvl w:val="1"/>
-          <w:numId w:val="1006"/>
+          <w:numId w:val="1016"/>
         </w:numPr>
       </w:pPr>
       <w:r>
@@ -21105,7 +20954,7 @@
         <w:pStyle w:val="Compact"/>
         <w:numPr>
           <w:ilvl w:val="1"/>
-          <w:numId w:val="1006"/>
+          <w:numId w:val="1016"/>
         </w:numPr>
       </w:pPr>
       <w:r>
@@ -21144,7 +20993,7 @@
         <w:pStyle w:val="Compact"/>
         <w:numPr>
           <w:ilvl w:val="0"/>
-          <w:numId w:val="1004"/>
+          <w:numId w:val="1014"/>
         </w:numPr>
       </w:pPr>
       <w:r>
@@ -21234,7 +21083,7 @@
       <w:pPr>
         <w:numPr>
           <w:ilvl w:val="0"/>
-          <w:numId w:val="1007"/>
+          <w:numId w:val="1017"/>
         </w:numPr>
       </w:pPr>
       <w:r>
@@ -21291,7 +21140,7 @@
       <w:pPr>
         <w:numPr>
           <w:ilvl w:val="0"/>
-          <w:numId w:val="1007"/>
+          <w:numId w:val="1017"/>
         </w:numPr>
       </w:pPr>
       <w:r>
@@ -21365,7 +21214,7 @@
       <w:pPr>
         <w:numPr>
           <w:ilvl w:val="0"/>
-          <w:numId w:val="1007"/>
+          <w:numId w:val="1017"/>
         </w:numPr>
       </w:pPr>
       <w:r>
@@ -21439,7 +21288,7 @@
       <w:pPr>
         <w:numPr>
           <w:ilvl w:val="0"/>
-          <w:numId w:val="1007"/>
+          <w:numId w:val="1017"/>
         </w:numPr>
       </w:pPr>
       <w:r>
@@ -21528,7 +21377,7 @@
       <w:pPr>
         <w:numPr>
           <w:ilvl w:val="0"/>
-          <w:numId w:val="1008"/>
+          <w:numId w:val="1018"/>
         </w:numPr>
       </w:pPr>
       <w:r>
@@ -21768,7 +21617,7 @@
       <w:pPr>
         <w:numPr>
           <w:ilvl w:val="0"/>
-          <w:numId w:val="1008"/>
+          <w:numId w:val="1018"/>
         </w:numPr>
       </w:pPr>
       <w:r>
@@ -21836,7 +21685,7 @@
       <w:pPr>
         <w:numPr>
           <w:ilvl w:val="0"/>
-          <w:numId w:val="1008"/>
+          <w:numId w:val="1018"/>
         </w:numPr>
       </w:pPr>
       <w:r>
@@ -22044,7 +21893,7 @@
         <w:pStyle w:val="Compact"/>
         <w:numPr>
           <w:ilvl w:val="0"/>
-          <w:numId w:val="1009"/>
+          <w:numId w:val="1019"/>
         </w:numPr>
       </w:pPr>
     </w:p>
@@ -22053,7 +21902,7 @@
         <w:pStyle w:val="Compact"/>
         <w:numPr>
           <w:ilvl w:val="1"/>
-          <w:numId w:val="1010"/>
+          <w:numId w:val="1020"/>
         </w:numPr>
       </w:pPr>
       <w:r>
@@ -22188,7 +22037,7 @@
         <w:pStyle w:val="Compact"/>
         <w:numPr>
           <w:ilvl w:val="0"/>
-          <w:numId w:val="1009"/>
+          <w:numId w:val="1019"/>
         </w:numPr>
       </w:pPr>
       <w:r>
@@ -22287,7 +22136,7 @@
         <w:pStyle w:val="Compact"/>
         <w:numPr>
           <w:ilvl w:val="0"/>
-          <w:numId w:val="1009"/>
+          <w:numId w:val="1019"/>
         </w:numPr>
       </w:pPr>
       <w:r>
@@ -22369,7 +22218,7 @@
         <w:pStyle w:val="Compact"/>
         <w:numPr>
           <w:ilvl w:val="0"/>
-          <w:numId w:val="1009"/>
+          <w:numId w:val="1019"/>
         </w:numPr>
       </w:pPr>
       <w:r>
@@ -22438,7 +22287,7 @@
         <w:pStyle w:val="Compact"/>
         <w:numPr>
           <w:ilvl w:val="0"/>
-          <w:numId w:val="1009"/>
+          <w:numId w:val="1019"/>
         </w:numPr>
       </w:pPr>
     </w:p>
@@ -22447,7 +22296,7 @@
         <w:pStyle w:val="Compact"/>
         <w:numPr>
           <w:ilvl w:val="1"/>
-          <w:numId w:val="1011"/>
+          <w:numId w:val="1021"/>
         </w:numPr>
       </w:pPr>
       <w:r>
@@ -22534,7 +22383,7 @@
         <w:pStyle w:val="Compact"/>
         <w:numPr>
           <w:ilvl w:val="0"/>
-          <w:numId w:val="1009"/>
+          <w:numId w:val="1019"/>
         </w:numPr>
       </w:pPr>
       <w:r>
@@ -22627,7 +22476,7 @@
         <w:pStyle w:val="Compact"/>
         <w:numPr>
           <w:ilvl w:val="0"/>
-          <w:numId w:val="1009"/>
+          <w:numId w:val="1019"/>
         </w:numPr>
       </w:pPr>
       <w:r>
@@ -22808,7 +22657,7 @@
         <w:pStyle w:val="Compact"/>
         <w:numPr>
           <w:ilvl w:val="0"/>
-          <w:numId w:val="1009"/>
+          <w:numId w:val="1019"/>
         </w:numPr>
       </w:pPr>
       <w:r>
@@ -23091,7 +22940,7 @@
         <w:pStyle w:val="Compact"/>
         <w:numPr>
           <w:ilvl w:val="0"/>
-          <w:numId w:val="1009"/>
+          <w:numId w:val="1019"/>
         </w:numPr>
       </w:pPr>
       <w:r>
@@ -23178,7 +23027,7 @@
         <w:pStyle w:val="Compact"/>
         <w:numPr>
           <w:ilvl w:val="0"/>
-          <w:numId w:val="1009"/>
+          <w:numId w:val="1019"/>
         </w:numPr>
       </w:pPr>
       <w:r>
@@ -23555,7 +23404,7 @@
         <w:pStyle w:val="Compact"/>
         <w:numPr>
           <w:ilvl w:val="0"/>
-          <w:numId w:val="1012"/>
+          <w:numId w:val="1022"/>
         </w:numPr>
       </w:pPr>
       <w:r>
@@ -23642,7 +23491,7 @@
         <w:pStyle w:val="Compact"/>
         <w:numPr>
           <w:ilvl w:val="0"/>
-          <w:numId w:val="1012"/>
+          <w:numId w:val="1022"/>
         </w:numPr>
       </w:pPr>
       <w:r>
@@ -23735,7 +23584,7 @@
         <w:pStyle w:val="Compact"/>
         <w:numPr>
           <w:ilvl w:val="0"/>
-          <w:numId w:val="1012"/>
+          <w:numId w:val="1022"/>
         </w:numPr>
       </w:pPr>
       <w:r>
@@ -23822,7 +23671,7 @@
         <w:pStyle w:val="Compact"/>
         <w:numPr>
           <w:ilvl w:val="0"/>
-          <w:numId w:val="1012"/>
+          <w:numId w:val="1022"/>
         </w:numPr>
       </w:pPr>
       <w:r>
@@ -24632,6 +24481,36 @@
     <w:abstractNumId w:val="991"/>
   </w:num>
   <w:num w:numId="1004">
+    <w:abstractNumId w:val="991"/>
+  </w:num>
+  <w:num w:numId="1005">
+    <w:abstractNumId w:val="991"/>
+  </w:num>
+  <w:num w:numId="1006">
+    <w:abstractNumId w:val="991"/>
+  </w:num>
+  <w:num w:numId="1007">
+    <w:abstractNumId w:val="991"/>
+  </w:num>
+  <w:num w:numId="1008">
+    <w:abstractNumId w:val="991"/>
+  </w:num>
+  <w:num w:numId="1009">
+    <w:abstractNumId w:val="991"/>
+  </w:num>
+  <w:num w:numId="1010">
+    <w:abstractNumId w:val="991"/>
+  </w:num>
+  <w:num w:numId="1011">
+    <w:abstractNumId w:val="991"/>
+  </w:num>
+  <w:num w:numId="1012">
+    <w:abstractNumId w:val="991"/>
+  </w:num>
+  <w:num w:numId="1013">
+    <w:abstractNumId w:val="991"/>
+  </w:num>
+  <w:num w:numId="1014">
     <w:abstractNumId w:val="99411"/>
     <w:lvlOverride w:ilvl="0">
       <w:startOverride w:val="1"/>
@@ -24661,7 +24540,7 @@
       <w:startOverride w:val="1"/>
     </w:lvlOverride>
   </w:num>
-  <w:num w:numId="1005">
+  <w:num w:numId="1015">
     <w:abstractNumId w:val="99731"/>
     <w:lvlOverride w:ilvl="0">
       <w:startOverride w:val="1"/>
@@ -24691,7 +24570,7 @@
       <w:startOverride w:val="1"/>
     </w:lvlOverride>
   </w:num>
-  <w:num w:numId="1006">
+  <w:num w:numId="1016">
     <w:abstractNumId w:val="99731"/>
     <w:lvlOverride w:ilvl="0">
       <w:startOverride w:val="1"/>
@@ -24721,7 +24600,7 @@
       <w:startOverride w:val="1"/>
     </w:lvlOverride>
   </w:num>
-  <w:num w:numId="1007">
+  <w:num w:numId="1017">
     <w:abstractNumId w:val="99414"/>
     <w:lvlOverride w:ilvl="0">
       <w:startOverride w:val="4"/>
@@ -24751,7 +24630,7 @@
       <w:startOverride w:val="4"/>
     </w:lvlOverride>
   </w:num>
-  <w:num w:numId="1008">
+  <w:num w:numId="1018">
     <w:abstractNumId w:val="99418"/>
     <w:lvlOverride w:ilvl="0">
       <w:startOverride w:val="8"/>
@@ -24781,7 +24660,7 @@
       <w:startOverride w:val="8"/>
     </w:lvlOverride>
   </w:num>
-  <w:num w:numId="1009">
+  <w:num w:numId="1019">
     <w:abstractNumId w:val="99411"/>
     <w:lvlOverride w:ilvl="0">
       <w:startOverride w:val="1"/>
@@ -24811,7 +24690,7 @@
       <w:startOverride w:val="1"/>
     </w:lvlOverride>
   </w:num>
-  <w:num w:numId="1010">
+  <w:num w:numId="1020">
     <w:abstractNumId w:val="99731"/>
     <w:lvlOverride w:ilvl="0">
       <w:startOverride w:val="1"/>
@@ -24841,7 +24720,7 @@
       <w:startOverride w:val="1"/>
     </w:lvlOverride>
   </w:num>
-  <w:num w:numId="1011">
+  <w:num w:numId="1021">
     <w:abstractNumId w:val="99431"/>
     <w:lvlOverride w:ilvl="0">
       <w:startOverride w:val="1"/>
@@ -24871,7 +24750,7 @@
       <w:startOverride w:val="1"/>
     </w:lvlOverride>
   </w:num>
-  <w:num w:numId="1012">
+  <w:num w:numId="1022">
     <w:abstractNumId w:val="991"/>
   </w:num>
 </w:numbering>

--- a/06-学生侧材料/讲义/有机化学/立体化学与区域选择性.docx
+++ b/06-学生侧材料/讲义/有机化学/立体化学与区域选择性.docx
@@ -4766,68 +4766,68 @@
       <w:r>
         <w:rPr>
           <w:rStyle w:val="VerbatimChar"/>
-          <w:rFonts w:ascii="Times New Roman" w:hAnsi="Times New Roman" w:eastAsia="Times New Roman" w:cs="Times New Roman"/>
+          <w:rFonts w:ascii="SimSun" w:hAnsi="SimSun" w:eastAsia="SimSun" w:cs="SimSun"/>
         </w:rPr>
         <w:t xml:space="preserve">         </w:t>
       </w:r>
       <w:r>
         <w:rPr>
           <w:rStyle w:val="VerbatimChar"/>
-          <w:rFonts w:hint="eastAsia" w:ascii="Times New Roman" w:hAnsi="Times New Roman" w:eastAsia="Times New Roman" w:cs="Times New Roman"/>
+          <w:rFonts w:ascii="SimSun" w:hAnsi="SimSun" w:eastAsia="SimSun" w:cs="SimSun"/>
         </w:rPr>
         <w:t xml:space="preserve">O（1，CIP</w:t>
       </w:r>
       <w:r>
         <w:rPr>
           <w:rStyle w:val="VerbatimChar"/>
-          <w:rFonts w:ascii="Times New Roman" w:hAnsi="Times New Roman" w:eastAsia="Times New Roman" w:cs="Times New Roman"/>
+          <w:rFonts w:ascii="SimSun" w:hAnsi="SimSun" w:eastAsia="SimSun" w:cs="SimSun"/>
         </w:rPr>
         <w:t xml:space="preserve"> </w:t>
       </w:r>
       <w:r>
         <w:rPr>
           <w:rStyle w:val="VerbatimChar"/>
-          <w:rFonts w:hint="eastAsia" w:ascii="Times New Roman" w:hAnsi="Times New Roman" w:eastAsia="FangSong" w:cs="Times New Roman"/>
+          <w:rFonts w:ascii="SimSun" w:hAnsi="SimSun" w:eastAsia="SimSun" w:cs="SimSun"/>
         </w:rPr>
         <w:t>最高</w:t>
       </w:r>
       <w:r>
         <w:rPr>
           <w:rStyle w:val="VerbatimChar"/>
-          <w:rFonts w:hint="eastAsia" w:ascii="Times New Roman" w:hAnsi="Times New Roman" w:eastAsia="Times New Roman" w:cs="Times New Roman"/>
+          <w:rFonts w:ascii="SimSun" w:hAnsi="SimSun" w:eastAsia="SimSun" w:cs="SimSun"/>
         </w:rPr>
         <w:t>）</w:t>
       </w:r>
       <w:r>
         <w:rPr>
-          <w:rFonts w:ascii="Times New Roman" w:hAnsi="Times New Roman" w:eastAsia="Times New Roman" w:cs="Times New Roman"/>
+          <w:rFonts w:ascii="SimSun" w:hAnsi="SimSun" w:eastAsia="SimSun" w:cs="SimSun"/>
         </w:rPr>
         <w:br/>
       </w:r>
       <w:r>
         <w:rPr>
           <w:rStyle w:val="VerbatimChar"/>
-          <w:rFonts w:ascii="Times New Roman" w:hAnsi="Times New Roman" w:eastAsia="Times New Roman" w:cs="Times New Roman"/>
+          <w:rFonts w:ascii="SimSun" w:hAnsi="SimSun" w:eastAsia="SimSun" w:cs="SimSun"/>
         </w:rPr>
         <w:t xml:space="preserve">         ‖</w:t>
       </w:r>
       <w:r>
         <w:rPr>
-          <w:rFonts w:ascii="Times New Roman" w:hAnsi="Times New Roman" w:eastAsia="Times New Roman" w:cs="Times New Roman"/>
+          <w:rFonts w:ascii="SimSun" w:hAnsi="SimSun" w:eastAsia="SimSun" w:cs="SimSun"/>
         </w:rPr>
         <w:br/>
       </w:r>
       <w:r>
         <w:rPr>
           <w:rStyle w:val="VerbatimChar"/>
-          <w:rFonts w:ascii="Times New Roman" w:hAnsi="Times New Roman" w:eastAsia="Times New Roman" w:cs="Times New Roman"/>
+          <w:rFonts w:ascii="SimSun" w:hAnsi="SimSun" w:eastAsia="SimSun" w:cs="SimSun"/>
         </w:rPr>
         <w:t xml:space="preserve">   R</w:t>
       </w:r>
       <w:r>
         <w:rPr>
           <w:rStyle w:val="VerbatimChar"/>
-          <w:rFonts w:ascii="Times New Roman" w:hAnsi="Times New Roman" w:eastAsia="Times New Roman" w:cs="Times New Roman"/>
+          <w:rFonts w:ascii="SimSun" w:hAnsi="SimSun" w:eastAsia="SimSun" w:cs="SimSun"/>
           <w:vertAlign w:val="superscript"/>
         </w:rPr>
         <w:t>1</w:t>
@@ -4835,14 +4835,14 @@
       <w:r>
         <w:rPr>
           <w:rStyle w:val="VerbatimChar"/>
-          <w:rFonts w:ascii="Times New Roman" w:hAnsi="Times New Roman" w:eastAsia="Times New Roman" w:cs="Times New Roman"/>
+          <w:rFonts w:ascii="SimSun" w:hAnsi="SimSun" w:eastAsia="SimSun" w:cs="SimSun"/>
         </w:rPr>
         <w:t>(2) — C — R</w:t>
       </w:r>
       <w:r>
         <w:rPr>
           <w:rStyle w:val="VerbatimChar"/>
-          <w:rFonts w:ascii="Times New Roman" w:hAnsi="Times New Roman" w:eastAsia="Times New Roman" w:cs="Times New Roman"/>
+          <w:rFonts w:ascii="SimSun" w:hAnsi="SimSun" w:eastAsia="SimSun" w:cs="SimSun"/>
           <w:vertAlign w:val="superscript"/>
         </w:rPr>
         <w:t>2</w:t>
@@ -4850,47 +4850,47 @@
       <w:r>
         <w:rPr>
           <w:rStyle w:val="VerbatimChar"/>
-          <w:rFonts w:ascii="Times New Roman" w:hAnsi="Times New Roman" w:eastAsia="Times New Roman" w:cs="Times New Roman"/>
+          <w:rFonts w:ascii="SimSun" w:hAnsi="SimSun" w:eastAsia="SimSun" w:cs="SimSun"/>
         </w:rPr>
         <w:t>(3)</w:t>
       </w:r>
       <w:r>
         <w:rPr>
-          <w:rFonts w:ascii="Times New Roman" w:hAnsi="Times New Roman" w:eastAsia="Times New Roman" w:cs="Times New Roman"/>
+          <w:rFonts w:ascii="SimSun" w:hAnsi="SimSun" w:eastAsia="SimSun" w:cs="SimSun"/>
         </w:rPr>
         <w:br/>
       </w:r>
       <w:r>
         <w:rPr>
           <w:rStyle w:val="VerbatimChar"/>
-          <w:rFonts w:ascii="Times New Roman" w:hAnsi="Times New Roman" w:eastAsia="Times New Roman" w:cs="Times New Roman"/>
+          <w:rFonts w:ascii="SimSun" w:hAnsi="SimSun" w:eastAsia="SimSun" w:cs="SimSun"/>
         </w:rPr>
         <w:t xml:space="preserve">         │</w:t>
       </w:r>
       <w:r>
         <w:rPr>
-          <w:rFonts w:ascii="Times New Roman" w:hAnsi="Times New Roman" w:eastAsia="Times New Roman" w:cs="Times New Roman"/>
+          <w:rFonts w:ascii="SimSun" w:hAnsi="SimSun" w:eastAsia="SimSun" w:cs="SimSun"/>
         </w:rPr>
         <w:br/>
       </w:r>
       <w:r>
         <w:rPr>
           <w:rStyle w:val="VerbatimChar"/>
-          <w:rFonts w:ascii="Times New Roman" w:hAnsi="Times New Roman" w:eastAsia="Times New Roman" w:cs="Times New Roman"/>
+          <w:rFonts w:ascii="SimSun" w:hAnsi="SimSun" w:eastAsia="SimSun" w:cs="SimSun"/>
         </w:rPr>
         <w:t xml:space="preserve">        </w:t>
       </w:r>
       <w:r>
         <w:rPr>
           <w:rStyle w:val="VerbatimChar"/>
-          <w:rFonts w:hint="eastAsia" w:ascii="Times New Roman" w:hAnsi="Times New Roman" w:eastAsia="Times New Roman" w:cs="Times New Roman"/>
+          <w:rFonts w:ascii="SimSun" w:hAnsi="SimSun" w:eastAsia="SimSun" w:cs="SimSun"/>
         </w:rPr>
         <w:t>R</w:t>
       </w:r>
       <w:r>
         <w:rPr>
           <w:rStyle w:val="VerbatimChar"/>
-          <w:rFonts w:hint="eastAsia" w:ascii="Times New Roman" w:hAnsi="Times New Roman" w:eastAsia="Times New Roman" w:cs="Times New Roman"/>
+          <w:rFonts w:ascii="SimSun" w:hAnsi="SimSun" w:eastAsia="SimSun" w:cs="SimSun"/>
           <w:vertAlign w:val="superscript"/>
         </w:rPr>
         <w:t>3</w:t>
@@ -4898,83 +4898,83 @@
       <w:r>
         <w:rPr>
           <w:rStyle w:val="VerbatimChar"/>
-          <w:rFonts w:hint="eastAsia" w:ascii="Times New Roman" w:hAnsi="Times New Roman" w:eastAsia="Times New Roman" w:cs="Times New Roman"/>
+          <w:rFonts w:ascii="SimSun" w:hAnsi="SimSun" w:eastAsia="SimSun" w:cs="SimSun"/>
         </w:rPr>
         <w:t>（CIP</w:t>
       </w:r>
       <w:r>
         <w:rPr>
           <w:rStyle w:val="VerbatimChar"/>
-          <w:rFonts w:ascii="Times New Roman" w:hAnsi="Times New Roman" w:eastAsia="Times New Roman" w:cs="Times New Roman"/>
+          <w:rFonts w:ascii="SimSun" w:hAnsi="SimSun" w:eastAsia="SimSun" w:cs="SimSun"/>
         </w:rPr>
         <w:t xml:space="preserve"> </w:t>
       </w:r>
       <w:r>
         <w:rPr>
           <w:rStyle w:val="VerbatimChar"/>
-          <w:rFonts w:hint="eastAsia" w:ascii="Times New Roman" w:hAnsi="Times New Roman" w:eastAsia="FangSong" w:cs="Times New Roman"/>
+          <w:rFonts w:ascii="SimSun" w:hAnsi="SimSun" w:eastAsia="SimSun" w:cs="SimSun"/>
         </w:rPr>
         <w:t>最低</w:t>
       </w:r>
       <w:r>
         <w:rPr>
           <w:rStyle w:val="VerbatimChar"/>
-          <w:rFonts w:hint="eastAsia" w:ascii="Times New Roman" w:hAnsi="Times New Roman" w:eastAsia="Times New Roman" w:cs="Times New Roman"/>
+          <w:rFonts w:ascii="SimSun" w:hAnsi="SimSun" w:eastAsia="SimSun" w:cs="SimSun"/>
         </w:rPr>
         <w:t>）</w:t>
       </w:r>
       <w:r>
         <w:rPr>
-          <w:rFonts w:ascii="Times New Roman" w:hAnsi="Times New Roman" w:eastAsia="Times New Roman" w:cs="Times New Roman"/>
+          <w:rFonts w:ascii="SimSun" w:hAnsi="SimSun" w:eastAsia="SimSun" w:cs="SimSun"/>
         </w:rPr>
         <w:br/>
       </w:r>
       <w:r>
         <w:rPr>
           <w:rStyle w:val="VerbatimChar"/>
-          <w:rFonts w:ascii="Times New Roman" w:hAnsi="Times New Roman" w:eastAsia="Times New Roman" w:cs="Times New Roman"/>
+          <w:rFonts w:ascii="SimSun" w:hAnsi="SimSun" w:eastAsia="SimSun" w:cs="SimSun"/>
         </w:rPr>
         <w:t xml:space="preserve">   </w:t>
       </w:r>
       <w:r>
         <w:rPr>
           <w:rStyle w:val="VerbatimChar"/>
-          <w:rFonts w:hint="eastAsia" w:ascii="Times New Roman" w:hAnsi="Times New Roman" w:eastAsia="FangSong" w:cs="Times New Roman"/>
+          <w:rFonts w:ascii="SimSun" w:hAnsi="SimSun" w:eastAsia="SimSun" w:cs="SimSun"/>
         </w:rPr>
         <w:t>俯视</w:t>
       </w:r>
       <w:r>
         <w:rPr>
           <w:rStyle w:val="VerbatimChar"/>
-          <w:rFonts w:hint="eastAsia" w:ascii="Times New Roman" w:hAnsi="Times New Roman" w:eastAsia="Times New Roman" w:cs="Times New Roman"/>
+          <w:rFonts w:ascii="SimSun" w:hAnsi="SimSun" w:eastAsia="SimSun" w:cs="SimSun"/>
         </w:rPr>
         <w:t>：1→2→3</w:t>
       </w:r>
       <w:r>
         <w:rPr>
           <w:rStyle w:val="VerbatimChar"/>
-          <w:rFonts w:ascii="Times New Roman" w:hAnsi="Times New Roman" w:eastAsia="Times New Roman" w:cs="Times New Roman"/>
+          <w:rFonts w:ascii="SimSun" w:hAnsi="SimSun" w:eastAsia="SimSun" w:cs="SimSun"/>
         </w:rPr>
         <w:t xml:space="preserve"> </w:t>
       </w:r>
       <w:r>
         <w:rPr>
           <w:rStyle w:val="VerbatimChar"/>
-          <w:rFonts w:hint="eastAsia" w:ascii="Times New Roman" w:hAnsi="Times New Roman" w:eastAsia="FangSong" w:cs="Times New Roman"/>
+          <w:rFonts w:ascii="SimSun" w:hAnsi="SimSun" w:eastAsia="SimSun" w:cs="SimSun"/>
         </w:rPr>
         <w:t xml:space="preserve">顺时针</w:t>
       </w:r>
       <w:r>
         <w:rPr>
           <w:rStyle w:val="VerbatimChar"/>
-          <w:rFonts w:ascii="Times New Roman" w:hAnsi="Times New Roman" w:eastAsia="Times New Roman" w:cs="Times New Roman"/>
+          <w:rFonts w:ascii="SimSun" w:hAnsi="SimSun" w:eastAsia="SimSun" w:cs="SimSun"/>
         </w:rPr>
         <w:t xml:space="preserve"> → Re </w:t>
       </w:r>
       <w:r>
         <w:rPr>
           <w:rStyle w:val="VerbatimChar"/>
-          <w:rFonts w:hint="eastAsia" w:ascii="Times New Roman" w:hAnsi="Times New Roman" w:eastAsia="FangSong" w:cs="Times New Roman"/>
+          <w:rFonts w:ascii="SimSun" w:hAnsi="SimSun" w:eastAsia="SimSun" w:cs="SimSun"/>
         </w:rPr>
         <w:t xml:space="preserve">面</w:t>
       </w:r>
@@ -6788,190 +6788,190 @@
       <w:r>
         <w:rPr>
           <w:rStyle w:val="VerbatimChar"/>
-          <w:rFonts w:hint="eastAsia" w:ascii="Times New Roman" w:hAnsi="Times New Roman" w:eastAsia="FangSong" w:cs="Times New Roman"/>
+          <w:rFonts w:ascii="SimSun" w:hAnsi="SimSun" w:eastAsia="SimSun" w:cs="SimSun"/>
         </w:rPr>
         <w:t xml:space="preserve">沿</w:t>
       </w:r>
       <w:r>
         <w:rPr>
           <w:rStyle w:val="VerbatimChar"/>
-          <w:rFonts w:ascii="Times New Roman" w:hAnsi="Times New Roman" w:eastAsia="Times New Roman" w:cs="Times New Roman"/>
+          <w:rFonts w:ascii="SimSun" w:hAnsi="SimSun" w:eastAsia="SimSun" w:cs="SimSun"/>
         </w:rPr>
         <w:t xml:space="preserve"> C1—C2 </w:t>
       </w:r>
       <w:r>
         <w:rPr>
           <w:rStyle w:val="VerbatimChar"/>
-          <w:rFonts w:hint="eastAsia" w:ascii="Times New Roman" w:hAnsi="Times New Roman" w:eastAsia="FangSong" w:cs="Times New Roman"/>
+          <w:rFonts w:ascii="SimSun" w:hAnsi="SimSun" w:eastAsia="SimSun" w:cs="SimSun"/>
         </w:rPr>
         <w:t>键轴俯视</w:t>
       </w:r>
       <w:r>
         <w:rPr>
           <w:rStyle w:val="VerbatimChar"/>
-          <w:rFonts w:hint="eastAsia" w:ascii="Times New Roman" w:hAnsi="Times New Roman" w:eastAsia="Times New Roman" w:cs="Times New Roman"/>
+          <w:rFonts w:ascii="SimSun" w:hAnsi="SimSun" w:eastAsia="SimSun" w:cs="SimSun"/>
         </w:rPr>
         <w:t>（Newman）：</w:t>
       </w:r>
       <w:r>
         <w:rPr>
           <w:rStyle w:val="VerbatimChar"/>
-          <w:rFonts w:hint="eastAsia" w:ascii="Times New Roman" w:hAnsi="Times New Roman" w:eastAsia="FangSong" w:cs="Times New Roman"/>
+          <w:rFonts w:ascii="SimSun" w:hAnsi="SimSun" w:eastAsia="SimSun" w:cs="SimSun"/>
         </w:rPr>
         <w:t>仅</w:t>
       </w:r>
       <w:r>
         <w:rPr>
           <w:rStyle w:val="VerbatimChar"/>
-          <w:rFonts w:ascii="Times New Roman" w:hAnsi="Times New Roman" w:eastAsia="Times New Roman" w:cs="Times New Roman"/>
+          <w:rFonts w:ascii="SimSun" w:hAnsi="SimSun" w:eastAsia="SimSun" w:cs="SimSun"/>
         </w:rPr>
         <w:t xml:space="preserve"> </w:t>
       </w:r>
       <w:r>
         <w:rPr>
           <w:rStyle w:val="VerbatimChar"/>
-          <w:rFonts w:hint="eastAsia" w:ascii="Times New Roman" w:hAnsi="Times New Roman" w:eastAsia="Times New Roman" w:cs="Times New Roman"/>
+          <w:rFonts w:ascii="SimSun" w:hAnsi="SimSun" w:eastAsia="SimSun" w:cs="SimSun"/>
         </w:rPr>
         <w:t>a,a-</w:t>
       </w:r>
       <w:r>
         <w:rPr>
           <w:rStyle w:val="VerbatimChar"/>
-          <w:rFonts w:hint="eastAsia" w:ascii="Times New Roman" w:hAnsi="Times New Roman" w:eastAsia="FangSong" w:cs="Times New Roman"/>
+          <w:rFonts w:ascii="SimSun" w:hAnsi="SimSun" w:eastAsia="SimSun" w:cs="SimSun"/>
         </w:rPr>
         <w:t>双直立满足反式共平面</w:t>
       </w:r>
       <w:r>
         <w:rPr>
-          <w:rFonts w:ascii="Times New Roman" w:hAnsi="Times New Roman" w:eastAsia="Times New Roman" w:cs="Times New Roman"/>
+          <w:rFonts w:ascii="SimSun" w:hAnsi="SimSun" w:eastAsia="SimSun" w:cs="SimSun"/>
         </w:rPr>
         <w:br/>
       </w:r>
       <w:r>
         <w:rPr>
           <w:rStyle w:val="VerbatimChar"/>
-          <w:rFonts w:ascii="Times New Roman" w:hAnsi="Times New Roman" w:eastAsia="Times New Roman" w:cs="Times New Roman"/>
+          <w:rFonts w:ascii="SimSun" w:hAnsi="SimSun" w:eastAsia="SimSun" w:cs="SimSun"/>
         </w:rPr>
         <w:t xml:space="preserve">        Hβ</w:t>
       </w:r>
       <w:r>
         <w:rPr>
-          <w:rFonts w:ascii="Times New Roman" w:hAnsi="Times New Roman" w:eastAsia="Times New Roman" w:cs="Times New Roman"/>
+          <w:rFonts w:ascii="SimSun" w:hAnsi="SimSun" w:eastAsia="SimSun" w:cs="SimSun"/>
         </w:rPr>
         <w:br/>
       </w:r>
       <w:r>
         <w:rPr>
           <w:rStyle w:val="VerbatimChar"/>
-          <w:rFonts w:ascii="Times New Roman" w:hAnsi="Times New Roman" w:eastAsia="Times New Roman" w:cs="Times New Roman"/>
+          <w:rFonts w:ascii="SimSun" w:hAnsi="SimSun" w:eastAsia="SimSun" w:cs="SimSun"/>
         </w:rPr>
         <w:t xml:space="preserve">         \</w:t>
       </w:r>
       <w:r>
         <w:rPr>
-          <w:rFonts w:ascii="Times New Roman" w:hAnsi="Times New Roman" w:eastAsia="Times New Roman" w:cs="Times New Roman"/>
+          <w:rFonts w:ascii="SimSun" w:hAnsi="SimSun" w:eastAsia="SimSun" w:cs="SimSun"/>
         </w:rPr>
         <w:br/>
       </w:r>
       <w:r>
         <w:rPr>
           <w:rStyle w:val="VerbatimChar"/>
-          <w:rFonts w:ascii="Times New Roman" w:hAnsi="Times New Roman" w:eastAsia="Times New Roman" w:cs="Times New Roman"/>
+          <w:rFonts w:ascii="SimSun" w:hAnsi="SimSun" w:eastAsia="SimSun" w:cs="SimSun"/>
         </w:rPr>
         <w:t xml:space="preserve">    C1 ——— C2 — Br(a)</w:t>
       </w:r>
       <w:r>
         <w:rPr>
-          <w:rFonts w:ascii="Times New Roman" w:hAnsi="Times New Roman" w:eastAsia="Times New Roman" w:cs="Times New Roman"/>
+          <w:rFonts w:ascii="SimSun" w:hAnsi="SimSun" w:eastAsia="SimSun" w:cs="SimSun"/>
         </w:rPr>
         <w:br/>
       </w:r>
       <w:r>
         <w:rPr>
           <w:rStyle w:val="VerbatimChar"/>
-          <w:rFonts w:ascii="Times New Roman" w:hAnsi="Times New Roman" w:eastAsia="Times New Roman" w:cs="Times New Roman"/>
+          <w:rFonts w:ascii="SimSun" w:hAnsi="SimSun" w:eastAsia="SimSun" w:cs="SimSun"/>
         </w:rPr>
         <w:t xml:space="preserve">         /</w:t>
       </w:r>
       <w:r>
         <w:rPr>
-          <w:rFonts w:ascii="Times New Roman" w:hAnsi="Times New Roman" w:eastAsia="Times New Roman" w:cs="Times New Roman"/>
+          <w:rFonts w:ascii="SimSun" w:hAnsi="SimSun" w:eastAsia="SimSun" w:cs="SimSun"/>
         </w:rPr>
         <w:br/>
       </w:r>
       <w:r>
         <w:rPr>
           <w:rStyle w:val="VerbatimChar"/>
-          <w:rFonts w:ascii="Times New Roman" w:hAnsi="Times New Roman" w:eastAsia="Times New Roman" w:cs="Times New Roman"/>
+          <w:rFonts w:ascii="SimSun" w:hAnsi="SimSun" w:eastAsia="SimSun" w:cs="SimSun"/>
         </w:rPr>
         <w:t xml:space="preserve">        Hα</w:t>
       </w:r>
       <w:r>
         <w:rPr>
-          <w:rFonts w:ascii="Times New Roman" w:hAnsi="Times New Roman" w:eastAsia="Times New Roman" w:cs="Times New Roman"/>
+          <w:rFonts w:ascii="SimSun" w:hAnsi="SimSun" w:eastAsia="SimSun" w:cs="SimSun"/>
         </w:rPr>
         <w:br/>
       </w:r>
       <w:r>
         <w:rPr>
           <w:rStyle w:val="VerbatimChar"/>
-          <w:rFonts w:ascii="Times New Roman" w:hAnsi="Times New Roman" w:eastAsia="Times New Roman" w:cs="Times New Roman"/>
+          <w:rFonts w:ascii="SimSun" w:hAnsi="SimSun" w:eastAsia="SimSun" w:cs="SimSun"/>
         </w:rPr>
         <w:t xml:space="preserve">   Hβ </w:t>
       </w:r>
       <w:r>
         <w:rPr>
           <w:rStyle w:val="VerbatimChar"/>
-          <w:rFonts w:hint="eastAsia" w:ascii="Times New Roman" w:hAnsi="Times New Roman" w:eastAsia="FangSong" w:cs="Times New Roman"/>
+          <w:rFonts w:ascii="SimSun" w:hAnsi="SimSun" w:eastAsia="SimSun" w:cs="SimSun"/>
         </w:rPr>
         <w:t xml:space="preserve">与</w:t>
       </w:r>
       <w:r>
         <w:rPr>
           <w:rStyle w:val="VerbatimChar"/>
-          <w:rFonts w:ascii="Times New Roman" w:hAnsi="Times New Roman" w:eastAsia="Times New Roman" w:cs="Times New Roman"/>
+          <w:rFonts w:ascii="SimSun" w:hAnsi="SimSun" w:eastAsia="SimSun" w:cs="SimSun"/>
         </w:rPr>
         <w:t xml:space="preserve"> Br </w:t>
       </w:r>
       <w:r>
         <w:rPr>
           <w:rStyle w:val="VerbatimChar"/>
-          <w:rFonts w:hint="eastAsia" w:ascii="Times New Roman" w:hAnsi="Times New Roman" w:eastAsia="FangSong" w:cs="Times New Roman"/>
+          <w:rFonts w:ascii="SimSun" w:hAnsi="SimSun" w:eastAsia="SimSun" w:cs="SimSun"/>
         </w:rPr>
         <w:t xml:space="preserve">二面角</w:t>
       </w:r>
       <w:r>
         <w:rPr>
           <w:rStyle w:val="VerbatimChar"/>
-          <w:rFonts w:ascii="Times New Roman" w:hAnsi="Times New Roman" w:eastAsia="Times New Roman" w:cs="Times New Roman"/>
+          <w:rFonts w:ascii="SimSun" w:hAnsi="SimSun" w:eastAsia="SimSun" w:cs="SimSun"/>
         </w:rPr>
         <w:t xml:space="preserve"> = 180° </w:t>
       </w:r>
       <w:r>
         <w:rPr>
           <w:rStyle w:val="VerbatimChar"/>
-          <w:rFonts w:hint="eastAsia" w:ascii="Times New Roman" w:hAnsi="Times New Roman" w:eastAsia="Times New Roman" w:cs="Times New Roman"/>
+          <w:rFonts w:ascii="SimSun" w:hAnsi="SimSun" w:eastAsia="SimSun" w:cs="SimSun"/>
         </w:rPr>
         <w:t>✓（</w:t>
       </w:r>
       <w:r>
         <w:rPr>
           <w:rStyle w:val="VerbatimChar"/>
-          <w:rFonts w:hint="eastAsia" w:ascii="Times New Roman" w:hAnsi="Times New Roman" w:eastAsia="FangSong" w:cs="Times New Roman"/>
+          <w:rFonts w:ascii="SimSun" w:hAnsi="SimSun" w:eastAsia="SimSun" w:cs="SimSun"/>
         </w:rPr>
         <w:t>其余构象</w:t>
       </w:r>
       <w:r>
         <w:rPr>
           <w:rStyle w:val="VerbatimChar"/>
-          <w:rFonts w:ascii="Times New Roman" w:hAnsi="Times New Roman" w:eastAsia="Times New Roman" w:cs="Times New Roman"/>
+          <w:rFonts w:ascii="SimSun" w:hAnsi="SimSun" w:eastAsia="SimSun" w:cs="SimSun"/>
         </w:rPr>
         <w:t xml:space="preserve"> = 60° </w:t>
       </w:r>
       <w:r>
         <w:rPr>
           <w:rStyle w:val="VerbatimChar"/>
-          <w:rFonts w:hint="eastAsia" w:ascii="Times New Roman" w:hAnsi="Times New Roman" w:eastAsia="Times New Roman" w:cs="Times New Roman"/>
+          <w:rFonts w:ascii="SimSun" w:hAnsi="SimSun" w:eastAsia="SimSun" w:cs="SimSun"/>
         </w:rPr>
         <w:t xml:space="preserve">✗）</w:t>
       </w:r>
@@ -9296,14 +9296,14 @@
       <w:r>
         <w:rPr>
           <w:rStyle w:val="VerbatimChar"/>
-          <w:rFonts w:ascii="Times New Roman" w:hAnsi="Times New Roman" w:eastAsia="Times New Roman" w:cs="Times New Roman"/>
+          <w:rFonts w:ascii="SimSun" w:hAnsi="SimSun" w:eastAsia="SimSun" w:cs="SimSun"/>
         </w:rPr>
         <w:t xml:space="preserve">       Nu</w:t>
       </w:r>
       <w:r>
         <w:rPr>
           <w:rStyle w:val="VerbatimChar"/>
-          <w:rFonts w:ascii="Times New Roman" w:hAnsi="Times New Roman" w:eastAsia="Times New Roman" w:cs="Times New Roman"/>
+          <w:rFonts w:ascii="SimSun" w:hAnsi="SimSun" w:eastAsia="SimSun" w:cs="SimSun"/>
           <w:vertAlign w:val="superscript"/>
         </w:rPr>
         <w:t>-</w:t>
@@ -9311,14 +9311,14 @@
       <w:r>
         <w:rPr>
           <w:rStyle w:val="VerbatimChar"/>
-          <w:rFonts w:ascii="Times New Roman" w:hAnsi="Times New Roman" w:eastAsia="Times New Roman" w:cs="Times New Roman"/>
+          <w:rFonts w:ascii="SimSun" w:hAnsi="SimSun" w:eastAsia="SimSun" w:cs="SimSun"/>
         </w:rPr>
         <w:t xml:space="preserve">   LG            Nu</w:t>
       </w:r>
       <w:r>
         <w:rPr>
           <w:rStyle w:val="VerbatimChar"/>
-          <w:rFonts w:ascii="Times New Roman" w:hAnsi="Times New Roman" w:eastAsia="Times New Roman" w:cs="Times New Roman"/>
+          <w:rFonts w:ascii="SimSun" w:hAnsi="SimSun" w:eastAsia="SimSun" w:cs="SimSun"/>
           <w:vertAlign w:val="superscript"/>
         </w:rPr>
         <w:t>-</w:t>
@@ -9326,220 +9326,220 @@
       <w:r>
         <w:rPr>
           <w:rStyle w:val="VerbatimChar"/>
-          <w:rFonts w:ascii="Times New Roman" w:hAnsi="Times New Roman" w:eastAsia="Times New Roman" w:cs="Times New Roman"/>
+          <w:rFonts w:ascii="SimSun" w:hAnsi="SimSun" w:eastAsia="SimSun" w:cs="SimSun"/>
         </w:rPr>
         <w:t xml:space="preserve">      LG</w:t>
       </w:r>
       <w:r>
         <w:rPr>
           <w:rStyle w:val="VerbatimChar"/>
-          <w:rFonts w:ascii="Times New Roman" w:hAnsi="Times New Roman" w:eastAsia="Times New Roman" w:cs="Times New Roman"/>
+          <w:rFonts w:ascii="SimSun" w:hAnsi="SimSun" w:eastAsia="SimSun" w:cs="SimSun"/>
           <w:vertAlign w:val="superscript"/>
         </w:rPr>
         <w:t>-</w:t>
       </w:r>
       <w:r>
         <w:rPr>
-          <w:rFonts w:ascii="Times New Roman" w:hAnsi="Times New Roman" w:eastAsia="Times New Roman" w:cs="Times New Roman"/>
+          <w:rFonts w:ascii="SimSun" w:hAnsi="SimSun" w:eastAsia="SimSun" w:cs="SimSun"/>
         </w:rPr>
         <w:br/>
       </w:r>
       <w:r>
         <w:rPr>
           <w:rStyle w:val="VerbatimChar"/>
-          <w:rFonts w:ascii="Times New Roman" w:hAnsi="Times New Roman" w:eastAsia="Times New Roman" w:cs="Times New Roman"/>
+          <w:rFonts w:ascii="SimSun" w:hAnsi="SimSun" w:eastAsia="SimSun" w:cs="SimSun"/>
         </w:rPr>
         <w:t xml:space="preserve">        │    │              │       │</w:t>
       </w:r>
       <w:r>
         <w:rPr>
-          <w:rFonts w:ascii="Times New Roman" w:hAnsi="Times New Roman" w:eastAsia="Times New Roman" w:cs="Times New Roman"/>
+          <w:rFonts w:ascii="SimSun" w:hAnsi="SimSun" w:eastAsia="SimSun" w:cs="SimSun"/>
         </w:rPr>
         <w:br/>
       </w:r>
       <w:r>
         <w:rPr>
           <w:rStyle w:val="VerbatimChar"/>
-          <w:rFonts w:ascii="Times New Roman" w:hAnsi="Times New Roman" w:eastAsia="Times New Roman" w:cs="Times New Roman"/>
+          <w:rFonts w:ascii="SimSun" w:hAnsi="SimSun" w:eastAsia="SimSun" w:cs="SimSun"/>
         </w:rPr>
         <w:t xml:space="preserve">   R ─ C1 ─ C2 ─ R'   →   R ─ C1─C2 ─ R'   →  R ─ C1─C2 ─ R'</w:t>
       </w:r>
       <w:r>
         <w:rPr>
-          <w:rFonts w:ascii="Times New Roman" w:hAnsi="Times New Roman" w:eastAsia="Times New Roman" w:cs="Times New Roman"/>
+          <w:rFonts w:ascii="SimSun" w:hAnsi="SimSun" w:eastAsia="SimSun" w:cs="SimSun"/>
         </w:rPr>
         <w:br/>
       </w:r>
       <w:r>
         <w:rPr>
           <w:rStyle w:val="VerbatimChar"/>
-          <w:rFonts w:ascii="Times New Roman" w:hAnsi="Times New Roman" w:eastAsia="Times New Roman" w:cs="Times New Roman"/>
+          <w:rFonts w:ascii="SimSun" w:hAnsi="SimSun" w:eastAsia="SimSun" w:cs="SimSun"/>
         </w:rPr>
         <w:t xml:space="preserve">              │                </w:t>
       </w:r>
       <w:r>
         <w:rPr>
           <w:rStyle w:val="VerbatimChar"/>
-          <w:rFonts w:hint="eastAsia" w:ascii="Times New Roman" w:hAnsi="Times New Roman" w:eastAsia="Times New Roman" w:cs="Times New Roman"/>
+          <w:rFonts w:ascii="SimSun" w:hAnsi="SimSun" w:eastAsia="SimSun" w:cs="SimSun"/>
         </w:rPr>
         <w:t>(</w:t>
       </w:r>
       <w:r>
         <w:rPr>
           <w:rStyle w:val="VerbatimChar"/>
-          <w:rFonts w:hint="eastAsia" w:ascii="Times New Roman" w:hAnsi="Times New Roman" w:eastAsia="FangSong" w:cs="Times New Roman"/>
+          <w:rFonts w:ascii="SimSun" w:hAnsi="SimSun" w:eastAsia="SimSun" w:cs="SimSun"/>
         </w:rPr>
         <w:t>桥环</w:t>
       </w:r>
       <w:r>
         <w:rPr>
           <w:rStyle w:val="VerbatimChar"/>
-          <w:rFonts w:ascii="Times New Roman" w:hAnsi="Times New Roman" w:eastAsia="Times New Roman" w:cs="Times New Roman"/>
+          <w:rFonts w:ascii="SimSun" w:hAnsi="SimSun" w:eastAsia="SimSun" w:cs="SimSun"/>
         </w:rPr>
         <w:t xml:space="preserve"> Y)              │</w:t>
       </w:r>
       <w:r>
         <w:rPr>
-          <w:rFonts w:ascii="Times New Roman" w:hAnsi="Times New Roman" w:eastAsia="Times New Roman" w:cs="Times New Roman"/>
+          <w:rFonts w:ascii="SimSun" w:hAnsi="SimSun" w:eastAsia="SimSun" w:cs="SimSun"/>
         </w:rPr>
         <w:br/>
       </w:r>
       <w:r>
         <w:rPr>
           <w:rStyle w:val="VerbatimChar"/>
-          <w:rFonts w:ascii="Times New Roman" w:hAnsi="Times New Roman" w:eastAsia="Times New Roman" w:cs="Times New Roman"/>
+          <w:rFonts w:ascii="SimSun" w:hAnsi="SimSun" w:eastAsia="SimSun" w:cs="SimSun"/>
         </w:rPr>
         <w:t xml:space="preserve">              Y               Nu </w:t>
       </w:r>
       <w:r>
         <w:rPr>
           <w:rStyle w:val="VerbatimChar"/>
-          <w:rFonts w:hint="eastAsia" w:ascii="Times New Roman" w:hAnsi="Times New Roman" w:eastAsia="FangSong" w:cs="Times New Roman"/>
+          <w:rFonts w:ascii="SimSun" w:hAnsi="SimSun" w:eastAsia="SimSun" w:cs="SimSun"/>
         </w:rPr>
         <w:t xml:space="preserve">背面开环</w:t>
       </w:r>
       <w:r>
         <w:rPr>
           <w:rStyle w:val="VerbatimChar"/>
-          <w:rFonts w:ascii="Times New Roman" w:hAnsi="Times New Roman" w:eastAsia="Times New Roman" w:cs="Times New Roman"/>
+          <w:rFonts w:ascii="SimSun" w:hAnsi="SimSun" w:eastAsia="SimSun" w:cs="SimSun"/>
         </w:rPr>
         <w:t xml:space="preserve">           Nu</w:t>
       </w:r>
       <w:r>
         <w:rPr>
-          <w:rFonts w:ascii="Times New Roman" w:hAnsi="Times New Roman" w:eastAsia="Times New Roman" w:cs="Times New Roman"/>
+          <w:rFonts w:ascii="SimSun" w:hAnsi="SimSun" w:eastAsia="SimSun" w:cs="SimSun"/>
         </w:rPr>
         <w:br/>
       </w:r>
       <w:r>
         <w:rPr>
           <w:rStyle w:val="VerbatimChar"/>
-          <w:rFonts w:ascii="Times New Roman" w:hAnsi="Times New Roman" w:eastAsia="Times New Roman" w:cs="Times New Roman"/>
+          <w:rFonts w:ascii="SimSun" w:hAnsi="SimSun" w:eastAsia="SimSun" w:cs="SimSun"/>
         </w:rPr>
         <w:t xml:space="preserve">        </w:t>
       </w:r>
       <w:r>
         <w:rPr>
           <w:rStyle w:val="VerbatimChar"/>
-          <w:rFonts w:hint="eastAsia" w:ascii="Times New Roman" w:hAnsi="Times New Roman" w:eastAsia="Times New Roman" w:cs="Times New Roman"/>
+          <w:rFonts w:ascii="SimSun" w:hAnsi="SimSun" w:eastAsia="SimSun" w:cs="SimSun"/>
         </w:rPr>
         <w:t xml:space="preserve">（Y</w:t>
       </w:r>
       <w:r>
         <w:rPr>
           <w:rStyle w:val="VerbatimChar"/>
-          <w:rFonts w:ascii="Times New Roman" w:hAnsi="Times New Roman" w:eastAsia="Times New Roman" w:cs="Times New Roman"/>
+          <w:rFonts w:ascii="SimSun" w:hAnsi="SimSun" w:eastAsia="SimSun" w:cs="SimSun"/>
         </w:rPr>
         <w:t xml:space="preserve"> </w:t>
       </w:r>
       <w:r>
         <w:rPr>
           <w:rStyle w:val="VerbatimChar"/>
-          <w:rFonts w:hint="eastAsia" w:ascii="Times New Roman" w:hAnsi="Times New Roman" w:eastAsia="FangSong" w:cs="Times New Roman"/>
+          <w:rFonts w:ascii="SimSun" w:hAnsi="SimSun" w:eastAsia="SimSun" w:cs="SimSun"/>
         </w:rPr>
         <w:t>从背面成桥</w:t>
       </w:r>
       <w:r>
         <w:rPr>
           <w:rStyle w:val="VerbatimChar"/>
-          <w:rFonts w:hint="eastAsia" w:ascii="Times New Roman" w:hAnsi="Times New Roman" w:eastAsia="Times New Roman" w:cs="Times New Roman"/>
+          <w:rFonts w:ascii="SimSun" w:hAnsi="SimSun" w:eastAsia="SimSun" w:cs="SimSun"/>
         </w:rPr>
         <w:t>）</w:t>
       </w:r>
       <w:r>
         <w:rPr>
           <w:rStyle w:val="VerbatimChar"/>
-          <w:rFonts w:ascii="Times New Roman" w:hAnsi="Times New Roman" w:eastAsia="Times New Roman" w:cs="Times New Roman"/>
+          <w:rFonts w:ascii="SimSun" w:hAnsi="SimSun" w:eastAsia="SimSun" w:cs="SimSun"/>
         </w:rPr>
         <w:t xml:space="preserve">   </w:t>
       </w:r>
       <w:r>
         <w:rPr>
           <w:rStyle w:val="VerbatimChar"/>
-          <w:rFonts w:hint="eastAsia" w:ascii="Times New Roman" w:hAnsi="Times New Roman" w:eastAsia="Times New Roman" w:cs="Times New Roman"/>
+          <w:rFonts w:ascii="SimSun" w:hAnsi="SimSun" w:eastAsia="SimSun" w:cs="SimSun"/>
         </w:rPr>
         <w:t xml:space="preserve">（Y</w:t>
       </w:r>
       <w:r>
         <w:rPr>
           <w:rStyle w:val="VerbatimChar"/>
-          <w:rFonts w:ascii="Times New Roman" w:hAnsi="Times New Roman" w:eastAsia="Times New Roman" w:cs="Times New Roman"/>
+          <w:rFonts w:ascii="SimSun" w:hAnsi="SimSun" w:eastAsia="SimSun" w:cs="SimSun"/>
         </w:rPr>
         <w:t xml:space="preserve"> = </w:t>
       </w:r>
       <w:r>
         <w:rPr>
           <w:rStyle w:val="VerbatimChar"/>
-          <w:rFonts w:hint="eastAsia" w:ascii="Times New Roman" w:hAnsi="Times New Roman" w:eastAsia="FangSong" w:cs="Times New Roman"/>
+          <w:rFonts w:ascii="SimSun" w:hAnsi="SimSun" w:eastAsia="SimSun" w:cs="SimSun"/>
         </w:rPr>
         <w:t>邻基</w:t>
       </w:r>
       <w:r>
         <w:rPr>
           <w:rStyle w:val="VerbatimChar"/>
-          <w:rFonts w:hint="eastAsia" w:ascii="Times New Roman" w:hAnsi="Times New Roman" w:eastAsia="Times New Roman" w:cs="Times New Roman"/>
+          <w:rFonts w:ascii="SimSun" w:hAnsi="SimSun" w:eastAsia="SimSun" w:cs="SimSun"/>
         </w:rPr>
         <w:t>）</w:t>
       </w:r>
       <w:r>
         <w:rPr>
           <w:rStyle w:val="VerbatimChar"/>
-          <w:rFonts w:ascii="Times New Roman" w:hAnsi="Times New Roman" w:eastAsia="Times New Roman" w:cs="Times New Roman"/>
+          <w:rFonts w:ascii="SimSun" w:hAnsi="SimSun" w:eastAsia="SimSun" w:cs="SimSun"/>
         </w:rPr>
         <w:t xml:space="preserve">      </w:t>
       </w:r>
       <w:r>
         <w:rPr>
           <w:rStyle w:val="VerbatimChar"/>
-          <w:rFonts w:hint="eastAsia" w:ascii="Times New Roman" w:hAnsi="Times New Roman" w:eastAsia="FangSong" w:cs="Times New Roman"/>
+          <w:rFonts w:ascii="SimSun" w:hAnsi="SimSun" w:eastAsia="SimSun" w:cs="SimSun"/>
         </w:rPr>
         <w:t>净</w:t>
       </w:r>
       <w:r>
         <w:rPr>
           <w:rStyle w:val="VerbatimChar"/>
-          <w:rFonts w:hint="eastAsia" w:ascii="Times New Roman" w:hAnsi="Times New Roman" w:eastAsia="Times New Roman" w:cs="Times New Roman"/>
+          <w:rFonts w:ascii="SimSun" w:hAnsi="SimSun" w:eastAsia="SimSun" w:cs="SimSun"/>
         </w:rPr>
         <w:t>：</w:t>
       </w:r>
       <w:r>
         <w:rPr>
           <w:rStyle w:val="VerbatimChar"/>
-          <w:rFonts w:hint="eastAsia" w:ascii="Times New Roman" w:hAnsi="Times New Roman" w:eastAsia="FangSong" w:cs="Times New Roman"/>
+          <w:rFonts w:ascii="SimSun" w:hAnsi="SimSun" w:eastAsia="SimSun" w:cs="SimSun"/>
         </w:rPr>
         <w:t>两次翻转</w:t>
       </w:r>
       <w:r>
         <w:rPr>
           <w:rStyle w:val="VerbatimChar"/>
-          <w:rFonts w:hint="eastAsia" w:ascii="Times New Roman" w:hAnsi="Times New Roman" w:eastAsia="Times New Roman" w:cs="Times New Roman"/>
+          <w:rFonts w:ascii="SimSun" w:hAnsi="SimSun" w:eastAsia="SimSun" w:cs="SimSun"/>
         </w:rPr>
         <w:t>=</w:t>
       </w:r>
       <w:r>
         <w:rPr>
           <w:rStyle w:val="VerbatimChar"/>
-          <w:rFonts w:hint="eastAsia" w:ascii="Times New Roman" w:hAnsi="Times New Roman" w:eastAsia="FangSong" w:cs="Times New Roman"/>
+          <w:rFonts w:ascii="SimSun" w:hAnsi="SimSun" w:eastAsia="SimSun" w:cs="SimSun"/>
         </w:rPr>
         <w:t>保持</w:t>
       </w:r>
@@ -10422,108 +10422,108 @@
       <w:r>
         <w:rPr>
           <w:rStyle w:val="VerbatimChar"/>
-          <w:rFonts w:ascii="Times New Roman" w:hAnsi="Times New Roman" w:eastAsia="Times New Roman" w:cs="Times New Roman"/>
+          <w:rFonts w:ascii="SimSun" w:hAnsi="SimSun" w:eastAsia="SimSun" w:cs="SimSun"/>
         </w:rPr>
         <w:t xml:space="preserve">         O</w:t>
       </w:r>
       <w:r>
         <w:rPr>
-          <w:rFonts w:ascii="Times New Roman" w:hAnsi="Times New Roman" w:eastAsia="Times New Roman" w:cs="Times New Roman"/>
+          <w:rFonts w:ascii="SimSun" w:hAnsi="SimSun" w:eastAsia="SimSun" w:cs="SimSun"/>
         </w:rPr>
         <w:br/>
       </w:r>
       <w:r>
         <w:rPr>
           <w:rStyle w:val="VerbatimChar"/>
-          <w:rFonts w:ascii="Times New Roman" w:hAnsi="Times New Roman" w:eastAsia="Times New Roman" w:cs="Times New Roman"/>
+          <w:rFonts w:ascii="SimSun" w:hAnsi="SimSun" w:eastAsia="SimSun" w:cs="SimSun"/>
         </w:rPr>
         <w:t xml:space="preserve">         ‖</w:t>
       </w:r>
       <w:r>
         <w:rPr>
-          <w:rFonts w:ascii="Times New Roman" w:hAnsi="Times New Roman" w:eastAsia="Times New Roman" w:cs="Times New Roman"/>
+          <w:rFonts w:ascii="SimSun" w:hAnsi="SimSun" w:eastAsia="SimSun" w:cs="SimSun"/>
         </w:rPr>
         <w:br/>
       </w:r>
       <w:r>
         <w:rPr>
           <w:rStyle w:val="VerbatimChar"/>
-          <w:rFonts w:ascii="Times New Roman" w:hAnsi="Times New Roman" w:eastAsia="Times New Roman" w:cs="Times New Roman"/>
+          <w:rFonts w:ascii="SimSun" w:hAnsi="SimSun" w:eastAsia="SimSun" w:cs="SimSun"/>
         </w:rPr>
         <w:t xml:space="preserve">    L — C* — M</w:t>
       </w:r>
       <w:r>
         <w:rPr>
-          <w:rFonts w:ascii="Times New Roman" w:hAnsi="Times New Roman" w:eastAsia="Times New Roman" w:cs="Times New Roman"/>
+          <w:rFonts w:ascii="SimSun" w:hAnsi="SimSun" w:eastAsia="SimSun" w:cs="SimSun"/>
         </w:rPr>
         <w:br/>
       </w:r>
       <w:r>
         <w:rPr>
           <w:rStyle w:val="VerbatimChar"/>
-          <w:rFonts w:ascii="Times New Roman" w:hAnsi="Times New Roman" w:eastAsia="Times New Roman" w:cs="Times New Roman"/>
+          <w:rFonts w:ascii="SimSun" w:hAnsi="SimSun" w:eastAsia="SimSun" w:cs="SimSun"/>
         </w:rPr>
         <w:t xml:space="preserve">         |</w:t>
       </w:r>
       <w:r>
         <w:rPr>
-          <w:rFonts w:ascii="Times New Roman" w:hAnsi="Times New Roman" w:eastAsia="Times New Roman" w:cs="Times New Roman"/>
+          <w:rFonts w:ascii="SimSun" w:hAnsi="SimSun" w:eastAsia="SimSun" w:cs="SimSun"/>
         </w:rPr>
         <w:br/>
       </w:r>
       <w:r>
         <w:rPr>
           <w:rStyle w:val="VerbatimChar"/>
-          <w:rFonts w:ascii="Times New Roman" w:hAnsi="Times New Roman" w:eastAsia="Times New Roman" w:cs="Times New Roman"/>
+          <w:rFonts w:ascii="SimSun" w:hAnsi="SimSun" w:eastAsia="SimSun" w:cs="SimSun"/>
         </w:rPr>
         <w:t xml:space="preserve">         S    ← </w:t>
       </w:r>
       <w:r>
         <w:rPr>
           <w:rStyle w:val="VerbatimChar"/>
-          <w:rFonts w:hint="eastAsia" w:ascii="Times New Roman" w:hAnsi="Times New Roman" w:eastAsia="Times New Roman" w:cs="Times New Roman"/>
+          <w:rFonts w:ascii="SimSun" w:hAnsi="SimSun" w:eastAsia="SimSun" w:cs="SimSun"/>
         </w:rPr>
         <w:t>Nu</w:t>
       </w:r>
       <w:r>
         <w:rPr>
           <w:rStyle w:val="VerbatimChar"/>
-          <w:rFonts w:hint="eastAsia" w:ascii="Times New Roman" w:hAnsi="Times New Roman" w:eastAsia="FangSong" w:cs="Times New Roman"/>
+          <w:rFonts w:ascii="SimSun" w:hAnsi="SimSun" w:eastAsia="SimSun" w:cs="SimSun"/>
         </w:rPr>
         <w:t>从</w:t>
       </w:r>
       <w:r>
         <w:rPr>
           <w:rStyle w:val="VerbatimChar"/>
-          <w:rFonts w:hint="eastAsia" w:ascii="Times New Roman" w:hAnsi="Times New Roman" w:eastAsia="Times New Roman" w:cs="Times New Roman"/>
+          <w:rFonts w:ascii="SimSun" w:hAnsi="SimSun" w:eastAsia="SimSun" w:cs="SimSun"/>
         </w:rPr>
         <w:t>S</w:t>
       </w:r>
       <w:r>
         <w:rPr>
           <w:rStyle w:val="VerbatimChar"/>
-          <w:rFonts w:hint="eastAsia" w:ascii="Times New Roman" w:hAnsi="Times New Roman" w:eastAsia="FangSong" w:cs="Times New Roman"/>
+          <w:rFonts w:ascii="SimSun" w:hAnsi="SimSun" w:eastAsia="SimSun" w:cs="SimSun"/>
         </w:rPr>
         <w:t>侧进攻</w:t>
       </w:r>
       <w:r>
         <w:rPr>
           <w:rStyle w:val="VerbatimChar"/>
-          <w:rFonts w:hint="eastAsia" w:ascii="Times New Roman" w:hAnsi="Times New Roman" w:eastAsia="Times New Roman" w:cs="Times New Roman"/>
+          <w:rFonts w:ascii="SimSun" w:hAnsi="SimSun" w:eastAsia="SimSun" w:cs="SimSun"/>
         </w:rPr>
         <w:t>（Cram</w:t>
       </w:r>
       <w:r>
         <w:rPr>
           <w:rStyle w:val="VerbatimChar"/>
-          <w:rFonts w:hint="eastAsia" w:ascii="Times New Roman" w:hAnsi="Times New Roman" w:eastAsia="FangSong" w:cs="Times New Roman"/>
+          <w:rFonts w:ascii="SimSun" w:hAnsi="SimSun" w:eastAsia="SimSun" w:cs="SimSun"/>
         </w:rPr>
         <w:t>产物</w:t>
       </w:r>
       <w:r>
         <w:rPr>
           <w:rStyle w:val="VerbatimChar"/>
-          <w:rFonts w:hint="eastAsia" w:ascii="Times New Roman" w:hAnsi="Times New Roman" w:eastAsia="Times New Roman" w:cs="Times New Roman"/>
+          <w:rFonts w:ascii="SimSun" w:hAnsi="SimSun" w:eastAsia="SimSun" w:cs="SimSun"/>
         </w:rPr>
         <w:t>）</w:t>
       </w:r>
@@ -25434,7 +25434,7 @@
     <ns0:name ns0:val="Verbatim Char"/>
     <ns0:basedOn ns0:val="BodyTextChar"/>
     <ns0:rPr>
-      <ns0:rFonts ns0:ascii="Times New Roman" ns0:cs="Times New Roman" ns0:eastAsia="FangSong" ns0:hAnsi="Times New Roman"/>
+      <ns0:rFonts ns0:ascii="SimSun" ns0:hAnsi="SimSun" ns0:eastAsia="SimSun" ns0:cs="SimSun"/>
       <ns0:b ns0:val="0"/>
       <ns0:sz ns0:val="20"/>
     </ns0:rPr>
@@ -25496,7 +25496,7 @@
       <w:wordWrap w:val="off"/>
     </w:pPr>
     <ns0:rPr>
-      <w:rFonts ns0:ascii="Times New Roman" ns0:hAnsi="Times New Roman" ns0:eastAsia="FangSong" ns0:cs="Times New Roman"/>
+      <w:rFonts w:ascii="SimSun" w:hAnsi="SimSun" w:eastAsia="SimSun" w:cs="SimSun"/>
     </ns0:rPr>
   </w:style>
   <w:style w:type="character" w:customStyle="1" w:styleId="KeywordTok">

--- a/06-学生侧材料/讲义/有机化学/立体化学与区域选择性.docx
+++ b/06-学生侧材料/讲义/有机化学/立体化学与区域选择性.docx
@@ -2,7 +2,7 @@
 <file path=word/document.xml><?xml version="1.0" encoding="utf-8"?>
 <w:document xmlns:w="http://schemas.openxmlformats.org/wordprocessingml/2006/main" xmlns:m="http://schemas.openxmlformats.org/officeDocument/2006/math" xmlns:r="http://schemas.openxmlformats.org/officeDocument/2006/relationships" xmlns:o="urn:schemas-microsoft-com:office:office" xmlns:v="urn:schemas-microsoft-com:vml" xmlns:w10="urn:schemas-microsoft-com:office:word" xmlns:a="http://schemas.openxmlformats.org/drawingml/2006/main" xmlns:pic="http://schemas.openxmlformats.org/drawingml/2006/picture" xmlns:wp="http://schemas.openxmlformats.org/drawingml/2006/wordprocessingDrawing">
   <w:body>
-    <w:bookmarkStart w:id="68" w:name="专题立体化学与区域选择性提高班"/>
+    <w:bookmarkStart w:id="71" w:name="专题立体化学与区域选择性提高班"/>
     <w:p>
       <w:pPr>
         <w:pStyle w:val="Heading1"/>
@@ -4761,227 +4761,296 @@
     </w:p>
     <w:p>
       <w:pPr>
-        <w:pStyle w:val="SourceCode"/>
-      </w:pPr>
-      <w:r>
-        <w:rPr>
-          <w:rStyle w:val="VerbatimChar"/>
-          <w:rFonts w:ascii="SimSun" w:hAnsi="SimSun" w:eastAsia="SimSun" w:cs="SimSun"/>
-        </w:rPr>
-        <w:t xml:space="preserve">         </w:t>
-      </w:r>
-      <w:r>
-        <w:rPr>
-          <w:rStyle w:val="VerbatimChar"/>
-          <w:rFonts w:ascii="SimSun" w:hAnsi="SimSun" w:eastAsia="SimSun" w:cs="SimSun"/>
-        </w:rPr>
-        <w:t xml:space="preserve">O（1，CIP</w:t>
-      </w:r>
-      <w:r>
-        <w:rPr>
-          <w:rStyle w:val="VerbatimChar"/>
-          <w:rFonts w:ascii="SimSun" w:hAnsi="SimSun" w:eastAsia="SimSun" w:cs="SimSun"/>
+        <w:pStyle w:val="BodyText"/>
+      </w:pPr>
+      <w:r>
+        <w:rPr>
+          <w:rFonts w:hint="eastAsia" w:ascii="Times New Roman" w:hAnsi="Times New Roman" w:eastAsia="FangSong" w:cs="Times New Roman"/>
+        </w:rPr>
+        <w:t xml:space="preserve">对羰基碳作</w:t>
+      </w:r>
+      <w:r>
+        <w:rPr>
+          <w:rFonts w:ascii="Times New Roman" w:hAnsi="Times New Roman" w:eastAsia="Times New Roman" w:cs="Times New Roman"/>
+        </w:rPr>
+        <w:t xml:space="preserve"> CIP </w:t>
+      </w:r>
+      <w:r>
+        <w:rPr>
+          <w:rFonts w:hint="eastAsia" w:ascii="Times New Roman" w:hAnsi="Times New Roman" w:eastAsia="FangSong" w:cs="Times New Roman"/>
+        </w:rPr>
+        <w:t>排序</w:t>
+      </w:r>
+      <w:r>
+        <w:rPr>
+          <w:rFonts w:hint="eastAsia" w:ascii="Times New Roman" w:hAnsi="Times New Roman" w:eastAsia="Times New Roman" w:cs="Times New Roman"/>
+        </w:rPr>
+        <w:t>：O</w:t>
+      </w:r>
+      <w:r>
+        <w:rPr>
+          <w:rFonts w:ascii="Times New Roman" w:hAnsi="Times New Roman" w:eastAsia="Times New Roman" w:cs="Times New Roman"/>
         </w:rPr>
         <w:t xml:space="preserve"> </w:t>
       </w:r>
       <w:r>
         <w:rPr>
-          <w:rStyle w:val="VerbatimChar"/>
-          <w:rFonts w:ascii="SimSun" w:hAnsi="SimSun" w:eastAsia="SimSun" w:cs="SimSun"/>
+          <w:rFonts w:hint="eastAsia" w:ascii="Times New Roman" w:hAnsi="Times New Roman" w:eastAsia="FangSong" w:cs="Times New Roman"/>
+        </w:rPr>
+        <w:t xml:space="preserve">为</w:t>
+      </w:r>
+      <w:r>
+        <w:rPr>
+          <w:rFonts w:ascii="Times New Roman" w:hAnsi="Times New Roman" w:eastAsia="Times New Roman" w:cs="Times New Roman"/>
+        </w:rPr>
+        <w:t xml:space="preserve"> </w:t>
+      </w:r>
+      <w:r>
+        <w:rPr>
+          <w:rFonts w:hint="eastAsia" w:ascii="Times New Roman" w:hAnsi="Times New Roman" w:eastAsia="Times New Roman" w:cs="Times New Roman"/>
+        </w:rPr>
+        <w:t>1（</w:t>
+      </w:r>
+      <w:r>
+        <w:rPr>
+          <w:rFonts w:hint="eastAsia" w:ascii="Times New Roman" w:hAnsi="Times New Roman" w:eastAsia="FangSong" w:cs="Times New Roman"/>
         </w:rPr>
         <w:t>最高</w:t>
       </w:r>
       <w:r>
         <w:rPr>
-          <w:rStyle w:val="VerbatimChar"/>
-          <w:rFonts w:ascii="SimSun" w:hAnsi="SimSun" w:eastAsia="SimSun" w:cs="SimSun"/>
-        </w:rPr>
-        <w:t>）</w:t>
-      </w:r>
-      <w:r>
-        <w:rPr>
-          <w:rFonts w:ascii="SimSun" w:hAnsi="SimSun" w:eastAsia="SimSun" w:cs="SimSun"/>
-        </w:rPr>
-        <w:br/>
-      </w:r>
-      <w:r>
-        <w:rPr>
-          <w:rStyle w:val="VerbatimChar"/>
-          <w:rFonts w:ascii="SimSun" w:hAnsi="SimSun" w:eastAsia="SimSun" w:cs="SimSun"/>
-        </w:rPr>
-        <w:t xml:space="preserve">         ‖</w:t>
-      </w:r>
-      <w:r>
-        <w:rPr>
-          <w:rFonts w:ascii="SimSun" w:hAnsi="SimSun" w:eastAsia="SimSun" w:cs="SimSun"/>
-        </w:rPr>
-        <w:br/>
-      </w:r>
-      <w:r>
-        <w:rPr>
-          <w:rStyle w:val="VerbatimChar"/>
-          <w:rFonts w:ascii="SimSun" w:hAnsi="SimSun" w:eastAsia="SimSun" w:cs="SimSun"/>
-        </w:rPr>
-        <w:t xml:space="preserve">   R</w:t>
-      </w:r>
-      <w:r>
-        <w:rPr>
-          <w:rStyle w:val="VerbatimChar"/>
-          <w:rFonts w:ascii="SimSun" w:hAnsi="SimSun" w:eastAsia="SimSun" w:cs="SimSun"/>
+          <w:rFonts w:hint="eastAsia" w:ascii="Times New Roman" w:hAnsi="Times New Roman" w:eastAsia="Times New Roman" w:cs="Times New Roman"/>
+        </w:rPr>
+        <w:t>，</w:t>
+      </w:r>
+      <w:r>
+        <w:rPr>
+          <w:rFonts w:hint="eastAsia" w:ascii="Times New Roman" w:hAnsi="Times New Roman" w:eastAsia="FangSong" w:cs="Times New Roman"/>
+        </w:rPr>
+        <w:t>双键原子按</w:t>
+      </w:r>
+      <w:r>
+        <w:rPr>
+          <w:rFonts w:hint="eastAsia" w:ascii="Times New Roman" w:hAnsi="Times New Roman" w:eastAsia="Times New Roman" w:cs="Times New Roman"/>
+        </w:rPr>
+        <w:t>”</w:t>
+      </w:r>
+      <w:r>
+        <w:rPr>
+          <w:rFonts w:hint="eastAsia" w:ascii="Times New Roman" w:hAnsi="Times New Roman" w:eastAsia="FangSong" w:cs="Times New Roman"/>
+        </w:rPr>
+        <w:t>连两次</w:t>
+      </w:r>
+      <w:r>
+        <w:rPr>
+          <w:rFonts w:hint="eastAsia" w:ascii="Times New Roman" w:hAnsi="Times New Roman" w:eastAsia="Times New Roman" w:cs="Times New Roman"/>
+        </w:rPr>
+        <w:t>”</w:t>
+      </w:r>
+      <w:r>
+        <w:rPr>
+          <w:rFonts w:hint="eastAsia" w:ascii="Times New Roman" w:hAnsi="Times New Roman" w:eastAsia="FangSong" w:cs="Times New Roman"/>
+        </w:rPr>
+        <w:t>处理</w:t>
+      </w:r>
+      <w:r>
+        <w:rPr>
+          <w:rFonts w:hint="eastAsia" w:ascii="Times New Roman" w:hAnsi="Times New Roman" w:eastAsia="Times New Roman" w:cs="Times New Roman"/>
+        </w:rPr>
+        <w:t>），R</w:t>
+      </w:r>
+      <w:r>
+        <w:rPr>
+          <w:rFonts w:hint="eastAsia" w:ascii="Times New Roman" w:hAnsi="Times New Roman" w:eastAsia="Times New Roman" w:cs="Times New Roman"/>
           <w:vertAlign w:val="superscript"/>
         </w:rPr>
         <w:t>1</w:t>
       </w:r>
       <w:r>
         <w:rPr>
-          <w:rStyle w:val="VerbatimChar"/>
-          <w:rFonts w:ascii="SimSun" w:hAnsi="SimSun" w:eastAsia="SimSun" w:cs="SimSun"/>
-        </w:rPr>
-        <w:t>(2) — C — R</w:t>
-      </w:r>
-      <w:r>
-        <w:rPr>
-          <w:rStyle w:val="VerbatimChar"/>
-          <w:rFonts w:ascii="SimSun" w:hAnsi="SimSun" w:eastAsia="SimSun" w:cs="SimSun"/>
+          <w:rFonts w:ascii="Times New Roman" w:hAnsi="Times New Roman" w:eastAsia="Times New Roman" w:cs="Times New Roman"/>
+        </w:rPr>
+        <w:t xml:space="preserve"> </w:t>
+      </w:r>
+      <w:r>
+        <w:rPr>
+          <w:rFonts w:hint="eastAsia" w:ascii="Times New Roman" w:hAnsi="Times New Roman" w:eastAsia="FangSong" w:cs="Times New Roman"/>
+        </w:rPr>
+        <w:t xml:space="preserve">为</w:t>
+      </w:r>
+      <w:r>
+        <w:rPr>
+          <w:rFonts w:ascii="Times New Roman" w:hAnsi="Times New Roman" w:eastAsia="Times New Roman" w:cs="Times New Roman"/>
+        </w:rPr>
+        <w:t xml:space="preserve"> </w:t>
+      </w:r>
+      <w:r>
+        <w:rPr>
+          <w:rFonts w:hint="eastAsia" w:ascii="Times New Roman" w:hAnsi="Times New Roman" w:eastAsia="Times New Roman" w:cs="Times New Roman"/>
+        </w:rPr>
+        <w:t>2，R</w:t>
+      </w:r>
+      <w:r>
+        <w:rPr>
+          <w:rFonts w:hint="eastAsia" w:ascii="Times New Roman" w:hAnsi="Times New Roman" w:eastAsia="Times New Roman" w:cs="Times New Roman"/>
           <w:vertAlign w:val="superscript"/>
         </w:rPr>
         <w:t>2</w:t>
       </w:r>
       <w:r>
         <w:rPr>
-          <w:rStyle w:val="VerbatimChar"/>
-          <w:rFonts w:ascii="SimSun" w:hAnsi="SimSun" w:eastAsia="SimSun" w:cs="SimSun"/>
-        </w:rPr>
-        <w:t>(3)</w:t>
-      </w:r>
-      <w:r>
-        <w:rPr>
-          <w:rFonts w:ascii="SimSun" w:hAnsi="SimSun" w:eastAsia="SimSun" w:cs="SimSun"/>
-        </w:rPr>
-        <w:br/>
-      </w:r>
-      <w:r>
-        <w:rPr>
-          <w:rStyle w:val="VerbatimChar"/>
-          <w:rFonts w:ascii="SimSun" w:hAnsi="SimSun" w:eastAsia="SimSun" w:cs="SimSun"/>
-        </w:rPr>
-        <w:t xml:space="preserve">         │</w:t>
-      </w:r>
-      <w:r>
-        <w:rPr>
-          <w:rFonts w:ascii="SimSun" w:hAnsi="SimSun" w:eastAsia="SimSun" w:cs="SimSun"/>
-        </w:rPr>
-        <w:br/>
-      </w:r>
-      <w:r>
-        <w:rPr>
-          <w:rStyle w:val="VerbatimChar"/>
-          <w:rFonts w:ascii="SimSun" w:hAnsi="SimSun" w:eastAsia="SimSun" w:cs="SimSun"/>
-        </w:rPr>
-        <w:t xml:space="preserve">        </w:t>
-      </w:r>
-      <w:r>
-        <w:rPr>
-          <w:rStyle w:val="VerbatimChar"/>
-          <w:rFonts w:ascii="SimSun" w:hAnsi="SimSun" w:eastAsia="SimSun" w:cs="SimSun"/>
-        </w:rPr>
-        <w:t>R</w:t>
-      </w:r>
-      <w:r>
-        <w:rPr>
-          <w:rStyle w:val="VerbatimChar"/>
-          <w:rFonts w:ascii="SimSun" w:hAnsi="SimSun" w:eastAsia="SimSun" w:cs="SimSun"/>
+          <w:rFonts w:ascii="Times New Roman" w:hAnsi="Times New Roman" w:eastAsia="Times New Roman" w:cs="Times New Roman"/>
+        </w:rPr>
+        <w:t xml:space="preserve"> </w:t>
+      </w:r>
+      <w:r>
+        <w:rPr>
+          <w:rFonts w:hint="eastAsia" w:ascii="Times New Roman" w:hAnsi="Times New Roman" w:eastAsia="FangSong" w:cs="Times New Roman"/>
+        </w:rPr>
+        <w:t xml:space="preserve">为</w:t>
+      </w:r>
+      <w:r>
+        <w:rPr>
+          <w:rFonts w:ascii="Times New Roman" w:hAnsi="Times New Roman" w:eastAsia="Times New Roman" w:cs="Times New Roman"/>
+        </w:rPr>
+        <w:t xml:space="preserve"> </w:t>
+      </w:r>
+      <w:r>
+        <w:rPr>
+          <w:rFonts w:hint="eastAsia" w:ascii="Times New Roman" w:hAnsi="Times New Roman" w:eastAsia="Times New Roman" w:cs="Times New Roman"/>
+        </w:rPr>
+        <w:t>3，R</w:t>
+      </w:r>
+      <w:r>
+        <w:rPr>
+          <w:rFonts w:hint="eastAsia" w:ascii="Times New Roman" w:hAnsi="Times New Roman" w:eastAsia="Times New Roman" w:cs="Times New Roman"/>
           <w:vertAlign w:val="superscript"/>
         </w:rPr>
         <w:t>3</w:t>
       </w:r>
       <w:r>
         <w:rPr>
-          <w:rStyle w:val="VerbatimChar"/>
-          <w:rFonts w:ascii="SimSun" w:hAnsi="SimSun" w:eastAsia="SimSun" w:cs="SimSun"/>
-        </w:rPr>
-        <w:t>（CIP</w:t>
-      </w:r>
-      <w:r>
-        <w:rPr>
-          <w:rStyle w:val="VerbatimChar"/>
-          <w:rFonts w:ascii="SimSun" w:hAnsi="SimSun" w:eastAsia="SimSun" w:cs="SimSun"/>
+          <w:rFonts w:ascii="Times New Roman" w:hAnsi="Times New Roman" w:eastAsia="Times New Roman" w:cs="Times New Roman"/>
         </w:rPr>
         <w:t xml:space="preserve"> </w:t>
       </w:r>
       <w:r>
         <w:rPr>
-          <w:rStyle w:val="VerbatimChar"/>
-          <w:rFonts w:ascii="SimSun" w:hAnsi="SimSun" w:eastAsia="SimSun" w:cs="SimSun"/>
-        </w:rPr>
-        <w:t>最低</w:t>
-      </w:r>
-      <w:r>
-        <w:rPr>
-          <w:rStyle w:val="VerbatimChar"/>
-          <w:rFonts w:ascii="SimSun" w:hAnsi="SimSun" w:eastAsia="SimSun" w:cs="SimSun"/>
-        </w:rPr>
-        <w:t>）</w:t>
-      </w:r>
-      <w:r>
-        <w:rPr>
-          <w:rFonts w:ascii="SimSun" w:hAnsi="SimSun" w:eastAsia="SimSun" w:cs="SimSun"/>
-        </w:rPr>
-        <w:br/>
-      </w:r>
-      <w:r>
-        <w:rPr>
-          <w:rStyle w:val="VerbatimChar"/>
-          <w:rFonts w:ascii="SimSun" w:hAnsi="SimSun" w:eastAsia="SimSun" w:cs="SimSun"/>
-        </w:rPr>
-        <w:t xml:space="preserve">   </w:t>
-      </w:r>
-      <w:r>
-        <w:rPr>
-          <w:rStyle w:val="VerbatimChar"/>
-          <w:rFonts w:ascii="SimSun" w:hAnsi="SimSun" w:eastAsia="SimSun" w:cs="SimSun"/>
-        </w:rPr>
-        <w:t>俯视</w:t>
-      </w:r>
-      <w:r>
-        <w:rPr>
-          <w:rStyle w:val="VerbatimChar"/>
-          <w:rFonts w:ascii="SimSun" w:hAnsi="SimSun" w:eastAsia="SimSun" w:cs="SimSun"/>
-        </w:rPr>
-        <w:t>：1→2→3</w:t>
-      </w:r>
-      <w:r>
-        <w:rPr>
-          <w:rStyle w:val="VerbatimChar"/>
-          <w:rFonts w:ascii="SimSun" w:hAnsi="SimSun" w:eastAsia="SimSun" w:cs="SimSun"/>
-        </w:rPr>
-        <w:t xml:space="preserve"> </w:t>
-      </w:r>
-      <w:r>
-        <w:rPr>
-          <w:rStyle w:val="VerbatimChar"/>
-          <w:rFonts w:ascii="SimSun" w:hAnsi="SimSun" w:eastAsia="SimSun" w:cs="SimSun"/>
-        </w:rPr>
-        <w:t xml:space="preserve">顺时针</w:t>
-      </w:r>
-      <w:r>
-        <w:rPr>
-          <w:rStyle w:val="VerbatimChar"/>
-          <w:rFonts w:ascii="SimSun" w:hAnsi="SimSun" w:eastAsia="SimSun" w:cs="SimSun"/>
-        </w:rPr>
-        <w:t xml:space="preserve"> → Re </w:t>
-      </w:r>
-      <w:r>
-        <w:rPr>
-          <w:rStyle w:val="VerbatimChar"/>
-          <w:rFonts w:ascii="SimSun" w:hAnsi="SimSun" w:eastAsia="SimSun" w:cs="SimSun"/>
-        </w:rPr>
-        <w:t xml:space="preserve">面</w:t>
+          <w:rFonts w:hint="eastAsia" w:ascii="Times New Roman" w:hAnsi="Times New Roman" w:eastAsia="FangSong" w:cs="Times New Roman"/>
+        </w:rPr>
+        <w:t>为最低</w:t>
+      </w:r>
+      <w:r>
+        <w:rPr>
+          <w:rFonts w:hint="eastAsia" w:ascii="Times New Roman" w:hAnsi="Times New Roman" w:eastAsia="Times New Roman" w:cs="Times New Roman"/>
+        </w:rPr>
+        <w:t>（</w:t>
+      </w:r>
+      <w:r>
+        <w:rPr>
+          <w:rFonts w:hint="eastAsia" w:ascii="Times New Roman" w:hAnsi="Times New Roman" w:eastAsia="FangSong" w:cs="Times New Roman"/>
+        </w:rPr>
+        <w:t>通常为</w:t>
+      </w:r>
+      <w:r>
+        <w:rPr>
+          <w:rFonts w:ascii="Times New Roman" w:hAnsi="Times New Roman" w:eastAsia="Times New Roman" w:cs="Times New Roman"/>
+        </w:rPr>
+        <w:t xml:space="preserve"> H </w:t>
+      </w:r>
+      <w:r>
+        <w:rPr>
+          <w:rFonts w:hint="eastAsia" w:ascii="Times New Roman" w:hAnsi="Times New Roman" w:eastAsia="FangSong" w:cs="Times New Roman"/>
+        </w:rPr>
+        <w:t>或较小基团</w:t>
+      </w:r>
+      <w:r>
+        <w:rPr>
+          <w:rFonts w:hint="eastAsia" w:ascii="Times New Roman" w:hAnsi="Times New Roman" w:eastAsia="Times New Roman" w:cs="Times New Roman"/>
+        </w:rPr>
+        <w:t>）。</w:t>
       </w:r>
     </w:p>
     <w:p>
       <w:pPr>
-        <w:pStyle w:val="FirstParagraph"/>
+        <w:pStyle w:val="BodyText"/>
+      </w:pPr>
+      <w:r>
+        <w:rPr>
+          <w:rFonts w:hint="eastAsia" w:ascii="Times New Roman" w:hAnsi="Times New Roman" w:eastAsia="FangSong" w:cs="Times New Roman"/>
+        </w:rPr>
+        <w:t>俯视羰基平面</w:t>
+      </w:r>
+      <w:r>
+        <w:rPr>
+          <w:rFonts w:hint="eastAsia" w:ascii="Times New Roman" w:hAnsi="Times New Roman" w:eastAsia="Times New Roman" w:cs="Times New Roman"/>
+        </w:rPr>
+        <w:t>：1→2→3</w:t>
+      </w:r>
+      <w:r>
+        <w:rPr>
+          <w:rFonts w:ascii="Times New Roman" w:hAnsi="Times New Roman" w:eastAsia="Times New Roman" w:cs="Times New Roman"/>
+        </w:rPr>
+        <w:t xml:space="preserve"> </w:t>
+      </w:r>
+      <w:r>
+        <w:rPr>
+          <w:rFonts w:hint="eastAsia" w:ascii="Times New Roman" w:hAnsi="Times New Roman" w:eastAsia="FangSong" w:cs="Times New Roman"/>
+          <w:b/>
+          <w:bCs/>
+        </w:rPr>
+        <w:t xml:space="preserve">顺时针</w:t>
+      </w:r>
+      <w:r>
+        <w:rPr>
+          <w:rFonts w:ascii="Times New Roman" w:hAnsi="Times New Roman" w:eastAsia="Times New Roman" w:cs="Times New Roman"/>
+          <w:b/>
+          <w:bCs/>
+        </w:rPr>
+        <w:t xml:space="preserve"> → Re </w:t>
+      </w:r>
+      <w:r>
+        <w:rPr>
+          <w:rFonts w:hint="eastAsia" w:ascii="Times New Roman" w:hAnsi="Times New Roman" w:eastAsia="FangSong" w:cs="Times New Roman"/>
+          <w:b/>
+          <w:bCs/>
+        </w:rPr>
+        <w:t xml:space="preserve">面</w:t>
+      </w:r>
+      <w:r>
+        <w:rPr>
+          <w:rFonts w:hint="eastAsia" w:ascii="Times New Roman" w:hAnsi="Times New Roman" w:eastAsia="Times New Roman" w:cs="Times New Roman"/>
+        </w:rPr>
+        <w:t>，</w:t>
+      </w:r>
+      <w:r>
+        <w:rPr>
+          <w:rFonts w:hint="eastAsia" w:ascii="Times New Roman" w:hAnsi="Times New Roman" w:eastAsia="FangSong" w:cs="Times New Roman"/>
+        </w:rPr>
+        <w:t>逆时针</w:t>
+      </w:r>
+      <w:r>
+        <w:rPr>
+          <w:rFonts w:ascii="Times New Roman" w:hAnsi="Times New Roman" w:eastAsia="Times New Roman" w:cs="Times New Roman"/>
+        </w:rPr>
+        <w:t xml:space="preserve"> → Si </w:t>
+      </w:r>
+      <w:r>
+        <w:rPr>
+          <w:rFonts w:hint="eastAsia" w:ascii="Times New Roman" w:hAnsi="Times New Roman" w:eastAsia="FangSong" w:cs="Times New Roman"/>
+        </w:rPr>
+        <w:t>面</w:t>
+      </w:r>
+      <w:r>
+        <w:rPr>
+          <w:rFonts w:hint="eastAsia" w:ascii="Times New Roman" w:hAnsi="Times New Roman" w:eastAsia="Times New Roman" w:cs="Times New Roman"/>
+        </w:rPr>
+        <w:t>。</w:t>
+      </w:r>
+    </w:p>
+    <w:p>
+      <w:pPr>
+        <w:pStyle w:val="BodyText"/>
         <w:spacing w:after="80"/>
       </w:pPr>
       <w:r>
@@ -6298,7 +6367,7 @@
       </w:r>
     </w:p>
     <w:bookmarkEnd w:id="28"/>
-    <w:bookmarkStart w:id="35" w:name="四常见反应中的立体化学"/>
+    <w:bookmarkStart w:id="38" w:name="四常见反应中的立体化学"/>
     <w:p>
       <w:pPr>
         <w:pStyle w:val="Heading2"/>
@@ -6609,7 +6678,7 @@
       </w:r>
     </w:p>
     <w:bookmarkEnd w:id="29"/>
-    <w:bookmarkStart w:id="30" w:name="e2反式共平面立体专一"/>
+    <w:bookmarkStart w:id="33" w:name="e2反式共平面立体专一"/>
     <w:p>
       <w:pPr>
         <w:pStyle w:val="Heading3"/>
@@ -6782,198 +6851,345 @@
     </w:p>
     <w:p>
       <w:pPr>
-        <w:pStyle w:val="SourceCode"/>
-        <w:spacing w:after="80"/>
-      </w:pPr>
-      <w:r>
-        <w:rPr>
-          <w:rStyle w:val="VerbatimChar"/>
-          <w:rFonts w:ascii="SimSun" w:hAnsi="SimSun" w:eastAsia="SimSun" w:cs="SimSun"/>
-        </w:rPr>
-        <w:t xml:space="preserve">沿</w:t>
-      </w:r>
-      <w:r>
-        <w:rPr>
-          <w:rStyle w:val="VerbatimChar"/>
-          <w:rFonts w:ascii="SimSun" w:hAnsi="SimSun" w:eastAsia="SimSun" w:cs="SimSun"/>
-        </w:rPr>
-        <w:t xml:space="preserve"> C1—C2 </w:t>
-      </w:r>
-      <w:r>
-        <w:rPr>
-          <w:rStyle w:val="VerbatimChar"/>
-          <w:rFonts w:ascii="SimSun" w:hAnsi="SimSun" w:eastAsia="SimSun" w:cs="SimSun"/>
-        </w:rPr>
-        <w:t>键轴俯视</w:t>
-      </w:r>
-      <w:r>
-        <w:rPr>
-          <w:rStyle w:val="VerbatimChar"/>
-          <w:rFonts w:ascii="SimSun" w:hAnsi="SimSun" w:eastAsia="SimSun" w:cs="SimSun"/>
-        </w:rPr>
-        <w:t>（Newman）：</w:t>
-      </w:r>
-      <w:r>
-        <w:rPr>
-          <w:rStyle w:val="VerbatimChar"/>
-          <w:rFonts w:ascii="SimSun" w:hAnsi="SimSun" w:eastAsia="SimSun" w:cs="SimSun"/>
-        </w:rPr>
-        <w:t>仅</w:t>
-      </w:r>
-      <w:r>
-        <w:rPr>
-          <w:rStyle w:val="VerbatimChar"/>
-          <w:rFonts w:ascii="SimSun" w:hAnsi="SimSun" w:eastAsia="SimSun" w:cs="SimSun"/>
+        <w:pStyle w:val="BodyText"/>
+        <w:spacing w:after="80" w:before="160"/>
+        <w:jc w:val="center"/>
+      </w:pPr>
+      <w:r>
+        <w:rPr>
+          <w:rFonts w:ascii="Times New Roman" w:hAnsi="Times New Roman" w:eastAsia="FangSong" w:cs="Times New Roman"/>
+          <w:b w:val="0"/>
+          <w:i w:val="0"/>
+          <w:sz w:val="21"/>
+        </w:rPr>
+        <w:drawing>
+          <wp:inline>
+            <wp:extent cx="3600000" cy="933430"/>
+            <wp:effectExtent b="0" l="0" r="0" t="0"/>
+            <wp:docPr descr="环己烷椅型/船型构象、锯架式与 Newman 投影式" title="" id="31" name="Picture"/>
+            <a:graphic>
+              <a:graphicData uri="http://schemas.openxmlformats.org/drawingml/2006/picture">
+                <pic:pic>
+                  <pic:nvPicPr>
+                    <pic:cNvPr descr="044be860eb88470444347d9a2c1ee245a5b0b81f1a9259f280bd4f9ccdd2768b.jpg" id="32" name="Picture"/>
+                    <pic:cNvPicPr>
+                      <a:picLocks noChangeArrowheads="1" noChangeAspect="1"/>
+                    </pic:cNvPicPr>
+                  </pic:nvPicPr>
+                  <pic:blipFill>
+                    <a:blip r:embed="rId30"/>
+                    <a:stretch>
+                      <a:fillRect/>
+                    </a:stretch>
+                  </pic:blipFill>
+                  <pic:spPr bwMode="auto">
+                    <a:xfrm>
+                      <a:off x="0" y="0"/>
+                      <a:ext cx="3600000" cy="933430"/>
+                    </a:xfrm>
+                    <a:prstGeom prst="rect">
+                      <a:avLst/>
+                    </a:prstGeom>
+                    <a:noFill/>
+                    <a:ln w="9525">
+                      <a:noFill/>
+                      <a:headEnd/>
+                      <a:tailEnd/>
+                    </a:ln>
+                  </pic:spPr>
+                </pic:pic>
+              </a:graphicData>
+            </a:graphic>
+          </wp:inline>
+        </w:drawing>
+      </w:r>
+      <w:r>
+        <w:rPr>
+          <w:rFonts w:ascii="Times New Roman" w:hAnsi="Times New Roman" w:eastAsia="FangSong" w:cs="Times New Roman"/>
+          <w:b w:val="0"/>
+          <w:i w:val="0"/>
+          <w:sz w:val="21"/>
         </w:rPr>
         <w:t xml:space="preserve"> </w:t>
       </w:r>
       <w:r>
         <w:rPr>
-          <w:rStyle w:val="VerbatimChar"/>
-          <w:rFonts w:ascii="SimSun" w:hAnsi="SimSun" w:eastAsia="SimSun" w:cs="SimSun"/>
-        </w:rPr>
-        <w:t>a,a-</w:t>
-      </w:r>
-      <w:r>
-        <w:rPr>
-          <w:rStyle w:val="VerbatimChar"/>
-          <w:rFonts w:ascii="SimSun" w:hAnsi="SimSun" w:eastAsia="SimSun" w:cs="SimSun"/>
-        </w:rPr>
-        <w:t>双直立满足反式共平面</w:t>
-      </w:r>
-      <w:r>
-        <w:rPr>
-          <w:rFonts w:ascii="SimSun" w:hAnsi="SimSun" w:eastAsia="SimSun" w:cs="SimSun"/>
-        </w:rPr>
-        <w:br/>
-      </w:r>
-      <w:r>
-        <w:rPr>
-          <w:rStyle w:val="VerbatimChar"/>
-          <w:rFonts w:ascii="SimSun" w:hAnsi="SimSun" w:eastAsia="SimSun" w:cs="SimSun"/>
-        </w:rPr>
-        <w:t xml:space="preserve">        Hβ</w:t>
-      </w:r>
-      <w:r>
-        <w:rPr>
-          <w:rFonts w:ascii="SimSun" w:hAnsi="SimSun" w:eastAsia="SimSun" w:cs="SimSun"/>
-        </w:rPr>
-        <w:br/>
-      </w:r>
-      <w:r>
-        <w:rPr>
-          <w:rStyle w:val="VerbatimChar"/>
-          <w:rFonts w:ascii="SimSun" w:hAnsi="SimSun" w:eastAsia="SimSun" w:cs="SimSun"/>
-        </w:rPr>
-        <w:t xml:space="preserve">         \</w:t>
-      </w:r>
-      <w:r>
-        <w:rPr>
-          <w:rFonts w:ascii="SimSun" w:hAnsi="SimSun" w:eastAsia="SimSun" w:cs="SimSun"/>
-        </w:rPr>
-        <w:br/>
-      </w:r>
-      <w:r>
-        <w:rPr>
-          <w:rStyle w:val="VerbatimChar"/>
-          <w:rFonts w:ascii="SimSun" w:hAnsi="SimSun" w:eastAsia="SimSun" w:cs="SimSun"/>
-        </w:rPr>
-        <w:t xml:space="preserve">    C1 ——— C2 — Br(a)</w:t>
-      </w:r>
-      <w:r>
-        <w:rPr>
-          <w:rFonts w:ascii="SimSun" w:hAnsi="SimSun" w:eastAsia="SimSun" w:cs="SimSun"/>
-        </w:rPr>
-        <w:br/>
-      </w:r>
-      <w:r>
-        <w:rPr>
-          <w:rStyle w:val="VerbatimChar"/>
-          <w:rFonts w:ascii="SimSun" w:hAnsi="SimSun" w:eastAsia="SimSun" w:cs="SimSun"/>
-        </w:rPr>
-        <w:t xml:space="preserve">         /</w:t>
-      </w:r>
-      <w:r>
-        <w:rPr>
-          <w:rFonts w:ascii="SimSun" w:hAnsi="SimSun" w:eastAsia="SimSun" w:cs="SimSun"/>
-        </w:rPr>
-        <w:br/>
-      </w:r>
-      <w:r>
-        <w:rPr>
-          <w:rStyle w:val="VerbatimChar"/>
-          <w:rFonts w:ascii="SimSun" w:hAnsi="SimSun" w:eastAsia="SimSun" w:cs="SimSun"/>
-        </w:rPr>
-        <w:t xml:space="preserve">        Hα</w:t>
-      </w:r>
-      <w:r>
-        <w:rPr>
-          <w:rFonts w:ascii="SimSun" w:hAnsi="SimSun" w:eastAsia="SimSun" w:cs="SimSun"/>
-        </w:rPr>
-        <w:br/>
-      </w:r>
-      <w:r>
-        <w:rPr>
-          <w:rStyle w:val="VerbatimChar"/>
-          <w:rFonts w:ascii="SimSun" w:hAnsi="SimSun" w:eastAsia="SimSun" w:cs="SimSun"/>
-        </w:rPr>
-        <w:t xml:space="preserve">   Hβ </w:t>
-      </w:r>
-      <w:r>
-        <w:rPr>
-          <w:rStyle w:val="VerbatimChar"/>
-          <w:rFonts w:ascii="SimSun" w:hAnsi="SimSun" w:eastAsia="SimSun" w:cs="SimSun"/>
-        </w:rPr>
-        <w:t xml:space="preserve">与</w:t>
-      </w:r>
-      <w:r>
-        <w:rPr>
-          <w:rStyle w:val="VerbatimChar"/>
-          <w:rFonts w:ascii="SimSun" w:hAnsi="SimSun" w:eastAsia="SimSun" w:cs="SimSun"/>
-        </w:rPr>
-        <w:t xml:space="preserve"> Br </w:t>
-      </w:r>
-      <w:r>
-        <w:rPr>
-          <w:rStyle w:val="VerbatimChar"/>
-          <w:rFonts w:ascii="SimSun" w:hAnsi="SimSun" w:eastAsia="SimSun" w:cs="SimSun"/>
-        </w:rPr>
-        <w:t xml:space="preserve">二面角</w:t>
-      </w:r>
-      <w:r>
-        <w:rPr>
-          <w:rStyle w:val="VerbatimChar"/>
-          <w:rFonts w:ascii="SimSun" w:hAnsi="SimSun" w:eastAsia="SimSun" w:cs="SimSun"/>
-        </w:rPr>
-        <w:t xml:space="preserve"> = 180° </w:t>
-      </w:r>
-      <w:r>
-        <w:rPr>
-          <w:rStyle w:val="VerbatimChar"/>
-          <w:rFonts w:ascii="SimSun" w:hAnsi="SimSun" w:eastAsia="SimSun" w:cs="SimSun"/>
-        </w:rPr>
-        <w:t>✓（</w:t>
-      </w:r>
-      <w:r>
-        <w:rPr>
-          <w:rStyle w:val="VerbatimChar"/>
-          <w:rFonts w:ascii="SimSun" w:hAnsi="SimSun" w:eastAsia="SimSun" w:cs="SimSun"/>
-        </w:rPr>
-        <w:t>其余构象</w:t>
-      </w:r>
-      <w:r>
-        <w:rPr>
-          <w:rStyle w:val="VerbatimChar"/>
-          <w:rFonts w:ascii="SimSun" w:hAnsi="SimSun" w:eastAsia="SimSun" w:cs="SimSun"/>
-        </w:rPr>
-        <w:t xml:space="preserve"> = 60° </w:t>
-      </w:r>
-      <w:r>
-        <w:rPr>
-          <w:rStyle w:val="VerbatimChar"/>
-          <w:rFonts w:ascii="SimSun" w:hAnsi="SimSun" w:eastAsia="SimSun" w:cs="SimSun"/>
-        </w:rPr>
-        <w:t xml:space="preserve">✗）</w:t>
+          <w:rFonts w:hint="eastAsia" w:ascii="Times New Roman" w:hAnsi="Times New Roman" w:eastAsia="FangSong" w:cs="Times New Roman"/>
+          <w:b w:val="0"/>
+          <w:i w:val="0"/>
+          <w:iCs/>
+          <w:sz w:val="21"/>
+        </w:rPr>
+        <w:t xml:space="preserve">图</w:t>
+      </w:r>
+      <w:r>
+        <w:rPr>
+          <w:rFonts w:ascii="Times New Roman" w:hAnsi="Times New Roman" w:eastAsia="FangSong" w:cs="Times New Roman"/>
+          <w:b w:val="0"/>
+          <w:i w:val="0"/>
+          <w:iCs/>
+          <w:sz w:val="21"/>
+        </w:rPr>
+        <w:t xml:space="preserve"> </w:t>
+      </w:r>
+      <w:r>
+        <w:rPr>
+          <w:rFonts w:hint="eastAsia" w:ascii="Times New Roman" w:hAnsi="Times New Roman" w:eastAsia="FangSong" w:cs="Times New Roman"/>
+          <w:b w:val="0"/>
+          <w:i w:val="0"/>
+          <w:iCs/>
+          <w:sz w:val="21"/>
+        </w:rPr>
+        <w:t>环己烷椅型</w:t>
+      </w:r>
+      <w:r>
+        <w:rPr>
+          <w:rFonts w:hint="eastAsia" w:ascii="Times New Roman" w:hAnsi="Times New Roman" w:eastAsia="FangSong" w:cs="Times New Roman"/>
+          <w:b w:val="0"/>
+          <w:i w:val="0"/>
+          <w:iCs/>
+          <w:sz w:val="21"/>
+        </w:rPr>
+        <w:t>/</w:t>
+      </w:r>
+      <w:r>
+        <w:rPr>
+          <w:rFonts w:hint="eastAsia" w:ascii="Times New Roman" w:hAnsi="Times New Roman" w:eastAsia="FangSong" w:cs="Times New Roman"/>
+          <w:b w:val="0"/>
+          <w:i w:val="0"/>
+          <w:iCs/>
+          <w:sz w:val="21"/>
+        </w:rPr>
+        <w:t>船型构象</w:t>
+      </w:r>
+      <w:r>
+        <w:rPr>
+          <w:rFonts w:hint="eastAsia" w:ascii="Times New Roman" w:hAnsi="Times New Roman" w:eastAsia="FangSong" w:cs="Times New Roman"/>
+          <w:b w:val="0"/>
+          <w:i w:val="0"/>
+          <w:iCs/>
+          <w:sz w:val="21"/>
+        </w:rPr>
+        <w:t>、</w:t>
+      </w:r>
+      <w:r>
+        <w:rPr>
+          <w:rFonts w:hint="eastAsia" w:ascii="Times New Roman" w:hAnsi="Times New Roman" w:eastAsia="FangSong" w:cs="Times New Roman"/>
+          <w:b w:val="0"/>
+          <w:i w:val="0"/>
+          <w:iCs/>
+          <w:sz w:val="21"/>
+        </w:rPr>
+        <w:t>锯架式与</w:t>
+      </w:r>
+      <w:r>
+        <w:rPr>
+          <w:rFonts w:ascii="Times New Roman" w:hAnsi="Times New Roman" w:eastAsia="FangSong" w:cs="Times New Roman"/>
+          <w:b w:val="0"/>
+          <w:i w:val="0"/>
+          <w:iCs/>
+          <w:sz w:val="21"/>
+        </w:rPr>
+        <w:t xml:space="preserve"> Newman </w:t>
+      </w:r>
+      <w:r>
+        <w:rPr>
+          <w:rFonts w:hint="eastAsia" w:ascii="Times New Roman" w:hAnsi="Times New Roman" w:eastAsia="FangSong" w:cs="Times New Roman"/>
+          <w:b w:val="0"/>
+          <w:i w:val="0"/>
+          <w:iCs/>
+          <w:sz w:val="21"/>
+        </w:rPr>
+        <w:t xml:space="preserve">投影式</w:t>
+      </w:r>
+      <w:r>
+        <w:rPr>
+          <w:rFonts w:hint="eastAsia" w:ascii="Times New Roman" w:hAnsi="Times New Roman" w:eastAsia="FangSong" w:cs="Times New Roman"/>
+          <w:b w:val="0"/>
+          <w:i w:val="0"/>
+          <w:sz w:val="21"/>
+        </w:rPr>
+        <w:t xml:space="preserve">：E2</w:t>
+      </w:r>
+      <w:r>
+        <w:rPr>
+          <w:rFonts w:ascii="Times New Roman" w:hAnsi="Times New Roman" w:eastAsia="FangSong" w:cs="Times New Roman"/>
+          <w:b w:val="0"/>
+          <w:i w:val="0"/>
+          <w:sz w:val="21"/>
+        </w:rPr>
+        <w:t xml:space="preserve"> </w:t>
+      </w:r>
+      <w:r>
+        <w:rPr>
+          <w:rFonts w:hint="eastAsia" w:ascii="Times New Roman" w:hAnsi="Times New Roman" w:eastAsia="FangSong" w:cs="Times New Roman"/>
+          <w:b w:val="0"/>
+          <w:i w:val="0"/>
+          <w:sz w:val="21"/>
+        </w:rPr>
+        <w:t xml:space="preserve">消除要求</w:t>
+      </w:r>
+      <w:r>
+        <w:rPr>
+          <w:rFonts w:ascii="Times New Roman" w:hAnsi="Times New Roman" w:eastAsia="FangSong" w:cs="Times New Roman"/>
+          <w:b w:val="0"/>
+          <w:i w:val="0"/>
+          <w:sz w:val="21"/>
+        </w:rPr>
+        <w:t xml:space="preserve"> β-H </w:t>
+      </w:r>
+      <w:r>
+        <w:rPr>
+          <w:rFonts w:hint="eastAsia" w:ascii="Times New Roman" w:hAnsi="Times New Roman" w:eastAsia="FangSong" w:cs="Times New Roman"/>
+          <w:b w:val="0"/>
+          <w:i w:val="0"/>
+          <w:sz w:val="21"/>
+        </w:rPr>
+        <w:t>与离去基反式共平面</w:t>
+      </w:r>
+      <w:r>
+        <w:rPr>
+          <w:rFonts w:hint="eastAsia" w:ascii="Times New Roman" w:hAnsi="Times New Roman" w:eastAsia="FangSong" w:cs="Times New Roman"/>
+          <w:b w:val="0"/>
+          <w:i w:val="0"/>
+          <w:sz w:val="21"/>
+        </w:rPr>
+        <w:t>（</w:t>
+      </w:r>
+      <w:r>
+        <w:rPr>
+          <w:rFonts w:hint="eastAsia" w:ascii="Times New Roman" w:hAnsi="Times New Roman" w:eastAsia="FangSong" w:cs="Times New Roman"/>
+          <w:b w:val="0"/>
+          <w:i w:val="0"/>
+          <w:sz w:val="21"/>
+        </w:rPr>
+        <w:t>二面角</w:t>
+      </w:r>
+      <w:r>
+        <w:rPr>
+          <w:rFonts w:ascii="Times New Roman" w:hAnsi="Times New Roman" w:eastAsia="FangSong" w:cs="Times New Roman"/>
+          <w:b w:val="0"/>
+          <w:i w:val="0"/>
+          <w:sz w:val="21"/>
+        </w:rPr>
+        <w:t xml:space="preserve"> </w:t>
+      </w:r>
+      <w:r>
+        <w:rPr>
+          <w:rFonts w:hint="eastAsia" w:ascii="Times New Roman" w:hAnsi="Times New Roman" w:eastAsia="FangSong" w:cs="Times New Roman"/>
+          <w:b w:val="0"/>
+          <w:i w:val="0"/>
+          <w:sz w:val="21"/>
+        </w:rPr>
+        <w:t>180°），</w:t>
+      </w:r>
+      <w:r>
+        <w:rPr>
+          <w:rFonts w:hint="eastAsia" w:ascii="Times New Roman" w:hAnsi="Times New Roman" w:eastAsia="FangSong" w:cs="Times New Roman"/>
+          <w:b w:val="0"/>
+          <w:i w:val="0"/>
+          <w:sz w:val="21"/>
+        </w:rPr>
+        <w:t>环己烷体系中只有</w:t>
+      </w:r>
+      <w:r>
+        <w:rPr>
+          <w:rFonts w:ascii="Times New Roman" w:hAnsi="Times New Roman" w:eastAsia="FangSong" w:cs="Times New Roman"/>
+          <w:b w:val="0"/>
+          <w:i w:val="0"/>
+          <w:sz w:val="21"/>
+        </w:rPr>
+        <w:t xml:space="preserve"> </w:t>
+      </w:r>
+      <w:r>
+        <w:rPr>
+          <w:rFonts w:hint="eastAsia" w:ascii="Times New Roman" w:hAnsi="Times New Roman" w:eastAsia="FangSong" w:cs="Times New Roman"/>
+          <w:b w:val="0"/>
+          <w:i w:val="0"/>
+          <w:sz w:val="21"/>
+        </w:rPr>
+        <w:t>1,2-</w:t>
+      </w:r>
+      <w:r>
+        <w:rPr>
+          <w:rFonts w:hint="eastAsia" w:ascii="Times New Roman" w:hAnsi="Times New Roman" w:eastAsia="FangSong" w:cs="Times New Roman"/>
+          <w:b w:val="0"/>
+          <w:i w:val="0"/>
+          <w:sz w:val="21"/>
+        </w:rPr>
+        <w:t>双直立键</w:t>
+      </w:r>
+      <w:r>
+        <w:rPr>
+          <w:rFonts w:hint="eastAsia" w:ascii="Times New Roman" w:hAnsi="Times New Roman" w:eastAsia="FangSong" w:cs="Times New Roman"/>
+          <w:b w:val="0"/>
+          <w:i w:val="0"/>
+          <w:sz w:val="21"/>
+        </w:rPr>
+        <w:t>（a,a-</w:t>
+      </w:r>
+      <w:r>
+        <w:rPr>
+          <w:rFonts w:hint="eastAsia" w:ascii="Times New Roman" w:hAnsi="Times New Roman" w:eastAsia="FangSong" w:cs="Times New Roman"/>
+          <w:b w:val="0"/>
+          <w:i w:val="0"/>
+          <w:sz w:val="21"/>
+        </w:rPr>
+        <w:t>双轴</w:t>
+      </w:r>
+      <w:r>
+        <w:rPr>
+          <w:rFonts w:hint="eastAsia" w:ascii="Times New Roman" w:hAnsi="Times New Roman" w:eastAsia="FangSong" w:cs="Times New Roman"/>
+          <w:b w:val="0"/>
+          <w:i w:val="0"/>
+          <w:sz w:val="21"/>
+        </w:rPr>
+        <w:t>）</w:t>
+      </w:r>
+      <w:r>
+        <w:rPr>
+          <w:rFonts w:hint="eastAsia" w:ascii="Times New Roman" w:hAnsi="Times New Roman" w:eastAsia="FangSong" w:cs="Times New Roman"/>
+          <w:b w:val="0"/>
+          <w:i w:val="0"/>
+          <w:sz w:val="21"/>
+        </w:rPr>
+        <w:t>配置满足该几何要求</w:t>
+      </w:r>
+      <w:r>
+        <w:rPr>
+          <w:rFonts w:hint="eastAsia" w:ascii="Times New Roman" w:hAnsi="Times New Roman" w:eastAsia="FangSong" w:cs="Times New Roman"/>
+          <w:b w:val="0"/>
+          <w:i w:val="0"/>
+          <w:sz w:val="21"/>
+        </w:rPr>
+        <w:t>（ABOC</w:t>
+      </w:r>
+      <w:r>
+        <w:rPr>
+          <w:rFonts w:ascii="Times New Roman" w:hAnsi="Times New Roman" w:eastAsia="FangSong" w:cs="Times New Roman"/>
+          <w:b w:val="0"/>
+          <w:i w:val="0"/>
+          <w:sz w:val="21"/>
+        </w:rPr>
+        <w:t xml:space="preserve"> </w:t>
+      </w:r>
+      <w:r>
+        <w:rPr>
+          <w:rFonts w:hint="eastAsia" w:ascii="Times New Roman" w:hAnsi="Times New Roman" w:eastAsia="FangSong" w:cs="Times New Roman"/>
+          <w:b w:val="0"/>
+          <w:i w:val="0"/>
+          <w:sz w:val="21"/>
+        </w:rPr>
+        <w:t>有机化学</w:t>
+      </w:r>
+      <w:r>
+        <w:rPr>
+          <w:rFonts w:hint="eastAsia" w:ascii="Times New Roman" w:hAnsi="Times New Roman" w:eastAsia="FangSong" w:cs="Times New Roman"/>
+          <w:b w:val="0"/>
+          <w:i w:val="0"/>
+          <w:sz w:val="21"/>
+        </w:rPr>
+        <w:t>）</w:t>
       </w:r>
     </w:p>
     <w:tbl>
@@ -7802,8 +8018,8 @@
         <w:t>。”</w:t>
       </w:r>
     </w:p>
-    <w:bookmarkEnd w:id="30"/>
-    <w:bookmarkStart w:id="31" w:name="卤鎓离子加成anti立体专一"/>
+    <w:bookmarkEnd w:id="33"/>
+    <w:bookmarkStart w:id="34" w:name="卤鎓离子加成anti立体专一"/>
     <w:p>
       <w:pPr>
         <w:pStyle w:val="Heading3"/>
@@ -8299,8 +8515,8 @@
         <w:t>。</w:t>
       </w:r>
     </w:p>
-    <w:bookmarkEnd w:id="31"/>
-    <w:bookmarkStart w:id="32" w:name="硼氢化-氧化反马氏syn联动"/>
+    <w:bookmarkEnd w:id="34"/>
+    <w:bookmarkStart w:id="35" w:name="硼氢化-氧化反马氏syn联动"/>
     <w:p>
       <w:pPr>
         <w:pStyle w:val="Heading3"/>
@@ -8451,8 +8667,8 @@
         <w:t xml:space="preserve">。</w:t>
       </w:r>
     </w:p>
-    <w:bookmarkEnd w:id="32"/>
-    <w:bookmarkStart w:id="33" w:name="总对比"/>
+    <w:bookmarkEnd w:id="35"/>
+    <w:bookmarkStart w:id="36" w:name="总对比"/>
     <w:p>
       <w:pPr>
         <w:pStyle w:val="Heading3"/>
@@ -9002,8 +9218,8 @@
         </w:tc>
       </w:tr>
     </w:tbl>
-    <w:bookmarkEnd w:id="33"/>
-    <w:bookmarkStart w:id="34" w:name="邻基参与ngpsn2-的特殊保持"/>
+    <w:bookmarkEnd w:id="36"/>
+    <w:bookmarkStart w:id="37" w:name="邻基参与ngpsn2-的特殊保持"/>
     <w:p>
       <w:pPr>
         <w:pStyle w:val="Heading3"/>
@@ -9290,258 +9506,393 @@
     </w:p>
     <w:p>
       <w:pPr>
-        <w:pStyle w:val="SourceCode"/>
+        <w:pStyle w:val="BodyText"/>
+      </w:pPr>
+      <w:r>
+        <w:rPr>
+          <w:rFonts w:hint="eastAsia" w:ascii="Times New Roman" w:hAnsi="Times New Roman" w:eastAsia="FangSong" w:cs="Times New Roman"/>
+        </w:rPr>
+        <w:t>邻基参与</w:t>
+      </w:r>
+      <w:r>
+        <w:rPr>
+          <w:rFonts w:hint="eastAsia" w:ascii="Times New Roman" w:hAnsi="Times New Roman" w:eastAsia="Times New Roman" w:cs="Times New Roman"/>
+        </w:rPr>
+        <w:t>（</w:t>
+      </w:r>
+      <w:r>
+        <w:rPr>
+          <w:rFonts w:hint="eastAsia" w:ascii="Times New Roman" w:hAnsi="Times New Roman" w:eastAsia="FangSong" w:cs="Times New Roman"/>
+        </w:rPr>
+        <w:t>邻基</w:t>
+      </w:r>
+      <w:r>
+        <w:rPr>
+          <w:rFonts w:ascii="Times New Roman" w:hAnsi="Times New Roman" w:eastAsia="Times New Roman" w:cs="Times New Roman"/>
+        </w:rPr>
+        <w:t xml:space="preserve"> </w:t>
+      </w:r>
+      <w:r>
+        <w:rPr>
+          <w:rFonts w:hint="eastAsia" w:ascii="Times New Roman" w:hAnsi="Times New Roman" w:eastAsia="Times New Roman" w:cs="Times New Roman"/>
+        </w:rPr>
+        <w:t>Y）</w:t>
+      </w:r>
+      <w:r>
+        <w:rPr>
+          <w:rFonts w:hint="eastAsia" w:ascii="Times New Roman" w:hAnsi="Times New Roman" w:eastAsia="FangSong" w:cs="Times New Roman"/>
+        </w:rPr>
+        <w:t>分两步</w:t>
+      </w:r>
+      <w:r>
+        <w:rPr>
+          <w:rFonts w:hint="eastAsia" w:ascii="Times New Roman" w:hAnsi="Times New Roman" w:eastAsia="Times New Roman" w:cs="Times New Roman"/>
+        </w:rPr>
+        <w:t>：</w:t>
+      </w:r>
+    </w:p>
+    <w:p>
+      <w:pPr>
+        <w:pStyle w:val="Compact"/>
+        <w:numPr>
+          <w:ilvl w:val="0"/>
+          <w:numId w:val="1008"/>
+        </w:numPr>
+      </w:pPr>
+      <w:r>
+        <w:rPr>
+          <w:rFonts w:hint="eastAsia" w:ascii="Times New Roman" w:hAnsi="Times New Roman" w:eastAsia="FangSong" w:cs="Times New Roman"/>
+        </w:rPr>
+        <w:t xml:space="preserve">邻位</w:t>
+      </w:r>
+      <w:r>
+        <w:rPr>
+          <w:rFonts w:ascii="Times New Roman" w:hAnsi="Times New Roman" w:eastAsia="Times New Roman" w:cs="Times New Roman"/>
+        </w:rPr>
+        <w:t xml:space="preserve"> Y </w:t>
+      </w:r>
+      <w:r>
+        <w:rPr>
+          <w:rFonts w:hint="eastAsia" w:ascii="Times New Roman" w:hAnsi="Times New Roman" w:eastAsia="FangSong" w:cs="Times New Roman"/>
+        </w:rPr>
+        <w:t xml:space="preserve">以孤对电子从</w:t>
+      </w:r>
+      <w:r>
+        <w:rPr>
+          <w:rFonts w:ascii="Times New Roman" w:hAnsi="Times New Roman" w:eastAsia="Times New Roman" w:cs="Times New Roman"/>
+        </w:rPr>
+        <w:t xml:space="preserve"> </w:t>
+      </w:r>
+      <w:r>
+        <w:rPr>
+          <w:rFonts w:hint="eastAsia" w:ascii="Times New Roman" w:hAnsi="Times New Roman" w:eastAsia="FangSong" w:cs="Times New Roman"/>
+          <w:b/>
+          <w:bCs/>
+        </w:rPr>
+        <w:t xml:space="preserve">背面</w:t>
+      </w:r>
+      <w:r>
+        <w:rPr>
+          <w:rFonts w:ascii="Times New Roman" w:hAnsi="Times New Roman" w:eastAsia="Times New Roman" w:cs="Times New Roman"/>
+        </w:rPr>
+        <w:t xml:space="preserve"> </w:t>
+      </w:r>
+      <w:r>
+        <w:rPr>
+          <w:rFonts w:hint="eastAsia" w:ascii="Times New Roman" w:hAnsi="Times New Roman" w:eastAsia="FangSong" w:cs="Times New Roman"/>
+        </w:rPr>
+        <w:t xml:space="preserve">进攻带</w:t>
+      </w:r>
+      <w:r>
+        <w:rPr>
+          <w:rFonts w:ascii="Times New Roman" w:hAnsi="Times New Roman" w:eastAsia="Times New Roman" w:cs="Times New Roman"/>
+        </w:rPr>
+        <w:t xml:space="preserve"> LG </w:t>
+      </w:r>
+      <w:r>
+        <w:rPr>
+          <w:rFonts w:hint="eastAsia" w:ascii="Times New Roman" w:hAnsi="Times New Roman" w:eastAsia="FangSong" w:cs="Times New Roman"/>
+        </w:rPr>
+        <w:t xml:space="preserve">的</w:t>
+      </w:r>
+      <w:r>
+        <w:rPr>
+          <w:rFonts w:ascii="Times New Roman" w:hAnsi="Times New Roman" w:eastAsia="Times New Roman" w:cs="Times New Roman"/>
+        </w:rPr>
+        <w:t xml:space="preserve"> </w:t>
+      </w:r>
+      <w:r>
+        <w:rPr>
+          <w:rFonts w:hint="eastAsia" w:ascii="Times New Roman" w:hAnsi="Times New Roman" w:eastAsia="Times New Roman" w:cs="Times New Roman"/>
+        </w:rPr>
+        <w:t>C2，</w:t>
+      </w:r>
+      <w:r>
+        <w:rPr>
+          <w:rFonts w:hint="eastAsia" w:ascii="Times New Roman" w:hAnsi="Times New Roman" w:eastAsia="FangSong" w:cs="Times New Roman"/>
+        </w:rPr>
+        <w:t>挤出</w:t>
+      </w:r>
+      <w:r>
+        <w:rPr>
+          <w:rFonts w:ascii="Times New Roman" w:hAnsi="Times New Roman" w:eastAsia="Times New Roman" w:cs="Times New Roman"/>
+        </w:rPr>
+        <w:t xml:space="preserve"> </w:t>
+      </w:r>
+      <w:r>
+        <w:rPr>
+          <w:rFonts w:hint="eastAsia" w:ascii="Times New Roman" w:hAnsi="Times New Roman" w:eastAsia="Times New Roman" w:cs="Times New Roman"/>
+        </w:rPr>
+        <w:t>LG</w:t>
+      </w:r>
+      <w:r>
+        <w:rPr>
+          <w:rFonts w:hint="eastAsia" w:ascii="Times New Roman" w:hAnsi="Times New Roman" w:eastAsia="Times New Roman" w:cs="Times New Roman"/>
+          <w:vertAlign w:val="superscript"/>
+        </w:rPr>
+        <w:t>-</w:t>
+      </w:r>
+      <w:r>
+        <w:rPr>
+          <w:rFonts w:hint="eastAsia" w:ascii="Times New Roman" w:hAnsi="Times New Roman" w:eastAsia="Times New Roman" w:cs="Times New Roman"/>
+        </w:rPr>
+        <w:t>，</w:t>
+      </w:r>
+      <w:r>
+        <w:rPr>
+          <w:rFonts w:hint="eastAsia" w:ascii="Times New Roman" w:hAnsi="Times New Roman" w:eastAsia="FangSong" w:cs="Times New Roman"/>
+        </w:rPr>
+        <w:t>形成桥状中间体</w:t>
+      </w:r>
+      <w:r>
+        <w:rPr>
+          <w:rFonts w:hint="eastAsia" w:ascii="Times New Roman" w:hAnsi="Times New Roman" w:eastAsia="Times New Roman" w:cs="Times New Roman"/>
+        </w:rPr>
+        <w:t>（</w:t>
+      </w:r>
+      <w:r>
+        <w:rPr>
+          <w:rFonts w:hint="eastAsia" w:ascii="Times New Roman" w:hAnsi="Times New Roman" w:eastAsia="FangSong" w:cs="Times New Roman"/>
+        </w:rPr>
+        <w:t>环状鎓离子</w:t>
+      </w:r>
+      <w:r>
+        <w:rPr>
+          <w:rFonts w:hint="eastAsia" w:ascii="Times New Roman" w:hAnsi="Times New Roman" w:eastAsia="Times New Roman" w:cs="Times New Roman"/>
+        </w:rPr>
+        <w:t>，Y</w:t>
+      </w:r>
+      <w:r>
+        <w:rPr>
+          <w:rFonts w:ascii="Times New Roman" w:hAnsi="Times New Roman" w:eastAsia="Times New Roman" w:cs="Times New Roman"/>
+        </w:rPr>
+        <w:t xml:space="preserve"> </w:t>
+      </w:r>
+      <w:r>
+        <w:rPr>
+          <w:rFonts w:hint="eastAsia" w:ascii="Times New Roman" w:hAnsi="Times New Roman" w:eastAsia="FangSong" w:cs="Times New Roman"/>
+        </w:rPr>
+        <w:t xml:space="preserve">同时连接</w:t>
+      </w:r>
+      <w:r>
+        <w:rPr>
+          <w:rFonts w:ascii="Times New Roman" w:hAnsi="Times New Roman" w:eastAsia="Times New Roman" w:cs="Times New Roman"/>
+        </w:rPr>
+        <w:t xml:space="preserve"> C1 </w:t>
+      </w:r>
+      <w:r>
+        <w:rPr>
+          <w:rFonts w:hint="eastAsia" w:ascii="Times New Roman" w:hAnsi="Times New Roman" w:eastAsia="FangSong" w:cs="Times New Roman"/>
+        </w:rPr>
+        <w:t xml:space="preserve">与</w:t>
+      </w:r>
+      <w:r>
+        <w:rPr>
+          <w:rFonts w:ascii="Times New Roman" w:hAnsi="Times New Roman" w:eastAsia="Times New Roman" w:cs="Times New Roman"/>
+        </w:rPr>
+        <w:t xml:space="preserve"> </w:t>
+      </w:r>
+      <w:r>
+        <w:rPr>
+          <w:rFonts w:hint="eastAsia" w:ascii="Times New Roman" w:hAnsi="Times New Roman" w:eastAsia="Times New Roman" w:cs="Times New Roman"/>
+        </w:rPr>
+        <w:t xml:space="preserve">C2）。</w:t>
+      </w:r>
+    </w:p>
+    <w:p>
+      <w:pPr>
+        <w:pStyle w:val="Compact"/>
+        <w:numPr>
+          <w:ilvl w:val="0"/>
+          <w:numId w:val="1008"/>
+        </w:numPr>
+      </w:pPr>
+      <w:r>
+        <w:rPr>
+          <w:rFonts w:hint="eastAsia" w:ascii="Times New Roman" w:hAnsi="Times New Roman" w:eastAsia="FangSong" w:cs="Times New Roman"/>
+        </w:rPr>
+        <w:t xml:space="preserve">亲核试剂</w:t>
+      </w:r>
+      <w:r>
+        <w:rPr>
+          <w:rFonts w:ascii="Times New Roman" w:hAnsi="Times New Roman" w:eastAsia="Times New Roman" w:cs="Times New Roman"/>
+        </w:rPr>
+        <w:t xml:space="preserve"> Nu</w:t>
+      </w:r>
+      <w:r>
+        <w:rPr>
+          <w:rFonts w:ascii="Times New Roman" w:hAnsi="Times New Roman" w:eastAsia="Times New Roman" w:cs="Times New Roman"/>
+          <w:vertAlign w:val="superscript"/>
+        </w:rPr>
+        <w:t>-</w:t>
+      </w:r>
+      <w:r>
+        <w:rPr>
+          <w:rFonts w:ascii="Times New Roman" w:hAnsi="Times New Roman" w:eastAsia="Times New Roman" w:cs="Times New Roman"/>
+        </w:rPr>
+        <w:t xml:space="preserve"> </w:t>
+      </w:r>
+      <w:r>
+        <w:rPr>
+          <w:rFonts w:hint="eastAsia" w:ascii="Times New Roman" w:hAnsi="Times New Roman" w:eastAsia="FangSong" w:cs="Times New Roman"/>
+        </w:rPr>
+        <w:t xml:space="preserve">再从</w:t>
+      </w:r>
+      <w:r>
+        <w:rPr>
+          <w:rFonts w:ascii="Times New Roman" w:hAnsi="Times New Roman" w:eastAsia="Times New Roman" w:cs="Times New Roman"/>
+        </w:rPr>
+        <w:t xml:space="preserve"> </w:t>
+      </w:r>
+      <w:r>
+        <w:rPr>
+          <w:rFonts w:hint="eastAsia" w:ascii="Times New Roman" w:hAnsi="Times New Roman" w:eastAsia="FangSong" w:cs="Times New Roman"/>
+          <w:b/>
+          <w:bCs/>
+        </w:rPr>
+        <w:t xml:space="preserve">背面</w:t>
+      </w:r>
+      <w:r>
+        <w:rPr>
+          <w:rFonts w:ascii="Times New Roman" w:hAnsi="Times New Roman" w:eastAsia="Times New Roman" w:cs="Times New Roman"/>
+        </w:rPr>
+        <w:t xml:space="preserve"> </w:t>
+      </w:r>
+      <w:r>
+        <w:rPr>
+          <w:rFonts w:hint="eastAsia" w:ascii="Times New Roman" w:hAnsi="Times New Roman" w:eastAsia="FangSong" w:cs="Times New Roman"/>
+        </w:rPr>
+        <w:t xml:space="preserve">进攻</w:t>
+      </w:r>
+      <w:r>
+        <w:rPr>
+          <w:rFonts w:ascii="Times New Roman" w:hAnsi="Times New Roman" w:eastAsia="Times New Roman" w:cs="Times New Roman"/>
+        </w:rPr>
+        <w:t xml:space="preserve"> </w:t>
+      </w:r>
+      <w:r>
+        <w:rPr>
+          <w:rFonts w:hint="eastAsia" w:ascii="Times New Roman" w:hAnsi="Times New Roman" w:eastAsia="Times New Roman" w:cs="Times New Roman"/>
+        </w:rPr>
+        <w:t>C2，</w:t>
+      </w:r>
+      <w:r>
+        <w:rPr>
+          <w:rFonts w:hint="eastAsia" w:ascii="Times New Roman" w:hAnsi="Times New Roman" w:eastAsia="FangSong" w:cs="Times New Roman"/>
+        </w:rPr>
+        <w:t>开环并释放</w:t>
+      </w:r>
+      <w:r>
+        <w:rPr>
+          <w:rFonts w:ascii="Times New Roman" w:hAnsi="Times New Roman" w:eastAsia="Times New Roman" w:cs="Times New Roman"/>
+        </w:rPr>
+        <w:t xml:space="preserve"> Y。</w:t>
+      </w:r>
+    </w:p>
+    <w:p>
+      <w:pPr>
+        <w:pStyle w:val="FirstParagraph"/>
         <w:spacing w:after="80"/>
       </w:pPr>
       <w:r>
         <w:rPr>
-          <w:rStyle w:val="VerbatimChar"/>
-          <w:rFonts w:ascii="SimSun" w:hAnsi="SimSun" w:eastAsia="SimSun" w:cs="SimSun"/>
-        </w:rPr>
-        <w:t xml:space="preserve">       Nu</w:t>
-      </w:r>
-      <w:r>
-        <w:rPr>
-          <w:rStyle w:val="VerbatimChar"/>
-          <w:rFonts w:ascii="SimSun" w:hAnsi="SimSun" w:eastAsia="SimSun" w:cs="SimSun"/>
-          <w:vertAlign w:val="superscript"/>
-        </w:rPr>
-        <w:t>-</w:t>
-      </w:r>
-      <w:r>
-        <w:rPr>
-          <w:rStyle w:val="VerbatimChar"/>
-          <w:rFonts w:ascii="SimSun" w:hAnsi="SimSun" w:eastAsia="SimSun" w:cs="SimSun"/>
-        </w:rPr>
-        <w:t xml:space="preserve">   LG            Nu</w:t>
-      </w:r>
-      <w:r>
-        <w:rPr>
-          <w:rStyle w:val="VerbatimChar"/>
-          <w:rFonts w:ascii="SimSun" w:hAnsi="SimSun" w:eastAsia="SimSun" w:cs="SimSun"/>
-          <w:vertAlign w:val="superscript"/>
-        </w:rPr>
-        <w:t>-</w:t>
-      </w:r>
-      <w:r>
-        <w:rPr>
-          <w:rStyle w:val="VerbatimChar"/>
-          <w:rFonts w:ascii="SimSun" w:hAnsi="SimSun" w:eastAsia="SimSun" w:cs="SimSun"/>
-        </w:rPr>
-        <w:t xml:space="preserve">      LG</w:t>
-      </w:r>
-      <w:r>
-        <w:rPr>
-          <w:rStyle w:val="VerbatimChar"/>
-          <w:rFonts w:ascii="SimSun" w:hAnsi="SimSun" w:eastAsia="SimSun" w:cs="SimSun"/>
-          <w:vertAlign w:val="superscript"/>
-        </w:rPr>
-        <w:t>-</w:t>
-      </w:r>
-      <w:r>
-        <w:rPr>
-          <w:rFonts w:ascii="SimSun" w:hAnsi="SimSun" w:eastAsia="SimSun" w:cs="SimSun"/>
-        </w:rPr>
-        <w:br/>
-      </w:r>
-      <w:r>
-        <w:rPr>
-          <w:rStyle w:val="VerbatimChar"/>
-          <w:rFonts w:ascii="SimSun" w:hAnsi="SimSun" w:eastAsia="SimSun" w:cs="SimSun"/>
-        </w:rPr>
-        <w:t xml:space="preserve">        │    │              │       │</w:t>
-      </w:r>
-      <w:r>
-        <w:rPr>
-          <w:rFonts w:ascii="SimSun" w:hAnsi="SimSun" w:eastAsia="SimSun" w:cs="SimSun"/>
-        </w:rPr>
-        <w:br/>
-      </w:r>
-      <w:r>
-        <w:rPr>
-          <w:rStyle w:val="VerbatimChar"/>
-          <w:rFonts w:ascii="SimSun" w:hAnsi="SimSun" w:eastAsia="SimSun" w:cs="SimSun"/>
-        </w:rPr>
-        <w:t xml:space="preserve">   R ─ C1 ─ C2 ─ R'   →   R ─ C1─C2 ─ R'   →  R ─ C1─C2 ─ R'</w:t>
-      </w:r>
-      <w:r>
-        <w:rPr>
-          <w:rFonts w:ascii="SimSun" w:hAnsi="SimSun" w:eastAsia="SimSun" w:cs="SimSun"/>
-        </w:rPr>
-        <w:br/>
-      </w:r>
-      <w:r>
-        <w:rPr>
-          <w:rStyle w:val="VerbatimChar"/>
-          <w:rFonts w:ascii="SimSun" w:hAnsi="SimSun" w:eastAsia="SimSun" w:cs="SimSun"/>
-        </w:rPr>
-        <w:t xml:space="preserve">              │                </w:t>
-      </w:r>
-      <w:r>
-        <w:rPr>
-          <w:rStyle w:val="VerbatimChar"/>
-          <w:rFonts w:ascii="SimSun" w:hAnsi="SimSun" w:eastAsia="SimSun" w:cs="SimSun"/>
-        </w:rPr>
-        <w:t>(</w:t>
-      </w:r>
-      <w:r>
-        <w:rPr>
-          <w:rStyle w:val="VerbatimChar"/>
-          <w:rFonts w:ascii="SimSun" w:hAnsi="SimSun" w:eastAsia="SimSun" w:cs="SimSun"/>
-        </w:rPr>
-        <w:t>桥环</w:t>
-      </w:r>
-      <w:r>
-        <w:rPr>
-          <w:rStyle w:val="VerbatimChar"/>
-          <w:rFonts w:ascii="SimSun" w:hAnsi="SimSun" w:eastAsia="SimSun" w:cs="SimSun"/>
-        </w:rPr>
-        <w:t xml:space="preserve"> Y)              │</w:t>
-      </w:r>
-      <w:r>
-        <w:rPr>
-          <w:rFonts w:ascii="SimSun" w:hAnsi="SimSun" w:eastAsia="SimSun" w:cs="SimSun"/>
-        </w:rPr>
-        <w:br/>
-      </w:r>
-      <w:r>
-        <w:rPr>
-          <w:rStyle w:val="VerbatimChar"/>
-          <w:rFonts w:ascii="SimSun" w:hAnsi="SimSun" w:eastAsia="SimSun" w:cs="SimSun"/>
-        </w:rPr>
-        <w:t xml:space="preserve">              Y               Nu </w:t>
-      </w:r>
-      <w:r>
-        <w:rPr>
-          <w:rStyle w:val="VerbatimChar"/>
-          <w:rFonts w:ascii="SimSun" w:hAnsi="SimSun" w:eastAsia="SimSun" w:cs="SimSun"/>
-        </w:rPr>
-        <w:t xml:space="preserve">背面开环</w:t>
-      </w:r>
-      <w:r>
-        <w:rPr>
-          <w:rStyle w:val="VerbatimChar"/>
-          <w:rFonts w:ascii="SimSun" w:hAnsi="SimSun" w:eastAsia="SimSun" w:cs="SimSun"/>
-        </w:rPr>
-        <w:t xml:space="preserve">           Nu</w:t>
-      </w:r>
-      <w:r>
-        <w:rPr>
-          <w:rFonts w:ascii="SimSun" w:hAnsi="SimSun" w:eastAsia="SimSun" w:cs="SimSun"/>
-        </w:rPr>
-        <w:br/>
-      </w:r>
-      <w:r>
-        <w:rPr>
-          <w:rStyle w:val="VerbatimChar"/>
-          <w:rFonts w:ascii="SimSun" w:hAnsi="SimSun" w:eastAsia="SimSun" w:cs="SimSun"/>
-        </w:rPr>
-        <w:t xml:space="preserve">        </w:t>
-      </w:r>
-      <w:r>
-        <w:rPr>
-          <w:rStyle w:val="VerbatimChar"/>
-          <w:rFonts w:ascii="SimSun" w:hAnsi="SimSun" w:eastAsia="SimSun" w:cs="SimSun"/>
-        </w:rPr>
-        <w:t xml:space="preserve">（Y</w:t>
-      </w:r>
-      <w:r>
-        <w:rPr>
-          <w:rStyle w:val="VerbatimChar"/>
-          <w:rFonts w:ascii="SimSun" w:hAnsi="SimSun" w:eastAsia="SimSun" w:cs="SimSun"/>
+          <w:rFonts w:hint="eastAsia" w:ascii="Times New Roman" w:hAnsi="Times New Roman" w:eastAsia="FangSong" w:cs="Times New Roman"/>
+        </w:rPr>
+        <w:t xml:space="preserve">两次背面进攻</w:t>
+      </w:r>
+      <w:r>
+        <w:rPr>
+          <w:rFonts w:ascii="Times New Roman" w:hAnsi="Times New Roman" w:eastAsia="Times New Roman" w:cs="Times New Roman"/>
+        </w:rPr>
+        <w:t xml:space="preserve"> ⇒ </w:t>
+      </w:r>
+      <w:r>
+        <w:rPr>
+          <w:rFonts w:hint="eastAsia" w:ascii="Times New Roman" w:hAnsi="Times New Roman" w:eastAsia="FangSong" w:cs="Times New Roman"/>
+        </w:rPr>
+        <w:t xml:space="preserve">两次构型翻转</w:t>
+      </w:r>
+      <w:r>
+        <w:rPr>
+          <w:rFonts w:ascii="Times New Roman" w:hAnsi="Times New Roman" w:eastAsia="Times New Roman" w:cs="Times New Roman"/>
+        </w:rPr>
+        <w:t xml:space="preserve"> ⇒</w:t>
+      </w:r>
+      <w:r>
+        <w:rPr>
+          <w:rFonts w:ascii="Times New Roman" w:hAnsi="Times New Roman" w:eastAsia="Times New Roman" w:cs="Times New Roman"/>
         </w:rPr>
         <w:t xml:space="preserve"> </w:t>
       </w:r>
       <w:r>
         <w:rPr>
-          <w:rStyle w:val="VerbatimChar"/>
-          <w:rFonts w:ascii="SimSun" w:hAnsi="SimSun" w:eastAsia="SimSun" w:cs="SimSun"/>
-        </w:rPr>
-        <w:t>从背面成桥</w:t>
-      </w:r>
-      <w:r>
-        <w:rPr>
-          <w:rStyle w:val="VerbatimChar"/>
-          <w:rFonts w:ascii="SimSun" w:hAnsi="SimSun" w:eastAsia="SimSun" w:cs="SimSun"/>
-        </w:rPr>
-        <w:t>）</w:t>
-      </w:r>
-      <w:r>
-        <w:rPr>
-          <w:rStyle w:val="VerbatimChar"/>
-          <w:rFonts w:ascii="SimSun" w:hAnsi="SimSun" w:eastAsia="SimSun" w:cs="SimSun"/>
-        </w:rPr>
-        <w:t xml:space="preserve">   </w:t>
-      </w:r>
-      <w:r>
-        <w:rPr>
-          <w:rStyle w:val="VerbatimChar"/>
-          <w:rFonts w:ascii="SimSun" w:hAnsi="SimSun" w:eastAsia="SimSun" w:cs="SimSun"/>
-        </w:rPr>
-        <w:t xml:space="preserve">（Y</w:t>
-      </w:r>
-      <w:r>
-        <w:rPr>
-          <w:rStyle w:val="VerbatimChar"/>
-          <w:rFonts w:ascii="SimSun" w:hAnsi="SimSun" w:eastAsia="SimSun" w:cs="SimSun"/>
-        </w:rPr>
-        <w:t xml:space="preserve"> = </w:t>
-      </w:r>
-      <w:r>
-        <w:rPr>
-          <w:rStyle w:val="VerbatimChar"/>
-          <w:rFonts w:ascii="SimSun" w:hAnsi="SimSun" w:eastAsia="SimSun" w:cs="SimSun"/>
-        </w:rPr>
-        <w:t>邻基</w:t>
-      </w:r>
-      <w:r>
-        <w:rPr>
-          <w:rStyle w:val="VerbatimChar"/>
-          <w:rFonts w:ascii="SimSun" w:hAnsi="SimSun" w:eastAsia="SimSun" w:cs="SimSun"/>
-        </w:rPr>
-        <w:t>）</w:t>
-      </w:r>
-      <w:r>
-        <w:rPr>
-          <w:rStyle w:val="VerbatimChar"/>
-          <w:rFonts w:ascii="SimSun" w:hAnsi="SimSun" w:eastAsia="SimSun" w:cs="SimSun"/>
-        </w:rPr>
-        <w:t xml:space="preserve">      </w:t>
-      </w:r>
-      <w:r>
-        <w:rPr>
-          <w:rStyle w:val="VerbatimChar"/>
-          <w:rFonts w:ascii="SimSun" w:hAnsi="SimSun" w:eastAsia="SimSun" w:cs="SimSun"/>
-        </w:rPr>
-        <w:t>净</w:t>
-      </w:r>
-      <w:r>
-        <w:rPr>
-          <w:rStyle w:val="VerbatimChar"/>
-          <w:rFonts w:ascii="SimSun" w:hAnsi="SimSun" w:eastAsia="SimSun" w:cs="SimSun"/>
-        </w:rPr>
-        <w:t>：</w:t>
-      </w:r>
-      <w:r>
-        <w:rPr>
-          <w:rStyle w:val="VerbatimChar"/>
-          <w:rFonts w:ascii="SimSun" w:hAnsi="SimSun" w:eastAsia="SimSun" w:cs="SimSun"/>
-        </w:rPr>
-        <w:t>两次翻转</w:t>
-      </w:r>
-      <w:r>
-        <w:rPr>
-          <w:rStyle w:val="VerbatimChar"/>
-          <w:rFonts w:ascii="SimSun" w:hAnsi="SimSun" w:eastAsia="SimSun" w:cs="SimSun"/>
-        </w:rPr>
-        <w:t>=</w:t>
-      </w:r>
-      <w:r>
-        <w:rPr>
-          <w:rStyle w:val="VerbatimChar"/>
-          <w:rFonts w:ascii="SimSun" w:hAnsi="SimSun" w:eastAsia="SimSun" w:cs="SimSun"/>
-        </w:rPr>
-        <w:t>保持</w:t>
+          <w:rFonts w:hint="eastAsia" w:ascii="Times New Roman" w:hAnsi="Times New Roman" w:eastAsia="FangSong" w:cs="Times New Roman"/>
+          <w:b/>
+          <w:bCs/>
+        </w:rPr>
+        <w:t xml:space="preserve">净构型保持</w:t>
+      </w:r>
+      <w:r>
+        <w:rPr>
+          <w:rFonts w:hint="eastAsia" w:ascii="Times New Roman" w:hAnsi="Times New Roman" w:eastAsia="Times New Roman" w:cs="Times New Roman"/>
+        </w:rPr>
+        <w:t>（</w:t>
+      </w:r>
+      <w:r>
+        <w:rPr>
+          <w:rFonts w:hint="eastAsia" w:ascii="Times New Roman" w:hAnsi="Times New Roman" w:eastAsia="FangSong" w:cs="Times New Roman"/>
+        </w:rPr>
+        <w:t>与普通</w:t>
+      </w:r>
+      <w:r>
+        <w:rPr>
+          <w:rFonts w:ascii="Times New Roman" w:hAnsi="Times New Roman" w:eastAsia="Times New Roman" w:cs="Times New Roman"/>
+        </w:rPr>
+        <w:t xml:space="preserve"> SN2 </w:t>
+      </w:r>
+      <w:r>
+        <w:rPr>
+          <w:rFonts w:hint="eastAsia" w:ascii="Times New Roman" w:hAnsi="Times New Roman" w:eastAsia="FangSong" w:cs="Times New Roman"/>
+        </w:rPr>
+        <w:t xml:space="preserve">的</w:t>
+      </w:r>
+      <w:r>
+        <w:rPr>
+          <w:rFonts w:ascii="Times New Roman" w:hAnsi="Times New Roman" w:eastAsia="Times New Roman" w:cs="Times New Roman"/>
+        </w:rPr>
+        <w:t xml:space="preserve"> 100% </w:t>
+      </w:r>
+      <w:r>
+        <w:rPr>
+          <w:rFonts w:hint="eastAsia" w:ascii="Times New Roman" w:hAnsi="Times New Roman" w:eastAsia="FangSong" w:cs="Times New Roman"/>
+        </w:rPr>
+        <w:t>翻转相反</w:t>
+      </w:r>
+      <w:r>
+        <w:rPr>
+          <w:rFonts w:hint="eastAsia" w:ascii="Times New Roman" w:hAnsi="Times New Roman" w:eastAsia="Times New Roman" w:cs="Times New Roman"/>
+        </w:rPr>
+        <w:t>）。</w:t>
       </w:r>
     </w:p>
     <w:tbl>
@@ -10139,9 +10490,9 @@
         </w:pict>
       </w:r>
     </w:p>
-    <w:bookmarkEnd w:id="34"/>
-    <w:bookmarkEnd w:id="35"/>
-    <w:bookmarkStart w:id="39" w:name="五非对映选择性cram规则"/>
+    <w:bookmarkEnd w:id="37"/>
+    <w:bookmarkEnd w:id="38"/>
+    <w:bookmarkStart w:id="42" w:name="五非对映选择性cram规则"/>
     <w:p>
       <w:pPr>
         <w:pStyle w:val="Heading2"/>
@@ -10178,7 +10529,7 @@
         <w:t>规则</w:t>
       </w:r>
     </w:p>
-    <w:bookmarkStart w:id="36" w:name="cram规则"/>
+    <w:bookmarkStart w:id="39" w:name="cram规则"/>
     <w:p>
       <w:pPr>
         <w:pStyle w:val="Heading3"/>
@@ -10417,119 +10768,178 @@
     </w:p>
     <w:p>
       <w:pPr>
-        <w:pStyle w:val="SourceCode"/>
-      </w:pPr>
-      <w:r>
-        <w:rPr>
-          <w:rStyle w:val="VerbatimChar"/>
-          <w:rFonts w:ascii="SimSun" w:hAnsi="SimSun" w:eastAsia="SimSun" w:cs="SimSun"/>
-        </w:rPr>
-        <w:t xml:space="preserve">         O</w:t>
-      </w:r>
-      <w:r>
-        <w:rPr>
-          <w:rFonts w:ascii="SimSun" w:hAnsi="SimSun" w:eastAsia="SimSun" w:cs="SimSun"/>
-        </w:rPr>
-        <w:br/>
-      </w:r>
-      <w:r>
-        <w:rPr>
-          <w:rStyle w:val="VerbatimChar"/>
-          <w:rFonts w:ascii="SimSun" w:hAnsi="SimSun" w:eastAsia="SimSun" w:cs="SimSun"/>
-        </w:rPr>
-        <w:t xml:space="preserve">         ‖</w:t>
-      </w:r>
-      <w:r>
-        <w:rPr>
-          <w:rFonts w:ascii="SimSun" w:hAnsi="SimSun" w:eastAsia="SimSun" w:cs="SimSun"/>
-        </w:rPr>
-        <w:br/>
-      </w:r>
-      <w:r>
-        <w:rPr>
-          <w:rStyle w:val="VerbatimChar"/>
-          <w:rFonts w:ascii="SimSun" w:hAnsi="SimSun" w:eastAsia="SimSun" w:cs="SimSun"/>
-        </w:rPr>
-        <w:t xml:space="preserve">    L — C* — M</w:t>
-      </w:r>
-      <w:r>
-        <w:rPr>
-          <w:rFonts w:ascii="SimSun" w:hAnsi="SimSun" w:eastAsia="SimSun" w:cs="SimSun"/>
-        </w:rPr>
-        <w:br/>
-      </w:r>
-      <w:r>
-        <w:rPr>
-          <w:rStyle w:val="VerbatimChar"/>
-          <w:rFonts w:ascii="SimSun" w:hAnsi="SimSun" w:eastAsia="SimSun" w:cs="SimSun"/>
-        </w:rPr>
-        <w:t xml:space="preserve">         |</w:t>
-      </w:r>
-      <w:r>
-        <w:rPr>
-          <w:rFonts w:ascii="SimSun" w:hAnsi="SimSun" w:eastAsia="SimSun" w:cs="SimSun"/>
-        </w:rPr>
-        <w:br/>
-      </w:r>
-      <w:r>
-        <w:rPr>
-          <w:rStyle w:val="VerbatimChar"/>
-          <w:rFonts w:ascii="SimSun" w:hAnsi="SimSun" w:eastAsia="SimSun" w:cs="SimSun"/>
-        </w:rPr>
-        <w:t xml:space="preserve">         S    ← </w:t>
-      </w:r>
-      <w:r>
-        <w:rPr>
-          <w:rStyle w:val="VerbatimChar"/>
-          <w:rFonts w:ascii="SimSun" w:hAnsi="SimSun" w:eastAsia="SimSun" w:cs="SimSun"/>
-        </w:rPr>
-        <w:t>Nu</w:t>
-      </w:r>
-      <w:r>
-        <w:rPr>
-          <w:rStyle w:val="VerbatimChar"/>
-          <w:rFonts w:ascii="SimSun" w:hAnsi="SimSun" w:eastAsia="SimSun" w:cs="SimSun"/>
-        </w:rPr>
-        <w:t>从</w:t>
-      </w:r>
-      <w:r>
-        <w:rPr>
-          <w:rStyle w:val="VerbatimChar"/>
-          <w:rFonts w:ascii="SimSun" w:hAnsi="SimSun" w:eastAsia="SimSun" w:cs="SimSun"/>
-        </w:rPr>
-        <w:t>S</w:t>
-      </w:r>
-      <w:r>
-        <w:rPr>
-          <w:rStyle w:val="VerbatimChar"/>
-          <w:rFonts w:ascii="SimSun" w:hAnsi="SimSun" w:eastAsia="SimSun" w:cs="SimSun"/>
-        </w:rPr>
-        <w:t>侧进攻</w:t>
-      </w:r>
-      <w:r>
-        <w:rPr>
-          <w:rStyle w:val="VerbatimChar"/>
-          <w:rFonts w:ascii="SimSun" w:hAnsi="SimSun" w:eastAsia="SimSun" w:cs="SimSun"/>
-        </w:rPr>
-        <w:t>（Cram</w:t>
-      </w:r>
-      <w:r>
-        <w:rPr>
-          <w:rStyle w:val="VerbatimChar"/>
-          <w:rFonts w:ascii="SimSun" w:hAnsi="SimSun" w:eastAsia="SimSun" w:cs="SimSun"/>
-        </w:rPr>
-        <w:t>产物</w:t>
-      </w:r>
-      <w:r>
-        <w:rPr>
-          <w:rStyle w:val="VerbatimChar"/>
-          <w:rFonts w:ascii="SimSun" w:hAnsi="SimSun" w:eastAsia="SimSun" w:cs="SimSun"/>
+        <w:pStyle w:val="BodyText"/>
+      </w:pPr>
+      <w:r>
+        <w:rPr>
+          <w:rFonts w:hint="eastAsia" w:ascii="Times New Roman" w:hAnsi="Times New Roman" w:eastAsia="FangSong" w:cs="Times New Roman"/>
+        </w:rPr>
+        <w:t xml:space="preserve">在</w:t>
+      </w:r>
+      <w:r>
+        <w:rPr>
+          <w:rFonts w:ascii="Times New Roman" w:hAnsi="Times New Roman" w:eastAsia="Times New Roman" w:cs="Times New Roman"/>
+        </w:rPr>
+        <w:t xml:space="preserve"> Cram </w:t>
+      </w:r>
+      <w:r>
+        <w:rPr>
+          <w:rFonts w:hint="eastAsia" w:ascii="Times New Roman" w:hAnsi="Times New Roman" w:eastAsia="FangSong" w:cs="Times New Roman"/>
+        </w:rPr>
+        <w:t>原版模型中</w:t>
+      </w:r>
+      <w:r>
+        <w:rPr>
+          <w:rFonts w:hint="eastAsia" w:ascii="Times New Roman" w:hAnsi="Times New Roman" w:eastAsia="Times New Roman" w:cs="Times New Roman"/>
+        </w:rPr>
+        <w:t>，</w:t>
+      </w:r>
+      <m:oMath>
+        <m:r>
+          <m:t>α</m:t>
+        </m:r>
+      </m:oMath>
+      <w:r>
+        <w:rPr>
+          <w:rFonts w:ascii="Times New Roman" w:hAnsi="Times New Roman" w:eastAsia="Times New Roman" w:cs="Times New Roman"/>
+        </w:rPr>
+        <w:t xml:space="preserve">-C </w:t>
+      </w:r>
+      <w:r>
+        <w:rPr>
+          <w:rFonts w:hint="eastAsia" w:ascii="Times New Roman" w:hAnsi="Times New Roman" w:eastAsia="FangSong" w:cs="Times New Roman"/>
+        </w:rPr>
+        <w:t xml:space="preserve">的三个取代基按</w:t>
+      </w:r>
+      <w:r>
+        <w:rPr>
+          <w:rFonts w:ascii="Times New Roman" w:hAnsi="Times New Roman" w:eastAsia="Times New Roman" w:cs="Times New Roman"/>
+        </w:rPr>
+        <w:t xml:space="preserve"> </w:t>
+      </w:r>
+      <w:r>
+        <w:rPr>
+          <w:rFonts w:hint="eastAsia" w:ascii="Times New Roman" w:hAnsi="Times New Roman" w:eastAsia="Times New Roman" w:cs="Times New Roman"/>
+        </w:rPr>
+        <w:t>L（</w:t>
+      </w:r>
+      <w:r>
+        <w:rPr>
+          <w:rFonts w:hint="eastAsia" w:ascii="Times New Roman" w:hAnsi="Times New Roman" w:eastAsia="FangSong" w:cs="Times New Roman"/>
+        </w:rPr>
+        <w:t>大</w:t>
+      </w:r>
+      <w:r>
+        <w:rPr>
+          <w:rFonts w:hint="eastAsia" w:ascii="Times New Roman" w:hAnsi="Times New Roman" w:eastAsia="Times New Roman" w:cs="Times New Roman"/>
+        </w:rPr>
+        <w:t>）、M（</w:t>
+      </w:r>
+      <w:r>
+        <w:rPr>
+          <w:rFonts w:hint="eastAsia" w:ascii="Times New Roman" w:hAnsi="Times New Roman" w:eastAsia="FangSong" w:cs="Times New Roman"/>
+        </w:rPr>
+        <w:t>中</w:t>
+      </w:r>
+      <w:r>
+        <w:rPr>
+          <w:rFonts w:hint="eastAsia" w:ascii="Times New Roman" w:hAnsi="Times New Roman" w:eastAsia="Times New Roman" w:cs="Times New Roman"/>
+        </w:rPr>
+        <w:t>）、S（</w:t>
+      </w:r>
+      <w:r>
+        <w:rPr>
+          <w:rFonts w:hint="eastAsia" w:ascii="Times New Roman" w:hAnsi="Times New Roman" w:eastAsia="FangSong" w:cs="Times New Roman"/>
+        </w:rPr>
+        <w:t>小</w:t>
+      </w:r>
+      <w:r>
+        <w:rPr>
+          <w:rFonts w:hint="eastAsia" w:ascii="Times New Roman" w:hAnsi="Times New Roman" w:eastAsia="Times New Roman" w:cs="Times New Roman"/>
         </w:rPr>
         <w:t>）</w:t>
       </w:r>
+      <w:r>
+        <w:rPr>
+          <w:rFonts w:hint="eastAsia" w:ascii="Times New Roman" w:hAnsi="Times New Roman" w:eastAsia="FangSong" w:cs="Times New Roman"/>
+        </w:rPr>
+        <w:t>排布</w:t>
+      </w:r>
+      <w:r>
+        <w:rPr>
+          <w:rFonts w:hint="eastAsia" w:ascii="Times New Roman" w:hAnsi="Times New Roman" w:eastAsia="Times New Roman" w:cs="Times New Roman"/>
+        </w:rPr>
+        <w:t>，</w:t>
+      </w:r>
+      <w:r>
+        <w:rPr>
+          <w:rFonts w:hint="eastAsia" w:ascii="Times New Roman" w:hAnsi="Times New Roman" w:eastAsia="FangSong" w:cs="Times New Roman"/>
+        </w:rPr>
+        <w:t>亲核试剂</w:t>
+      </w:r>
+      <w:r>
+        <w:rPr>
+          <w:rFonts w:ascii="Times New Roman" w:hAnsi="Times New Roman" w:eastAsia="Times New Roman" w:cs="Times New Roman"/>
+        </w:rPr>
+        <w:t xml:space="preserve"> </w:t>
+      </w:r>
+      <w:r>
+        <w:rPr>
+          <w:rFonts w:hint="eastAsia" w:ascii="Times New Roman" w:hAnsi="Times New Roman" w:eastAsia="FangSong" w:cs="Times New Roman"/>
+          <w:b/>
+          <w:bCs/>
+        </w:rPr>
+        <w:t xml:space="preserve">从</w:t>
+      </w:r>
+      <w:r>
+        <w:rPr>
+          <w:rFonts w:ascii="Times New Roman" w:hAnsi="Times New Roman" w:eastAsia="Times New Roman" w:cs="Times New Roman"/>
+          <w:b/>
+          <w:bCs/>
+        </w:rPr>
+        <w:t xml:space="preserve"> S </w:t>
+      </w:r>
+      <w:r>
+        <w:rPr>
+          <w:rFonts w:hint="eastAsia" w:ascii="Times New Roman" w:hAnsi="Times New Roman" w:eastAsia="FangSong" w:cs="Times New Roman"/>
+          <w:b/>
+          <w:bCs/>
+        </w:rPr>
+        <w:t xml:space="preserve">一侧进攻</w:t>
+      </w:r>
+      <w:r>
+        <w:rPr>
+          <w:rFonts w:ascii="Times New Roman" w:hAnsi="Times New Roman" w:eastAsia="Times New Roman" w:cs="Times New Roman"/>
+        </w:rPr>
+        <w:t xml:space="preserve"> </w:t>
+      </w:r>
+      <w:r>
+        <w:rPr>
+          <w:rFonts w:hint="eastAsia" w:ascii="Times New Roman" w:hAnsi="Times New Roman" w:eastAsia="FangSong" w:cs="Times New Roman"/>
+        </w:rPr>
+        <w:t>羰基碳</w:t>
+      </w:r>
+      <w:r>
+        <w:rPr>
+          <w:rFonts w:hint="eastAsia" w:ascii="Times New Roman" w:hAnsi="Times New Roman" w:eastAsia="Times New Roman" w:cs="Times New Roman"/>
+        </w:rPr>
+        <w:t>（</w:t>
+      </w:r>
+      <w:r>
+        <w:rPr>
+          <w:rFonts w:hint="eastAsia" w:ascii="Times New Roman" w:hAnsi="Times New Roman" w:eastAsia="FangSong" w:cs="Times New Roman"/>
+        </w:rPr>
+        <w:t>位阻最小路径</w:t>
+      </w:r>
+      <w:r>
+        <w:rPr>
+          <w:rFonts w:hint="eastAsia" w:ascii="Times New Roman" w:hAnsi="Times New Roman" w:eastAsia="Times New Roman" w:cs="Times New Roman"/>
+        </w:rPr>
+        <w:t>）。</w:t>
+      </w:r>
     </w:p>
-    <w:bookmarkEnd w:id="36"/>
-    <w:bookmarkStart w:id="37" w:name="felkin-anh模型了解"/>
+    <w:bookmarkEnd w:id="39"/>
+    <w:bookmarkStart w:id="40" w:name="felkin-anh模型了解"/>
     <w:p>
       <w:pPr>
         <w:pStyle w:val="Heading3"/>
@@ -11222,8 +11632,8 @@
         <w:t>。</w:t>
       </w:r>
     </w:p>
-    <w:bookmarkEnd w:id="37"/>
-    <w:bookmarkStart w:id="38" w:name="螯合控制chelation-control"/>
+    <w:bookmarkEnd w:id="40"/>
+    <w:bookmarkStart w:id="41" w:name="螯合控制chelation-control"/>
     <w:p>
       <w:pPr>
         <w:pStyle w:val="Heading3"/>
@@ -11538,9 +11948,9 @@
         </w:pict>
       </w:r>
     </w:p>
-    <w:bookmarkEnd w:id="38"/>
-    <w:bookmarkEnd w:id="39"/>
-    <w:bookmarkStart w:id="44" w:name="六区域选择性"/>
+    <w:bookmarkEnd w:id="41"/>
+    <w:bookmarkEnd w:id="42"/>
+    <w:bookmarkStart w:id="47" w:name="六区域选择性"/>
     <w:p>
       <w:pPr>
         <w:pStyle w:val="Heading2"/>
@@ -11565,7 +11975,7 @@
         <w:t>区域选择性</w:t>
       </w:r>
     </w:p>
-    <w:bookmarkStart w:id="40" w:name="三大模板"/>
+    <w:bookmarkStart w:id="43" w:name="三大模板"/>
     <w:p>
       <w:pPr>
         <w:pStyle w:val="Heading3"/>
@@ -11896,8 +12306,8 @@
         </w:tc>
       </w:tr>
     </w:tbl>
-    <w:bookmarkEnd w:id="40"/>
-    <w:bookmarkStart w:id="41" w:name="马氏vs反马氏三机理对比"/>
+    <w:bookmarkEnd w:id="43"/>
+    <w:bookmarkStart w:id="44" w:name="马氏vs反马氏三机理对比"/>
     <w:p>
       <w:pPr>
         <w:pStyle w:val="Heading3"/>
@@ -12642,8 +13052,8 @@
         <w:t>）。</w:t>
       </w:r>
     </w:p>
-    <w:bookmarkEnd w:id="41"/>
-    <w:bookmarkStart w:id="42" w:name="vs-14-动力学vs热力学"/>
+    <w:bookmarkEnd w:id="44"/>
+    <w:bookmarkStart w:id="45" w:name="vs-14-动力学vs热力学"/>
     <w:p>
       <w:pPr>
         <w:pStyle w:val="Heading3"/>
@@ -13100,8 +13510,8 @@
         <w:t>。</w:t>
       </w:r>
     </w:p>
-    <w:bookmarkEnd w:id="42"/>
-    <w:bookmarkStart w:id="43" w:name="消除中的zaitsev-vs-hofmann"/>
+    <w:bookmarkEnd w:id="45"/>
+    <w:bookmarkStart w:id="46" w:name="消除中的zaitsev-vs-hofmann"/>
     <w:p>
       <w:pPr>
         <w:pStyle w:val="Heading3"/>
@@ -13306,9 +13716,9 @@
         </w:pict>
       </w:r>
     </w:p>
-    <w:bookmarkEnd w:id="43"/>
-    <w:bookmarkEnd w:id="44"/>
-    <w:bookmarkStart w:id="45" w:name="七联动题同一过渡态的双重控制"/>
+    <w:bookmarkEnd w:id="46"/>
+    <w:bookmarkEnd w:id="47"/>
+    <w:bookmarkStart w:id="48" w:name="七联动题同一过渡态的双重控制"/>
     <w:p>
       <w:pPr>
         <w:pStyle w:val="Heading2"/>
@@ -13805,8 +14215,8 @@
         </w:pict>
       </w:r>
     </w:p>
-    <w:bookmarkEnd w:id="45"/>
-    <w:bookmarkStart w:id="46" w:name="八不对称合成入门点到为止"/>
+    <w:bookmarkEnd w:id="48"/>
+    <w:bookmarkStart w:id="49" w:name="八不对称合成入门点到为止"/>
     <w:p>
       <w:pPr>
         <w:pStyle w:val="Heading2"/>
@@ -14780,8 +15190,8 @@
         </w:pict>
       </w:r>
     </w:p>
-    <w:bookmarkEnd w:id="46"/>
-    <w:bookmarkStart w:id="53" w:name="九典型例题"/>
+    <w:bookmarkEnd w:id="49"/>
+    <w:bookmarkStart w:id="56" w:name="九典型例题"/>
     <w:p>
       <w:pPr>
         <w:pStyle w:val="Heading2"/>
@@ -14806,7 +15216,7 @@
         <w:t>典型例题</w:t>
       </w:r>
     </w:p>
-    <w:bookmarkStart w:id="47" w:name="例1-rs命名与手性判断"/>
+    <w:bookmarkStart w:id="50" w:name="例1-rs命名与手性判断"/>
     <w:p>
       <w:pPr>
         <w:pStyle w:val="Heading3"/>
@@ -15143,8 +15553,8 @@
         </w:pict>
       </w:r>
     </w:p>
-    <w:bookmarkEnd w:id="47"/>
-    <w:bookmarkStart w:id="48" w:name="例2-sn2立体化学"/>
+    <w:bookmarkEnd w:id="50"/>
+    <w:bookmarkStart w:id="51" w:name="例2-sn2立体化学"/>
     <w:p>
       <w:pPr>
         <w:pStyle w:val="Heading3"/>
@@ -15562,8 +15972,8 @@
         </w:pict>
       </w:r>
     </w:p>
-    <w:bookmarkEnd w:id="48"/>
-    <w:bookmarkStart w:id="49" w:name="例3-br₂加成的立体专一性"/>
+    <w:bookmarkEnd w:id="51"/>
+    <w:bookmarkStart w:id="52" w:name="例3-br₂加成的立体专一性"/>
     <w:p>
       <w:pPr>
         <w:pStyle w:val="Heading3"/>
@@ -15953,8 +16363,8 @@
         </w:pict>
       </w:r>
     </w:p>
-    <w:bookmarkEnd w:id="49"/>
-    <w:bookmarkStart w:id="50" w:name="例4-硼氢化联动"/>
+    <w:bookmarkEnd w:id="52"/>
+    <w:bookmarkStart w:id="53" w:name="例4-硼氢化联动"/>
     <w:p>
       <w:pPr>
         <w:pStyle w:val="Heading3"/>
@@ -16345,8 +16755,8 @@
         </w:pict>
       </w:r>
     </w:p>
-    <w:bookmarkEnd w:id="50"/>
-    <w:bookmarkStart w:id="51" w:name="例5-cram规则"/>
+    <w:bookmarkEnd w:id="53"/>
+    <w:bookmarkStart w:id="54" w:name="例5-cram规则"/>
     <w:p>
       <w:pPr>
         <w:pStyle w:val="Heading3"/>
@@ -17255,8 +17665,8 @@
         </w:pict>
       </w:r>
     </w:p>
-    <w:bookmarkEnd w:id="51"/>
-    <w:bookmarkStart w:id="52" w:name="例6-动力学vs热力学控制"/>
+    <w:bookmarkEnd w:id="54"/>
+    <w:bookmarkStart w:id="55" w:name="例6-动力学vs热力学控制"/>
     <w:p>
       <w:pPr>
         <w:pStyle w:val="Heading3"/>
@@ -17739,9 +18149,9 @@
         </w:pict>
       </w:r>
     </w:p>
-    <w:bookmarkEnd w:id="52"/>
-    <w:bookmarkEnd w:id="53"/>
-    <w:bookmarkStart w:id="54" w:name="十常见误区"/>
+    <w:bookmarkEnd w:id="55"/>
+    <w:bookmarkEnd w:id="56"/>
+    <w:bookmarkStart w:id="57" w:name="十常见误区"/>
     <w:p>
       <w:pPr>
         <w:pStyle w:val="Heading2"/>
@@ -18437,8 +18847,8 @@
         </w:pict>
       </w:r>
     </w:p>
-    <w:bookmarkEnd w:id="54"/>
-    <w:bookmarkStart w:id="57" w:name="十一方法总结"/>
+    <w:bookmarkEnd w:id="57"/>
+    <w:bookmarkStart w:id="60" w:name="十一方法总结"/>
     <w:p>
       <w:pPr>
         <w:pStyle w:val="Heading2"/>
@@ -18463,7 +18873,7 @@
         <w:t>方法总结</w:t>
       </w:r>
     </w:p>
-    <w:bookmarkStart w:id="55" w:name="三问判断法决策树"/>
+    <w:bookmarkStart w:id="58" w:name="三问判断法决策树"/>
     <w:p>
       <w:pPr>
         <w:pStyle w:val="Heading3"/>
@@ -18481,7 +18891,7 @@
         <w:pStyle w:val="Compact"/>
         <w:numPr>
           <w:ilvl w:val="0"/>
-          <w:numId w:val="1008"/>
+          <w:numId w:val="1009"/>
         </w:numPr>
       </w:pPr>
       <w:r>
@@ -18496,113 +18906,20 @@
         <w:pStyle w:val="Compact"/>
         <w:numPr>
           <w:ilvl w:val="1"/>
-          <w:numId w:val="1009"/>
-        </w:numPr>
-      </w:pPr>
-      <w:r>
-        <w:rPr>
-          <w:rFonts w:ascii="Times New Roman" w:hAnsi="Times New Roman" w:eastAsia="Times New Roman" w:cs="Times New Roman"/>
-        </w:rPr>
-        <w:t xml:space="preserve">Q1: </w:t>
-      </w:r>
-      <w:r>
-        <w:rPr>
-          <w:rFonts w:hint="eastAsia" w:ascii="Times New Roman" w:hAnsi="Times New Roman" w:eastAsia="FangSong" w:cs="Times New Roman"/>
-        </w:rPr>
-        <w:t>位置还是面</w:t>
-      </w:r>
-      <w:r>
-        <w:rPr>
-          <w:rFonts w:hint="eastAsia" w:ascii="Times New Roman" w:hAnsi="Times New Roman" w:eastAsia="Times New Roman" w:cs="Times New Roman"/>
-        </w:rPr>
-        <w:t>？</w:t>
-      </w:r>
-    </w:p>
-    <w:p>
-      <w:pPr>
-        <w:pStyle w:val="Compact"/>
-        <w:numPr>
-          <w:ilvl w:val="2"/>
           <w:numId w:val="1010"/>
         </w:numPr>
       </w:pPr>
       <w:r>
         <w:rPr>
-          <w:rFonts w:hint="eastAsia" w:ascii="Times New Roman" w:hAnsi="Times New Roman" w:eastAsia="FangSong" w:cs="Times New Roman"/>
-        </w:rPr>
-        <w:t>多位点竞争</w:t>
-      </w:r>
-      <w:r>
-        <w:rPr>
-          <w:rFonts w:hint="eastAsia" w:ascii="Times New Roman" w:hAnsi="Times New Roman" w:eastAsia="Times New Roman" w:cs="Times New Roman"/>
-        </w:rPr>
-        <w:t>→</w:t>
-      </w:r>
-      <w:r>
-        <w:rPr>
-          <w:rFonts w:hint="eastAsia" w:ascii="Times New Roman" w:hAnsi="Times New Roman" w:eastAsia="FangSong" w:cs="Times New Roman"/>
-        </w:rPr>
-        <w:t>区域</w:t>
-      </w:r>
-    </w:p>
-    <w:p>
-      <w:pPr>
-        <w:pStyle w:val="Compact"/>
-        <w:numPr>
-          <w:ilvl w:val="2"/>
-          <w:numId w:val="1010"/>
-        </w:numPr>
-      </w:pPr>
-      <w:r>
-        <w:rPr>
-          <w:rFonts w:hint="eastAsia" w:ascii="Times New Roman" w:hAnsi="Times New Roman" w:eastAsia="FangSong" w:cs="Times New Roman"/>
-        </w:rPr>
-        <w:t>同一点多种空间结果</w:t>
-      </w:r>
-      <w:r>
-        <w:rPr>
-          <w:rFonts w:hint="eastAsia" w:ascii="Times New Roman" w:hAnsi="Times New Roman" w:eastAsia="Times New Roman" w:cs="Times New Roman"/>
-        </w:rPr>
-        <w:t>→</w:t>
-      </w:r>
-      <w:r>
-        <w:rPr>
-          <w:rFonts w:hint="eastAsia" w:ascii="Times New Roman" w:hAnsi="Times New Roman" w:eastAsia="FangSong" w:cs="Times New Roman"/>
-        </w:rPr>
-        <w:t>立体</w:t>
-      </w:r>
-    </w:p>
-    <w:p>
-      <w:pPr>
-        <w:pStyle w:val="Compact"/>
-        <w:numPr>
-          <w:ilvl w:val="1"/>
-          <w:numId w:val="1009"/>
-        </w:numPr>
-      </w:pPr>
-      <w:r>
-        <w:rPr>
-          <w:rFonts w:ascii="Times New Roman" w:hAnsi="Times New Roman" w:eastAsia="Times New Roman" w:cs="Times New Roman"/>
-        </w:rPr>
-        <w:t xml:space="preserve">Q2: </w:t>
-      </w:r>
-      <w:r>
-        <w:rPr>
-          <w:rFonts w:hint="eastAsia" w:ascii="Times New Roman" w:hAnsi="Times New Roman" w:eastAsia="FangSong" w:cs="Times New Roman"/>
-        </w:rPr>
-        <w:t>哪个过渡态</w:t>
-      </w:r>
-      <w:r>
-        <w:rPr>
-          <w:rFonts w:hint="eastAsia" w:ascii="Times New Roman" w:hAnsi="Times New Roman" w:eastAsia="Times New Roman" w:cs="Times New Roman"/>
-        </w:rPr>
-        <w:t>/</w:t>
-      </w:r>
-      <w:r>
-        <w:rPr>
-          <w:rFonts w:hint="eastAsia" w:ascii="Times New Roman" w:hAnsi="Times New Roman" w:eastAsia="FangSong" w:cs="Times New Roman"/>
-        </w:rPr>
-        <w:t>中间体</w:t>
+          <w:rFonts w:ascii="Times New Roman" w:hAnsi="Times New Roman" w:eastAsia="Times New Roman" w:cs="Times New Roman"/>
+        </w:rPr>
+        <w:t xml:space="preserve">Q1: </w:t>
+      </w:r>
+      <w:r>
+        <w:rPr>
+          <w:rFonts w:hint="eastAsia" w:ascii="Times New Roman" w:hAnsi="Times New Roman" w:eastAsia="FangSong" w:cs="Times New Roman"/>
+        </w:rPr>
+        <w:t>位置还是面</w:t>
       </w:r>
       <w:r>
         <w:rPr>
@@ -18621,15 +18938,9 @@
       </w:pPr>
       <w:r>
         <w:rPr>
-          <w:rFonts w:hint="eastAsia" w:ascii="Times New Roman" w:hAnsi="Times New Roman" w:eastAsia="Times New Roman" w:cs="Times New Roman"/>
-        </w:rPr>
-        <w:t>SN2→</w:t>
-      </w:r>
-      <w:r>
-        <w:rPr>
-          <w:rFonts w:hint="eastAsia" w:ascii="Times New Roman" w:hAnsi="Times New Roman" w:eastAsia="FangSong" w:cs="Times New Roman"/>
-        </w:rPr>
-        <w:t>背面</w:t>
+          <w:rFonts w:hint="eastAsia" w:ascii="Times New Roman" w:hAnsi="Times New Roman" w:eastAsia="FangSong" w:cs="Times New Roman"/>
+        </w:rPr>
+        <w:t>多位点竞争</w:t>
       </w:r>
       <w:r>
         <w:rPr>
@@ -18641,7 +18952,7 @@
         <w:rPr>
           <w:rFonts w:hint="eastAsia" w:ascii="Times New Roman" w:hAnsi="Times New Roman" w:eastAsia="FangSong" w:cs="Times New Roman"/>
         </w:rPr>
-        <w:t>翻转</w:t>
+        <w:t>区域</w:t>
       </w:r>
     </w:p>
     <w:p>
@@ -18654,30 +18965,9 @@
       </w:pPr>
       <w:r>
         <w:rPr>
-          <w:rFonts w:hint="eastAsia" w:ascii="Times New Roman" w:hAnsi="Times New Roman" w:eastAsia="Times New Roman" w:cs="Times New Roman"/>
-        </w:rPr>
-        <w:t>E2→anti-periplanar→</w:t>
-      </w:r>
-      <w:r>
-        <w:rPr>
-          <w:rFonts w:hint="eastAsia" w:ascii="Times New Roman" w:hAnsi="Times New Roman" w:eastAsia="FangSong" w:cs="Times New Roman"/>
-        </w:rPr>
-        <w:t>构象锁定</w:t>
-      </w:r>
-    </w:p>
-    <w:p>
-      <w:pPr>
-        <w:pStyle w:val="Compact"/>
-        <w:numPr>
-          <w:ilvl w:val="2"/>
-          <w:numId w:val="1011"/>
-        </w:numPr>
-      </w:pPr>
-      <w:r>
-        <w:rPr>
-          <w:rFonts w:hint="eastAsia" w:ascii="Times New Roman" w:hAnsi="Times New Roman" w:eastAsia="FangSong" w:cs="Times New Roman"/>
-        </w:rPr>
-        <w:t>卤鎓</w:t>
+          <w:rFonts w:hint="eastAsia" w:ascii="Times New Roman" w:hAnsi="Times New Roman" w:eastAsia="FangSong" w:cs="Times New Roman"/>
+        </w:rPr>
+        <w:t>同一点多种空间结果</w:t>
       </w:r>
       <w:r>
         <w:rPr>
@@ -18689,136 +18979,7 @@
         <w:rPr>
           <w:rFonts w:hint="eastAsia" w:ascii="Times New Roman" w:hAnsi="Times New Roman" w:eastAsia="FangSong" w:cs="Times New Roman"/>
         </w:rPr>
-        <w:t>桥连</w:t>
-      </w:r>
-      <w:r>
-        <w:rPr>
-          <w:rFonts w:hint="eastAsia" w:ascii="Times New Roman" w:hAnsi="Times New Roman" w:eastAsia="Times New Roman" w:cs="Times New Roman"/>
-        </w:rPr>
-        <w:t>→anti</w:t>
-      </w:r>
-    </w:p>
-    <w:p>
-      <w:pPr>
-        <w:pStyle w:val="Compact"/>
-        <w:numPr>
-          <w:ilvl w:val="2"/>
-          <w:numId w:val="1011"/>
-        </w:numPr>
-      </w:pPr>
-      <w:r>
-        <w:rPr>
-          <w:rFonts w:hint="eastAsia" w:ascii="Times New Roman" w:hAnsi="Times New Roman" w:eastAsia="FangSong" w:cs="Times New Roman"/>
-        </w:rPr>
-        <w:t>硼氢化</w:t>
-      </w:r>
-      <w:r>
-        <w:rPr>
-          <w:rFonts w:hint="eastAsia" w:ascii="Times New Roman" w:hAnsi="Times New Roman" w:eastAsia="Times New Roman" w:cs="Times New Roman"/>
-        </w:rPr>
-        <w:t>→</w:t>
-      </w:r>
-      <w:r>
-        <w:rPr>
-          <w:rFonts w:hint="eastAsia" w:ascii="Times New Roman" w:hAnsi="Times New Roman" w:eastAsia="FangSong" w:cs="Times New Roman"/>
-        </w:rPr>
-        <w:t>四中心</w:t>
-      </w:r>
-      <w:r>
-        <w:rPr>
-          <w:rFonts w:hint="eastAsia" w:ascii="Times New Roman" w:hAnsi="Times New Roman" w:eastAsia="Times New Roman" w:cs="Times New Roman"/>
-        </w:rPr>
-        <w:t>TS→syn</w:t>
-      </w:r>
-    </w:p>
-    <w:p>
-      <w:pPr>
-        <w:pStyle w:val="Compact"/>
-        <w:numPr>
-          <w:ilvl w:val="2"/>
-          <w:numId w:val="1011"/>
-        </w:numPr>
-      </w:pPr>
-      <w:r>
-        <w:rPr>
-          <w:rFonts w:hint="eastAsia" w:ascii="Times New Roman" w:hAnsi="Times New Roman" w:eastAsia="FangSong" w:cs="Times New Roman"/>
-        </w:rPr>
-        <w:t>碳正离子</w:t>
-      </w:r>
-      <w:r>
-        <w:rPr>
-          <w:rFonts w:hint="eastAsia" w:ascii="Times New Roman" w:hAnsi="Times New Roman" w:eastAsia="Times New Roman" w:cs="Times New Roman"/>
-        </w:rPr>
-        <w:t>→</w:t>
-      </w:r>
-      <w:r>
-        <w:rPr>
-          <w:rFonts w:hint="eastAsia" w:ascii="Times New Roman" w:hAnsi="Times New Roman" w:eastAsia="FangSong" w:cs="Times New Roman"/>
-        </w:rPr>
-        <w:t>平面</w:t>
-      </w:r>
-      <w:r>
-        <w:rPr>
-          <w:rFonts w:hint="eastAsia" w:ascii="Times New Roman" w:hAnsi="Times New Roman" w:eastAsia="Times New Roman" w:cs="Times New Roman"/>
-        </w:rPr>
-        <w:t>→</w:t>
-      </w:r>
-      <w:r>
-        <w:rPr>
-          <w:rFonts w:hint="eastAsia" w:ascii="Times New Roman" w:hAnsi="Times New Roman" w:eastAsia="FangSong" w:cs="Times New Roman"/>
-        </w:rPr>
-        <w:t>重排</w:t>
-      </w:r>
-      <w:r>
-        <w:rPr>
-          <w:rFonts w:hint="eastAsia" w:ascii="Times New Roman" w:hAnsi="Times New Roman" w:eastAsia="Times New Roman" w:cs="Times New Roman"/>
-        </w:rPr>
-        <w:t>+</w:t>
-      </w:r>
-      <w:r>
-        <w:rPr>
-          <w:rFonts w:hint="eastAsia" w:ascii="Times New Roman" w:hAnsi="Times New Roman" w:eastAsia="FangSong" w:cs="Times New Roman"/>
-        </w:rPr>
-        <w:t>外消旋</w:t>
-      </w:r>
-    </w:p>
-    <w:p>
-      <w:pPr>
-        <w:pStyle w:val="Compact"/>
-        <w:numPr>
-          <w:ilvl w:val="2"/>
-          <w:numId w:val="1011"/>
-        </w:numPr>
-      </w:pPr>
-      <w:r>
-        <w:rPr>
-          <w:rFonts w:hint="eastAsia" w:ascii="Times New Roman" w:hAnsi="Times New Roman" w:eastAsia="FangSong" w:cs="Times New Roman"/>
-        </w:rPr>
-        <w:t>自由基</w:t>
-      </w:r>
-      <w:r>
-        <w:rPr>
-          <w:rFonts w:hint="eastAsia" w:ascii="Times New Roman" w:hAnsi="Times New Roman" w:eastAsia="Times New Roman" w:cs="Times New Roman"/>
-        </w:rPr>
-        <w:t>→</w:t>
-      </w:r>
-      <w:r>
-        <w:rPr>
-          <w:rFonts w:hint="eastAsia" w:ascii="Times New Roman" w:hAnsi="Times New Roman" w:eastAsia="FangSong" w:cs="Times New Roman"/>
-        </w:rPr>
-        <w:t>平面</w:t>
-      </w:r>
-      <w:r>
-        <w:rPr>
-          <w:rFonts w:hint="eastAsia" w:ascii="Times New Roman" w:hAnsi="Times New Roman" w:eastAsia="Times New Roman" w:cs="Times New Roman"/>
-        </w:rPr>
-        <w:t>→</w:t>
-      </w:r>
-      <w:r>
-        <w:rPr>
-          <w:rFonts w:hint="eastAsia" w:ascii="Times New Roman" w:hAnsi="Times New Roman" w:eastAsia="FangSong" w:cs="Times New Roman"/>
-        </w:rPr>
-        <w:t>无立体</w:t>
+        <w:t>立体</w:t>
       </w:r>
     </w:p>
     <w:p>
@@ -18826,20 +18987,32 @@
         <w:pStyle w:val="Compact"/>
         <w:numPr>
           <w:ilvl w:val="1"/>
-          <w:numId w:val="1009"/>
+          <w:numId w:val="1010"/>
         </w:numPr>
       </w:pPr>
       <w:r>
         <w:rPr>
           <w:rFonts w:ascii="Times New Roman" w:hAnsi="Times New Roman" w:eastAsia="Times New Roman" w:cs="Times New Roman"/>
         </w:rPr>
-        <w:t xml:space="preserve">Q3: </w:t>
-      </w:r>
-      <w:r>
-        <w:rPr>
-          <w:rFonts w:hint="eastAsia" w:ascii="Times New Roman" w:hAnsi="Times New Roman" w:eastAsia="FangSong" w:cs="Times New Roman"/>
-        </w:rPr>
-        <w:t>哪些修正</w:t>
+        <w:t xml:space="preserve">Q2: </w:t>
+      </w:r>
+      <w:r>
+        <w:rPr>
+          <w:rFonts w:hint="eastAsia" w:ascii="Times New Roman" w:hAnsi="Times New Roman" w:eastAsia="FangSong" w:cs="Times New Roman"/>
+        </w:rPr>
+        <w:t>哪个过渡态</w:t>
+      </w:r>
+      <w:r>
+        <w:rPr>
+          <w:rFonts w:hint="eastAsia" w:ascii="Times New Roman" w:hAnsi="Times New Roman" w:eastAsia="Times New Roman" w:cs="Times New Roman"/>
+        </w:rPr>
+        <w:t>/</w:t>
+      </w:r>
+      <w:r>
+        <w:rPr>
+          <w:rFonts w:hint="eastAsia" w:ascii="Times New Roman" w:hAnsi="Times New Roman" w:eastAsia="FangSong" w:cs="Times New Roman"/>
+        </w:rPr>
+        <w:t>中间体</w:t>
       </w:r>
       <w:r>
         <w:rPr>
@@ -18858,9 +19031,27 @@
       </w:pPr>
       <w:r>
         <w:rPr>
-          <w:rFonts w:hint="eastAsia" w:ascii="Times New Roman" w:hAnsi="Times New Roman" w:eastAsia="FangSong" w:cs="Times New Roman"/>
-        </w:rPr>
-        <w:t xml:space="preserve">电子效应</w:t>
+          <w:rFonts w:hint="eastAsia" w:ascii="Times New Roman" w:hAnsi="Times New Roman" w:eastAsia="Times New Roman" w:cs="Times New Roman"/>
+        </w:rPr>
+        <w:t>SN2→</w:t>
+      </w:r>
+      <w:r>
+        <w:rPr>
+          <w:rFonts w:hint="eastAsia" w:ascii="Times New Roman" w:hAnsi="Times New Roman" w:eastAsia="FangSong" w:cs="Times New Roman"/>
+        </w:rPr>
+        <w:t>背面</w:t>
+      </w:r>
+      <w:r>
+        <w:rPr>
+          <w:rFonts w:hint="eastAsia" w:ascii="Times New Roman" w:hAnsi="Times New Roman" w:eastAsia="Times New Roman" w:cs="Times New Roman"/>
+        </w:rPr>
+        <w:t>→</w:t>
+      </w:r>
+      <w:r>
+        <w:rPr>
+          <w:rFonts w:hint="eastAsia" w:ascii="Times New Roman" w:hAnsi="Times New Roman" w:eastAsia="FangSong" w:cs="Times New Roman"/>
+        </w:rPr>
+        <w:t>翻转</w:t>
       </w:r>
     </w:p>
     <w:p>
@@ -18873,9 +19064,15 @@
       </w:pPr>
       <w:r>
         <w:rPr>
-          <w:rFonts w:hint="eastAsia" w:ascii="Times New Roman" w:hAnsi="Times New Roman" w:eastAsia="FangSong" w:cs="Times New Roman"/>
-        </w:rPr>
-        <w:t xml:space="preserve">位阻效应</w:t>
+          <w:rFonts w:hint="eastAsia" w:ascii="Times New Roman" w:hAnsi="Times New Roman" w:eastAsia="Times New Roman" w:cs="Times New Roman"/>
+        </w:rPr>
+        <w:t>E2→anti-periplanar→</w:t>
+      </w:r>
+      <w:r>
+        <w:rPr>
+          <w:rFonts w:hint="eastAsia" w:ascii="Times New Roman" w:hAnsi="Times New Roman" w:eastAsia="FangSong" w:cs="Times New Roman"/>
+        </w:rPr>
+        <w:t>构象锁定</w:t>
       </w:r>
     </w:p>
     <w:p>
@@ -18890,19 +19087,25 @@
         <w:rPr>
           <w:rFonts w:hint="eastAsia" w:ascii="Times New Roman" w:hAnsi="Times New Roman" w:eastAsia="FangSong" w:cs="Times New Roman"/>
         </w:rPr>
-        <w:t>动力学</w:t>
-      </w:r>
-      <w:r>
-        <w:rPr>
-          <w:rFonts w:hint="eastAsia" w:ascii="Times New Roman" w:hAnsi="Times New Roman" w:eastAsia="Times New Roman" w:cs="Times New Roman"/>
-        </w:rPr>
-        <w:t>/</w:t>
-      </w:r>
-      <w:r>
-        <w:rPr>
-          <w:rFonts w:hint="eastAsia" w:ascii="Times New Roman" w:hAnsi="Times New Roman" w:eastAsia="FangSong" w:cs="Times New Roman"/>
-        </w:rPr>
-        <w:t>热力学</w:t>
+        <w:t>卤鎓</w:t>
+      </w:r>
+      <w:r>
+        <w:rPr>
+          <w:rFonts w:hint="eastAsia" w:ascii="Times New Roman" w:hAnsi="Times New Roman" w:eastAsia="Times New Roman" w:cs="Times New Roman"/>
+        </w:rPr>
+        <w:t>→</w:t>
+      </w:r>
+      <w:r>
+        <w:rPr>
+          <w:rFonts w:hint="eastAsia" w:ascii="Times New Roman" w:hAnsi="Times New Roman" w:eastAsia="FangSong" w:cs="Times New Roman"/>
+        </w:rPr>
+        <w:t>桥连</w:t>
+      </w:r>
+      <w:r>
+        <w:rPr>
+          <w:rFonts w:hint="eastAsia" w:ascii="Times New Roman" w:hAnsi="Times New Roman" w:eastAsia="Times New Roman" w:cs="Times New Roman"/>
+        </w:rPr>
+        <w:t>→anti</w:t>
       </w:r>
     </w:p>
     <w:p>
@@ -18917,11 +19120,218 @@
         <w:rPr>
           <w:rFonts w:hint="eastAsia" w:ascii="Times New Roman" w:hAnsi="Times New Roman" w:eastAsia="FangSong" w:cs="Times New Roman"/>
         </w:rPr>
+        <w:t>硼氢化</w:t>
+      </w:r>
+      <w:r>
+        <w:rPr>
+          <w:rFonts w:hint="eastAsia" w:ascii="Times New Roman" w:hAnsi="Times New Roman" w:eastAsia="Times New Roman" w:cs="Times New Roman"/>
+        </w:rPr>
+        <w:t>→</w:t>
+      </w:r>
+      <w:r>
+        <w:rPr>
+          <w:rFonts w:hint="eastAsia" w:ascii="Times New Roman" w:hAnsi="Times New Roman" w:eastAsia="FangSong" w:cs="Times New Roman"/>
+        </w:rPr>
+        <w:t>四中心</w:t>
+      </w:r>
+      <w:r>
+        <w:rPr>
+          <w:rFonts w:hint="eastAsia" w:ascii="Times New Roman" w:hAnsi="Times New Roman" w:eastAsia="Times New Roman" w:cs="Times New Roman"/>
+        </w:rPr>
+        <w:t>TS→syn</w:t>
+      </w:r>
+    </w:p>
+    <w:p>
+      <w:pPr>
+        <w:pStyle w:val="Compact"/>
+        <w:numPr>
+          <w:ilvl w:val="2"/>
+          <w:numId w:val="1012"/>
+        </w:numPr>
+      </w:pPr>
+      <w:r>
+        <w:rPr>
+          <w:rFonts w:hint="eastAsia" w:ascii="Times New Roman" w:hAnsi="Times New Roman" w:eastAsia="FangSong" w:cs="Times New Roman"/>
+        </w:rPr>
+        <w:t>碳正离子</w:t>
+      </w:r>
+      <w:r>
+        <w:rPr>
+          <w:rFonts w:hint="eastAsia" w:ascii="Times New Roman" w:hAnsi="Times New Roman" w:eastAsia="Times New Roman" w:cs="Times New Roman"/>
+        </w:rPr>
+        <w:t>→</w:t>
+      </w:r>
+      <w:r>
+        <w:rPr>
+          <w:rFonts w:hint="eastAsia" w:ascii="Times New Roman" w:hAnsi="Times New Roman" w:eastAsia="FangSong" w:cs="Times New Roman"/>
+        </w:rPr>
+        <w:t>平面</w:t>
+      </w:r>
+      <w:r>
+        <w:rPr>
+          <w:rFonts w:hint="eastAsia" w:ascii="Times New Roman" w:hAnsi="Times New Roman" w:eastAsia="Times New Roman" w:cs="Times New Roman"/>
+        </w:rPr>
+        <w:t>→</w:t>
+      </w:r>
+      <w:r>
+        <w:rPr>
+          <w:rFonts w:hint="eastAsia" w:ascii="Times New Roman" w:hAnsi="Times New Roman" w:eastAsia="FangSong" w:cs="Times New Roman"/>
+        </w:rPr>
+        <w:t>重排</w:t>
+      </w:r>
+      <w:r>
+        <w:rPr>
+          <w:rFonts w:hint="eastAsia" w:ascii="Times New Roman" w:hAnsi="Times New Roman" w:eastAsia="Times New Roman" w:cs="Times New Roman"/>
+        </w:rPr>
+        <w:t>+</w:t>
+      </w:r>
+      <w:r>
+        <w:rPr>
+          <w:rFonts w:hint="eastAsia" w:ascii="Times New Roman" w:hAnsi="Times New Roman" w:eastAsia="FangSong" w:cs="Times New Roman"/>
+        </w:rPr>
+        <w:t>外消旋</w:t>
+      </w:r>
+    </w:p>
+    <w:p>
+      <w:pPr>
+        <w:pStyle w:val="Compact"/>
+        <w:numPr>
+          <w:ilvl w:val="2"/>
+          <w:numId w:val="1012"/>
+        </w:numPr>
+      </w:pPr>
+      <w:r>
+        <w:rPr>
+          <w:rFonts w:hint="eastAsia" w:ascii="Times New Roman" w:hAnsi="Times New Roman" w:eastAsia="FangSong" w:cs="Times New Roman"/>
+        </w:rPr>
+        <w:t>自由基</w:t>
+      </w:r>
+      <w:r>
+        <w:rPr>
+          <w:rFonts w:hint="eastAsia" w:ascii="Times New Roman" w:hAnsi="Times New Roman" w:eastAsia="Times New Roman" w:cs="Times New Roman"/>
+        </w:rPr>
+        <w:t>→</w:t>
+      </w:r>
+      <w:r>
+        <w:rPr>
+          <w:rFonts w:hint="eastAsia" w:ascii="Times New Roman" w:hAnsi="Times New Roman" w:eastAsia="FangSong" w:cs="Times New Roman"/>
+        </w:rPr>
+        <w:t>平面</w:t>
+      </w:r>
+      <w:r>
+        <w:rPr>
+          <w:rFonts w:hint="eastAsia" w:ascii="Times New Roman" w:hAnsi="Times New Roman" w:eastAsia="Times New Roman" w:cs="Times New Roman"/>
+        </w:rPr>
+        <w:t>→</w:t>
+      </w:r>
+      <w:r>
+        <w:rPr>
+          <w:rFonts w:hint="eastAsia" w:ascii="Times New Roman" w:hAnsi="Times New Roman" w:eastAsia="FangSong" w:cs="Times New Roman"/>
+        </w:rPr>
+        <w:t>无立体</w:t>
+      </w:r>
+    </w:p>
+    <w:p>
+      <w:pPr>
+        <w:pStyle w:val="Compact"/>
+        <w:numPr>
+          <w:ilvl w:val="1"/>
+          <w:numId w:val="1010"/>
+        </w:numPr>
+      </w:pPr>
+      <w:r>
+        <w:rPr>
+          <w:rFonts w:ascii="Times New Roman" w:hAnsi="Times New Roman" w:eastAsia="Times New Roman" w:cs="Times New Roman"/>
+        </w:rPr>
+        <w:t xml:space="preserve">Q3: </w:t>
+      </w:r>
+      <w:r>
+        <w:rPr>
+          <w:rFonts w:hint="eastAsia" w:ascii="Times New Roman" w:hAnsi="Times New Roman" w:eastAsia="FangSong" w:cs="Times New Roman"/>
+        </w:rPr>
+        <w:t>哪些修正</w:t>
+      </w:r>
+      <w:r>
+        <w:rPr>
+          <w:rFonts w:hint="eastAsia" w:ascii="Times New Roman" w:hAnsi="Times New Roman" w:eastAsia="Times New Roman" w:cs="Times New Roman"/>
+        </w:rPr>
+        <w:t>？</w:t>
+      </w:r>
+    </w:p>
+    <w:p>
+      <w:pPr>
+        <w:pStyle w:val="Compact"/>
+        <w:numPr>
+          <w:ilvl w:val="2"/>
+          <w:numId w:val="1013"/>
+        </w:numPr>
+      </w:pPr>
+      <w:r>
+        <w:rPr>
+          <w:rFonts w:hint="eastAsia" w:ascii="Times New Roman" w:hAnsi="Times New Roman" w:eastAsia="FangSong" w:cs="Times New Roman"/>
+        </w:rPr>
+        <w:t xml:space="preserve">电子效应</w:t>
+      </w:r>
+    </w:p>
+    <w:p>
+      <w:pPr>
+        <w:pStyle w:val="Compact"/>
+        <w:numPr>
+          <w:ilvl w:val="2"/>
+          <w:numId w:val="1013"/>
+        </w:numPr>
+      </w:pPr>
+      <w:r>
+        <w:rPr>
+          <w:rFonts w:hint="eastAsia" w:ascii="Times New Roman" w:hAnsi="Times New Roman" w:eastAsia="FangSong" w:cs="Times New Roman"/>
+        </w:rPr>
+        <w:t xml:space="preserve">位阻效应</w:t>
+      </w:r>
+    </w:p>
+    <w:p>
+      <w:pPr>
+        <w:pStyle w:val="Compact"/>
+        <w:numPr>
+          <w:ilvl w:val="2"/>
+          <w:numId w:val="1013"/>
+        </w:numPr>
+      </w:pPr>
+      <w:r>
+        <w:rPr>
+          <w:rFonts w:hint="eastAsia" w:ascii="Times New Roman" w:hAnsi="Times New Roman" w:eastAsia="FangSong" w:cs="Times New Roman"/>
+        </w:rPr>
+        <w:t>动力学</w:t>
+      </w:r>
+      <w:r>
+        <w:rPr>
+          <w:rFonts w:hint="eastAsia" w:ascii="Times New Roman" w:hAnsi="Times New Roman" w:eastAsia="Times New Roman" w:cs="Times New Roman"/>
+        </w:rPr>
+        <w:t>/</w:t>
+      </w:r>
+      <w:r>
+        <w:rPr>
+          <w:rFonts w:hint="eastAsia" w:ascii="Times New Roman" w:hAnsi="Times New Roman" w:eastAsia="FangSong" w:cs="Times New Roman"/>
+        </w:rPr>
+        <w:t>热力学</w:t>
+      </w:r>
+    </w:p>
+    <w:p>
+      <w:pPr>
+        <w:pStyle w:val="Compact"/>
+        <w:numPr>
+          <w:ilvl w:val="2"/>
+          <w:numId w:val="1013"/>
+        </w:numPr>
+      </w:pPr>
+      <w:r>
+        <w:rPr>
+          <w:rFonts w:hint="eastAsia" w:ascii="Times New Roman" w:hAnsi="Times New Roman" w:eastAsia="FangSong" w:cs="Times New Roman"/>
+        </w:rPr>
         <w:t xml:space="preserve">溶剂效应</w:t>
       </w:r>
     </w:p>
-    <w:bookmarkEnd w:id="55"/>
-    <w:bookmarkStart w:id="56" w:name="核心口诀"/>
+    <w:bookmarkEnd w:id="58"/>
+    <w:bookmarkStart w:id="59" w:name="核心口诀"/>
     <w:p>
       <w:pPr>
         <w:pStyle w:val="Heading3"/>
@@ -18939,7 +19349,7 @@
         <w:pStyle w:val="Compact"/>
         <w:numPr>
           <w:ilvl w:val="0"/>
-          <w:numId w:val="1013"/>
+          <w:numId w:val="1014"/>
         </w:numPr>
       </w:pPr>
       <w:r>
@@ -18978,7 +19388,7 @@
         <w:pStyle w:val="Compact"/>
         <w:numPr>
           <w:ilvl w:val="0"/>
-          <w:numId w:val="1013"/>
+          <w:numId w:val="1014"/>
         </w:numPr>
       </w:pPr>
       <w:r>
@@ -19029,7 +19439,7 @@
         <w:pStyle w:val="Compact"/>
         <w:numPr>
           <w:ilvl w:val="0"/>
-          <w:numId w:val="1013"/>
+          <w:numId w:val="1014"/>
         </w:numPr>
       </w:pPr>
       <w:r>
@@ -19080,7 +19490,7 @@
         <w:pStyle w:val="Compact"/>
         <w:numPr>
           <w:ilvl w:val="0"/>
-          <w:numId w:val="1013"/>
+          <w:numId w:val="1014"/>
         </w:numPr>
       </w:pPr>
       <w:r>
@@ -19119,7 +19529,7 @@
         <w:pStyle w:val="Compact"/>
         <w:numPr>
           <w:ilvl w:val="0"/>
-          <w:numId w:val="1013"/>
+          <w:numId w:val="1014"/>
         </w:numPr>
       </w:pPr>
       <w:r>
@@ -19158,7 +19568,7 @@
         <w:pStyle w:val="Compact"/>
         <w:numPr>
           <w:ilvl w:val="0"/>
-          <w:numId w:val="1013"/>
+          <w:numId w:val="1014"/>
         </w:numPr>
       </w:pPr>
       <w:r>
@@ -19202,9 +19612,9 @@
         </w:pict>
       </w:r>
     </w:p>
-    <w:bookmarkEnd w:id="56"/>
-    <w:bookmarkEnd w:id="57"/>
-    <w:bookmarkStart w:id="61" w:name="十二核心速查卡"/>
+    <w:bookmarkEnd w:id="59"/>
+    <w:bookmarkEnd w:id="60"/>
+    <w:bookmarkStart w:id="64" w:name="十二核心速查卡"/>
     <w:p>
       <w:pPr>
         <w:pStyle w:val="Heading2"/>
@@ -19229,7 +19639,7 @@
         <w:t>核心速查卡</w:t>
       </w:r>
     </w:p>
-    <w:bookmarkStart w:id="58" w:name="反应立体化学速查"/>
+    <w:bookmarkStart w:id="61" w:name="反应立体化学速查"/>
     <w:p>
       <w:pPr>
         <w:pStyle w:val="Heading3"/>
@@ -19755,8 +20165,8 @@
         </w:tc>
       </w:tr>
     </w:tbl>
-    <w:bookmarkEnd w:id="58"/>
-    <w:bookmarkStart w:id="59" w:name="区域选择性速查"/>
+    <w:bookmarkEnd w:id="61"/>
+    <w:bookmarkStart w:id="62" w:name="区域选择性速查"/>
     <w:p>
       <w:pPr>
         <w:pStyle w:val="Heading3"/>
@@ -20384,8 +20794,8 @@
         </w:tc>
       </w:tr>
     </w:tbl>
-    <w:bookmarkEnd w:id="59"/>
-    <w:bookmarkStart w:id="60" w:name="cram规则速查"/>
+    <w:bookmarkEnd w:id="62"/>
+    <w:bookmarkStart w:id="63" w:name="cram规则速查"/>
     <w:p>
       <w:pPr>
         <w:pStyle w:val="Heading3"/>
@@ -20726,9 +21136,9 @@
         </w:pict>
       </w:r>
     </w:p>
-    <w:bookmarkEnd w:id="60"/>
-    <w:bookmarkEnd w:id="61"/>
-    <w:bookmarkStart w:id="65" w:name="十三练习题"/>
+    <w:bookmarkEnd w:id="63"/>
+    <w:bookmarkEnd w:id="64"/>
+    <w:bookmarkStart w:id="68" w:name="十三练习题"/>
     <w:p>
       <w:pPr>
         <w:pStyle w:val="Heading2"/>
@@ -20753,7 +21163,7 @@
         <w:t>练习题</w:t>
       </w:r>
     </w:p>
-    <w:bookmarkStart w:id="62" w:name="基础巩固"/>
+    <w:bookmarkStart w:id="65" w:name="基础巩固"/>
     <w:p>
       <w:pPr>
         <w:pStyle w:val="Heading3"/>
@@ -20783,110 +21193,32 @@
         <w:pStyle w:val="Compact"/>
         <w:numPr>
           <w:ilvl w:val="0"/>
-          <w:numId w:val="1014"/>
-        </w:numPr>
-      </w:pPr>
-      <w:r>
-        <w:rPr>
-          <w:rFonts w:hint="eastAsia" w:ascii="Times New Roman" w:hAnsi="Times New Roman" w:eastAsia="FangSong" w:cs="Times New Roman"/>
-        </w:rPr>
-        <w:t>判断几个手性中心</w:t>
-      </w:r>
-      <w:r>
-        <w:rPr>
-          <w:rFonts w:hint="eastAsia" w:ascii="Times New Roman" w:hAnsi="Times New Roman" w:eastAsia="Times New Roman" w:cs="Times New Roman"/>
-        </w:rPr>
-        <w:t>？</w:t>
-      </w:r>
-      <w:r>
-        <w:rPr>
-          <w:rFonts w:hint="eastAsia" w:ascii="Times New Roman" w:hAnsi="Times New Roman" w:eastAsia="FangSong" w:cs="Times New Roman"/>
-        </w:rPr>
-        <w:t>最多几个立体异构体</w:t>
-      </w:r>
-      <w:r>
-        <w:rPr>
-          <w:rFonts w:hint="eastAsia" w:ascii="Times New Roman" w:hAnsi="Times New Roman" w:eastAsia="Times New Roman" w:cs="Times New Roman"/>
-        </w:rPr>
-        <w:t>？</w:t>
-      </w:r>
-    </w:p>
-    <w:p>
-      <w:pPr>
-        <w:pStyle w:val="Compact"/>
-        <w:numPr>
-          <w:ilvl w:val="1"/>
           <w:numId w:val="1015"/>
         </w:numPr>
       </w:pPr>
       <w:r>
         <w:rPr>
-          <w:rFonts w:hint="eastAsia" w:ascii="Times New Roman" w:hAnsi="Times New Roman" w:eastAsia="Times New Roman" w:cs="Times New Roman"/>
-        </w:rPr>
-        <w:t>2,3-</w:t>
-      </w:r>
-      <w:r>
-        <w:rPr>
-          <w:rFonts w:hint="eastAsia" w:ascii="Times New Roman" w:hAnsi="Times New Roman" w:eastAsia="FangSong" w:cs="Times New Roman"/>
-        </w:rPr>
-        <w:t>戊二醇</w:t>
-      </w:r>
-      <w:r>
-        <w:rPr>
-          <w:rFonts w:ascii="Times New Roman" w:hAnsi="Times New Roman" w:eastAsia="Times New Roman" w:cs="Times New Roman"/>
-        </w:rPr>
-        <w:t xml:space="preserve"> (b) </w:t>
-      </w:r>
-      <w:r>
-        <w:rPr>
-          <w:rFonts w:hint="eastAsia" w:ascii="Times New Roman" w:hAnsi="Times New Roman" w:eastAsia="Times New Roman" w:cs="Times New Roman"/>
-        </w:rPr>
-        <w:t>2,3,4-</w:t>
-      </w:r>
-      <w:r>
-        <w:rPr>
-          <w:rFonts w:hint="eastAsia" w:ascii="Times New Roman" w:hAnsi="Times New Roman" w:eastAsia="FangSong" w:cs="Times New Roman"/>
-        </w:rPr>
-        <w:t>三氯戊烷</w:t>
-      </w:r>
-      <w:r>
-        <w:rPr>
-          <w:rFonts w:ascii="Times New Roman" w:hAnsi="Times New Roman" w:eastAsia="Times New Roman" w:cs="Times New Roman"/>
-        </w:rPr>
-        <w:t xml:space="preserve"> (c) </w:t>
-      </w:r>
-      <w:r>
-        <w:rPr>
-          <w:rFonts w:hint="eastAsia" w:ascii="Times New Roman" w:hAnsi="Times New Roman" w:eastAsia="Times New Roman" w:cs="Times New Roman"/>
-        </w:rPr>
-        <w:t>meso-</w:t>
-      </w:r>
-      <w:r>
-        <w:rPr>
-          <w:rFonts w:hint="eastAsia" w:ascii="Times New Roman" w:hAnsi="Times New Roman" w:eastAsia="FangSong" w:cs="Times New Roman"/>
-        </w:rPr>
-        <w:t>酒石酸</w:t>
-      </w:r>
-    </w:p>
-    <w:p>
-      <w:pPr>
-        <w:pStyle w:val="Compact"/>
-        <w:numPr>
-          <w:ilvl w:val="0"/>
-          <w:numId w:val="1014"/>
-        </w:numPr>
-      </w:pPr>
-      <w:r>
-        <w:rPr>
-          <w:rFonts w:hint="eastAsia" w:ascii="Times New Roman" w:hAnsi="Times New Roman" w:eastAsia="FangSong" w:cs="Times New Roman"/>
-        </w:rPr>
-        <w:t>判断正误</w:t>
-      </w:r>
-      <w:r>
-        <w:rPr>
-          <w:rFonts w:hint="eastAsia" w:ascii="Times New Roman" w:hAnsi="Times New Roman" w:eastAsia="Times New Roman" w:cs="Times New Roman"/>
-        </w:rPr>
-        <w:t>：</w:t>
+          <w:rFonts w:hint="eastAsia" w:ascii="Times New Roman" w:hAnsi="Times New Roman" w:eastAsia="FangSong" w:cs="Times New Roman"/>
+        </w:rPr>
+        <w:t>判断几个手性中心</w:t>
+      </w:r>
+      <w:r>
+        <w:rPr>
+          <w:rFonts w:hint="eastAsia" w:ascii="Times New Roman" w:hAnsi="Times New Roman" w:eastAsia="Times New Roman" w:cs="Times New Roman"/>
+        </w:rPr>
+        <w:t>？</w:t>
+      </w:r>
+      <w:r>
+        <w:rPr>
+          <w:rFonts w:hint="eastAsia" w:ascii="Times New Roman" w:hAnsi="Times New Roman" w:eastAsia="FangSong" w:cs="Times New Roman"/>
+        </w:rPr>
+        <w:t>最多几个立体异构体</w:t>
+      </w:r>
+      <w:r>
+        <w:rPr>
+          <w:rFonts w:hint="eastAsia" w:ascii="Times New Roman" w:hAnsi="Times New Roman" w:eastAsia="Times New Roman" w:cs="Times New Roman"/>
+        </w:rPr>
+        <w:t>？</w:t>
       </w:r>
     </w:p>
     <w:p>
@@ -20899,27 +21231,72 @@
       </w:pPr>
       <w:r>
         <w:rPr>
-          <w:rFonts w:hint="eastAsia" w:ascii="Times New Roman" w:hAnsi="Times New Roman" w:eastAsia="FangSong" w:cs="Times New Roman"/>
-        </w:rPr>
-        <w:t>外消旋体和内消旋体都无旋光</w:t>
-      </w:r>
-      <w:r>
-        <w:rPr>
-          <w:rFonts w:hint="eastAsia" w:ascii="Times New Roman" w:hAnsi="Times New Roman" w:eastAsia="Times New Roman" w:cs="Times New Roman"/>
-        </w:rPr>
-        <w:t>，</w:t>
-      </w:r>
-      <w:r>
-        <w:rPr>
-          <w:rFonts w:hint="eastAsia" w:ascii="Times New Roman" w:hAnsi="Times New Roman" w:eastAsia="FangSong" w:cs="Times New Roman"/>
-        </w:rPr>
-        <w:t>是一回事</w:t>
-      </w:r>
-      <w:r>
-        <w:rPr>
-          <w:rFonts w:hint="eastAsia" w:ascii="Times New Roman" w:hAnsi="Times New Roman" w:eastAsia="Times New Roman" w:cs="Times New Roman"/>
-        </w:rPr>
-        <w:t>。</w:t>
+          <w:rFonts w:hint="eastAsia" w:ascii="Times New Roman" w:hAnsi="Times New Roman" w:eastAsia="Times New Roman" w:cs="Times New Roman"/>
+        </w:rPr>
+        <w:t>2,3-</w:t>
+      </w:r>
+      <w:r>
+        <w:rPr>
+          <w:rFonts w:hint="eastAsia" w:ascii="Times New Roman" w:hAnsi="Times New Roman" w:eastAsia="FangSong" w:cs="Times New Roman"/>
+        </w:rPr>
+        <w:t>戊二醇</w:t>
+      </w:r>
+      <w:r>
+        <w:rPr>
+          <w:rFonts w:ascii="Times New Roman" w:hAnsi="Times New Roman" w:eastAsia="Times New Roman" w:cs="Times New Roman"/>
+        </w:rPr>
+        <w:t xml:space="preserve"> (b) </w:t>
+      </w:r>
+      <w:r>
+        <w:rPr>
+          <w:rFonts w:hint="eastAsia" w:ascii="Times New Roman" w:hAnsi="Times New Roman" w:eastAsia="Times New Roman" w:cs="Times New Roman"/>
+        </w:rPr>
+        <w:t>2,3,4-</w:t>
+      </w:r>
+      <w:r>
+        <w:rPr>
+          <w:rFonts w:hint="eastAsia" w:ascii="Times New Roman" w:hAnsi="Times New Roman" w:eastAsia="FangSong" w:cs="Times New Roman"/>
+        </w:rPr>
+        <w:t>三氯戊烷</w:t>
+      </w:r>
+      <w:r>
+        <w:rPr>
+          <w:rFonts w:ascii="Times New Roman" w:hAnsi="Times New Roman" w:eastAsia="Times New Roman" w:cs="Times New Roman"/>
+        </w:rPr>
+        <w:t xml:space="preserve"> (c) </w:t>
+      </w:r>
+      <w:r>
+        <w:rPr>
+          <w:rFonts w:hint="eastAsia" w:ascii="Times New Roman" w:hAnsi="Times New Roman" w:eastAsia="Times New Roman" w:cs="Times New Roman"/>
+        </w:rPr>
+        <w:t>meso-</w:t>
+      </w:r>
+      <w:r>
+        <w:rPr>
+          <w:rFonts w:hint="eastAsia" w:ascii="Times New Roman" w:hAnsi="Times New Roman" w:eastAsia="FangSong" w:cs="Times New Roman"/>
+        </w:rPr>
+        <w:t>酒石酸</w:t>
+      </w:r>
+    </w:p>
+    <w:p>
+      <w:pPr>
+        <w:pStyle w:val="Compact"/>
+        <w:numPr>
+          <w:ilvl w:val="0"/>
+          <w:numId w:val="1015"/>
+        </w:numPr>
+      </w:pPr>
+      <w:r>
+        <w:rPr>
+          <w:rFonts w:hint="eastAsia" w:ascii="Times New Roman" w:hAnsi="Times New Roman" w:eastAsia="FangSong" w:cs="Times New Roman"/>
+        </w:rPr>
+        <w:t>判断正误</w:t>
+      </w:r>
+      <w:r>
+        <w:rPr>
+          <w:rFonts w:hint="eastAsia" w:ascii="Times New Roman" w:hAnsi="Times New Roman" w:eastAsia="Times New Roman" w:cs="Times New Roman"/>
+        </w:rPr>
+        <w:t>：</w:t>
       </w:r>
     </w:p>
     <w:p>
@@ -20927,20 +21304,26 @@
         <w:pStyle w:val="Compact"/>
         <w:numPr>
           <w:ilvl w:val="1"/>
-          <w:numId w:val="1016"/>
+          <w:numId w:val="1017"/>
         </w:numPr>
       </w:pPr>
       <w:r>
         <w:rPr>
-          <w:rFonts w:hint="eastAsia" w:ascii="Times New Roman" w:hAnsi="Times New Roman" w:eastAsia="Times New Roman" w:cs="Times New Roman"/>
-        </w:rPr>
-        <w:t>(R)-</w:t>
-      </w:r>
-      <w:r>
-        <w:rPr>
-          <w:rFonts w:hint="eastAsia" w:ascii="Times New Roman" w:hAnsi="Times New Roman" w:eastAsia="FangSong" w:cs="Times New Roman"/>
-        </w:rPr>
-        <w:t>构型化合物必为右旋</w:t>
+          <w:rFonts w:hint="eastAsia" w:ascii="Times New Roman" w:hAnsi="Times New Roman" w:eastAsia="FangSong" w:cs="Times New Roman"/>
+        </w:rPr>
+        <w:t>外消旋体和内消旋体都无旋光</w:t>
+      </w:r>
+      <w:r>
+        <w:rPr>
+          <w:rFonts w:hint="eastAsia" w:ascii="Times New Roman" w:hAnsi="Times New Roman" w:eastAsia="Times New Roman" w:cs="Times New Roman"/>
+        </w:rPr>
+        <w:t>，</w:t>
+      </w:r>
+      <w:r>
+        <w:rPr>
+          <w:rFonts w:hint="eastAsia" w:ascii="Times New Roman" w:hAnsi="Times New Roman" w:eastAsia="FangSong" w:cs="Times New Roman"/>
+        </w:rPr>
+        <w:t>是一回事</w:t>
       </w:r>
       <w:r>
         <w:rPr>
@@ -20954,7 +21337,34 @@
         <w:pStyle w:val="Compact"/>
         <w:numPr>
           <w:ilvl w:val="1"/>
-          <w:numId w:val="1016"/>
+          <w:numId w:val="1017"/>
+        </w:numPr>
+      </w:pPr>
+      <w:r>
+        <w:rPr>
+          <w:rFonts w:hint="eastAsia" w:ascii="Times New Roman" w:hAnsi="Times New Roman" w:eastAsia="Times New Roman" w:cs="Times New Roman"/>
+        </w:rPr>
+        <w:t>(R)-</w:t>
+      </w:r>
+      <w:r>
+        <w:rPr>
+          <w:rFonts w:hint="eastAsia" w:ascii="Times New Roman" w:hAnsi="Times New Roman" w:eastAsia="FangSong" w:cs="Times New Roman"/>
+        </w:rPr>
+        <w:t>构型化合物必为右旋</w:t>
+      </w:r>
+      <w:r>
+        <w:rPr>
+          <w:rFonts w:hint="eastAsia" w:ascii="Times New Roman" w:hAnsi="Times New Roman" w:eastAsia="Times New Roman" w:cs="Times New Roman"/>
+        </w:rPr>
+        <w:t>。</w:t>
+      </w:r>
+    </w:p>
+    <w:p>
+      <w:pPr>
+        <w:pStyle w:val="Compact"/>
+        <w:numPr>
+          <w:ilvl w:val="1"/>
+          <w:numId w:val="1017"/>
         </w:numPr>
       </w:pPr>
       <w:r>
@@ -20993,7 +21403,7 @@
         <w:pStyle w:val="Compact"/>
         <w:numPr>
           <w:ilvl w:val="0"/>
-          <w:numId w:val="1014"/>
+          <w:numId w:val="1015"/>
         </w:numPr>
       </w:pPr>
       <w:r>
@@ -21053,8 +21463,8 @@
         <w:t>？</w:t>
       </w:r>
     </w:p>
-    <w:bookmarkEnd w:id="62"/>
-    <w:bookmarkStart w:id="63" w:name="提高训练"/>
+    <w:bookmarkEnd w:id="65"/>
+    <w:bookmarkStart w:id="66" w:name="提高训练"/>
     <w:p>
       <w:pPr>
         <w:pStyle w:val="Heading3"/>
@@ -21077,300 +21487,6 @@
           <w:rFonts w:hint="eastAsia" w:ascii="Times New Roman" w:hAnsi="Times New Roman" w:eastAsia="Times New Roman" w:cs="Times New Roman"/>
         </w:rPr>
         <w:t>（⭐⭐⭐）</w:t>
-      </w:r>
-    </w:p>
-    <w:p>
-      <w:pPr>
-        <w:numPr>
-          <w:ilvl w:val="0"/>
-          <w:numId w:val="1017"/>
-        </w:numPr>
-      </w:pPr>
-      <w:r>
-        <w:rPr>
-          <w:rFonts w:hint="eastAsia" w:ascii="Times New Roman" w:hAnsi="Times New Roman" w:eastAsia="FangSong" w:cs="Times New Roman"/>
-        </w:rPr>
-        <w:t>顺</w:t>
-      </w:r>
-      <w:r>
-        <w:rPr>
-          <w:rFonts w:hint="eastAsia" w:ascii="Times New Roman" w:hAnsi="Times New Roman" w:eastAsia="Times New Roman" w:cs="Times New Roman"/>
-        </w:rPr>
-        <w:t>-2-</w:t>
-      </w:r>
-      <w:r>
-        <w:rPr>
-          <w:rFonts w:hint="eastAsia" w:ascii="Times New Roman" w:hAnsi="Times New Roman" w:eastAsia="FangSong" w:cs="Times New Roman"/>
-        </w:rPr>
-        <w:t>戊烯</w:t>
-      </w:r>
-      <w:r>
-        <w:rPr>
-          <w:rFonts w:hint="eastAsia" w:ascii="Times New Roman" w:hAnsi="Times New Roman" w:eastAsia="Times New Roman" w:cs="Times New Roman"/>
-        </w:rPr>
-        <w:t>+Br</w:t>
-      </w:r>
-      <w:r>
-        <w:rPr>
-          <w:rFonts w:hint="eastAsia" w:ascii="Times New Roman" w:hAnsi="Times New Roman" w:eastAsia="Times New Roman" w:cs="Times New Roman"/>
-          <w:vertAlign w:val="subscript"/>
-        </w:rPr>
-        <w:t>2</w:t>
-      </w:r>
-      <w:r>
-        <w:rPr>
-          <w:rFonts w:hint="eastAsia" w:ascii="Times New Roman" w:hAnsi="Times New Roman" w:eastAsia="Times New Roman" w:cs="Times New Roman"/>
-        </w:rPr>
-        <w:t>→？</w:t>
-      </w:r>
-      <w:r>
-        <w:rPr>
-          <w:rFonts w:hint="eastAsia" w:ascii="Times New Roman" w:hAnsi="Times New Roman" w:eastAsia="FangSong" w:cs="Times New Roman"/>
-        </w:rPr>
-        <w:t>产物间关系</w:t>
-      </w:r>
-      <w:r>
-        <w:rPr>
-          <w:rFonts w:hint="eastAsia" w:ascii="Times New Roman" w:hAnsi="Times New Roman" w:eastAsia="Times New Roman" w:cs="Times New Roman"/>
-        </w:rPr>
-        <w:t>？</w:t>
-      </w:r>
-    </w:p>
-    <w:p>
-      <w:pPr>
-        <w:numPr>
-          <w:ilvl w:val="0"/>
-          <w:numId w:val="1017"/>
-        </w:numPr>
-      </w:pPr>
-      <w:r>
-        <w:rPr>
-          <w:rFonts w:hint="eastAsia" w:ascii="Times New Roman" w:hAnsi="Times New Roman" w:eastAsia="Times New Roman" w:cs="Times New Roman"/>
-        </w:rPr>
-        <w:t>(S)-2-</w:t>
-      </w:r>
-      <w:r>
-        <w:rPr>
-          <w:rFonts w:hint="eastAsia" w:ascii="Times New Roman" w:hAnsi="Times New Roman" w:eastAsia="FangSong" w:cs="Times New Roman"/>
-        </w:rPr>
-        <w:t>溴丁烷</w:t>
-      </w:r>
-      <w:r>
-        <w:rPr>
-          <w:rFonts w:hint="eastAsia" w:ascii="Times New Roman" w:hAnsi="Times New Roman" w:eastAsia="Times New Roman" w:cs="Times New Roman"/>
-        </w:rPr>
-        <w:t>+NaOH/DMSO,</w:t>
-      </w:r>
-      <w:r>
-        <w:rPr>
-          <w:rFonts w:ascii="Times New Roman" w:hAnsi="Times New Roman" w:eastAsia="Times New Roman" w:cs="Times New Roman"/>
-        </w:rPr>
-        <w:t xml:space="preserve"> </w:t>
-      </w:r>
-      <w:r>
-        <w:rPr>
-          <w:rFonts w:hint="eastAsia" w:ascii="Times New Roman" w:hAnsi="Times New Roman" w:eastAsia="Times New Roman" w:cs="Times New Roman"/>
-        </w:rPr>
-        <w:t>25°C→？</w:t>
-      </w:r>
-      <w:r>
-        <w:rPr>
-          <w:rFonts w:hint="eastAsia" w:ascii="Times New Roman" w:hAnsi="Times New Roman" w:eastAsia="FangSong" w:cs="Times New Roman"/>
-        </w:rPr>
-        <w:t>若改为</w:t>
-      </w:r>
-      <w:r>
-        <w:rPr>
-          <w:rFonts w:hint="eastAsia" w:ascii="Times New Roman" w:hAnsi="Times New Roman" w:eastAsia="Times New Roman" w:cs="Times New Roman"/>
-        </w:rPr>
-        <w:t>NaOH/EtOH,</w:t>
-      </w:r>
-      <w:r>
-        <w:rPr>
-          <w:rFonts w:ascii="Times New Roman" w:hAnsi="Times New Roman" w:eastAsia="Times New Roman" w:cs="Times New Roman"/>
-        </w:rPr>
-        <w:t xml:space="preserve"> </w:t>
-      </w:r>
-      <w:r>
-        <w:rPr>
-          <w:rFonts w:hint="eastAsia" w:ascii="Times New Roman" w:hAnsi="Times New Roman" w:eastAsia="Times New Roman" w:cs="Times New Roman"/>
-        </w:rPr>
-        <w:t>80°C</w:t>
-      </w:r>
-      <w:r>
-        <w:rPr>
-          <w:rFonts w:hint="eastAsia" w:ascii="Times New Roman" w:hAnsi="Times New Roman" w:eastAsia="FangSong" w:cs="Times New Roman"/>
-        </w:rPr>
-        <w:t>呢</w:t>
-      </w:r>
-      <w:r>
-        <w:rPr>
-          <w:rFonts w:hint="eastAsia" w:ascii="Times New Roman" w:hAnsi="Times New Roman" w:eastAsia="Times New Roman" w:cs="Times New Roman"/>
-        </w:rPr>
-        <w:t>？</w:t>
-      </w:r>
-    </w:p>
-    <w:p>
-      <w:pPr>
-        <w:numPr>
-          <w:ilvl w:val="0"/>
-          <w:numId w:val="1017"/>
-        </w:numPr>
-      </w:pPr>
-      <w:r>
-        <w:rPr>
-          <w:rFonts w:hint="eastAsia" w:ascii="Times New Roman" w:hAnsi="Times New Roman" w:eastAsia="Times New Roman" w:cs="Times New Roman"/>
-        </w:rPr>
-        <w:t>1,3-</w:t>
-      </w:r>
-      <w:r>
-        <w:rPr>
-          <w:rFonts w:hint="eastAsia" w:ascii="Times New Roman" w:hAnsi="Times New Roman" w:eastAsia="FangSong" w:cs="Times New Roman"/>
-        </w:rPr>
-        <w:t>丁二烯</w:t>
-      </w:r>
-      <w:r>
-        <w:rPr>
-          <w:rFonts w:hint="eastAsia" w:ascii="Times New Roman" w:hAnsi="Times New Roman" w:eastAsia="Times New Roman" w:cs="Times New Roman"/>
-        </w:rPr>
-        <w:t>+1</w:t>
-      </w:r>
-      <w:r>
-        <w:rPr>
-          <w:rFonts w:hint="eastAsia" w:ascii="Times New Roman" w:hAnsi="Times New Roman" w:eastAsia="FangSong" w:cs="Times New Roman"/>
-        </w:rPr>
-        <w:t>当量</w:t>
-      </w:r>
-      <w:r>
-        <w:rPr>
-          <w:rFonts w:hint="eastAsia" w:ascii="Times New Roman" w:hAnsi="Times New Roman" w:eastAsia="Times New Roman" w:cs="Times New Roman"/>
-        </w:rPr>
-        <w:t>HBr，-78°C</w:t>
-      </w:r>
-      <w:r>
-        <w:rPr>
-          <w:rFonts w:hint="eastAsia" w:ascii="Times New Roman" w:hAnsi="Times New Roman" w:eastAsia="FangSong" w:cs="Times New Roman"/>
-        </w:rPr>
-        <w:t>和</w:t>
-      </w:r>
-      <w:r>
-        <w:rPr>
-          <w:rFonts w:hint="eastAsia" w:ascii="Times New Roman" w:hAnsi="Times New Roman" w:eastAsia="Times New Roman" w:cs="Times New Roman"/>
-        </w:rPr>
-        <w:t>40°C</w:t>
-      </w:r>
-      <w:r>
-        <w:rPr>
-          <w:rFonts w:hint="eastAsia" w:ascii="Times New Roman" w:hAnsi="Times New Roman" w:eastAsia="FangSong" w:cs="Times New Roman"/>
-        </w:rPr>
-        <w:t>主产物</w:t>
-      </w:r>
-      <w:r>
-        <w:rPr>
-          <w:rFonts w:hint="eastAsia" w:ascii="Times New Roman" w:hAnsi="Times New Roman" w:eastAsia="Times New Roman" w:cs="Times New Roman"/>
-        </w:rPr>
-        <w:t>？</w:t>
-      </w:r>
-      <w:r>
-        <w:rPr>
-          <w:rFonts w:hint="eastAsia" w:ascii="Times New Roman" w:hAnsi="Times New Roman" w:eastAsia="FangSong" w:cs="Times New Roman"/>
-        </w:rPr>
-        <w:t>用中间体解释</w:t>
-      </w:r>
-      <w:r>
-        <w:rPr>
-          <w:rFonts w:hint="eastAsia" w:ascii="Times New Roman" w:hAnsi="Times New Roman" w:eastAsia="Times New Roman" w:cs="Times New Roman"/>
-        </w:rPr>
-        <w:t>。</w:t>
-      </w:r>
-    </w:p>
-    <w:p>
-      <w:pPr>
-        <w:numPr>
-          <w:ilvl w:val="0"/>
-          <w:numId w:val="1017"/>
-        </w:numPr>
-      </w:pPr>
-      <w:r>
-        <w:rPr>
-          <w:rFonts w:hint="eastAsia" w:ascii="Times New Roman" w:hAnsi="Times New Roman" w:eastAsia="Times New Roman" w:cs="Times New Roman"/>
-        </w:rPr>
-        <w:t>(S)-2-</w:t>
-      </w:r>
-      <w:r>
-        <w:rPr>
-          <w:rFonts w:hint="eastAsia" w:ascii="Times New Roman" w:hAnsi="Times New Roman" w:eastAsia="FangSong" w:cs="Times New Roman"/>
-        </w:rPr>
-        <w:t>甲基丁醛</w:t>
-      </w:r>
-      <w:r>
-        <w:rPr>
-          <w:rFonts w:hint="eastAsia" w:ascii="Times New Roman" w:hAnsi="Times New Roman" w:eastAsia="Times New Roman" w:cs="Times New Roman"/>
-        </w:rPr>
-        <w:t>+CH</w:t>
-      </w:r>
-      <w:r>
-        <w:rPr>
-          <w:rFonts w:hint="eastAsia" w:ascii="Times New Roman" w:hAnsi="Times New Roman" w:eastAsia="Times New Roman" w:cs="Times New Roman"/>
-          <w:vertAlign w:val="subscript"/>
-        </w:rPr>
-        <w:t>3</w:t>
-      </w:r>
-      <w:r>
-        <w:rPr>
-          <w:rFonts w:hint="eastAsia" w:ascii="Times New Roman" w:hAnsi="Times New Roman" w:eastAsia="Times New Roman" w:cs="Times New Roman"/>
-        </w:rPr>
-        <w:t>MgBr</w:t>
-      </w:r>
-      <w:r>
-        <w:rPr>
-          <w:rFonts w:hint="eastAsia" w:ascii="Times New Roman" w:hAnsi="Times New Roman" w:eastAsia="FangSong" w:cs="Times New Roman"/>
-        </w:rPr>
-        <w:t>主产物</w:t>
-      </w:r>
-      <w:r>
-        <w:rPr>
-          <w:rFonts w:hint="eastAsia" w:ascii="Times New Roman" w:hAnsi="Times New Roman" w:eastAsia="Times New Roman" w:cs="Times New Roman"/>
-        </w:rPr>
-        <w:t>（Cram</w:t>
-      </w:r>
-      <w:r>
-        <w:rPr>
-          <w:rFonts w:hint="eastAsia" w:ascii="Times New Roman" w:hAnsi="Times New Roman" w:eastAsia="FangSong" w:cs="Times New Roman"/>
-        </w:rPr>
-        <w:t>规则</w:t>
-      </w:r>
-      <w:r>
-        <w:rPr>
-          <w:rFonts w:hint="eastAsia" w:ascii="Times New Roman" w:hAnsi="Times New Roman" w:eastAsia="Times New Roman" w:cs="Times New Roman"/>
-        </w:rPr>
-        <w:t>）？</w:t>
-      </w:r>
-    </w:p>
-    <w:bookmarkEnd w:id="63"/>
-    <w:bookmarkStart w:id="64" w:name="综合挑战"/>
-    <w:p>
-      <w:pPr>
-        <w:pStyle w:val="Heading3"/>
-        <w:spacing w:before="280" w:after="120"/>
-      </w:pPr>
-      <w:r>
-        <w:rPr>
-          <w:rFonts w:ascii="Times New Roman" w:hAnsi="Times New Roman" w:eastAsia="Times New Roman" w:cs="Times New Roman"/>
-        </w:rPr>
-        <w:t xml:space="preserve">13.3 </w:t>
-      </w:r>
-      <w:r>
-        <w:rPr>
-          <w:rFonts w:hint="eastAsia" w:ascii="Times New Roman" w:hAnsi="Times New Roman" w:eastAsia="SimHei" w:cs="Times New Roman"/>
-        </w:rPr>
-        <w:t>综合挑战</w:t>
-      </w:r>
-      <w:r>
-        <w:rPr>
-          <w:rFonts w:hint="eastAsia" w:ascii="Times New Roman" w:hAnsi="Times New Roman" w:eastAsia="Times New Roman" w:cs="Times New Roman"/>
-        </w:rPr>
-        <w:t>（⭐⭐⭐⭐）</w:t>
       </w:r>
     </w:p>
     <w:p>
@@ -21382,235 +21498,52 @@
       </w:pPr>
       <w:r>
         <w:rPr>
-          <w:rFonts w:hint="eastAsia" w:ascii="Times New Roman" w:hAnsi="Times New Roman" w:eastAsia="Times New Roman" w:cs="Times New Roman"/>
-        </w:rPr>
-        <w:t>A(C</w:t>
+          <w:rFonts w:hint="eastAsia" w:ascii="Times New Roman" w:hAnsi="Times New Roman" w:eastAsia="FangSong" w:cs="Times New Roman"/>
+        </w:rPr>
+        <w:t>顺</w:t>
+      </w:r>
+      <w:r>
+        <w:rPr>
+          <w:rFonts w:hint="eastAsia" w:ascii="Times New Roman" w:hAnsi="Times New Roman" w:eastAsia="Times New Roman" w:cs="Times New Roman"/>
+        </w:rPr>
+        <w:t>-2-</w:t>
+      </w:r>
+      <w:r>
+        <w:rPr>
+          <w:rFonts w:hint="eastAsia" w:ascii="Times New Roman" w:hAnsi="Times New Roman" w:eastAsia="FangSong" w:cs="Times New Roman"/>
+        </w:rPr>
+        <w:t>戊烯</w:t>
+      </w:r>
+      <w:r>
+        <w:rPr>
+          <w:rFonts w:hint="eastAsia" w:ascii="Times New Roman" w:hAnsi="Times New Roman" w:eastAsia="Times New Roman" w:cs="Times New Roman"/>
+        </w:rPr>
+        <w:t>+Br</w:t>
       </w:r>
       <w:r>
         <w:rPr>
           <w:rFonts w:hint="eastAsia" w:ascii="Times New Roman" w:hAnsi="Times New Roman" w:eastAsia="Times New Roman" w:cs="Times New Roman"/>
           <w:vertAlign w:val="subscript"/>
         </w:rPr>
-        <w:t>5</w:t>
-      </w:r>
-      <w:r>
-        <w:rPr>
-          <w:rFonts w:hint="eastAsia" w:ascii="Times New Roman" w:hAnsi="Times New Roman" w:eastAsia="Times New Roman" w:cs="Times New Roman"/>
-        </w:rPr>
-        <w:t>H</w:t>
-      </w:r>
-      <w:r>
-        <w:rPr>
-          <w:rFonts w:hint="eastAsia" w:ascii="Times New Roman" w:hAnsi="Times New Roman" w:eastAsia="Times New Roman" w:cs="Times New Roman"/>
-          <w:vertAlign w:val="subscript"/>
-        </w:rPr>
-        <w:t>8</w:t>
-      </w:r>
-      <w:r>
-        <w:rPr>
-          <w:rFonts w:hint="eastAsia" w:ascii="Times New Roman" w:hAnsi="Times New Roman" w:eastAsia="Times New Roman" w:cs="Times New Roman"/>
-        </w:rPr>
-        <w:t>)</w:t>
-      </w:r>
-      <w:r>
-        <w:rPr>
-          <w:rFonts w:hint="eastAsia" w:ascii="Times New Roman" w:hAnsi="Times New Roman" w:eastAsia="FangSong" w:cs="Times New Roman"/>
-        </w:rPr>
-        <w:t>使</w:t>
-      </w:r>
-      <w:r>
-        <w:rPr>
-          <w:rFonts w:hint="eastAsia" w:ascii="Times New Roman" w:hAnsi="Times New Roman" w:eastAsia="Times New Roman" w:cs="Times New Roman"/>
-        </w:rPr>
-        <w:t>Br</w:t>
-      </w:r>
-      <w:r>
-        <w:rPr>
-          <w:rFonts w:hint="eastAsia" w:ascii="Times New Roman" w:hAnsi="Times New Roman" w:eastAsia="Times New Roman" w:cs="Times New Roman"/>
-          <w:vertAlign w:val="subscript"/>
-        </w:rPr>
         <w:t>2</w:t>
       </w:r>
       <w:r>
         <w:rPr>
           <w:rFonts w:hint="eastAsia" w:ascii="Times New Roman" w:hAnsi="Times New Roman" w:eastAsia="Times New Roman" w:cs="Times New Roman"/>
         </w:rPr>
-        <w:t>/CCl</w:t>
-      </w:r>
-      <w:r>
-        <w:rPr>
-          <w:rFonts w:hint="eastAsia" w:ascii="Times New Roman" w:hAnsi="Times New Roman" w:eastAsia="Times New Roman" w:cs="Times New Roman"/>
-          <w:vertAlign w:val="subscript"/>
-        </w:rPr>
-        <w:t>4</w:t>
-      </w:r>
-      <w:r>
-        <w:rPr>
-          <w:rFonts w:hint="eastAsia" w:ascii="Times New Roman" w:hAnsi="Times New Roman" w:eastAsia="FangSong" w:cs="Times New Roman"/>
-        </w:rPr>
-        <w:t>褪色</w:t>
-      </w:r>
-      <w:r>
-        <w:rPr>
-          <w:rFonts w:hint="eastAsia" w:ascii="Times New Roman" w:hAnsi="Times New Roman" w:eastAsia="Times New Roman" w:cs="Times New Roman"/>
-        </w:rPr>
-        <w:t>。A→BH</w:t>
-      </w:r>
-      <w:r>
-        <w:rPr>
-          <w:rFonts w:hint="eastAsia" w:ascii="Times New Roman" w:hAnsi="Times New Roman" w:eastAsia="Times New Roman" w:cs="Times New Roman"/>
-          <w:vertAlign w:val="subscript"/>
-        </w:rPr>
-        <w:t>3</w:t>
-      </w:r>
-      <w:r>
-        <w:rPr>
-          <w:rFonts w:hint="eastAsia" w:ascii="Times New Roman" w:hAnsi="Times New Roman" w:eastAsia="Times New Roman" w:cs="Times New Roman"/>
-        </w:rPr>
-        <w:t>/H</w:t>
-      </w:r>
-      <w:r>
-        <w:rPr>
-          <w:rFonts w:hint="eastAsia" w:ascii="Times New Roman" w:hAnsi="Times New Roman" w:eastAsia="Times New Roman" w:cs="Times New Roman"/>
-          <w:vertAlign w:val="subscript"/>
-        </w:rPr>
-        <w:t>2</w:t>
-      </w:r>
-      <w:r>
-        <w:rPr>
-          <w:rFonts w:hint="eastAsia" w:ascii="Times New Roman" w:hAnsi="Times New Roman" w:eastAsia="Times New Roman" w:cs="Times New Roman"/>
-        </w:rPr>
-        <w:t>O</w:t>
-      </w:r>
-      <w:r>
-        <w:rPr>
-          <w:rFonts w:hint="eastAsia" w:ascii="Times New Roman" w:hAnsi="Times New Roman" w:eastAsia="Times New Roman" w:cs="Times New Roman"/>
-          <w:vertAlign w:val="subscript"/>
-        </w:rPr>
-        <w:t>2</w:t>
-      </w:r>
-      <w:r>
-        <w:rPr>
-          <w:rFonts w:hint="eastAsia" w:ascii="Times New Roman" w:hAnsi="Times New Roman" w:eastAsia="Times New Roman" w:cs="Times New Roman"/>
-        </w:rPr>
-        <w:t>→B(C</w:t>
-      </w:r>
-      <w:r>
-        <w:rPr>
-          <w:rFonts w:hint="eastAsia" w:ascii="Times New Roman" w:hAnsi="Times New Roman" w:eastAsia="Times New Roman" w:cs="Times New Roman"/>
-          <w:vertAlign w:val="subscript"/>
-        </w:rPr>
-        <w:t>5</w:t>
-      </w:r>
-      <w:r>
-        <w:rPr>
-          <w:rFonts w:hint="eastAsia" w:ascii="Times New Roman" w:hAnsi="Times New Roman" w:eastAsia="Times New Roman" w:cs="Times New Roman"/>
-        </w:rPr>
-        <w:t>H</w:t>
-      </w:r>
-      <w:r>
-        <w:rPr>
-          <w:rFonts w:hint="eastAsia" w:ascii="Times New Roman" w:hAnsi="Times New Roman" w:eastAsia="Times New Roman" w:cs="Times New Roman"/>
-          <w:vertAlign w:val="subscript"/>
-        </w:rPr>
-        <w:t>10</w:t>
-      </w:r>
-      <w:r>
-        <w:rPr>
-          <w:rFonts w:hint="eastAsia" w:ascii="Times New Roman" w:hAnsi="Times New Roman" w:eastAsia="Times New Roman" w:cs="Times New Roman"/>
-        </w:rPr>
-        <w:t>O)，B</w:t>
-      </w:r>
-      <w:r>
-        <w:rPr>
-          <w:rFonts w:hint="eastAsia" w:ascii="Times New Roman" w:hAnsi="Times New Roman" w:eastAsia="FangSong" w:cs="Times New Roman"/>
-        </w:rPr>
-        <w:t>的</w:t>
-      </w:r>
-      <w:r>
-        <w:rPr>
-          <w:rFonts w:hint="eastAsia" w:ascii="Times New Roman" w:hAnsi="Times New Roman" w:eastAsia="Times New Roman" w:cs="Times New Roman"/>
-          <w:vertAlign w:val="superscript"/>
-        </w:rPr>
-        <w:t>13</w:t>
-      </w:r>
-      <w:r>
-        <w:rPr>
-          <w:rFonts w:hint="eastAsia" w:ascii="Times New Roman" w:hAnsi="Times New Roman" w:eastAsia="Times New Roman" w:cs="Times New Roman"/>
-        </w:rPr>
-        <w:t>C</w:t>
-      </w:r>
-      <w:r>
-        <w:rPr>
-          <w:rFonts w:ascii="Times New Roman" w:hAnsi="Times New Roman" w:eastAsia="Times New Roman" w:cs="Times New Roman"/>
-        </w:rPr>
-        <w:t xml:space="preserve"> </w:t>
-      </w:r>
-      <w:r>
-        <w:rPr>
-          <w:rFonts w:hint="eastAsia" w:ascii="Times New Roman" w:hAnsi="Times New Roman" w:eastAsia="Times New Roman" w:cs="Times New Roman"/>
-        </w:rPr>
-        <w:t>NMR</w:t>
-      </w:r>
-      <w:r>
-        <w:rPr>
-          <w:rFonts w:hint="eastAsia" w:ascii="Times New Roman" w:hAnsi="Times New Roman" w:eastAsia="FangSong" w:cs="Times New Roman"/>
-        </w:rPr>
-        <w:t>有</w:t>
-      </w:r>
-      <w:r>
-        <w:rPr>
-          <w:rFonts w:hint="eastAsia" w:ascii="Times New Roman" w:hAnsi="Times New Roman" w:eastAsia="Times New Roman" w:cs="Times New Roman"/>
-        </w:rPr>
-        <w:t>5</w:t>
-      </w:r>
-      <w:r>
-        <w:rPr>
-          <w:rFonts w:hint="eastAsia" w:ascii="Times New Roman" w:hAnsi="Times New Roman" w:eastAsia="FangSong" w:cs="Times New Roman"/>
-        </w:rPr>
-        <w:t>个碳信号且含手性碳</w:t>
-      </w:r>
-      <w:r>
-        <w:rPr>
-          <w:rFonts w:hint="eastAsia" w:ascii="Times New Roman" w:hAnsi="Times New Roman" w:eastAsia="Times New Roman" w:cs="Times New Roman"/>
-        </w:rPr>
-        <w:t>。</w:t>
-      </w:r>
-      <w:r>
-        <w:rPr>
-          <w:rFonts w:hint="eastAsia" w:ascii="Times New Roman" w:hAnsi="Times New Roman" w:eastAsia="FangSong" w:cs="Times New Roman"/>
-        </w:rPr>
-        <w:t>推测</w:t>
-      </w:r>
-      <w:r>
-        <w:rPr>
-          <w:rFonts w:hint="eastAsia" w:ascii="Times New Roman" w:hAnsi="Times New Roman" w:eastAsia="Times New Roman" w:cs="Times New Roman"/>
-        </w:rPr>
-        <w:t>A，</w:t>
-      </w:r>
-      <w:r>
-        <w:rPr>
-          <w:rFonts w:hint="eastAsia" w:ascii="Times New Roman" w:hAnsi="Times New Roman" w:eastAsia="FangSong" w:cs="Times New Roman"/>
-        </w:rPr>
-        <w:t>写出</w:t>
-      </w:r>
-      <w:r>
-        <w:rPr>
-          <w:rFonts w:hint="eastAsia" w:ascii="Times New Roman" w:hAnsi="Times New Roman" w:eastAsia="Times New Roman" w:cs="Times New Roman"/>
-        </w:rPr>
-        <w:t>A→B</w:t>
-      </w:r>
-      <w:r>
-        <w:rPr>
-          <w:rFonts w:hint="eastAsia" w:ascii="Times New Roman" w:hAnsi="Times New Roman" w:eastAsia="FangSong" w:cs="Times New Roman"/>
-        </w:rPr>
-        <w:t>并解释区域与立体选择性</w:t>
-      </w:r>
-      <w:r>
-        <w:rPr>
-          <w:rFonts w:hint="eastAsia" w:ascii="Times New Roman" w:hAnsi="Times New Roman" w:eastAsia="Times New Roman" w:cs="Times New Roman"/>
-        </w:rPr>
-        <w:t>。</w:t>
+        <w:t>→？</w:t>
+      </w:r>
+      <w:r>
+        <w:rPr>
+          <w:rFonts w:hint="eastAsia" w:ascii="Times New Roman" w:hAnsi="Times New Roman" w:eastAsia="FangSong" w:cs="Times New Roman"/>
+        </w:rPr>
+        <w:t>产物间关系</w:t>
+      </w:r>
+      <w:r>
+        <w:rPr>
+          <w:rFonts w:hint="eastAsia" w:ascii="Times New Roman" w:hAnsi="Times New Roman" w:eastAsia="Times New Roman" w:cs="Times New Roman"/>
+        </w:rPr>
+        <w:t>？</w:t>
       </w:r>
     </w:p>
     <w:p>
@@ -21622,39 +21555,21 @@
       </w:pPr>
       <w:r>
         <w:rPr>
-          <w:rFonts w:hint="eastAsia" w:ascii="Times New Roman" w:hAnsi="Times New Roman" w:eastAsia="FangSong" w:cs="Times New Roman"/>
-        </w:rPr>
-        <w:t>反</w:t>
-      </w:r>
-      <w:r>
-        <w:rPr>
-          <w:rFonts w:hint="eastAsia" w:ascii="Times New Roman" w:hAnsi="Times New Roman" w:eastAsia="Times New Roman" w:cs="Times New Roman"/>
-        </w:rPr>
-        <w:t>-1-</w:t>
-      </w:r>
-      <w:r>
-        <w:rPr>
-          <w:rFonts w:hint="eastAsia" w:ascii="Times New Roman" w:hAnsi="Times New Roman" w:eastAsia="FangSong" w:cs="Times New Roman"/>
-        </w:rPr>
-        <w:t>甲基</w:t>
-      </w:r>
-      <w:r>
-        <w:rPr>
-          <w:rFonts w:hint="eastAsia" w:ascii="Times New Roman" w:hAnsi="Times New Roman" w:eastAsia="Times New Roman" w:cs="Times New Roman"/>
-        </w:rPr>
-        <w:t>-2-</w:t>
-      </w:r>
-      <w:r>
-        <w:rPr>
-          <w:rFonts w:hint="eastAsia" w:ascii="Times New Roman" w:hAnsi="Times New Roman" w:eastAsia="FangSong" w:cs="Times New Roman"/>
-        </w:rPr>
-        <w:t>溴环己烷</w:t>
-      </w:r>
-      <w:r>
-        <w:rPr>
-          <w:rFonts w:hint="eastAsia" w:ascii="Times New Roman" w:hAnsi="Times New Roman" w:eastAsia="Times New Roman" w:cs="Times New Roman"/>
-        </w:rPr>
-        <w:t>+t-BuOK/t-BuOH,</w:t>
+          <w:rFonts w:hint="eastAsia" w:ascii="Times New Roman" w:hAnsi="Times New Roman" w:eastAsia="Times New Roman" w:cs="Times New Roman"/>
+        </w:rPr>
+        <w:t>(S)-2-</w:t>
+      </w:r>
+      <w:r>
+        <w:rPr>
+          <w:rFonts w:hint="eastAsia" w:ascii="Times New Roman" w:hAnsi="Times New Roman" w:eastAsia="FangSong" w:cs="Times New Roman"/>
+        </w:rPr>
+        <w:t>溴丁烷</w:t>
+      </w:r>
+      <w:r>
+        <w:rPr>
+          <w:rFonts w:hint="eastAsia" w:ascii="Times New Roman" w:hAnsi="Times New Roman" w:eastAsia="Times New Roman" w:cs="Times New Roman"/>
+        </w:rPr>
+        <w:t>+NaOH/DMSO,</w:t>
       </w:r>
       <w:r>
         <w:rPr>
@@ -21666,19 +21581,43 @@
         <w:rPr>
           <w:rFonts w:hint="eastAsia" w:ascii="Times New Roman" w:hAnsi="Times New Roman" w:eastAsia="Times New Roman" w:cs="Times New Roman"/>
         </w:rPr>
-        <w:t>Δ→？</w:t>
-      </w:r>
-      <w:r>
-        <w:rPr>
-          <w:rFonts w:hint="eastAsia" w:ascii="Times New Roman" w:hAnsi="Times New Roman" w:eastAsia="FangSong" w:cs="Times New Roman"/>
-        </w:rPr>
-        <w:t>用椅式构象分析</w:t>
-      </w:r>
-      <w:r>
-        <w:rPr>
-          <w:rFonts w:hint="eastAsia" w:ascii="Times New Roman" w:hAnsi="Times New Roman" w:eastAsia="Times New Roman" w:cs="Times New Roman"/>
-        </w:rPr>
-        <w:t>。</w:t>
+        <w:t>25°C→？</w:t>
+      </w:r>
+      <w:r>
+        <w:rPr>
+          <w:rFonts w:hint="eastAsia" w:ascii="Times New Roman" w:hAnsi="Times New Roman" w:eastAsia="FangSong" w:cs="Times New Roman"/>
+        </w:rPr>
+        <w:t>若改为</w:t>
+      </w:r>
+      <w:r>
+        <w:rPr>
+          <w:rFonts w:hint="eastAsia" w:ascii="Times New Roman" w:hAnsi="Times New Roman" w:eastAsia="Times New Roman" w:cs="Times New Roman"/>
+        </w:rPr>
+        <w:t>NaOH/EtOH,</w:t>
+      </w:r>
+      <w:r>
+        <w:rPr>
+          <w:rFonts w:ascii="Times New Roman" w:hAnsi="Times New Roman" w:eastAsia="Times New Roman" w:cs="Times New Roman"/>
+        </w:rPr>
+        <w:t xml:space="preserve"> </w:t>
+      </w:r>
+      <w:r>
+        <w:rPr>
+          <w:rFonts w:hint="eastAsia" w:ascii="Times New Roman" w:hAnsi="Times New Roman" w:eastAsia="Times New Roman" w:cs="Times New Roman"/>
+        </w:rPr>
+        <w:t>80°C</w:t>
+      </w:r>
+      <w:r>
+        <w:rPr>
+          <w:rFonts w:hint="eastAsia" w:ascii="Times New Roman" w:hAnsi="Times New Roman" w:eastAsia="FangSong" w:cs="Times New Roman"/>
+        </w:rPr>
+        <w:t>呢</w:t>
+      </w:r>
+      <w:r>
+        <w:rPr>
+          <w:rFonts w:hint="eastAsia" w:ascii="Times New Roman" w:hAnsi="Times New Roman" w:eastAsia="Times New Roman" w:cs="Times New Roman"/>
+        </w:rPr>
+        <w:t>？</w:t>
       </w:r>
     </w:p>
     <w:p>
@@ -21692,139 +21631,31 @@
         <w:rPr>
           <w:rFonts w:hint="eastAsia" w:ascii="Times New Roman" w:hAnsi="Times New Roman" w:eastAsia="Times New Roman" w:cs="Times New Roman"/>
         </w:rPr>
-        <w:t>A(C</w:t>
-      </w:r>
-      <w:r>
-        <w:rPr>
-          <w:rFonts w:hint="eastAsia" w:ascii="Times New Roman" w:hAnsi="Times New Roman" w:eastAsia="Times New Roman" w:cs="Times New Roman"/>
-          <w:vertAlign w:val="subscript"/>
-        </w:rPr>
-        <w:t>7</w:t>
-      </w:r>
-      <w:r>
-        <w:rPr>
-          <w:rFonts w:hint="eastAsia" w:ascii="Times New Roman" w:hAnsi="Times New Roman" w:eastAsia="Times New Roman" w:cs="Times New Roman"/>
-        </w:rPr>
-        <w:t>H</w:t>
-      </w:r>
-      <w:r>
-        <w:rPr>
-          <w:rFonts w:hint="eastAsia" w:ascii="Times New Roman" w:hAnsi="Times New Roman" w:eastAsia="Times New Roman" w:cs="Times New Roman"/>
-          <w:vertAlign w:val="subscript"/>
-        </w:rPr>
-        <w:t>14</w:t>
-      </w:r>
-      <w:r>
-        <w:rPr>
-          <w:rFonts w:hint="eastAsia" w:ascii="Times New Roman" w:hAnsi="Times New Roman" w:eastAsia="Times New Roman" w:cs="Times New Roman"/>
-        </w:rPr>
-        <w:t>O)</w:t>
-      </w:r>
-      <w:r>
-        <w:rPr>
-          <w:rFonts w:hint="eastAsia" w:ascii="Times New Roman" w:hAnsi="Times New Roman" w:eastAsia="FangSong" w:cs="Times New Roman"/>
-        </w:rPr>
-        <w:t>有</w:t>
-      </w:r>
-      <w:r>
-        <w:rPr>
-          <w:rFonts w:hint="eastAsia" w:ascii="Times New Roman" w:hAnsi="Times New Roman" w:eastAsia="Times New Roman" w:cs="Times New Roman"/>
-        </w:rPr>
-        <w:t>α-</w:t>
-      </w:r>
-      <w:r>
-        <w:rPr>
-          <w:rFonts w:hint="eastAsia" w:ascii="Times New Roman" w:hAnsi="Times New Roman" w:eastAsia="FangSong" w:cs="Times New Roman"/>
-        </w:rPr>
-        <w:t>手性中心</w:t>
-      </w:r>
-      <w:r>
-        <w:rPr>
-          <w:rFonts w:hint="eastAsia" w:ascii="Times New Roman" w:hAnsi="Times New Roman" w:eastAsia="Times New Roman" w:cs="Times New Roman"/>
-        </w:rPr>
-        <w:t>，</w:t>
-      </w:r>
-      <w:r>
-        <w:rPr>
-          <w:rFonts w:hint="eastAsia" w:ascii="Times New Roman" w:hAnsi="Times New Roman" w:eastAsia="Times New Roman" w:cs="Times New Roman"/>
-          <w:vertAlign w:val="superscript"/>
-        </w:rPr>
-        <w:t>1</w:t>
-      </w:r>
-      <w:r>
-        <w:rPr>
-          <w:rFonts w:hint="eastAsia" w:ascii="Times New Roman" w:hAnsi="Times New Roman" w:eastAsia="Times New Roman" w:cs="Times New Roman"/>
-        </w:rPr>
-        <w:t>H</w:t>
-      </w:r>
-      <w:r>
-        <w:rPr>
-          <w:rFonts w:ascii="Times New Roman" w:hAnsi="Times New Roman" w:eastAsia="Times New Roman" w:cs="Times New Roman"/>
-        </w:rPr>
-        <w:t xml:space="preserve"> NMR δ 2.12 </w:t>
-      </w:r>
-      <w:r>
-        <w:rPr>
-          <w:rFonts w:hint="eastAsia" w:ascii="Times New Roman" w:hAnsi="Times New Roman" w:eastAsia="FangSong" w:cs="Times New Roman"/>
-        </w:rPr>
-        <w:t>单峰</w:t>
-      </w:r>
-      <w:r>
-        <w:rPr>
-          <w:rFonts w:hint="eastAsia" w:ascii="Times New Roman" w:hAnsi="Times New Roman" w:eastAsia="Times New Roman" w:cs="Times New Roman"/>
-        </w:rPr>
-        <w:t>（CH</w:t>
-      </w:r>
-      <w:r>
-        <w:rPr>
-          <w:rFonts w:hint="eastAsia" w:ascii="Times New Roman" w:hAnsi="Times New Roman" w:eastAsia="Times New Roman" w:cs="Times New Roman"/>
-          <w:vertAlign w:val="subscript"/>
-        </w:rPr>
-        <w:t>3</w:t>
-      </w:r>
-      <w:r>
-        <w:rPr>
-          <w:rFonts w:hint="eastAsia" w:ascii="Times New Roman" w:hAnsi="Times New Roman" w:eastAsia="Times New Roman" w:cs="Times New Roman"/>
-        </w:rPr>
-        <w:t>CO-）。A+C</w:t>
-      </w:r>
-      <w:r>
-        <w:rPr>
-          <w:rFonts w:hint="eastAsia" w:ascii="Times New Roman" w:hAnsi="Times New Roman" w:eastAsia="Times New Roman" w:cs="Times New Roman"/>
-          <w:vertAlign w:val="subscript"/>
-        </w:rPr>
-        <w:t>2</w:t>
-      </w:r>
-      <w:r>
-        <w:rPr>
-          <w:rFonts w:hint="eastAsia" w:ascii="Times New Roman" w:hAnsi="Times New Roman" w:eastAsia="Times New Roman" w:cs="Times New Roman"/>
-        </w:rPr>
-        <w:t>H</w:t>
-      </w:r>
-      <w:r>
-        <w:rPr>
-          <w:rFonts w:hint="eastAsia" w:ascii="Times New Roman" w:hAnsi="Times New Roman" w:eastAsia="Times New Roman" w:cs="Times New Roman"/>
-          <w:vertAlign w:val="subscript"/>
-        </w:rPr>
-        <w:t>5</w:t>
-      </w:r>
-      <w:r>
-        <w:rPr>
-          <w:rFonts w:hint="eastAsia" w:ascii="Times New Roman" w:hAnsi="Times New Roman" w:eastAsia="Times New Roman" w:cs="Times New Roman"/>
-        </w:rPr>
-        <w:t>MgBr→B（dr&gt;95:5）。</w:t>
-      </w:r>
-      <w:r>
-        <w:rPr>
-          <w:rFonts w:hint="eastAsia" w:ascii="Times New Roman" w:hAnsi="Times New Roman" w:eastAsia="FangSong" w:cs="Times New Roman"/>
-        </w:rPr>
-        <w:t>推测</w:t>
-      </w:r>
-      <w:r>
-        <w:rPr>
-          <w:rFonts w:hint="eastAsia" w:ascii="Times New Roman" w:hAnsi="Times New Roman" w:eastAsia="Times New Roman" w:cs="Times New Roman"/>
-        </w:rPr>
-        <w:t>A</w:t>
+        <w:t>1,3-</w:t>
+      </w:r>
+      <w:r>
+        <w:rPr>
+          <w:rFonts w:hint="eastAsia" w:ascii="Times New Roman" w:hAnsi="Times New Roman" w:eastAsia="FangSong" w:cs="Times New Roman"/>
+        </w:rPr>
+        <w:t>丁二烯</w:t>
+      </w:r>
+      <w:r>
+        <w:rPr>
+          <w:rFonts w:hint="eastAsia" w:ascii="Times New Roman" w:hAnsi="Times New Roman" w:eastAsia="Times New Roman" w:cs="Times New Roman"/>
+        </w:rPr>
+        <w:t>+1</w:t>
+      </w:r>
+      <w:r>
+        <w:rPr>
+          <w:rFonts w:hint="eastAsia" w:ascii="Times New Roman" w:hAnsi="Times New Roman" w:eastAsia="FangSong" w:cs="Times New Roman"/>
+        </w:rPr>
+        <w:t>当量</w:t>
+      </w:r>
+      <w:r>
+        <w:rPr>
+          <w:rFonts w:hint="eastAsia" w:ascii="Times New Roman" w:hAnsi="Times New Roman" w:eastAsia="Times New Roman" w:cs="Times New Roman"/>
+        </w:rPr>
+        <w:t>HBr，-78°C</w:t>
       </w:r>
       <w:r>
         <w:rPr>
@@ -21836,205 +21667,364 @@
         <w:rPr>
           <w:rFonts w:hint="eastAsia" w:ascii="Times New Roman" w:hAnsi="Times New Roman" w:eastAsia="Times New Roman" w:cs="Times New Roman"/>
         </w:rPr>
-        <w:t>B</w:t>
-      </w:r>
-      <w:r>
-        <w:rPr>
-          <w:rFonts w:hint="eastAsia" w:ascii="Times New Roman" w:hAnsi="Times New Roman" w:eastAsia="FangSong" w:cs="Times New Roman"/>
-        </w:rPr>
-        <w:t>的结构</w:t>
-      </w:r>
-      <w:r>
-        <w:rPr>
-          <w:rFonts w:hint="eastAsia" w:ascii="Times New Roman" w:hAnsi="Times New Roman" w:eastAsia="Times New Roman" w:cs="Times New Roman"/>
-        </w:rPr>
-        <w:t>（Cram</w:t>
-      </w:r>
-      <w:r>
-        <w:rPr>
-          <w:rFonts w:hint="eastAsia" w:ascii="Times New Roman" w:hAnsi="Times New Roman" w:eastAsia="FangSong" w:cs="Times New Roman"/>
-        </w:rPr>
-        <w:t>规则</w:t>
-      </w:r>
-      <w:r>
-        <w:rPr>
-          <w:rFonts w:hint="eastAsia" w:ascii="Times New Roman" w:hAnsi="Times New Roman" w:eastAsia="Times New Roman" w:cs="Times New Roman"/>
-        </w:rPr>
-        <w:t>）。</w:t>
+        <w:t>40°C</w:t>
+      </w:r>
+      <w:r>
+        <w:rPr>
+          <w:rFonts w:hint="eastAsia" w:ascii="Times New Roman" w:hAnsi="Times New Roman" w:eastAsia="FangSong" w:cs="Times New Roman"/>
+        </w:rPr>
+        <w:t>主产物</w:t>
+      </w:r>
+      <w:r>
+        <w:rPr>
+          <w:rFonts w:hint="eastAsia" w:ascii="Times New Roman" w:hAnsi="Times New Roman" w:eastAsia="Times New Roman" w:cs="Times New Roman"/>
+        </w:rPr>
+        <w:t>？</w:t>
+      </w:r>
+      <w:r>
+        <w:rPr>
+          <w:rFonts w:hint="eastAsia" w:ascii="Times New Roman" w:hAnsi="Times New Roman" w:eastAsia="FangSong" w:cs="Times New Roman"/>
+        </w:rPr>
+        <w:t>用中间体解释</w:t>
+      </w:r>
+      <w:r>
+        <w:rPr>
+          <w:rFonts w:hint="eastAsia" w:ascii="Times New Roman" w:hAnsi="Times New Roman" w:eastAsia="Times New Roman" w:cs="Times New Roman"/>
+        </w:rPr>
+        <w:t>。</w:t>
       </w:r>
     </w:p>
     <w:p>
       <w:pPr>
-        <w:spacing w:before="160" w:after="80"/>
-      </w:pPr>
-      <w:r>
-        <w:pict>
-          <v:rect style="width:0;height:1.5pt" o:hralign="center" o:hrstd="t" o:hr="t"/>
-        </w:pict>
+        <w:numPr>
+          <w:ilvl w:val="0"/>
+          <w:numId w:val="1018"/>
+        </w:numPr>
+      </w:pPr>
+      <w:r>
+        <w:rPr>
+          <w:rFonts w:hint="eastAsia" w:ascii="Times New Roman" w:hAnsi="Times New Roman" w:eastAsia="Times New Roman" w:cs="Times New Roman"/>
+        </w:rPr>
+        <w:t>(S)-2-</w:t>
+      </w:r>
+      <w:r>
+        <w:rPr>
+          <w:rFonts w:hint="eastAsia" w:ascii="Times New Roman" w:hAnsi="Times New Roman" w:eastAsia="FangSong" w:cs="Times New Roman"/>
+        </w:rPr>
+        <w:t>甲基丁醛</w:t>
+      </w:r>
+      <w:r>
+        <w:rPr>
+          <w:rFonts w:hint="eastAsia" w:ascii="Times New Roman" w:hAnsi="Times New Roman" w:eastAsia="Times New Roman" w:cs="Times New Roman"/>
+        </w:rPr>
+        <w:t>+CH</w:t>
+      </w:r>
+      <w:r>
+        <w:rPr>
+          <w:rFonts w:hint="eastAsia" w:ascii="Times New Roman" w:hAnsi="Times New Roman" w:eastAsia="Times New Roman" w:cs="Times New Roman"/>
+          <w:vertAlign w:val="subscript"/>
+        </w:rPr>
+        <w:t>3</w:t>
+      </w:r>
+      <w:r>
+        <w:rPr>
+          <w:rFonts w:hint="eastAsia" w:ascii="Times New Roman" w:hAnsi="Times New Roman" w:eastAsia="Times New Roman" w:cs="Times New Roman"/>
+        </w:rPr>
+        <w:t>MgBr</w:t>
+      </w:r>
+      <w:r>
+        <w:rPr>
+          <w:rFonts w:hint="eastAsia" w:ascii="Times New Roman" w:hAnsi="Times New Roman" w:eastAsia="FangSong" w:cs="Times New Roman"/>
+        </w:rPr>
+        <w:t>主产物</w:t>
+      </w:r>
+      <w:r>
+        <w:rPr>
+          <w:rFonts w:hint="eastAsia" w:ascii="Times New Roman" w:hAnsi="Times New Roman" w:eastAsia="Times New Roman" w:cs="Times New Roman"/>
+        </w:rPr>
+        <w:t>（Cram</w:t>
+      </w:r>
+      <w:r>
+        <w:rPr>
+          <w:rFonts w:hint="eastAsia" w:ascii="Times New Roman" w:hAnsi="Times New Roman" w:eastAsia="FangSong" w:cs="Times New Roman"/>
+        </w:rPr>
+        <w:t>规则</w:t>
+      </w:r>
+      <w:r>
+        <w:rPr>
+          <w:rFonts w:hint="eastAsia" w:ascii="Times New Roman" w:hAnsi="Times New Roman" w:eastAsia="Times New Roman" w:cs="Times New Roman"/>
+        </w:rPr>
+        <w:t>）？</w:t>
       </w:r>
     </w:p>
-    <w:bookmarkEnd w:id="64"/>
-    <w:bookmarkEnd w:id="65"/>
-    <w:bookmarkStart w:id="66" w:name="参考答案"/>
+    <w:bookmarkEnd w:id="66"/>
+    <w:bookmarkStart w:id="67" w:name="综合挑战"/>
     <w:p>
       <w:pPr>
-        <w:pStyle w:val="Heading2"/>
+        <w:pStyle w:val="Heading3"/>
         <w:spacing w:before="280" w:after="120"/>
       </w:pPr>
       <w:r>
         <w:rPr>
+          <w:rFonts w:ascii="Times New Roman" w:hAnsi="Times New Roman" w:eastAsia="Times New Roman" w:cs="Times New Roman"/>
+        </w:rPr>
+        <w:t xml:space="preserve">13.3 </w:t>
+      </w:r>
+      <w:r>
+        <w:rPr>
           <w:rFonts w:hint="eastAsia" w:ascii="Times New Roman" w:hAnsi="Times New Roman" w:eastAsia="SimHei" w:cs="Times New Roman"/>
         </w:rPr>
-        <w:t xml:space="preserve">参考答案</w:t>
+        <w:t>综合挑战</w:t>
+      </w:r>
+      <w:r>
+        <w:rPr>
+          <w:rFonts w:hint="eastAsia" w:ascii="Times New Roman" w:hAnsi="Times New Roman" w:eastAsia="Times New Roman" w:cs="Times New Roman"/>
+        </w:rPr>
+        <w:t>（⭐⭐⭐⭐）</w:t>
       </w:r>
     </w:p>
     <w:p>
       <w:pPr>
-        <w:pStyle w:val="Compact"/>
         <w:numPr>
           <w:ilvl w:val="0"/>
           <w:numId w:val="1019"/>
         </w:numPr>
       </w:pPr>
+      <w:r>
+        <w:rPr>
+          <w:rFonts w:hint="eastAsia" w:ascii="Times New Roman" w:hAnsi="Times New Roman" w:eastAsia="Times New Roman" w:cs="Times New Roman"/>
+        </w:rPr>
+        <w:t>A(C</w:t>
+      </w:r>
+      <w:r>
+        <w:rPr>
+          <w:rFonts w:hint="eastAsia" w:ascii="Times New Roman" w:hAnsi="Times New Roman" w:eastAsia="Times New Roman" w:cs="Times New Roman"/>
+          <w:vertAlign w:val="subscript"/>
+        </w:rPr>
+        <w:t>5</w:t>
+      </w:r>
+      <w:r>
+        <w:rPr>
+          <w:rFonts w:hint="eastAsia" w:ascii="Times New Roman" w:hAnsi="Times New Roman" w:eastAsia="Times New Roman" w:cs="Times New Roman"/>
+        </w:rPr>
+        <w:t>H</w:t>
+      </w:r>
+      <w:r>
+        <w:rPr>
+          <w:rFonts w:hint="eastAsia" w:ascii="Times New Roman" w:hAnsi="Times New Roman" w:eastAsia="Times New Roman" w:cs="Times New Roman"/>
+          <w:vertAlign w:val="subscript"/>
+        </w:rPr>
+        <w:t>8</w:t>
+      </w:r>
+      <w:r>
+        <w:rPr>
+          <w:rFonts w:hint="eastAsia" w:ascii="Times New Roman" w:hAnsi="Times New Roman" w:eastAsia="Times New Roman" w:cs="Times New Roman"/>
+        </w:rPr>
+        <w:t>)</w:t>
+      </w:r>
+      <w:r>
+        <w:rPr>
+          <w:rFonts w:hint="eastAsia" w:ascii="Times New Roman" w:hAnsi="Times New Roman" w:eastAsia="FangSong" w:cs="Times New Roman"/>
+        </w:rPr>
+        <w:t>使</w:t>
+      </w:r>
+      <w:r>
+        <w:rPr>
+          <w:rFonts w:hint="eastAsia" w:ascii="Times New Roman" w:hAnsi="Times New Roman" w:eastAsia="Times New Roman" w:cs="Times New Roman"/>
+        </w:rPr>
+        <w:t>Br</w:t>
+      </w:r>
+      <w:r>
+        <w:rPr>
+          <w:rFonts w:hint="eastAsia" w:ascii="Times New Roman" w:hAnsi="Times New Roman" w:eastAsia="Times New Roman" w:cs="Times New Roman"/>
+          <w:vertAlign w:val="subscript"/>
+        </w:rPr>
+        <w:t>2</w:t>
+      </w:r>
+      <w:r>
+        <w:rPr>
+          <w:rFonts w:hint="eastAsia" w:ascii="Times New Roman" w:hAnsi="Times New Roman" w:eastAsia="Times New Roman" w:cs="Times New Roman"/>
+        </w:rPr>
+        <w:t>/CCl</w:t>
+      </w:r>
+      <w:r>
+        <w:rPr>
+          <w:rFonts w:hint="eastAsia" w:ascii="Times New Roman" w:hAnsi="Times New Roman" w:eastAsia="Times New Roman" w:cs="Times New Roman"/>
+          <w:vertAlign w:val="subscript"/>
+        </w:rPr>
+        <w:t>4</w:t>
+      </w:r>
+      <w:r>
+        <w:rPr>
+          <w:rFonts w:hint="eastAsia" w:ascii="Times New Roman" w:hAnsi="Times New Roman" w:eastAsia="FangSong" w:cs="Times New Roman"/>
+        </w:rPr>
+        <w:t>褪色</w:t>
+      </w:r>
+      <w:r>
+        <w:rPr>
+          <w:rFonts w:hint="eastAsia" w:ascii="Times New Roman" w:hAnsi="Times New Roman" w:eastAsia="Times New Roman" w:cs="Times New Roman"/>
+        </w:rPr>
+        <w:t>。A→BH</w:t>
+      </w:r>
+      <w:r>
+        <w:rPr>
+          <w:rFonts w:hint="eastAsia" w:ascii="Times New Roman" w:hAnsi="Times New Roman" w:eastAsia="Times New Roman" w:cs="Times New Roman"/>
+          <w:vertAlign w:val="subscript"/>
+        </w:rPr>
+        <w:t>3</w:t>
+      </w:r>
+      <w:r>
+        <w:rPr>
+          <w:rFonts w:hint="eastAsia" w:ascii="Times New Roman" w:hAnsi="Times New Roman" w:eastAsia="Times New Roman" w:cs="Times New Roman"/>
+        </w:rPr>
+        <w:t>/H</w:t>
+      </w:r>
+      <w:r>
+        <w:rPr>
+          <w:rFonts w:hint="eastAsia" w:ascii="Times New Roman" w:hAnsi="Times New Roman" w:eastAsia="Times New Roman" w:cs="Times New Roman"/>
+          <w:vertAlign w:val="subscript"/>
+        </w:rPr>
+        <w:t>2</w:t>
+      </w:r>
+      <w:r>
+        <w:rPr>
+          <w:rFonts w:hint="eastAsia" w:ascii="Times New Roman" w:hAnsi="Times New Roman" w:eastAsia="Times New Roman" w:cs="Times New Roman"/>
+        </w:rPr>
+        <w:t>O</w:t>
+      </w:r>
+      <w:r>
+        <w:rPr>
+          <w:rFonts w:hint="eastAsia" w:ascii="Times New Roman" w:hAnsi="Times New Roman" w:eastAsia="Times New Roman" w:cs="Times New Roman"/>
+          <w:vertAlign w:val="subscript"/>
+        </w:rPr>
+        <w:t>2</w:t>
+      </w:r>
+      <w:r>
+        <w:rPr>
+          <w:rFonts w:hint="eastAsia" w:ascii="Times New Roman" w:hAnsi="Times New Roman" w:eastAsia="Times New Roman" w:cs="Times New Roman"/>
+        </w:rPr>
+        <w:t>→B(C</w:t>
+      </w:r>
+      <w:r>
+        <w:rPr>
+          <w:rFonts w:hint="eastAsia" w:ascii="Times New Roman" w:hAnsi="Times New Roman" w:eastAsia="Times New Roman" w:cs="Times New Roman"/>
+          <w:vertAlign w:val="subscript"/>
+        </w:rPr>
+        <w:t>5</w:t>
+      </w:r>
+      <w:r>
+        <w:rPr>
+          <w:rFonts w:hint="eastAsia" w:ascii="Times New Roman" w:hAnsi="Times New Roman" w:eastAsia="Times New Roman" w:cs="Times New Roman"/>
+        </w:rPr>
+        <w:t>H</w:t>
+      </w:r>
+      <w:r>
+        <w:rPr>
+          <w:rFonts w:hint="eastAsia" w:ascii="Times New Roman" w:hAnsi="Times New Roman" w:eastAsia="Times New Roman" w:cs="Times New Roman"/>
+          <w:vertAlign w:val="subscript"/>
+        </w:rPr>
+        <w:t>10</w:t>
+      </w:r>
+      <w:r>
+        <w:rPr>
+          <w:rFonts w:hint="eastAsia" w:ascii="Times New Roman" w:hAnsi="Times New Roman" w:eastAsia="Times New Roman" w:cs="Times New Roman"/>
+        </w:rPr>
+        <w:t>O)，B</w:t>
+      </w:r>
+      <w:r>
+        <w:rPr>
+          <w:rFonts w:hint="eastAsia" w:ascii="Times New Roman" w:hAnsi="Times New Roman" w:eastAsia="FangSong" w:cs="Times New Roman"/>
+        </w:rPr>
+        <w:t>的</w:t>
+      </w:r>
+      <w:r>
+        <w:rPr>
+          <w:rFonts w:hint="eastAsia" w:ascii="Times New Roman" w:hAnsi="Times New Roman" w:eastAsia="Times New Roman" w:cs="Times New Roman"/>
+          <w:vertAlign w:val="superscript"/>
+        </w:rPr>
+        <w:t>13</w:t>
+      </w:r>
+      <w:r>
+        <w:rPr>
+          <w:rFonts w:hint="eastAsia" w:ascii="Times New Roman" w:hAnsi="Times New Roman" w:eastAsia="Times New Roman" w:cs="Times New Roman"/>
+        </w:rPr>
+        <w:t>C</w:t>
+      </w:r>
+      <w:r>
+        <w:rPr>
+          <w:rFonts w:ascii="Times New Roman" w:hAnsi="Times New Roman" w:eastAsia="Times New Roman" w:cs="Times New Roman"/>
+        </w:rPr>
+        <w:t xml:space="preserve"> </w:t>
+      </w:r>
+      <w:r>
+        <w:rPr>
+          <w:rFonts w:hint="eastAsia" w:ascii="Times New Roman" w:hAnsi="Times New Roman" w:eastAsia="Times New Roman" w:cs="Times New Roman"/>
+        </w:rPr>
+        <w:t>NMR</w:t>
+      </w:r>
+      <w:r>
+        <w:rPr>
+          <w:rFonts w:hint="eastAsia" w:ascii="Times New Roman" w:hAnsi="Times New Roman" w:eastAsia="FangSong" w:cs="Times New Roman"/>
+        </w:rPr>
+        <w:t>有</w:t>
+      </w:r>
+      <w:r>
+        <w:rPr>
+          <w:rFonts w:hint="eastAsia" w:ascii="Times New Roman" w:hAnsi="Times New Roman" w:eastAsia="Times New Roman" w:cs="Times New Roman"/>
+        </w:rPr>
+        <w:t>5</w:t>
+      </w:r>
+      <w:r>
+        <w:rPr>
+          <w:rFonts w:hint="eastAsia" w:ascii="Times New Roman" w:hAnsi="Times New Roman" w:eastAsia="FangSong" w:cs="Times New Roman"/>
+        </w:rPr>
+        <w:t>个碳信号且含手性碳</w:t>
+      </w:r>
+      <w:r>
+        <w:rPr>
+          <w:rFonts w:hint="eastAsia" w:ascii="Times New Roman" w:hAnsi="Times New Roman" w:eastAsia="Times New Roman" w:cs="Times New Roman"/>
+        </w:rPr>
+        <w:t>。</w:t>
+      </w:r>
+      <w:r>
+        <w:rPr>
+          <w:rFonts w:hint="eastAsia" w:ascii="Times New Roman" w:hAnsi="Times New Roman" w:eastAsia="FangSong" w:cs="Times New Roman"/>
+        </w:rPr>
+        <w:t>推测</w:t>
+      </w:r>
+      <w:r>
+        <w:rPr>
+          <w:rFonts w:hint="eastAsia" w:ascii="Times New Roman" w:hAnsi="Times New Roman" w:eastAsia="Times New Roman" w:cs="Times New Roman"/>
+        </w:rPr>
+        <w:t>A，</w:t>
+      </w:r>
+      <w:r>
+        <w:rPr>
+          <w:rFonts w:hint="eastAsia" w:ascii="Times New Roman" w:hAnsi="Times New Roman" w:eastAsia="FangSong" w:cs="Times New Roman"/>
+        </w:rPr>
+        <w:t>写出</w:t>
+      </w:r>
+      <w:r>
+        <w:rPr>
+          <w:rFonts w:hint="eastAsia" w:ascii="Times New Roman" w:hAnsi="Times New Roman" w:eastAsia="Times New Roman" w:cs="Times New Roman"/>
+        </w:rPr>
+        <w:t>A→B</w:t>
+      </w:r>
+      <w:r>
+        <w:rPr>
+          <w:rFonts w:hint="eastAsia" w:ascii="Times New Roman" w:hAnsi="Times New Roman" w:eastAsia="FangSong" w:cs="Times New Roman"/>
+        </w:rPr>
+        <w:t>并解释区域与立体选择性</w:t>
+      </w:r>
+      <w:r>
+        <w:rPr>
+          <w:rFonts w:hint="eastAsia" w:ascii="Times New Roman" w:hAnsi="Times New Roman" w:eastAsia="Times New Roman" w:cs="Times New Roman"/>
+        </w:rPr>
+        <w:t>。</w:t>
+      </w:r>
     </w:p>
     <w:p>
       <w:pPr>
-        <w:pStyle w:val="Compact"/>
-        <w:numPr>
-          <w:ilvl w:val="1"/>
-          <w:numId w:val="1020"/>
-        </w:numPr>
-      </w:pPr>
-      <w:r>
-        <w:rPr>
-          <w:rFonts w:hint="eastAsia" w:ascii="Times New Roman" w:hAnsi="Times New Roman" w:eastAsia="Times New Roman" w:cs="Times New Roman"/>
-        </w:rPr>
-        <w:t>2</w:t>
-      </w:r>
-      <w:r>
-        <w:rPr>
-          <w:rFonts w:hint="eastAsia" w:ascii="Times New Roman" w:hAnsi="Times New Roman" w:eastAsia="FangSong" w:cs="Times New Roman"/>
-        </w:rPr>
-        <w:t>个中心</w:t>
-      </w:r>
-      <w:r>
-        <w:rPr>
-          <w:rFonts w:hint="eastAsia" w:ascii="Times New Roman" w:hAnsi="Times New Roman" w:eastAsia="Times New Roman" w:cs="Times New Roman"/>
-        </w:rPr>
-        <w:t>（</w:t>
-      </w:r>
-      <w:r>
-        <w:rPr>
-          <w:rFonts w:hint="eastAsia" w:ascii="Times New Roman" w:hAnsi="Times New Roman" w:eastAsia="FangSong" w:cs="Times New Roman"/>
-        </w:rPr>
-        <w:t>不同</w:t>
-      </w:r>
-      <w:r>
-        <w:rPr>
-          <w:rFonts w:hint="eastAsia" w:ascii="Times New Roman" w:hAnsi="Times New Roman" w:eastAsia="Times New Roman" w:cs="Times New Roman"/>
-        </w:rPr>
-        <w:t>），4</w:t>
-      </w:r>
-      <w:r>
-        <w:rPr>
-          <w:rFonts w:hint="eastAsia" w:ascii="Times New Roman" w:hAnsi="Times New Roman" w:eastAsia="FangSong" w:cs="Times New Roman"/>
-        </w:rPr>
-        <w:t>个异构体</w:t>
-      </w:r>
-      <w:r>
-        <w:rPr>
-          <w:rFonts w:hint="eastAsia" w:ascii="Times New Roman" w:hAnsi="Times New Roman" w:eastAsia="Times New Roman" w:cs="Times New Roman"/>
-        </w:rPr>
-        <w:t>；(b)</w:t>
-      </w:r>
-      <w:r>
-        <w:rPr>
-          <w:rFonts w:ascii="Times New Roman" w:hAnsi="Times New Roman" w:eastAsia="Times New Roman" w:cs="Times New Roman"/>
-        </w:rPr>
-        <w:t xml:space="preserve"> </w:t>
-      </w:r>
-      <w:r>
-        <w:rPr>
-          <w:rFonts w:hint="eastAsia" w:ascii="Times New Roman" w:hAnsi="Times New Roman" w:eastAsia="Times New Roman" w:cs="Times New Roman"/>
-        </w:rPr>
-        <w:t>3</w:t>
-      </w:r>
-      <w:r>
-        <w:rPr>
-          <w:rFonts w:hint="eastAsia" w:ascii="Times New Roman" w:hAnsi="Times New Roman" w:eastAsia="FangSong" w:cs="Times New Roman"/>
-        </w:rPr>
-        <w:t>个中心</w:t>
-      </w:r>
-      <w:r>
-        <w:rPr>
-          <w:rFonts w:hint="eastAsia" w:ascii="Times New Roman" w:hAnsi="Times New Roman" w:eastAsia="Times New Roman" w:cs="Times New Roman"/>
-        </w:rPr>
-        <w:t>，8</w:t>
-      </w:r>
-      <w:r>
-        <w:rPr>
-          <w:rFonts w:hint="eastAsia" w:ascii="Times New Roman" w:hAnsi="Times New Roman" w:eastAsia="FangSong" w:cs="Times New Roman"/>
-        </w:rPr>
-        <w:t>个异构体</w:t>
-      </w:r>
-      <w:r>
-        <w:rPr>
-          <w:rFonts w:hint="eastAsia" w:ascii="Times New Roman" w:hAnsi="Times New Roman" w:eastAsia="Times New Roman" w:cs="Times New Roman"/>
-        </w:rPr>
-        <w:t>；(c)</w:t>
-      </w:r>
-      <w:r>
-        <w:rPr>
-          <w:rFonts w:ascii="Times New Roman" w:hAnsi="Times New Roman" w:eastAsia="Times New Roman" w:cs="Times New Roman"/>
-        </w:rPr>
-        <w:t xml:space="preserve"> </w:t>
-      </w:r>
-      <w:r>
-        <w:rPr>
-          <w:rFonts w:hint="eastAsia" w:ascii="Times New Roman" w:hAnsi="Times New Roman" w:eastAsia="Times New Roman" w:cs="Times New Roman"/>
-        </w:rPr>
-        <w:t>2</w:t>
-      </w:r>
-      <w:r>
-        <w:rPr>
-          <w:rFonts w:hint="eastAsia" w:ascii="Times New Roman" w:hAnsi="Times New Roman" w:eastAsia="FangSong" w:cs="Times New Roman"/>
-        </w:rPr>
-        <w:t>个相同中心</w:t>
-      </w:r>
-      <w:r>
-        <w:rPr>
-          <w:rFonts w:hint="eastAsia" w:ascii="Times New Roman" w:hAnsi="Times New Roman" w:eastAsia="Times New Roman" w:cs="Times New Roman"/>
-        </w:rPr>
-        <w:t>，3</w:t>
-      </w:r>
-      <w:r>
-        <w:rPr>
-          <w:rFonts w:hint="eastAsia" w:ascii="Times New Roman" w:hAnsi="Times New Roman" w:eastAsia="FangSong" w:cs="Times New Roman"/>
-        </w:rPr>
-        <w:t>个异构体</w:t>
-      </w:r>
-      <w:r>
-        <w:rPr>
-          <w:rFonts w:hint="eastAsia" w:ascii="Times New Roman" w:hAnsi="Times New Roman" w:eastAsia="Times New Roman" w:cs="Times New Roman"/>
-        </w:rPr>
-        <w:t>（</w:t>
-      </w:r>
-      <w:r>
-        <w:rPr>
-          <w:rFonts w:hint="eastAsia" w:ascii="Times New Roman" w:hAnsi="Times New Roman" w:eastAsia="FangSong" w:cs="Times New Roman"/>
-        </w:rPr>
-        <w:t>含</w:t>
-      </w:r>
-      <w:r>
-        <w:rPr>
-          <w:rFonts w:hint="eastAsia" w:ascii="Times New Roman" w:hAnsi="Times New Roman" w:eastAsia="Times New Roman" w:cs="Times New Roman"/>
-        </w:rPr>
-        <w:t>meso）</w:t>
-      </w:r>
-    </w:p>
-    <w:p>
-      <w:pPr>
-        <w:pStyle w:val="Compact"/>
         <w:numPr>
           <w:ilvl w:val="0"/>
           <w:numId w:val="1019"/>
@@ -22042,57 +22032,39 @@
       </w:pPr>
       <w:r>
         <w:rPr>
-          <w:rFonts w:ascii="Times New Roman" w:hAnsi="Times New Roman" w:eastAsia="Times New Roman" w:cs="Times New Roman"/>
-        </w:rPr>
-        <w:t xml:space="preserve">(a)❌ </w:t>
-      </w:r>
-      <w:r>
-        <w:rPr>
-          <w:rFonts w:hint="eastAsia" w:ascii="Times New Roman" w:hAnsi="Times New Roman" w:eastAsia="FangSong" w:cs="Times New Roman"/>
-        </w:rPr>
-        <w:t>外消旋是混合物</w:t>
-      </w:r>
-      <w:r>
-        <w:rPr>
-          <w:rFonts w:hint="eastAsia" w:ascii="Times New Roman" w:hAnsi="Times New Roman" w:eastAsia="Times New Roman" w:cs="Times New Roman"/>
-        </w:rPr>
-        <w:t>（</w:t>
-      </w:r>
-      <w:r>
-        <w:rPr>
-          <w:rFonts w:hint="eastAsia" w:ascii="Times New Roman" w:hAnsi="Times New Roman" w:eastAsia="FangSong" w:cs="Times New Roman"/>
-        </w:rPr>
-        <w:t>可拆分</w:t>
-      </w:r>
-      <w:r>
-        <w:rPr>
-          <w:rFonts w:hint="eastAsia" w:ascii="Times New Roman" w:hAnsi="Times New Roman" w:eastAsia="Times New Roman" w:cs="Times New Roman"/>
-        </w:rPr>
-        <w:t>），</w:t>
-      </w:r>
-      <w:r>
-        <w:rPr>
-          <w:rFonts w:hint="eastAsia" w:ascii="Times New Roman" w:hAnsi="Times New Roman" w:eastAsia="FangSong" w:cs="Times New Roman"/>
-        </w:rPr>
-        <w:t>内消旋是纯化合物</w:t>
-      </w:r>
-      <w:r>
-        <w:rPr>
-          <w:rFonts w:hint="eastAsia" w:ascii="Times New Roman" w:hAnsi="Times New Roman" w:eastAsia="Times New Roman" w:cs="Times New Roman"/>
-        </w:rPr>
-        <w:t>（</w:t>
-      </w:r>
-      <w:r>
-        <w:rPr>
-          <w:rFonts w:hint="eastAsia" w:ascii="Times New Roman" w:hAnsi="Times New Roman" w:eastAsia="FangSong" w:cs="Times New Roman"/>
-        </w:rPr>
-        <w:t>不可拆分</w:t>
-      </w:r>
-      <w:r>
-        <w:rPr>
-          <w:rFonts w:hint="eastAsia" w:ascii="Times New Roman" w:hAnsi="Times New Roman" w:eastAsia="Times New Roman" w:cs="Times New Roman"/>
-        </w:rPr>
-        <w:t>）；(b)❌</w:t>
+          <w:rFonts w:hint="eastAsia" w:ascii="Times New Roman" w:hAnsi="Times New Roman" w:eastAsia="FangSong" w:cs="Times New Roman"/>
+        </w:rPr>
+        <w:t>反</w:t>
+      </w:r>
+      <w:r>
+        <w:rPr>
+          <w:rFonts w:hint="eastAsia" w:ascii="Times New Roman" w:hAnsi="Times New Roman" w:eastAsia="Times New Roman" w:cs="Times New Roman"/>
+        </w:rPr>
+        <w:t>-1-</w:t>
+      </w:r>
+      <w:r>
+        <w:rPr>
+          <w:rFonts w:hint="eastAsia" w:ascii="Times New Roman" w:hAnsi="Times New Roman" w:eastAsia="FangSong" w:cs="Times New Roman"/>
+        </w:rPr>
+        <w:t>甲基</w:t>
+      </w:r>
+      <w:r>
+        <w:rPr>
+          <w:rFonts w:hint="eastAsia" w:ascii="Times New Roman" w:hAnsi="Times New Roman" w:eastAsia="Times New Roman" w:cs="Times New Roman"/>
+        </w:rPr>
+        <w:t>-2-</w:t>
+      </w:r>
+      <w:r>
+        <w:rPr>
+          <w:rFonts w:hint="eastAsia" w:ascii="Times New Roman" w:hAnsi="Times New Roman" w:eastAsia="FangSong" w:cs="Times New Roman"/>
+        </w:rPr>
+        <w:t>溴环己烷</w:t>
+      </w:r>
+      <w:r>
+        <w:rPr>
+          <w:rFonts w:hint="eastAsia" w:ascii="Times New Roman" w:hAnsi="Times New Roman" w:eastAsia="Times New Roman" w:cs="Times New Roman"/>
+        </w:rPr>
+        <w:t>+t-BuOK/t-BuOH,</w:t>
       </w:r>
       <w:r>
         <w:rPr>
@@ -22104,36 +22076,23 @@
         <w:rPr>
           <w:rFonts w:hint="eastAsia" w:ascii="Times New Roman" w:hAnsi="Times New Roman" w:eastAsia="Times New Roman" w:cs="Times New Roman"/>
         </w:rPr>
-        <w:t>R/S</w:t>
-      </w:r>
-      <w:r>
-        <w:rPr>
-          <w:rFonts w:hint="eastAsia" w:ascii="Times New Roman" w:hAnsi="Times New Roman" w:eastAsia="FangSong" w:cs="Times New Roman"/>
-        </w:rPr>
-        <w:t>与旋光方向无关</w:t>
-      </w:r>
-      <w:r>
-        <w:rPr>
-          <w:rFonts w:hint="eastAsia" w:ascii="Times New Roman" w:hAnsi="Times New Roman" w:eastAsia="Times New Roman" w:cs="Times New Roman"/>
-        </w:rPr>
-        <w:t>；(c)❌</w:t>
-      </w:r>
-      <w:r>
-        <w:rPr>
-          <w:rFonts w:ascii="Times New Roman" w:hAnsi="Times New Roman" w:eastAsia="Times New Roman" w:cs="Times New Roman"/>
-        </w:rPr>
-        <w:t xml:space="preserve"> </w:t>
-      </w:r>
-      <w:r>
-        <w:rPr>
-          <w:rFonts w:hint="eastAsia" w:ascii="Times New Roman" w:hAnsi="Times New Roman" w:eastAsia="FangSong" w:cs="Times New Roman"/>
-        </w:rPr>
-        <w:t xml:space="preserve">螯合控制时反转</w:t>
+        <w:t>Δ→？</w:t>
+      </w:r>
+      <w:r>
+        <w:rPr>
+          <w:rFonts w:hint="eastAsia" w:ascii="Times New Roman" w:hAnsi="Times New Roman" w:eastAsia="FangSong" w:cs="Times New Roman"/>
+        </w:rPr>
+        <w:t>用椅式构象分析</w:t>
+      </w:r>
+      <w:r>
+        <w:rPr>
+          <w:rFonts w:hint="eastAsia" w:ascii="Times New Roman" w:hAnsi="Times New Roman" w:eastAsia="Times New Roman" w:cs="Times New Roman"/>
+        </w:rPr>
+        <w:t>。</w:t>
       </w:r>
     </w:p>
     <w:p>
       <w:pPr>
-        <w:pStyle w:val="Compact"/>
         <w:numPr>
           <w:ilvl w:val="0"/>
           <w:numId w:val="1019"/>
@@ -22143,74 +22102,200 @@
         <w:rPr>
           <w:rFonts w:hint="eastAsia" w:ascii="Times New Roman" w:hAnsi="Times New Roman" w:eastAsia="Times New Roman" w:cs="Times New Roman"/>
         </w:rPr>
-        <w:t>1-</w:t>
-      </w:r>
-      <w:r>
-        <w:rPr>
-          <w:rFonts w:hint="eastAsia" w:ascii="Times New Roman" w:hAnsi="Times New Roman" w:eastAsia="FangSong" w:cs="Times New Roman"/>
-        </w:rPr>
-        <w:t>甲基</w:t>
-      </w:r>
-      <w:r>
-        <w:rPr>
-          <w:rFonts w:hint="eastAsia" w:ascii="Times New Roman" w:hAnsi="Times New Roman" w:eastAsia="Times New Roman" w:cs="Times New Roman"/>
-        </w:rPr>
-        <w:t>-1,2-</w:t>
-      </w:r>
-      <w:r>
-        <w:rPr>
-          <w:rFonts w:hint="eastAsia" w:ascii="Times New Roman" w:hAnsi="Times New Roman" w:eastAsia="FangSong" w:cs="Times New Roman"/>
-        </w:rPr>
-        <w:t>二溴环己烷</w:t>
-      </w:r>
-      <w:r>
-        <w:rPr>
-          <w:rFonts w:hint="eastAsia" w:ascii="Times New Roman" w:hAnsi="Times New Roman" w:eastAsia="Times New Roman" w:cs="Times New Roman"/>
-        </w:rPr>
-        <w:t>（</w:t>
-      </w:r>
-      <w:r>
-        <w:rPr>
-          <w:rFonts w:hint="eastAsia" w:ascii="Times New Roman" w:hAnsi="Times New Roman" w:eastAsia="FangSong" w:cs="Times New Roman"/>
-        </w:rPr>
-        <w:t>反式加成</w:t>
-      </w:r>
-      <w:r>
-        <w:rPr>
-          <w:rFonts w:hint="eastAsia" w:ascii="Times New Roman" w:hAnsi="Times New Roman" w:eastAsia="Times New Roman" w:cs="Times New Roman"/>
-        </w:rPr>
-        <w:t>，Br</w:t>
+        <w:t>A(C</w:t>
       </w:r>
       <w:r>
         <w:rPr>
           <w:rFonts w:hint="eastAsia" w:ascii="Times New Roman" w:hAnsi="Times New Roman" w:eastAsia="Times New Roman" w:cs="Times New Roman"/>
           <w:vertAlign w:val="subscript"/>
         </w:rPr>
+        <w:t>7</w:t>
+      </w:r>
+      <w:r>
+        <w:rPr>
+          <w:rFonts w:hint="eastAsia" w:ascii="Times New Roman" w:hAnsi="Times New Roman" w:eastAsia="Times New Roman" w:cs="Times New Roman"/>
+        </w:rPr>
+        <w:t>H</w:t>
+      </w:r>
+      <w:r>
+        <w:rPr>
+          <w:rFonts w:hint="eastAsia" w:ascii="Times New Roman" w:hAnsi="Times New Roman" w:eastAsia="Times New Roman" w:cs="Times New Roman"/>
+          <w:vertAlign w:val="subscript"/>
+        </w:rPr>
+        <w:t>14</w:t>
+      </w:r>
+      <w:r>
+        <w:rPr>
+          <w:rFonts w:hint="eastAsia" w:ascii="Times New Roman" w:hAnsi="Times New Roman" w:eastAsia="Times New Roman" w:cs="Times New Roman"/>
+        </w:rPr>
+        <w:t>O)</w:t>
+      </w:r>
+      <w:r>
+        <w:rPr>
+          <w:rFonts w:hint="eastAsia" w:ascii="Times New Roman" w:hAnsi="Times New Roman" w:eastAsia="FangSong" w:cs="Times New Roman"/>
+        </w:rPr>
+        <w:t>有</w:t>
+      </w:r>
+      <w:r>
+        <w:rPr>
+          <w:rFonts w:hint="eastAsia" w:ascii="Times New Roman" w:hAnsi="Times New Roman" w:eastAsia="Times New Roman" w:cs="Times New Roman"/>
+        </w:rPr>
+        <w:t>α-</w:t>
+      </w:r>
+      <w:r>
+        <w:rPr>
+          <w:rFonts w:hint="eastAsia" w:ascii="Times New Roman" w:hAnsi="Times New Roman" w:eastAsia="FangSong" w:cs="Times New Roman"/>
+        </w:rPr>
+        <w:t>手性中心</w:t>
+      </w:r>
+      <w:r>
+        <w:rPr>
+          <w:rFonts w:hint="eastAsia" w:ascii="Times New Roman" w:hAnsi="Times New Roman" w:eastAsia="Times New Roman" w:cs="Times New Roman"/>
+        </w:rPr>
+        <w:t>，</w:t>
+      </w:r>
+      <w:r>
+        <w:rPr>
+          <w:rFonts w:hint="eastAsia" w:ascii="Times New Roman" w:hAnsi="Times New Roman" w:eastAsia="Times New Roman" w:cs="Times New Roman"/>
+          <w:vertAlign w:val="superscript"/>
+        </w:rPr>
+        <w:t>1</w:t>
+      </w:r>
+      <w:r>
+        <w:rPr>
+          <w:rFonts w:hint="eastAsia" w:ascii="Times New Roman" w:hAnsi="Times New Roman" w:eastAsia="Times New Roman" w:cs="Times New Roman"/>
+        </w:rPr>
+        <w:t>H</w:t>
+      </w:r>
+      <w:r>
+        <w:rPr>
+          <w:rFonts w:ascii="Times New Roman" w:hAnsi="Times New Roman" w:eastAsia="Times New Roman" w:cs="Times New Roman"/>
+        </w:rPr>
+        <w:t xml:space="preserve"> NMR δ 2.12 </w:t>
+      </w:r>
+      <w:r>
+        <w:rPr>
+          <w:rFonts w:hint="eastAsia" w:ascii="Times New Roman" w:hAnsi="Times New Roman" w:eastAsia="FangSong" w:cs="Times New Roman"/>
+        </w:rPr>
+        <w:t>单峰</w:t>
+      </w:r>
+      <w:r>
+        <w:rPr>
+          <w:rFonts w:hint="eastAsia" w:ascii="Times New Roman" w:hAnsi="Times New Roman" w:eastAsia="Times New Roman" w:cs="Times New Roman"/>
+        </w:rPr>
+        <w:t>（CH</w:t>
+      </w:r>
+      <w:r>
+        <w:rPr>
+          <w:rFonts w:hint="eastAsia" w:ascii="Times New Roman" w:hAnsi="Times New Roman" w:eastAsia="Times New Roman" w:cs="Times New Roman"/>
+          <w:vertAlign w:val="subscript"/>
+        </w:rPr>
+        <w:t>3</w:t>
+      </w:r>
+      <w:r>
+        <w:rPr>
+          <w:rFonts w:hint="eastAsia" w:ascii="Times New Roman" w:hAnsi="Times New Roman" w:eastAsia="Times New Roman" w:cs="Times New Roman"/>
+        </w:rPr>
+        <w:t>CO-）。A+C</w:t>
+      </w:r>
+      <w:r>
+        <w:rPr>
+          <w:rFonts w:hint="eastAsia" w:ascii="Times New Roman" w:hAnsi="Times New Roman" w:eastAsia="Times New Roman" w:cs="Times New Roman"/>
+          <w:vertAlign w:val="subscript"/>
+        </w:rPr>
         <w:t>2</w:t>
       </w:r>
       <w:r>
         <w:rPr>
-          <w:rFonts w:hint="eastAsia" w:ascii="Times New Roman" w:hAnsi="Times New Roman" w:eastAsia="FangSong" w:cs="Times New Roman"/>
-        </w:rPr>
-        <w:t>经鎓离子</w:t>
-      </w:r>
-      <w:r>
-        <w:rPr>
-          <w:rFonts w:hint="eastAsia" w:ascii="Times New Roman" w:hAnsi="Times New Roman" w:eastAsia="Times New Roman" w:cs="Times New Roman"/>
-        </w:rPr>
-        <w:t>anti</w:t>
-      </w:r>
-      <w:r>
-        <w:rPr>
-          <w:rFonts w:hint="eastAsia" w:ascii="Times New Roman" w:hAnsi="Times New Roman" w:eastAsia="FangSong" w:cs="Times New Roman"/>
-        </w:rPr>
-        <w:t>开环</w:t>
-      </w:r>
-      <w:r>
-        <w:rPr>
-          <w:rFonts w:hint="eastAsia" w:ascii="Times New Roman" w:hAnsi="Times New Roman" w:eastAsia="Times New Roman" w:cs="Times New Roman"/>
-        </w:rPr>
-        <w:t>）</w:t>
+          <w:rFonts w:hint="eastAsia" w:ascii="Times New Roman" w:hAnsi="Times New Roman" w:eastAsia="Times New Roman" w:cs="Times New Roman"/>
+        </w:rPr>
+        <w:t>H</w:t>
+      </w:r>
+      <w:r>
+        <w:rPr>
+          <w:rFonts w:hint="eastAsia" w:ascii="Times New Roman" w:hAnsi="Times New Roman" w:eastAsia="Times New Roman" w:cs="Times New Roman"/>
+          <w:vertAlign w:val="subscript"/>
+        </w:rPr>
+        <w:t>5</w:t>
+      </w:r>
+      <w:r>
+        <w:rPr>
+          <w:rFonts w:hint="eastAsia" w:ascii="Times New Roman" w:hAnsi="Times New Roman" w:eastAsia="Times New Roman" w:cs="Times New Roman"/>
+        </w:rPr>
+        <w:t>MgBr→B（dr&gt;95:5）。</w:t>
+      </w:r>
+      <w:r>
+        <w:rPr>
+          <w:rFonts w:hint="eastAsia" w:ascii="Times New Roman" w:hAnsi="Times New Roman" w:eastAsia="FangSong" w:cs="Times New Roman"/>
+        </w:rPr>
+        <w:t>推测</w:t>
+      </w:r>
+      <w:r>
+        <w:rPr>
+          <w:rFonts w:hint="eastAsia" w:ascii="Times New Roman" w:hAnsi="Times New Roman" w:eastAsia="Times New Roman" w:cs="Times New Roman"/>
+        </w:rPr>
+        <w:t>A</w:t>
+      </w:r>
+      <w:r>
+        <w:rPr>
+          <w:rFonts w:hint="eastAsia" w:ascii="Times New Roman" w:hAnsi="Times New Roman" w:eastAsia="FangSong" w:cs="Times New Roman"/>
+        </w:rPr>
+        <w:t>和</w:t>
+      </w:r>
+      <w:r>
+        <w:rPr>
+          <w:rFonts w:hint="eastAsia" w:ascii="Times New Roman" w:hAnsi="Times New Roman" w:eastAsia="Times New Roman" w:cs="Times New Roman"/>
+        </w:rPr>
+        <w:t>B</w:t>
+      </w:r>
+      <w:r>
+        <w:rPr>
+          <w:rFonts w:hint="eastAsia" w:ascii="Times New Roman" w:hAnsi="Times New Roman" w:eastAsia="FangSong" w:cs="Times New Roman"/>
+        </w:rPr>
+        <w:t>的结构</w:t>
+      </w:r>
+      <w:r>
+        <w:rPr>
+          <w:rFonts w:hint="eastAsia" w:ascii="Times New Roman" w:hAnsi="Times New Roman" w:eastAsia="Times New Roman" w:cs="Times New Roman"/>
+        </w:rPr>
+        <w:t>（Cram</w:t>
+      </w:r>
+      <w:r>
+        <w:rPr>
+          <w:rFonts w:hint="eastAsia" w:ascii="Times New Roman" w:hAnsi="Times New Roman" w:eastAsia="FangSong" w:cs="Times New Roman"/>
+        </w:rPr>
+        <w:t>规则</w:t>
+      </w:r>
+      <w:r>
+        <w:rPr>
+          <w:rFonts w:hint="eastAsia" w:ascii="Times New Roman" w:hAnsi="Times New Roman" w:eastAsia="Times New Roman" w:cs="Times New Roman"/>
+        </w:rPr>
+        <w:t>）。</w:t>
+      </w:r>
+    </w:p>
+    <w:p>
+      <w:pPr>
+        <w:spacing w:before="160" w:after="80"/>
+      </w:pPr>
+      <w:r>
+        <w:pict>
+          <v:rect style="width:0;height:1.5pt" o:hralign="center" o:hrstd="t" o:hr="t"/>
+        </w:pict>
+      </w:r>
+    </w:p>
+    <w:bookmarkEnd w:id="67"/>
+    <w:bookmarkEnd w:id="68"/>
+    <w:bookmarkStart w:id="69" w:name="参考答案"/>
+    <w:p>
+      <w:pPr>
+        <w:pStyle w:val="Heading2"/>
+        <w:spacing w:before="280" w:after="120"/>
+      </w:pPr>
+      <w:r>
+        <w:rPr>
+          <w:rFonts w:hint="eastAsia" w:ascii="Times New Roman" w:hAnsi="Times New Roman" w:eastAsia="SimHei" w:cs="Times New Roman"/>
+        </w:rPr>
+        <w:t xml:space="preserve">参考答案</w:t>
       </w:r>
     </w:p>
     <w:p>
@@ -22218,76 +22303,7 @@
         <w:pStyle w:val="Compact"/>
         <w:numPr>
           <w:ilvl w:val="0"/>
-          <w:numId w:val="1019"/>
-        </w:numPr>
-      </w:pPr>
-      <w:r>
-        <w:rPr>
-          <w:rFonts w:hint="eastAsia" w:ascii="Times New Roman" w:hAnsi="Times New Roman" w:eastAsia="FangSong" w:cs="Times New Roman"/>
-        </w:rPr>
-        <w:t>顺</w:t>
-      </w:r>
-      <w:r>
-        <w:rPr>
-          <w:rFonts w:hint="eastAsia" w:ascii="Times New Roman" w:hAnsi="Times New Roman" w:eastAsia="Times New Roman" w:cs="Times New Roman"/>
-        </w:rPr>
-        <w:t>-2-</w:t>
-      </w:r>
-      <w:r>
-        <w:rPr>
-          <w:rFonts w:hint="eastAsia" w:ascii="Times New Roman" w:hAnsi="Times New Roman" w:eastAsia="FangSong" w:cs="Times New Roman"/>
-        </w:rPr>
-        <w:t>戊烯</w:t>
-      </w:r>
-      <w:r>
-        <w:rPr>
-          <w:rFonts w:hint="eastAsia" w:ascii="Times New Roman" w:hAnsi="Times New Roman" w:eastAsia="Times New Roman" w:cs="Times New Roman"/>
-        </w:rPr>
-        <w:t>→(2R,3R)+(2S,3S)-2,3-</w:t>
-      </w:r>
-      <w:r>
-        <w:rPr>
-          <w:rFonts w:hint="eastAsia" w:ascii="Times New Roman" w:hAnsi="Times New Roman" w:eastAsia="FangSong" w:cs="Times New Roman"/>
-        </w:rPr>
-        <w:t>二溴戊烷</w:t>
-      </w:r>
-      <w:r>
-        <w:rPr>
-          <w:rFonts w:hint="eastAsia" w:ascii="Times New Roman" w:hAnsi="Times New Roman" w:eastAsia="Times New Roman" w:cs="Times New Roman"/>
-        </w:rPr>
-        <w:t>（</w:t>
-      </w:r>
-      <w:r>
-        <w:rPr>
-          <w:rFonts w:hint="eastAsia" w:ascii="Times New Roman" w:hAnsi="Times New Roman" w:eastAsia="FangSong" w:cs="Times New Roman"/>
-        </w:rPr>
-        <w:t>外消旋</w:t>
-      </w:r>
-      <w:r>
-        <w:rPr>
-          <w:rFonts w:hint="eastAsia" w:ascii="Times New Roman" w:hAnsi="Times New Roman" w:eastAsia="Times New Roman" w:cs="Times New Roman"/>
-        </w:rPr>
-        <w:t>，anti</w:t>
-      </w:r>
-      <w:r>
-        <w:rPr>
-          <w:rFonts w:hint="eastAsia" w:ascii="Times New Roman" w:hAnsi="Times New Roman" w:eastAsia="FangSong" w:cs="Times New Roman"/>
-        </w:rPr>
-        <w:t>加成</w:t>
-      </w:r>
-      <w:r>
-        <w:rPr>
-          <w:rFonts w:hint="eastAsia" w:ascii="Times New Roman" w:hAnsi="Times New Roman" w:eastAsia="Times New Roman" w:cs="Times New Roman"/>
-        </w:rPr>
-        <w:t>）</w:t>
-      </w:r>
-    </w:p>
-    <w:p>
-      <w:pPr>
-        <w:pStyle w:val="Compact"/>
-        <w:numPr>
-          <w:ilvl w:val="0"/>
-          <w:numId w:val="1019"/>
+          <w:numId w:val="1020"/>
         </w:numPr>
       </w:pPr>
     </w:p>
@@ -22303,13 +22319,13 @@
         <w:rPr>
           <w:rFonts w:hint="eastAsia" w:ascii="Times New Roman" w:hAnsi="Times New Roman" w:eastAsia="Times New Roman" w:cs="Times New Roman"/>
         </w:rPr>
-        <w:t>SN2→(R)-2-</w:t>
-      </w:r>
-      <w:r>
-        <w:rPr>
-          <w:rFonts w:hint="eastAsia" w:ascii="Times New Roman" w:hAnsi="Times New Roman" w:eastAsia="FangSong" w:cs="Times New Roman"/>
-        </w:rPr>
-        <w:t>丁醇</w:t>
+        <w:t>2</w:t>
+      </w:r>
+      <w:r>
+        <w:rPr>
+          <w:rFonts w:hint="eastAsia" w:ascii="Times New Roman" w:hAnsi="Times New Roman" w:eastAsia="FangSong" w:cs="Times New Roman"/>
+        </w:rPr>
+        <w:t>个中心</w:t>
       </w:r>
       <w:r>
         <w:rPr>
@@ -22321,13 +22337,25 @@
         <w:rPr>
           <w:rFonts w:hint="eastAsia" w:ascii="Times New Roman" w:hAnsi="Times New Roman" w:eastAsia="FangSong" w:cs="Times New Roman"/>
         </w:rPr>
-        <w:t>翻转</w:t>
-      </w:r>
-      <w:r>
-        <w:rPr>
-          <w:rFonts w:hint="eastAsia" w:ascii="Times New Roman" w:hAnsi="Times New Roman" w:eastAsia="Times New Roman" w:cs="Times New Roman"/>
-        </w:rPr>
-        <w:t>）；(2)</w:t>
+        <w:t>不同</w:t>
+      </w:r>
+      <w:r>
+        <w:rPr>
+          <w:rFonts w:hint="eastAsia" w:ascii="Times New Roman" w:hAnsi="Times New Roman" w:eastAsia="Times New Roman" w:cs="Times New Roman"/>
+        </w:rPr>
+        <w:t>），4</w:t>
+      </w:r>
+      <w:r>
+        <w:rPr>
+          <w:rFonts w:hint="eastAsia" w:ascii="Times New Roman" w:hAnsi="Times New Roman" w:eastAsia="FangSong" w:cs="Times New Roman"/>
+        </w:rPr>
+        <w:t>个异构体</w:t>
+      </w:r>
+      <w:r>
+        <w:rPr>
+          <w:rFonts w:hint="eastAsia" w:ascii="Times New Roman" w:hAnsi="Times New Roman" w:eastAsia="Times New Roman" w:cs="Times New Roman"/>
+        </w:rPr>
+        <w:t>；(b)</w:t>
       </w:r>
       <w:r>
         <w:rPr>
@@ -22339,13 +22367,61 @@
         <w:rPr>
           <w:rFonts w:hint="eastAsia" w:ascii="Times New Roman" w:hAnsi="Times New Roman" w:eastAsia="Times New Roman" w:cs="Times New Roman"/>
         </w:rPr>
-        <w:t>E2→2-</w:t>
-      </w:r>
-      <w:r>
-        <w:rPr>
-          <w:rFonts w:hint="eastAsia" w:ascii="Times New Roman" w:hAnsi="Times New Roman" w:eastAsia="FangSong" w:cs="Times New Roman"/>
-        </w:rPr>
-        <w:t>丁烯为主</w:t>
+        <w:t>3</w:t>
+      </w:r>
+      <w:r>
+        <w:rPr>
+          <w:rFonts w:hint="eastAsia" w:ascii="Times New Roman" w:hAnsi="Times New Roman" w:eastAsia="FangSong" w:cs="Times New Roman"/>
+        </w:rPr>
+        <w:t>个中心</w:t>
+      </w:r>
+      <w:r>
+        <w:rPr>
+          <w:rFonts w:hint="eastAsia" w:ascii="Times New Roman" w:hAnsi="Times New Roman" w:eastAsia="Times New Roman" w:cs="Times New Roman"/>
+        </w:rPr>
+        <w:t>，8</w:t>
+      </w:r>
+      <w:r>
+        <w:rPr>
+          <w:rFonts w:hint="eastAsia" w:ascii="Times New Roman" w:hAnsi="Times New Roman" w:eastAsia="FangSong" w:cs="Times New Roman"/>
+        </w:rPr>
+        <w:t>个异构体</w:t>
+      </w:r>
+      <w:r>
+        <w:rPr>
+          <w:rFonts w:hint="eastAsia" w:ascii="Times New Roman" w:hAnsi="Times New Roman" w:eastAsia="Times New Roman" w:cs="Times New Roman"/>
+        </w:rPr>
+        <w:t>；(c)</w:t>
+      </w:r>
+      <w:r>
+        <w:rPr>
+          <w:rFonts w:ascii="Times New Roman" w:hAnsi="Times New Roman" w:eastAsia="Times New Roman" w:cs="Times New Roman"/>
+        </w:rPr>
+        <w:t xml:space="preserve"> </w:t>
+      </w:r>
+      <w:r>
+        <w:rPr>
+          <w:rFonts w:hint="eastAsia" w:ascii="Times New Roman" w:hAnsi="Times New Roman" w:eastAsia="Times New Roman" w:cs="Times New Roman"/>
+        </w:rPr>
+        <w:t>2</w:t>
+      </w:r>
+      <w:r>
+        <w:rPr>
+          <w:rFonts w:hint="eastAsia" w:ascii="Times New Roman" w:hAnsi="Times New Roman" w:eastAsia="FangSong" w:cs="Times New Roman"/>
+        </w:rPr>
+        <w:t>个相同中心</w:t>
+      </w:r>
+      <w:r>
+        <w:rPr>
+          <w:rFonts w:hint="eastAsia" w:ascii="Times New Roman" w:hAnsi="Times New Roman" w:eastAsia="Times New Roman" w:cs="Times New Roman"/>
+        </w:rPr>
+        <w:t>，3</w:t>
+      </w:r>
+      <w:r>
+        <w:rPr>
+          <w:rFonts w:hint="eastAsia" w:ascii="Times New Roman" w:hAnsi="Times New Roman" w:eastAsia="FangSong" w:cs="Times New Roman"/>
+        </w:rPr>
+        <w:t>个异构体</w:t>
       </w:r>
       <w:r>
         <w:rPr>
@@ -22357,25 +22433,13 @@
         <w:rPr>
           <w:rFonts w:hint="eastAsia" w:ascii="Times New Roman" w:hAnsi="Times New Roman" w:eastAsia="FangSong" w:cs="Times New Roman"/>
         </w:rPr>
-        <w:t>反式为主</w:t>
-      </w:r>
-      <w:r>
-        <w:rPr>
-          <w:rFonts w:hint="eastAsia" w:ascii="Times New Roman" w:hAnsi="Times New Roman" w:eastAsia="Times New Roman" w:cs="Times New Roman"/>
-        </w:rPr>
-        <w:t>，</w:t>
-      </w:r>
-      <w:r>
-        <w:rPr>
-          <w:rFonts w:hint="eastAsia" w:ascii="Times New Roman" w:hAnsi="Times New Roman" w:eastAsia="FangSong" w:cs="Times New Roman"/>
-        </w:rPr>
-        <w:t>高温推消除</w:t>
-      </w:r>
-      <w:r>
-        <w:rPr>
-          <w:rFonts w:hint="eastAsia" w:ascii="Times New Roman" w:hAnsi="Times New Roman" w:eastAsia="Times New Roman" w:cs="Times New Roman"/>
-        </w:rPr>
-        <w:t>）</w:t>
+        <w:t>含</w:t>
+      </w:r>
+      <w:r>
+        <w:rPr>
+          <w:rFonts w:hint="eastAsia" w:ascii="Times New Roman" w:hAnsi="Times New Roman" w:eastAsia="Times New Roman" w:cs="Times New Roman"/>
+        </w:rPr>
+        <w:t>meso）</w:t>
       </w:r>
     </w:p>
     <w:p>
@@ -22383,92 +22447,98 @@
         <w:pStyle w:val="Compact"/>
         <w:numPr>
           <w:ilvl w:val="0"/>
-          <w:numId w:val="1019"/>
+          <w:numId w:val="1020"/>
         </w:numPr>
       </w:pPr>
       <w:r>
         <w:rPr>
-          <w:rFonts w:hint="eastAsia" w:ascii="Times New Roman" w:hAnsi="Times New Roman" w:eastAsia="Times New Roman" w:cs="Times New Roman"/>
-        </w:rPr>
-        <w:t>-78°C：3-</w:t>
-      </w:r>
-      <w:r>
-        <w:rPr>
-          <w:rFonts w:hint="eastAsia" w:ascii="Times New Roman" w:hAnsi="Times New Roman" w:eastAsia="FangSong" w:cs="Times New Roman"/>
-        </w:rPr>
-        <w:t>溴</w:t>
-      </w:r>
-      <w:r>
-        <w:rPr>
-          <w:rFonts w:hint="eastAsia" w:ascii="Times New Roman" w:hAnsi="Times New Roman" w:eastAsia="Times New Roman" w:cs="Times New Roman"/>
-        </w:rPr>
-        <w:t>-1-</w:t>
-      </w:r>
-      <w:r>
-        <w:rPr>
-          <w:rFonts w:hint="eastAsia" w:ascii="Times New Roman" w:hAnsi="Times New Roman" w:eastAsia="FangSong" w:cs="Times New Roman"/>
-        </w:rPr>
-        <w:t>丁烯</w:t>
-      </w:r>
-      <w:r>
-        <w:rPr>
-          <w:rFonts w:hint="eastAsia" w:ascii="Times New Roman" w:hAnsi="Times New Roman" w:eastAsia="Times New Roman" w:cs="Times New Roman"/>
-        </w:rPr>
-        <w:t>（1,2-，</w:t>
-      </w:r>
-      <w:r>
-        <w:rPr>
-          <w:rFonts w:hint="eastAsia" w:ascii="Times New Roman" w:hAnsi="Times New Roman" w:eastAsia="FangSong" w:cs="Times New Roman"/>
-        </w:rPr>
-        <w:t>动力学</w:t>
-      </w:r>
-      <w:r>
-        <w:rPr>
-          <w:rFonts w:hint="eastAsia" w:ascii="Times New Roman" w:hAnsi="Times New Roman" w:eastAsia="Times New Roman" w:cs="Times New Roman"/>
-        </w:rPr>
-        <w:t>）；40°C：1-</w:t>
-      </w:r>
-      <w:r>
-        <w:rPr>
-          <w:rFonts w:hint="eastAsia" w:ascii="Times New Roman" w:hAnsi="Times New Roman" w:eastAsia="FangSong" w:cs="Times New Roman"/>
-        </w:rPr>
-        <w:t>溴</w:t>
-      </w:r>
-      <w:r>
-        <w:rPr>
-          <w:rFonts w:hint="eastAsia" w:ascii="Times New Roman" w:hAnsi="Times New Roman" w:eastAsia="Times New Roman" w:cs="Times New Roman"/>
-        </w:rPr>
-        <w:t>-2-</w:t>
-      </w:r>
-      <w:r>
-        <w:rPr>
-          <w:rFonts w:hint="eastAsia" w:ascii="Times New Roman" w:hAnsi="Times New Roman" w:eastAsia="FangSong" w:cs="Times New Roman"/>
-        </w:rPr>
-        <w:t>丁烯</w:t>
-      </w:r>
-      <w:r>
-        <w:rPr>
-          <w:rFonts w:hint="eastAsia" w:ascii="Times New Roman" w:hAnsi="Times New Roman" w:eastAsia="Times New Roman" w:cs="Times New Roman"/>
-        </w:rPr>
-        <w:t>（1,4-，</w:t>
-      </w:r>
-      <w:r>
-        <w:rPr>
-          <w:rFonts w:hint="eastAsia" w:ascii="Times New Roman" w:hAnsi="Times New Roman" w:eastAsia="FangSong" w:cs="Times New Roman"/>
-        </w:rPr>
-        <w:t>热力学</w:t>
-      </w:r>
-      <w:r>
-        <w:rPr>
-          <w:rFonts w:hint="eastAsia" w:ascii="Times New Roman" w:hAnsi="Times New Roman" w:eastAsia="Times New Roman" w:cs="Times New Roman"/>
-        </w:rPr>
-        <w:t>）。</w:t>
-      </w:r>
-      <w:r>
-        <w:rPr>
-          <w:rFonts w:hint="eastAsia" w:ascii="Times New Roman" w:hAnsi="Times New Roman" w:eastAsia="FangSong" w:cs="Times New Roman"/>
-        </w:rPr>
-        <w:t>通过同一烯丙基碳正离子中间体</w:t>
+          <w:rFonts w:ascii="Times New Roman" w:hAnsi="Times New Roman" w:eastAsia="Times New Roman" w:cs="Times New Roman"/>
+        </w:rPr>
+        <w:t xml:space="preserve">(a)❌ </w:t>
+      </w:r>
+      <w:r>
+        <w:rPr>
+          <w:rFonts w:hint="eastAsia" w:ascii="Times New Roman" w:hAnsi="Times New Roman" w:eastAsia="FangSong" w:cs="Times New Roman"/>
+        </w:rPr>
+        <w:t>外消旋是混合物</w:t>
+      </w:r>
+      <w:r>
+        <w:rPr>
+          <w:rFonts w:hint="eastAsia" w:ascii="Times New Roman" w:hAnsi="Times New Roman" w:eastAsia="Times New Roman" w:cs="Times New Roman"/>
+        </w:rPr>
+        <w:t>（</w:t>
+      </w:r>
+      <w:r>
+        <w:rPr>
+          <w:rFonts w:hint="eastAsia" w:ascii="Times New Roman" w:hAnsi="Times New Roman" w:eastAsia="FangSong" w:cs="Times New Roman"/>
+        </w:rPr>
+        <w:t>可拆分</w:t>
+      </w:r>
+      <w:r>
+        <w:rPr>
+          <w:rFonts w:hint="eastAsia" w:ascii="Times New Roman" w:hAnsi="Times New Roman" w:eastAsia="Times New Roman" w:cs="Times New Roman"/>
+        </w:rPr>
+        <w:t>），</w:t>
+      </w:r>
+      <w:r>
+        <w:rPr>
+          <w:rFonts w:hint="eastAsia" w:ascii="Times New Roman" w:hAnsi="Times New Roman" w:eastAsia="FangSong" w:cs="Times New Roman"/>
+        </w:rPr>
+        <w:t>内消旋是纯化合物</w:t>
+      </w:r>
+      <w:r>
+        <w:rPr>
+          <w:rFonts w:hint="eastAsia" w:ascii="Times New Roman" w:hAnsi="Times New Roman" w:eastAsia="Times New Roman" w:cs="Times New Roman"/>
+        </w:rPr>
+        <w:t>（</w:t>
+      </w:r>
+      <w:r>
+        <w:rPr>
+          <w:rFonts w:hint="eastAsia" w:ascii="Times New Roman" w:hAnsi="Times New Roman" w:eastAsia="FangSong" w:cs="Times New Roman"/>
+        </w:rPr>
+        <w:t>不可拆分</w:t>
+      </w:r>
+      <w:r>
+        <w:rPr>
+          <w:rFonts w:hint="eastAsia" w:ascii="Times New Roman" w:hAnsi="Times New Roman" w:eastAsia="Times New Roman" w:cs="Times New Roman"/>
+        </w:rPr>
+        <w:t>）；(b)❌</w:t>
+      </w:r>
+      <w:r>
+        <w:rPr>
+          <w:rFonts w:ascii="Times New Roman" w:hAnsi="Times New Roman" w:eastAsia="Times New Roman" w:cs="Times New Roman"/>
+        </w:rPr>
+        <w:t xml:space="preserve"> </w:t>
+      </w:r>
+      <w:r>
+        <w:rPr>
+          <w:rFonts w:hint="eastAsia" w:ascii="Times New Roman" w:hAnsi="Times New Roman" w:eastAsia="Times New Roman" w:cs="Times New Roman"/>
+        </w:rPr>
+        <w:t>R/S</w:t>
+      </w:r>
+      <w:r>
+        <w:rPr>
+          <w:rFonts w:hint="eastAsia" w:ascii="Times New Roman" w:hAnsi="Times New Roman" w:eastAsia="FangSong" w:cs="Times New Roman"/>
+        </w:rPr>
+        <w:t>与旋光方向无关</w:t>
+      </w:r>
+      <w:r>
+        <w:rPr>
+          <w:rFonts w:hint="eastAsia" w:ascii="Times New Roman" w:hAnsi="Times New Roman" w:eastAsia="Times New Roman" w:cs="Times New Roman"/>
+        </w:rPr>
+        <w:t>；(c)❌</w:t>
+      </w:r>
+      <w:r>
+        <w:rPr>
+          <w:rFonts w:ascii="Times New Roman" w:hAnsi="Times New Roman" w:eastAsia="Times New Roman" w:cs="Times New Roman"/>
+        </w:rPr>
+        <w:t xml:space="preserve"> </w:t>
+      </w:r>
+      <w:r>
+        <w:rPr>
+          <w:rFonts w:hint="eastAsia" w:ascii="Times New Roman" w:hAnsi="Times New Roman" w:eastAsia="FangSong" w:cs="Times New Roman"/>
+        </w:rPr>
+        <w:t xml:space="preserve">螯合控制时反转</w:t>
       </w:r>
     </w:p>
     <w:p>
@@ -22476,180 +22546,81 @@
         <w:pStyle w:val="Compact"/>
         <w:numPr>
           <w:ilvl w:val="0"/>
-          <w:numId w:val="1019"/>
+          <w:numId w:val="1020"/>
         </w:numPr>
       </w:pPr>
       <w:r>
         <w:rPr>
-          <w:rFonts w:ascii="Times New Roman" w:hAnsi="Times New Roman" w:eastAsia="Times New Roman" w:cs="Times New Roman"/>
-        </w:rPr>
-        <w:t>L=-CH</w:t>
-      </w:r>
-      <w:r>
-        <w:rPr>
-          <w:rFonts w:ascii="Times New Roman" w:hAnsi="Times New Roman" w:eastAsia="Times New Roman" w:cs="Times New Roman"/>
+          <w:rFonts w:hint="eastAsia" w:ascii="Times New Roman" w:hAnsi="Times New Roman" w:eastAsia="Times New Roman" w:cs="Times New Roman"/>
+        </w:rPr>
+        <w:t>1-</w:t>
+      </w:r>
+      <w:r>
+        <w:rPr>
+          <w:rFonts w:hint="eastAsia" w:ascii="Times New Roman" w:hAnsi="Times New Roman" w:eastAsia="FangSong" w:cs="Times New Roman"/>
+        </w:rPr>
+        <w:t>甲基</w:t>
+      </w:r>
+      <w:r>
+        <w:rPr>
+          <w:rFonts w:hint="eastAsia" w:ascii="Times New Roman" w:hAnsi="Times New Roman" w:eastAsia="Times New Roman" w:cs="Times New Roman"/>
+        </w:rPr>
+        <w:t>-1,2-</w:t>
+      </w:r>
+      <w:r>
+        <w:rPr>
+          <w:rFonts w:hint="eastAsia" w:ascii="Times New Roman" w:hAnsi="Times New Roman" w:eastAsia="FangSong" w:cs="Times New Roman"/>
+        </w:rPr>
+        <w:t>二溴环己烷</w:t>
+      </w:r>
+      <w:r>
+        <w:rPr>
+          <w:rFonts w:hint="eastAsia" w:ascii="Times New Roman" w:hAnsi="Times New Roman" w:eastAsia="Times New Roman" w:cs="Times New Roman"/>
+        </w:rPr>
+        <w:t>（</w:t>
+      </w:r>
+      <w:r>
+        <w:rPr>
+          <w:rFonts w:hint="eastAsia" w:ascii="Times New Roman" w:hAnsi="Times New Roman" w:eastAsia="FangSong" w:cs="Times New Roman"/>
+        </w:rPr>
+        <w:t>反式加成</w:t>
+      </w:r>
+      <w:r>
+        <w:rPr>
+          <w:rFonts w:hint="eastAsia" w:ascii="Times New Roman" w:hAnsi="Times New Roman" w:eastAsia="Times New Roman" w:cs="Times New Roman"/>
+        </w:rPr>
+        <w:t>，Br</w:t>
+      </w:r>
+      <w:r>
+        <w:rPr>
+          <w:rFonts w:hint="eastAsia" w:ascii="Times New Roman" w:hAnsi="Times New Roman" w:eastAsia="Times New Roman" w:cs="Times New Roman"/>
           <w:vertAlign w:val="subscript"/>
         </w:rPr>
         <w:t>2</w:t>
       </w:r>
       <w:r>
         <w:rPr>
-          <w:rFonts w:ascii="Times New Roman" w:hAnsi="Times New Roman" w:eastAsia="Times New Roman" w:cs="Times New Roman"/>
-        </w:rPr>
-        <w:t>CH</w:t>
-      </w:r>
-      <w:r>
-        <w:rPr>
-          <w:rFonts w:ascii="Times New Roman" w:hAnsi="Times New Roman" w:eastAsia="Times New Roman" w:cs="Times New Roman"/>
-          <w:vertAlign w:val="subscript"/>
-        </w:rPr>
-        <w:t>3</w:t>
-      </w:r>
-      <w:r>
-        <w:rPr>
-          <w:rFonts w:ascii="Times New Roman" w:hAnsi="Times New Roman" w:eastAsia="Times New Roman" w:cs="Times New Roman"/>
-        </w:rPr>
-        <w:t>, M=-CH</w:t>
-      </w:r>
-      <w:r>
-        <w:rPr>
-          <w:rFonts w:ascii="Times New Roman" w:hAnsi="Times New Roman" w:eastAsia="Times New Roman" w:cs="Times New Roman"/>
-          <w:vertAlign w:val="subscript"/>
-        </w:rPr>
-        <w:t>3</w:t>
-      </w:r>
-      <w:r>
-        <w:rPr>
-          <w:rFonts w:ascii="Times New Roman" w:hAnsi="Times New Roman" w:eastAsia="Times New Roman" w:cs="Times New Roman"/>
-        </w:rPr>
-        <w:t xml:space="preserve">, </w:t>
-      </w:r>
-      <w:r>
-        <w:rPr>
-          <w:rFonts w:hint="eastAsia" w:ascii="Times New Roman" w:hAnsi="Times New Roman" w:eastAsia="Times New Roman" w:cs="Times New Roman"/>
-        </w:rPr>
-        <w:t>S=-H；CH</w:t>
-      </w:r>
-      <w:r>
-        <w:rPr>
-          <w:rFonts w:hint="eastAsia" w:ascii="Times New Roman" w:hAnsi="Times New Roman" w:eastAsia="Times New Roman" w:cs="Times New Roman"/>
-          <w:vertAlign w:val="subscript"/>
-        </w:rPr>
-        <w:t>3</w:t>
-      </w:r>
-      <w:r>
-        <w:rPr>
-          <w:rFonts w:hint="eastAsia" w:ascii="Times New Roman" w:hAnsi="Times New Roman" w:eastAsia="Times New Roman" w:cs="Times New Roman"/>
-        </w:rPr>
-        <w:t>MgBr</w:t>
-      </w:r>
-      <w:r>
-        <w:rPr>
-          <w:rFonts w:ascii="Times New Roman" w:hAnsi="Times New Roman" w:eastAsia="Times New Roman" w:cs="Times New Roman"/>
-        </w:rPr>
-        <w:t xml:space="preserve"> </w:t>
-      </w:r>
-      <w:r>
-        <w:rPr>
-          <w:rFonts w:hint="eastAsia" w:ascii="Times New Roman" w:hAnsi="Times New Roman" w:eastAsia="FangSong" w:cs="Times New Roman"/>
-        </w:rPr>
-        <w:t xml:space="preserve">从</w:t>
-      </w:r>
-      <w:r>
-        <w:rPr>
-          <w:rFonts w:ascii="Times New Roman" w:hAnsi="Times New Roman" w:eastAsia="Times New Roman" w:cs="Times New Roman"/>
-        </w:rPr>
-        <w:t xml:space="preserve"> H </w:t>
-      </w:r>
-      <w:r>
-        <w:rPr>
-          <w:rFonts w:hint="eastAsia" w:ascii="Times New Roman" w:hAnsi="Times New Roman" w:eastAsia="FangSong" w:cs="Times New Roman"/>
-        </w:rPr>
-        <w:t xml:space="preserve">侧进攻</w:t>
-      </w:r>
-      <w:r>
-        <w:rPr>
-          <w:rFonts w:ascii="Times New Roman" w:hAnsi="Times New Roman" w:eastAsia="Times New Roman" w:cs="Times New Roman"/>
-        </w:rPr>
-        <w:t xml:space="preserve"> C=O → </w:t>
-      </w:r>
-      <w:r>
-        <w:rPr>
-          <w:rFonts w:hint="eastAsia" w:ascii="Times New Roman" w:hAnsi="Times New Roman" w:eastAsia="FangSong" w:cs="Times New Roman"/>
-        </w:rPr>
-        <w:t xml:space="preserve">主产物</w:t>
-      </w:r>
-      <w:r>
-        <w:rPr>
-          <w:rFonts w:ascii="Times New Roman" w:hAnsi="Times New Roman" w:eastAsia="Times New Roman" w:cs="Times New Roman"/>
-        </w:rPr>
-        <w:t xml:space="preserve"> </w:t>
-      </w:r>
-      <w:r>
-        <w:rPr>
-          <w:rFonts w:hint="eastAsia" w:ascii="Times New Roman" w:hAnsi="Times New Roman" w:eastAsia="Times New Roman" w:cs="Times New Roman"/>
-        </w:rPr>
-        <w:t>(2R,3S)-3-</w:t>
-      </w:r>
-      <w:r>
-        <w:rPr>
-          <w:rFonts w:hint="eastAsia" w:ascii="Times New Roman" w:hAnsi="Times New Roman" w:eastAsia="FangSong" w:cs="Times New Roman"/>
-        </w:rPr>
-        <w:t>甲基</w:t>
-      </w:r>
-      <w:r>
-        <w:rPr>
-          <w:rFonts w:hint="eastAsia" w:ascii="Times New Roman" w:hAnsi="Times New Roman" w:eastAsia="Times New Roman" w:cs="Times New Roman"/>
-        </w:rPr>
-        <w:t>-2-</w:t>
-      </w:r>
-      <w:r>
-        <w:rPr>
-          <w:rFonts w:hint="eastAsia" w:ascii="Times New Roman" w:hAnsi="Times New Roman" w:eastAsia="FangSong" w:cs="Times New Roman"/>
-        </w:rPr>
-        <w:t>戊醇</w:t>
-      </w:r>
-      <w:r>
-        <w:rPr>
-          <w:rFonts w:hint="eastAsia" w:ascii="Times New Roman" w:hAnsi="Times New Roman" w:eastAsia="Times New Roman" w:cs="Times New Roman"/>
-        </w:rPr>
-        <w:t>（Cram</w:t>
-      </w:r>
-      <w:r>
-        <w:rPr>
-          <w:rFonts w:hint="eastAsia" w:ascii="Times New Roman" w:hAnsi="Times New Roman" w:eastAsia="FangSong" w:cs="Times New Roman"/>
-        </w:rPr>
-        <w:t>产物</w:t>
-      </w:r>
-      <w:r>
-        <w:rPr>
-          <w:rFonts w:hint="eastAsia" w:ascii="Times New Roman" w:hAnsi="Times New Roman" w:eastAsia="Times New Roman" w:cs="Times New Roman"/>
-        </w:rPr>
-        <w:t>；C3</w:t>
-      </w:r>
-      <w:r>
-        <w:rPr>
-          <w:rFonts w:ascii="Times New Roman" w:hAnsi="Times New Roman" w:eastAsia="Times New Roman" w:cs="Times New Roman"/>
-        </w:rPr>
-        <w:t xml:space="preserve"> </w:t>
-      </w:r>
-      <w:r>
-        <w:rPr>
-          <w:rFonts w:hint="eastAsia" w:ascii="Times New Roman" w:hAnsi="Times New Roman" w:eastAsia="FangSong" w:cs="Times New Roman"/>
-        </w:rPr>
-        <w:t xml:space="preserve">构型保持</w:t>
-      </w:r>
-      <w:r>
-        <w:rPr>
-          <w:rFonts w:ascii="Times New Roman" w:hAnsi="Times New Roman" w:eastAsia="Times New Roman" w:cs="Times New Roman"/>
-        </w:rPr>
-        <w:t xml:space="preserve"> </w:t>
-      </w:r>
-      <w:r>
-        <w:rPr>
-          <w:rFonts w:hint="eastAsia" w:ascii="Times New Roman" w:hAnsi="Times New Roman" w:eastAsia="Times New Roman" w:cs="Times New Roman"/>
-        </w:rPr>
-        <w:t xml:space="preserve">S）</w:t>
+          <w:rFonts w:hint="eastAsia" w:ascii="Times New Roman" w:hAnsi="Times New Roman" w:eastAsia="FangSong" w:cs="Times New Roman"/>
+        </w:rPr>
+        <w:t>经鎓离子</w:t>
+      </w:r>
+      <w:r>
+        <w:rPr>
+          <w:rFonts w:hint="eastAsia" w:ascii="Times New Roman" w:hAnsi="Times New Roman" w:eastAsia="Times New Roman" w:cs="Times New Roman"/>
+        </w:rPr>
+        <w:t>anti</w:t>
+      </w:r>
+      <w:r>
+        <w:rPr>
+          <w:rFonts w:hint="eastAsia" w:ascii="Times New Roman" w:hAnsi="Times New Roman" w:eastAsia="FangSong" w:cs="Times New Roman"/>
+        </w:rPr>
+        <w:t>开环</w:t>
+      </w:r>
+      <w:r>
+        <w:rPr>
+          <w:rFonts w:hint="eastAsia" w:ascii="Times New Roman" w:hAnsi="Times New Roman" w:eastAsia="Times New Roman" w:cs="Times New Roman"/>
+        </w:rPr>
+        <w:t>）</w:t>
       </w:r>
     </w:p>
     <w:p>
@@ -22657,154 +22628,56 @@
         <w:pStyle w:val="Compact"/>
         <w:numPr>
           <w:ilvl w:val="0"/>
-          <w:numId w:val="1019"/>
+          <w:numId w:val="1020"/>
         </w:numPr>
       </w:pPr>
       <w:r>
         <w:rPr>
-          <w:rFonts w:hint="eastAsia" w:ascii="Times New Roman" w:hAnsi="Times New Roman" w:eastAsia="Times New Roman" w:cs="Times New Roman"/>
-        </w:rPr>
-        <w:t>A</w:t>
-      </w:r>
-      <w:r>
-        <w:rPr>
-          <w:rFonts w:hint="eastAsia" w:ascii="Times New Roman" w:hAnsi="Times New Roman" w:eastAsia="FangSong" w:cs="Times New Roman"/>
-        </w:rPr>
-        <w:t>为</w:t>
-      </w:r>
-      <w:r>
-        <w:rPr>
-          <w:rFonts w:hint="eastAsia" w:ascii="Times New Roman" w:hAnsi="Times New Roman" w:eastAsia="Times New Roman" w:cs="Times New Roman"/>
-          <w:b/>
-          <w:bCs/>
-        </w:rPr>
-        <w:t>1-</w:t>
-      </w:r>
-      <w:r>
-        <w:rPr>
-          <w:rFonts w:hint="eastAsia" w:ascii="Times New Roman" w:hAnsi="Times New Roman" w:eastAsia="FangSong" w:cs="Times New Roman"/>
-          <w:b/>
-          <w:bCs/>
-        </w:rPr>
-        <w:t>甲基</w:t>
-      </w:r>
-      <w:r>
-        <w:rPr>
-          <w:rFonts w:hint="eastAsia" w:ascii="Times New Roman" w:hAnsi="Times New Roman" w:eastAsia="Times New Roman" w:cs="Times New Roman"/>
-          <w:b/>
-          <w:bCs/>
-        </w:rPr>
-        <w:t>-1-</w:t>
-      </w:r>
-      <w:r>
-        <w:rPr>
-          <w:rFonts w:hint="eastAsia" w:ascii="Times New Roman" w:hAnsi="Times New Roman" w:eastAsia="FangSong" w:cs="Times New Roman"/>
-          <w:b/>
-          <w:bCs/>
-        </w:rPr>
-        <w:t>环丁烯</w:t>
-      </w:r>
-      <w:r>
-        <w:rPr>
-          <w:rFonts w:hint="eastAsia" w:ascii="Times New Roman" w:hAnsi="Times New Roman" w:eastAsia="Times New Roman" w:cs="Times New Roman"/>
-        </w:rPr>
-        <w:t>（C</w:t>
-      </w:r>
-      <w:r>
-        <w:rPr>
-          <w:rFonts w:hint="eastAsia" w:ascii="Times New Roman" w:hAnsi="Times New Roman" w:eastAsia="Times New Roman" w:cs="Times New Roman"/>
-          <w:vertAlign w:val="subscript"/>
-        </w:rPr>
-        <w:t>5</w:t>
-      </w:r>
-      <w:r>
-        <w:rPr>
-          <w:rFonts w:hint="eastAsia" w:ascii="Times New Roman" w:hAnsi="Times New Roman" w:eastAsia="Times New Roman" w:cs="Times New Roman"/>
-        </w:rPr>
-        <w:t>H</w:t>
-      </w:r>
-      <w:r>
-        <w:rPr>
-          <w:rFonts w:hint="eastAsia" w:ascii="Times New Roman" w:hAnsi="Times New Roman" w:eastAsia="Times New Roman" w:cs="Times New Roman"/>
-          <w:vertAlign w:val="subscript"/>
-        </w:rPr>
-        <w:t>8</w:t>
-      </w:r>
-      <w:r>
-        <w:rPr>
-          <w:rFonts w:hint="eastAsia" w:ascii="Times New Roman" w:hAnsi="Times New Roman" w:eastAsia="Times New Roman" w:cs="Times New Roman"/>
-        </w:rPr>
-        <w:t>）。</w:t>
-      </w:r>
-      <w:r>
-        <w:rPr>
-          <w:rFonts w:hint="eastAsia" w:ascii="Times New Roman" w:hAnsi="Times New Roman" w:eastAsia="FangSong" w:cs="Times New Roman"/>
-        </w:rPr>
-        <w:t>硼氢化反马氏</w:t>
-      </w:r>
-      <w:r>
-        <w:rPr>
-          <w:rFonts w:hint="eastAsia" w:ascii="Times New Roman" w:hAnsi="Times New Roman" w:eastAsia="Times New Roman" w:cs="Times New Roman"/>
-        </w:rPr>
-        <w:t>：B</w:t>
-      </w:r>
-      <w:r>
-        <w:rPr>
-          <w:rFonts w:hint="eastAsia" w:ascii="Times New Roman" w:hAnsi="Times New Roman" w:eastAsia="FangSong" w:cs="Times New Roman"/>
-        </w:rPr>
-        <w:t>加</w:t>
-      </w:r>
-      <w:r>
-        <w:rPr>
-          <w:rFonts w:hint="eastAsia" w:ascii="Times New Roman" w:hAnsi="Times New Roman" w:eastAsia="Times New Roman" w:cs="Times New Roman"/>
-        </w:rPr>
-        <w:t>C2（</w:t>
-      </w:r>
-      <w:r>
-        <w:rPr>
-          <w:rFonts w:hint="eastAsia" w:ascii="Times New Roman" w:hAnsi="Times New Roman" w:eastAsia="FangSong" w:cs="Times New Roman"/>
-        </w:rPr>
-        <w:t>取代少</w:t>
-      </w:r>
-      <w:r>
-        <w:rPr>
-          <w:rFonts w:hint="eastAsia" w:ascii="Times New Roman" w:hAnsi="Times New Roman" w:eastAsia="Times New Roman" w:cs="Times New Roman"/>
-        </w:rPr>
-        <w:t>）→</w:t>
-      </w:r>
-      <w:r>
-        <w:rPr>
-          <w:rFonts w:hint="eastAsia" w:ascii="Times New Roman" w:hAnsi="Times New Roman" w:eastAsia="Times New Roman" w:cs="Times New Roman"/>
-          <w:b/>
-          <w:bCs/>
-        </w:rPr>
-        <w:t>2-</w:t>
-      </w:r>
-      <w:r>
-        <w:rPr>
-          <w:rFonts w:hint="eastAsia" w:ascii="Times New Roman" w:hAnsi="Times New Roman" w:eastAsia="FangSong" w:cs="Times New Roman"/>
-          <w:b/>
-          <w:bCs/>
-        </w:rPr>
-        <w:t>甲基环丁醇</w:t>
-      </w:r>
-      <w:r>
-        <w:rPr>
-          <w:rFonts w:hint="eastAsia" w:ascii="Times New Roman" w:hAnsi="Times New Roman" w:eastAsia="Times New Roman" w:cs="Times New Roman"/>
-        </w:rPr>
-        <w:t>；</w:t>
-      </w:r>
-      <w:r>
-        <w:rPr>
-          <w:rFonts w:hint="eastAsia" w:ascii="Times New Roman" w:hAnsi="Times New Roman" w:eastAsia="FangSong" w:cs="Times New Roman"/>
-        </w:rPr>
-        <w:t>立体</w:t>
-      </w:r>
-      <w:r>
-        <w:rPr>
-          <w:rFonts w:hint="eastAsia" w:ascii="Times New Roman" w:hAnsi="Times New Roman" w:eastAsia="Times New Roman" w:cs="Times New Roman"/>
-        </w:rPr>
-        <w:t>：syn</w:t>
+          <w:rFonts w:hint="eastAsia" w:ascii="Times New Roman" w:hAnsi="Times New Roman" w:eastAsia="FangSong" w:cs="Times New Roman"/>
+        </w:rPr>
+        <w:t>顺</w:t>
+      </w:r>
+      <w:r>
+        <w:rPr>
+          <w:rFonts w:hint="eastAsia" w:ascii="Times New Roman" w:hAnsi="Times New Roman" w:eastAsia="Times New Roman" w:cs="Times New Roman"/>
+        </w:rPr>
+        <w:t>-2-</w:t>
+      </w:r>
+      <w:r>
+        <w:rPr>
+          <w:rFonts w:hint="eastAsia" w:ascii="Times New Roman" w:hAnsi="Times New Roman" w:eastAsia="FangSong" w:cs="Times New Roman"/>
+        </w:rPr>
+        <w:t>戊烯</w:t>
+      </w:r>
+      <w:r>
+        <w:rPr>
+          <w:rFonts w:hint="eastAsia" w:ascii="Times New Roman" w:hAnsi="Times New Roman" w:eastAsia="Times New Roman" w:cs="Times New Roman"/>
+        </w:rPr>
+        <w:t>→(2R,3R)+(2S,3S)-2,3-</w:t>
+      </w:r>
+      <w:r>
+        <w:rPr>
+          <w:rFonts w:hint="eastAsia" w:ascii="Times New Roman" w:hAnsi="Times New Roman" w:eastAsia="FangSong" w:cs="Times New Roman"/>
+        </w:rPr>
+        <w:t>二溴戊烷</w:t>
+      </w:r>
+      <w:r>
+        <w:rPr>
+          <w:rFonts w:hint="eastAsia" w:ascii="Times New Roman" w:hAnsi="Times New Roman" w:eastAsia="Times New Roman" w:cs="Times New Roman"/>
+        </w:rPr>
+        <w:t>（</w:t>
+      </w:r>
+      <w:r>
+        <w:rPr>
+          <w:rFonts w:hint="eastAsia" w:ascii="Times New Roman" w:hAnsi="Times New Roman" w:eastAsia="FangSong" w:cs="Times New Roman"/>
+        </w:rPr>
+        <w:t>外消旋</w:t>
+      </w:r>
+      <w:r>
+        <w:rPr>
+          <w:rFonts w:hint="eastAsia" w:ascii="Times New Roman" w:hAnsi="Times New Roman" w:eastAsia="Times New Roman" w:cs="Times New Roman"/>
+        </w:rPr>
+        <w:t>，anti</w:t>
       </w:r>
       <w:r>
         <w:rPr>
@@ -22816,123 +22689,7 @@
         <w:rPr>
           <w:rFonts w:hint="eastAsia" w:ascii="Times New Roman" w:hAnsi="Times New Roman" w:eastAsia="Times New Roman" w:cs="Times New Roman"/>
         </w:rPr>
-        <w:t>，BH</w:t>
-      </w:r>
-      <w:r>
-        <w:rPr>
-          <w:rFonts w:hint="eastAsia" w:ascii="Times New Roman" w:hAnsi="Times New Roman" w:eastAsia="Times New Roman" w:cs="Times New Roman"/>
-          <w:vertAlign w:val="subscript"/>
-        </w:rPr>
-        <w:t>3</w:t>
-      </w:r>
-      <w:r>
-        <w:rPr>
-          <w:rFonts w:hint="eastAsia" w:ascii="Times New Roman" w:hAnsi="Times New Roman" w:eastAsia="FangSong" w:cs="Times New Roman"/>
-        </w:rPr>
-        <w:t>从甲基反侧进攻</w:t>
-      </w:r>
-      <w:r>
-        <w:rPr>
-          <w:rFonts w:hint="eastAsia" w:ascii="Times New Roman" w:hAnsi="Times New Roman" w:eastAsia="Times New Roman" w:cs="Times New Roman"/>
-        </w:rPr>
-        <w:t>→</w:t>
-      </w:r>
-      <w:r>
-        <w:rPr>
-          <w:rFonts w:hint="eastAsia" w:ascii="Times New Roman" w:hAnsi="Times New Roman" w:eastAsia="FangSong" w:cs="Times New Roman"/>
-        </w:rPr>
-        <w:t>单一立体异构体</w:t>
-      </w:r>
-      <w:r>
-        <w:rPr>
-          <w:rFonts w:hint="eastAsia" w:ascii="Times New Roman" w:hAnsi="Times New Roman" w:eastAsia="Times New Roman" w:cs="Times New Roman"/>
-        </w:rPr>
-        <w:t>（C2</w:t>
-      </w:r>
-      <w:r>
-        <w:rPr>
-          <w:rFonts w:hint="eastAsia" w:ascii="Times New Roman" w:hAnsi="Times New Roman" w:eastAsia="FangSong" w:cs="Times New Roman"/>
-        </w:rPr>
-        <w:t>为手性中心</w:t>
-      </w:r>
-      <w:r>
-        <w:rPr>
-          <w:rFonts w:hint="eastAsia" w:ascii="Times New Roman" w:hAnsi="Times New Roman" w:eastAsia="Times New Roman" w:cs="Times New Roman"/>
-        </w:rPr>
-        <w:t>）。B</w:t>
-      </w:r>
-      <w:r>
-        <w:rPr>
-          <w:rFonts w:hint="eastAsia" w:ascii="Times New Roman" w:hAnsi="Times New Roman" w:eastAsia="FangSong" w:cs="Times New Roman"/>
-        </w:rPr>
-        <w:t>的</w:t>
-      </w:r>
-      <w:r>
-        <w:rPr>
-          <w:rFonts w:hint="eastAsia" w:ascii="Times New Roman" w:hAnsi="Times New Roman" w:eastAsia="Times New Roman" w:cs="Times New Roman"/>
-          <w:vertAlign w:val="superscript"/>
-        </w:rPr>
-        <w:t>13</w:t>
-      </w:r>
-      <w:r>
-        <w:rPr>
-          <w:rFonts w:hint="eastAsia" w:ascii="Times New Roman" w:hAnsi="Times New Roman" w:eastAsia="Times New Roman" w:cs="Times New Roman"/>
-        </w:rPr>
-        <w:t>C</w:t>
-      </w:r>
-      <w:r>
-        <w:rPr>
-          <w:rFonts w:ascii="Times New Roman" w:hAnsi="Times New Roman" w:eastAsia="Times New Roman" w:cs="Times New Roman"/>
-        </w:rPr>
-        <w:t xml:space="preserve"> </w:t>
-      </w:r>
-      <w:r>
-        <w:rPr>
-          <w:rFonts w:hint="eastAsia" w:ascii="Times New Roman" w:hAnsi="Times New Roman" w:eastAsia="Times New Roman" w:cs="Times New Roman"/>
-        </w:rPr>
-        <w:t>NMR：</w:t>
-      </w:r>
-      <w:r>
-        <w:rPr>
-          <w:rFonts w:hint="eastAsia" w:ascii="Times New Roman" w:hAnsi="Times New Roman" w:eastAsia="FangSong" w:cs="Times New Roman"/>
-        </w:rPr>
-        <w:t>环上</w:t>
-      </w:r>
-      <w:r>
-        <w:rPr>
-          <w:rFonts w:hint="eastAsia" w:ascii="Times New Roman" w:hAnsi="Times New Roman" w:eastAsia="Times New Roman" w:cs="Times New Roman"/>
-        </w:rPr>
-        <w:t>4</w:t>
-      </w:r>
-      <w:r>
-        <w:rPr>
-          <w:rFonts w:hint="eastAsia" w:ascii="Times New Roman" w:hAnsi="Times New Roman" w:eastAsia="FangSong" w:cs="Times New Roman"/>
-        </w:rPr>
-        <w:t>个不等价碳</w:t>
-      </w:r>
-      <w:r>
-        <w:rPr>
-          <w:rFonts w:hint="eastAsia" w:ascii="Times New Roman" w:hAnsi="Times New Roman" w:eastAsia="Times New Roman" w:cs="Times New Roman"/>
-        </w:rPr>
-        <w:t>+</w:t>
-      </w:r>
-      <w:r>
-        <w:rPr>
-          <w:rFonts w:hint="eastAsia" w:ascii="Times New Roman" w:hAnsi="Times New Roman" w:eastAsia="FangSong" w:cs="Times New Roman"/>
-        </w:rPr>
-        <w:t>甲基</w:t>
-      </w:r>
-      <w:r>
-        <w:rPr>
-          <w:rFonts w:hint="eastAsia" w:ascii="Times New Roman" w:hAnsi="Times New Roman" w:eastAsia="Times New Roman" w:cs="Times New Roman"/>
-        </w:rPr>
-        <w:t>=5</w:t>
-      </w:r>
-      <w:r>
-        <w:rPr>
-          <w:rFonts w:hint="eastAsia" w:ascii="Times New Roman" w:hAnsi="Times New Roman" w:eastAsia="FangSong" w:cs="Times New Roman"/>
-        </w:rPr>
-        <w:t>个信号</w:t>
+        <w:t>）</w:t>
       </w:r>
     </w:p>
     <w:p>
@@ -22940,50 +22697,77 @@
         <w:pStyle w:val="Compact"/>
         <w:numPr>
           <w:ilvl w:val="0"/>
-          <w:numId w:val="1019"/>
+          <w:numId w:val="1020"/>
         </w:numPr>
       </w:pPr>
-      <w:r>
-        <w:rPr>
-          <w:rFonts w:hint="eastAsia" w:ascii="Times New Roman" w:hAnsi="Times New Roman" w:eastAsia="FangSong" w:cs="Times New Roman"/>
-        </w:rPr>
-        <w:t>反</w:t>
-      </w:r>
-      <w:r>
-        <w:rPr>
-          <w:rFonts w:hint="eastAsia" w:ascii="Times New Roman" w:hAnsi="Times New Roman" w:eastAsia="Times New Roman" w:cs="Times New Roman"/>
-        </w:rPr>
-        <w:t>-1,2-：</w:t>
-      </w:r>
-      <w:r>
-        <w:rPr>
-          <w:rFonts w:hint="eastAsia" w:ascii="Times New Roman" w:hAnsi="Times New Roman" w:eastAsia="FangSong" w:cs="Times New Roman"/>
-        </w:rPr>
-        <w:t>可双轴构象</w:t>
-      </w:r>
-      <w:r>
-        <w:rPr>
-          <w:rFonts w:hint="eastAsia" w:ascii="Times New Roman" w:hAnsi="Times New Roman" w:eastAsia="Times New Roman" w:cs="Times New Roman"/>
-        </w:rPr>
-        <w:t>→Br</w:t>
-      </w:r>
-      <w:r>
-        <w:rPr>
-          <w:rFonts w:hint="eastAsia" w:ascii="Times New Roman" w:hAnsi="Times New Roman" w:eastAsia="FangSong" w:cs="Times New Roman"/>
-        </w:rPr>
-        <w:t>在</w:t>
-      </w:r>
-      <w:r>
-        <w:rPr>
-          <w:rFonts w:hint="eastAsia" w:ascii="Times New Roman" w:hAnsi="Times New Roman" w:eastAsia="Times New Roman" w:cs="Times New Roman"/>
-        </w:rPr>
-        <w:t>a</w:t>
-      </w:r>
-      <w:r>
-        <w:rPr>
-          <w:rFonts w:hint="eastAsia" w:ascii="Times New Roman" w:hAnsi="Times New Roman" w:eastAsia="FangSong" w:cs="Times New Roman"/>
-        </w:rPr>
-        <w:t>键</w:t>
+    </w:p>
+    <w:p>
+      <w:pPr>
+        <w:pStyle w:val="Compact"/>
+        <w:numPr>
+          <w:ilvl w:val="1"/>
+          <w:numId w:val="1022"/>
+        </w:numPr>
+      </w:pPr>
+      <w:r>
+        <w:rPr>
+          <w:rFonts w:hint="eastAsia" w:ascii="Times New Roman" w:hAnsi="Times New Roman" w:eastAsia="Times New Roman" w:cs="Times New Roman"/>
+        </w:rPr>
+        <w:t>SN2→(R)-2-</w:t>
+      </w:r>
+      <w:r>
+        <w:rPr>
+          <w:rFonts w:hint="eastAsia" w:ascii="Times New Roman" w:hAnsi="Times New Roman" w:eastAsia="FangSong" w:cs="Times New Roman"/>
+        </w:rPr>
+        <w:t>丁醇</w:t>
+      </w:r>
+      <w:r>
+        <w:rPr>
+          <w:rFonts w:hint="eastAsia" w:ascii="Times New Roman" w:hAnsi="Times New Roman" w:eastAsia="Times New Roman" w:cs="Times New Roman"/>
+        </w:rPr>
+        <w:t>（</w:t>
+      </w:r>
+      <w:r>
+        <w:rPr>
+          <w:rFonts w:hint="eastAsia" w:ascii="Times New Roman" w:hAnsi="Times New Roman" w:eastAsia="FangSong" w:cs="Times New Roman"/>
+        </w:rPr>
+        <w:t>翻转</w:t>
+      </w:r>
+      <w:r>
+        <w:rPr>
+          <w:rFonts w:hint="eastAsia" w:ascii="Times New Roman" w:hAnsi="Times New Roman" w:eastAsia="Times New Roman" w:cs="Times New Roman"/>
+        </w:rPr>
+        <w:t>）；(2)</w:t>
+      </w:r>
+      <w:r>
+        <w:rPr>
+          <w:rFonts w:ascii="Times New Roman" w:hAnsi="Times New Roman" w:eastAsia="Times New Roman" w:cs="Times New Roman"/>
+        </w:rPr>
+        <w:t xml:space="preserve"> </w:t>
+      </w:r>
+      <w:r>
+        <w:rPr>
+          <w:rFonts w:hint="eastAsia" w:ascii="Times New Roman" w:hAnsi="Times New Roman" w:eastAsia="Times New Roman" w:cs="Times New Roman"/>
+        </w:rPr>
+        <w:t>E2→2-</w:t>
+      </w:r>
+      <w:r>
+        <w:rPr>
+          <w:rFonts w:hint="eastAsia" w:ascii="Times New Roman" w:hAnsi="Times New Roman" w:eastAsia="FangSong" w:cs="Times New Roman"/>
+        </w:rPr>
+        <w:t>丁烯为主</w:t>
+      </w:r>
+      <w:r>
+        <w:rPr>
+          <w:rFonts w:hint="eastAsia" w:ascii="Times New Roman" w:hAnsi="Times New Roman" w:eastAsia="Times New Roman" w:cs="Times New Roman"/>
+        </w:rPr>
+        <w:t>（</w:t>
+      </w:r>
+      <w:r>
+        <w:rPr>
+          <w:rFonts w:hint="eastAsia" w:ascii="Times New Roman" w:hAnsi="Times New Roman" w:eastAsia="FangSong" w:cs="Times New Roman"/>
+        </w:rPr>
+        <w:t>反式为主</w:t>
       </w:r>
       <w:r>
         <w:rPr>
@@ -22995,31 +22779,13 @@
         <w:rPr>
           <w:rFonts w:hint="eastAsia" w:ascii="Times New Roman" w:hAnsi="Times New Roman" w:eastAsia="FangSong" w:cs="Times New Roman"/>
         </w:rPr>
-        <w:t>邻位</w:t>
-      </w:r>
-      <w:r>
-        <w:rPr>
-          <w:rFonts w:hint="eastAsia" w:ascii="Times New Roman" w:hAnsi="Times New Roman" w:eastAsia="Times New Roman" w:cs="Times New Roman"/>
-        </w:rPr>
-        <w:t>a-H</w:t>
-      </w:r>
-      <w:r>
-        <w:rPr>
-          <w:rFonts w:hint="eastAsia" w:ascii="Times New Roman" w:hAnsi="Times New Roman" w:eastAsia="FangSong" w:cs="Times New Roman"/>
-        </w:rPr>
-        <w:t>满足</w:t>
-      </w:r>
-      <w:r>
-        <w:rPr>
-          <w:rFonts w:hint="eastAsia" w:ascii="Times New Roman" w:hAnsi="Times New Roman" w:eastAsia="Times New Roman" w:cs="Times New Roman"/>
-        </w:rPr>
-        <w:t>anti→E2→3-</w:t>
-      </w:r>
-      <w:r>
-        <w:rPr>
-          <w:rFonts w:hint="eastAsia" w:ascii="Times New Roman" w:hAnsi="Times New Roman" w:eastAsia="FangSong" w:cs="Times New Roman"/>
-        </w:rPr>
-        <w:t>甲基环己烯</w:t>
+        <w:t>高温推消除</w:t>
+      </w:r>
+      <w:r>
+        <w:rPr>
+          <w:rFonts w:hint="eastAsia" w:ascii="Times New Roman" w:hAnsi="Times New Roman" w:eastAsia="Times New Roman" w:cs="Times New Roman"/>
+        </w:rPr>
+        <w:t>）</w:t>
       </w:r>
     </w:p>
     <w:p>
@@ -23027,7 +22793,651 @@
         <w:pStyle w:val="Compact"/>
         <w:numPr>
           <w:ilvl w:val="0"/>
-          <w:numId w:val="1019"/>
+          <w:numId w:val="1020"/>
+        </w:numPr>
+      </w:pPr>
+      <w:r>
+        <w:rPr>
+          <w:rFonts w:hint="eastAsia" w:ascii="Times New Roman" w:hAnsi="Times New Roman" w:eastAsia="Times New Roman" w:cs="Times New Roman"/>
+        </w:rPr>
+        <w:t>-78°C：3-</w:t>
+      </w:r>
+      <w:r>
+        <w:rPr>
+          <w:rFonts w:hint="eastAsia" w:ascii="Times New Roman" w:hAnsi="Times New Roman" w:eastAsia="FangSong" w:cs="Times New Roman"/>
+        </w:rPr>
+        <w:t>溴</w:t>
+      </w:r>
+      <w:r>
+        <w:rPr>
+          <w:rFonts w:hint="eastAsia" w:ascii="Times New Roman" w:hAnsi="Times New Roman" w:eastAsia="Times New Roman" w:cs="Times New Roman"/>
+        </w:rPr>
+        <w:t>-1-</w:t>
+      </w:r>
+      <w:r>
+        <w:rPr>
+          <w:rFonts w:hint="eastAsia" w:ascii="Times New Roman" w:hAnsi="Times New Roman" w:eastAsia="FangSong" w:cs="Times New Roman"/>
+        </w:rPr>
+        <w:t>丁烯</w:t>
+      </w:r>
+      <w:r>
+        <w:rPr>
+          <w:rFonts w:hint="eastAsia" w:ascii="Times New Roman" w:hAnsi="Times New Roman" w:eastAsia="Times New Roman" w:cs="Times New Roman"/>
+        </w:rPr>
+        <w:t>（1,2-，</w:t>
+      </w:r>
+      <w:r>
+        <w:rPr>
+          <w:rFonts w:hint="eastAsia" w:ascii="Times New Roman" w:hAnsi="Times New Roman" w:eastAsia="FangSong" w:cs="Times New Roman"/>
+        </w:rPr>
+        <w:t>动力学</w:t>
+      </w:r>
+      <w:r>
+        <w:rPr>
+          <w:rFonts w:hint="eastAsia" w:ascii="Times New Roman" w:hAnsi="Times New Roman" w:eastAsia="Times New Roman" w:cs="Times New Roman"/>
+        </w:rPr>
+        <w:t>）；40°C：1-</w:t>
+      </w:r>
+      <w:r>
+        <w:rPr>
+          <w:rFonts w:hint="eastAsia" w:ascii="Times New Roman" w:hAnsi="Times New Roman" w:eastAsia="FangSong" w:cs="Times New Roman"/>
+        </w:rPr>
+        <w:t>溴</w:t>
+      </w:r>
+      <w:r>
+        <w:rPr>
+          <w:rFonts w:hint="eastAsia" w:ascii="Times New Roman" w:hAnsi="Times New Roman" w:eastAsia="Times New Roman" w:cs="Times New Roman"/>
+        </w:rPr>
+        <w:t>-2-</w:t>
+      </w:r>
+      <w:r>
+        <w:rPr>
+          <w:rFonts w:hint="eastAsia" w:ascii="Times New Roman" w:hAnsi="Times New Roman" w:eastAsia="FangSong" w:cs="Times New Roman"/>
+        </w:rPr>
+        <w:t>丁烯</w:t>
+      </w:r>
+      <w:r>
+        <w:rPr>
+          <w:rFonts w:hint="eastAsia" w:ascii="Times New Roman" w:hAnsi="Times New Roman" w:eastAsia="Times New Roman" w:cs="Times New Roman"/>
+        </w:rPr>
+        <w:t>（1,4-，</w:t>
+      </w:r>
+      <w:r>
+        <w:rPr>
+          <w:rFonts w:hint="eastAsia" w:ascii="Times New Roman" w:hAnsi="Times New Roman" w:eastAsia="FangSong" w:cs="Times New Roman"/>
+        </w:rPr>
+        <w:t>热力学</w:t>
+      </w:r>
+      <w:r>
+        <w:rPr>
+          <w:rFonts w:hint="eastAsia" w:ascii="Times New Roman" w:hAnsi="Times New Roman" w:eastAsia="Times New Roman" w:cs="Times New Roman"/>
+        </w:rPr>
+        <w:t>）。</w:t>
+      </w:r>
+      <w:r>
+        <w:rPr>
+          <w:rFonts w:hint="eastAsia" w:ascii="Times New Roman" w:hAnsi="Times New Roman" w:eastAsia="FangSong" w:cs="Times New Roman"/>
+        </w:rPr>
+        <w:t>通过同一烯丙基碳正离子中间体</w:t>
+      </w:r>
+    </w:p>
+    <w:p>
+      <w:pPr>
+        <w:pStyle w:val="Compact"/>
+        <w:numPr>
+          <w:ilvl w:val="0"/>
+          <w:numId w:val="1020"/>
+        </w:numPr>
+      </w:pPr>
+      <w:r>
+        <w:rPr>
+          <w:rFonts w:ascii="Times New Roman" w:hAnsi="Times New Roman" w:eastAsia="Times New Roman" w:cs="Times New Roman"/>
+        </w:rPr>
+        <w:t>L=-CH</w:t>
+      </w:r>
+      <w:r>
+        <w:rPr>
+          <w:rFonts w:ascii="Times New Roman" w:hAnsi="Times New Roman" w:eastAsia="Times New Roman" w:cs="Times New Roman"/>
+          <w:vertAlign w:val="subscript"/>
+        </w:rPr>
+        <w:t>2</w:t>
+      </w:r>
+      <w:r>
+        <w:rPr>
+          <w:rFonts w:ascii="Times New Roman" w:hAnsi="Times New Roman" w:eastAsia="Times New Roman" w:cs="Times New Roman"/>
+        </w:rPr>
+        <w:t>CH</w:t>
+      </w:r>
+      <w:r>
+        <w:rPr>
+          <w:rFonts w:ascii="Times New Roman" w:hAnsi="Times New Roman" w:eastAsia="Times New Roman" w:cs="Times New Roman"/>
+          <w:vertAlign w:val="subscript"/>
+        </w:rPr>
+        <w:t>3</w:t>
+      </w:r>
+      <w:r>
+        <w:rPr>
+          <w:rFonts w:ascii="Times New Roman" w:hAnsi="Times New Roman" w:eastAsia="Times New Roman" w:cs="Times New Roman"/>
+        </w:rPr>
+        <w:t>, M=-CH</w:t>
+      </w:r>
+      <w:r>
+        <w:rPr>
+          <w:rFonts w:ascii="Times New Roman" w:hAnsi="Times New Roman" w:eastAsia="Times New Roman" w:cs="Times New Roman"/>
+          <w:vertAlign w:val="subscript"/>
+        </w:rPr>
+        <w:t>3</w:t>
+      </w:r>
+      <w:r>
+        <w:rPr>
+          <w:rFonts w:ascii="Times New Roman" w:hAnsi="Times New Roman" w:eastAsia="Times New Roman" w:cs="Times New Roman"/>
+        </w:rPr>
+        <w:t xml:space="preserve">, </w:t>
+      </w:r>
+      <w:r>
+        <w:rPr>
+          <w:rFonts w:hint="eastAsia" w:ascii="Times New Roman" w:hAnsi="Times New Roman" w:eastAsia="Times New Roman" w:cs="Times New Roman"/>
+        </w:rPr>
+        <w:t>S=-H；CH</w:t>
+      </w:r>
+      <w:r>
+        <w:rPr>
+          <w:rFonts w:hint="eastAsia" w:ascii="Times New Roman" w:hAnsi="Times New Roman" w:eastAsia="Times New Roman" w:cs="Times New Roman"/>
+          <w:vertAlign w:val="subscript"/>
+        </w:rPr>
+        <w:t>3</w:t>
+      </w:r>
+      <w:r>
+        <w:rPr>
+          <w:rFonts w:hint="eastAsia" w:ascii="Times New Roman" w:hAnsi="Times New Roman" w:eastAsia="Times New Roman" w:cs="Times New Roman"/>
+        </w:rPr>
+        <w:t>MgBr</w:t>
+      </w:r>
+      <w:r>
+        <w:rPr>
+          <w:rFonts w:ascii="Times New Roman" w:hAnsi="Times New Roman" w:eastAsia="Times New Roman" w:cs="Times New Roman"/>
+        </w:rPr>
+        <w:t xml:space="preserve"> </w:t>
+      </w:r>
+      <w:r>
+        <w:rPr>
+          <w:rFonts w:hint="eastAsia" w:ascii="Times New Roman" w:hAnsi="Times New Roman" w:eastAsia="FangSong" w:cs="Times New Roman"/>
+        </w:rPr>
+        <w:t xml:space="preserve">从</w:t>
+      </w:r>
+      <w:r>
+        <w:rPr>
+          <w:rFonts w:ascii="Times New Roman" w:hAnsi="Times New Roman" w:eastAsia="Times New Roman" w:cs="Times New Roman"/>
+        </w:rPr>
+        <w:t xml:space="preserve"> H </w:t>
+      </w:r>
+      <w:r>
+        <w:rPr>
+          <w:rFonts w:hint="eastAsia" w:ascii="Times New Roman" w:hAnsi="Times New Roman" w:eastAsia="FangSong" w:cs="Times New Roman"/>
+        </w:rPr>
+        <w:t xml:space="preserve">侧进攻</w:t>
+      </w:r>
+      <w:r>
+        <w:rPr>
+          <w:rFonts w:ascii="Times New Roman" w:hAnsi="Times New Roman" w:eastAsia="Times New Roman" w:cs="Times New Roman"/>
+        </w:rPr>
+        <w:t xml:space="preserve"> C=O → </w:t>
+      </w:r>
+      <w:r>
+        <w:rPr>
+          <w:rFonts w:hint="eastAsia" w:ascii="Times New Roman" w:hAnsi="Times New Roman" w:eastAsia="FangSong" w:cs="Times New Roman"/>
+        </w:rPr>
+        <w:t xml:space="preserve">主产物</w:t>
+      </w:r>
+      <w:r>
+        <w:rPr>
+          <w:rFonts w:ascii="Times New Roman" w:hAnsi="Times New Roman" w:eastAsia="Times New Roman" w:cs="Times New Roman"/>
+        </w:rPr>
+        <w:t xml:space="preserve"> </w:t>
+      </w:r>
+      <w:r>
+        <w:rPr>
+          <w:rFonts w:hint="eastAsia" w:ascii="Times New Roman" w:hAnsi="Times New Roman" w:eastAsia="Times New Roman" w:cs="Times New Roman"/>
+        </w:rPr>
+        <w:t>(2R,3S)-3-</w:t>
+      </w:r>
+      <w:r>
+        <w:rPr>
+          <w:rFonts w:hint="eastAsia" w:ascii="Times New Roman" w:hAnsi="Times New Roman" w:eastAsia="FangSong" w:cs="Times New Roman"/>
+        </w:rPr>
+        <w:t>甲基</w:t>
+      </w:r>
+      <w:r>
+        <w:rPr>
+          <w:rFonts w:hint="eastAsia" w:ascii="Times New Roman" w:hAnsi="Times New Roman" w:eastAsia="Times New Roman" w:cs="Times New Roman"/>
+        </w:rPr>
+        <w:t>-2-</w:t>
+      </w:r>
+      <w:r>
+        <w:rPr>
+          <w:rFonts w:hint="eastAsia" w:ascii="Times New Roman" w:hAnsi="Times New Roman" w:eastAsia="FangSong" w:cs="Times New Roman"/>
+        </w:rPr>
+        <w:t>戊醇</w:t>
+      </w:r>
+      <w:r>
+        <w:rPr>
+          <w:rFonts w:hint="eastAsia" w:ascii="Times New Roman" w:hAnsi="Times New Roman" w:eastAsia="Times New Roman" w:cs="Times New Roman"/>
+        </w:rPr>
+        <w:t>（Cram</w:t>
+      </w:r>
+      <w:r>
+        <w:rPr>
+          <w:rFonts w:hint="eastAsia" w:ascii="Times New Roman" w:hAnsi="Times New Roman" w:eastAsia="FangSong" w:cs="Times New Roman"/>
+        </w:rPr>
+        <w:t>产物</w:t>
+      </w:r>
+      <w:r>
+        <w:rPr>
+          <w:rFonts w:hint="eastAsia" w:ascii="Times New Roman" w:hAnsi="Times New Roman" w:eastAsia="Times New Roman" w:cs="Times New Roman"/>
+        </w:rPr>
+        <w:t>；C3</w:t>
+      </w:r>
+      <w:r>
+        <w:rPr>
+          <w:rFonts w:ascii="Times New Roman" w:hAnsi="Times New Roman" w:eastAsia="Times New Roman" w:cs="Times New Roman"/>
+        </w:rPr>
+        <w:t xml:space="preserve"> </w:t>
+      </w:r>
+      <w:r>
+        <w:rPr>
+          <w:rFonts w:hint="eastAsia" w:ascii="Times New Roman" w:hAnsi="Times New Roman" w:eastAsia="FangSong" w:cs="Times New Roman"/>
+        </w:rPr>
+        <w:t xml:space="preserve">构型保持</w:t>
+      </w:r>
+      <w:r>
+        <w:rPr>
+          <w:rFonts w:ascii="Times New Roman" w:hAnsi="Times New Roman" w:eastAsia="Times New Roman" w:cs="Times New Roman"/>
+        </w:rPr>
+        <w:t xml:space="preserve"> </w:t>
+      </w:r>
+      <w:r>
+        <w:rPr>
+          <w:rFonts w:hint="eastAsia" w:ascii="Times New Roman" w:hAnsi="Times New Roman" w:eastAsia="Times New Roman" w:cs="Times New Roman"/>
+        </w:rPr>
+        <w:t xml:space="preserve">S）</w:t>
+      </w:r>
+    </w:p>
+    <w:p>
+      <w:pPr>
+        <w:pStyle w:val="Compact"/>
+        <w:numPr>
+          <w:ilvl w:val="0"/>
+          <w:numId w:val="1020"/>
+        </w:numPr>
+      </w:pPr>
+      <w:r>
+        <w:rPr>
+          <w:rFonts w:hint="eastAsia" w:ascii="Times New Roman" w:hAnsi="Times New Roman" w:eastAsia="Times New Roman" w:cs="Times New Roman"/>
+        </w:rPr>
+        <w:t>A</w:t>
+      </w:r>
+      <w:r>
+        <w:rPr>
+          <w:rFonts w:hint="eastAsia" w:ascii="Times New Roman" w:hAnsi="Times New Roman" w:eastAsia="FangSong" w:cs="Times New Roman"/>
+        </w:rPr>
+        <w:t>为</w:t>
+      </w:r>
+      <w:r>
+        <w:rPr>
+          <w:rFonts w:hint="eastAsia" w:ascii="Times New Roman" w:hAnsi="Times New Roman" w:eastAsia="Times New Roman" w:cs="Times New Roman"/>
+          <w:b/>
+          <w:bCs/>
+        </w:rPr>
+        <w:t>1-</w:t>
+      </w:r>
+      <w:r>
+        <w:rPr>
+          <w:rFonts w:hint="eastAsia" w:ascii="Times New Roman" w:hAnsi="Times New Roman" w:eastAsia="FangSong" w:cs="Times New Roman"/>
+          <w:b/>
+          <w:bCs/>
+        </w:rPr>
+        <w:t>甲基</w:t>
+      </w:r>
+      <w:r>
+        <w:rPr>
+          <w:rFonts w:hint="eastAsia" w:ascii="Times New Roman" w:hAnsi="Times New Roman" w:eastAsia="Times New Roman" w:cs="Times New Roman"/>
+          <w:b/>
+          <w:bCs/>
+        </w:rPr>
+        <w:t>-1-</w:t>
+      </w:r>
+      <w:r>
+        <w:rPr>
+          <w:rFonts w:hint="eastAsia" w:ascii="Times New Roman" w:hAnsi="Times New Roman" w:eastAsia="FangSong" w:cs="Times New Roman"/>
+          <w:b/>
+          <w:bCs/>
+        </w:rPr>
+        <w:t>环丁烯</w:t>
+      </w:r>
+      <w:r>
+        <w:rPr>
+          <w:rFonts w:hint="eastAsia" w:ascii="Times New Roman" w:hAnsi="Times New Roman" w:eastAsia="Times New Roman" w:cs="Times New Roman"/>
+        </w:rPr>
+        <w:t>（C</w:t>
+      </w:r>
+      <w:r>
+        <w:rPr>
+          <w:rFonts w:hint="eastAsia" w:ascii="Times New Roman" w:hAnsi="Times New Roman" w:eastAsia="Times New Roman" w:cs="Times New Roman"/>
+          <w:vertAlign w:val="subscript"/>
+        </w:rPr>
+        <w:t>5</w:t>
+      </w:r>
+      <w:r>
+        <w:rPr>
+          <w:rFonts w:hint="eastAsia" w:ascii="Times New Roman" w:hAnsi="Times New Roman" w:eastAsia="Times New Roman" w:cs="Times New Roman"/>
+        </w:rPr>
+        <w:t>H</w:t>
+      </w:r>
+      <w:r>
+        <w:rPr>
+          <w:rFonts w:hint="eastAsia" w:ascii="Times New Roman" w:hAnsi="Times New Roman" w:eastAsia="Times New Roman" w:cs="Times New Roman"/>
+          <w:vertAlign w:val="subscript"/>
+        </w:rPr>
+        <w:t>8</w:t>
+      </w:r>
+      <w:r>
+        <w:rPr>
+          <w:rFonts w:hint="eastAsia" w:ascii="Times New Roman" w:hAnsi="Times New Roman" w:eastAsia="Times New Roman" w:cs="Times New Roman"/>
+        </w:rPr>
+        <w:t>）。</w:t>
+      </w:r>
+      <w:r>
+        <w:rPr>
+          <w:rFonts w:hint="eastAsia" w:ascii="Times New Roman" w:hAnsi="Times New Roman" w:eastAsia="FangSong" w:cs="Times New Roman"/>
+        </w:rPr>
+        <w:t>硼氢化反马氏</w:t>
+      </w:r>
+      <w:r>
+        <w:rPr>
+          <w:rFonts w:hint="eastAsia" w:ascii="Times New Roman" w:hAnsi="Times New Roman" w:eastAsia="Times New Roman" w:cs="Times New Roman"/>
+        </w:rPr>
+        <w:t>：B</w:t>
+      </w:r>
+      <w:r>
+        <w:rPr>
+          <w:rFonts w:hint="eastAsia" w:ascii="Times New Roman" w:hAnsi="Times New Roman" w:eastAsia="FangSong" w:cs="Times New Roman"/>
+        </w:rPr>
+        <w:t>加</w:t>
+      </w:r>
+      <w:r>
+        <w:rPr>
+          <w:rFonts w:hint="eastAsia" w:ascii="Times New Roman" w:hAnsi="Times New Roman" w:eastAsia="Times New Roman" w:cs="Times New Roman"/>
+        </w:rPr>
+        <w:t>C2（</w:t>
+      </w:r>
+      <w:r>
+        <w:rPr>
+          <w:rFonts w:hint="eastAsia" w:ascii="Times New Roman" w:hAnsi="Times New Roman" w:eastAsia="FangSong" w:cs="Times New Roman"/>
+        </w:rPr>
+        <w:t>取代少</w:t>
+      </w:r>
+      <w:r>
+        <w:rPr>
+          <w:rFonts w:hint="eastAsia" w:ascii="Times New Roman" w:hAnsi="Times New Roman" w:eastAsia="Times New Roman" w:cs="Times New Roman"/>
+        </w:rPr>
+        <w:t>）→</w:t>
+      </w:r>
+      <w:r>
+        <w:rPr>
+          <w:rFonts w:hint="eastAsia" w:ascii="Times New Roman" w:hAnsi="Times New Roman" w:eastAsia="Times New Roman" w:cs="Times New Roman"/>
+          <w:b/>
+          <w:bCs/>
+        </w:rPr>
+        <w:t>2-</w:t>
+      </w:r>
+      <w:r>
+        <w:rPr>
+          <w:rFonts w:hint="eastAsia" w:ascii="Times New Roman" w:hAnsi="Times New Roman" w:eastAsia="FangSong" w:cs="Times New Roman"/>
+          <w:b/>
+          <w:bCs/>
+        </w:rPr>
+        <w:t>甲基环丁醇</w:t>
+      </w:r>
+      <w:r>
+        <w:rPr>
+          <w:rFonts w:hint="eastAsia" w:ascii="Times New Roman" w:hAnsi="Times New Roman" w:eastAsia="Times New Roman" w:cs="Times New Roman"/>
+        </w:rPr>
+        <w:t>；</w:t>
+      </w:r>
+      <w:r>
+        <w:rPr>
+          <w:rFonts w:hint="eastAsia" w:ascii="Times New Roman" w:hAnsi="Times New Roman" w:eastAsia="FangSong" w:cs="Times New Roman"/>
+        </w:rPr>
+        <w:t>立体</w:t>
+      </w:r>
+      <w:r>
+        <w:rPr>
+          <w:rFonts w:hint="eastAsia" w:ascii="Times New Roman" w:hAnsi="Times New Roman" w:eastAsia="Times New Roman" w:cs="Times New Roman"/>
+        </w:rPr>
+        <w:t>：syn</w:t>
+      </w:r>
+      <w:r>
+        <w:rPr>
+          <w:rFonts w:hint="eastAsia" w:ascii="Times New Roman" w:hAnsi="Times New Roman" w:eastAsia="FangSong" w:cs="Times New Roman"/>
+        </w:rPr>
+        <w:t>加成</w:t>
+      </w:r>
+      <w:r>
+        <w:rPr>
+          <w:rFonts w:hint="eastAsia" w:ascii="Times New Roman" w:hAnsi="Times New Roman" w:eastAsia="Times New Roman" w:cs="Times New Roman"/>
+        </w:rPr>
+        <w:t>，BH</w:t>
+      </w:r>
+      <w:r>
+        <w:rPr>
+          <w:rFonts w:hint="eastAsia" w:ascii="Times New Roman" w:hAnsi="Times New Roman" w:eastAsia="Times New Roman" w:cs="Times New Roman"/>
+          <w:vertAlign w:val="subscript"/>
+        </w:rPr>
+        <w:t>3</w:t>
+      </w:r>
+      <w:r>
+        <w:rPr>
+          <w:rFonts w:hint="eastAsia" w:ascii="Times New Roman" w:hAnsi="Times New Roman" w:eastAsia="FangSong" w:cs="Times New Roman"/>
+        </w:rPr>
+        <w:t>从甲基反侧进攻</w:t>
+      </w:r>
+      <w:r>
+        <w:rPr>
+          <w:rFonts w:hint="eastAsia" w:ascii="Times New Roman" w:hAnsi="Times New Roman" w:eastAsia="Times New Roman" w:cs="Times New Roman"/>
+        </w:rPr>
+        <w:t>→</w:t>
+      </w:r>
+      <w:r>
+        <w:rPr>
+          <w:rFonts w:hint="eastAsia" w:ascii="Times New Roman" w:hAnsi="Times New Roman" w:eastAsia="FangSong" w:cs="Times New Roman"/>
+        </w:rPr>
+        <w:t>单一立体异构体</w:t>
+      </w:r>
+      <w:r>
+        <w:rPr>
+          <w:rFonts w:hint="eastAsia" w:ascii="Times New Roman" w:hAnsi="Times New Roman" w:eastAsia="Times New Roman" w:cs="Times New Roman"/>
+        </w:rPr>
+        <w:t>（C2</w:t>
+      </w:r>
+      <w:r>
+        <w:rPr>
+          <w:rFonts w:hint="eastAsia" w:ascii="Times New Roman" w:hAnsi="Times New Roman" w:eastAsia="FangSong" w:cs="Times New Roman"/>
+        </w:rPr>
+        <w:t>为手性中心</w:t>
+      </w:r>
+      <w:r>
+        <w:rPr>
+          <w:rFonts w:hint="eastAsia" w:ascii="Times New Roman" w:hAnsi="Times New Roman" w:eastAsia="Times New Roman" w:cs="Times New Roman"/>
+        </w:rPr>
+        <w:t>）。B</w:t>
+      </w:r>
+      <w:r>
+        <w:rPr>
+          <w:rFonts w:hint="eastAsia" w:ascii="Times New Roman" w:hAnsi="Times New Roman" w:eastAsia="FangSong" w:cs="Times New Roman"/>
+        </w:rPr>
+        <w:t>的</w:t>
+      </w:r>
+      <w:r>
+        <w:rPr>
+          <w:rFonts w:hint="eastAsia" w:ascii="Times New Roman" w:hAnsi="Times New Roman" w:eastAsia="Times New Roman" w:cs="Times New Roman"/>
+          <w:vertAlign w:val="superscript"/>
+        </w:rPr>
+        <w:t>13</w:t>
+      </w:r>
+      <w:r>
+        <w:rPr>
+          <w:rFonts w:hint="eastAsia" w:ascii="Times New Roman" w:hAnsi="Times New Roman" w:eastAsia="Times New Roman" w:cs="Times New Roman"/>
+        </w:rPr>
+        <w:t>C</w:t>
+      </w:r>
+      <w:r>
+        <w:rPr>
+          <w:rFonts w:ascii="Times New Roman" w:hAnsi="Times New Roman" w:eastAsia="Times New Roman" w:cs="Times New Roman"/>
+        </w:rPr>
+        <w:t xml:space="preserve"> </w:t>
+      </w:r>
+      <w:r>
+        <w:rPr>
+          <w:rFonts w:hint="eastAsia" w:ascii="Times New Roman" w:hAnsi="Times New Roman" w:eastAsia="Times New Roman" w:cs="Times New Roman"/>
+        </w:rPr>
+        <w:t>NMR：</w:t>
+      </w:r>
+      <w:r>
+        <w:rPr>
+          <w:rFonts w:hint="eastAsia" w:ascii="Times New Roman" w:hAnsi="Times New Roman" w:eastAsia="FangSong" w:cs="Times New Roman"/>
+        </w:rPr>
+        <w:t>环上</w:t>
+      </w:r>
+      <w:r>
+        <w:rPr>
+          <w:rFonts w:hint="eastAsia" w:ascii="Times New Roman" w:hAnsi="Times New Roman" w:eastAsia="Times New Roman" w:cs="Times New Roman"/>
+        </w:rPr>
+        <w:t>4</w:t>
+      </w:r>
+      <w:r>
+        <w:rPr>
+          <w:rFonts w:hint="eastAsia" w:ascii="Times New Roman" w:hAnsi="Times New Roman" w:eastAsia="FangSong" w:cs="Times New Roman"/>
+        </w:rPr>
+        <w:t>个不等价碳</w:t>
+      </w:r>
+      <w:r>
+        <w:rPr>
+          <w:rFonts w:hint="eastAsia" w:ascii="Times New Roman" w:hAnsi="Times New Roman" w:eastAsia="Times New Roman" w:cs="Times New Roman"/>
+        </w:rPr>
+        <w:t>+</w:t>
+      </w:r>
+      <w:r>
+        <w:rPr>
+          <w:rFonts w:hint="eastAsia" w:ascii="Times New Roman" w:hAnsi="Times New Roman" w:eastAsia="FangSong" w:cs="Times New Roman"/>
+        </w:rPr>
+        <w:t>甲基</w:t>
+      </w:r>
+      <w:r>
+        <w:rPr>
+          <w:rFonts w:hint="eastAsia" w:ascii="Times New Roman" w:hAnsi="Times New Roman" w:eastAsia="Times New Roman" w:cs="Times New Roman"/>
+        </w:rPr>
+        <w:t>=5</w:t>
+      </w:r>
+      <w:r>
+        <w:rPr>
+          <w:rFonts w:hint="eastAsia" w:ascii="Times New Roman" w:hAnsi="Times New Roman" w:eastAsia="FangSong" w:cs="Times New Roman"/>
+        </w:rPr>
+        <w:t>个信号</w:t>
+      </w:r>
+    </w:p>
+    <w:p>
+      <w:pPr>
+        <w:pStyle w:val="Compact"/>
+        <w:numPr>
+          <w:ilvl w:val="0"/>
+          <w:numId w:val="1020"/>
+        </w:numPr>
+      </w:pPr>
+      <w:r>
+        <w:rPr>
+          <w:rFonts w:hint="eastAsia" w:ascii="Times New Roman" w:hAnsi="Times New Roman" w:eastAsia="FangSong" w:cs="Times New Roman"/>
+        </w:rPr>
+        <w:t>反</w:t>
+      </w:r>
+      <w:r>
+        <w:rPr>
+          <w:rFonts w:hint="eastAsia" w:ascii="Times New Roman" w:hAnsi="Times New Roman" w:eastAsia="Times New Roman" w:cs="Times New Roman"/>
+        </w:rPr>
+        <w:t>-1,2-：</w:t>
+      </w:r>
+      <w:r>
+        <w:rPr>
+          <w:rFonts w:hint="eastAsia" w:ascii="Times New Roman" w:hAnsi="Times New Roman" w:eastAsia="FangSong" w:cs="Times New Roman"/>
+        </w:rPr>
+        <w:t>可双轴构象</w:t>
+      </w:r>
+      <w:r>
+        <w:rPr>
+          <w:rFonts w:hint="eastAsia" w:ascii="Times New Roman" w:hAnsi="Times New Roman" w:eastAsia="Times New Roman" w:cs="Times New Roman"/>
+        </w:rPr>
+        <w:t>→Br</w:t>
+      </w:r>
+      <w:r>
+        <w:rPr>
+          <w:rFonts w:hint="eastAsia" w:ascii="Times New Roman" w:hAnsi="Times New Roman" w:eastAsia="FangSong" w:cs="Times New Roman"/>
+        </w:rPr>
+        <w:t>在</w:t>
+      </w:r>
+      <w:r>
+        <w:rPr>
+          <w:rFonts w:hint="eastAsia" w:ascii="Times New Roman" w:hAnsi="Times New Roman" w:eastAsia="Times New Roman" w:cs="Times New Roman"/>
+        </w:rPr>
+        <w:t>a</w:t>
+      </w:r>
+      <w:r>
+        <w:rPr>
+          <w:rFonts w:hint="eastAsia" w:ascii="Times New Roman" w:hAnsi="Times New Roman" w:eastAsia="FangSong" w:cs="Times New Roman"/>
+        </w:rPr>
+        <w:t>键</w:t>
+      </w:r>
+      <w:r>
+        <w:rPr>
+          <w:rFonts w:hint="eastAsia" w:ascii="Times New Roman" w:hAnsi="Times New Roman" w:eastAsia="Times New Roman" w:cs="Times New Roman"/>
+        </w:rPr>
+        <w:t>，</w:t>
+      </w:r>
+      <w:r>
+        <w:rPr>
+          <w:rFonts w:hint="eastAsia" w:ascii="Times New Roman" w:hAnsi="Times New Roman" w:eastAsia="FangSong" w:cs="Times New Roman"/>
+        </w:rPr>
+        <w:t>邻位</w:t>
+      </w:r>
+      <w:r>
+        <w:rPr>
+          <w:rFonts w:hint="eastAsia" w:ascii="Times New Roman" w:hAnsi="Times New Roman" w:eastAsia="Times New Roman" w:cs="Times New Roman"/>
+        </w:rPr>
+        <w:t>a-H</w:t>
+      </w:r>
+      <w:r>
+        <w:rPr>
+          <w:rFonts w:hint="eastAsia" w:ascii="Times New Roman" w:hAnsi="Times New Roman" w:eastAsia="FangSong" w:cs="Times New Roman"/>
+        </w:rPr>
+        <w:t>满足</w:t>
+      </w:r>
+      <w:r>
+        <w:rPr>
+          <w:rFonts w:hint="eastAsia" w:ascii="Times New Roman" w:hAnsi="Times New Roman" w:eastAsia="Times New Roman" w:cs="Times New Roman"/>
+        </w:rPr>
+        <w:t>anti→E2→3-</w:t>
+      </w:r>
+      <w:r>
+        <w:rPr>
+          <w:rFonts w:hint="eastAsia" w:ascii="Times New Roman" w:hAnsi="Times New Roman" w:eastAsia="FangSong" w:cs="Times New Roman"/>
+        </w:rPr>
+        <w:t>甲基环己烯</w:t>
+      </w:r>
+    </w:p>
+    <w:p>
+      <w:pPr>
+        <w:pStyle w:val="Compact"/>
+        <w:numPr>
+          <w:ilvl w:val="0"/>
+          <w:numId w:val="1020"/>
         </w:numPr>
       </w:pPr>
       <w:r>
@@ -23373,8 +23783,8 @@
         </w:pict>
       </w:r>
     </w:p>
-    <w:bookmarkEnd w:id="66"/>
-    <w:bookmarkStart w:id="67" w:name="十四跨专题连接"/>
+    <w:bookmarkEnd w:id="69"/>
+    <w:bookmarkStart w:id="70" w:name="十四跨专题连接"/>
     <w:p>
       <w:pPr>
         <w:pStyle w:val="Heading2"/>
@@ -23404,7 +23814,7 @@
         <w:pStyle w:val="Compact"/>
         <w:numPr>
           <w:ilvl w:val="0"/>
-          <w:numId w:val="1022"/>
+          <w:numId w:val="1023"/>
         </w:numPr>
       </w:pPr>
       <w:r>
@@ -23491,7 +23901,7 @@
         <w:pStyle w:val="Compact"/>
         <w:numPr>
           <w:ilvl w:val="0"/>
-          <w:numId w:val="1022"/>
+          <w:numId w:val="1023"/>
         </w:numPr>
       </w:pPr>
       <w:r>
@@ -23584,7 +23994,7 @@
         <w:pStyle w:val="Compact"/>
         <w:numPr>
           <w:ilvl w:val="0"/>
-          <w:numId w:val="1022"/>
+          <w:numId w:val="1023"/>
         </w:numPr>
       </w:pPr>
       <w:r>
@@ -23671,7 +24081,7 @@
         <w:pStyle w:val="Compact"/>
         <w:numPr>
           <w:ilvl w:val="0"/>
-          <w:numId w:val="1022"/>
+          <w:numId w:val="1023"/>
         </w:numPr>
       </w:pPr>
       <w:r>
@@ -23763,8 +24173,8 @@
         </w:pict>
       </w:r>
     </w:p>
-    <w:bookmarkEnd w:id="67"/>
-    <w:bookmarkEnd w:id="68"/>
+    <w:bookmarkEnd w:id="70"/>
+    <w:bookmarkEnd w:id="71"/>
     <w:sectPr>
       <w:footerReference w:type="default" r:id="rId9"/>
       <w:footnotePr>
@@ -24493,24 +24903,6 @@
     <w:abstractNumId w:val="991"/>
   </w:num>
   <w:num w:numId="1008">
-    <w:abstractNumId w:val="991"/>
-  </w:num>
-  <w:num w:numId="1009">
-    <w:abstractNumId w:val="991"/>
-  </w:num>
-  <w:num w:numId="1010">
-    <w:abstractNumId w:val="991"/>
-  </w:num>
-  <w:num w:numId="1011">
-    <w:abstractNumId w:val="991"/>
-  </w:num>
-  <w:num w:numId="1012">
-    <w:abstractNumId w:val="991"/>
-  </w:num>
-  <w:num w:numId="1013">
-    <w:abstractNumId w:val="991"/>
-  </w:num>
-  <w:num w:numId="1014">
     <w:abstractNumId w:val="99411"/>
     <w:lvlOverride w:ilvl="0">
       <w:startOverride w:val="1"/>
@@ -24540,8 +24932,26 @@
       <w:startOverride w:val="1"/>
     </w:lvlOverride>
   </w:num>
+  <w:num w:numId="1009">
+    <w:abstractNumId w:val="991"/>
+  </w:num>
+  <w:num w:numId="1010">
+    <w:abstractNumId w:val="991"/>
+  </w:num>
+  <w:num w:numId="1011">
+    <w:abstractNumId w:val="991"/>
+  </w:num>
+  <w:num w:numId="1012">
+    <w:abstractNumId w:val="991"/>
+  </w:num>
+  <w:num w:numId="1013">
+    <w:abstractNumId w:val="991"/>
+  </w:num>
+  <w:num w:numId="1014">
+    <w:abstractNumId w:val="991"/>
+  </w:num>
   <w:num w:numId="1015">
-    <w:abstractNumId w:val="99731"/>
+    <w:abstractNumId w:val="99411"/>
     <w:lvlOverride w:ilvl="0">
       <w:startOverride w:val="1"/>
     </w:lvlOverride>
@@ -24601,6 +25011,36 @@
     </w:lvlOverride>
   </w:num>
   <w:num w:numId="1017">
+    <w:abstractNumId w:val="99731"/>
+    <w:lvlOverride w:ilvl="0">
+      <w:startOverride w:val="1"/>
+    </w:lvlOverride>
+    <w:lvlOverride w:ilvl="1">
+      <w:startOverride w:val="1"/>
+    </w:lvlOverride>
+    <w:lvlOverride w:ilvl="2">
+      <w:startOverride w:val="1"/>
+    </w:lvlOverride>
+    <w:lvlOverride w:ilvl="3">
+      <w:startOverride w:val="1"/>
+    </w:lvlOverride>
+    <w:lvlOverride w:ilvl="4">
+      <w:startOverride w:val="1"/>
+    </w:lvlOverride>
+    <w:lvlOverride w:ilvl="5">
+      <w:startOverride w:val="1"/>
+    </w:lvlOverride>
+    <w:lvlOverride w:ilvl="6">
+      <w:startOverride w:val="1"/>
+    </w:lvlOverride>
+    <w:lvlOverride w:ilvl="7">
+      <w:startOverride w:val="1"/>
+    </w:lvlOverride>
+    <w:lvlOverride w:ilvl="8">
+      <w:startOverride w:val="1"/>
+    </w:lvlOverride>
+  </w:num>
+  <w:num w:numId="1018">
     <w:abstractNumId w:val="99414"/>
     <w:lvlOverride w:ilvl="0">
       <w:startOverride w:val="4"/>
@@ -24630,7 +25070,7 @@
       <w:startOverride w:val="4"/>
     </w:lvlOverride>
   </w:num>
-  <w:num w:numId="1018">
+  <w:num w:numId="1019">
     <w:abstractNumId w:val="99418"/>
     <w:lvlOverride w:ilvl="0">
       <w:startOverride w:val="8"/>
@@ -24660,7 +25100,7 @@
       <w:startOverride w:val="8"/>
     </w:lvlOverride>
   </w:num>
-  <w:num w:numId="1019">
+  <w:num w:numId="1020">
     <w:abstractNumId w:val="99411"/>
     <w:lvlOverride w:ilvl="0">
       <w:startOverride w:val="1"/>
@@ -24690,7 +25130,7 @@
       <w:startOverride w:val="1"/>
     </w:lvlOverride>
   </w:num>
-  <w:num w:numId="1020">
+  <w:num w:numId="1021">
     <w:abstractNumId w:val="99731"/>
     <w:lvlOverride w:ilvl="0">
       <w:startOverride w:val="1"/>
@@ -24720,7 +25160,7 @@
       <w:startOverride w:val="1"/>
     </w:lvlOverride>
   </w:num>
-  <w:num w:numId="1021">
+  <w:num w:numId="1022">
     <w:abstractNumId w:val="99431"/>
     <w:lvlOverride w:ilvl="0">
       <w:startOverride w:val="1"/>
@@ -24750,7 +25190,7 @@
       <w:startOverride w:val="1"/>
     </w:lvlOverride>
   </w:num>
-  <w:num w:numId="1022">
+  <w:num w:numId="1023">
     <w:abstractNumId w:val="991"/>
   </w:num>
 </w:numbering>
@@ -25434,7 +25874,7 @@
     <ns0:name ns0:val="Verbatim Char"/>
     <ns0:basedOn ns0:val="BodyTextChar"/>
     <ns0:rPr>
-      <ns0:rFonts ns0:ascii="SimSun" ns0:hAnsi="SimSun" ns0:eastAsia="SimSun" ns0:cs="SimSun"/>
+      <ns0:rFonts ns0:ascii="SimSun" ns0:cs="SimSun" ns0:eastAsia="SimSun" ns0:hAnsi="SimSun"/>
       <ns0:b ns0:val="0"/>
       <ns0:sz ns0:val="20"/>
     </ns0:rPr>
@@ -25496,7 +25936,7 @@
       <w:wordWrap w:val="off"/>
     </w:pPr>
     <ns0:rPr>
-      <w:rFonts w:ascii="SimSun" w:hAnsi="SimSun" w:eastAsia="SimSun" w:cs="SimSun"/>
+      <w:rFonts ns0:ascii="SimSun" ns0:hAnsi="SimSun" ns0:eastAsia="SimSun" ns0:cs="SimSun"/>
     </ns0:rPr>
   </w:style>
   <w:style w:type="character" w:customStyle="1" w:styleId="KeywordTok">

--- a/06-学生侧材料/讲义/有机化学/立体化学与区域选择性.docx
+++ b/06-学生侧材料/讲义/有机化学/立体化学与区域选择性.docx
@@ -2,7 +2,7 @@
 <file path=word/document.xml><?xml version="1.0" encoding="utf-8"?>
 <w:document xmlns:w="http://schemas.openxmlformats.org/wordprocessingml/2006/main" xmlns:m="http://schemas.openxmlformats.org/officeDocument/2006/math" xmlns:r="http://schemas.openxmlformats.org/officeDocument/2006/relationships" xmlns:o="urn:schemas-microsoft-com:office:office" xmlns:v="urn:schemas-microsoft-com:vml" xmlns:w10="urn:schemas-microsoft-com:office:word" xmlns:a="http://schemas.openxmlformats.org/drawingml/2006/main" xmlns:pic="http://schemas.openxmlformats.org/drawingml/2006/picture" xmlns:wp="http://schemas.openxmlformats.org/drawingml/2006/wordprocessingDrawing">
   <w:body>
-    <w:bookmarkStart w:id="71" w:name="专题立体化学与区域选择性提高班"/>
+    <w:bookmarkStart w:id="77" w:name="专题立体化学与区域选择性提高班"/>
     <w:p>
       <w:pPr>
         <w:pStyle w:val="Heading1"/>
@@ -1144,7 +1144,7 @@
       </w:r>
     </w:p>
     <w:bookmarkEnd w:id="10"/>
-    <w:bookmarkStart w:id="27" w:name="二手性基础"/>
+    <w:bookmarkStart w:id="30" w:name="二手性基础"/>
     <w:p>
       <w:pPr>
         <w:pStyle w:val="Heading2"/>
@@ -4416,7 +4416,7 @@
       </w:r>
     </w:p>
     <w:bookmarkEnd w:id="25"/>
-    <w:bookmarkStart w:id="26" w:name="潜手性与-resi-面"/>
+    <w:bookmarkStart w:id="29" w:name="潜手性与-resi-面"/>
     <w:p>
       <w:pPr>
         <w:pStyle w:val="Heading3"/>
@@ -4762,288 +4762,442 @@
     <w:p>
       <w:pPr>
         <w:pStyle w:val="BodyText"/>
-      </w:pPr>
-      <w:r>
-        <w:rPr>
-          <w:rFonts w:hint="eastAsia" w:ascii="Times New Roman" w:hAnsi="Times New Roman" w:eastAsia="FangSong" w:cs="Times New Roman"/>
-        </w:rPr>
-        <w:t xml:space="preserve">对羰基碳作</w:t>
-      </w:r>
-      <w:r>
-        <w:rPr>
-          <w:rFonts w:ascii="Times New Roman" w:hAnsi="Times New Roman" w:eastAsia="Times New Roman" w:cs="Times New Roman"/>
+        <w:spacing w:before="160" w:after="80"/>
+        <w:jc w:val="center"/>
+      </w:pPr>
+      <w:r>
+        <w:rPr>
+          <w:rFonts w:ascii="Times New Roman" w:hAnsi="Times New Roman" w:eastAsia="FangSong" w:cs="Times New Roman"/>
+          <w:b w:val="0"/>
+          <w:i w:val="0"/>
+          <w:sz w:val="21"/>
+        </w:rPr>
+        <w:drawing>
+          <wp:inline>
+            <wp:extent cx="3600000" cy="2623594"/>
+            <wp:effectExtent b="0" l="0" r="0" t="0"/>
+            <wp:docPr descr="羰基的 Re/Si 面标记" title="" id="27" name="Picture"/>
+            <a:graphic>
+              <a:graphicData uri="http://schemas.openxmlformats.org/drawingml/2006/picture">
+                <pic:pic>
+                  <pic:nvPicPr>
+                    <pic:cNvPr descr="18f31e0b0a8365ea1ed21231d9d39a67dfab9b9d2eb268a7c91f4ee219e0b166.png" id="28" name="Picture"/>
+                    <pic:cNvPicPr>
+                      <a:picLocks noChangeArrowheads="1" noChangeAspect="1"/>
+                    </pic:cNvPicPr>
+                  </pic:nvPicPr>
+                  <pic:blipFill>
+                    <a:blip r:embed="rId26"/>
+                    <a:stretch>
+                      <a:fillRect/>
+                    </a:stretch>
+                  </pic:blipFill>
+                  <pic:spPr bwMode="auto">
+                    <a:xfrm>
+                      <a:off x="0" y="0"/>
+                      <a:ext cx="3600000" cy="2623594"/>
+                    </a:xfrm>
+                    <a:prstGeom prst="rect">
+                      <a:avLst/>
+                    </a:prstGeom>
+                    <a:noFill/>
+                    <a:ln w="9525">
+                      <a:noFill/>
+                      <a:headEnd/>
+                      <a:tailEnd/>
+                    </a:ln>
+                  </pic:spPr>
+                </pic:pic>
+              </a:graphicData>
+            </a:graphic>
+          </wp:inline>
+        </w:drawing>
+      </w:r>
+      <w:r>
+        <w:rPr>
+          <w:rFonts w:ascii="Times New Roman" w:hAnsi="Times New Roman" w:eastAsia="FangSong" w:cs="Times New Roman"/>
+          <w:b w:val="0"/>
+          <w:i w:val="0"/>
+          <w:sz w:val="21"/>
+        </w:rPr>
+        <w:t xml:space="preserve"> </w:t>
+      </w:r>
+      <w:r>
+        <w:rPr>
+          <w:rFonts w:hint="eastAsia" w:ascii="Times New Roman" w:hAnsi="Times New Roman" w:eastAsia="FangSong" w:cs="Times New Roman"/>
+          <w:b w:val="0"/>
+          <w:i w:val="0"/>
+          <w:iCs/>
+          <w:sz w:val="21"/>
+        </w:rPr>
+        <w:t xml:space="preserve">图</w:t>
+      </w:r>
+      <w:r>
+        <w:rPr>
+          <w:rFonts w:ascii="Times New Roman" w:hAnsi="Times New Roman" w:eastAsia="FangSong" w:cs="Times New Roman"/>
+          <w:b w:val="0"/>
+          <w:i w:val="0"/>
+          <w:iCs/>
+          <w:sz w:val="21"/>
+        </w:rPr>
+        <w:t xml:space="preserve"> </w:t>
+      </w:r>
+      <w:r>
+        <w:rPr>
+          <w:rFonts w:hint="eastAsia" w:ascii="Times New Roman" w:hAnsi="Times New Roman" w:eastAsia="FangSong" w:cs="Times New Roman"/>
+          <w:b w:val="0"/>
+          <w:i w:val="0"/>
+          <w:iCs/>
+          <w:sz w:val="21"/>
+        </w:rPr>
+        <w:t xml:space="preserve">羰基的</w:t>
+      </w:r>
+      <w:r>
+        <w:rPr>
+          <w:rFonts w:ascii="Times New Roman" w:hAnsi="Times New Roman" w:eastAsia="FangSong" w:cs="Times New Roman"/>
+          <w:b w:val="0"/>
+          <w:i w:val="0"/>
+          <w:iCs/>
+          <w:sz w:val="21"/>
+        </w:rPr>
+        <w:t xml:space="preserve"> Re/Si </w:t>
+      </w:r>
+      <w:r>
+        <w:rPr>
+          <w:rFonts w:hint="eastAsia" w:ascii="Times New Roman" w:hAnsi="Times New Roman" w:eastAsia="FangSong" w:cs="Times New Roman"/>
+          <w:b w:val="0"/>
+          <w:i w:val="0"/>
+          <w:iCs/>
+          <w:sz w:val="21"/>
+        </w:rPr>
+        <w:t xml:space="preserve">面标记</w:t>
+      </w:r>
+      <w:r>
+        <w:rPr>
+          <w:rFonts w:hint="eastAsia" w:ascii="Times New Roman" w:hAnsi="Times New Roman" w:eastAsia="FangSong" w:cs="Times New Roman"/>
+          <w:b w:val="0"/>
+          <w:i w:val="0"/>
+          <w:sz w:val="21"/>
+        </w:rPr>
+        <w:t>：</w:t>
+      </w:r>
+      <w:r>
+        <w:rPr>
+          <w:rFonts w:hint="eastAsia" w:ascii="Times New Roman" w:hAnsi="Times New Roman" w:eastAsia="FangSong" w:cs="Times New Roman"/>
+          <w:b w:val="0"/>
+          <w:i w:val="0"/>
+          <w:sz w:val="21"/>
+        </w:rPr>
+        <w:t>对羰基碳作</w:t>
+      </w:r>
+      <w:r>
+        <w:rPr>
+          <w:rFonts w:ascii="Times New Roman" w:hAnsi="Times New Roman" w:eastAsia="FangSong" w:cs="Times New Roman"/>
+          <w:b w:val="0"/>
+          <w:i w:val="0"/>
+          <w:sz w:val="21"/>
         </w:rPr>
         <w:t xml:space="preserve"> CIP </w:t>
       </w:r>
       <w:r>
         <w:rPr>
           <w:rFonts w:hint="eastAsia" w:ascii="Times New Roman" w:hAnsi="Times New Roman" w:eastAsia="FangSong" w:cs="Times New Roman"/>
+          <w:b w:val="0"/>
+          <w:i w:val="0"/>
+          <w:sz w:val="21"/>
         </w:rPr>
         <w:t>排序</w:t>
       </w:r>
       <w:r>
         <w:rPr>
-          <w:rFonts w:hint="eastAsia" w:ascii="Times New Roman" w:hAnsi="Times New Roman" w:eastAsia="Times New Roman" w:cs="Times New Roman"/>
-        </w:rPr>
-        <w:t>：O</w:t>
-      </w:r>
-      <w:r>
-        <w:rPr>
-          <w:rFonts w:ascii="Times New Roman" w:hAnsi="Times New Roman" w:eastAsia="Times New Roman" w:cs="Times New Roman"/>
+          <w:rFonts w:hint="eastAsia" w:ascii="Times New Roman" w:hAnsi="Times New Roman" w:eastAsia="FangSong" w:cs="Times New Roman"/>
+          <w:b w:val="0"/>
+          <w:i w:val="0"/>
+          <w:sz w:val="21"/>
+        </w:rPr>
+        <w:t>（O</w:t>
+      </w:r>
+      <w:r>
+        <w:rPr>
+          <w:rFonts w:ascii="Times New Roman" w:hAnsi="Times New Roman" w:eastAsia="FangSong" w:cs="Times New Roman"/>
+          <w:b w:val="0"/>
+          <w:i w:val="0"/>
+          <w:sz w:val="21"/>
         </w:rPr>
         <w:t xml:space="preserve"> </w:t>
       </w:r>
       <w:r>
         <w:rPr>
           <w:rFonts w:hint="eastAsia" w:ascii="Times New Roman" w:hAnsi="Times New Roman" w:eastAsia="FangSong" w:cs="Times New Roman"/>
+          <w:b w:val="0"/>
+          <w:i w:val="0"/>
+          <w:sz w:val="21"/>
         </w:rPr>
         <w:t xml:space="preserve">为</w:t>
       </w:r>
       <w:r>
         <w:rPr>
-          <w:rFonts w:ascii="Times New Roman" w:hAnsi="Times New Roman" w:eastAsia="Times New Roman" w:cs="Times New Roman"/>
+          <w:rFonts w:ascii="Times New Roman" w:hAnsi="Times New Roman" w:eastAsia="FangSong" w:cs="Times New Roman"/>
+          <w:b w:val="0"/>
+          <w:i w:val="0"/>
+          <w:sz w:val="21"/>
         </w:rPr>
         <w:t xml:space="preserve"> </w:t>
       </w:r>
       <w:r>
         <w:rPr>
-          <w:rFonts w:hint="eastAsia" w:ascii="Times New Roman" w:hAnsi="Times New Roman" w:eastAsia="Times New Roman" w:cs="Times New Roman"/>
-        </w:rPr>
-        <w:t>1（</w:t>
-      </w:r>
-      <w:r>
-        <w:rPr>
-          <w:rFonts w:hint="eastAsia" w:ascii="Times New Roman" w:hAnsi="Times New Roman" w:eastAsia="FangSong" w:cs="Times New Roman"/>
-        </w:rPr>
-        <w:t>最高</w:t>
-      </w:r>
-      <w:r>
-        <w:rPr>
-          <w:rFonts w:hint="eastAsia" w:ascii="Times New Roman" w:hAnsi="Times New Roman" w:eastAsia="Times New Roman" w:cs="Times New Roman"/>
-        </w:rPr>
-        <w:t>，</w:t>
-      </w:r>
-      <w:r>
-        <w:rPr>
-          <w:rFonts w:hint="eastAsia" w:ascii="Times New Roman" w:hAnsi="Times New Roman" w:eastAsia="FangSong" w:cs="Times New Roman"/>
+          <w:rFonts w:hint="eastAsia" w:ascii="Times New Roman" w:hAnsi="Times New Roman" w:eastAsia="FangSong" w:cs="Times New Roman"/>
+          <w:b w:val="0"/>
+          <w:i w:val="0"/>
+          <w:sz w:val="21"/>
+        </w:rPr>
+        <w:t>1，</w:t>
+      </w:r>
+      <w:r>
+        <w:rPr>
+          <w:rFonts w:hint="eastAsia" w:ascii="Times New Roman" w:hAnsi="Times New Roman" w:eastAsia="FangSong" w:cs="Times New Roman"/>
+          <w:b w:val="0"/>
+          <w:i w:val="0"/>
+          <w:sz w:val="21"/>
         </w:rPr>
         <w:t>双键原子按</w:t>
       </w:r>
       <w:r>
         <w:rPr>
-          <w:rFonts w:hint="eastAsia" w:ascii="Times New Roman" w:hAnsi="Times New Roman" w:eastAsia="Times New Roman" w:cs="Times New Roman"/>
+          <w:rFonts w:hint="eastAsia" w:ascii="Times New Roman" w:hAnsi="Times New Roman" w:eastAsia="FangSong" w:cs="Times New Roman"/>
+          <w:b w:val="0"/>
+          <w:i w:val="0"/>
+          <w:sz w:val="21"/>
         </w:rPr>
         <w:t>”</w:t>
       </w:r>
       <w:r>
         <w:rPr>
           <w:rFonts w:hint="eastAsia" w:ascii="Times New Roman" w:hAnsi="Times New Roman" w:eastAsia="FangSong" w:cs="Times New Roman"/>
+          <w:b w:val="0"/>
+          <w:i w:val="0"/>
+          <w:sz w:val="21"/>
         </w:rPr>
         <w:t>连两次</w:t>
       </w:r>
       <w:r>
         <w:rPr>
-          <w:rFonts w:hint="eastAsia" w:ascii="Times New Roman" w:hAnsi="Times New Roman" w:eastAsia="Times New Roman" w:cs="Times New Roman"/>
+          <w:rFonts w:hint="eastAsia" w:ascii="Times New Roman" w:hAnsi="Times New Roman" w:eastAsia="FangSong" w:cs="Times New Roman"/>
+          <w:b w:val="0"/>
+          <w:i w:val="0"/>
+          <w:sz w:val="21"/>
         </w:rPr>
         <w:t>”</w:t>
       </w:r>
       <w:r>
         <w:rPr>
           <w:rFonts w:hint="eastAsia" w:ascii="Times New Roman" w:hAnsi="Times New Roman" w:eastAsia="FangSong" w:cs="Times New Roman"/>
+          <w:b w:val="0"/>
+          <w:i w:val="0"/>
+          <w:sz w:val="21"/>
         </w:rPr>
         <w:t>处理</w:t>
       </w:r>
       <w:r>
         <w:rPr>
-          <w:rFonts w:hint="eastAsia" w:ascii="Times New Roman" w:hAnsi="Times New Roman" w:eastAsia="Times New Roman" w:cs="Times New Roman"/>
-        </w:rPr>
-        <w:t>），R</w:t>
-      </w:r>
-      <w:r>
-        <w:rPr>
-          <w:rFonts w:hint="eastAsia" w:ascii="Times New Roman" w:hAnsi="Times New Roman" w:eastAsia="Times New Roman" w:cs="Times New Roman"/>
+          <w:rFonts w:hint="eastAsia" w:ascii="Times New Roman" w:hAnsi="Times New Roman" w:eastAsia="FangSong" w:cs="Times New Roman"/>
+          <w:b w:val="0"/>
+          <w:i w:val="0"/>
+          <w:sz w:val="21"/>
+        </w:rPr>
+        <w:t>；R</w:t>
+      </w:r>
+      <w:r>
+        <w:rPr>
+          <w:rFonts w:hint="eastAsia" w:ascii="Times New Roman" w:hAnsi="Times New Roman" w:eastAsia="FangSong" w:cs="Times New Roman"/>
+          <w:b w:val="0"/>
+          <w:i w:val="0"/>
+          <w:sz w:val="21"/>
           <w:vertAlign w:val="superscript"/>
         </w:rPr>
-        <w:t>1</w:t>
-      </w:r>
-      <w:r>
-        <w:rPr>
-          <w:rFonts w:ascii="Times New Roman" w:hAnsi="Times New Roman" w:eastAsia="Times New Roman" w:cs="Times New Roman"/>
+        <w:t>2</w:t>
+      </w:r>
+      <w:r>
+        <w:rPr>
+          <w:rFonts w:ascii="Times New Roman" w:hAnsi="Times New Roman" w:eastAsia="FangSong" w:cs="Times New Roman"/>
+          <w:b w:val="0"/>
+          <w:i w:val="0"/>
+          <w:sz w:val="21"/>
         </w:rPr>
         <w:t xml:space="preserve"> </w:t>
       </w:r>
       <w:r>
         <w:rPr>
           <w:rFonts w:hint="eastAsia" w:ascii="Times New Roman" w:hAnsi="Times New Roman" w:eastAsia="FangSong" w:cs="Times New Roman"/>
+          <w:b w:val="0"/>
+          <w:i w:val="0"/>
+          <w:sz w:val="21"/>
         </w:rPr>
         <w:t xml:space="preserve">为</w:t>
       </w:r>
       <w:r>
         <w:rPr>
-          <w:rFonts w:ascii="Times New Roman" w:hAnsi="Times New Roman" w:eastAsia="Times New Roman" w:cs="Times New Roman"/>
+          <w:rFonts w:ascii="Times New Roman" w:hAnsi="Times New Roman" w:eastAsia="FangSong" w:cs="Times New Roman"/>
+          <w:b w:val="0"/>
+          <w:i w:val="0"/>
+          <w:sz w:val="21"/>
         </w:rPr>
         <w:t xml:space="preserve"> </w:t>
       </w:r>
       <w:r>
         <w:rPr>
-          <w:rFonts w:hint="eastAsia" w:ascii="Times New Roman" w:hAnsi="Times New Roman" w:eastAsia="Times New Roman" w:cs="Times New Roman"/>
+          <w:rFonts w:hint="eastAsia" w:ascii="Times New Roman" w:hAnsi="Times New Roman" w:eastAsia="FangSong" w:cs="Times New Roman"/>
+          <w:b w:val="0"/>
+          <w:i w:val="0"/>
+          <w:sz w:val="21"/>
         </w:rPr>
         <w:t>2，R</w:t>
       </w:r>
       <w:r>
         <w:rPr>
-          <w:rFonts w:hint="eastAsia" w:ascii="Times New Roman" w:hAnsi="Times New Roman" w:eastAsia="Times New Roman" w:cs="Times New Roman"/>
+          <w:rFonts w:hint="eastAsia" w:ascii="Times New Roman" w:hAnsi="Times New Roman" w:eastAsia="FangSong" w:cs="Times New Roman"/>
+          <w:b w:val="0"/>
+          <w:i w:val="0"/>
+          <w:sz w:val="21"/>
           <w:vertAlign w:val="superscript"/>
         </w:rPr>
-        <w:t>2</w:t>
-      </w:r>
-      <w:r>
-        <w:rPr>
-          <w:rFonts w:ascii="Times New Roman" w:hAnsi="Times New Roman" w:eastAsia="Times New Roman" w:cs="Times New Roman"/>
+        <w:t>3</w:t>
+      </w:r>
+      <w:r>
+        <w:rPr>
+          <w:rFonts w:ascii="Times New Roman" w:hAnsi="Times New Roman" w:eastAsia="FangSong" w:cs="Times New Roman"/>
+          <w:b w:val="0"/>
+          <w:i w:val="0"/>
+          <w:sz w:val="21"/>
         </w:rPr>
         <w:t xml:space="preserve"> </w:t>
       </w:r>
       <w:r>
         <w:rPr>
           <w:rFonts w:hint="eastAsia" w:ascii="Times New Roman" w:hAnsi="Times New Roman" w:eastAsia="FangSong" w:cs="Times New Roman"/>
+          <w:b w:val="0"/>
+          <w:i w:val="0"/>
+          <w:sz w:val="21"/>
         </w:rPr>
         <w:t xml:space="preserve">为</w:t>
       </w:r>
       <w:r>
         <w:rPr>
-          <w:rFonts w:ascii="Times New Roman" w:hAnsi="Times New Roman" w:eastAsia="Times New Roman" w:cs="Times New Roman"/>
+          <w:rFonts w:ascii="Times New Roman" w:hAnsi="Times New Roman" w:eastAsia="FangSong" w:cs="Times New Roman"/>
+          <w:b w:val="0"/>
+          <w:i w:val="0"/>
+          <w:sz w:val="21"/>
         </w:rPr>
         <w:t xml:space="preserve"> </w:t>
       </w:r>
       <w:r>
         <w:rPr>
-          <w:rFonts w:hint="eastAsia" w:ascii="Times New Roman" w:hAnsi="Times New Roman" w:eastAsia="Times New Roman" w:cs="Times New Roman"/>
-        </w:rPr>
-        <w:t>3，R</w:t>
-      </w:r>
-      <w:r>
-        <w:rPr>
-          <w:rFonts w:hint="eastAsia" w:ascii="Times New Roman" w:hAnsi="Times New Roman" w:eastAsia="Times New Roman" w:cs="Times New Roman"/>
-          <w:vertAlign w:val="superscript"/>
-        </w:rPr>
-        <w:t>3</w:t>
-      </w:r>
-      <w:r>
-        <w:rPr>
-          <w:rFonts w:ascii="Times New Roman" w:hAnsi="Times New Roman" w:eastAsia="Times New Roman" w:cs="Times New Roman"/>
+          <w:rFonts w:hint="eastAsia" w:ascii="Times New Roman" w:hAnsi="Times New Roman" w:eastAsia="FangSong" w:cs="Times New Roman"/>
+          <w:b w:val="0"/>
+          <w:i w:val="0"/>
+          <w:sz w:val="21"/>
+        </w:rPr>
+        <w:t>3）；</w:t>
+      </w:r>
+      <w:r>
+        <w:rPr>
+          <w:rFonts w:hint="eastAsia" w:ascii="Times New Roman" w:hAnsi="Times New Roman" w:eastAsia="FangSong" w:cs="Times New Roman"/>
+          <w:b w:val="0"/>
+          <w:i w:val="0"/>
+          <w:sz w:val="21"/>
+        </w:rPr>
+        <w:t>俯视羰基平面时</w:t>
+      </w:r>
+      <w:r>
+        <w:rPr>
+          <w:rFonts w:ascii="Times New Roman" w:hAnsi="Times New Roman" w:eastAsia="FangSong" w:cs="Times New Roman"/>
+          <w:b w:val="0"/>
+          <w:i w:val="0"/>
+          <w:sz w:val="21"/>
+        </w:rPr>
+        <w:t xml:space="preserve"> 1→2→3</w:t>
+      </w:r>
+      <w:r>
+        <w:rPr>
+          <w:rFonts w:ascii="Times New Roman" w:hAnsi="Times New Roman" w:eastAsia="FangSong" w:cs="Times New Roman"/>
+          <w:b w:val="0"/>
+          <w:i w:val="0"/>
+          <w:sz w:val="21"/>
         </w:rPr>
         <w:t xml:space="preserve"> </w:t>
       </w:r>
       <w:r>
         <w:rPr>
           <w:rFonts w:hint="eastAsia" w:ascii="Times New Roman" w:hAnsi="Times New Roman" w:eastAsia="FangSong" w:cs="Times New Roman"/>
-        </w:rPr>
-        <w:t>为最低</w:t>
-      </w:r>
-      <w:r>
-        <w:rPr>
-          <w:rFonts w:hint="eastAsia" w:ascii="Times New Roman" w:hAnsi="Times New Roman" w:eastAsia="Times New Roman" w:cs="Times New Roman"/>
-        </w:rPr>
-        <w:t>（</w:t>
-      </w:r>
-      <w:r>
-        <w:rPr>
-          <w:rFonts w:hint="eastAsia" w:ascii="Times New Roman" w:hAnsi="Times New Roman" w:eastAsia="FangSong" w:cs="Times New Roman"/>
-        </w:rPr>
-        <w:t>通常为</w:t>
-      </w:r>
-      <w:r>
-        <w:rPr>
-          <w:rFonts w:ascii="Times New Roman" w:hAnsi="Times New Roman" w:eastAsia="Times New Roman" w:cs="Times New Roman"/>
-        </w:rPr>
-        <w:t xml:space="preserve"> H </w:t>
-      </w:r>
-      <w:r>
-        <w:rPr>
-          <w:rFonts w:hint="eastAsia" w:ascii="Times New Roman" w:hAnsi="Times New Roman" w:eastAsia="FangSong" w:cs="Times New Roman"/>
-        </w:rPr>
-        <w:t>或较小基团</w:t>
-      </w:r>
-      <w:r>
-        <w:rPr>
-          <w:rFonts w:hint="eastAsia" w:ascii="Times New Roman" w:hAnsi="Times New Roman" w:eastAsia="Times New Roman" w:cs="Times New Roman"/>
-        </w:rPr>
-        <w:t>）。</w:t>
-      </w:r>
-    </w:p>
-    <w:p>
-      <w:pPr>
-        <w:pStyle w:val="BodyText"/>
-      </w:pPr>
-      <w:r>
-        <w:rPr>
-          <w:rFonts w:hint="eastAsia" w:ascii="Times New Roman" w:hAnsi="Times New Roman" w:eastAsia="FangSong" w:cs="Times New Roman"/>
-        </w:rPr>
-        <w:t>俯视羰基平面</w:t>
-      </w:r>
-      <w:r>
-        <w:rPr>
-          <w:rFonts w:hint="eastAsia" w:ascii="Times New Roman" w:hAnsi="Times New Roman" w:eastAsia="Times New Roman" w:cs="Times New Roman"/>
-        </w:rPr>
-        <w:t>：1→2→3</w:t>
-      </w:r>
-      <w:r>
-        <w:rPr>
-          <w:rFonts w:ascii="Times New Roman" w:hAnsi="Times New Roman" w:eastAsia="Times New Roman" w:cs="Times New Roman"/>
-        </w:rPr>
-        <w:t xml:space="preserve"> </w:t>
-      </w:r>
-      <w:r>
-        <w:rPr>
-          <w:rFonts w:hint="eastAsia" w:ascii="Times New Roman" w:hAnsi="Times New Roman" w:eastAsia="FangSong" w:cs="Times New Roman"/>
-          <w:b/>
+          <w:b w:val="0"/>
           <w:bCs/>
-        </w:rPr>
-        <w:t xml:space="preserve">顺时针</w:t>
-      </w:r>
-      <w:r>
-        <w:rPr>
-          <w:rFonts w:ascii="Times New Roman" w:hAnsi="Times New Roman" w:eastAsia="Times New Roman" w:cs="Times New Roman"/>
-          <w:b/>
+          <w:i w:val="0"/>
+          <w:sz w:val="21"/>
+        </w:rPr>
+        <w:t xml:space="preserve">顺时针为</w:t>
+      </w:r>
+      <w:r>
+        <w:rPr>
+          <w:rFonts w:ascii="Times New Roman" w:hAnsi="Times New Roman" w:eastAsia="FangSong" w:cs="Times New Roman"/>
+          <w:b w:val="0"/>
           <w:bCs/>
-        </w:rPr>
-        <w:t xml:space="preserve"> → Re </w:t>
-      </w:r>
-      <w:r>
-        <w:rPr>
-          <w:rFonts w:hint="eastAsia" w:ascii="Times New Roman" w:hAnsi="Times New Roman" w:eastAsia="FangSong" w:cs="Times New Roman"/>
-          <w:b/>
+          <w:i w:val="0"/>
+          <w:sz w:val="21"/>
+        </w:rPr>
+        <w:t xml:space="preserve"> Re </w:t>
+      </w:r>
+      <w:r>
+        <w:rPr>
+          <w:rFonts w:hint="eastAsia" w:ascii="Times New Roman" w:hAnsi="Times New Roman" w:eastAsia="FangSong" w:cs="Times New Roman"/>
+          <w:b w:val="0"/>
           <w:bCs/>
+          <w:i w:val="0"/>
+          <w:sz w:val="21"/>
         </w:rPr>
         <w:t xml:space="preserve">面</w:t>
       </w:r>
       <w:r>
         <w:rPr>
-          <w:rFonts w:hint="eastAsia" w:ascii="Times New Roman" w:hAnsi="Times New Roman" w:eastAsia="Times New Roman" w:cs="Times New Roman"/>
-        </w:rPr>
-        <w:t>，</w:t>
-      </w:r>
-      <w:r>
-        <w:rPr>
-          <w:rFonts w:hint="eastAsia" w:ascii="Times New Roman" w:hAnsi="Times New Roman" w:eastAsia="FangSong" w:cs="Times New Roman"/>
-        </w:rPr>
-        <w:t>逆时针</w:t>
-      </w:r>
-      <w:r>
-        <w:rPr>
-          <w:rFonts w:ascii="Times New Roman" w:hAnsi="Times New Roman" w:eastAsia="Times New Roman" w:cs="Times New Roman"/>
-        </w:rPr>
-        <w:t xml:space="preserve"> → Si </w:t>
-      </w:r>
-      <w:r>
-        <w:rPr>
-          <w:rFonts w:hint="eastAsia" w:ascii="Times New Roman" w:hAnsi="Times New Roman" w:eastAsia="FangSong" w:cs="Times New Roman"/>
+          <w:rFonts w:hint="eastAsia" w:ascii="Times New Roman" w:hAnsi="Times New Roman" w:eastAsia="FangSong" w:cs="Times New Roman"/>
+          <w:b w:val="0"/>
+          <w:i w:val="0"/>
+          <w:sz w:val="21"/>
+        </w:rPr>
+        <w:t>、</w:t>
+      </w:r>
+      <w:r>
+        <w:rPr>
+          <w:rFonts w:hint="eastAsia" w:ascii="Times New Roman" w:hAnsi="Times New Roman" w:eastAsia="FangSong" w:cs="Times New Roman"/>
+          <w:b w:val="0"/>
+          <w:i w:val="0"/>
+          <w:sz w:val="21"/>
+        </w:rPr>
+        <w:t>逆时针为</w:t>
+      </w:r>
+      <w:r>
+        <w:rPr>
+          <w:rFonts w:ascii="Times New Roman" w:hAnsi="Times New Roman" w:eastAsia="FangSong" w:cs="Times New Roman"/>
+          <w:b w:val="0"/>
+          <w:i w:val="0"/>
+          <w:sz w:val="21"/>
+        </w:rPr>
+        <w:t xml:space="preserve"> Si </w:t>
+      </w:r>
+      <w:r>
+        <w:rPr>
+          <w:rFonts w:hint="eastAsia" w:ascii="Times New Roman" w:hAnsi="Times New Roman" w:eastAsia="FangSong" w:cs="Times New Roman"/>
+          <w:b w:val="0"/>
+          <w:i w:val="0"/>
+          <w:sz w:val="21"/>
         </w:rPr>
         <w:t>面</w:t>
       </w:r>
       <w:r>
         <w:rPr>
-          <w:rFonts w:hint="eastAsia" w:ascii="Times New Roman" w:hAnsi="Times New Roman" w:eastAsia="Times New Roman" w:cs="Times New Roman"/>
+          <w:rFonts w:hint="eastAsia" w:ascii="Times New Roman" w:hAnsi="Times New Roman" w:eastAsia="FangSong" w:cs="Times New Roman"/>
+          <w:b w:val="0"/>
+          <w:i w:val="0"/>
+          <w:sz w:val="21"/>
         </w:rPr>
         <w:t>。</w:t>
       </w:r>
@@ -5623,9 +5777,9 @@
         </w:pict>
       </w:r>
     </w:p>
-    <w:bookmarkEnd w:id="26"/>
-    <w:bookmarkEnd w:id="27"/>
-    <w:bookmarkStart w:id="28" w:name="三立体选择性与立体专一性"/>
+    <w:bookmarkEnd w:id="29"/>
+    <w:bookmarkEnd w:id="30"/>
+    <w:bookmarkStart w:id="31" w:name="三立体选择性与立体专一性"/>
     <w:p>
       <w:pPr>
         <w:pStyle w:val="Heading2"/>
@@ -6366,8 +6520,8 @@
         </w:pict>
       </w:r>
     </w:p>
-    <w:bookmarkEnd w:id="28"/>
-    <w:bookmarkStart w:id="38" w:name="四常见反应中的立体化学"/>
+    <w:bookmarkEnd w:id="31"/>
+    <w:bookmarkStart w:id="44" w:name="四常见反应中的立体化学"/>
     <w:p>
       <w:pPr>
         <w:pStyle w:val="Heading2"/>
@@ -6392,7 +6546,7 @@
         <w:t>常见反应中的立体化学</w:t>
       </w:r>
     </w:p>
-    <w:bookmarkStart w:id="29" w:name="sn2walden翻转立体专一"/>
+    <w:bookmarkStart w:id="32" w:name="sn2walden翻转立体专一"/>
     <w:p>
       <w:pPr>
         <w:pStyle w:val="Heading3"/>
@@ -6677,8 +6831,8 @@
         <w:t>。</w:t>
       </w:r>
     </w:p>
-    <w:bookmarkEnd w:id="29"/>
-    <w:bookmarkStart w:id="33" w:name="e2反式共平面立体专一"/>
+    <w:bookmarkEnd w:id="32"/>
+    <w:bookmarkStart w:id="36" w:name="e2反式共平面立体专一"/>
     <w:p>
       <w:pPr>
         <w:pStyle w:val="Heading3"/>
@@ -6866,18 +7020,18 @@
           <wp:inline>
             <wp:extent cx="3600000" cy="933430"/>
             <wp:effectExtent b="0" l="0" r="0" t="0"/>
-            <wp:docPr descr="环己烷椅型/船型构象、锯架式与 Newman 投影式" title="" id="31" name="Picture"/>
+            <wp:docPr descr="环己烷椅型/船型构象、锯架式与 Newman 投影式" title="" id="34" name="Picture"/>
             <a:graphic>
               <a:graphicData uri="http://schemas.openxmlformats.org/drawingml/2006/picture">
                 <pic:pic>
                   <pic:nvPicPr>
-                    <pic:cNvPr descr="044be860eb88470444347d9a2c1ee245a5b0b81f1a9259f280bd4f9ccdd2768b.jpg" id="32" name="Picture"/>
+                    <pic:cNvPr descr="044be860eb88470444347d9a2c1ee245a5b0b81f1a9259f280bd4f9ccdd2768b.jpg" id="35" name="Picture"/>
                     <pic:cNvPicPr>
                       <a:picLocks noChangeArrowheads="1" noChangeAspect="1"/>
                     </pic:cNvPicPr>
                   </pic:nvPicPr>
                   <pic:blipFill>
-                    <a:blip r:embed="rId30"/>
+                    <a:blip r:embed="rId33"/>
                     <a:stretch>
                       <a:fillRect/>
                     </a:stretch>
@@ -8018,8 +8172,8 @@
         <w:t>。”</w:t>
       </w:r>
     </w:p>
-    <w:bookmarkEnd w:id="33"/>
-    <w:bookmarkStart w:id="34" w:name="卤鎓离子加成anti立体专一"/>
+    <w:bookmarkEnd w:id="36"/>
+    <w:bookmarkStart w:id="37" w:name="卤鎓离子加成anti立体专一"/>
     <w:p>
       <w:pPr>
         <w:pStyle w:val="Heading3"/>
@@ -8515,8 +8669,8 @@
         <w:t>。</w:t>
       </w:r>
     </w:p>
-    <w:bookmarkEnd w:id="34"/>
-    <w:bookmarkStart w:id="35" w:name="硼氢化-氧化反马氏syn联动"/>
+    <w:bookmarkEnd w:id="37"/>
+    <w:bookmarkStart w:id="38" w:name="硼氢化-氧化反马氏syn联动"/>
     <w:p>
       <w:pPr>
         <w:pStyle w:val="Heading3"/>
@@ -8667,8 +8821,8 @@
         <w:t xml:space="preserve">。</w:t>
       </w:r>
     </w:p>
-    <w:bookmarkEnd w:id="35"/>
-    <w:bookmarkStart w:id="36" w:name="总对比"/>
+    <w:bookmarkEnd w:id="38"/>
+    <w:bookmarkStart w:id="39" w:name="总对比"/>
     <w:p>
       <w:pPr>
         <w:pStyle w:val="Heading3"/>
@@ -9218,8 +9372,8 @@
         </w:tc>
       </w:tr>
     </w:tbl>
-    <w:bookmarkEnd w:id="36"/>
-    <w:bookmarkStart w:id="37" w:name="邻基参与ngpsn2-的特殊保持"/>
+    <w:bookmarkEnd w:id="39"/>
+    <w:bookmarkStart w:id="43" w:name="邻基参与ngpsn2-的特殊保持"/>
     <w:p>
       <w:pPr>
         <w:pStyle w:val="Heading3"/>
@@ -9507,392 +9661,468 @@
     <w:p>
       <w:pPr>
         <w:pStyle w:val="BodyText"/>
-      </w:pPr>
-      <w:r>
-        <w:rPr>
-          <w:rFonts w:hint="eastAsia" w:ascii="Times New Roman" w:hAnsi="Times New Roman" w:eastAsia="FangSong" w:cs="Times New Roman"/>
+        <w:spacing w:after="80" w:before="160"/>
+        <w:jc w:val="center"/>
+      </w:pPr>
+      <w:r>
+        <w:rPr>
+          <w:rFonts w:ascii="Times New Roman" w:hAnsi="Times New Roman" w:eastAsia="FangSong" w:cs="Times New Roman"/>
+          <w:b w:val="0"/>
+          <w:i w:val="0"/>
+          <w:sz w:val="21"/>
+        </w:rPr>
+        <w:drawing>
+          <wp:inline>
+            <wp:extent cx="3600000" cy="1664967"/>
+            <wp:effectExtent b="0" l="0" r="0" t="0"/>
+            <wp:docPr descr="邻基参与（NGP）三步机理" title="" id="41" name="Picture"/>
+            <a:graphic>
+              <a:graphicData uri="http://schemas.openxmlformats.org/drawingml/2006/picture">
+                <pic:pic>
+                  <pic:nvPicPr>
+                    <pic:cNvPr descr="c0907512f2b9d574f4d5b04b2383949ed755e893366421ec980cadeac61ef13b.png" id="42" name="Picture"/>
+                    <pic:cNvPicPr>
+                      <a:picLocks noChangeArrowheads="1" noChangeAspect="1"/>
+                    </pic:cNvPicPr>
+                  </pic:nvPicPr>
+                  <pic:blipFill>
+                    <a:blip r:embed="rId40"/>
+                    <a:stretch>
+                      <a:fillRect/>
+                    </a:stretch>
+                  </pic:blipFill>
+                  <pic:spPr bwMode="auto">
+                    <a:xfrm>
+                      <a:off x="0" y="0"/>
+                      <a:ext cx="3600000" cy="1664967"/>
+                    </a:xfrm>
+                    <a:prstGeom prst="rect">
+                      <a:avLst/>
+                    </a:prstGeom>
+                    <a:noFill/>
+                    <a:ln w="9525">
+                      <a:noFill/>
+                      <a:headEnd/>
+                      <a:tailEnd/>
+                    </a:ln>
+                  </pic:spPr>
+                </pic:pic>
+              </a:graphicData>
+            </a:graphic>
+          </wp:inline>
+        </w:drawing>
+      </w:r>
+      <w:r>
+        <w:rPr>
+          <w:rFonts w:ascii="Times New Roman" w:hAnsi="Times New Roman" w:eastAsia="FangSong" w:cs="Times New Roman"/>
+          <w:b w:val="0"/>
+          <w:i w:val="0"/>
+          <w:sz w:val="21"/>
+        </w:rPr>
+        <w:t xml:space="preserve"> </w:t>
+      </w:r>
+      <w:r>
+        <w:rPr>
+          <w:rFonts w:hint="eastAsia" w:ascii="Times New Roman" w:hAnsi="Times New Roman" w:eastAsia="FangSong" w:cs="Times New Roman"/>
+          <w:b w:val="0"/>
+          <w:i w:val="0"/>
+          <w:iCs/>
+          <w:sz w:val="21"/>
+        </w:rPr>
+        <w:t xml:space="preserve">图</w:t>
+      </w:r>
+      <w:r>
+        <w:rPr>
+          <w:rFonts w:ascii="Times New Roman" w:hAnsi="Times New Roman" w:eastAsia="FangSong" w:cs="Times New Roman"/>
+          <w:b w:val="0"/>
+          <w:i w:val="0"/>
+          <w:iCs/>
+          <w:sz w:val="21"/>
+        </w:rPr>
+        <w:t xml:space="preserve"> </w:t>
+      </w:r>
+      <w:r>
+        <w:rPr>
+          <w:rFonts w:hint="eastAsia" w:ascii="Times New Roman" w:hAnsi="Times New Roman" w:eastAsia="FangSong" w:cs="Times New Roman"/>
+          <w:b w:val="0"/>
+          <w:i w:val="0"/>
+          <w:iCs/>
+          <w:sz w:val="21"/>
         </w:rPr>
         <w:t>邻基参与</w:t>
       </w:r>
       <w:r>
         <w:rPr>
-          <w:rFonts w:hint="eastAsia" w:ascii="Times New Roman" w:hAnsi="Times New Roman" w:eastAsia="Times New Roman" w:cs="Times New Roman"/>
+          <w:rFonts w:hint="eastAsia" w:ascii="Times New Roman" w:hAnsi="Times New Roman" w:eastAsia="FangSong" w:cs="Times New Roman"/>
+          <w:b w:val="0"/>
+          <w:i w:val="0"/>
+          <w:iCs/>
+          <w:sz w:val="21"/>
+        </w:rPr>
+        <w:t>（NGP）</w:t>
+      </w:r>
+      <w:r>
+        <w:rPr>
+          <w:rFonts w:hint="eastAsia" w:ascii="Times New Roman" w:hAnsi="Times New Roman" w:eastAsia="FangSong" w:cs="Times New Roman"/>
+          <w:b w:val="0"/>
+          <w:i w:val="0"/>
+          <w:sz w:val="21"/>
+        </w:rPr>
+        <w:t>：①</w:t>
+      </w:r>
+      <w:r>
+        <w:rPr>
+          <w:rFonts w:hint="eastAsia" w:ascii="Times New Roman" w:hAnsi="Times New Roman" w:eastAsia="FangSong" w:cs="Times New Roman"/>
+          <w:b w:val="0"/>
+          <w:i w:val="0"/>
+          <w:sz w:val="21"/>
+        </w:rPr>
+        <w:t>邻位</w:t>
+      </w:r>
+      <w:r>
+        <w:rPr>
+          <w:rFonts w:ascii="Times New Roman" w:hAnsi="Times New Roman" w:eastAsia="FangSong" w:cs="Times New Roman"/>
+          <w:b w:val="0"/>
+          <w:i w:val="0"/>
+          <w:sz w:val="21"/>
+        </w:rPr>
+        <w:t xml:space="preserve"> Y </w:t>
+      </w:r>
+      <w:r>
+        <w:rPr>
+          <w:rFonts w:hint="eastAsia" w:ascii="Times New Roman" w:hAnsi="Times New Roman" w:eastAsia="FangSong" w:cs="Times New Roman"/>
+          <w:b w:val="0"/>
+          <w:i w:val="0"/>
+          <w:sz w:val="21"/>
+        </w:rPr>
+        <w:t xml:space="preserve">以孤对电子从背面进攻带</w:t>
+      </w:r>
+      <w:r>
+        <w:rPr>
+          <w:rFonts w:ascii="Times New Roman" w:hAnsi="Times New Roman" w:eastAsia="FangSong" w:cs="Times New Roman"/>
+          <w:b w:val="0"/>
+          <w:i w:val="0"/>
+          <w:sz w:val="21"/>
+        </w:rPr>
+        <w:t xml:space="preserve"> LG </w:t>
+      </w:r>
+      <w:r>
+        <w:rPr>
+          <w:rFonts w:hint="eastAsia" w:ascii="Times New Roman" w:hAnsi="Times New Roman" w:eastAsia="FangSong" w:cs="Times New Roman"/>
+          <w:b w:val="0"/>
+          <w:i w:val="0"/>
+          <w:sz w:val="21"/>
+        </w:rPr>
+        <w:t xml:space="preserve">的</w:t>
+      </w:r>
+      <w:r>
+        <w:rPr>
+          <w:rFonts w:ascii="Times New Roman" w:hAnsi="Times New Roman" w:eastAsia="FangSong" w:cs="Times New Roman"/>
+          <w:b w:val="0"/>
+          <w:i w:val="0"/>
+          <w:sz w:val="21"/>
+        </w:rPr>
+        <w:t xml:space="preserve"> </w:t>
+      </w:r>
+      <w:r>
+        <w:rPr>
+          <w:rFonts w:hint="eastAsia" w:ascii="Times New Roman" w:hAnsi="Times New Roman" w:eastAsia="FangSong" w:cs="Times New Roman"/>
+          <w:b w:val="0"/>
+          <w:i w:val="0"/>
+          <w:sz w:val="21"/>
+        </w:rPr>
+        <w:t>C2，</w:t>
+      </w:r>
+      <w:r>
+        <w:rPr>
+          <w:rFonts w:hint="eastAsia" w:ascii="Times New Roman" w:hAnsi="Times New Roman" w:eastAsia="FangSong" w:cs="Times New Roman"/>
+          <w:b w:val="0"/>
+          <w:i w:val="0"/>
+          <w:sz w:val="21"/>
+        </w:rPr>
+        <w:t>挤出</w:t>
+      </w:r>
+      <w:r>
+        <w:rPr>
+          <w:rFonts w:ascii="Times New Roman" w:hAnsi="Times New Roman" w:eastAsia="FangSong" w:cs="Times New Roman"/>
+          <w:b w:val="0"/>
+          <w:i w:val="0"/>
+          <w:sz w:val="21"/>
+        </w:rPr>
+        <w:t xml:space="preserve"> </w:t>
+      </w:r>
+      <w:r>
+        <w:rPr>
+          <w:rFonts w:hint="eastAsia" w:ascii="Times New Roman" w:hAnsi="Times New Roman" w:eastAsia="FangSong" w:cs="Times New Roman"/>
+          <w:b w:val="0"/>
+          <w:i w:val="0"/>
+          <w:sz w:val="21"/>
+        </w:rPr>
+        <w:t>LG</w:t>
+      </w:r>
+      <w:r>
+        <w:rPr>
+          <w:rFonts w:hint="eastAsia" w:ascii="Times New Roman" w:hAnsi="Times New Roman" w:eastAsia="FangSong" w:cs="Times New Roman"/>
+          <w:b w:val="0"/>
+          <w:i w:val="0"/>
+          <w:sz w:val="21"/>
+          <w:vertAlign w:val="superscript"/>
+        </w:rPr>
+        <w:t>-</w:t>
+      </w:r>
+      <w:r>
+        <w:rPr>
+          <w:rFonts w:hint="eastAsia" w:ascii="Times New Roman" w:hAnsi="Times New Roman" w:eastAsia="FangSong" w:cs="Times New Roman"/>
+          <w:b w:val="0"/>
+          <w:i w:val="0"/>
+          <w:sz w:val="21"/>
+        </w:rPr>
+        <w:t>，</w:t>
+      </w:r>
+      <w:r>
+        <w:rPr>
+          <w:rFonts w:hint="eastAsia" w:ascii="Times New Roman" w:hAnsi="Times New Roman" w:eastAsia="FangSong" w:cs="Times New Roman"/>
+          <w:b w:val="0"/>
+          <w:i w:val="0"/>
+          <w:sz w:val="21"/>
+        </w:rPr>
+        <w:t>形成桥状中间体</w:t>
+      </w:r>
+      <w:r>
+        <w:rPr>
+          <w:rFonts w:hint="eastAsia" w:ascii="Times New Roman" w:hAnsi="Times New Roman" w:eastAsia="FangSong" w:cs="Times New Roman"/>
+          <w:b w:val="0"/>
+          <w:i w:val="0"/>
+          <w:sz w:val="21"/>
         </w:rPr>
         <w:t>（</w:t>
       </w:r>
       <w:r>
         <w:rPr>
           <w:rFonts w:hint="eastAsia" w:ascii="Times New Roman" w:hAnsi="Times New Roman" w:eastAsia="FangSong" w:cs="Times New Roman"/>
-        </w:rPr>
-        <w:t>邻基</w:t>
-      </w:r>
-      <w:r>
-        <w:rPr>
-          <w:rFonts w:ascii="Times New Roman" w:hAnsi="Times New Roman" w:eastAsia="Times New Roman" w:cs="Times New Roman"/>
+          <w:b w:val="0"/>
+          <w:i w:val="0"/>
+          <w:sz w:val="21"/>
+        </w:rPr>
+        <w:t>环状鎓离子</w:t>
+      </w:r>
+      <w:r>
+        <w:rPr>
+          <w:rFonts w:hint="eastAsia" w:ascii="Times New Roman" w:hAnsi="Times New Roman" w:eastAsia="FangSong" w:cs="Times New Roman"/>
+          <w:b w:val="0"/>
+          <w:i w:val="0"/>
+          <w:sz w:val="21"/>
+        </w:rPr>
+        <w:t>，Y</w:t>
+      </w:r>
+      <w:r>
+        <w:rPr>
+          <w:rFonts w:ascii="Times New Roman" w:hAnsi="Times New Roman" w:eastAsia="FangSong" w:cs="Times New Roman"/>
+          <w:b w:val="0"/>
+          <w:i w:val="0"/>
+          <w:sz w:val="21"/>
         </w:rPr>
         <w:t xml:space="preserve"> </w:t>
       </w:r>
       <w:r>
         <w:rPr>
-          <w:rFonts w:hint="eastAsia" w:ascii="Times New Roman" w:hAnsi="Times New Roman" w:eastAsia="Times New Roman" w:cs="Times New Roman"/>
-        </w:rPr>
-        <w:t>Y）</w:t>
-      </w:r>
-      <w:r>
-        <w:rPr>
-          <w:rFonts w:hint="eastAsia" w:ascii="Times New Roman" w:hAnsi="Times New Roman" w:eastAsia="FangSong" w:cs="Times New Roman"/>
-        </w:rPr>
-        <w:t>分两步</w:t>
-      </w:r>
-      <w:r>
-        <w:rPr>
-          <w:rFonts w:hint="eastAsia" w:ascii="Times New Roman" w:hAnsi="Times New Roman" w:eastAsia="Times New Roman" w:cs="Times New Roman"/>
-        </w:rPr>
-        <w:t>：</w:t>
-      </w:r>
-    </w:p>
-    <w:p>
-      <w:pPr>
-        <w:pStyle w:val="Compact"/>
-        <w:numPr>
-          <w:ilvl w:val="0"/>
-          <w:numId w:val="1008"/>
-        </w:numPr>
-      </w:pPr>
-      <w:r>
-        <w:rPr>
-          <w:rFonts w:hint="eastAsia" w:ascii="Times New Roman" w:hAnsi="Times New Roman" w:eastAsia="FangSong" w:cs="Times New Roman"/>
-        </w:rPr>
-        <w:t xml:space="preserve">邻位</w:t>
-      </w:r>
-      <w:r>
-        <w:rPr>
-          <w:rFonts w:ascii="Times New Roman" w:hAnsi="Times New Roman" w:eastAsia="Times New Roman" w:cs="Times New Roman"/>
-        </w:rPr>
-        <w:t xml:space="preserve"> Y </w:t>
-      </w:r>
-      <w:r>
-        <w:rPr>
-          <w:rFonts w:hint="eastAsia" w:ascii="Times New Roman" w:hAnsi="Times New Roman" w:eastAsia="FangSong" w:cs="Times New Roman"/>
-        </w:rPr>
-        <w:t xml:space="preserve">以孤对电子从</w:t>
-      </w:r>
-      <w:r>
-        <w:rPr>
-          <w:rFonts w:ascii="Times New Roman" w:hAnsi="Times New Roman" w:eastAsia="Times New Roman" w:cs="Times New Roman"/>
+          <w:rFonts w:hint="eastAsia" w:ascii="Times New Roman" w:hAnsi="Times New Roman" w:eastAsia="FangSong" w:cs="Times New Roman"/>
+          <w:b w:val="0"/>
+          <w:i w:val="0"/>
+          <w:sz w:val="21"/>
+        </w:rPr>
+        <w:t xml:space="preserve">同时连接</w:t>
+      </w:r>
+      <w:r>
+        <w:rPr>
+          <w:rFonts w:ascii="Times New Roman" w:hAnsi="Times New Roman" w:eastAsia="FangSong" w:cs="Times New Roman"/>
+          <w:b w:val="0"/>
+          <w:i w:val="0"/>
+          <w:sz w:val="21"/>
+        </w:rPr>
+        <w:t xml:space="preserve"> C1 </w:t>
+      </w:r>
+      <w:r>
+        <w:rPr>
+          <w:rFonts w:hint="eastAsia" w:ascii="Times New Roman" w:hAnsi="Times New Roman" w:eastAsia="FangSong" w:cs="Times New Roman"/>
+          <w:b w:val="0"/>
+          <w:i w:val="0"/>
+          <w:sz w:val="21"/>
+        </w:rPr>
+        <w:t xml:space="preserve">与</w:t>
+      </w:r>
+      <w:r>
+        <w:rPr>
+          <w:rFonts w:ascii="Times New Roman" w:hAnsi="Times New Roman" w:eastAsia="FangSong" w:cs="Times New Roman"/>
+          <w:b w:val="0"/>
+          <w:i w:val="0"/>
+          <w:sz w:val="21"/>
         </w:rPr>
         <w:t xml:space="preserve"> </w:t>
       </w:r>
       <w:r>
         <w:rPr>
           <w:rFonts w:hint="eastAsia" w:ascii="Times New Roman" w:hAnsi="Times New Roman" w:eastAsia="FangSong" w:cs="Times New Roman"/>
-          <w:b/>
+          <w:b w:val="0"/>
+          <w:i w:val="0"/>
+          <w:sz w:val="21"/>
+        </w:rPr>
+        <w:t>C2）；②</w:t>
+      </w:r>
+      <w:r>
+        <w:rPr>
+          <w:rFonts w:hint="eastAsia" w:ascii="Times New Roman" w:hAnsi="Times New Roman" w:eastAsia="FangSong" w:cs="Times New Roman"/>
+          <w:b w:val="0"/>
+          <w:i w:val="0"/>
+          <w:sz w:val="21"/>
+        </w:rPr>
+        <w:t>亲核试剂</w:t>
+      </w:r>
+      <w:r>
+        <w:rPr>
+          <w:rFonts w:ascii="Times New Roman" w:hAnsi="Times New Roman" w:eastAsia="FangSong" w:cs="Times New Roman"/>
+          <w:b w:val="0"/>
+          <w:i w:val="0"/>
+          <w:sz w:val="21"/>
+        </w:rPr>
+        <w:t xml:space="preserve"> Nu</w:t>
+      </w:r>
+      <w:r>
+        <w:rPr>
+          <w:rFonts w:ascii="Times New Roman" w:hAnsi="Times New Roman" w:eastAsia="FangSong" w:cs="Times New Roman"/>
+          <w:b w:val="0"/>
+          <w:i w:val="0"/>
+          <w:sz w:val="21"/>
+          <w:vertAlign w:val="superscript"/>
+        </w:rPr>
+        <w:t>-</w:t>
+      </w:r>
+      <w:r>
+        <w:rPr>
+          <w:rFonts w:ascii="Times New Roman" w:hAnsi="Times New Roman" w:eastAsia="FangSong" w:cs="Times New Roman"/>
+          <w:b w:val="0"/>
+          <w:i w:val="0"/>
+          <w:sz w:val="21"/>
+        </w:rPr>
+        <w:t xml:space="preserve"> </w:t>
+      </w:r>
+      <w:r>
+        <w:rPr>
+          <w:rFonts w:hint="eastAsia" w:ascii="Times New Roman" w:hAnsi="Times New Roman" w:eastAsia="FangSong" w:cs="Times New Roman"/>
+          <w:b w:val="0"/>
+          <w:i w:val="0"/>
+          <w:sz w:val="21"/>
+        </w:rPr>
+        <w:t xml:space="preserve">再从背面进攻</w:t>
+      </w:r>
+      <w:r>
+        <w:rPr>
+          <w:rFonts w:ascii="Times New Roman" w:hAnsi="Times New Roman" w:eastAsia="FangSong" w:cs="Times New Roman"/>
+          <w:b w:val="0"/>
+          <w:i w:val="0"/>
+          <w:sz w:val="21"/>
+        </w:rPr>
+        <w:t xml:space="preserve"> </w:t>
+      </w:r>
+      <w:r>
+        <w:rPr>
+          <w:rFonts w:hint="eastAsia" w:ascii="Times New Roman" w:hAnsi="Times New Roman" w:eastAsia="FangSong" w:cs="Times New Roman"/>
+          <w:b w:val="0"/>
+          <w:i w:val="0"/>
+          <w:sz w:val="21"/>
+        </w:rPr>
+        <w:t>C2，</w:t>
+      </w:r>
+      <w:r>
+        <w:rPr>
+          <w:rFonts w:hint="eastAsia" w:ascii="Times New Roman" w:hAnsi="Times New Roman" w:eastAsia="FangSong" w:cs="Times New Roman"/>
+          <w:b w:val="0"/>
+          <w:i w:val="0"/>
+          <w:sz w:val="21"/>
+        </w:rPr>
+        <w:t>开环并释放</w:t>
+      </w:r>
+      <w:r>
+        <w:rPr>
+          <w:rFonts w:ascii="Times New Roman" w:hAnsi="Times New Roman" w:eastAsia="FangSong" w:cs="Times New Roman"/>
+          <w:b w:val="0"/>
+          <w:i w:val="0"/>
+          <w:sz w:val="21"/>
+        </w:rPr>
+        <w:t xml:space="preserve"> </w:t>
+      </w:r>
+      <w:r>
+        <w:rPr>
+          <w:rFonts w:hint="eastAsia" w:ascii="Times New Roman" w:hAnsi="Times New Roman" w:eastAsia="FangSong" w:cs="Times New Roman"/>
+          <w:b w:val="0"/>
+          <w:i w:val="0"/>
+          <w:sz w:val="21"/>
+        </w:rPr>
+        <w:t>Y。</w:t>
+      </w:r>
+      <w:r>
+        <w:rPr>
+          <w:rFonts w:hint="eastAsia" w:ascii="Times New Roman" w:hAnsi="Times New Roman" w:eastAsia="FangSong" w:cs="Times New Roman"/>
+          <w:b w:val="0"/>
+          <w:i w:val="0"/>
+          <w:sz w:val="21"/>
+        </w:rPr>
+        <w:t>两次背面进攻</w:t>
+      </w:r>
+      <w:r>
+        <w:rPr>
+          <w:rFonts w:ascii="Times New Roman" w:hAnsi="Times New Roman" w:eastAsia="FangSong" w:cs="Times New Roman"/>
+          <w:b w:val="0"/>
+          <w:i w:val="0"/>
+          <w:sz w:val="21"/>
+        </w:rPr>
+        <w:t xml:space="preserve"> ⇒ </w:t>
+      </w:r>
+      <w:r>
+        <w:rPr>
+          <w:rFonts w:hint="eastAsia" w:ascii="Times New Roman" w:hAnsi="Times New Roman" w:eastAsia="FangSong" w:cs="Times New Roman"/>
+          <w:b w:val="0"/>
+          <w:i w:val="0"/>
+          <w:sz w:val="21"/>
+        </w:rPr>
+        <w:t xml:space="preserve">两次构型翻转</w:t>
+      </w:r>
+      <w:r>
+        <w:rPr>
+          <w:rFonts w:ascii="Times New Roman" w:hAnsi="Times New Roman" w:eastAsia="FangSong" w:cs="Times New Roman"/>
+          <w:b w:val="0"/>
+          <w:i w:val="0"/>
+          <w:sz w:val="21"/>
+        </w:rPr>
+        <w:t xml:space="preserve"> ⇒</w:t>
+      </w:r>
+      <w:r>
+        <w:rPr>
+          <w:rFonts w:ascii="Times New Roman" w:hAnsi="Times New Roman" w:eastAsia="FangSong" w:cs="Times New Roman"/>
+          <w:b w:val="0"/>
+          <w:i w:val="0"/>
+          <w:sz w:val="21"/>
+        </w:rPr>
+        <w:t xml:space="preserve"> </w:t>
+      </w:r>
+      <w:r>
+        <w:rPr>
+          <w:rFonts w:hint="eastAsia" w:ascii="Times New Roman" w:hAnsi="Times New Roman" w:eastAsia="FangSong" w:cs="Times New Roman"/>
+          <w:b w:val="0"/>
           <w:bCs/>
-        </w:rPr>
-        <w:t xml:space="preserve">背面</w:t>
-      </w:r>
-      <w:r>
-        <w:rPr>
-          <w:rFonts w:ascii="Times New Roman" w:hAnsi="Times New Roman" w:eastAsia="Times New Roman" w:cs="Times New Roman"/>
-        </w:rPr>
-        <w:t xml:space="preserve"> </w:t>
-      </w:r>
-      <w:r>
-        <w:rPr>
-          <w:rFonts w:hint="eastAsia" w:ascii="Times New Roman" w:hAnsi="Times New Roman" w:eastAsia="FangSong" w:cs="Times New Roman"/>
-        </w:rPr>
-        <w:t xml:space="preserve">进攻带</w:t>
-      </w:r>
-      <w:r>
-        <w:rPr>
-          <w:rFonts w:ascii="Times New Roman" w:hAnsi="Times New Roman" w:eastAsia="Times New Roman" w:cs="Times New Roman"/>
-        </w:rPr>
-        <w:t xml:space="preserve"> LG </w:t>
-      </w:r>
-      <w:r>
-        <w:rPr>
-          <w:rFonts w:hint="eastAsia" w:ascii="Times New Roman" w:hAnsi="Times New Roman" w:eastAsia="FangSong" w:cs="Times New Roman"/>
-        </w:rPr>
-        <w:t xml:space="preserve">的</w:t>
-      </w:r>
-      <w:r>
-        <w:rPr>
-          <w:rFonts w:ascii="Times New Roman" w:hAnsi="Times New Roman" w:eastAsia="Times New Roman" w:cs="Times New Roman"/>
-        </w:rPr>
-        <w:t xml:space="preserve"> </w:t>
-      </w:r>
-      <w:r>
-        <w:rPr>
-          <w:rFonts w:hint="eastAsia" w:ascii="Times New Roman" w:hAnsi="Times New Roman" w:eastAsia="Times New Roman" w:cs="Times New Roman"/>
-        </w:rPr>
-        <w:t>C2，</w:t>
-      </w:r>
-      <w:r>
-        <w:rPr>
-          <w:rFonts w:hint="eastAsia" w:ascii="Times New Roman" w:hAnsi="Times New Roman" w:eastAsia="FangSong" w:cs="Times New Roman"/>
-        </w:rPr>
-        <w:t>挤出</w:t>
-      </w:r>
-      <w:r>
-        <w:rPr>
-          <w:rFonts w:ascii="Times New Roman" w:hAnsi="Times New Roman" w:eastAsia="Times New Roman" w:cs="Times New Roman"/>
-        </w:rPr>
-        <w:t xml:space="preserve"> </w:t>
-      </w:r>
-      <w:r>
-        <w:rPr>
-          <w:rFonts w:hint="eastAsia" w:ascii="Times New Roman" w:hAnsi="Times New Roman" w:eastAsia="Times New Roman" w:cs="Times New Roman"/>
-        </w:rPr>
-        <w:t>LG</w:t>
-      </w:r>
-      <w:r>
-        <w:rPr>
-          <w:rFonts w:hint="eastAsia" w:ascii="Times New Roman" w:hAnsi="Times New Roman" w:eastAsia="Times New Roman" w:cs="Times New Roman"/>
-          <w:vertAlign w:val="superscript"/>
-        </w:rPr>
-        <w:t>-</w:t>
-      </w:r>
-      <w:r>
-        <w:rPr>
-          <w:rFonts w:hint="eastAsia" w:ascii="Times New Roman" w:hAnsi="Times New Roman" w:eastAsia="Times New Roman" w:cs="Times New Roman"/>
-        </w:rPr>
-        <w:t>，</w:t>
-      </w:r>
-      <w:r>
-        <w:rPr>
-          <w:rFonts w:hint="eastAsia" w:ascii="Times New Roman" w:hAnsi="Times New Roman" w:eastAsia="FangSong" w:cs="Times New Roman"/>
-        </w:rPr>
-        <w:t>形成桥状中间体</w:t>
-      </w:r>
-      <w:r>
-        <w:rPr>
-          <w:rFonts w:hint="eastAsia" w:ascii="Times New Roman" w:hAnsi="Times New Roman" w:eastAsia="Times New Roman" w:cs="Times New Roman"/>
-        </w:rPr>
-        <w:t>（</w:t>
-      </w:r>
-      <w:r>
-        <w:rPr>
-          <w:rFonts w:hint="eastAsia" w:ascii="Times New Roman" w:hAnsi="Times New Roman" w:eastAsia="FangSong" w:cs="Times New Roman"/>
-        </w:rPr>
-        <w:t>环状鎓离子</w:t>
-      </w:r>
-      <w:r>
-        <w:rPr>
-          <w:rFonts w:hint="eastAsia" w:ascii="Times New Roman" w:hAnsi="Times New Roman" w:eastAsia="Times New Roman" w:cs="Times New Roman"/>
-        </w:rPr>
-        <w:t>，Y</w:t>
-      </w:r>
-      <w:r>
-        <w:rPr>
-          <w:rFonts w:ascii="Times New Roman" w:hAnsi="Times New Roman" w:eastAsia="Times New Roman" w:cs="Times New Roman"/>
-        </w:rPr>
-        <w:t xml:space="preserve"> </w:t>
-      </w:r>
-      <w:r>
-        <w:rPr>
-          <w:rFonts w:hint="eastAsia" w:ascii="Times New Roman" w:hAnsi="Times New Roman" w:eastAsia="FangSong" w:cs="Times New Roman"/>
-        </w:rPr>
-        <w:t xml:space="preserve">同时连接</w:t>
-      </w:r>
-      <w:r>
-        <w:rPr>
-          <w:rFonts w:ascii="Times New Roman" w:hAnsi="Times New Roman" w:eastAsia="Times New Roman" w:cs="Times New Roman"/>
-        </w:rPr>
-        <w:t xml:space="preserve"> C1 </w:t>
-      </w:r>
-      <w:r>
-        <w:rPr>
-          <w:rFonts w:hint="eastAsia" w:ascii="Times New Roman" w:hAnsi="Times New Roman" w:eastAsia="FangSong" w:cs="Times New Roman"/>
-        </w:rPr>
-        <w:t xml:space="preserve">与</w:t>
-      </w:r>
-      <w:r>
-        <w:rPr>
-          <w:rFonts w:ascii="Times New Roman" w:hAnsi="Times New Roman" w:eastAsia="Times New Roman" w:cs="Times New Roman"/>
-        </w:rPr>
-        <w:t xml:space="preserve"> </w:t>
-      </w:r>
-      <w:r>
-        <w:rPr>
-          <w:rFonts w:hint="eastAsia" w:ascii="Times New Roman" w:hAnsi="Times New Roman" w:eastAsia="Times New Roman" w:cs="Times New Roman"/>
-        </w:rPr>
-        <w:t xml:space="preserve">C2）。</w:t>
-      </w:r>
-    </w:p>
-    <w:p>
-      <w:pPr>
-        <w:pStyle w:val="Compact"/>
-        <w:numPr>
-          <w:ilvl w:val="0"/>
-          <w:numId w:val="1008"/>
-        </w:numPr>
-      </w:pPr>
-      <w:r>
-        <w:rPr>
-          <w:rFonts w:hint="eastAsia" w:ascii="Times New Roman" w:hAnsi="Times New Roman" w:eastAsia="FangSong" w:cs="Times New Roman"/>
-        </w:rPr>
-        <w:t xml:space="preserve">亲核试剂</w:t>
-      </w:r>
-      <w:r>
-        <w:rPr>
-          <w:rFonts w:ascii="Times New Roman" w:hAnsi="Times New Roman" w:eastAsia="Times New Roman" w:cs="Times New Roman"/>
-        </w:rPr>
-        <w:t xml:space="preserve"> Nu</w:t>
-      </w:r>
-      <w:r>
-        <w:rPr>
-          <w:rFonts w:ascii="Times New Roman" w:hAnsi="Times New Roman" w:eastAsia="Times New Roman" w:cs="Times New Roman"/>
-          <w:vertAlign w:val="superscript"/>
-        </w:rPr>
-        <w:t>-</w:t>
-      </w:r>
-      <w:r>
-        <w:rPr>
-          <w:rFonts w:ascii="Times New Roman" w:hAnsi="Times New Roman" w:eastAsia="Times New Roman" w:cs="Times New Roman"/>
-        </w:rPr>
-        <w:t xml:space="preserve"> </w:t>
-      </w:r>
-      <w:r>
-        <w:rPr>
-          <w:rFonts w:hint="eastAsia" w:ascii="Times New Roman" w:hAnsi="Times New Roman" w:eastAsia="FangSong" w:cs="Times New Roman"/>
-        </w:rPr>
-        <w:t xml:space="preserve">再从</w:t>
-      </w:r>
-      <w:r>
-        <w:rPr>
-          <w:rFonts w:ascii="Times New Roman" w:hAnsi="Times New Roman" w:eastAsia="Times New Roman" w:cs="Times New Roman"/>
-        </w:rPr>
-        <w:t xml:space="preserve"> </w:t>
-      </w:r>
-      <w:r>
-        <w:rPr>
-          <w:rFonts w:hint="eastAsia" w:ascii="Times New Roman" w:hAnsi="Times New Roman" w:eastAsia="FangSong" w:cs="Times New Roman"/>
-          <w:b/>
-          <w:bCs/>
-        </w:rPr>
-        <w:t xml:space="preserve">背面</w:t>
-      </w:r>
-      <w:r>
-        <w:rPr>
-          <w:rFonts w:ascii="Times New Roman" w:hAnsi="Times New Roman" w:eastAsia="Times New Roman" w:cs="Times New Roman"/>
-        </w:rPr>
-        <w:t xml:space="preserve"> </w:t>
-      </w:r>
-      <w:r>
-        <w:rPr>
-          <w:rFonts w:hint="eastAsia" w:ascii="Times New Roman" w:hAnsi="Times New Roman" w:eastAsia="FangSong" w:cs="Times New Roman"/>
-        </w:rPr>
-        <w:t xml:space="preserve">进攻</w:t>
-      </w:r>
-      <w:r>
-        <w:rPr>
-          <w:rFonts w:ascii="Times New Roman" w:hAnsi="Times New Roman" w:eastAsia="Times New Roman" w:cs="Times New Roman"/>
-        </w:rPr>
-        <w:t xml:space="preserve"> </w:t>
-      </w:r>
-      <w:r>
-        <w:rPr>
-          <w:rFonts w:hint="eastAsia" w:ascii="Times New Roman" w:hAnsi="Times New Roman" w:eastAsia="Times New Roman" w:cs="Times New Roman"/>
-        </w:rPr>
-        <w:t>C2，</w:t>
-      </w:r>
-      <w:r>
-        <w:rPr>
-          <w:rFonts w:hint="eastAsia" w:ascii="Times New Roman" w:hAnsi="Times New Roman" w:eastAsia="FangSong" w:cs="Times New Roman"/>
-        </w:rPr>
-        <w:t>开环并释放</w:t>
-      </w:r>
-      <w:r>
-        <w:rPr>
-          <w:rFonts w:ascii="Times New Roman" w:hAnsi="Times New Roman" w:eastAsia="Times New Roman" w:cs="Times New Roman"/>
-        </w:rPr>
-        <w:t xml:space="preserve"> Y。</w:t>
-      </w:r>
-    </w:p>
-    <w:p>
-      <w:pPr>
-        <w:pStyle w:val="FirstParagraph"/>
-        <w:spacing w:after="80"/>
-      </w:pPr>
-      <w:r>
-        <w:rPr>
-          <w:rFonts w:hint="eastAsia" w:ascii="Times New Roman" w:hAnsi="Times New Roman" w:eastAsia="FangSong" w:cs="Times New Roman"/>
-        </w:rPr>
-        <w:t xml:space="preserve">两次背面进攻</w:t>
-      </w:r>
-      <w:r>
-        <w:rPr>
-          <w:rFonts w:ascii="Times New Roman" w:hAnsi="Times New Roman" w:eastAsia="Times New Roman" w:cs="Times New Roman"/>
-        </w:rPr>
-        <w:t xml:space="preserve"> ⇒ </w:t>
-      </w:r>
-      <w:r>
-        <w:rPr>
-          <w:rFonts w:hint="eastAsia" w:ascii="Times New Roman" w:hAnsi="Times New Roman" w:eastAsia="FangSong" w:cs="Times New Roman"/>
-        </w:rPr>
-        <w:t xml:space="preserve">两次构型翻转</w:t>
-      </w:r>
-      <w:r>
-        <w:rPr>
-          <w:rFonts w:ascii="Times New Roman" w:hAnsi="Times New Roman" w:eastAsia="Times New Roman" w:cs="Times New Roman"/>
-        </w:rPr>
-        <w:t xml:space="preserve"> ⇒</w:t>
-      </w:r>
-      <w:r>
-        <w:rPr>
-          <w:rFonts w:ascii="Times New Roman" w:hAnsi="Times New Roman" w:eastAsia="Times New Roman" w:cs="Times New Roman"/>
-        </w:rPr>
-        <w:t xml:space="preserve"> </w:t>
-      </w:r>
-      <w:r>
-        <w:rPr>
-          <w:rFonts w:hint="eastAsia" w:ascii="Times New Roman" w:hAnsi="Times New Roman" w:eastAsia="FangSong" w:cs="Times New Roman"/>
-          <w:b/>
-          <w:bCs/>
+          <w:i w:val="0"/>
+          <w:sz w:val="21"/>
         </w:rPr>
         <w:t xml:space="preserve">净构型保持</w:t>
       </w:r>
       <w:r>
         <w:rPr>
-          <w:rFonts w:hint="eastAsia" w:ascii="Times New Roman" w:hAnsi="Times New Roman" w:eastAsia="Times New Roman" w:cs="Times New Roman"/>
-        </w:rPr>
-        <w:t>（</w:t>
-      </w:r>
-      <w:r>
-        <w:rPr>
-          <w:rFonts w:hint="eastAsia" w:ascii="Times New Roman" w:hAnsi="Times New Roman" w:eastAsia="FangSong" w:cs="Times New Roman"/>
-        </w:rPr>
-        <w:t>与普通</w:t>
-      </w:r>
-      <w:r>
-        <w:rPr>
-          <w:rFonts w:ascii="Times New Roman" w:hAnsi="Times New Roman" w:eastAsia="Times New Roman" w:cs="Times New Roman"/>
-        </w:rPr>
-        <w:t xml:space="preserve"> SN2 </w:t>
-      </w:r>
-      <w:r>
-        <w:rPr>
-          <w:rFonts w:hint="eastAsia" w:ascii="Times New Roman" w:hAnsi="Times New Roman" w:eastAsia="FangSong" w:cs="Times New Roman"/>
-        </w:rPr>
-        <w:t xml:space="preserve">的</w:t>
-      </w:r>
-      <w:r>
-        <w:rPr>
-          <w:rFonts w:ascii="Times New Roman" w:hAnsi="Times New Roman" w:eastAsia="Times New Roman" w:cs="Times New Roman"/>
-        </w:rPr>
-        <w:t xml:space="preserve"> 100% </w:t>
-      </w:r>
-      <w:r>
-        <w:rPr>
-          <w:rFonts w:hint="eastAsia" w:ascii="Times New Roman" w:hAnsi="Times New Roman" w:eastAsia="FangSong" w:cs="Times New Roman"/>
-        </w:rPr>
-        <w:t>翻转相反</w:t>
-      </w:r>
-      <w:r>
-        <w:rPr>
-          <w:rFonts w:hint="eastAsia" w:ascii="Times New Roman" w:hAnsi="Times New Roman" w:eastAsia="Times New Roman" w:cs="Times New Roman"/>
-        </w:rPr>
-        <w:t>）。</w:t>
+          <w:rFonts w:ascii="Times New Roman" w:hAnsi="Times New Roman" w:eastAsia="FangSong" w:cs="Times New Roman"/>
+          <w:b w:val="0"/>
+          <w:i w:val="0"/>
+          <w:sz w:val="21"/>
+        </w:rPr>
+        <w:t xml:space="preserve">。</w:t>
       </w:r>
     </w:p>
     <w:tbl>
@@ -10490,9 +10720,9 @@
         </w:pict>
       </w:r>
     </w:p>
-    <w:bookmarkEnd w:id="37"/>
-    <w:bookmarkEnd w:id="38"/>
-    <w:bookmarkStart w:id="42" w:name="五非对映选择性cram规则"/>
+    <w:bookmarkEnd w:id="43"/>
+    <w:bookmarkEnd w:id="44"/>
+    <w:bookmarkStart w:id="48" w:name="五非对映选择性cram规则"/>
     <w:p>
       <w:pPr>
         <w:pStyle w:val="Heading2"/>
@@ -10529,7 +10759,7 @@
         <w:t>规则</w:t>
       </w:r>
     </w:p>
-    <w:bookmarkStart w:id="39" w:name="cram规则"/>
+    <w:bookmarkStart w:id="45" w:name="cram规则"/>
     <w:p>
       <w:pPr>
         <w:pStyle w:val="Heading3"/>
@@ -10938,8 +11168,8 @@
         <w:t>）。</w:t>
       </w:r>
     </w:p>
-    <w:bookmarkEnd w:id="39"/>
-    <w:bookmarkStart w:id="40" w:name="felkin-anh模型了解"/>
+    <w:bookmarkEnd w:id="45"/>
+    <w:bookmarkStart w:id="46" w:name="felkin-anh模型了解"/>
     <w:p>
       <w:pPr>
         <w:pStyle w:val="Heading3"/>
@@ -11632,8 +11862,8 @@
         <w:t>。</w:t>
       </w:r>
     </w:p>
-    <w:bookmarkEnd w:id="40"/>
-    <w:bookmarkStart w:id="41" w:name="螯合控制chelation-control"/>
+    <w:bookmarkEnd w:id="46"/>
+    <w:bookmarkStart w:id="47" w:name="螯合控制chelation-control"/>
     <w:p>
       <w:pPr>
         <w:pStyle w:val="Heading3"/>
@@ -11948,9 +12178,9 @@
         </w:pict>
       </w:r>
     </w:p>
-    <w:bookmarkEnd w:id="41"/>
-    <w:bookmarkEnd w:id="42"/>
-    <w:bookmarkStart w:id="47" w:name="六区域选择性"/>
+    <w:bookmarkEnd w:id="47"/>
+    <w:bookmarkEnd w:id="48"/>
+    <w:bookmarkStart w:id="53" w:name="六区域选择性"/>
     <w:p>
       <w:pPr>
         <w:pStyle w:val="Heading2"/>
@@ -11975,7 +12205,7 @@
         <w:t>区域选择性</w:t>
       </w:r>
     </w:p>
-    <w:bookmarkStart w:id="43" w:name="三大模板"/>
+    <w:bookmarkStart w:id="49" w:name="三大模板"/>
     <w:p>
       <w:pPr>
         <w:pStyle w:val="Heading3"/>
@@ -12306,8 +12536,8 @@
         </w:tc>
       </w:tr>
     </w:tbl>
-    <w:bookmarkEnd w:id="43"/>
-    <w:bookmarkStart w:id="44" w:name="马氏vs反马氏三机理对比"/>
+    <w:bookmarkEnd w:id="49"/>
+    <w:bookmarkStart w:id="50" w:name="马氏vs反马氏三机理对比"/>
     <w:p>
       <w:pPr>
         <w:pStyle w:val="Heading3"/>
@@ -13052,8 +13282,8 @@
         <w:t>）。</w:t>
       </w:r>
     </w:p>
-    <w:bookmarkEnd w:id="44"/>
-    <w:bookmarkStart w:id="45" w:name="vs-14-动力学vs热力学"/>
+    <w:bookmarkEnd w:id="50"/>
+    <w:bookmarkStart w:id="51" w:name="vs-14-动力学vs热力学"/>
     <w:p>
       <w:pPr>
         <w:pStyle w:val="Heading3"/>
@@ -13510,8 +13740,8 @@
         <w:t>。</w:t>
       </w:r>
     </w:p>
-    <w:bookmarkEnd w:id="45"/>
-    <w:bookmarkStart w:id="46" w:name="消除中的zaitsev-vs-hofmann"/>
+    <w:bookmarkEnd w:id="51"/>
+    <w:bookmarkStart w:id="52" w:name="消除中的zaitsev-vs-hofmann"/>
     <w:p>
       <w:pPr>
         <w:pStyle w:val="Heading3"/>
@@ -13716,9 +13946,9 @@
         </w:pict>
       </w:r>
     </w:p>
-    <w:bookmarkEnd w:id="46"/>
-    <w:bookmarkEnd w:id="47"/>
-    <w:bookmarkStart w:id="48" w:name="七联动题同一过渡态的双重控制"/>
+    <w:bookmarkEnd w:id="52"/>
+    <w:bookmarkEnd w:id="53"/>
+    <w:bookmarkStart w:id="54" w:name="七联动题同一过渡态的双重控制"/>
     <w:p>
       <w:pPr>
         <w:pStyle w:val="Heading2"/>
@@ -14215,8 +14445,8 @@
         </w:pict>
       </w:r>
     </w:p>
-    <w:bookmarkEnd w:id="48"/>
-    <w:bookmarkStart w:id="49" w:name="八不对称合成入门点到为止"/>
+    <w:bookmarkEnd w:id="54"/>
+    <w:bookmarkStart w:id="55" w:name="八不对称合成入门点到为止"/>
     <w:p>
       <w:pPr>
         <w:pStyle w:val="Heading2"/>
@@ -15190,8 +15420,8 @@
         </w:pict>
       </w:r>
     </w:p>
-    <w:bookmarkEnd w:id="49"/>
-    <w:bookmarkStart w:id="56" w:name="九典型例题"/>
+    <w:bookmarkEnd w:id="55"/>
+    <w:bookmarkStart w:id="62" w:name="九典型例题"/>
     <w:p>
       <w:pPr>
         <w:pStyle w:val="Heading2"/>
@@ -15216,7 +15446,7 @@
         <w:t>典型例题</w:t>
       </w:r>
     </w:p>
-    <w:bookmarkStart w:id="50" w:name="例1-rs命名与手性判断"/>
+    <w:bookmarkStart w:id="56" w:name="例1-rs命名与手性判断"/>
     <w:p>
       <w:pPr>
         <w:pStyle w:val="Heading3"/>
@@ -15553,8 +15783,8 @@
         </w:pict>
       </w:r>
     </w:p>
-    <w:bookmarkEnd w:id="50"/>
-    <w:bookmarkStart w:id="51" w:name="例2-sn2立体化学"/>
+    <w:bookmarkEnd w:id="56"/>
+    <w:bookmarkStart w:id="57" w:name="例2-sn2立体化学"/>
     <w:p>
       <w:pPr>
         <w:pStyle w:val="Heading3"/>
@@ -15972,8 +16202,8 @@
         </w:pict>
       </w:r>
     </w:p>
-    <w:bookmarkEnd w:id="51"/>
-    <w:bookmarkStart w:id="52" w:name="例3-br₂加成的立体专一性"/>
+    <w:bookmarkEnd w:id="57"/>
+    <w:bookmarkStart w:id="58" w:name="例3-br₂加成的立体专一性"/>
     <w:p>
       <w:pPr>
         <w:pStyle w:val="Heading3"/>
@@ -16363,8 +16593,8 @@
         </w:pict>
       </w:r>
     </w:p>
-    <w:bookmarkEnd w:id="52"/>
-    <w:bookmarkStart w:id="53" w:name="例4-硼氢化联动"/>
+    <w:bookmarkEnd w:id="58"/>
+    <w:bookmarkStart w:id="59" w:name="例4-硼氢化联动"/>
     <w:p>
       <w:pPr>
         <w:pStyle w:val="Heading3"/>
@@ -16755,8 +16985,8 @@
         </w:pict>
       </w:r>
     </w:p>
-    <w:bookmarkEnd w:id="53"/>
-    <w:bookmarkStart w:id="54" w:name="例5-cram规则"/>
+    <w:bookmarkEnd w:id="59"/>
+    <w:bookmarkStart w:id="60" w:name="例5-cram规则"/>
     <w:p>
       <w:pPr>
         <w:pStyle w:val="Heading3"/>
@@ -17665,8 +17895,8 @@
         </w:pict>
       </w:r>
     </w:p>
-    <w:bookmarkEnd w:id="54"/>
-    <w:bookmarkStart w:id="55" w:name="例6-动力学vs热力学控制"/>
+    <w:bookmarkEnd w:id="60"/>
+    <w:bookmarkStart w:id="61" w:name="例6-动力学vs热力学控制"/>
     <w:p>
       <w:pPr>
         <w:pStyle w:val="Heading3"/>
@@ -18149,9 +18379,9 @@
         </w:pict>
       </w:r>
     </w:p>
-    <w:bookmarkEnd w:id="55"/>
-    <w:bookmarkEnd w:id="56"/>
-    <w:bookmarkStart w:id="57" w:name="十常见误区"/>
+    <w:bookmarkEnd w:id="61"/>
+    <w:bookmarkEnd w:id="62"/>
+    <w:bookmarkStart w:id="63" w:name="十常见误区"/>
     <w:p>
       <w:pPr>
         <w:pStyle w:val="Heading2"/>
@@ -18847,8 +19077,8 @@
         </w:pict>
       </w:r>
     </w:p>
-    <w:bookmarkEnd w:id="57"/>
-    <w:bookmarkStart w:id="60" w:name="十一方法总结"/>
+    <w:bookmarkEnd w:id="63"/>
+    <w:bookmarkStart w:id="66" w:name="十一方法总结"/>
     <w:p>
       <w:pPr>
         <w:pStyle w:val="Heading2"/>
@@ -18873,7 +19103,7 @@
         <w:t>方法总结</w:t>
       </w:r>
     </w:p>
-    <w:bookmarkStart w:id="58" w:name="三问判断法决策树"/>
+    <w:bookmarkStart w:id="64" w:name="三问判断法决策树"/>
     <w:p>
       <w:pPr>
         <w:pStyle w:val="Heading3"/>
@@ -18891,7 +19121,7 @@
         <w:pStyle w:val="Compact"/>
         <w:numPr>
           <w:ilvl w:val="0"/>
-          <w:numId w:val="1009"/>
+          <w:numId w:val="1008"/>
         </w:numPr>
       </w:pPr>
       <w:r>
@@ -18906,20 +19136,113 @@
         <w:pStyle w:val="Compact"/>
         <w:numPr>
           <w:ilvl w:val="1"/>
+          <w:numId w:val="1009"/>
+        </w:numPr>
+      </w:pPr>
+      <w:r>
+        <w:rPr>
+          <w:rFonts w:ascii="Times New Roman" w:hAnsi="Times New Roman" w:eastAsia="Times New Roman" w:cs="Times New Roman"/>
+        </w:rPr>
+        <w:t xml:space="preserve">Q1: </w:t>
+      </w:r>
+      <w:r>
+        <w:rPr>
+          <w:rFonts w:hint="eastAsia" w:ascii="Times New Roman" w:hAnsi="Times New Roman" w:eastAsia="FangSong" w:cs="Times New Roman"/>
+        </w:rPr>
+        <w:t>位置还是面</w:t>
+      </w:r>
+      <w:r>
+        <w:rPr>
+          <w:rFonts w:hint="eastAsia" w:ascii="Times New Roman" w:hAnsi="Times New Roman" w:eastAsia="Times New Roman" w:cs="Times New Roman"/>
+        </w:rPr>
+        <w:t>？</w:t>
+      </w:r>
+    </w:p>
+    <w:p>
+      <w:pPr>
+        <w:pStyle w:val="Compact"/>
+        <w:numPr>
+          <w:ilvl w:val="2"/>
           <w:numId w:val="1010"/>
         </w:numPr>
       </w:pPr>
       <w:r>
         <w:rPr>
-          <w:rFonts w:ascii="Times New Roman" w:hAnsi="Times New Roman" w:eastAsia="Times New Roman" w:cs="Times New Roman"/>
-        </w:rPr>
-        <w:t xml:space="preserve">Q1: </w:t>
-      </w:r>
-      <w:r>
-        <w:rPr>
-          <w:rFonts w:hint="eastAsia" w:ascii="Times New Roman" w:hAnsi="Times New Roman" w:eastAsia="FangSong" w:cs="Times New Roman"/>
-        </w:rPr>
-        <w:t>位置还是面</w:t>
+          <w:rFonts w:hint="eastAsia" w:ascii="Times New Roman" w:hAnsi="Times New Roman" w:eastAsia="FangSong" w:cs="Times New Roman"/>
+        </w:rPr>
+        <w:t>多位点竞争</w:t>
+      </w:r>
+      <w:r>
+        <w:rPr>
+          <w:rFonts w:hint="eastAsia" w:ascii="Times New Roman" w:hAnsi="Times New Roman" w:eastAsia="Times New Roman" w:cs="Times New Roman"/>
+        </w:rPr>
+        <w:t>→</w:t>
+      </w:r>
+      <w:r>
+        <w:rPr>
+          <w:rFonts w:hint="eastAsia" w:ascii="Times New Roman" w:hAnsi="Times New Roman" w:eastAsia="FangSong" w:cs="Times New Roman"/>
+        </w:rPr>
+        <w:t>区域</w:t>
+      </w:r>
+    </w:p>
+    <w:p>
+      <w:pPr>
+        <w:pStyle w:val="Compact"/>
+        <w:numPr>
+          <w:ilvl w:val="2"/>
+          <w:numId w:val="1010"/>
+        </w:numPr>
+      </w:pPr>
+      <w:r>
+        <w:rPr>
+          <w:rFonts w:hint="eastAsia" w:ascii="Times New Roman" w:hAnsi="Times New Roman" w:eastAsia="FangSong" w:cs="Times New Roman"/>
+        </w:rPr>
+        <w:t>同一点多种空间结果</w:t>
+      </w:r>
+      <w:r>
+        <w:rPr>
+          <w:rFonts w:hint="eastAsia" w:ascii="Times New Roman" w:hAnsi="Times New Roman" w:eastAsia="Times New Roman" w:cs="Times New Roman"/>
+        </w:rPr>
+        <w:t>→</w:t>
+      </w:r>
+      <w:r>
+        <w:rPr>
+          <w:rFonts w:hint="eastAsia" w:ascii="Times New Roman" w:hAnsi="Times New Roman" w:eastAsia="FangSong" w:cs="Times New Roman"/>
+        </w:rPr>
+        <w:t>立体</w:t>
+      </w:r>
+    </w:p>
+    <w:p>
+      <w:pPr>
+        <w:pStyle w:val="Compact"/>
+        <w:numPr>
+          <w:ilvl w:val="1"/>
+          <w:numId w:val="1009"/>
+        </w:numPr>
+      </w:pPr>
+      <w:r>
+        <w:rPr>
+          <w:rFonts w:ascii="Times New Roman" w:hAnsi="Times New Roman" w:eastAsia="Times New Roman" w:cs="Times New Roman"/>
+        </w:rPr>
+        <w:t xml:space="preserve">Q2: </w:t>
+      </w:r>
+      <w:r>
+        <w:rPr>
+          <w:rFonts w:hint="eastAsia" w:ascii="Times New Roman" w:hAnsi="Times New Roman" w:eastAsia="FangSong" w:cs="Times New Roman"/>
+        </w:rPr>
+        <w:t>哪个过渡态</w:t>
+      </w:r>
+      <w:r>
+        <w:rPr>
+          <w:rFonts w:hint="eastAsia" w:ascii="Times New Roman" w:hAnsi="Times New Roman" w:eastAsia="Times New Roman" w:cs="Times New Roman"/>
+        </w:rPr>
+        <w:t>/</w:t>
+      </w:r>
+      <w:r>
+        <w:rPr>
+          <w:rFonts w:hint="eastAsia" w:ascii="Times New Roman" w:hAnsi="Times New Roman" w:eastAsia="FangSong" w:cs="Times New Roman"/>
+        </w:rPr>
+        <w:t>中间体</w:t>
       </w:r>
       <w:r>
         <w:rPr>
@@ -18938,9 +19261,15 @@
       </w:pPr>
       <w:r>
         <w:rPr>
-          <w:rFonts w:hint="eastAsia" w:ascii="Times New Roman" w:hAnsi="Times New Roman" w:eastAsia="FangSong" w:cs="Times New Roman"/>
-        </w:rPr>
-        <w:t>多位点竞争</w:t>
+          <w:rFonts w:hint="eastAsia" w:ascii="Times New Roman" w:hAnsi="Times New Roman" w:eastAsia="Times New Roman" w:cs="Times New Roman"/>
+        </w:rPr>
+        <w:t>SN2→</w:t>
+      </w:r>
+      <w:r>
+        <w:rPr>
+          <w:rFonts w:hint="eastAsia" w:ascii="Times New Roman" w:hAnsi="Times New Roman" w:eastAsia="FangSong" w:cs="Times New Roman"/>
+        </w:rPr>
+        <w:t>背面</w:t>
       </w:r>
       <w:r>
         <w:rPr>
@@ -18952,7 +19281,7 @@
         <w:rPr>
           <w:rFonts w:hint="eastAsia" w:ascii="Times New Roman" w:hAnsi="Times New Roman" w:eastAsia="FangSong" w:cs="Times New Roman"/>
         </w:rPr>
-        <w:t>区域</w:t>
+        <w:t>翻转</w:t>
       </w:r>
     </w:p>
     <w:p>
@@ -18965,9 +19294,30 @@
       </w:pPr>
       <w:r>
         <w:rPr>
-          <w:rFonts w:hint="eastAsia" w:ascii="Times New Roman" w:hAnsi="Times New Roman" w:eastAsia="FangSong" w:cs="Times New Roman"/>
-        </w:rPr>
-        <w:t>同一点多种空间结果</w:t>
+          <w:rFonts w:hint="eastAsia" w:ascii="Times New Roman" w:hAnsi="Times New Roman" w:eastAsia="Times New Roman" w:cs="Times New Roman"/>
+        </w:rPr>
+        <w:t>E2→anti-periplanar→</w:t>
+      </w:r>
+      <w:r>
+        <w:rPr>
+          <w:rFonts w:hint="eastAsia" w:ascii="Times New Roman" w:hAnsi="Times New Roman" w:eastAsia="FangSong" w:cs="Times New Roman"/>
+        </w:rPr>
+        <w:t>构象锁定</w:t>
+      </w:r>
+    </w:p>
+    <w:p>
+      <w:pPr>
+        <w:pStyle w:val="Compact"/>
+        <w:numPr>
+          <w:ilvl w:val="2"/>
+          <w:numId w:val="1011"/>
+        </w:numPr>
+      </w:pPr>
+      <w:r>
+        <w:rPr>
+          <w:rFonts w:hint="eastAsia" w:ascii="Times New Roman" w:hAnsi="Times New Roman" w:eastAsia="FangSong" w:cs="Times New Roman"/>
+        </w:rPr>
+        <w:t>卤鎓</w:t>
       </w:r>
       <w:r>
         <w:rPr>
@@ -18979,7 +19329,136 @@
         <w:rPr>
           <w:rFonts w:hint="eastAsia" w:ascii="Times New Roman" w:hAnsi="Times New Roman" w:eastAsia="FangSong" w:cs="Times New Roman"/>
         </w:rPr>
-        <w:t>立体</w:t>
+        <w:t>桥连</w:t>
+      </w:r>
+      <w:r>
+        <w:rPr>
+          <w:rFonts w:hint="eastAsia" w:ascii="Times New Roman" w:hAnsi="Times New Roman" w:eastAsia="Times New Roman" w:cs="Times New Roman"/>
+        </w:rPr>
+        <w:t>→anti</w:t>
+      </w:r>
+    </w:p>
+    <w:p>
+      <w:pPr>
+        <w:pStyle w:val="Compact"/>
+        <w:numPr>
+          <w:ilvl w:val="2"/>
+          <w:numId w:val="1011"/>
+        </w:numPr>
+      </w:pPr>
+      <w:r>
+        <w:rPr>
+          <w:rFonts w:hint="eastAsia" w:ascii="Times New Roman" w:hAnsi="Times New Roman" w:eastAsia="FangSong" w:cs="Times New Roman"/>
+        </w:rPr>
+        <w:t>硼氢化</w:t>
+      </w:r>
+      <w:r>
+        <w:rPr>
+          <w:rFonts w:hint="eastAsia" w:ascii="Times New Roman" w:hAnsi="Times New Roman" w:eastAsia="Times New Roman" w:cs="Times New Roman"/>
+        </w:rPr>
+        <w:t>→</w:t>
+      </w:r>
+      <w:r>
+        <w:rPr>
+          <w:rFonts w:hint="eastAsia" w:ascii="Times New Roman" w:hAnsi="Times New Roman" w:eastAsia="FangSong" w:cs="Times New Roman"/>
+        </w:rPr>
+        <w:t>四中心</w:t>
+      </w:r>
+      <w:r>
+        <w:rPr>
+          <w:rFonts w:hint="eastAsia" w:ascii="Times New Roman" w:hAnsi="Times New Roman" w:eastAsia="Times New Roman" w:cs="Times New Roman"/>
+        </w:rPr>
+        <w:t>TS→syn</w:t>
+      </w:r>
+    </w:p>
+    <w:p>
+      <w:pPr>
+        <w:pStyle w:val="Compact"/>
+        <w:numPr>
+          <w:ilvl w:val="2"/>
+          <w:numId w:val="1011"/>
+        </w:numPr>
+      </w:pPr>
+      <w:r>
+        <w:rPr>
+          <w:rFonts w:hint="eastAsia" w:ascii="Times New Roman" w:hAnsi="Times New Roman" w:eastAsia="FangSong" w:cs="Times New Roman"/>
+        </w:rPr>
+        <w:t>碳正离子</w:t>
+      </w:r>
+      <w:r>
+        <w:rPr>
+          <w:rFonts w:hint="eastAsia" w:ascii="Times New Roman" w:hAnsi="Times New Roman" w:eastAsia="Times New Roman" w:cs="Times New Roman"/>
+        </w:rPr>
+        <w:t>→</w:t>
+      </w:r>
+      <w:r>
+        <w:rPr>
+          <w:rFonts w:hint="eastAsia" w:ascii="Times New Roman" w:hAnsi="Times New Roman" w:eastAsia="FangSong" w:cs="Times New Roman"/>
+        </w:rPr>
+        <w:t>平面</w:t>
+      </w:r>
+      <w:r>
+        <w:rPr>
+          <w:rFonts w:hint="eastAsia" w:ascii="Times New Roman" w:hAnsi="Times New Roman" w:eastAsia="Times New Roman" w:cs="Times New Roman"/>
+        </w:rPr>
+        <w:t>→</w:t>
+      </w:r>
+      <w:r>
+        <w:rPr>
+          <w:rFonts w:hint="eastAsia" w:ascii="Times New Roman" w:hAnsi="Times New Roman" w:eastAsia="FangSong" w:cs="Times New Roman"/>
+        </w:rPr>
+        <w:t>重排</w:t>
+      </w:r>
+      <w:r>
+        <w:rPr>
+          <w:rFonts w:hint="eastAsia" w:ascii="Times New Roman" w:hAnsi="Times New Roman" w:eastAsia="Times New Roman" w:cs="Times New Roman"/>
+        </w:rPr>
+        <w:t>+</w:t>
+      </w:r>
+      <w:r>
+        <w:rPr>
+          <w:rFonts w:hint="eastAsia" w:ascii="Times New Roman" w:hAnsi="Times New Roman" w:eastAsia="FangSong" w:cs="Times New Roman"/>
+        </w:rPr>
+        <w:t>外消旋</w:t>
+      </w:r>
+    </w:p>
+    <w:p>
+      <w:pPr>
+        <w:pStyle w:val="Compact"/>
+        <w:numPr>
+          <w:ilvl w:val="2"/>
+          <w:numId w:val="1011"/>
+        </w:numPr>
+      </w:pPr>
+      <w:r>
+        <w:rPr>
+          <w:rFonts w:hint="eastAsia" w:ascii="Times New Roman" w:hAnsi="Times New Roman" w:eastAsia="FangSong" w:cs="Times New Roman"/>
+        </w:rPr>
+        <w:t>自由基</w:t>
+      </w:r>
+      <w:r>
+        <w:rPr>
+          <w:rFonts w:hint="eastAsia" w:ascii="Times New Roman" w:hAnsi="Times New Roman" w:eastAsia="Times New Roman" w:cs="Times New Roman"/>
+        </w:rPr>
+        <w:t>→</w:t>
+      </w:r>
+      <w:r>
+        <w:rPr>
+          <w:rFonts w:hint="eastAsia" w:ascii="Times New Roman" w:hAnsi="Times New Roman" w:eastAsia="FangSong" w:cs="Times New Roman"/>
+        </w:rPr>
+        <w:t>平面</w:t>
+      </w:r>
+      <w:r>
+        <w:rPr>
+          <w:rFonts w:hint="eastAsia" w:ascii="Times New Roman" w:hAnsi="Times New Roman" w:eastAsia="Times New Roman" w:cs="Times New Roman"/>
+        </w:rPr>
+        <w:t>→</w:t>
+      </w:r>
+      <w:r>
+        <w:rPr>
+          <w:rFonts w:hint="eastAsia" w:ascii="Times New Roman" w:hAnsi="Times New Roman" w:eastAsia="FangSong" w:cs="Times New Roman"/>
+        </w:rPr>
+        <w:t>无立体</w:t>
       </w:r>
     </w:p>
     <w:p>
@@ -18987,32 +19466,20 @@
         <w:pStyle w:val="Compact"/>
         <w:numPr>
           <w:ilvl w:val="1"/>
-          <w:numId w:val="1010"/>
+          <w:numId w:val="1009"/>
         </w:numPr>
       </w:pPr>
       <w:r>
         <w:rPr>
           <w:rFonts w:ascii="Times New Roman" w:hAnsi="Times New Roman" w:eastAsia="Times New Roman" w:cs="Times New Roman"/>
         </w:rPr>
-        <w:t xml:space="preserve">Q2: </w:t>
-      </w:r>
-      <w:r>
-        <w:rPr>
-          <w:rFonts w:hint="eastAsia" w:ascii="Times New Roman" w:hAnsi="Times New Roman" w:eastAsia="FangSong" w:cs="Times New Roman"/>
-        </w:rPr>
-        <w:t>哪个过渡态</w:t>
-      </w:r>
-      <w:r>
-        <w:rPr>
-          <w:rFonts w:hint="eastAsia" w:ascii="Times New Roman" w:hAnsi="Times New Roman" w:eastAsia="Times New Roman" w:cs="Times New Roman"/>
-        </w:rPr>
-        <w:t>/</w:t>
-      </w:r>
-      <w:r>
-        <w:rPr>
-          <w:rFonts w:hint="eastAsia" w:ascii="Times New Roman" w:hAnsi="Times New Roman" w:eastAsia="FangSong" w:cs="Times New Roman"/>
-        </w:rPr>
-        <w:t>中间体</w:t>
+        <w:t xml:space="preserve">Q3: </w:t>
+      </w:r>
+      <w:r>
+        <w:rPr>
+          <w:rFonts w:hint="eastAsia" w:ascii="Times New Roman" w:hAnsi="Times New Roman" w:eastAsia="FangSong" w:cs="Times New Roman"/>
+        </w:rPr>
+        <w:t>哪些修正</w:t>
       </w:r>
       <w:r>
         <w:rPr>
@@ -19031,27 +19498,9 @@
       </w:pPr>
       <w:r>
         <w:rPr>
-          <w:rFonts w:hint="eastAsia" w:ascii="Times New Roman" w:hAnsi="Times New Roman" w:eastAsia="Times New Roman" w:cs="Times New Roman"/>
-        </w:rPr>
-        <w:t>SN2→</w:t>
-      </w:r>
-      <w:r>
-        <w:rPr>
-          <w:rFonts w:hint="eastAsia" w:ascii="Times New Roman" w:hAnsi="Times New Roman" w:eastAsia="FangSong" w:cs="Times New Roman"/>
-        </w:rPr>
-        <w:t>背面</w:t>
-      </w:r>
-      <w:r>
-        <w:rPr>
-          <w:rFonts w:hint="eastAsia" w:ascii="Times New Roman" w:hAnsi="Times New Roman" w:eastAsia="Times New Roman" w:cs="Times New Roman"/>
-        </w:rPr>
-        <w:t>→</w:t>
-      </w:r>
-      <w:r>
-        <w:rPr>
-          <w:rFonts w:hint="eastAsia" w:ascii="Times New Roman" w:hAnsi="Times New Roman" w:eastAsia="FangSong" w:cs="Times New Roman"/>
-        </w:rPr>
-        <w:t>翻转</w:t>
+          <w:rFonts w:hint="eastAsia" w:ascii="Times New Roman" w:hAnsi="Times New Roman" w:eastAsia="FangSong" w:cs="Times New Roman"/>
+        </w:rPr>
+        <w:t xml:space="preserve">电子效应</w:t>
       </w:r>
     </w:p>
     <w:p>
@@ -19064,15 +19513,9 @@
       </w:pPr>
       <w:r>
         <w:rPr>
-          <w:rFonts w:hint="eastAsia" w:ascii="Times New Roman" w:hAnsi="Times New Roman" w:eastAsia="Times New Roman" w:cs="Times New Roman"/>
-        </w:rPr>
-        <w:t>E2→anti-periplanar→</w:t>
-      </w:r>
-      <w:r>
-        <w:rPr>
-          <w:rFonts w:hint="eastAsia" w:ascii="Times New Roman" w:hAnsi="Times New Roman" w:eastAsia="FangSong" w:cs="Times New Roman"/>
-        </w:rPr>
-        <w:t>构象锁定</w:t>
+          <w:rFonts w:hint="eastAsia" w:ascii="Times New Roman" w:hAnsi="Times New Roman" w:eastAsia="FangSong" w:cs="Times New Roman"/>
+        </w:rPr>
+        <w:t xml:space="preserve">位阻效应</w:t>
       </w:r>
     </w:p>
     <w:p>
@@ -19087,25 +19530,19 @@
         <w:rPr>
           <w:rFonts w:hint="eastAsia" w:ascii="Times New Roman" w:hAnsi="Times New Roman" w:eastAsia="FangSong" w:cs="Times New Roman"/>
         </w:rPr>
-        <w:t>卤鎓</w:t>
-      </w:r>
-      <w:r>
-        <w:rPr>
-          <w:rFonts w:hint="eastAsia" w:ascii="Times New Roman" w:hAnsi="Times New Roman" w:eastAsia="Times New Roman" w:cs="Times New Roman"/>
-        </w:rPr>
-        <w:t>→</w:t>
-      </w:r>
-      <w:r>
-        <w:rPr>
-          <w:rFonts w:hint="eastAsia" w:ascii="Times New Roman" w:hAnsi="Times New Roman" w:eastAsia="FangSong" w:cs="Times New Roman"/>
-        </w:rPr>
-        <w:t>桥连</w:t>
-      </w:r>
-      <w:r>
-        <w:rPr>
-          <w:rFonts w:hint="eastAsia" w:ascii="Times New Roman" w:hAnsi="Times New Roman" w:eastAsia="Times New Roman" w:cs="Times New Roman"/>
-        </w:rPr>
-        <w:t>→anti</w:t>
+        <w:t>动力学</w:t>
+      </w:r>
+      <w:r>
+        <w:rPr>
+          <w:rFonts w:hint="eastAsia" w:ascii="Times New Roman" w:hAnsi="Times New Roman" w:eastAsia="Times New Roman" w:cs="Times New Roman"/>
+        </w:rPr>
+        <w:t>/</w:t>
+      </w:r>
+      <w:r>
+        <w:rPr>
+          <w:rFonts w:hint="eastAsia" w:ascii="Times New Roman" w:hAnsi="Times New Roman" w:eastAsia="FangSong" w:cs="Times New Roman"/>
+        </w:rPr>
+        <w:t>热力学</w:t>
       </w:r>
     </w:p>
     <w:p>
@@ -19120,218 +19557,11 @@
         <w:rPr>
           <w:rFonts w:hint="eastAsia" w:ascii="Times New Roman" w:hAnsi="Times New Roman" w:eastAsia="FangSong" w:cs="Times New Roman"/>
         </w:rPr>
-        <w:t>硼氢化</w:t>
-      </w:r>
-      <w:r>
-        <w:rPr>
-          <w:rFonts w:hint="eastAsia" w:ascii="Times New Roman" w:hAnsi="Times New Roman" w:eastAsia="Times New Roman" w:cs="Times New Roman"/>
-        </w:rPr>
-        <w:t>→</w:t>
-      </w:r>
-      <w:r>
-        <w:rPr>
-          <w:rFonts w:hint="eastAsia" w:ascii="Times New Roman" w:hAnsi="Times New Roman" w:eastAsia="FangSong" w:cs="Times New Roman"/>
-        </w:rPr>
-        <w:t>四中心</w:t>
-      </w:r>
-      <w:r>
-        <w:rPr>
-          <w:rFonts w:hint="eastAsia" w:ascii="Times New Roman" w:hAnsi="Times New Roman" w:eastAsia="Times New Roman" w:cs="Times New Roman"/>
-        </w:rPr>
-        <w:t>TS→syn</w:t>
+        <w:t xml:space="preserve">溶剂效应</w:t>
       </w:r>
     </w:p>
-    <w:p>
-      <w:pPr>
-        <w:pStyle w:val="Compact"/>
-        <w:numPr>
-          <w:ilvl w:val="2"/>
-          <w:numId w:val="1012"/>
-        </w:numPr>
-      </w:pPr>
-      <w:r>
-        <w:rPr>
-          <w:rFonts w:hint="eastAsia" w:ascii="Times New Roman" w:hAnsi="Times New Roman" w:eastAsia="FangSong" w:cs="Times New Roman"/>
-        </w:rPr>
-        <w:t>碳正离子</w:t>
-      </w:r>
-      <w:r>
-        <w:rPr>
-          <w:rFonts w:hint="eastAsia" w:ascii="Times New Roman" w:hAnsi="Times New Roman" w:eastAsia="Times New Roman" w:cs="Times New Roman"/>
-        </w:rPr>
-        <w:t>→</w:t>
-      </w:r>
-      <w:r>
-        <w:rPr>
-          <w:rFonts w:hint="eastAsia" w:ascii="Times New Roman" w:hAnsi="Times New Roman" w:eastAsia="FangSong" w:cs="Times New Roman"/>
-        </w:rPr>
-        <w:t>平面</w:t>
-      </w:r>
-      <w:r>
-        <w:rPr>
-          <w:rFonts w:hint="eastAsia" w:ascii="Times New Roman" w:hAnsi="Times New Roman" w:eastAsia="Times New Roman" w:cs="Times New Roman"/>
-        </w:rPr>
-        <w:t>→</w:t>
-      </w:r>
-      <w:r>
-        <w:rPr>
-          <w:rFonts w:hint="eastAsia" w:ascii="Times New Roman" w:hAnsi="Times New Roman" w:eastAsia="FangSong" w:cs="Times New Roman"/>
-        </w:rPr>
-        <w:t>重排</w:t>
-      </w:r>
-      <w:r>
-        <w:rPr>
-          <w:rFonts w:hint="eastAsia" w:ascii="Times New Roman" w:hAnsi="Times New Roman" w:eastAsia="Times New Roman" w:cs="Times New Roman"/>
-        </w:rPr>
-        <w:t>+</w:t>
-      </w:r>
-      <w:r>
-        <w:rPr>
-          <w:rFonts w:hint="eastAsia" w:ascii="Times New Roman" w:hAnsi="Times New Roman" w:eastAsia="FangSong" w:cs="Times New Roman"/>
-        </w:rPr>
-        <w:t>外消旋</w:t>
-      </w:r>
-    </w:p>
-    <w:p>
-      <w:pPr>
-        <w:pStyle w:val="Compact"/>
-        <w:numPr>
-          <w:ilvl w:val="2"/>
-          <w:numId w:val="1012"/>
-        </w:numPr>
-      </w:pPr>
-      <w:r>
-        <w:rPr>
-          <w:rFonts w:hint="eastAsia" w:ascii="Times New Roman" w:hAnsi="Times New Roman" w:eastAsia="FangSong" w:cs="Times New Roman"/>
-        </w:rPr>
-        <w:t>自由基</w:t>
-      </w:r>
-      <w:r>
-        <w:rPr>
-          <w:rFonts w:hint="eastAsia" w:ascii="Times New Roman" w:hAnsi="Times New Roman" w:eastAsia="Times New Roman" w:cs="Times New Roman"/>
-        </w:rPr>
-        <w:t>→</w:t>
-      </w:r>
-      <w:r>
-        <w:rPr>
-          <w:rFonts w:hint="eastAsia" w:ascii="Times New Roman" w:hAnsi="Times New Roman" w:eastAsia="FangSong" w:cs="Times New Roman"/>
-        </w:rPr>
-        <w:t>平面</w:t>
-      </w:r>
-      <w:r>
-        <w:rPr>
-          <w:rFonts w:hint="eastAsia" w:ascii="Times New Roman" w:hAnsi="Times New Roman" w:eastAsia="Times New Roman" w:cs="Times New Roman"/>
-        </w:rPr>
-        <w:t>→</w:t>
-      </w:r>
-      <w:r>
-        <w:rPr>
-          <w:rFonts w:hint="eastAsia" w:ascii="Times New Roman" w:hAnsi="Times New Roman" w:eastAsia="FangSong" w:cs="Times New Roman"/>
-        </w:rPr>
-        <w:t>无立体</w:t>
-      </w:r>
-    </w:p>
-    <w:p>
-      <w:pPr>
-        <w:pStyle w:val="Compact"/>
-        <w:numPr>
-          <w:ilvl w:val="1"/>
-          <w:numId w:val="1010"/>
-        </w:numPr>
-      </w:pPr>
-      <w:r>
-        <w:rPr>
-          <w:rFonts w:ascii="Times New Roman" w:hAnsi="Times New Roman" w:eastAsia="Times New Roman" w:cs="Times New Roman"/>
-        </w:rPr>
-        <w:t xml:space="preserve">Q3: </w:t>
-      </w:r>
-      <w:r>
-        <w:rPr>
-          <w:rFonts w:hint="eastAsia" w:ascii="Times New Roman" w:hAnsi="Times New Roman" w:eastAsia="FangSong" w:cs="Times New Roman"/>
-        </w:rPr>
-        <w:t>哪些修正</w:t>
-      </w:r>
-      <w:r>
-        <w:rPr>
-          <w:rFonts w:hint="eastAsia" w:ascii="Times New Roman" w:hAnsi="Times New Roman" w:eastAsia="Times New Roman" w:cs="Times New Roman"/>
-        </w:rPr>
-        <w:t>？</w:t>
-      </w:r>
-    </w:p>
-    <w:p>
-      <w:pPr>
-        <w:pStyle w:val="Compact"/>
-        <w:numPr>
-          <w:ilvl w:val="2"/>
-          <w:numId w:val="1013"/>
-        </w:numPr>
-      </w:pPr>
-      <w:r>
-        <w:rPr>
-          <w:rFonts w:hint="eastAsia" w:ascii="Times New Roman" w:hAnsi="Times New Roman" w:eastAsia="FangSong" w:cs="Times New Roman"/>
-        </w:rPr>
-        <w:t xml:space="preserve">电子效应</w:t>
-      </w:r>
-    </w:p>
-    <w:p>
-      <w:pPr>
-        <w:pStyle w:val="Compact"/>
-        <w:numPr>
-          <w:ilvl w:val="2"/>
-          <w:numId w:val="1013"/>
-        </w:numPr>
-      </w:pPr>
-      <w:r>
-        <w:rPr>
-          <w:rFonts w:hint="eastAsia" w:ascii="Times New Roman" w:hAnsi="Times New Roman" w:eastAsia="FangSong" w:cs="Times New Roman"/>
-        </w:rPr>
-        <w:t xml:space="preserve">位阻效应</w:t>
-      </w:r>
-    </w:p>
-    <w:p>
-      <w:pPr>
-        <w:pStyle w:val="Compact"/>
-        <w:numPr>
-          <w:ilvl w:val="2"/>
-          <w:numId w:val="1013"/>
-        </w:numPr>
-      </w:pPr>
-      <w:r>
-        <w:rPr>
-          <w:rFonts w:hint="eastAsia" w:ascii="Times New Roman" w:hAnsi="Times New Roman" w:eastAsia="FangSong" w:cs="Times New Roman"/>
-        </w:rPr>
-        <w:t>动力学</w:t>
-      </w:r>
-      <w:r>
-        <w:rPr>
-          <w:rFonts w:hint="eastAsia" w:ascii="Times New Roman" w:hAnsi="Times New Roman" w:eastAsia="Times New Roman" w:cs="Times New Roman"/>
-        </w:rPr>
-        <w:t>/</w:t>
-      </w:r>
-      <w:r>
-        <w:rPr>
-          <w:rFonts w:hint="eastAsia" w:ascii="Times New Roman" w:hAnsi="Times New Roman" w:eastAsia="FangSong" w:cs="Times New Roman"/>
-        </w:rPr>
-        <w:t>热力学</w:t>
-      </w:r>
-    </w:p>
-    <w:p>
-      <w:pPr>
-        <w:pStyle w:val="Compact"/>
-        <w:numPr>
-          <w:ilvl w:val="2"/>
-          <w:numId w:val="1013"/>
-        </w:numPr>
-      </w:pPr>
-      <w:r>
-        <w:rPr>
-          <w:rFonts w:hint="eastAsia" w:ascii="Times New Roman" w:hAnsi="Times New Roman" w:eastAsia="FangSong" w:cs="Times New Roman"/>
-        </w:rPr>
-        <w:t xml:space="preserve">溶剂效应</w:t>
-      </w:r>
-    </w:p>
-    <w:bookmarkEnd w:id="58"/>
-    <w:bookmarkStart w:id="59" w:name="核心口诀"/>
+    <w:bookmarkEnd w:id="64"/>
+    <w:bookmarkStart w:id="65" w:name="核心口诀"/>
     <w:p>
       <w:pPr>
         <w:pStyle w:val="Heading3"/>
@@ -19349,7 +19579,7 @@
         <w:pStyle w:val="Compact"/>
         <w:numPr>
           <w:ilvl w:val="0"/>
-          <w:numId w:val="1014"/>
+          <w:numId w:val="1013"/>
         </w:numPr>
       </w:pPr>
       <w:r>
@@ -19388,7 +19618,7 @@
         <w:pStyle w:val="Compact"/>
         <w:numPr>
           <w:ilvl w:val="0"/>
-          <w:numId w:val="1014"/>
+          <w:numId w:val="1013"/>
         </w:numPr>
       </w:pPr>
       <w:r>
@@ -19439,7 +19669,7 @@
         <w:pStyle w:val="Compact"/>
         <w:numPr>
           <w:ilvl w:val="0"/>
-          <w:numId w:val="1014"/>
+          <w:numId w:val="1013"/>
         </w:numPr>
       </w:pPr>
       <w:r>
@@ -19490,7 +19720,7 @@
         <w:pStyle w:val="Compact"/>
         <w:numPr>
           <w:ilvl w:val="0"/>
-          <w:numId w:val="1014"/>
+          <w:numId w:val="1013"/>
         </w:numPr>
       </w:pPr>
       <w:r>
@@ -19529,7 +19759,7 @@
         <w:pStyle w:val="Compact"/>
         <w:numPr>
           <w:ilvl w:val="0"/>
-          <w:numId w:val="1014"/>
+          <w:numId w:val="1013"/>
         </w:numPr>
       </w:pPr>
       <w:r>
@@ -19568,7 +19798,7 @@
         <w:pStyle w:val="Compact"/>
         <w:numPr>
           <w:ilvl w:val="0"/>
-          <w:numId w:val="1014"/>
+          <w:numId w:val="1013"/>
         </w:numPr>
       </w:pPr>
       <w:r>
@@ -19612,9 +19842,9 @@
         </w:pict>
       </w:r>
     </w:p>
-    <w:bookmarkEnd w:id="59"/>
-    <w:bookmarkEnd w:id="60"/>
-    <w:bookmarkStart w:id="64" w:name="十二核心速查卡"/>
+    <w:bookmarkEnd w:id="65"/>
+    <w:bookmarkEnd w:id="66"/>
+    <w:bookmarkStart w:id="70" w:name="十二核心速查卡"/>
     <w:p>
       <w:pPr>
         <w:pStyle w:val="Heading2"/>
@@ -19639,7 +19869,7 @@
         <w:t>核心速查卡</w:t>
       </w:r>
     </w:p>
-    <w:bookmarkStart w:id="61" w:name="反应立体化学速查"/>
+    <w:bookmarkStart w:id="67" w:name="反应立体化学速查"/>
     <w:p>
       <w:pPr>
         <w:pStyle w:val="Heading3"/>
@@ -20165,8 +20395,8 @@
         </w:tc>
       </w:tr>
     </w:tbl>
-    <w:bookmarkEnd w:id="61"/>
-    <w:bookmarkStart w:id="62" w:name="区域选择性速查"/>
+    <w:bookmarkEnd w:id="67"/>
+    <w:bookmarkStart w:id="68" w:name="区域选择性速查"/>
     <w:p>
       <w:pPr>
         <w:pStyle w:val="Heading3"/>
@@ -20794,8 +21024,8 @@
         </w:tc>
       </w:tr>
     </w:tbl>
-    <w:bookmarkEnd w:id="62"/>
-    <w:bookmarkStart w:id="63" w:name="cram规则速查"/>
+    <w:bookmarkEnd w:id="68"/>
+    <w:bookmarkStart w:id="69" w:name="cram规则速查"/>
     <w:p>
       <w:pPr>
         <w:pStyle w:val="Heading3"/>
@@ -21136,9 +21366,9 @@
         </w:pict>
       </w:r>
     </w:p>
-    <w:bookmarkEnd w:id="63"/>
-    <w:bookmarkEnd w:id="64"/>
-    <w:bookmarkStart w:id="68" w:name="十三练习题"/>
+    <w:bookmarkEnd w:id="69"/>
+    <w:bookmarkEnd w:id="70"/>
+    <w:bookmarkStart w:id="74" w:name="十三练习题"/>
     <w:p>
       <w:pPr>
         <w:pStyle w:val="Heading2"/>
@@ -21163,7 +21393,7 @@
         <w:t>练习题</w:t>
       </w:r>
     </w:p>
-    <w:bookmarkStart w:id="65" w:name="基础巩固"/>
+    <w:bookmarkStart w:id="71" w:name="基础巩固"/>
     <w:p>
       <w:pPr>
         <w:pStyle w:val="Heading3"/>
@@ -21193,32 +21423,110 @@
         <w:pStyle w:val="Compact"/>
         <w:numPr>
           <w:ilvl w:val="0"/>
+          <w:numId w:val="1014"/>
+        </w:numPr>
+      </w:pPr>
+      <w:r>
+        <w:rPr>
+          <w:rFonts w:hint="eastAsia" w:ascii="Times New Roman" w:hAnsi="Times New Roman" w:eastAsia="FangSong" w:cs="Times New Roman"/>
+        </w:rPr>
+        <w:t>判断几个手性中心</w:t>
+      </w:r>
+      <w:r>
+        <w:rPr>
+          <w:rFonts w:hint="eastAsia" w:ascii="Times New Roman" w:hAnsi="Times New Roman" w:eastAsia="Times New Roman" w:cs="Times New Roman"/>
+        </w:rPr>
+        <w:t>？</w:t>
+      </w:r>
+      <w:r>
+        <w:rPr>
+          <w:rFonts w:hint="eastAsia" w:ascii="Times New Roman" w:hAnsi="Times New Roman" w:eastAsia="FangSong" w:cs="Times New Roman"/>
+        </w:rPr>
+        <w:t>最多几个立体异构体</w:t>
+      </w:r>
+      <w:r>
+        <w:rPr>
+          <w:rFonts w:hint="eastAsia" w:ascii="Times New Roman" w:hAnsi="Times New Roman" w:eastAsia="Times New Roman" w:cs="Times New Roman"/>
+        </w:rPr>
+        <w:t>？</w:t>
+      </w:r>
+    </w:p>
+    <w:p>
+      <w:pPr>
+        <w:pStyle w:val="Compact"/>
+        <w:numPr>
+          <w:ilvl w:val="1"/>
           <w:numId w:val="1015"/>
         </w:numPr>
       </w:pPr>
       <w:r>
         <w:rPr>
-          <w:rFonts w:hint="eastAsia" w:ascii="Times New Roman" w:hAnsi="Times New Roman" w:eastAsia="FangSong" w:cs="Times New Roman"/>
-        </w:rPr>
-        <w:t>判断几个手性中心</w:t>
-      </w:r>
-      <w:r>
-        <w:rPr>
-          <w:rFonts w:hint="eastAsia" w:ascii="Times New Roman" w:hAnsi="Times New Roman" w:eastAsia="Times New Roman" w:cs="Times New Roman"/>
-        </w:rPr>
-        <w:t>？</w:t>
-      </w:r>
-      <w:r>
-        <w:rPr>
-          <w:rFonts w:hint="eastAsia" w:ascii="Times New Roman" w:hAnsi="Times New Roman" w:eastAsia="FangSong" w:cs="Times New Roman"/>
-        </w:rPr>
-        <w:t>最多几个立体异构体</w:t>
-      </w:r>
-      <w:r>
-        <w:rPr>
-          <w:rFonts w:hint="eastAsia" w:ascii="Times New Roman" w:hAnsi="Times New Roman" w:eastAsia="Times New Roman" w:cs="Times New Roman"/>
-        </w:rPr>
-        <w:t>？</w:t>
+          <w:rFonts w:hint="eastAsia" w:ascii="Times New Roman" w:hAnsi="Times New Roman" w:eastAsia="Times New Roman" w:cs="Times New Roman"/>
+        </w:rPr>
+        <w:t>2,3-</w:t>
+      </w:r>
+      <w:r>
+        <w:rPr>
+          <w:rFonts w:hint="eastAsia" w:ascii="Times New Roman" w:hAnsi="Times New Roman" w:eastAsia="FangSong" w:cs="Times New Roman"/>
+        </w:rPr>
+        <w:t>戊二醇</w:t>
+      </w:r>
+      <w:r>
+        <w:rPr>
+          <w:rFonts w:ascii="Times New Roman" w:hAnsi="Times New Roman" w:eastAsia="Times New Roman" w:cs="Times New Roman"/>
+        </w:rPr>
+        <w:t xml:space="preserve"> (b) </w:t>
+      </w:r>
+      <w:r>
+        <w:rPr>
+          <w:rFonts w:hint="eastAsia" w:ascii="Times New Roman" w:hAnsi="Times New Roman" w:eastAsia="Times New Roman" w:cs="Times New Roman"/>
+        </w:rPr>
+        <w:t>2,3,4-</w:t>
+      </w:r>
+      <w:r>
+        <w:rPr>
+          <w:rFonts w:hint="eastAsia" w:ascii="Times New Roman" w:hAnsi="Times New Roman" w:eastAsia="FangSong" w:cs="Times New Roman"/>
+        </w:rPr>
+        <w:t>三氯戊烷</w:t>
+      </w:r>
+      <w:r>
+        <w:rPr>
+          <w:rFonts w:ascii="Times New Roman" w:hAnsi="Times New Roman" w:eastAsia="Times New Roman" w:cs="Times New Roman"/>
+        </w:rPr>
+        <w:t xml:space="preserve"> (c) </w:t>
+      </w:r>
+      <w:r>
+        <w:rPr>
+          <w:rFonts w:hint="eastAsia" w:ascii="Times New Roman" w:hAnsi="Times New Roman" w:eastAsia="Times New Roman" w:cs="Times New Roman"/>
+        </w:rPr>
+        <w:t>meso-</w:t>
+      </w:r>
+      <w:r>
+        <w:rPr>
+          <w:rFonts w:hint="eastAsia" w:ascii="Times New Roman" w:hAnsi="Times New Roman" w:eastAsia="FangSong" w:cs="Times New Roman"/>
+        </w:rPr>
+        <w:t>酒石酸</w:t>
+      </w:r>
+    </w:p>
+    <w:p>
+      <w:pPr>
+        <w:pStyle w:val="Compact"/>
+        <w:numPr>
+          <w:ilvl w:val="0"/>
+          <w:numId w:val="1014"/>
+        </w:numPr>
+      </w:pPr>
+      <w:r>
+        <w:rPr>
+          <w:rFonts w:hint="eastAsia" w:ascii="Times New Roman" w:hAnsi="Times New Roman" w:eastAsia="FangSong" w:cs="Times New Roman"/>
+        </w:rPr>
+        <w:t>判断正误</w:t>
+      </w:r>
+      <w:r>
+        <w:rPr>
+          <w:rFonts w:hint="eastAsia" w:ascii="Times New Roman" w:hAnsi="Times New Roman" w:eastAsia="Times New Roman" w:cs="Times New Roman"/>
+        </w:rPr>
+        <w:t>：</w:t>
       </w:r>
     </w:p>
     <w:p>
@@ -21231,51 +21539,93 @@
       </w:pPr>
       <w:r>
         <w:rPr>
-          <w:rFonts w:hint="eastAsia" w:ascii="Times New Roman" w:hAnsi="Times New Roman" w:eastAsia="Times New Roman" w:cs="Times New Roman"/>
-        </w:rPr>
-        <w:t>2,3-</w:t>
-      </w:r>
-      <w:r>
-        <w:rPr>
-          <w:rFonts w:hint="eastAsia" w:ascii="Times New Roman" w:hAnsi="Times New Roman" w:eastAsia="FangSong" w:cs="Times New Roman"/>
-        </w:rPr>
-        <w:t>戊二醇</w:t>
-      </w:r>
-      <w:r>
-        <w:rPr>
-          <w:rFonts w:ascii="Times New Roman" w:hAnsi="Times New Roman" w:eastAsia="Times New Roman" w:cs="Times New Roman"/>
-        </w:rPr>
-        <w:t xml:space="preserve"> (b) </w:t>
-      </w:r>
-      <w:r>
-        <w:rPr>
-          <w:rFonts w:hint="eastAsia" w:ascii="Times New Roman" w:hAnsi="Times New Roman" w:eastAsia="Times New Roman" w:cs="Times New Roman"/>
-        </w:rPr>
-        <w:t>2,3,4-</w:t>
-      </w:r>
-      <w:r>
-        <w:rPr>
-          <w:rFonts w:hint="eastAsia" w:ascii="Times New Roman" w:hAnsi="Times New Roman" w:eastAsia="FangSong" w:cs="Times New Roman"/>
-        </w:rPr>
-        <w:t>三氯戊烷</w:t>
-      </w:r>
-      <w:r>
-        <w:rPr>
-          <w:rFonts w:ascii="Times New Roman" w:hAnsi="Times New Roman" w:eastAsia="Times New Roman" w:cs="Times New Roman"/>
-        </w:rPr>
-        <w:t xml:space="preserve"> (c) </w:t>
-      </w:r>
-      <w:r>
-        <w:rPr>
-          <w:rFonts w:hint="eastAsia" w:ascii="Times New Roman" w:hAnsi="Times New Roman" w:eastAsia="Times New Roman" w:cs="Times New Roman"/>
-        </w:rPr>
-        <w:t>meso-</w:t>
-      </w:r>
-      <w:r>
-        <w:rPr>
-          <w:rFonts w:hint="eastAsia" w:ascii="Times New Roman" w:hAnsi="Times New Roman" w:eastAsia="FangSong" w:cs="Times New Roman"/>
-        </w:rPr>
-        <w:t>酒石酸</w:t>
+          <w:rFonts w:hint="eastAsia" w:ascii="Times New Roman" w:hAnsi="Times New Roman" w:eastAsia="FangSong" w:cs="Times New Roman"/>
+        </w:rPr>
+        <w:t>外消旋体和内消旋体都无旋光</w:t>
+      </w:r>
+      <w:r>
+        <w:rPr>
+          <w:rFonts w:hint="eastAsia" w:ascii="Times New Roman" w:hAnsi="Times New Roman" w:eastAsia="Times New Roman" w:cs="Times New Roman"/>
+        </w:rPr>
+        <w:t>，</w:t>
+      </w:r>
+      <w:r>
+        <w:rPr>
+          <w:rFonts w:hint="eastAsia" w:ascii="Times New Roman" w:hAnsi="Times New Roman" w:eastAsia="FangSong" w:cs="Times New Roman"/>
+        </w:rPr>
+        <w:t>是一回事</w:t>
+      </w:r>
+      <w:r>
+        <w:rPr>
+          <w:rFonts w:hint="eastAsia" w:ascii="Times New Roman" w:hAnsi="Times New Roman" w:eastAsia="Times New Roman" w:cs="Times New Roman"/>
+        </w:rPr>
+        <w:t>。</w:t>
+      </w:r>
+    </w:p>
+    <w:p>
+      <w:pPr>
+        <w:pStyle w:val="Compact"/>
+        <w:numPr>
+          <w:ilvl w:val="1"/>
+          <w:numId w:val="1016"/>
+        </w:numPr>
+      </w:pPr>
+      <w:r>
+        <w:rPr>
+          <w:rFonts w:hint="eastAsia" w:ascii="Times New Roman" w:hAnsi="Times New Roman" w:eastAsia="Times New Roman" w:cs="Times New Roman"/>
+        </w:rPr>
+        <w:t>(R)-</w:t>
+      </w:r>
+      <w:r>
+        <w:rPr>
+          <w:rFonts w:hint="eastAsia" w:ascii="Times New Roman" w:hAnsi="Times New Roman" w:eastAsia="FangSong" w:cs="Times New Roman"/>
+        </w:rPr>
+        <w:t>构型化合物必为右旋</w:t>
+      </w:r>
+      <w:r>
+        <w:rPr>
+          <w:rFonts w:hint="eastAsia" w:ascii="Times New Roman" w:hAnsi="Times New Roman" w:eastAsia="Times New Roman" w:cs="Times New Roman"/>
+        </w:rPr>
+        <w:t>。</w:t>
+      </w:r>
+    </w:p>
+    <w:p>
+      <w:pPr>
+        <w:pStyle w:val="Compact"/>
+        <w:numPr>
+          <w:ilvl w:val="1"/>
+          <w:numId w:val="1016"/>
+        </w:numPr>
+      </w:pPr>
+      <w:r>
+        <w:rPr>
+          <w:rFonts w:hint="eastAsia" w:ascii="Times New Roman" w:hAnsi="Times New Roman" w:eastAsia="Times New Roman" w:cs="Times New Roman"/>
+        </w:rPr>
+        <w:t>Cram</w:t>
+      </w:r>
+      <w:r>
+        <w:rPr>
+          <w:rFonts w:hint="eastAsia" w:ascii="Times New Roman" w:hAnsi="Times New Roman" w:eastAsia="FangSong" w:cs="Times New Roman"/>
+        </w:rPr>
+        <w:t>规则可预测所有</w:t>
+      </w:r>
+      <w:r>
+        <w:rPr>
+          <w:rFonts w:hint="eastAsia" w:ascii="Times New Roman" w:hAnsi="Times New Roman" w:eastAsia="Times New Roman" w:cs="Times New Roman"/>
+        </w:rPr>
+        <w:t>α-</w:t>
+      </w:r>
+      <w:r>
+        <w:rPr>
+          <w:rFonts w:hint="eastAsia" w:ascii="Times New Roman" w:hAnsi="Times New Roman" w:eastAsia="FangSong" w:cs="Times New Roman"/>
+        </w:rPr>
+        <w:t>手性酮的加成产物</w:t>
+      </w:r>
+      <w:r>
+        <w:rPr>
+          <w:rFonts w:hint="eastAsia" w:ascii="Times New Roman" w:hAnsi="Times New Roman" w:eastAsia="Times New Roman" w:cs="Times New Roman"/>
+        </w:rPr>
+        <w:t>。</w:t>
       </w:r>
     </w:p>
     <w:p>
@@ -21283,27 +21633,96 @@
         <w:pStyle w:val="Compact"/>
         <w:numPr>
           <w:ilvl w:val="0"/>
-          <w:numId w:val="1015"/>
+          <w:numId w:val="1014"/>
         </w:numPr>
       </w:pPr>
       <w:r>
         <w:rPr>
-          <w:rFonts w:hint="eastAsia" w:ascii="Times New Roman" w:hAnsi="Times New Roman" w:eastAsia="FangSong" w:cs="Times New Roman"/>
-        </w:rPr>
-        <w:t>判断正误</w:t>
-      </w:r>
-      <w:r>
-        <w:rPr>
-          <w:rFonts w:hint="eastAsia" w:ascii="Times New Roman" w:hAnsi="Times New Roman" w:eastAsia="Times New Roman" w:cs="Times New Roman"/>
-        </w:rPr>
-        <w:t>：</w:t>
+          <w:rFonts w:hint="eastAsia" w:ascii="Times New Roman" w:hAnsi="Times New Roman" w:eastAsia="Times New Roman" w:cs="Times New Roman"/>
+        </w:rPr>
+        <w:t>1-</w:t>
+      </w:r>
+      <w:r>
+        <w:rPr>
+          <w:rFonts w:hint="eastAsia" w:ascii="Times New Roman" w:hAnsi="Times New Roman" w:eastAsia="FangSong" w:cs="Times New Roman"/>
+        </w:rPr>
+        <w:t>甲基环己烯</w:t>
+      </w:r>
+      <w:r>
+        <w:rPr>
+          <w:rFonts w:hint="eastAsia" w:ascii="Times New Roman" w:hAnsi="Times New Roman" w:eastAsia="Times New Roman" w:cs="Times New Roman"/>
+        </w:rPr>
+        <w:t>+Br</w:t>
+      </w:r>
+      <w:r>
+        <w:rPr>
+          <w:rFonts w:hint="eastAsia" w:ascii="Times New Roman" w:hAnsi="Times New Roman" w:eastAsia="Times New Roman" w:cs="Times New Roman"/>
+          <w:vertAlign w:val="subscript"/>
+        </w:rPr>
+        <w:t>2</w:t>
+      </w:r>
+      <w:r>
+        <w:rPr>
+          <w:rFonts w:hint="eastAsia" w:ascii="Times New Roman" w:hAnsi="Times New Roman" w:eastAsia="Times New Roman" w:cs="Times New Roman"/>
+        </w:rPr>
+        <w:t>/CCl</w:t>
+      </w:r>
+      <w:r>
+        <w:rPr>
+          <w:rFonts w:hint="eastAsia" w:ascii="Times New Roman" w:hAnsi="Times New Roman" w:eastAsia="Times New Roman" w:cs="Times New Roman"/>
+          <w:vertAlign w:val="subscript"/>
+        </w:rPr>
+        <w:t>4</w:t>
+      </w:r>
+      <w:r>
+        <w:rPr>
+          <w:rFonts w:hint="eastAsia" w:ascii="Times New Roman" w:hAnsi="Times New Roman" w:eastAsia="Times New Roman" w:cs="Times New Roman"/>
+        </w:rPr>
+        <w:t>→？</w:t>
+      </w:r>
+      <w:r>
+        <w:rPr>
+          <w:rFonts w:hint="eastAsia" w:ascii="Times New Roman" w:hAnsi="Times New Roman" w:eastAsia="FangSong" w:cs="Times New Roman"/>
+        </w:rPr>
+        <w:t>立体结构</w:t>
+      </w:r>
+      <w:r>
+        <w:rPr>
+          <w:rFonts w:hint="eastAsia" w:ascii="Times New Roman" w:hAnsi="Times New Roman" w:eastAsia="Times New Roman" w:cs="Times New Roman"/>
+        </w:rPr>
+        <w:t>？</w:t>
+      </w:r>
+    </w:p>
+    <w:bookmarkEnd w:id="71"/>
+    <w:bookmarkStart w:id="72" w:name="提高训练"/>
+    <w:p>
+      <w:pPr>
+        <w:pStyle w:val="Heading3"/>
+        <w:spacing w:before="280" w:after="120"/>
+      </w:pPr>
+      <w:r>
+        <w:rPr>
+          <w:rFonts w:ascii="Times New Roman" w:hAnsi="Times New Roman" w:eastAsia="Times New Roman" w:cs="Times New Roman"/>
+        </w:rPr>
+        <w:t xml:space="preserve">13.2 </w:t>
+      </w:r>
+      <w:r>
+        <w:rPr>
+          <w:rFonts w:hint="eastAsia" w:ascii="Times New Roman" w:hAnsi="Times New Roman" w:eastAsia="SimHei" w:cs="Times New Roman"/>
+        </w:rPr>
+        <w:t>提高训练</w:t>
+      </w:r>
+      <w:r>
+        <w:rPr>
+          <w:rFonts w:hint="eastAsia" w:ascii="Times New Roman" w:hAnsi="Times New Roman" w:eastAsia="Times New Roman" w:cs="Times New Roman"/>
+        </w:rPr>
+        <w:t>（⭐⭐⭐）</w:t>
       </w:r>
     </w:p>
     <w:p>
       <w:pPr>
-        <w:pStyle w:val="Compact"/>
         <w:numPr>
-          <w:ilvl w:val="1"/>
+          <w:ilvl w:val="0"/>
           <w:numId w:val="1017"/>
         </w:numPr>
       </w:pPr>
@@ -21311,32 +21730,56 @@
         <w:rPr>
           <w:rFonts w:hint="eastAsia" w:ascii="Times New Roman" w:hAnsi="Times New Roman" w:eastAsia="FangSong" w:cs="Times New Roman"/>
         </w:rPr>
-        <w:t>外消旋体和内消旋体都无旋光</w:t>
-      </w:r>
-      <w:r>
-        <w:rPr>
-          <w:rFonts w:hint="eastAsia" w:ascii="Times New Roman" w:hAnsi="Times New Roman" w:eastAsia="Times New Roman" w:cs="Times New Roman"/>
-        </w:rPr>
-        <w:t>，</w:t>
-      </w:r>
-      <w:r>
-        <w:rPr>
-          <w:rFonts w:hint="eastAsia" w:ascii="Times New Roman" w:hAnsi="Times New Roman" w:eastAsia="FangSong" w:cs="Times New Roman"/>
-        </w:rPr>
-        <w:t>是一回事</w:t>
-      </w:r>
-      <w:r>
-        <w:rPr>
-          <w:rFonts w:hint="eastAsia" w:ascii="Times New Roman" w:hAnsi="Times New Roman" w:eastAsia="Times New Roman" w:cs="Times New Roman"/>
-        </w:rPr>
-        <w:t>。</w:t>
+        <w:t>顺</w:t>
+      </w:r>
+      <w:r>
+        <w:rPr>
+          <w:rFonts w:hint="eastAsia" w:ascii="Times New Roman" w:hAnsi="Times New Roman" w:eastAsia="Times New Roman" w:cs="Times New Roman"/>
+        </w:rPr>
+        <w:t>-2-</w:t>
+      </w:r>
+      <w:r>
+        <w:rPr>
+          <w:rFonts w:hint="eastAsia" w:ascii="Times New Roman" w:hAnsi="Times New Roman" w:eastAsia="FangSong" w:cs="Times New Roman"/>
+        </w:rPr>
+        <w:t>戊烯</w:t>
+      </w:r>
+      <w:r>
+        <w:rPr>
+          <w:rFonts w:hint="eastAsia" w:ascii="Times New Roman" w:hAnsi="Times New Roman" w:eastAsia="Times New Roman" w:cs="Times New Roman"/>
+        </w:rPr>
+        <w:t>+Br</w:t>
+      </w:r>
+      <w:r>
+        <w:rPr>
+          <w:rFonts w:hint="eastAsia" w:ascii="Times New Roman" w:hAnsi="Times New Roman" w:eastAsia="Times New Roman" w:cs="Times New Roman"/>
+          <w:vertAlign w:val="subscript"/>
+        </w:rPr>
+        <w:t>2</w:t>
+      </w:r>
+      <w:r>
+        <w:rPr>
+          <w:rFonts w:hint="eastAsia" w:ascii="Times New Roman" w:hAnsi="Times New Roman" w:eastAsia="Times New Roman" w:cs="Times New Roman"/>
+        </w:rPr>
+        <w:t>→？</w:t>
+      </w:r>
+      <w:r>
+        <w:rPr>
+          <w:rFonts w:hint="eastAsia" w:ascii="Times New Roman" w:hAnsi="Times New Roman" w:eastAsia="FangSong" w:cs="Times New Roman"/>
+        </w:rPr>
+        <w:t>产物间关系</w:t>
+      </w:r>
+      <w:r>
+        <w:rPr>
+          <w:rFonts w:hint="eastAsia" w:ascii="Times New Roman" w:hAnsi="Times New Roman" w:eastAsia="Times New Roman" w:cs="Times New Roman"/>
+        </w:rPr>
+        <w:t>？</w:t>
       </w:r>
     </w:p>
     <w:p>
       <w:pPr>
-        <w:pStyle w:val="Compact"/>
         <w:numPr>
-          <w:ilvl w:val="1"/>
+          <w:ilvl w:val="0"/>
           <w:numId w:val="1017"/>
         </w:numPr>
       </w:pPr>
@@ -21344,26 +21787,73 @@
         <w:rPr>
           <w:rFonts w:hint="eastAsia" w:ascii="Times New Roman" w:hAnsi="Times New Roman" w:eastAsia="Times New Roman" w:cs="Times New Roman"/>
         </w:rPr>
-        <w:t>(R)-</w:t>
-      </w:r>
-      <w:r>
-        <w:rPr>
-          <w:rFonts w:hint="eastAsia" w:ascii="Times New Roman" w:hAnsi="Times New Roman" w:eastAsia="FangSong" w:cs="Times New Roman"/>
-        </w:rPr>
-        <w:t>构型化合物必为右旋</w:t>
-      </w:r>
-      <w:r>
-        <w:rPr>
-          <w:rFonts w:hint="eastAsia" w:ascii="Times New Roman" w:hAnsi="Times New Roman" w:eastAsia="Times New Roman" w:cs="Times New Roman"/>
-        </w:rPr>
-        <w:t>。</w:t>
+        <w:t>(S)-2-</w:t>
+      </w:r>
+      <w:r>
+        <w:rPr>
+          <w:rFonts w:hint="eastAsia" w:ascii="Times New Roman" w:hAnsi="Times New Roman" w:eastAsia="FangSong" w:cs="Times New Roman"/>
+        </w:rPr>
+        <w:t>溴丁烷</w:t>
+      </w:r>
+      <w:r>
+        <w:rPr>
+          <w:rFonts w:hint="eastAsia" w:ascii="Times New Roman" w:hAnsi="Times New Roman" w:eastAsia="Times New Roman" w:cs="Times New Roman"/>
+        </w:rPr>
+        <w:t>+NaOH/DMSO,</w:t>
+      </w:r>
+      <w:r>
+        <w:rPr>
+          <w:rFonts w:ascii="Times New Roman" w:hAnsi="Times New Roman" w:eastAsia="Times New Roman" w:cs="Times New Roman"/>
+        </w:rPr>
+        <w:t xml:space="preserve"> </w:t>
+      </w:r>
+      <w:r>
+        <w:rPr>
+          <w:rFonts w:hint="eastAsia" w:ascii="Times New Roman" w:hAnsi="Times New Roman" w:eastAsia="Times New Roman" w:cs="Times New Roman"/>
+        </w:rPr>
+        <w:t>25°C→？</w:t>
+      </w:r>
+      <w:r>
+        <w:rPr>
+          <w:rFonts w:hint="eastAsia" w:ascii="Times New Roman" w:hAnsi="Times New Roman" w:eastAsia="FangSong" w:cs="Times New Roman"/>
+        </w:rPr>
+        <w:t>若改为</w:t>
+      </w:r>
+      <w:r>
+        <w:rPr>
+          <w:rFonts w:hint="eastAsia" w:ascii="Times New Roman" w:hAnsi="Times New Roman" w:eastAsia="Times New Roman" w:cs="Times New Roman"/>
+        </w:rPr>
+        <w:t>NaOH/EtOH,</w:t>
+      </w:r>
+      <w:r>
+        <w:rPr>
+          <w:rFonts w:ascii="Times New Roman" w:hAnsi="Times New Roman" w:eastAsia="Times New Roman" w:cs="Times New Roman"/>
+        </w:rPr>
+        <w:t xml:space="preserve"> </w:t>
+      </w:r>
+      <w:r>
+        <w:rPr>
+          <w:rFonts w:hint="eastAsia" w:ascii="Times New Roman" w:hAnsi="Times New Roman" w:eastAsia="Times New Roman" w:cs="Times New Roman"/>
+        </w:rPr>
+        <w:t>80°C</w:t>
+      </w:r>
+      <w:r>
+        <w:rPr>
+          <w:rFonts w:hint="eastAsia" w:ascii="Times New Roman" w:hAnsi="Times New Roman" w:eastAsia="FangSong" w:cs="Times New Roman"/>
+        </w:rPr>
+        <w:t>呢</w:t>
+      </w:r>
+      <w:r>
+        <w:rPr>
+          <w:rFonts w:hint="eastAsia" w:ascii="Times New Roman" w:hAnsi="Times New Roman" w:eastAsia="Times New Roman" w:cs="Times New Roman"/>
+        </w:rPr>
+        <w:t>？</w:t>
       </w:r>
     </w:p>
     <w:p>
       <w:pPr>
-        <w:pStyle w:val="Compact"/>
         <w:numPr>
-          <w:ilvl w:val="1"/>
+          <w:ilvl w:val="0"/>
           <w:numId w:val="1017"/>
         </w:numPr>
       </w:pPr>
@@ -21371,25 +21861,61 @@
         <w:rPr>
           <w:rFonts w:hint="eastAsia" w:ascii="Times New Roman" w:hAnsi="Times New Roman" w:eastAsia="Times New Roman" w:cs="Times New Roman"/>
         </w:rPr>
-        <w:t>Cram</w:t>
-      </w:r>
-      <w:r>
-        <w:rPr>
-          <w:rFonts w:hint="eastAsia" w:ascii="Times New Roman" w:hAnsi="Times New Roman" w:eastAsia="FangSong" w:cs="Times New Roman"/>
-        </w:rPr>
-        <w:t>规则可预测所有</w:t>
-      </w:r>
-      <w:r>
-        <w:rPr>
-          <w:rFonts w:hint="eastAsia" w:ascii="Times New Roman" w:hAnsi="Times New Roman" w:eastAsia="Times New Roman" w:cs="Times New Roman"/>
-        </w:rPr>
-        <w:t>α-</w:t>
-      </w:r>
-      <w:r>
-        <w:rPr>
-          <w:rFonts w:hint="eastAsia" w:ascii="Times New Roman" w:hAnsi="Times New Roman" w:eastAsia="FangSong" w:cs="Times New Roman"/>
-        </w:rPr>
-        <w:t>手性酮的加成产物</w:t>
+        <w:t>1,3-</w:t>
+      </w:r>
+      <w:r>
+        <w:rPr>
+          <w:rFonts w:hint="eastAsia" w:ascii="Times New Roman" w:hAnsi="Times New Roman" w:eastAsia="FangSong" w:cs="Times New Roman"/>
+        </w:rPr>
+        <w:t>丁二烯</w:t>
+      </w:r>
+      <w:r>
+        <w:rPr>
+          <w:rFonts w:hint="eastAsia" w:ascii="Times New Roman" w:hAnsi="Times New Roman" w:eastAsia="Times New Roman" w:cs="Times New Roman"/>
+        </w:rPr>
+        <w:t>+1</w:t>
+      </w:r>
+      <w:r>
+        <w:rPr>
+          <w:rFonts w:hint="eastAsia" w:ascii="Times New Roman" w:hAnsi="Times New Roman" w:eastAsia="FangSong" w:cs="Times New Roman"/>
+        </w:rPr>
+        <w:t>当量</w:t>
+      </w:r>
+      <w:r>
+        <w:rPr>
+          <w:rFonts w:hint="eastAsia" w:ascii="Times New Roman" w:hAnsi="Times New Roman" w:eastAsia="Times New Roman" w:cs="Times New Roman"/>
+        </w:rPr>
+        <w:t>HBr，-78°C</w:t>
+      </w:r>
+      <w:r>
+        <w:rPr>
+          <w:rFonts w:hint="eastAsia" w:ascii="Times New Roman" w:hAnsi="Times New Roman" w:eastAsia="FangSong" w:cs="Times New Roman"/>
+        </w:rPr>
+        <w:t>和</w:t>
+      </w:r>
+      <w:r>
+        <w:rPr>
+          <w:rFonts w:hint="eastAsia" w:ascii="Times New Roman" w:hAnsi="Times New Roman" w:eastAsia="Times New Roman" w:cs="Times New Roman"/>
+        </w:rPr>
+        <w:t>40°C</w:t>
+      </w:r>
+      <w:r>
+        <w:rPr>
+          <w:rFonts w:hint="eastAsia" w:ascii="Times New Roman" w:hAnsi="Times New Roman" w:eastAsia="FangSong" w:cs="Times New Roman"/>
+        </w:rPr>
+        <w:t>主产物</w:t>
+      </w:r>
+      <w:r>
+        <w:rPr>
+          <w:rFonts w:hint="eastAsia" w:ascii="Times New Roman" w:hAnsi="Times New Roman" w:eastAsia="Times New Roman" w:cs="Times New Roman"/>
+        </w:rPr>
+        <w:t>？</w:t>
+      </w:r>
+      <w:r>
+        <w:rPr>
+          <w:rFonts w:hint="eastAsia" w:ascii="Times New Roman" w:hAnsi="Times New Roman" w:eastAsia="FangSong" w:cs="Times New Roman"/>
+        </w:rPr>
+        <w:t>用中间体解释</w:t>
       </w:r>
       <w:r>
         <w:rPr>
@@ -21400,71 +21926,69 @@
     </w:p>
     <w:p>
       <w:pPr>
-        <w:pStyle w:val="Compact"/>
         <w:numPr>
           <w:ilvl w:val="0"/>
-          <w:numId w:val="1015"/>
+          <w:numId w:val="1017"/>
         </w:numPr>
       </w:pPr>
       <w:r>
         <w:rPr>
           <w:rFonts w:hint="eastAsia" w:ascii="Times New Roman" w:hAnsi="Times New Roman" w:eastAsia="Times New Roman" w:cs="Times New Roman"/>
         </w:rPr>
-        <w:t>1-</w:t>
-      </w:r>
-      <w:r>
-        <w:rPr>
-          <w:rFonts w:hint="eastAsia" w:ascii="Times New Roman" w:hAnsi="Times New Roman" w:eastAsia="FangSong" w:cs="Times New Roman"/>
-        </w:rPr>
-        <w:t>甲基环己烯</w:t>
-      </w:r>
-      <w:r>
-        <w:rPr>
-          <w:rFonts w:hint="eastAsia" w:ascii="Times New Roman" w:hAnsi="Times New Roman" w:eastAsia="Times New Roman" w:cs="Times New Roman"/>
-        </w:rPr>
-        <w:t>+Br</w:t>
+        <w:t>(S)-2-</w:t>
+      </w:r>
+      <w:r>
+        <w:rPr>
+          <w:rFonts w:hint="eastAsia" w:ascii="Times New Roman" w:hAnsi="Times New Roman" w:eastAsia="FangSong" w:cs="Times New Roman"/>
+        </w:rPr>
+        <w:t>甲基丁醛</w:t>
+      </w:r>
+      <w:r>
+        <w:rPr>
+          <w:rFonts w:hint="eastAsia" w:ascii="Times New Roman" w:hAnsi="Times New Roman" w:eastAsia="Times New Roman" w:cs="Times New Roman"/>
+        </w:rPr>
+        <w:t>+CH</w:t>
       </w:r>
       <w:r>
         <w:rPr>
           <w:rFonts w:hint="eastAsia" w:ascii="Times New Roman" w:hAnsi="Times New Roman" w:eastAsia="Times New Roman" w:cs="Times New Roman"/>
           <w:vertAlign w:val="subscript"/>
         </w:rPr>
-        <w:t>2</w:t>
-      </w:r>
-      <w:r>
-        <w:rPr>
-          <w:rFonts w:hint="eastAsia" w:ascii="Times New Roman" w:hAnsi="Times New Roman" w:eastAsia="Times New Roman" w:cs="Times New Roman"/>
-        </w:rPr>
-        <w:t>/CCl</w:t>
-      </w:r>
-      <w:r>
-        <w:rPr>
-          <w:rFonts w:hint="eastAsia" w:ascii="Times New Roman" w:hAnsi="Times New Roman" w:eastAsia="Times New Roman" w:cs="Times New Roman"/>
-          <w:vertAlign w:val="subscript"/>
-        </w:rPr>
-        <w:t>4</w:t>
-      </w:r>
-      <w:r>
-        <w:rPr>
-          <w:rFonts w:hint="eastAsia" w:ascii="Times New Roman" w:hAnsi="Times New Roman" w:eastAsia="Times New Roman" w:cs="Times New Roman"/>
-        </w:rPr>
-        <w:t>→？</w:t>
-      </w:r>
-      <w:r>
-        <w:rPr>
-          <w:rFonts w:hint="eastAsia" w:ascii="Times New Roman" w:hAnsi="Times New Roman" w:eastAsia="FangSong" w:cs="Times New Roman"/>
-        </w:rPr>
-        <w:t>立体结构</w:t>
-      </w:r>
-      <w:r>
-        <w:rPr>
-          <w:rFonts w:hint="eastAsia" w:ascii="Times New Roman" w:hAnsi="Times New Roman" w:eastAsia="Times New Roman" w:cs="Times New Roman"/>
-        </w:rPr>
-        <w:t>？</w:t>
+        <w:t>3</w:t>
+      </w:r>
+      <w:r>
+        <w:rPr>
+          <w:rFonts w:hint="eastAsia" w:ascii="Times New Roman" w:hAnsi="Times New Roman" w:eastAsia="Times New Roman" w:cs="Times New Roman"/>
+        </w:rPr>
+        <w:t>MgBr</w:t>
+      </w:r>
+      <w:r>
+        <w:rPr>
+          <w:rFonts w:hint="eastAsia" w:ascii="Times New Roman" w:hAnsi="Times New Roman" w:eastAsia="FangSong" w:cs="Times New Roman"/>
+        </w:rPr>
+        <w:t>主产物</w:t>
+      </w:r>
+      <w:r>
+        <w:rPr>
+          <w:rFonts w:hint="eastAsia" w:ascii="Times New Roman" w:hAnsi="Times New Roman" w:eastAsia="Times New Roman" w:cs="Times New Roman"/>
+        </w:rPr>
+        <w:t>（Cram</w:t>
+      </w:r>
+      <w:r>
+        <w:rPr>
+          <w:rFonts w:hint="eastAsia" w:ascii="Times New Roman" w:hAnsi="Times New Roman" w:eastAsia="FangSong" w:cs="Times New Roman"/>
+        </w:rPr>
+        <w:t>规则</w:t>
+      </w:r>
+      <w:r>
+        <w:rPr>
+          <w:rFonts w:hint="eastAsia" w:ascii="Times New Roman" w:hAnsi="Times New Roman" w:eastAsia="Times New Roman" w:cs="Times New Roman"/>
+        </w:rPr>
+        <w:t>）？</w:t>
       </w:r>
     </w:p>
-    <w:bookmarkEnd w:id="65"/>
-    <w:bookmarkStart w:id="66" w:name="提高训练"/>
+    <w:bookmarkEnd w:id="72"/>
+    <w:bookmarkStart w:id="73" w:name="综合挑战"/>
     <w:p>
       <w:pPr>
         <w:pStyle w:val="Heading3"/>
@@ -21474,19 +21998,19 @@
         <w:rPr>
           <w:rFonts w:ascii="Times New Roman" w:hAnsi="Times New Roman" w:eastAsia="Times New Roman" w:cs="Times New Roman"/>
         </w:rPr>
-        <w:t xml:space="preserve">13.2 </w:t>
+        <w:t xml:space="preserve">13.3 </w:t>
       </w:r>
       <w:r>
         <w:rPr>
           <w:rFonts w:hint="eastAsia" w:ascii="Times New Roman" w:hAnsi="Times New Roman" w:eastAsia="SimHei" w:cs="Times New Roman"/>
         </w:rPr>
-        <w:t>提高训练</w:t>
-      </w:r>
-      <w:r>
-        <w:rPr>
-          <w:rFonts w:hint="eastAsia" w:ascii="Times New Roman" w:hAnsi="Times New Roman" w:eastAsia="Times New Roman" w:cs="Times New Roman"/>
-        </w:rPr>
-        <w:t>（⭐⭐⭐）</w:t>
+        <w:t>综合挑战</w:t>
+      </w:r>
+      <w:r>
+        <w:rPr>
+          <w:rFonts w:hint="eastAsia" w:ascii="Times New Roman" w:hAnsi="Times New Roman" w:eastAsia="Times New Roman" w:cs="Times New Roman"/>
+        </w:rPr>
+        <w:t>（⭐⭐⭐⭐）</w:t>
       </w:r>
     </w:p>
     <w:p>
@@ -21498,52 +22022,235 @@
       </w:pPr>
       <w:r>
         <w:rPr>
-          <w:rFonts w:hint="eastAsia" w:ascii="Times New Roman" w:hAnsi="Times New Roman" w:eastAsia="FangSong" w:cs="Times New Roman"/>
-        </w:rPr>
-        <w:t>顺</w:t>
-      </w:r>
-      <w:r>
-        <w:rPr>
-          <w:rFonts w:hint="eastAsia" w:ascii="Times New Roman" w:hAnsi="Times New Roman" w:eastAsia="Times New Roman" w:cs="Times New Roman"/>
-        </w:rPr>
-        <w:t>-2-</w:t>
-      </w:r>
-      <w:r>
-        <w:rPr>
-          <w:rFonts w:hint="eastAsia" w:ascii="Times New Roman" w:hAnsi="Times New Roman" w:eastAsia="FangSong" w:cs="Times New Roman"/>
-        </w:rPr>
-        <w:t>戊烯</w:t>
-      </w:r>
-      <w:r>
-        <w:rPr>
-          <w:rFonts w:hint="eastAsia" w:ascii="Times New Roman" w:hAnsi="Times New Roman" w:eastAsia="Times New Roman" w:cs="Times New Roman"/>
-        </w:rPr>
-        <w:t>+Br</w:t>
+          <w:rFonts w:hint="eastAsia" w:ascii="Times New Roman" w:hAnsi="Times New Roman" w:eastAsia="Times New Roman" w:cs="Times New Roman"/>
+        </w:rPr>
+        <w:t>A(C</w:t>
       </w:r>
       <w:r>
         <w:rPr>
           <w:rFonts w:hint="eastAsia" w:ascii="Times New Roman" w:hAnsi="Times New Roman" w:eastAsia="Times New Roman" w:cs="Times New Roman"/>
           <w:vertAlign w:val="subscript"/>
         </w:rPr>
+        <w:t>5</w:t>
+      </w:r>
+      <w:r>
+        <w:rPr>
+          <w:rFonts w:hint="eastAsia" w:ascii="Times New Roman" w:hAnsi="Times New Roman" w:eastAsia="Times New Roman" w:cs="Times New Roman"/>
+        </w:rPr>
+        <w:t>H</w:t>
+      </w:r>
+      <w:r>
+        <w:rPr>
+          <w:rFonts w:hint="eastAsia" w:ascii="Times New Roman" w:hAnsi="Times New Roman" w:eastAsia="Times New Roman" w:cs="Times New Roman"/>
+          <w:vertAlign w:val="subscript"/>
+        </w:rPr>
+        <w:t>8</w:t>
+      </w:r>
+      <w:r>
+        <w:rPr>
+          <w:rFonts w:hint="eastAsia" w:ascii="Times New Roman" w:hAnsi="Times New Roman" w:eastAsia="Times New Roman" w:cs="Times New Roman"/>
+        </w:rPr>
+        <w:t>)</w:t>
+      </w:r>
+      <w:r>
+        <w:rPr>
+          <w:rFonts w:hint="eastAsia" w:ascii="Times New Roman" w:hAnsi="Times New Roman" w:eastAsia="FangSong" w:cs="Times New Roman"/>
+        </w:rPr>
+        <w:t>使</w:t>
+      </w:r>
+      <w:r>
+        <w:rPr>
+          <w:rFonts w:hint="eastAsia" w:ascii="Times New Roman" w:hAnsi="Times New Roman" w:eastAsia="Times New Roman" w:cs="Times New Roman"/>
+        </w:rPr>
+        <w:t>Br</w:t>
+      </w:r>
+      <w:r>
+        <w:rPr>
+          <w:rFonts w:hint="eastAsia" w:ascii="Times New Roman" w:hAnsi="Times New Roman" w:eastAsia="Times New Roman" w:cs="Times New Roman"/>
+          <w:vertAlign w:val="subscript"/>
+        </w:rPr>
         <w:t>2</w:t>
       </w:r>
       <w:r>
         <w:rPr>
           <w:rFonts w:hint="eastAsia" w:ascii="Times New Roman" w:hAnsi="Times New Roman" w:eastAsia="Times New Roman" w:cs="Times New Roman"/>
         </w:rPr>
-        <w:t>→？</w:t>
-      </w:r>
-      <w:r>
-        <w:rPr>
-          <w:rFonts w:hint="eastAsia" w:ascii="Times New Roman" w:hAnsi="Times New Roman" w:eastAsia="FangSong" w:cs="Times New Roman"/>
-        </w:rPr>
-        <w:t>产物间关系</w:t>
-      </w:r>
-      <w:r>
-        <w:rPr>
-          <w:rFonts w:hint="eastAsia" w:ascii="Times New Roman" w:hAnsi="Times New Roman" w:eastAsia="Times New Roman" w:cs="Times New Roman"/>
-        </w:rPr>
-        <w:t>？</w:t>
+        <w:t>/CCl</w:t>
+      </w:r>
+      <w:r>
+        <w:rPr>
+          <w:rFonts w:hint="eastAsia" w:ascii="Times New Roman" w:hAnsi="Times New Roman" w:eastAsia="Times New Roman" w:cs="Times New Roman"/>
+          <w:vertAlign w:val="subscript"/>
+        </w:rPr>
+        <w:t>4</w:t>
+      </w:r>
+      <w:r>
+        <w:rPr>
+          <w:rFonts w:hint="eastAsia" w:ascii="Times New Roman" w:hAnsi="Times New Roman" w:eastAsia="FangSong" w:cs="Times New Roman"/>
+        </w:rPr>
+        <w:t>褪色</w:t>
+      </w:r>
+      <w:r>
+        <w:rPr>
+          <w:rFonts w:hint="eastAsia" w:ascii="Times New Roman" w:hAnsi="Times New Roman" w:eastAsia="Times New Roman" w:cs="Times New Roman"/>
+        </w:rPr>
+        <w:t>。A→BH</w:t>
+      </w:r>
+      <w:r>
+        <w:rPr>
+          <w:rFonts w:hint="eastAsia" w:ascii="Times New Roman" w:hAnsi="Times New Roman" w:eastAsia="Times New Roman" w:cs="Times New Roman"/>
+          <w:vertAlign w:val="subscript"/>
+        </w:rPr>
+        <w:t>3</w:t>
+      </w:r>
+      <w:r>
+        <w:rPr>
+          <w:rFonts w:hint="eastAsia" w:ascii="Times New Roman" w:hAnsi="Times New Roman" w:eastAsia="Times New Roman" w:cs="Times New Roman"/>
+        </w:rPr>
+        <w:t>/H</w:t>
+      </w:r>
+      <w:r>
+        <w:rPr>
+          <w:rFonts w:hint="eastAsia" w:ascii="Times New Roman" w:hAnsi="Times New Roman" w:eastAsia="Times New Roman" w:cs="Times New Roman"/>
+          <w:vertAlign w:val="subscript"/>
+        </w:rPr>
+        <w:t>2</w:t>
+      </w:r>
+      <w:r>
+        <w:rPr>
+          <w:rFonts w:hint="eastAsia" w:ascii="Times New Roman" w:hAnsi="Times New Roman" w:eastAsia="Times New Roman" w:cs="Times New Roman"/>
+        </w:rPr>
+        <w:t>O</w:t>
+      </w:r>
+      <w:r>
+        <w:rPr>
+          <w:rFonts w:hint="eastAsia" w:ascii="Times New Roman" w:hAnsi="Times New Roman" w:eastAsia="Times New Roman" w:cs="Times New Roman"/>
+          <w:vertAlign w:val="subscript"/>
+        </w:rPr>
+        <w:t>2</w:t>
+      </w:r>
+      <w:r>
+        <w:rPr>
+          <w:rFonts w:hint="eastAsia" w:ascii="Times New Roman" w:hAnsi="Times New Roman" w:eastAsia="Times New Roman" w:cs="Times New Roman"/>
+        </w:rPr>
+        <w:t>→B(C</w:t>
+      </w:r>
+      <w:r>
+        <w:rPr>
+          <w:rFonts w:hint="eastAsia" w:ascii="Times New Roman" w:hAnsi="Times New Roman" w:eastAsia="Times New Roman" w:cs="Times New Roman"/>
+          <w:vertAlign w:val="subscript"/>
+        </w:rPr>
+        <w:t>5</w:t>
+      </w:r>
+      <w:r>
+        <w:rPr>
+          <w:rFonts w:hint="eastAsia" w:ascii="Times New Roman" w:hAnsi="Times New Roman" w:eastAsia="Times New Roman" w:cs="Times New Roman"/>
+        </w:rPr>
+        <w:t>H</w:t>
+      </w:r>
+      <w:r>
+        <w:rPr>
+          <w:rFonts w:hint="eastAsia" w:ascii="Times New Roman" w:hAnsi="Times New Roman" w:eastAsia="Times New Roman" w:cs="Times New Roman"/>
+          <w:vertAlign w:val="subscript"/>
+        </w:rPr>
+        <w:t>10</w:t>
+      </w:r>
+      <w:r>
+        <w:rPr>
+          <w:rFonts w:hint="eastAsia" w:ascii="Times New Roman" w:hAnsi="Times New Roman" w:eastAsia="Times New Roman" w:cs="Times New Roman"/>
+        </w:rPr>
+        <w:t>O)，B</w:t>
+      </w:r>
+      <w:r>
+        <w:rPr>
+          <w:rFonts w:hint="eastAsia" w:ascii="Times New Roman" w:hAnsi="Times New Roman" w:eastAsia="FangSong" w:cs="Times New Roman"/>
+        </w:rPr>
+        <w:t>的</w:t>
+      </w:r>
+      <w:r>
+        <w:rPr>
+          <w:rFonts w:hint="eastAsia" w:ascii="Times New Roman" w:hAnsi="Times New Roman" w:eastAsia="Times New Roman" w:cs="Times New Roman"/>
+          <w:vertAlign w:val="superscript"/>
+        </w:rPr>
+        <w:t>13</w:t>
+      </w:r>
+      <w:r>
+        <w:rPr>
+          <w:rFonts w:hint="eastAsia" w:ascii="Times New Roman" w:hAnsi="Times New Roman" w:eastAsia="Times New Roman" w:cs="Times New Roman"/>
+        </w:rPr>
+        <w:t>C</w:t>
+      </w:r>
+      <w:r>
+        <w:rPr>
+          <w:rFonts w:ascii="Times New Roman" w:hAnsi="Times New Roman" w:eastAsia="Times New Roman" w:cs="Times New Roman"/>
+        </w:rPr>
+        <w:t xml:space="preserve"> </w:t>
+      </w:r>
+      <w:r>
+        <w:rPr>
+          <w:rFonts w:hint="eastAsia" w:ascii="Times New Roman" w:hAnsi="Times New Roman" w:eastAsia="Times New Roman" w:cs="Times New Roman"/>
+        </w:rPr>
+        <w:t>NMR</w:t>
+      </w:r>
+      <w:r>
+        <w:rPr>
+          <w:rFonts w:hint="eastAsia" w:ascii="Times New Roman" w:hAnsi="Times New Roman" w:eastAsia="FangSong" w:cs="Times New Roman"/>
+        </w:rPr>
+        <w:t>有</w:t>
+      </w:r>
+      <w:r>
+        <w:rPr>
+          <w:rFonts w:hint="eastAsia" w:ascii="Times New Roman" w:hAnsi="Times New Roman" w:eastAsia="Times New Roman" w:cs="Times New Roman"/>
+        </w:rPr>
+        <w:t>5</w:t>
+      </w:r>
+      <w:r>
+        <w:rPr>
+          <w:rFonts w:hint="eastAsia" w:ascii="Times New Roman" w:hAnsi="Times New Roman" w:eastAsia="FangSong" w:cs="Times New Roman"/>
+        </w:rPr>
+        <w:t>个碳信号且含手性碳</w:t>
+      </w:r>
+      <w:r>
+        <w:rPr>
+          <w:rFonts w:hint="eastAsia" w:ascii="Times New Roman" w:hAnsi="Times New Roman" w:eastAsia="Times New Roman" w:cs="Times New Roman"/>
+        </w:rPr>
+        <w:t>。</w:t>
+      </w:r>
+      <w:r>
+        <w:rPr>
+          <w:rFonts w:hint="eastAsia" w:ascii="Times New Roman" w:hAnsi="Times New Roman" w:eastAsia="FangSong" w:cs="Times New Roman"/>
+        </w:rPr>
+        <w:t>推测</w:t>
+      </w:r>
+      <w:r>
+        <w:rPr>
+          <w:rFonts w:hint="eastAsia" w:ascii="Times New Roman" w:hAnsi="Times New Roman" w:eastAsia="Times New Roman" w:cs="Times New Roman"/>
+        </w:rPr>
+        <w:t>A，</w:t>
+      </w:r>
+      <w:r>
+        <w:rPr>
+          <w:rFonts w:hint="eastAsia" w:ascii="Times New Roman" w:hAnsi="Times New Roman" w:eastAsia="FangSong" w:cs="Times New Roman"/>
+        </w:rPr>
+        <w:t>写出</w:t>
+      </w:r>
+      <w:r>
+        <w:rPr>
+          <w:rFonts w:hint="eastAsia" w:ascii="Times New Roman" w:hAnsi="Times New Roman" w:eastAsia="Times New Roman" w:cs="Times New Roman"/>
+        </w:rPr>
+        <w:t>A→B</w:t>
+      </w:r>
+      <w:r>
+        <w:rPr>
+          <w:rFonts w:hint="eastAsia" w:ascii="Times New Roman" w:hAnsi="Times New Roman" w:eastAsia="FangSong" w:cs="Times New Roman"/>
+        </w:rPr>
+        <w:t>并解释区域与立体选择性</w:t>
+      </w:r>
+      <w:r>
+        <w:rPr>
+          <w:rFonts w:hint="eastAsia" w:ascii="Times New Roman" w:hAnsi="Times New Roman" w:eastAsia="Times New Roman" w:cs="Times New Roman"/>
+        </w:rPr>
+        <w:t>。</w:t>
       </w:r>
     </w:p>
     <w:p>
@@ -21555,21 +22262,39 @@
       </w:pPr>
       <w:r>
         <w:rPr>
-          <w:rFonts w:hint="eastAsia" w:ascii="Times New Roman" w:hAnsi="Times New Roman" w:eastAsia="Times New Roman" w:cs="Times New Roman"/>
-        </w:rPr>
-        <w:t>(S)-2-</w:t>
-      </w:r>
-      <w:r>
-        <w:rPr>
-          <w:rFonts w:hint="eastAsia" w:ascii="Times New Roman" w:hAnsi="Times New Roman" w:eastAsia="FangSong" w:cs="Times New Roman"/>
-        </w:rPr>
-        <w:t>溴丁烷</w:t>
-      </w:r>
-      <w:r>
-        <w:rPr>
-          <w:rFonts w:hint="eastAsia" w:ascii="Times New Roman" w:hAnsi="Times New Roman" w:eastAsia="Times New Roman" w:cs="Times New Roman"/>
-        </w:rPr>
-        <w:t>+NaOH/DMSO,</w:t>
+          <w:rFonts w:hint="eastAsia" w:ascii="Times New Roman" w:hAnsi="Times New Roman" w:eastAsia="FangSong" w:cs="Times New Roman"/>
+        </w:rPr>
+        <w:t>反</w:t>
+      </w:r>
+      <w:r>
+        <w:rPr>
+          <w:rFonts w:hint="eastAsia" w:ascii="Times New Roman" w:hAnsi="Times New Roman" w:eastAsia="Times New Roman" w:cs="Times New Roman"/>
+        </w:rPr>
+        <w:t>-1-</w:t>
+      </w:r>
+      <w:r>
+        <w:rPr>
+          <w:rFonts w:hint="eastAsia" w:ascii="Times New Roman" w:hAnsi="Times New Roman" w:eastAsia="FangSong" w:cs="Times New Roman"/>
+        </w:rPr>
+        <w:t>甲基</w:t>
+      </w:r>
+      <w:r>
+        <w:rPr>
+          <w:rFonts w:hint="eastAsia" w:ascii="Times New Roman" w:hAnsi="Times New Roman" w:eastAsia="Times New Roman" w:cs="Times New Roman"/>
+        </w:rPr>
+        <w:t>-2-</w:t>
+      </w:r>
+      <w:r>
+        <w:rPr>
+          <w:rFonts w:hint="eastAsia" w:ascii="Times New Roman" w:hAnsi="Times New Roman" w:eastAsia="FangSong" w:cs="Times New Roman"/>
+        </w:rPr>
+        <w:t>溴环己烷</w:t>
+      </w:r>
+      <w:r>
+        <w:rPr>
+          <w:rFonts w:hint="eastAsia" w:ascii="Times New Roman" w:hAnsi="Times New Roman" w:eastAsia="Times New Roman" w:cs="Times New Roman"/>
+        </w:rPr>
+        <w:t>+t-BuOK/t-BuOH,</w:t>
       </w:r>
       <w:r>
         <w:rPr>
@@ -21581,43 +22306,19 @@
         <w:rPr>
           <w:rFonts w:hint="eastAsia" w:ascii="Times New Roman" w:hAnsi="Times New Roman" w:eastAsia="Times New Roman" w:cs="Times New Roman"/>
         </w:rPr>
-        <w:t>25°C→？</w:t>
-      </w:r>
-      <w:r>
-        <w:rPr>
-          <w:rFonts w:hint="eastAsia" w:ascii="Times New Roman" w:hAnsi="Times New Roman" w:eastAsia="FangSong" w:cs="Times New Roman"/>
-        </w:rPr>
-        <w:t>若改为</w:t>
-      </w:r>
-      <w:r>
-        <w:rPr>
-          <w:rFonts w:hint="eastAsia" w:ascii="Times New Roman" w:hAnsi="Times New Roman" w:eastAsia="Times New Roman" w:cs="Times New Roman"/>
-        </w:rPr>
-        <w:t>NaOH/EtOH,</w:t>
-      </w:r>
-      <w:r>
-        <w:rPr>
-          <w:rFonts w:ascii="Times New Roman" w:hAnsi="Times New Roman" w:eastAsia="Times New Roman" w:cs="Times New Roman"/>
-        </w:rPr>
-        <w:t xml:space="preserve"> </w:t>
-      </w:r>
-      <w:r>
-        <w:rPr>
-          <w:rFonts w:hint="eastAsia" w:ascii="Times New Roman" w:hAnsi="Times New Roman" w:eastAsia="Times New Roman" w:cs="Times New Roman"/>
-        </w:rPr>
-        <w:t>80°C</w:t>
-      </w:r>
-      <w:r>
-        <w:rPr>
-          <w:rFonts w:hint="eastAsia" w:ascii="Times New Roman" w:hAnsi="Times New Roman" w:eastAsia="FangSong" w:cs="Times New Roman"/>
-        </w:rPr>
-        <w:t>呢</w:t>
-      </w:r>
-      <w:r>
-        <w:rPr>
-          <w:rFonts w:hint="eastAsia" w:ascii="Times New Roman" w:hAnsi="Times New Roman" w:eastAsia="Times New Roman" w:cs="Times New Roman"/>
-        </w:rPr>
-        <w:t>？</w:t>
+        <w:t>Δ→？</w:t>
+      </w:r>
+      <w:r>
+        <w:rPr>
+          <w:rFonts w:hint="eastAsia" w:ascii="Times New Roman" w:hAnsi="Times New Roman" w:eastAsia="FangSong" w:cs="Times New Roman"/>
+        </w:rPr>
+        <w:t>用椅式构象分析</w:t>
+      </w:r>
+      <w:r>
+        <w:rPr>
+          <w:rFonts w:hint="eastAsia" w:ascii="Times New Roman" w:hAnsi="Times New Roman" w:eastAsia="Times New Roman" w:cs="Times New Roman"/>
+        </w:rPr>
+        <w:t>。</w:t>
       </w:r>
     </w:p>
     <w:p>
@@ -21631,31 +22332,139 @@
         <w:rPr>
           <w:rFonts w:hint="eastAsia" w:ascii="Times New Roman" w:hAnsi="Times New Roman" w:eastAsia="Times New Roman" w:cs="Times New Roman"/>
         </w:rPr>
-        <w:t>1,3-</w:t>
-      </w:r>
-      <w:r>
-        <w:rPr>
-          <w:rFonts w:hint="eastAsia" w:ascii="Times New Roman" w:hAnsi="Times New Roman" w:eastAsia="FangSong" w:cs="Times New Roman"/>
-        </w:rPr>
-        <w:t>丁二烯</w:t>
-      </w:r>
-      <w:r>
-        <w:rPr>
-          <w:rFonts w:hint="eastAsia" w:ascii="Times New Roman" w:hAnsi="Times New Roman" w:eastAsia="Times New Roman" w:cs="Times New Roman"/>
-        </w:rPr>
-        <w:t>+1</w:t>
-      </w:r>
-      <w:r>
-        <w:rPr>
-          <w:rFonts w:hint="eastAsia" w:ascii="Times New Roman" w:hAnsi="Times New Roman" w:eastAsia="FangSong" w:cs="Times New Roman"/>
-        </w:rPr>
-        <w:t>当量</w:t>
-      </w:r>
-      <w:r>
-        <w:rPr>
-          <w:rFonts w:hint="eastAsia" w:ascii="Times New Roman" w:hAnsi="Times New Roman" w:eastAsia="Times New Roman" w:cs="Times New Roman"/>
-        </w:rPr>
-        <w:t>HBr，-78°C</w:t>
+        <w:t>A(C</w:t>
+      </w:r>
+      <w:r>
+        <w:rPr>
+          <w:rFonts w:hint="eastAsia" w:ascii="Times New Roman" w:hAnsi="Times New Roman" w:eastAsia="Times New Roman" w:cs="Times New Roman"/>
+          <w:vertAlign w:val="subscript"/>
+        </w:rPr>
+        <w:t>7</w:t>
+      </w:r>
+      <w:r>
+        <w:rPr>
+          <w:rFonts w:hint="eastAsia" w:ascii="Times New Roman" w:hAnsi="Times New Roman" w:eastAsia="Times New Roman" w:cs="Times New Roman"/>
+        </w:rPr>
+        <w:t>H</w:t>
+      </w:r>
+      <w:r>
+        <w:rPr>
+          <w:rFonts w:hint="eastAsia" w:ascii="Times New Roman" w:hAnsi="Times New Roman" w:eastAsia="Times New Roman" w:cs="Times New Roman"/>
+          <w:vertAlign w:val="subscript"/>
+        </w:rPr>
+        <w:t>14</w:t>
+      </w:r>
+      <w:r>
+        <w:rPr>
+          <w:rFonts w:hint="eastAsia" w:ascii="Times New Roman" w:hAnsi="Times New Roman" w:eastAsia="Times New Roman" w:cs="Times New Roman"/>
+        </w:rPr>
+        <w:t>O)</w:t>
+      </w:r>
+      <w:r>
+        <w:rPr>
+          <w:rFonts w:hint="eastAsia" w:ascii="Times New Roman" w:hAnsi="Times New Roman" w:eastAsia="FangSong" w:cs="Times New Roman"/>
+        </w:rPr>
+        <w:t>有</w:t>
+      </w:r>
+      <w:r>
+        <w:rPr>
+          <w:rFonts w:hint="eastAsia" w:ascii="Times New Roman" w:hAnsi="Times New Roman" w:eastAsia="Times New Roman" w:cs="Times New Roman"/>
+        </w:rPr>
+        <w:t>α-</w:t>
+      </w:r>
+      <w:r>
+        <w:rPr>
+          <w:rFonts w:hint="eastAsia" w:ascii="Times New Roman" w:hAnsi="Times New Roman" w:eastAsia="FangSong" w:cs="Times New Roman"/>
+        </w:rPr>
+        <w:t>手性中心</w:t>
+      </w:r>
+      <w:r>
+        <w:rPr>
+          <w:rFonts w:hint="eastAsia" w:ascii="Times New Roman" w:hAnsi="Times New Roman" w:eastAsia="Times New Roman" w:cs="Times New Roman"/>
+        </w:rPr>
+        <w:t>，</w:t>
+      </w:r>
+      <w:r>
+        <w:rPr>
+          <w:rFonts w:hint="eastAsia" w:ascii="Times New Roman" w:hAnsi="Times New Roman" w:eastAsia="Times New Roman" w:cs="Times New Roman"/>
+          <w:vertAlign w:val="superscript"/>
+        </w:rPr>
+        <w:t>1</w:t>
+      </w:r>
+      <w:r>
+        <w:rPr>
+          <w:rFonts w:hint="eastAsia" w:ascii="Times New Roman" w:hAnsi="Times New Roman" w:eastAsia="Times New Roman" w:cs="Times New Roman"/>
+        </w:rPr>
+        <w:t>H</w:t>
+      </w:r>
+      <w:r>
+        <w:rPr>
+          <w:rFonts w:ascii="Times New Roman" w:hAnsi="Times New Roman" w:eastAsia="Times New Roman" w:cs="Times New Roman"/>
+        </w:rPr>
+        <w:t xml:space="preserve"> NMR δ 2.12 </w:t>
+      </w:r>
+      <w:r>
+        <w:rPr>
+          <w:rFonts w:hint="eastAsia" w:ascii="Times New Roman" w:hAnsi="Times New Roman" w:eastAsia="FangSong" w:cs="Times New Roman"/>
+        </w:rPr>
+        <w:t>单峰</w:t>
+      </w:r>
+      <w:r>
+        <w:rPr>
+          <w:rFonts w:hint="eastAsia" w:ascii="Times New Roman" w:hAnsi="Times New Roman" w:eastAsia="Times New Roman" w:cs="Times New Roman"/>
+        </w:rPr>
+        <w:t>（CH</w:t>
+      </w:r>
+      <w:r>
+        <w:rPr>
+          <w:rFonts w:hint="eastAsia" w:ascii="Times New Roman" w:hAnsi="Times New Roman" w:eastAsia="Times New Roman" w:cs="Times New Roman"/>
+          <w:vertAlign w:val="subscript"/>
+        </w:rPr>
+        <w:t>3</w:t>
+      </w:r>
+      <w:r>
+        <w:rPr>
+          <w:rFonts w:hint="eastAsia" w:ascii="Times New Roman" w:hAnsi="Times New Roman" w:eastAsia="Times New Roman" w:cs="Times New Roman"/>
+        </w:rPr>
+        <w:t>CO-）。A+C</w:t>
+      </w:r>
+      <w:r>
+        <w:rPr>
+          <w:rFonts w:hint="eastAsia" w:ascii="Times New Roman" w:hAnsi="Times New Roman" w:eastAsia="Times New Roman" w:cs="Times New Roman"/>
+          <w:vertAlign w:val="subscript"/>
+        </w:rPr>
+        <w:t>2</w:t>
+      </w:r>
+      <w:r>
+        <w:rPr>
+          <w:rFonts w:hint="eastAsia" w:ascii="Times New Roman" w:hAnsi="Times New Roman" w:eastAsia="Times New Roman" w:cs="Times New Roman"/>
+        </w:rPr>
+        <w:t>H</w:t>
+      </w:r>
+      <w:r>
+        <w:rPr>
+          <w:rFonts w:hint="eastAsia" w:ascii="Times New Roman" w:hAnsi="Times New Roman" w:eastAsia="Times New Roman" w:cs="Times New Roman"/>
+          <w:vertAlign w:val="subscript"/>
+        </w:rPr>
+        <w:t>5</w:t>
+      </w:r>
+      <w:r>
+        <w:rPr>
+          <w:rFonts w:hint="eastAsia" w:ascii="Times New Roman" w:hAnsi="Times New Roman" w:eastAsia="Times New Roman" w:cs="Times New Roman"/>
+        </w:rPr>
+        <w:t>MgBr→B（dr&gt;95:5）。</w:t>
+      </w:r>
+      <w:r>
+        <w:rPr>
+          <w:rFonts w:hint="eastAsia" w:ascii="Times New Roman" w:hAnsi="Times New Roman" w:eastAsia="FangSong" w:cs="Times New Roman"/>
+        </w:rPr>
+        <w:t>推测</w:t>
+      </w:r>
+      <w:r>
+        <w:rPr>
+          <w:rFonts w:hint="eastAsia" w:ascii="Times New Roman" w:hAnsi="Times New Roman" w:eastAsia="Times New Roman" w:cs="Times New Roman"/>
+        </w:rPr>
+        <w:t>A</w:t>
       </w:r>
       <w:r>
         <w:rPr>
@@ -21667,364 +22476,205 @@
         <w:rPr>
           <w:rFonts w:hint="eastAsia" w:ascii="Times New Roman" w:hAnsi="Times New Roman" w:eastAsia="Times New Roman" w:cs="Times New Roman"/>
         </w:rPr>
-        <w:t>40°C</w:t>
-      </w:r>
-      <w:r>
-        <w:rPr>
-          <w:rFonts w:hint="eastAsia" w:ascii="Times New Roman" w:hAnsi="Times New Roman" w:eastAsia="FangSong" w:cs="Times New Roman"/>
-        </w:rPr>
-        <w:t>主产物</w:t>
-      </w:r>
-      <w:r>
-        <w:rPr>
-          <w:rFonts w:hint="eastAsia" w:ascii="Times New Roman" w:hAnsi="Times New Roman" w:eastAsia="Times New Roman" w:cs="Times New Roman"/>
-        </w:rPr>
-        <w:t>？</w:t>
-      </w:r>
-      <w:r>
-        <w:rPr>
-          <w:rFonts w:hint="eastAsia" w:ascii="Times New Roman" w:hAnsi="Times New Roman" w:eastAsia="FangSong" w:cs="Times New Roman"/>
-        </w:rPr>
-        <w:t>用中间体解释</w:t>
-      </w:r>
-      <w:r>
-        <w:rPr>
-          <w:rFonts w:hint="eastAsia" w:ascii="Times New Roman" w:hAnsi="Times New Roman" w:eastAsia="Times New Roman" w:cs="Times New Roman"/>
-        </w:rPr>
-        <w:t>。</w:t>
+        <w:t>B</w:t>
+      </w:r>
+      <w:r>
+        <w:rPr>
+          <w:rFonts w:hint="eastAsia" w:ascii="Times New Roman" w:hAnsi="Times New Roman" w:eastAsia="FangSong" w:cs="Times New Roman"/>
+        </w:rPr>
+        <w:t>的结构</w:t>
+      </w:r>
+      <w:r>
+        <w:rPr>
+          <w:rFonts w:hint="eastAsia" w:ascii="Times New Roman" w:hAnsi="Times New Roman" w:eastAsia="Times New Roman" w:cs="Times New Roman"/>
+        </w:rPr>
+        <w:t>（Cram</w:t>
+      </w:r>
+      <w:r>
+        <w:rPr>
+          <w:rFonts w:hint="eastAsia" w:ascii="Times New Roman" w:hAnsi="Times New Roman" w:eastAsia="FangSong" w:cs="Times New Roman"/>
+        </w:rPr>
+        <w:t>规则</w:t>
+      </w:r>
+      <w:r>
+        <w:rPr>
+          <w:rFonts w:hint="eastAsia" w:ascii="Times New Roman" w:hAnsi="Times New Roman" w:eastAsia="Times New Roman" w:cs="Times New Roman"/>
+        </w:rPr>
+        <w:t>）。</w:t>
       </w:r>
     </w:p>
     <w:p>
       <w:pPr>
-        <w:numPr>
-          <w:ilvl w:val="0"/>
-          <w:numId w:val="1018"/>
-        </w:numPr>
-      </w:pPr>
-      <w:r>
-        <w:rPr>
-          <w:rFonts w:hint="eastAsia" w:ascii="Times New Roman" w:hAnsi="Times New Roman" w:eastAsia="Times New Roman" w:cs="Times New Roman"/>
-        </w:rPr>
-        <w:t>(S)-2-</w:t>
-      </w:r>
-      <w:r>
-        <w:rPr>
-          <w:rFonts w:hint="eastAsia" w:ascii="Times New Roman" w:hAnsi="Times New Roman" w:eastAsia="FangSong" w:cs="Times New Roman"/>
-        </w:rPr>
-        <w:t>甲基丁醛</w:t>
-      </w:r>
-      <w:r>
-        <w:rPr>
-          <w:rFonts w:hint="eastAsia" w:ascii="Times New Roman" w:hAnsi="Times New Roman" w:eastAsia="Times New Roman" w:cs="Times New Roman"/>
-        </w:rPr>
-        <w:t>+CH</w:t>
-      </w:r>
-      <w:r>
-        <w:rPr>
-          <w:rFonts w:hint="eastAsia" w:ascii="Times New Roman" w:hAnsi="Times New Roman" w:eastAsia="Times New Roman" w:cs="Times New Roman"/>
-          <w:vertAlign w:val="subscript"/>
-        </w:rPr>
-        <w:t>3</w:t>
-      </w:r>
-      <w:r>
-        <w:rPr>
-          <w:rFonts w:hint="eastAsia" w:ascii="Times New Roman" w:hAnsi="Times New Roman" w:eastAsia="Times New Roman" w:cs="Times New Roman"/>
-        </w:rPr>
-        <w:t>MgBr</w:t>
-      </w:r>
-      <w:r>
-        <w:rPr>
-          <w:rFonts w:hint="eastAsia" w:ascii="Times New Roman" w:hAnsi="Times New Roman" w:eastAsia="FangSong" w:cs="Times New Roman"/>
-        </w:rPr>
-        <w:t>主产物</w:t>
-      </w:r>
-      <w:r>
-        <w:rPr>
-          <w:rFonts w:hint="eastAsia" w:ascii="Times New Roman" w:hAnsi="Times New Roman" w:eastAsia="Times New Roman" w:cs="Times New Roman"/>
-        </w:rPr>
-        <w:t>（Cram</w:t>
-      </w:r>
-      <w:r>
-        <w:rPr>
-          <w:rFonts w:hint="eastAsia" w:ascii="Times New Roman" w:hAnsi="Times New Roman" w:eastAsia="FangSong" w:cs="Times New Roman"/>
-        </w:rPr>
-        <w:t>规则</w:t>
-      </w:r>
-      <w:r>
-        <w:rPr>
-          <w:rFonts w:hint="eastAsia" w:ascii="Times New Roman" w:hAnsi="Times New Roman" w:eastAsia="Times New Roman" w:cs="Times New Roman"/>
-        </w:rPr>
-        <w:t>）？</w:t>
+        <w:spacing w:before="160" w:after="80"/>
+      </w:pPr>
+      <w:r>
+        <w:pict>
+          <v:rect style="width:0;height:1.5pt" o:hralign="center" o:hrstd="t" o:hr="t"/>
+        </w:pict>
       </w:r>
     </w:p>
-    <w:bookmarkEnd w:id="66"/>
-    <w:bookmarkStart w:id="67" w:name="综合挑战"/>
+    <w:bookmarkEnd w:id="73"/>
+    <w:bookmarkEnd w:id="74"/>
+    <w:bookmarkStart w:id="75" w:name="参考答案"/>
     <w:p>
       <w:pPr>
-        <w:pStyle w:val="Heading3"/>
+        <w:pStyle w:val="Heading2"/>
         <w:spacing w:before="280" w:after="120"/>
       </w:pPr>
       <w:r>
         <w:rPr>
-          <w:rFonts w:ascii="Times New Roman" w:hAnsi="Times New Roman" w:eastAsia="Times New Roman" w:cs="Times New Roman"/>
-        </w:rPr>
-        <w:t xml:space="preserve">13.3 </w:t>
-      </w:r>
-      <w:r>
-        <w:rPr>
           <w:rFonts w:hint="eastAsia" w:ascii="Times New Roman" w:hAnsi="Times New Roman" w:eastAsia="SimHei" w:cs="Times New Roman"/>
         </w:rPr>
-        <w:t>综合挑战</w:t>
-      </w:r>
-      <w:r>
-        <w:rPr>
-          <w:rFonts w:hint="eastAsia" w:ascii="Times New Roman" w:hAnsi="Times New Roman" w:eastAsia="Times New Roman" w:cs="Times New Roman"/>
-        </w:rPr>
-        <w:t>（⭐⭐⭐⭐）</w:t>
+        <w:t xml:space="preserve">参考答案</w:t>
       </w:r>
     </w:p>
     <w:p>
       <w:pPr>
+        <w:pStyle w:val="Compact"/>
         <w:numPr>
           <w:ilvl w:val="0"/>
           <w:numId w:val="1019"/>
         </w:numPr>
       </w:pPr>
-      <w:r>
-        <w:rPr>
-          <w:rFonts w:hint="eastAsia" w:ascii="Times New Roman" w:hAnsi="Times New Roman" w:eastAsia="Times New Roman" w:cs="Times New Roman"/>
-        </w:rPr>
-        <w:t>A(C</w:t>
-      </w:r>
-      <w:r>
-        <w:rPr>
-          <w:rFonts w:hint="eastAsia" w:ascii="Times New Roman" w:hAnsi="Times New Roman" w:eastAsia="Times New Roman" w:cs="Times New Roman"/>
-          <w:vertAlign w:val="subscript"/>
-        </w:rPr>
-        <w:t>5</w:t>
-      </w:r>
-      <w:r>
-        <w:rPr>
-          <w:rFonts w:hint="eastAsia" w:ascii="Times New Roman" w:hAnsi="Times New Roman" w:eastAsia="Times New Roman" w:cs="Times New Roman"/>
-        </w:rPr>
-        <w:t>H</w:t>
-      </w:r>
-      <w:r>
-        <w:rPr>
-          <w:rFonts w:hint="eastAsia" w:ascii="Times New Roman" w:hAnsi="Times New Roman" w:eastAsia="Times New Roman" w:cs="Times New Roman"/>
-          <w:vertAlign w:val="subscript"/>
-        </w:rPr>
-        <w:t>8</w:t>
-      </w:r>
-      <w:r>
-        <w:rPr>
-          <w:rFonts w:hint="eastAsia" w:ascii="Times New Roman" w:hAnsi="Times New Roman" w:eastAsia="Times New Roman" w:cs="Times New Roman"/>
-        </w:rPr>
-        <w:t>)</w:t>
-      </w:r>
-      <w:r>
-        <w:rPr>
-          <w:rFonts w:hint="eastAsia" w:ascii="Times New Roman" w:hAnsi="Times New Roman" w:eastAsia="FangSong" w:cs="Times New Roman"/>
-        </w:rPr>
-        <w:t>使</w:t>
-      </w:r>
-      <w:r>
-        <w:rPr>
-          <w:rFonts w:hint="eastAsia" w:ascii="Times New Roman" w:hAnsi="Times New Roman" w:eastAsia="Times New Roman" w:cs="Times New Roman"/>
-        </w:rPr>
-        <w:t>Br</w:t>
-      </w:r>
-      <w:r>
-        <w:rPr>
-          <w:rFonts w:hint="eastAsia" w:ascii="Times New Roman" w:hAnsi="Times New Roman" w:eastAsia="Times New Roman" w:cs="Times New Roman"/>
-          <w:vertAlign w:val="subscript"/>
-        </w:rPr>
-        <w:t>2</w:t>
-      </w:r>
-      <w:r>
-        <w:rPr>
-          <w:rFonts w:hint="eastAsia" w:ascii="Times New Roman" w:hAnsi="Times New Roman" w:eastAsia="Times New Roman" w:cs="Times New Roman"/>
-        </w:rPr>
-        <w:t>/CCl</w:t>
-      </w:r>
-      <w:r>
-        <w:rPr>
-          <w:rFonts w:hint="eastAsia" w:ascii="Times New Roman" w:hAnsi="Times New Roman" w:eastAsia="Times New Roman" w:cs="Times New Roman"/>
-          <w:vertAlign w:val="subscript"/>
-        </w:rPr>
-        <w:t>4</w:t>
-      </w:r>
-      <w:r>
-        <w:rPr>
-          <w:rFonts w:hint="eastAsia" w:ascii="Times New Roman" w:hAnsi="Times New Roman" w:eastAsia="FangSong" w:cs="Times New Roman"/>
-        </w:rPr>
-        <w:t>褪色</w:t>
-      </w:r>
-      <w:r>
-        <w:rPr>
-          <w:rFonts w:hint="eastAsia" w:ascii="Times New Roman" w:hAnsi="Times New Roman" w:eastAsia="Times New Roman" w:cs="Times New Roman"/>
-        </w:rPr>
-        <w:t>。A→BH</w:t>
-      </w:r>
-      <w:r>
-        <w:rPr>
-          <w:rFonts w:hint="eastAsia" w:ascii="Times New Roman" w:hAnsi="Times New Roman" w:eastAsia="Times New Roman" w:cs="Times New Roman"/>
-          <w:vertAlign w:val="subscript"/>
-        </w:rPr>
-        <w:t>3</w:t>
-      </w:r>
-      <w:r>
-        <w:rPr>
-          <w:rFonts w:hint="eastAsia" w:ascii="Times New Roman" w:hAnsi="Times New Roman" w:eastAsia="Times New Roman" w:cs="Times New Roman"/>
-        </w:rPr>
-        <w:t>/H</w:t>
-      </w:r>
-      <w:r>
-        <w:rPr>
-          <w:rFonts w:hint="eastAsia" w:ascii="Times New Roman" w:hAnsi="Times New Roman" w:eastAsia="Times New Roman" w:cs="Times New Roman"/>
-          <w:vertAlign w:val="subscript"/>
-        </w:rPr>
-        <w:t>2</w:t>
-      </w:r>
-      <w:r>
-        <w:rPr>
-          <w:rFonts w:hint="eastAsia" w:ascii="Times New Roman" w:hAnsi="Times New Roman" w:eastAsia="Times New Roman" w:cs="Times New Roman"/>
-        </w:rPr>
-        <w:t>O</w:t>
-      </w:r>
-      <w:r>
-        <w:rPr>
-          <w:rFonts w:hint="eastAsia" w:ascii="Times New Roman" w:hAnsi="Times New Roman" w:eastAsia="Times New Roman" w:cs="Times New Roman"/>
-          <w:vertAlign w:val="subscript"/>
-        </w:rPr>
-        <w:t>2</w:t>
-      </w:r>
-      <w:r>
-        <w:rPr>
-          <w:rFonts w:hint="eastAsia" w:ascii="Times New Roman" w:hAnsi="Times New Roman" w:eastAsia="Times New Roman" w:cs="Times New Roman"/>
-        </w:rPr>
-        <w:t>→B(C</w:t>
-      </w:r>
-      <w:r>
-        <w:rPr>
-          <w:rFonts w:hint="eastAsia" w:ascii="Times New Roman" w:hAnsi="Times New Roman" w:eastAsia="Times New Roman" w:cs="Times New Roman"/>
-          <w:vertAlign w:val="subscript"/>
-        </w:rPr>
-        <w:t>5</w:t>
-      </w:r>
-      <w:r>
-        <w:rPr>
-          <w:rFonts w:hint="eastAsia" w:ascii="Times New Roman" w:hAnsi="Times New Roman" w:eastAsia="Times New Roman" w:cs="Times New Roman"/>
-        </w:rPr>
-        <w:t>H</w:t>
-      </w:r>
-      <w:r>
-        <w:rPr>
-          <w:rFonts w:hint="eastAsia" w:ascii="Times New Roman" w:hAnsi="Times New Roman" w:eastAsia="Times New Roman" w:cs="Times New Roman"/>
-          <w:vertAlign w:val="subscript"/>
-        </w:rPr>
-        <w:t>10</w:t>
-      </w:r>
-      <w:r>
-        <w:rPr>
-          <w:rFonts w:hint="eastAsia" w:ascii="Times New Roman" w:hAnsi="Times New Roman" w:eastAsia="Times New Roman" w:cs="Times New Roman"/>
-        </w:rPr>
-        <w:t>O)，B</w:t>
-      </w:r>
-      <w:r>
-        <w:rPr>
-          <w:rFonts w:hint="eastAsia" w:ascii="Times New Roman" w:hAnsi="Times New Roman" w:eastAsia="FangSong" w:cs="Times New Roman"/>
-        </w:rPr>
-        <w:t>的</w:t>
-      </w:r>
-      <w:r>
-        <w:rPr>
-          <w:rFonts w:hint="eastAsia" w:ascii="Times New Roman" w:hAnsi="Times New Roman" w:eastAsia="Times New Roman" w:cs="Times New Roman"/>
-          <w:vertAlign w:val="superscript"/>
-        </w:rPr>
-        <w:t>13</w:t>
-      </w:r>
-      <w:r>
-        <w:rPr>
-          <w:rFonts w:hint="eastAsia" w:ascii="Times New Roman" w:hAnsi="Times New Roman" w:eastAsia="Times New Roman" w:cs="Times New Roman"/>
-        </w:rPr>
-        <w:t>C</w:t>
-      </w:r>
-      <w:r>
-        <w:rPr>
-          <w:rFonts w:ascii="Times New Roman" w:hAnsi="Times New Roman" w:eastAsia="Times New Roman" w:cs="Times New Roman"/>
-        </w:rPr>
-        <w:t xml:space="preserve"> </w:t>
-      </w:r>
-      <w:r>
-        <w:rPr>
-          <w:rFonts w:hint="eastAsia" w:ascii="Times New Roman" w:hAnsi="Times New Roman" w:eastAsia="Times New Roman" w:cs="Times New Roman"/>
-        </w:rPr>
-        <w:t>NMR</w:t>
-      </w:r>
-      <w:r>
-        <w:rPr>
-          <w:rFonts w:hint="eastAsia" w:ascii="Times New Roman" w:hAnsi="Times New Roman" w:eastAsia="FangSong" w:cs="Times New Roman"/>
-        </w:rPr>
-        <w:t>有</w:t>
-      </w:r>
-      <w:r>
-        <w:rPr>
-          <w:rFonts w:hint="eastAsia" w:ascii="Times New Roman" w:hAnsi="Times New Roman" w:eastAsia="Times New Roman" w:cs="Times New Roman"/>
-        </w:rPr>
-        <w:t>5</w:t>
-      </w:r>
-      <w:r>
-        <w:rPr>
-          <w:rFonts w:hint="eastAsia" w:ascii="Times New Roman" w:hAnsi="Times New Roman" w:eastAsia="FangSong" w:cs="Times New Roman"/>
-        </w:rPr>
-        <w:t>个碳信号且含手性碳</w:t>
-      </w:r>
-      <w:r>
-        <w:rPr>
-          <w:rFonts w:hint="eastAsia" w:ascii="Times New Roman" w:hAnsi="Times New Roman" w:eastAsia="Times New Roman" w:cs="Times New Roman"/>
-        </w:rPr>
-        <w:t>。</w:t>
-      </w:r>
-      <w:r>
-        <w:rPr>
-          <w:rFonts w:hint="eastAsia" w:ascii="Times New Roman" w:hAnsi="Times New Roman" w:eastAsia="FangSong" w:cs="Times New Roman"/>
-        </w:rPr>
-        <w:t>推测</w:t>
-      </w:r>
-      <w:r>
-        <w:rPr>
-          <w:rFonts w:hint="eastAsia" w:ascii="Times New Roman" w:hAnsi="Times New Roman" w:eastAsia="Times New Roman" w:cs="Times New Roman"/>
-        </w:rPr>
-        <w:t>A，</w:t>
-      </w:r>
-      <w:r>
-        <w:rPr>
-          <w:rFonts w:hint="eastAsia" w:ascii="Times New Roman" w:hAnsi="Times New Roman" w:eastAsia="FangSong" w:cs="Times New Roman"/>
-        </w:rPr>
-        <w:t>写出</w:t>
-      </w:r>
-      <w:r>
-        <w:rPr>
-          <w:rFonts w:hint="eastAsia" w:ascii="Times New Roman" w:hAnsi="Times New Roman" w:eastAsia="Times New Roman" w:cs="Times New Roman"/>
-        </w:rPr>
-        <w:t>A→B</w:t>
-      </w:r>
-      <w:r>
-        <w:rPr>
-          <w:rFonts w:hint="eastAsia" w:ascii="Times New Roman" w:hAnsi="Times New Roman" w:eastAsia="FangSong" w:cs="Times New Roman"/>
-        </w:rPr>
-        <w:t>并解释区域与立体选择性</w:t>
-      </w:r>
-      <w:r>
-        <w:rPr>
-          <w:rFonts w:hint="eastAsia" w:ascii="Times New Roman" w:hAnsi="Times New Roman" w:eastAsia="Times New Roman" w:cs="Times New Roman"/>
-        </w:rPr>
-        <w:t>。</w:t>
-      </w:r>
     </w:p>
     <w:p>
       <w:pPr>
+        <w:pStyle w:val="Compact"/>
+        <w:numPr>
+          <w:ilvl w:val="1"/>
+          <w:numId w:val="1020"/>
+        </w:numPr>
+      </w:pPr>
+      <w:r>
+        <w:rPr>
+          <w:rFonts w:hint="eastAsia" w:ascii="Times New Roman" w:hAnsi="Times New Roman" w:eastAsia="Times New Roman" w:cs="Times New Roman"/>
+        </w:rPr>
+        <w:t>2</w:t>
+      </w:r>
+      <w:r>
+        <w:rPr>
+          <w:rFonts w:hint="eastAsia" w:ascii="Times New Roman" w:hAnsi="Times New Roman" w:eastAsia="FangSong" w:cs="Times New Roman"/>
+        </w:rPr>
+        <w:t>个中心</w:t>
+      </w:r>
+      <w:r>
+        <w:rPr>
+          <w:rFonts w:hint="eastAsia" w:ascii="Times New Roman" w:hAnsi="Times New Roman" w:eastAsia="Times New Roman" w:cs="Times New Roman"/>
+        </w:rPr>
+        <w:t>（</w:t>
+      </w:r>
+      <w:r>
+        <w:rPr>
+          <w:rFonts w:hint="eastAsia" w:ascii="Times New Roman" w:hAnsi="Times New Roman" w:eastAsia="FangSong" w:cs="Times New Roman"/>
+        </w:rPr>
+        <w:t>不同</w:t>
+      </w:r>
+      <w:r>
+        <w:rPr>
+          <w:rFonts w:hint="eastAsia" w:ascii="Times New Roman" w:hAnsi="Times New Roman" w:eastAsia="Times New Roman" w:cs="Times New Roman"/>
+        </w:rPr>
+        <w:t>），4</w:t>
+      </w:r>
+      <w:r>
+        <w:rPr>
+          <w:rFonts w:hint="eastAsia" w:ascii="Times New Roman" w:hAnsi="Times New Roman" w:eastAsia="FangSong" w:cs="Times New Roman"/>
+        </w:rPr>
+        <w:t>个异构体</w:t>
+      </w:r>
+      <w:r>
+        <w:rPr>
+          <w:rFonts w:hint="eastAsia" w:ascii="Times New Roman" w:hAnsi="Times New Roman" w:eastAsia="Times New Roman" w:cs="Times New Roman"/>
+        </w:rPr>
+        <w:t>；(b)</w:t>
+      </w:r>
+      <w:r>
+        <w:rPr>
+          <w:rFonts w:ascii="Times New Roman" w:hAnsi="Times New Roman" w:eastAsia="Times New Roman" w:cs="Times New Roman"/>
+        </w:rPr>
+        <w:t xml:space="preserve"> </w:t>
+      </w:r>
+      <w:r>
+        <w:rPr>
+          <w:rFonts w:hint="eastAsia" w:ascii="Times New Roman" w:hAnsi="Times New Roman" w:eastAsia="Times New Roman" w:cs="Times New Roman"/>
+        </w:rPr>
+        <w:t>3</w:t>
+      </w:r>
+      <w:r>
+        <w:rPr>
+          <w:rFonts w:hint="eastAsia" w:ascii="Times New Roman" w:hAnsi="Times New Roman" w:eastAsia="FangSong" w:cs="Times New Roman"/>
+        </w:rPr>
+        <w:t>个中心</w:t>
+      </w:r>
+      <w:r>
+        <w:rPr>
+          <w:rFonts w:hint="eastAsia" w:ascii="Times New Roman" w:hAnsi="Times New Roman" w:eastAsia="Times New Roman" w:cs="Times New Roman"/>
+        </w:rPr>
+        <w:t>，8</w:t>
+      </w:r>
+      <w:r>
+        <w:rPr>
+          <w:rFonts w:hint="eastAsia" w:ascii="Times New Roman" w:hAnsi="Times New Roman" w:eastAsia="FangSong" w:cs="Times New Roman"/>
+        </w:rPr>
+        <w:t>个异构体</w:t>
+      </w:r>
+      <w:r>
+        <w:rPr>
+          <w:rFonts w:hint="eastAsia" w:ascii="Times New Roman" w:hAnsi="Times New Roman" w:eastAsia="Times New Roman" w:cs="Times New Roman"/>
+        </w:rPr>
+        <w:t>；(c)</w:t>
+      </w:r>
+      <w:r>
+        <w:rPr>
+          <w:rFonts w:ascii="Times New Roman" w:hAnsi="Times New Roman" w:eastAsia="Times New Roman" w:cs="Times New Roman"/>
+        </w:rPr>
+        <w:t xml:space="preserve"> </w:t>
+      </w:r>
+      <w:r>
+        <w:rPr>
+          <w:rFonts w:hint="eastAsia" w:ascii="Times New Roman" w:hAnsi="Times New Roman" w:eastAsia="Times New Roman" w:cs="Times New Roman"/>
+        </w:rPr>
+        <w:t>2</w:t>
+      </w:r>
+      <w:r>
+        <w:rPr>
+          <w:rFonts w:hint="eastAsia" w:ascii="Times New Roman" w:hAnsi="Times New Roman" w:eastAsia="FangSong" w:cs="Times New Roman"/>
+        </w:rPr>
+        <w:t>个相同中心</w:t>
+      </w:r>
+      <w:r>
+        <w:rPr>
+          <w:rFonts w:hint="eastAsia" w:ascii="Times New Roman" w:hAnsi="Times New Roman" w:eastAsia="Times New Roman" w:cs="Times New Roman"/>
+        </w:rPr>
+        <w:t>，3</w:t>
+      </w:r>
+      <w:r>
+        <w:rPr>
+          <w:rFonts w:hint="eastAsia" w:ascii="Times New Roman" w:hAnsi="Times New Roman" w:eastAsia="FangSong" w:cs="Times New Roman"/>
+        </w:rPr>
+        <w:t>个异构体</w:t>
+      </w:r>
+      <w:r>
+        <w:rPr>
+          <w:rFonts w:hint="eastAsia" w:ascii="Times New Roman" w:hAnsi="Times New Roman" w:eastAsia="Times New Roman" w:cs="Times New Roman"/>
+        </w:rPr>
+        <w:t>（</w:t>
+      </w:r>
+      <w:r>
+        <w:rPr>
+          <w:rFonts w:hint="eastAsia" w:ascii="Times New Roman" w:hAnsi="Times New Roman" w:eastAsia="FangSong" w:cs="Times New Roman"/>
+        </w:rPr>
+        <w:t>含</w:t>
+      </w:r>
+      <w:r>
+        <w:rPr>
+          <w:rFonts w:hint="eastAsia" w:ascii="Times New Roman" w:hAnsi="Times New Roman" w:eastAsia="Times New Roman" w:cs="Times New Roman"/>
+        </w:rPr>
+        <w:t>meso）</w:t>
+      </w:r>
+    </w:p>
+    <w:p>
+      <w:pPr>
+        <w:pStyle w:val="Compact"/>
         <w:numPr>
           <w:ilvl w:val="0"/>
           <w:numId w:val="1019"/>
@@ -22032,39 +22682,57 @@
       </w:pPr>
       <w:r>
         <w:rPr>
-          <w:rFonts w:hint="eastAsia" w:ascii="Times New Roman" w:hAnsi="Times New Roman" w:eastAsia="FangSong" w:cs="Times New Roman"/>
-        </w:rPr>
-        <w:t>反</w:t>
-      </w:r>
-      <w:r>
-        <w:rPr>
-          <w:rFonts w:hint="eastAsia" w:ascii="Times New Roman" w:hAnsi="Times New Roman" w:eastAsia="Times New Roman" w:cs="Times New Roman"/>
-        </w:rPr>
-        <w:t>-1-</w:t>
-      </w:r>
-      <w:r>
-        <w:rPr>
-          <w:rFonts w:hint="eastAsia" w:ascii="Times New Roman" w:hAnsi="Times New Roman" w:eastAsia="FangSong" w:cs="Times New Roman"/>
-        </w:rPr>
-        <w:t>甲基</w:t>
-      </w:r>
-      <w:r>
-        <w:rPr>
-          <w:rFonts w:hint="eastAsia" w:ascii="Times New Roman" w:hAnsi="Times New Roman" w:eastAsia="Times New Roman" w:cs="Times New Roman"/>
-        </w:rPr>
-        <w:t>-2-</w:t>
-      </w:r>
-      <w:r>
-        <w:rPr>
-          <w:rFonts w:hint="eastAsia" w:ascii="Times New Roman" w:hAnsi="Times New Roman" w:eastAsia="FangSong" w:cs="Times New Roman"/>
-        </w:rPr>
-        <w:t>溴环己烷</w:t>
-      </w:r>
-      <w:r>
-        <w:rPr>
-          <w:rFonts w:hint="eastAsia" w:ascii="Times New Roman" w:hAnsi="Times New Roman" w:eastAsia="Times New Roman" w:cs="Times New Roman"/>
-        </w:rPr>
-        <w:t>+t-BuOK/t-BuOH,</w:t>
+          <w:rFonts w:ascii="Times New Roman" w:hAnsi="Times New Roman" w:eastAsia="Times New Roman" w:cs="Times New Roman"/>
+        </w:rPr>
+        <w:t xml:space="preserve">(a)❌ </w:t>
+      </w:r>
+      <w:r>
+        <w:rPr>
+          <w:rFonts w:hint="eastAsia" w:ascii="Times New Roman" w:hAnsi="Times New Roman" w:eastAsia="FangSong" w:cs="Times New Roman"/>
+        </w:rPr>
+        <w:t>外消旋是混合物</w:t>
+      </w:r>
+      <w:r>
+        <w:rPr>
+          <w:rFonts w:hint="eastAsia" w:ascii="Times New Roman" w:hAnsi="Times New Roman" w:eastAsia="Times New Roman" w:cs="Times New Roman"/>
+        </w:rPr>
+        <w:t>（</w:t>
+      </w:r>
+      <w:r>
+        <w:rPr>
+          <w:rFonts w:hint="eastAsia" w:ascii="Times New Roman" w:hAnsi="Times New Roman" w:eastAsia="FangSong" w:cs="Times New Roman"/>
+        </w:rPr>
+        <w:t>可拆分</w:t>
+      </w:r>
+      <w:r>
+        <w:rPr>
+          <w:rFonts w:hint="eastAsia" w:ascii="Times New Roman" w:hAnsi="Times New Roman" w:eastAsia="Times New Roman" w:cs="Times New Roman"/>
+        </w:rPr>
+        <w:t>），</w:t>
+      </w:r>
+      <w:r>
+        <w:rPr>
+          <w:rFonts w:hint="eastAsia" w:ascii="Times New Roman" w:hAnsi="Times New Roman" w:eastAsia="FangSong" w:cs="Times New Roman"/>
+        </w:rPr>
+        <w:t>内消旋是纯化合物</w:t>
+      </w:r>
+      <w:r>
+        <w:rPr>
+          <w:rFonts w:hint="eastAsia" w:ascii="Times New Roman" w:hAnsi="Times New Roman" w:eastAsia="Times New Roman" w:cs="Times New Roman"/>
+        </w:rPr>
+        <w:t>（</w:t>
+      </w:r>
+      <w:r>
+        <w:rPr>
+          <w:rFonts w:hint="eastAsia" w:ascii="Times New Roman" w:hAnsi="Times New Roman" w:eastAsia="FangSong" w:cs="Times New Roman"/>
+        </w:rPr>
+        <w:t>不可拆分</w:t>
+      </w:r>
+      <w:r>
+        <w:rPr>
+          <w:rFonts w:hint="eastAsia" w:ascii="Times New Roman" w:hAnsi="Times New Roman" w:eastAsia="Times New Roman" w:cs="Times New Roman"/>
+        </w:rPr>
+        <w:t>）；(b)❌</w:t>
       </w:r>
       <w:r>
         <w:rPr>
@@ -22076,23 +22744,36 @@
         <w:rPr>
           <w:rFonts w:hint="eastAsia" w:ascii="Times New Roman" w:hAnsi="Times New Roman" w:eastAsia="Times New Roman" w:cs="Times New Roman"/>
         </w:rPr>
-        <w:t>Δ→？</w:t>
-      </w:r>
-      <w:r>
-        <w:rPr>
-          <w:rFonts w:hint="eastAsia" w:ascii="Times New Roman" w:hAnsi="Times New Roman" w:eastAsia="FangSong" w:cs="Times New Roman"/>
-        </w:rPr>
-        <w:t>用椅式构象分析</w:t>
-      </w:r>
-      <w:r>
-        <w:rPr>
-          <w:rFonts w:hint="eastAsia" w:ascii="Times New Roman" w:hAnsi="Times New Roman" w:eastAsia="Times New Roman" w:cs="Times New Roman"/>
-        </w:rPr>
-        <w:t>。</w:t>
+        <w:t>R/S</w:t>
+      </w:r>
+      <w:r>
+        <w:rPr>
+          <w:rFonts w:hint="eastAsia" w:ascii="Times New Roman" w:hAnsi="Times New Roman" w:eastAsia="FangSong" w:cs="Times New Roman"/>
+        </w:rPr>
+        <w:t>与旋光方向无关</w:t>
+      </w:r>
+      <w:r>
+        <w:rPr>
+          <w:rFonts w:hint="eastAsia" w:ascii="Times New Roman" w:hAnsi="Times New Roman" w:eastAsia="Times New Roman" w:cs="Times New Roman"/>
+        </w:rPr>
+        <w:t>；(c)❌</w:t>
+      </w:r>
+      <w:r>
+        <w:rPr>
+          <w:rFonts w:ascii="Times New Roman" w:hAnsi="Times New Roman" w:eastAsia="Times New Roman" w:cs="Times New Roman"/>
+        </w:rPr>
+        <w:t xml:space="preserve"> </w:t>
+      </w:r>
+      <w:r>
+        <w:rPr>
+          <w:rFonts w:hint="eastAsia" w:ascii="Times New Roman" w:hAnsi="Times New Roman" w:eastAsia="FangSong" w:cs="Times New Roman"/>
+        </w:rPr>
+        <w:t xml:space="preserve">螯合控制时反转</w:t>
       </w:r>
     </w:p>
     <w:p>
       <w:pPr>
+        <w:pStyle w:val="Compact"/>
         <w:numPr>
           <w:ilvl w:val="0"/>
           <w:numId w:val="1019"/>
@@ -22102,200 +22783,74 @@
         <w:rPr>
           <w:rFonts w:hint="eastAsia" w:ascii="Times New Roman" w:hAnsi="Times New Roman" w:eastAsia="Times New Roman" w:cs="Times New Roman"/>
         </w:rPr>
-        <w:t>A(C</w:t>
+        <w:t>1-</w:t>
+      </w:r>
+      <w:r>
+        <w:rPr>
+          <w:rFonts w:hint="eastAsia" w:ascii="Times New Roman" w:hAnsi="Times New Roman" w:eastAsia="FangSong" w:cs="Times New Roman"/>
+        </w:rPr>
+        <w:t>甲基</w:t>
+      </w:r>
+      <w:r>
+        <w:rPr>
+          <w:rFonts w:hint="eastAsia" w:ascii="Times New Roman" w:hAnsi="Times New Roman" w:eastAsia="Times New Roman" w:cs="Times New Roman"/>
+        </w:rPr>
+        <w:t>-1,2-</w:t>
+      </w:r>
+      <w:r>
+        <w:rPr>
+          <w:rFonts w:hint="eastAsia" w:ascii="Times New Roman" w:hAnsi="Times New Roman" w:eastAsia="FangSong" w:cs="Times New Roman"/>
+        </w:rPr>
+        <w:t>二溴环己烷</w:t>
+      </w:r>
+      <w:r>
+        <w:rPr>
+          <w:rFonts w:hint="eastAsia" w:ascii="Times New Roman" w:hAnsi="Times New Roman" w:eastAsia="Times New Roman" w:cs="Times New Roman"/>
+        </w:rPr>
+        <w:t>（</w:t>
+      </w:r>
+      <w:r>
+        <w:rPr>
+          <w:rFonts w:hint="eastAsia" w:ascii="Times New Roman" w:hAnsi="Times New Roman" w:eastAsia="FangSong" w:cs="Times New Roman"/>
+        </w:rPr>
+        <w:t>反式加成</w:t>
+      </w:r>
+      <w:r>
+        <w:rPr>
+          <w:rFonts w:hint="eastAsia" w:ascii="Times New Roman" w:hAnsi="Times New Roman" w:eastAsia="Times New Roman" w:cs="Times New Roman"/>
+        </w:rPr>
+        <w:t>，Br</w:t>
       </w:r>
       <w:r>
         <w:rPr>
           <w:rFonts w:hint="eastAsia" w:ascii="Times New Roman" w:hAnsi="Times New Roman" w:eastAsia="Times New Roman" w:cs="Times New Roman"/>
           <w:vertAlign w:val="subscript"/>
         </w:rPr>
-        <w:t>7</w:t>
-      </w:r>
-      <w:r>
-        <w:rPr>
-          <w:rFonts w:hint="eastAsia" w:ascii="Times New Roman" w:hAnsi="Times New Roman" w:eastAsia="Times New Roman" w:cs="Times New Roman"/>
-        </w:rPr>
-        <w:t>H</w:t>
-      </w:r>
-      <w:r>
-        <w:rPr>
-          <w:rFonts w:hint="eastAsia" w:ascii="Times New Roman" w:hAnsi="Times New Roman" w:eastAsia="Times New Roman" w:cs="Times New Roman"/>
-          <w:vertAlign w:val="subscript"/>
-        </w:rPr>
-        <w:t>14</w:t>
-      </w:r>
-      <w:r>
-        <w:rPr>
-          <w:rFonts w:hint="eastAsia" w:ascii="Times New Roman" w:hAnsi="Times New Roman" w:eastAsia="Times New Roman" w:cs="Times New Roman"/>
-        </w:rPr>
-        <w:t>O)</w:t>
-      </w:r>
-      <w:r>
-        <w:rPr>
-          <w:rFonts w:hint="eastAsia" w:ascii="Times New Roman" w:hAnsi="Times New Roman" w:eastAsia="FangSong" w:cs="Times New Roman"/>
-        </w:rPr>
-        <w:t>有</w:t>
-      </w:r>
-      <w:r>
-        <w:rPr>
-          <w:rFonts w:hint="eastAsia" w:ascii="Times New Roman" w:hAnsi="Times New Roman" w:eastAsia="Times New Roman" w:cs="Times New Roman"/>
-        </w:rPr>
-        <w:t>α-</w:t>
-      </w:r>
-      <w:r>
-        <w:rPr>
-          <w:rFonts w:hint="eastAsia" w:ascii="Times New Roman" w:hAnsi="Times New Roman" w:eastAsia="FangSong" w:cs="Times New Roman"/>
-        </w:rPr>
-        <w:t>手性中心</w:t>
-      </w:r>
-      <w:r>
-        <w:rPr>
-          <w:rFonts w:hint="eastAsia" w:ascii="Times New Roman" w:hAnsi="Times New Roman" w:eastAsia="Times New Roman" w:cs="Times New Roman"/>
-        </w:rPr>
-        <w:t>，</w:t>
-      </w:r>
-      <w:r>
-        <w:rPr>
-          <w:rFonts w:hint="eastAsia" w:ascii="Times New Roman" w:hAnsi="Times New Roman" w:eastAsia="Times New Roman" w:cs="Times New Roman"/>
-          <w:vertAlign w:val="superscript"/>
-        </w:rPr>
-        <w:t>1</w:t>
-      </w:r>
-      <w:r>
-        <w:rPr>
-          <w:rFonts w:hint="eastAsia" w:ascii="Times New Roman" w:hAnsi="Times New Roman" w:eastAsia="Times New Roman" w:cs="Times New Roman"/>
-        </w:rPr>
-        <w:t>H</w:t>
-      </w:r>
-      <w:r>
-        <w:rPr>
-          <w:rFonts w:ascii="Times New Roman" w:hAnsi="Times New Roman" w:eastAsia="Times New Roman" w:cs="Times New Roman"/>
-        </w:rPr>
-        <w:t xml:space="preserve"> NMR δ 2.12 </w:t>
-      </w:r>
-      <w:r>
-        <w:rPr>
-          <w:rFonts w:hint="eastAsia" w:ascii="Times New Roman" w:hAnsi="Times New Roman" w:eastAsia="FangSong" w:cs="Times New Roman"/>
-        </w:rPr>
-        <w:t>单峰</w:t>
-      </w:r>
-      <w:r>
-        <w:rPr>
-          <w:rFonts w:hint="eastAsia" w:ascii="Times New Roman" w:hAnsi="Times New Roman" w:eastAsia="Times New Roman" w:cs="Times New Roman"/>
-        </w:rPr>
-        <w:t>（CH</w:t>
-      </w:r>
-      <w:r>
-        <w:rPr>
-          <w:rFonts w:hint="eastAsia" w:ascii="Times New Roman" w:hAnsi="Times New Roman" w:eastAsia="Times New Roman" w:cs="Times New Roman"/>
-          <w:vertAlign w:val="subscript"/>
-        </w:rPr>
-        <w:t>3</w:t>
-      </w:r>
-      <w:r>
-        <w:rPr>
-          <w:rFonts w:hint="eastAsia" w:ascii="Times New Roman" w:hAnsi="Times New Roman" w:eastAsia="Times New Roman" w:cs="Times New Roman"/>
-        </w:rPr>
-        <w:t>CO-）。A+C</w:t>
-      </w:r>
-      <w:r>
-        <w:rPr>
-          <w:rFonts w:hint="eastAsia" w:ascii="Times New Roman" w:hAnsi="Times New Roman" w:eastAsia="Times New Roman" w:cs="Times New Roman"/>
-          <w:vertAlign w:val="subscript"/>
-        </w:rPr>
         <w:t>2</w:t>
       </w:r>
       <w:r>
         <w:rPr>
-          <w:rFonts w:hint="eastAsia" w:ascii="Times New Roman" w:hAnsi="Times New Roman" w:eastAsia="Times New Roman" w:cs="Times New Roman"/>
-        </w:rPr>
-        <w:t>H</w:t>
-      </w:r>
-      <w:r>
-        <w:rPr>
-          <w:rFonts w:hint="eastAsia" w:ascii="Times New Roman" w:hAnsi="Times New Roman" w:eastAsia="Times New Roman" w:cs="Times New Roman"/>
-          <w:vertAlign w:val="subscript"/>
-        </w:rPr>
-        <w:t>5</w:t>
-      </w:r>
-      <w:r>
-        <w:rPr>
-          <w:rFonts w:hint="eastAsia" w:ascii="Times New Roman" w:hAnsi="Times New Roman" w:eastAsia="Times New Roman" w:cs="Times New Roman"/>
-        </w:rPr>
-        <w:t>MgBr→B（dr&gt;95:5）。</w:t>
-      </w:r>
-      <w:r>
-        <w:rPr>
-          <w:rFonts w:hint="eastAsia" w:ascii="Times New Roman" w:hAnsi="Times New Roman" w:eastAsia="FangSong" w:cs="Times New Roman"/>
-        </w:rPr>
-        <w:t>推测</w:t>
-      </w:r>
-      <w:r>
-        <w:rPr>
-          <w:rFonts w:hint="eastAsia" w:ascii="Times New Roman" w:hAnsi="Times New Roman" w:eastAsia="Times New Roman" w:cs="Times New Roman"/>
-        </w:rPr>
-        <w:t>A</w:t>
-      </w:r>
-      <w:r>
-        <w:rPr>
-          <w:rFonts w:hint="eastAsia" w:ascii="Times New Roman" w:hAnsi="Times New Roman" w:eastAsia="FangSong" w:cs="Times New Roman"/>
-        </w:rPr>
-        <w:t>和</w:t>
-      </w:r>
-      <w:r>
-        <w:rPr>
-          <w:rFonts w:hint="eastAsia" w:ascii="Times New Roman" w:hAnsi="Times New Roman" w:eastAsia="Times New Roman" w:cs="Times New Roman"/>
-        </w:rPr>
-        <w:t>B</w:t>
-      </w:r>
-      <w:r>
-        <w:rPr>
-          <w:rFonts w:hint="eastAsia" w:ascii="Times New Roman" w:hAnsi="Times New Roman" w:eastAsia="FangSong" w:cs="Times New Roman"/>
-        </w:rPr>
-        <w:t>的结构</w:t>
-      </w:r>
-      <w:r>
-        <w:rPr>
-          <w:rFonts w:hint="eastAsia" w:ascii="Times New Roman" w:hAnsi="Times New Roman" w:eastAsia="Times New Roman" w:cs="Times New Roman"/>
-        </w:rPr>
-        <w:t>（Cram</w:t>
-      </w:r>
-      <w:r>
-        <w:rPr>
-          <w:rFonts w:hint="eastAsia" w:ascii="Times New Roman" w:hAnsi="Times New Roman" w:eastAsia="FangSong" w:cs="Times New Roman"/>
-        </w:rPr>
-        <w:t>规则</w:t>
-      </w:r>
-      <w:r>
-        <w:rPr>
-          <w:rFonts w:hint="eastAsia" w:ascii="Times New Roman" w:hAnsi="Times New Roman" w:eastAsia="Times New Roman" w:cs="Times New Roman"/>
-        </w:rPr>
-        <w:t>）。</w:t>
-      </w:r>
-    </w:p>
-    <w:p>
-      <w:pPr>
-        <w:spacing w:before="160" w:after="80"/>
-      </w:pPr>
-      <w:r>
-        <w:pict>
-          <v:rect style="width:0;height:1.5pt" o:hralign="center" o:hrstd="t" o:hr="t"/>
-        </w:pict>
-      </w:r>
-    </w:p>
-    <w:bookmarkEnd w:id="67"/>
-    <w:bookmarkEnd w:id="68"/>
-    <w:bookmarkStart w:id="69" w:name="参考答案"/>
-    <w:p>
-      <w:pPr>
-        <w:pStyle w:val="Heading2"/>
-        <w:spacing w:before="280" w:after="120"/>
-      </w:pPr>
-      <w:r>
-        <w:rPr>
-          <w:rFonts w:hint="eastAsia" w:ascii="Times New Roman" w:hAnsi="Times New Roman" w:eastAsia="SimHei" w:cs="Times New Roman"/>
-        </w:rPr>
-        <w:t xml:space="preserve">参考答案</w:t>
+          <w:rFonts w:hint="eastAsia" w:ascii="Times New Roman" w:hAnsi="Times New Roman" w:eastAsia="FangSong" w:cs="Times New Roman"/>
+        </w:rPr>
+        <w:t>经鎓离子</w:t>
+      </w:r>
+      <w:r>
+        <w:rPr>
+          <w:rFonts w:hint="eastAsia" w:ascii="Times New Roman" w:hAnsi="Times New Roman" w:eastAsia="Times New Roman" w:cs="Times New Roman"/>
+        </w:rPr>
+        <w:t>anti</w:t>
+      </w:r>
+      <w:r>
+        <w:rPr>
+          <w:rFonts w:hint="eastAsia" w:ascii="Times New Roman" w:hAnsi="Times New Roman" w:eastAsia="FangSong" w:cs="Times New Roman"/>
+        </w:rPr>
+        <w:t>开环</w:t>
+      </w:r>
+      <w:r>
+        <w:rPr>
+          <w:rFonts w:hint="eastAsia" w:ascii="Times New Roman" w:hAnsi="Times New Roman" w:eastAsia="Times New Roman" w:cs="Times New Roman"/>
+        </w:rPr>
+        <w:t>）</w:t>
       </w:r>
     </w:p>
     <w:p>
@@ -22303,7 +22858,76 @@
         <w:pStyle w:val="Compact"/>
         <w:numPr>
           <w:ilvl w:val="0"/>
-          <w:numId w:val="1020"/>
+          <w:numId w:val="1019"/>
+        </w:numPr>
+      </w:pPr>
+      <w:r>
+        <w:rPr>
+          <w:rFonts w:hint="eastAsia" w:ascii="Times New Roman" w:hAnsi="Times New Roman" w:eastAsia="FangSong" w:cs="Times New Roman"/>
+        </w:rPr>
+        <w:t>顺</w:t>
+      </w:r>
+      <w:r>
+        <w:rPr>
+          <w:rFonts w:hint="eastAsia" w:ascii="Times New Roman" w:hAnsi="Times New Roman" w:eastAsia="Times New Roman" w:cs="Times New Roman"/>
+        </w:rPr>
+        <w:t>-2-</w:t>
+      </w:r>
+      <w:r>
+        <w:rPr>
+          <w:rFonts w:hint="eastAsia" w:ascii="Times New Roman" w:hAnsi="Times New Roman" w:eastAsia="FangSong" w:cs="Times New Roman"/>
+        </w:rPr>
+        <w:t>戊烯</w:t>
+      </w:r>
+      <w:r>
+        <w:rPr>
+          <w:rFonts w:hint="eastAsia" w:ascii="Times New Roman" w:hAnsi="Times New Roman" w:eastAsia="Times New Roman" w:cs="Times New Roman"/>
+        </w:rPr>
+        <w:t>→(2R,3R)+(2S,3S)-2,3-</w:t>
+      </w:r>
+      <w:r>
+        <w:rPr>
+          <w:rFonts w:hint="eastAsia" w:ascii="Times New Roman" w:hAnsi="Times New Roman" w:eastAsia="FangSong" w:cs="Times New Roman"/>
+        </w:rPr>
+        <w:t>二溴戊烷</w:t>
+      </w:r>
+      <w:r>
+        <w:rPr>
+          <w:rFonts w:hint="eastAsia" w:ascii="Times New Roman" w:hAnsi="Times New Roman" w:eastAsia="Times New Roman" w:cs="Times New Roman"/>
+        </w:rPr>
+        <w:t>（</w:t>
+      </w:r>
+      <w:r>
+        <w:rPr>
+          <w:rFonts w:hint="eastAsia" w:ascii="Times New Roman" w:hAnsi="Times New Roman" w:eastAsia="FangSong" w:cs="Times New Roman"/>
+        </w:rPr>
+        <w:t>外消旋</w:t>
+      </w:r>
+      <w:r>
+        <w:rPr>
+          <w:rFonts w:hint="eastAsia" w:ascii="Times New Roman" w:hAnsi="Times New Roman" w:eastAsia="Times New Roman" w:cs="Times New Roman"/>
+        </w:rPr>
+        <w:t>，anti</w:t>
+      </w:r>
+      <w:r>
+        <w:rPr>
+          <w:rFonts w:hint="eastAsia" w:ascii="Times New Roman" w:hAnsi="Times New Roman" w:eastAsia="FangSong" w:cs="Times New Roman"/>
+        </w:rPr>
+        <w:t>加成</w:t>
+      </w:r>
+      <w:r>
+        <w:rPr>
+          <w:rFonts w:hint="eastAsia" w:ascii="Times New Roman" w:hAnsi="Times New Roman" w:eastAsia="Times New Roman" w:cs="Times New Roman"/>
+        </w:rPr>
+        <w:t>）</w:t>
+      </w:r>
+    </w:p>
+    <w:p>
+      <w:pPr>
+        <w:pStyle w:val="Compact"/>
+        <w:numPr>
+          <w:ilvl w:val="0"/>
+          <w:numId w:val="1019"/>
         </w:numPr>
       </w:pPr>
     </w:p>
@@ -22319,13 +22943,13 @@
         <w:rPr>
           <w:rFonts w:hint="eastAsia" w:ascii="Times New Roman" w:hAnsi="Times New Roman" w:eastAsia="Times New Roman" w:cs="Times New Roman"/>
         </w:rPr>
-        <w:t>2</w:t>
-      </w:r>
-      <w:r>
-        <w:rPr>
-          <w:rFonts w:hint="eastAsia" w:ascii="Times New Roman" w:hAnsi="Times New Roman" w:eastAsia="FangSong" w:cs="Times New Roman"/>
-        </w:rPr>
-        <w:t>个中心</w:t>
+        <w:t>SN2→(R)-2-</w:t>
+      </w:r>
+      <w:r>
+        <w:rPr>
+          <w:rFonts w:hint="eastAsia" w:ascii="Times New Roman" w:hAnsi="Times New Roman" w:eastAsia="FangSong" w:cs="Times New Roman"/>
+        </w:rPr>
+        <w:t>丁醇</w:t>
       </w:r>
       <w:r>
         <w:rPr>
@@ -22337,25 +22961,13 @@
         <w:rPr>
           <w:rFonts w:hint="eastAsia" w:ascii="Times New Roman" w:hAnsi="Times New Roman" w:eastAsia="FangSong" w:cs="Times New Roman"/>
         </w:rPr>
-        <w:t>不同</w:t>
-      </w:r>
-      <w:r>
-        <w:rPr>
-          <w:rFonts w:hint="eastAsia" w:ascii="Times New Roman" w:hAnsi="Times New Roman" w:eastAsia="Times New Roman" w:cs="Times New Roman"/>
-        </w:rPr>
-        <w:t>），4</w:t>
-      </w:r>
-      <w:r>
-        <w:rPr>
-          <w:rFonts w:hint="eastAsia" w:ascii="Times New Roman" w:hAnsi="Times New Roman" w:eastAsia="FangSong" w:cs="Times New Roman"/>
-        </w:rPr>
-        <w:t>个异构体</w:t>
-      </w:r>
-      <w:r>
-        <w:rPr>
-          <w:rFonts w:hint="eastAsia" w:ascii="Times New Roman" w:hAnsi="Times New Roman" w:eastAsia="Times New Roman" w:cs="Times New Roman"/>
-        </w:rPr>
-        <w:t>；(b)</w:t>
+        <w:t>翻转</w:t>
+      </w:r>
+      <w:r>
+        <w:rPr>
+          <w:rFonts w:hint="eastAsia" w:ascii="Times New Roman" w:hAnsi="Times New Roman" w:eastAsia="Times New Roman" w:cs="Times New Roman"/>
+        </w:rPr>
+        <w:t>）；(2)</w:t>
       </w:r>
       <w:r>
         <w:rPr>
@@ -22367,61 +22979,13 @@
         <w:rPr>
           <w:rFonts w:hint="eastAsia" w:ascii="Times New Roman" w:hAnsi="Times New Roman" w:eastAsia="Times New Roman" w:cs="Times New Roman"/>
         </w:rPr>
-        <w:t>3</w:t>
-      </w:r>
-      <w:r>
-        <w:rPr>
-          <w:rFonts w:hint="eastAsia" w:ascii="Times New Roman" w:hAnsi="Times New Roman" w:eastAsia="FangSong" w:cs="Times New Roman"/>
-        </w:rPr>
-        <w:t>个中心</w:t>
-      </w:r>
-      <w:r>
-        <w:rPr>
-          <w:rFonts w:hint="eastAsia" w:ascii="Times New Roman" w:hAnsi="Times New Roman" w:eastAsia="Times New Roman" w:cs="Times New Roman"/>
-        </w:rPr>
-        <w:t>，8</w:t>
-      </w:r>
-      <w:r>
-        <w:rPr>
-          <w:rFonts w:hint="eastAsia" w:ascii="Times New Roman" w:hAnsi="Times New Roman" w:eastAsia="FangSong" w:cs="Times New Roman"/>
-        </w:rPr>
-        <w:t>个异构体</w:t>
-      </w:r>
-      <w:r>
-        <w:rPr>
-          <w:rFonts w:hint="eastAsia" w:ascii="Times New Roman" w:hAnsi="Times New Roman" w:eastAsia="Times New Roman" w:cs="Times New Roman"/>
-        </w:rPr>
-        <w:t>；(c)</w:t>
-      </w:r>
-      <w:r>
-        <w:rPr>
-          <w:rFonts w:ascii="Times New Roman" w:hAnsi="Times New Roman" w:eastAsia="Times New Roman" w:cs="Times New Roman"/>
-        </w:rPr>
-        <w:t xml:space="preserve"> </w:t>
-      </w:r>
-      <w:r>
-        <w:rPr>
-          <w:rFonts w:hint="eastAsia" w:ascii="Times New Roman" w:hAnsi="Times New Roman" w:eastAsia="Times New Roman" w:cs="Times New Roman"/>
-        </w:rPr>
-        <w:t>2</w:t>
-      </w:r>
-      <w:r>
-        <w:rPr>
-          <w:rFonts w:hint="eastAsia" w:ascii="Times New Roman" w:hAnsi="Times New Roman" w:eastAsia="FangSong" w:cs="Times New Roman"/>
-        </w:rPr>
-        <w:t>个相同中心</w:t>
-      </w:r>
-      <w:r>
-        <w:rPr>
-          <w:rFonts w:hint="eastAsia" w:ascii="Times New Roman" w:hAnsi="Times New Roman" w:eastAsia="Times New Roman" w:cs="Times New Roman"/>
-        </w:rPr>
-        <w:t>，3</w:t>
-      </w:r>
-      <w:r>
-        <w:rPr>
-          <w:rFonts w:hint="eastAsia" w:ascii="Times New Roman" w:hAnsi="Times New Roman" w:eastAsia="FangSong" w:cs="Times New Roman"/>
-        </w:rPr>
-        <w:t>个异构体</w:t>
+        <w:t>E2→2-</w:t>
+      </w:r>
+      <w:r>
+        <w:rPr>
+          <w:rFonts w:hint="eastAsia" w:ascii="Times New Roman" w:hAnsi="Times New Roman" w:eastAsia="FangSong" w:cs="Times New Roman"/>
+        </w:rPr>
+        <w:t>丁烯为主</w:t>
       </w:r>
       <w:r>
         <w:rPr>
@@ -22433,13 +22997,25 @@
         <w:rPr>
           <w:rFonts w:hint="eastAsia" w:ascii="Times New Roman" w:hAnsi="Times New Roman" w:eastAsia="FangSong" w:cs="Times New Roman"/>
         </w:rPr>
-        <w:t>含</w:t>
-      </w:r>
-      <w:r>
-        <w:rPr>
-          <w:rFonts w:hint="eastAsia" w:ascii="Times New Roman" w:hAnsi="Times New Roman" w:eastAsia="Times New Roman" w:cs="Times New Roman"/>
-        </w:rPr>
-        <w:t>meso）</w:t>
+        <w:t>反式为主</w:t>
+      </w:r>
+      <w:r>
+        <w:rPr>
+          <w:rFonts w:hint="eastAsia" w:ascii="Times New Roman" w:hAnsi="Times New Roman" w:eastAsia="Times New Roman" w:cs="Times New Roman"/>
+        </w:rPr>
+        <w:t>，</w:t>
+      </w:r>
+      <w:r>
+        <w:rPr>
+          <w:rFonts w:hint="eastAsia" w:ascii="Times New Roman" w:hAnsi="Times New Roman" w:eastAsia="FangSong" w:cs="Times New Roman"/>
+        </w:rPr>
+        <w:t>高温推消除</w:t>
+      </w:r>
+      <w:r>
+        <w:rPr>
+          <w:rFonts w:hint="eastAsia" w:ascii="Times New Roman" w:hAnsi="Times New Roman" w:eastAsia="Times New Roman" w:cs="Times New Roman"/>
+        </w:rPr>
+        <w:t>）</w:t>
       </w:r>
     </w:p>
     <w:p>
@@ -22447,98 +23023,92 @@
         <w:pStyle w:val="Compact"/>
         <w:numPr>
           <w:ilvl w:val="0"/>
-          <w:numId w:val="1020"/>
+          <w:numId w:val="1019"/>
         </w:numPr>
       </w:pPr>
       <w:r>
         <w:rPr>
-          <w:rFonts w:ascii="Times New Roman" w:hAnsi="Times New Roman" w:eastAsia="Times New Roman" w:cs="Times New Roman"/>
-        </w:rPr>
-        <w:t xml:space="preserve">(a)❌ </w:t>
-      </w:r>
-      <w:r>
-        <w:rPr>
-          <w:rFonts w:hint="eastAsia" w:ascii="Times New Roman" w:hAnsi="Times New Roman" w:eastAsia="FangSong" w:cs="Times New Roman"/>
-        </w:rPr>
-        <w:t>外消旋是混合物</w:t>
-      </w:r>
-      <w:r>
-        <w:rPr>
-          <w:rFonts w:hint="eastAsia" w:ascii="Times New Roman" w:hAnsi="Times New Roman" w:eastAsia="Times New Roman" w:cs="Times New Roman"/>
-        </w:rPr>
-        <w:t>（</w:t>
-      </w:r>
-      <w:r>
-        <w:rPr>
-          <w:rFonts w:hint="eastAsia" w:ascii="Times New Roman" w:hAnsi="Times New Roman" w:eastAsia="FangSong" w:cs="Times New Roman"/>
-        </w:rPr>
-        <w:t>可拆分</w:t>
-      </w:r>
-      <w:r>
-        <w:rPr>
-          <w:rFonts w:hint="eastAsia" w:ascii="Times New Roman" w:hAnsi="Times New Roman" w:eastAsia="Times New Roman" w:cs="Times New Roman"/>
-        </w:rPr>
-        <w:t>），</w:t>
-      </w:r>
-      <w:r>
-        <w:rPr>
-          <w:rFonts w:hint="eastAsia" w:ascii="Times New Roman" w:hAnsi="Times New Roman" w:eastAsia="FangSong" w:cs="Times New Roman"/>
-        </w:rPr>
-        <w:t>内消旋是纯化合物</w:t>
-      </w:r>
-      <w:r>
-        <w:rPr>
-          <w:rFonts w:hint="eastAsia" w:ascii="Times New Roman" w:hAnsi="Times New Roman" w:eastAsia="Times New Roman" w:cs="Times New Roman"/>
-        </w:rPr>
-        <w:t>（</w:t>
-      </w:r>
-      <w:r>
-        <w:rPr>
-          <w:rFonts w:hint="eastAsia" w:ascii="Times New Roman" w:hAnsi="Times New Roman" w:eastAsia="FangSong" w:cs="Times New Roman"/>
-        </w:rPr>
-        <w:t>不可拆分</w:t>
-      </w:r>
-      <w:r>
-        <w:rPr>
-          <w:rFonts w:hint="eastAsia" w:ascii="Times New Roman" w:hAnsi="Times New Roman" w:eastAsia="Times New Roman" w:cs="Times New Roman"/>
-        </w:rPr>
-        <w:t>）；(b)❌</w:t>
-      </w:r>
-      <w:r>
-        <w:rPr>
-          <w:rFonts w:ascii="Times New Roman" w:hAnsi="Times New Roman" w:eastAsia="Times New Roman" w:cs="Times New Roman"/>
-        </w:rPr>
-        <w:t xml:space="preserve"> </w:t>
-      </w:r>
-      <w:r>
-        <w:rPr>
-          <w:rFonts w:hint="eastAsia" w:ascii="Times New Roman" w:hAnsi="Times New Roman" w:eastAsia="Times New Roman" w:cs="Times New Roman"/>
-        </w:rPr>
-        <w:t>R/S</w:t>
-      </w:r>
-      <w:r>
-        <w:rPr>
-          <w:rFonts w:hint="eastAsia" w:ascii="Times New Roman" w:hAnsi="Times New Roman" w:eastAsia="FangSong" w:cs="Times New Roman"/>
-        </w:rPr>
-        <w:t>与旋光方向无关</w:t>
-      </w:r>
-      <w:r>
-        <w:rPr>
-          <w:rFonts w:hint="eastAsia" w:ascii="Times New Roman" w:hAnsi="Times New Roman" w:eastAsia="Times New Roman" w:cs="Times New Roman"/>
-        </w:rPr>
-        <w:t>；(c)❌</w:t>
-      </w:r>
-      <w:r>
-        <w:rPr>
-          <w:rFonts w:ascii="Times New Roman" w:hAnsi="Times New Roman" w:eastAsia="Times New Roman" w:cs="Times New Roman"/>
-        </w:rPr>
-        <w:t xml:space="preserve"> </w:t>
-      </w:r>
-      <w:r>
-        <w:rPr>
-          <w:rFonts w:hint="eastAsia" w:ascii="Times New Roman" w:hAnsi="Times New Roman" w:eastAsia="FangSong" w:cs="Times New Roman"/>
-        </w:rPr>
-        <w:t xml:space="preserve">螯合控制时反转</w:t>
+          <w:rFonts w:hint="eastAsia" w:ascii="Times New Roman" w:hAnsi="Times New Roman" w:eastAsia="Times New Roman" w:cs="Times New Roman"/>
+        </w:rPr>
+        <w:t>-78°C：3-</w:t>
+      </w:r>
+      <w:r>
+        <w:rPr>
+          <w:rFonts w:hint="eastAsia" w:ascii="Times New Roman" w:hAnsi="Times New Roman" w:eastAsia="FangSong" w:cs="Times New Roman"/>
+        </w:rPr>
+        <w:t>溴</w:t>
+      </w:r>
+      <w:r>
+        <w:rPr>
+          <w:rFonts w:hint="eastAsia" w:ascii="Times New Roman" w:hAnsi="Times New Roman" w:eastAsia="Times New Roman" w:cs="Times New Roman"/>
+        </w:rPr>
+        <w:t>-1-</w:t>
+      </w:r>
+      <w:r>
+        <w:rPr>
+          <w:rFonts w:hint="eastAsia" w:ascii="Times New Roman" w:hAnsi="Times New Roman" w:eastAsia="FangSong" w:cs="Times New Roman"/>
+        </w:rPr>
+        <w:t>丁烯</w:t>
+      </w:r>
+      <w:r>
+        <w:rPr>
+          <w:rFonts w:hint="eastAsia" w:ascii="Times New Roman" w:hAnsi="Times New Roman" w:eastAsia="Times New Roman" w:cs="Times New Roman"/>
+        </w:rPr>
+        <w:t>（1,2-，</w:t>
+      </w:r>
+      <w:r>
+        <w:rPr>
+          <w:rFonts w:hint="eastAsia" w:ascii="Times New Roman" w:hAnsi="Times New Roman" w:eastAsia="FangSong" w:cs="Times New Roman"/>
+        </w:rPr>
+        <w:t>动力学</w:t>
+      </w:r>
+      <w:r>
+        <w:rPr>
+          <w:rFonts w:hint="eastAsia" w:ascii="Times New Roman" w:hAnsi="Times New Roman" w:eastAsia="Times New Roman" w:cs="Times New Roman"/>
+        </w:rPr>
+        <w:t>）；40°C：1-</w:t>
+      </w:r>
+      <w:r>
+        <w:rPr>
+          <w:rFonts w:hint="eastAsia" w:ascii="Times New Roman" w:hAnsi="Times New Roman" w:eastAsia="FangSong" w:cs="Times New Roman"/>
+        </w:rPr>
+        <w:t>溴</w:t>
+      </w:r>
+      <w:r>
+        <w:rPr>
+          <w:rFonts w:hint="eastAsia" w:ascii="Times New Roman" w:hAnsi="Times New Roman" w:eastAsia="Times New Roman" w:cs="Times New Roman"/>
+        </w:rPr>
+        <w:t>-2-</w:t>
+      </w:r>
+      <w:r>
+        <w:rPr>
+          <w:rFonts w:hint="eastAsia" w:ascii="Times New Roman" w:hAnsi="Times New Roman" w:eastAsia="FangSong" w:cs="Times New Roman"/>
+        </w:rPr>
+        <w:t>丁烯</w:t>
+      </w:r>
+      <w:r>
+        <w:rPr>
+          <w:rFonts w:hint="eastAsia" w:ascii="Times New Roman" w:hAnsi="Times New Roman" w:eastAsia="Times New Roman" w:cs="Times New Roman"/>
+        </w:rPr>
+        <w:t>（1,4-，</w:t>
+      </w:r>
+      <w:r>
+        <w:rPr>
+          <w:rFonts w:hint="eastAsia" w:ascii="Times New Roman" w:hAnsi="Times New Roman" w:eastAsia="FangSong" w:cs="Times New Roman"/>
+        </w:rPr>
+        <w:t>热力学</w:t>
+      </w:r>
+      <w:r>
+        <w:rPr>
+          <w:rFonts w:hint="eastAsia" w:ascii="Times New Roman" w:hAnsi="Times New Roman" w:eastAsia="Times New Roman" w:cs="Times New Roman"/>
+        </w:rPr>
+        <w:t>）。</w:t>
+      </w:r>
+      <w:r>
+        <w:rPr>
+          <w:rFonts w:hint="eastAsia" w:ascii="Times New Roman" w:hAnsi="Times New Roman" w:eastAsia="FangSong" w:cs="Times New Roman"/>
+        </w:rPr>
+        <w:t>通过同一烯丙基碳正离子中间体</w:t>
       </w:r>
     </w:p>
     <w:p>
@@ -22546,14 +23116,120 @@
         <w:pStyle w:val="Compact"/>
         <w:numPr>
           <w:ilvl w:val="0"/>
-          <w:numId w:val="1020"/>
+          <w:numId w:val="1019"/>
         </w:numPr>
       </w:pPr>
       <w:r>
         <w:rPr>
-          <w:rFonts w:hint="eastAsia" w:ascii="Times New Roman" w:hAnsi="Times New Roman" w:eastAsia="Times New Roman" w:cs="Times New Roman"/>
-        </w:rPr>
-        <w:t>1-</w:t>
+          <w:rFonts w:ascii="Times New Roman" w:hAnsi="Times New Roman" w:eastAsia="Times New Roman" w:cs="Times New Roman"/>
+        </w:rPr>
+        <w:t>L=-CH</w:t>
+      </w:r>
+      <w:r>
+        <w:rPr>
+          <w:rFonts w:ascii="Times New Roman" w:hAnsi="Times New Roman" w:eastAsia="Times New Roman" w:cs="Times New Roman"/>
+          <w:vertAlign w:val="subscript"/>
+        </w:rPr>
+        <w:t>2</w:t>
+      </w:r>
+      <w:r>
+        <w:rPr>
+          <w:rFonts w:ascii="Times New Roman" w:hAnsi="Times New Roman" w:eastAsia="Times New Roman" w:cs="Times New Roman"/>
+        </w:rPr>
+        <w:t>CH</w:t>
+      </w:r>
+      <w:r>
+        <w:rPr>
+          <w:rFonts w:ascii="Times New Roman" w:hAnsi="Times New Roman" w:eastAsia="Times New Roman" w:cs="Times New Roman"/>
+          <w:vertAlign w:val="subscript"/>
+        </w:rPr>
+        <w:t>3</w:t>
+      </w:r>
+      <w:r>
+        <w:rPr>
+          <w:rFonts w:ascii="Times New Roman" w:hAnsi="Times New Roman" w:eastAsia="Times New Roman" w:cs="Times New Roman"/>
+        </w:rPr>
+        <w:t>, M=-CH</w:t>
+      </w:r>
+      <w:r>
+        <w:rPr>
+          <w:rFonts w:ascii="Times New Roman" w:hAnsi="Times New Roman" w:eastAsia="Times New Roman" w:cs="Times New Roman"/>
+          <w:vertAlign w:val="subscript"/>
+        </w:rPr>
+        <w:t>3</w:t>
+      </w:r>
+      <w:r>
+        <w:rPr>
+          <w:rFonts w:ascii="Times New Roman" w:hAnsi="Times New Roman" w:eastAsia="Times New Roman" w:cs="Times New Roman"/>
+        </w:rPr>
+        <w:t xml:space="preserve">, </w:t>
+      </w:r>
+      <w:r>
+        <w:rPr>
+          <w:rFonts w:hint="eastAsia" w:ascii="Times New Roman" w:hAnsi="Times New Roman" w:eastAsia="Times New Roman" w:cs="Times New Roman"/>
+        </w:rPr>
+        <w:t>S=-H；CH</w:t>
+      </w:r>
+      <w:r>
+        <w:rPr>
+          <w:rFonts w:hint="eastAsia" w:ascii="Times New Roman" w:hAnsi="Times New Roman" w:eastAsia="Times New Roman" w:cs="Times New Roman"/>
+          <w:vertAlign w:val="subscript"/>
+        </w:rPr>
+        <w:t>3</w:t>
+      </w:r>
+      <w:r>
+        <w:rPr>
+          <w:rFonts w:hint="eastAsia" w:ascii="Times New Roman" w:hAnsi="Times New Roman" w:eastAsia="Times New Roman" w:cs="Times New Roman"/>
+        </w:rPr>
+        <w:t>MgBr</w:t>
+      </w:r>
+      <w:r>
+        <w:rPr>
+          <w:rFonts w:ascii="Times New Roman" w:hAnsi="Times New Roman" w:eastAsia="Times New Roman" w:cs="Times New Roman"/>
+        </w:rPr>
+        <w:t xml:space="preserve"> </w:t>
+      </w:r>
+      <w:r>
+        <w:rPr>
+          <w:rFonts w:hint="eastAsia" w:ascii="Times New Roman" w:hAnsi="Times New Roman" w:eastAsia="FangSong" w:cs="Times New Roman"/>
+        </w:rPr>
+        <w:t xml:space="preserve">从</w:t>
+      </w:r>
+      <w:r>
+        <w:rPr>
+          <w:rFonts w:ascii="Times New Roman" w:hAnsi="Times New Roman" w:eastAsia="Times New Roman" w:cs="Times New Roman"/>
+        </w:rPr>
+        <w:t xml:space="preserve"> H </w:t>
+      </w:r>
+      <w:r>
+        <w:rPr>
+          <w:rFonts w:hint="eastAsia" w:ascii="Times New Roman" w:hAnsi="Times New Roman" w:eastAsia="FangSong" w:cs="Times New Roman"/>
+        </w:rPr>
+        <w:t xml:space="preserve">侧进攻</w:t>
+      </w:r>
+      <w:r>
+        <w:rPr>
+          <w:rFonts w:ascii="Times New Roman" w:hAnsi="Times New Roman" w:eastAsia="Times New Roman" w:cs="Times New Roman"/>
+        </w:rPr>
+        <w:t xml:space="preserve"> C=O → </w:t>
+      </w:r>
+      <w:r>
+        <w:rPr>
+          <w:rFonts w:hint="eastAsia" w:ascii="Times New Roman" w:hAnsi="Times New Roman" w:eastAsia="FangSong" w:cs="Times New Roman"/>
+        </w:rPr>
+        <w:t xml:space="preserve">主产物</w:t>
+      </w:r>
+      <w:r>
+        <w:rPr>
+          <w:rFonts w:ascii="Times New Roman" w:hAnsi="Times New Roman" w:eastAsia="Times New Roman" w:cs="Times New Roman"/>
+        </w:rPr>
+        <w:t xml:space="preserve"> </w:t>
+      </w:r>
+      <w:r>
+        <w:rPr>
+          <w:rFonts w:hint="eastAsia" w:ascii="Times New Roman" w:hAnsi="Times New Roman" w:eastAsia="Times New Roman" w:cs="Times New Roman"/>
+        </w:rPr>
+        <w:t>(2R,3S)-3-</w:t>
       </w:r>
       <w:r>
         <w:rPr>
@@ -22565,62 +23241,55 @@
         <w:rPr>
           <w:rFonts w:hint="eastAsia" w:ascii="Times New Roman" w:hAnsi="Times New Roman" w:eastAsia="Times New Roman" w:cs="Times New Roman"/>
         </w:rPr>
-        <w:t>-1,2-</w:t>
-      </w:r>
-      <w:r>
-        <w:rPr>
-          <w:rFonts w:hint="eastAsia" w:ascii="Times New Roman" w:hAnsi="Times New Roman" w:eastAsia="FangSong" w:cs="Times New Roman"/>
-        </w:rPr>
-        <w:t>二溴环己烷</w:t>
-      </w:r>
-      <w:r>
-        <w:rPr>
-          <w:rFonts w:hint="eastAsia" w:ascii="Times New Roman" w:hAnsi="Times New Roman" w:eastAsia="Times New Roman" w:cs="Times New Roman"/>
-        </w:rPr>
-        <w:t>（</w:t>
-      </w:r>
-      <w:r>
-        <w:rPr>
-          <w:rFonts w:hint="eastAsia" w:ascii="Times New Roman" w:hAnsi="Times New Roman" w:eastAsia="FangSong" w:cs="Times New Roman"/>
-        </w:rPr>
-        <w:t>反式加成</w:t>
-      </w:r>
-      <w:r>
-        <w:rPr>
-          <w:rFonts w:hint="eastAsia" w:ascii="Times New Roman" w:hAnsi="Times New Roman" w:eastAsia="Times New Roman" w:cs="Times New Roman"/>
-        </w:rPr>
-        <w:t>，Br</w:t>
-      </w:r>
-      <w:r>
-        <w:rPr>
-          <w:rFonts w:hint="eastAsia" w:ascii="Times New Roman" w:hAnsi="Times New Roman" w:eastAsia="Times New Roman" w:cs="Times New Roman"/>
-          <w:vertAlign w:val="subscript"/>
-        </w:rPr>
-        <w:t>2</w:t>
-      </w:r>
-      <w:r>
-        <w:rPr>
-          <w:rFonts w:hint="eastAsia" w:ascii="Times New Roman" w:hAnsi="Times New Roman" w:eastAsia="FangSong" w:cs="Times New Roman"/>
-        </w:rPr>
-        <w:t>经鎓离子</w:t>
-      </w:r>
-      <w:r>
-        <w:rPr>
-          <w:rFonts w:hint="eastAsia" w:ascii="Times New Roman" w:hAnsi="Times New Roman" w:eastAsia="Times New Roman" w:cs="Times New Roman"/>
-        </w:rPr>
-        <w:t>anti</w:t>
-      </w:r>
-      <w:r>
-        <w:rPr>
-          <w:rFonts w:hint="eastAsia" w:ascii="Times New Roman" w:hAnsi="Times New Roman" w:eastAsia="FangSong" w:cs="Times New Roman"/>
-        </w:rPr>
-        <w:t>开环</w:t>
-      </w:r>
-      <w:r>
-        <w:rPr>
-          <w:rFonts w:hint="eastAsia" w:ascii="Times New Roman" w:hAnsi="Times New Roman" w:eastAsia="Times New Roman" w:cs="Times New Roman"/>
-        </w:rPr>
-        <w:t>）</w:t>
+        <w:t>-2-</w:t>
+      </w:r>
+      <w:r>
+        <w:rPr>
+          <w:rFonts w:hint="eastAsia" w:ascii="Times New Roman" w:hAnsi="Times New Roman" w:eastAsia="FangSong" w:cs="Times New Roman"/>
+        </w:rPr>
+        <w:t>戊醇</w:t>
+      </w:r>
+      <w:r>
+        <w:rPr>
+          <w:rFonts w:hint="eastAsia" w:ascii="Times New Roman" w:hAnsi="Times New Roman" w:eastAsia="Times New Roman" w:cs="Times New Roman"/>
+        </w:rPr>
+        <w:t>（Cram</w:t>
+      </w:r>
+      <w:r>
+        <w:rPr>
+          <w:rFonts w:hint="eastAsia" w:ascii="Times New Roman" w:hAnsi="Times New Roman" w:eastAsia="FangSong" w:cs="Times New Roman"/>
+        </w:rPr>
+        <w:t>产物</w:t>
+      </w:r>
+      <w:r>
+        <w:rPr>
+          <w:rFonts w:hint="eastAsia" w:ascii="Times New Roman" w:hAnsi="Times New Roman" w:eastAsia="Times New Roman" w:cs="Times New Roman"/>
+        </w:rPr>
+        <w:t>；C3</w:t>
+      </w:r>
+      <w:r>
+        <w:rPr>
+          <w:rFonts w:ascii="Times New Roman" w:hAnsi="Times New Roman" w:eastAsia="Times New Roman" w:cs="Times New Roman"/>
+        </w:rPr>
+        <w:t xml:space="preserve"> </w:t>
+      </w:r>
+      <w:r>
+        <w:rPr>
+          <w:rFonts w:hint="eastAsia" w:ascii="Times New Roman" w:hAnsi="Times New Roman" w:eastAsia="FangSong" w:cs="Times New Roman"/>
+        </w:rPr>
+        <w:t xml:space="preserve">构型保持</w:t>
+      </w:r>
+      <w:r>
+        <w:rPr>
+          <w:rFonts w:ascii="Times New Roman" w:hAnsi="Times New Roman" w:eastAsia="Times New Roman" w:cs="Times New Roman"/>
+        </w:rPr>
+        <w:t xml:space="preserve"> </w:t>
+      </w:r>
+      <w:r>
+        <w:rPr>
+          <w:rFonts w:hint="eastAsia" w:ascii="Times New Roman" w:hAnsi="Times New Roman" w:eastAsia="Times New Roman" w:cs="Times New Roman"/>
+        </w:rPr>
+        <w:t xml:space="preserve">S）</w:t>
       </w:r>
     </w:p>
     <w:p>
@@ -22628,56 +23297,154 @@
         <w:pStyle w:val="Compact"/>
         <w:numPr>
           <w:ilvl w:val="0"/>
-          <w:numId w:val="1020"/>
+          <w:numId w:val="1019"/>
         </w:numPr>
       </w:pPr>
       <w:r>
         <w:rPr>
-          <w:rFonts w:hint="eastAsia" w:ascii="Times New Roman" w:hAnsi="Times New Roman" w:eastAsia="FangSong" w:cs="Times New Roman"/>
-        </w:rPr>
-        <w:t>顺</w:t>
-      </w:r>
-      <w:r>
-        <w:rPr>
-          <w:rFonts w:hint="eastAsia" w:ascii="Times New Roman" w:hAnsi="Times New Roman" w:eastAsia="Times New Roman" w:cs="Times New Roman"/>
-        </w:rPr>
-        <w:t>-2-</w:t>
-      </w:r>
-      <w:r>
-        <w:rPr>
-          <w:rFonts w:hint="eastAsia" w:ascii="Times New Roman" w:hAnsi="Times New Roman" w:eastAsia="FangSong" w:cs="Times New Roman"/>
-        </w:rPr>
-        <w:t>戊烯</w:t>
-      </w:r>
-      <w:r>
-        <w:rPr>
-          <w:rFonts w:hint="eastAsia" w:ascii="Times New Roman" w:hAnsi="Times New Roman" w:eastAsia="Times New Roman" w:cs="Times New Roman"/>
-        </w:rPr>
-        <w:t>→(2R,3R)+(2S,3S)-2,3-</w:t>
-      </w:r>
-      <w:r>
-        <w:rPr>
-          <w:rFonts w:hint="eastAsia" w:ascii="Times New Roman" w:hAnsi="Times New Roman" w:eastAsia="FangSong" w:cs="Times New Roman"/>
-        </w:rPr>
-        <w:t>二溴戊烷</w:t>
-      </w:r>
-      <w:r>
-        <w:rPr>
-          <w:rFonts w:hint="eastAsia" w:ascii="Times New Roman" w:hAnsi="Times New Roman" w:eastAsia="Times New Roman" w:cs="Times New Roman"/>
-        </w:rPr>
-        <w:t>（</w:t>
-      </w:r>
-      <w:r>
-        <w:rPr>
-          <w:rFonts w:hint="eastAsia" w:ascii="Times New Roman" w:hAnsi="Times New Roman" w:eastAsia="FangSong" w:cs="Times New Roman"/>
-        </w:rPr>
-        <w:t>外消旋</w:t>
-      </w:r>
-      <w:r>
-        <w:rPr>
-          <w:rFonts w:hint="eastAsia" w:ascii="Times New Roman" w:hAnsi="Times New Roman" w:eastAsia="Times New Roman" w:cs="Times New Roman"/>
-        </w:rPr>
-        <w:t>，anti</w:t>
+          <w:rFonts w:hint="eastAsia" w:ascii="Times New Roman" w:hAnsi="Times New Roman" w:eastAsia="Times New Roman" w:cs="Times New Roman"/>
+        </w:rPr>
+        <w:t>A</w:t>
+      </w:r>
+      <w:r>
+        <w:rPr>
+          <w:rFonts w:hint="eastAsia" w:ascii="Times New Roman" w:hAnsi="Times New Roman" w:eastAsia="FangSong" w:cs="Times New Roman"/>
+        </w:rPr>
+        <w:t>为</w:t>
+      </w:r>
+      <w:r>
+        <w:rPr>
+          <w:rFonts w:hint="eastAsia" w:ascii="Times New Roman" w:hAnsi="Times New Roman" w:eastAsia="Times New Roman" w:cs="Times New Roman"/>
+          <w:b/>
+          <w:bCs/>
+        </w:rPr>
+        <w:t>1-</w:t>
+      </w:r>
+      <w:r>
+        <w:rPr>
+          <w:rFonts w:hint="eastAsia" w:ascii="Times New Roman" w:hAnsi="Times New Roman" w:eastAsia="FangSong" w:cs="Times New Roman"/>
+          <w:b/>
+          <w:bCs/>
+        </w:rPr>
+        <w:t>甲基</w:t>
+      </w:r>
+      <w:r>
+        <w:rPr>
+          <w:rFonts w:hint="eastAsia" w:ascii="Times New Roman" w:hAnsi="Times New Roman" w:eastAsia="Times New Roman" w:cs="Times New Roman"/>
+          <w:b/>
+          <w:bCs/>
+        </w:rPr>
+        <w:t>-1-</w:t>
+      </w:r>
+      <w:r>
+        <w:rPr>
+          <w:rFonts w:hint="eastAsia" w:ascii="Times New Roman" w:hAnsi="Times New Roman" w:eastAsia="FangSong" w:cs="Times New Roman"/>
+          <w:b/>
+          <w:bCs/>
+        </w:rPr>
+        <w:t>环丁烯</w:t>
+      </w:r>
+      <w:r>
+        <w:rPr>
+          <w:rFonts w:hint="eastAsia" w:ascii="Times New Roman" w:hAnsi="Times New Roman" w:eastAsia="Times New Roman" w:cs="Times New Roman"/>
+        </w:rPr>
+        <w:t>（C</w:t>
+      </w:r>
+      <w:r>
+        <w:rPr>
+          <w:rFonts w:hint="eastAsia" w:ascii="Times New Roman" w:hAnsi="Times New Roman" w:eastAsia="Times New Roman" w:cs="Times New Roman"/>
+          <w:vertAlign w:val="subscript"/>
+        </w:rPr>
+        <w:t>5</w:t>
+      </w:r>
+      <w:r>
+        <w:rPr>
+          <w:rFonts w:hint="eastAsia" w:ascii="Times New Roman" w:hAnsi="Times New Roman" w:eastAsia="Times New Roman" w:cs="Times New Roman"/>
+        </w:rPr>
+        <w:t>H</w:t>
+      </w:r>
+      <w:r>
+        <w:rPr>
+          <w:rFonts w:hint="eastAsia" w:ascii="Times New Roman" w:hAnsi="Times New Roman" w:eastAsia="Times New Roman" w:cs="Times New Roman"/>
+          <w:vertAlign w:val="subscript"/>
+        </w:rPr>
+        <w:t>8</w:t>
+      </w:r>
+      <w:r>
+        <w:rPr>
+          <w:rFonts w:hint="eastAsia" w:ascii="Times New Roman" w:hAnsi="Times New Roman" w:eastAsia="Times New Roman" w:cs="Times New Roman"/>
+        </w:rPr>
+        <w:t>）。</w:t>
+      </w:r>
+      <w:r>
+        <w:rPr>
+          <w:rFonts w:hint="eastAsia" w:ascii="Times New Roman" w:hAnsi="Times New Roman" w:eastAsia="FangSong" w:cs="Times New Roman"/>
+        </w:rPr>
+        <w:t>硼氢化反马氏</w:t>
+      </w:r>
+      <w:r>
+        <w:rPr>
+          <w:rFonts w:hint="eastAsia" w:ascii="Times New Roman" w:hAnsi="Times New Roman" w:eastAsia="Times New Roman" w:cs="Times New Roman"/>
+        </w:rPr>
+        <w:t>：B</w:t>
+      </w:r>
+      <w:r>
+        <w:rPr>
+          <w:rFonts w:hint="eastAsia" w:ascii="Times New Roman" w:hAnsi="Times New Roman" w:eastAsia="FangSong" w:cs="Times New Roman"/>
+        </w:rPr>
+        <w:t>加</w:t>
+      </w:r>
+      <w:r>
+        <w:rPr>
+          <w:rFonts w:hint="eastAsia" w:ascii="Times New Roman" w:hAnsi="Times New Roman" w:eastAsia="Times New Roman" w:cs="Times New Roman"/>
+        </w:rPr>
+        <w:t>C2（</w:t>
+      </w:r>
+      <w:r>
+        <w:rPr>
+          <w:rFonts w:hint="eastAsia" w:ascii="Times New Roman" w:hAnsi="Times New Roman" w:eastAsia="FangSong" w:cs="Times New Roman"/>
+        </w:rPr>
+        <w:t>取代少</w:t>
+      </w:r>
+      <w:r>
+        <w:rPr>
+          <w:rFonts w:hint="eastAsia" w:ascii="Times New Roman" w:hAnsi="Times New Roman" w:eastAsia="Times New Roman" w:cs="Times New Roman"/>
+        </w:rPr>
+        <w:t>）→</w:t>
+      </w:r>
+      <w:r>
+        <w:rPr>
+          <w:rFonts w:hint="eastAsia" w:ascii="Times New Roman" w:hAnsi="Times New Roman" w:eastAsia="Times New Roman" w:cs="Times New Roman"/>
+          <w:b/>
+          <w:bCs/>
+        </w:rPr>
+        <w:t>2-</w:t>
+      </w:r>
+      <w:r>
+        <w:rPr>
+          <w:rFonts w:hint="eastAsia" w:ascii="Times New Roman" w:hAnsi="Times New Roman" w:eastAsia="FangSong" w:cs="Times New Roman"/>
+          <w:b/>
+          <w:bCs/>
+        </w:rPr>
+        <w:t>甲基环丁醇</w:t>
+      </w:r>
+      <w:r>
+        <w:rPr>
+          <w:rFonts w:hint="eastAsia" w:ascii="Times New Roman" w:hAnsi="Times New Roman" w:eastAsia="Times New Roman" w:cs="Times New Roman"/>
+        </w:rPr>
+        <w:t>；</w:t>
+      </w:r>
+      <w:r>
+        <w:rPr>
+          <w:rFonts w:hint="eastAsia" w:ascii="Times New Roman" w:hAnsi="Times New Roman" w:eastAsia="FangSong" w:cs="Times New Roman"/>
+        </w:rPr>
+        <w:t>立体</w:t>
+      </w:r>
+      <w:r>
+        <w:rPr>
+          <w:rFonts w:hint="eastAsia" w:ascii="Times New Roman" w:hAnsi="Times New Roman" w:eastAsia="Times New Roman" w:cs="Times New Roman"/>
+        </w:rPr>
+        <w:t>：syn</w:t>
       </w:r>
       <w:r>
         <w:rPr>
@@ -22689,7 +23456,123 @@
         <w:rPr>
           <w:rFonts w:hint="eastAsia" w:ascii="Times New Roman" w:hAnsi="Times New Roman" w:eastAsia="Times New Roman" w:cs="Times New Roman"/>
         </w:rPr>
-        <w:t>）</w:t>
+        <w:t>，BH</w:t>
+      </w:r>
+      <w:r>
+        <w:rPr>
+          <w:rFonts w:hint="eastAsia" w:ascii="Times New Roman" w:hAnsi="Times New Roman" w:eastAsia="Times New Roman" w:cs="Times New Roman"/>
+          <w:vertAlign w:val="subscript"/>
+        </w:rPr>
+        <w:t>3</w:t>
+      </w:r>
+      <w:r>
+        <w:rPr>
+          <w:rFonts w:hint="eastAsia" w:ascii="Times New Roman" w:hAnsi="Times New Roman" w:eastAsia="FangSong" w:cs="Times New Roman"/>
+        </w:rPr>
+        <w:t>从甲基反侧进攻</w:t>
+      </w:r>
+      <w:r>
+        <w:rPr>
+          <w:rFonts w:hint="eastAsia" w:ascii="Times New Roman" w:hAnsi="Times New Roman" w:eastAsia="Times New Roman" w:cs="Times New Roman"/>
+        </w:rPr>
+        <w:t>→</w:t>
+      </w:r>
+      <w:r>
+        <w:rPr>
+          <w:rFonts w:hint="eastAsia" w:ascii="Times New Roman" w:hAnsi="Times New Roman" w:eastAsia="FangSong" w:cs="Times New Roman"/>
+        </w:rPr>
+        <w:t>单一立体异构体</w:t>
+      </w:r>
+      <w:r>
+        <w:rPr>
+          <w:rFonts w:hint="eastAsia" w:ascii="Times New Roman" w:hAnsi="Times New Roman" w:eastAsia="Times New Roman" w:cs="Times New Roman"/>
+        </w:rPr>
+        <w:t>（C2</w:t>
+      </w:r>
+      <w:r>
+        <w:rPr>
+          <w:rFonts w:hint="eastAsia" w:ascii="Times New Roman" w:hAnsi="Times New Roman" w:eastAsia="FangSong" w:cs="Times New Roman"/>
+        </w:rPr>
+        <w:t>为手性中心</w:t>
+      </w:r>
+      <w:r>
+        <w:rPr>
+          <w:rFonts w:hint="eastAsia" w:ascii="Times New Roman" w:hAnsi="Times New Roman" w:eastAsia="Times New Roman" w:cs="Times New Roman"/>
+        </w:rPr>
+        <w:t>）。B</w:t>
+      </w:r>
+      <w:r>
+        <w:rPr>
+          <w:rFonts w:hint="eastAsia" w:ascii="Times New Roman" w:hAnsi="Times New Roman" w:eastAsia="FangSong" w:cs="Times New Roman"/>
+        </w:rPr>
+        <w:t>的</w:t>
+      </w:r>
+      <w:r>
+        <w:rPr>
+          <w:rFonts w:hint="eastAsia" w:ascii="Times New Roman" w:hAnsi="Times New Roman" w:eastAsia="Times New Roman" w:cs="Times New Roman"/>
+          <w:vertAlign w:val="superscript"/>
+        </w:rPr>
+        <w:t>13</w:t>
+      </w:r>
+      <w:r>
+        <w:rPr>
+          <w:rFonts w:hint="eastAsia" w:ascii="Times New Roman" w:hAnsi="Times New Roman" w:eastAsia="Times New Roman" w:cs="Times New Roman"/>
+        </w:rPr>
+        <w:t>C</w:t>
+      </w:r>
+      <w:r>
+        <w:rPr>
+          <w:rFonts w:ascii="Times New Roman" w:hAnsi="Times New Roman" w:eastAsia="Times New Roman" w:cs="Times New Roman"/>
+        </w:rPr>
+        <w:t xml:space="preserve"> </w:t>
+      </w:r>
+      <w:r>
+        <w:rPr>
+          <w:rFonts w:hint="eastAsia" w:ascii="Times New Roman" w:hAnsi="Times New Roman" w:eastAsia="Times New Roman" w:cs="Times New Roman"/>
+        </w:rPr>
+        <w:t>NMR：</w:t>
+      </w:r>
+      <w:r>
+        <w:rPr>
+          <w:rFonts w:hint="eastAsia" w:ascii="Times New Roman" w:hAnsi="Times New Roman" w:eastAsia="FangSong" w:cs="Times New Roman"/>
+        </w:rPr>
+        <w:t>环上</w:t>
+      </w:r>
+      <w:r>
+        <w:rPr>
+          <w:rFonts w:hint="eastAsia" w:ascii="Times New Roman" w:hAnsi="Times New Roman" w:eastAsia="Times New Roman" w:cs="Times New Roman"/>
+        </w:rPr>
+        <w:t>4</w:t>
+      </w:r>
+      <w:r>
+        <w:rPr>
+          <w:rFonts w:hint="eastAsia" w:ascii="Times New Roman" w:hAnsi="Times New Roman" w:eastAsia="FangSong" w:cs="Times New Roman"/>
+        </w:rPr>
+        <w:t>个不等价碳</w:t>
+      </w:r>
+      <w:r>
+        <w:rPr>
+          <w:rFonts w:hint="eastAsia" w:ascii="Times New Roman" w:hAnsi="Times New Roman" w:eastAsia="Times New Roman" w:cs="Times New Roman"/>
+        </w:rPr>
+        <w:t>+</w:t>
+      </w:r>
+      <w:r>
+        <w:rPr>
+          <w:rFonts w:hint="eastAsia" w:ascii="Times New Roman" w:hAnsi="Times New Roman" w:eastAsia="FangSong" w:cs="Times New Roman"/>
+        </w:rPr>
+        <w:t>甲基</w:t>
+      </w:r>
+      <w:r>
+        <w:rPr>
+          <w:rFonts w:hint="eastAsia" w:ascii="Times New Roman" w:hAnsi="Times New Roman" w:eastAsia="Times New Roman" w:cs="Times New Roman"/>
+        </w:rPr>
+        <w:t>=5</w:t>
+      </w:r>
+      <w:r>
+        <w:rPr>
+          <w:rFonts w:hint="eastAsia" w:ascii="Times New Roman" w:hAnsi="Times New Roman" w:eastAsia="FangSong" w:cs="Times New Roman"/>
+        </w:rPr>
+        <w:t>个信号</w:t>
       </w:r>
     </w:p>
     <w:p>
@@ -22697,77 +23580,50 @@
         <w:pStyle w:val="Compact"/>
         <w:numPr>
           <w:ilvl w:val="0"/>
-          <w:numId w:val="1020"/>
+          <w:numId w:val="1019"/>
         </w:numPr>
       </w:pPr>
-    </w:p>
-    <w:p>
-      <w:pPr>
-        <w:pStyle w:val="Compact"/>
-        <w:numPr>
-          <w:ilvl w:val="1"/>
-          <w:numId w:val="1022"/>
-        </w:numPr>
-      </w:pPr>
-      <w:r>
-        <w:rPr>
-          <w:rFonts w:hint="eastAsia" w:ascii="Times New Roman" w:hAnsi="Times New Roman" w:eastAsia="Times New Roman" w:cs="Times New Roman"/>
-        </w:rPr>
-        <w:t>SN2→(R)-2-</w:t>
-      </w:r>
-      <w:r>
-        <w:rPr>
-          <w:rFonts w:hint="eastAsia" w:ascii="Times New Roman" w:hAnsi="Times New Roman" w:eastAsia="FangSong" w:cs="Times New Roman"/>
-        </w:rPr>
-        <w:t>丁醇</w:t>
-      </w:r>
-      <w:r>
-        <w:rPr>
-          <w:rFonts w:hint="eastAsia" w:ascii="Times New Roman" w:hAnsi="Times New Roman" w:eastAsia="Times New Roman" w:cs="Times New Roman"/>
-        </w:rPr>
-        <w:t>（</w:t>
-      </w:r>
-      <w:r>
-        <w:rPr>
-          <w:rFonts w:hint="eastAsia" w:ascii="Times New Roman" w:hAnsi="Times New Roman" w:eastAsia="FangSong" w:cs="Times New Roman"/>
-        </w:rPr>
-        <w:t>翻转</w:t>
-      </w:r>
-      <w:r>
-        <w:rPr>
-          <w:rFonts w:hint="eastAsia" w:ascii="Times New Roman" w:hAnsi="Times New Roman" w:eastAsia="Times New Roman" w:cs="Times New Roman"/>
-        </w:rPr>
-        <w:t>）；(2)</w:t>
-      </w:r>
-      <w:r>
-        <w:rPr>
-          <w:rFonts w:ascii="Times New Roman" w:hAnsi="Times New Roman" w:eastAsia="Times New Roman" w:cs="Times New Roman"/>
-        </w:rPr>
-        <w:t xml:space="preserve"> </w:t>
-      </w:r>
-      <w:r>
-        <w:rPr>
-          <w:rFonts w:hint="eastAsia" w:ascii="Times New Roman" w:hAnsi="Times New Roman" w:eastAsia="Times New Roman" w:cs="Times New Roman"/>
-        </w:rPr>
-        <w:t>E2→2-</w:t>
-      </w:r>
-      <w:r>
-        <w:rPr>
-          <w:rFonts w:hint="eastAsia" w:ascii="Times New Roman" w:hAnsi="Times New Roman" w:eastAsia="FangSong" w:cs="Times New Roman"/>
-        </w:rPr>
-        <w:t>丁烯为主</w:t>
-      </w:r>
-      <w:r>
-        <w:rPr>
-          <w:rFonts w:hint="eastAsia" w:ascii="Times New Roman" w:hAnsi="Times New Roman" w:eastAsia="Times New Roman" w:cs="Times New Roman"/>
-        </w:rPr>
-        <w:t>（</w:t>
-      </w:r>
-      <w:r>
-        <w:rPr>
-          <w:rFonts w:hint="eastAsia" w:ascii="Times New Roman" w:hAnsi="Times New Roman" w:eastAsia="FangSong" w:cs="Times New Roman"/>
-        </w:rPr>
-        <w:t>反式为主</w:t>
+      <w:r>
+        <w:rPr>
+          <w:rFonts w:hint="eastAsia" w:ascii="Times New Roman" w:hAnsi="Times New Roman" w:eastAsia="FangSong" w:cs="Times New Roman"/>
+        </w:rPr>
+        <w:t>反</w:t>
+      </w:r>
+      <w:r>
+        <w:rPr>
+          <w:rFonts w:hint="eastAsia" w:ascii="Times New Roman" w:hAnsi="Times New Roman" w:eastAsia="Times New Roman" w:cs="Times New Roman"/>
+        </w:rPr>
+        <w:t>-1,2-：</w:t>
+      </w:r>
+      <w:r>
+        <w:rPr>
+          <w:rFonts w:hint="eastAsia" w:ascii="Times New Roman" w:hAnsi="Times New Roman" w:eastAsia="FangSong" w:cs="Times New Roman"/>
+        </w:rPr>
+        <w:t>可双轴构象</w:t>
+      </w:r>
+      <w:r>
+        <w:rPr>
+          <w:rFonts w:hint="eastAsia" w:ascii="Times New Roman" w:hAnsi="Times New Roman" w:eastAsia="Times New Roman" w:cs="Times New Roman"/>
+        </w:rPr>
+        <w:t>→Br</w:t>
+      </w:r>
+      <w:r>
+        <w:rPr>
+          <w:rFonts w:hint="eastAsia" w:ascii="Times New Roman" w:hAnsi="Times New Roman" w:eastAsia="FangSong" w:cs="Times New Roman"/>
+        </w:rPr>
+        <w:t>在</w:t>
+      </w:r>
+      <w:r>
+        <w:rPr>
+          <w:rFonts w:hint="eastAsia" w:ascii="Times New Roman" w:hAnsi="Times New Roman" w:eastAsia="Times New Roman" w:cs="Times New Roman"/>
+        </w:rPr>
+        <w:t>a</w:t>
+      </w:r>
+      <w:r>
+        <w:rPr>
+          <w:rFonts w:hint="eastAsia" w:ascii="Times New Roman" w:hAnsi="Times New Roman" w:eastAsia="FangSong" w:cs="Times New Roman"/>
+        </w:rPr>
+        <w:t>键</w:t>
       </w:r>
       <w:r>
         <w:rPr>
@@ -22779,13 +23635,31 @@
         <w:rPr>
           <w:rFonts w:hint="eastAsia" w:ascii="Times New Roman" w:hAnsi="Times New Roman" w:eastAsia="FangSong" w:cs="Times New Roman"/>
         </w:rPr>
-        <w:t>高温推消除</w:t>
-      </w:r>
-      <w:r>
-        <w:rPr>
-          <w:rFonts w:hint="eastAsia" w:ascii="Times New Roman" w:hAnsi="Times New Roman" w:eastAsia="Times New Roman" w:cs="Times New Roman"/>
-        </w:rPr>
-        <w:t>）</w:t>
+        <w:t>邻位</w:t>
+      </w:r>
+      <w:r>
+        <w:rPr>
+          <w:rFonts w:hint="eastAsia" w:ascii="Times New Roman" w:hAnsi="Times New Roman" w:eastAsia="Times New Roman" w:cs="Times New Roman"/>
+        </w:rPr>
+        <w:t>a-H</w:t>
+      </w:r>
+      <w:r>
+        <w:rPr>
+          <w:rFonts w:hint="eastAsia" w:ascii="Times New Roman" w:hAnsi="Times New Roman" w:eastAsia="FangSong" w:cs="Times New Roman"/>
+        </w:rPr>
+        <w:t>满足</w:t>
+      </w:r>
+      <w:r>
+        <w:rPr>
+          <w:rFonts w:hint="eastAsia" w:ascii="Times New Roman" w:hAnsi="Times New Roman" w:eastAsia="Times New Roman" w:cs="Times New Roman"/>
+        </w:rPr>
+        <w:t>anti→E2→3-</w:t>
+      </w:r>
+      <w:r>
+        <w:rPr>
+          <w:rFonts w:hint="eastAsia" w:ascii="Times New Roman" w:hAnsi="Times New Roman" w:eastAsia="FangSong" w:cs="Times New Roman"/>
+        </w:rPr>
+        <w:t>甲基环己烯</w:t>
       </w:r>
     </w:p>
     <w:p>
@@ -22793,56 +23667,26 @@
         <w:pStyle w:val="Compact"/>
         <w:numPr>
           <w:ilvl w:val="0"/>
-          <w:numId w:val="1020"/>
+          <w:numId w:val="1019"/>
         </w:numPr>
       </w:pPr>
       <w:r>
         <w:rPr>
-          <w:rFonts w:hint="eastAsia" w:ascii="Times New Roman" w:hAnsi="Times New Roman" w:eastAsia="Times New Roman" w:cs="Times New Roman"/>
-        </w:rPr>
-        <w:t>-78°C：3-</w:t>
-      </w:r>
-      <w:r>
-        <w:rPr>
-          <w:rFonts w:hint="eastAsia" w:ascii="Times New Roman" w:hAnsi="Times New Roman" w:eastAsia="FangSong" w:cs="Times New Roman"/>
-        </w:rPr>
-        <w:t>溴</w:t>
-      </w:r>
-      <w:r>
-        <w:rPr>
-          <w:rFonts w:hint="eastAsia" w:ascii="Times New Roman" w:hAnsi="Times New Roman" w:eastAsia="Times New Roman" w:cs="Times New Roman"/>
-        </w:rPr>
-        <w:t>-1-</w:t>
-      </w:r>
-      <w:r>
-        <w:rPr>
-          <w:rFonts w:hint="eastAsia" w:ascii="Times New Roman" w:hAnsi="Times New Roman" w:eastAsia="FangSong" w:cs="Times New Roman"/>
-        </w:rPr>
-        <w:t>丁烯</w:t>
-      </w:r>
-      <w:r>
-        <w:rPr>
-          <w:rFonts w:hint="eastAsia" w:ascii="Times New Roman" w:hAnsi="Times New Roman" w:eastAsia="Times New Roman" w:cs="Times New Roman"/>
-        </w:rPr>
-        <w:t>（1,2-，</w:t>
-      </w:r>
-      <w:r>
-        <w:rPr>
-          <w:rFonts w:hint="eastAsia" w:ascii="Times New Roman" w:hAnsi="Times New Roman" w:eastAsia="FangSong" w:cs="Times New Roman"/>
-        </w:rPr>
-        <w:t>动力学</w:t>
-      </w:r>
-      <w:r>
-        <w:rPr>
-          <w:rFonts w:hint="eastAsia" w:ascii="Times New Roman" w:hAnsi="Times New Roman" w:eastAsia="Times New Roman" w:cs="Times New Roman"/>
-        </w:rPr>
-        <w:t>）；40°C：1-</w:t>
-      </w:r>
-      <w:r>
-        <w:rPr>
-          <w:rFonts w:hint="eastAsia" w:ascii="Times New Roman" w:hAnsi="Times New Roman" w:eastAsia="FangSong" w:cs="Times New Roman"/>
-        </w:rPr>
-        <w:t>溴</w:t>
+          <w:rFonts w:ascii="Times New Roman" w:hAnsi="Times New Roman" w:eastAsia="Times New Roman" w:cs="Times New Roman"/>
+        </w:rPr>
+        <w:t xml:space="preserve">A: </w:t>
+      </w:r>
+      <w:r>
+        <w:rPr>
+          <w:rFonts w:hint="eastAsia" w:ascii="Times New Roman" w:hAnsi="Times New Roman" w:eastAsia="Times New Roman" w:cs="Times New Roman"/>
+        </w:rPr>
+        <w:t>(S)-3-</w:t>
+      </w:r>
+      <w:r>
+        <w:rPr>
+          <w:rFonts w:hint="eastAsia" w:ascii="Times New Roman" w:hAnsi="Times New Roman" w:eastAsia="FangSong" w:cs="Times New Roman"/>
+        </w:rPr>
+        <w:t>甲基</w:t>
       </w:r>
       <w:r>
         <w:rPr>
@@ -22854,31 +23698,345 @@
         <w:rPr>
           <w:rFonts w:hint="eastAsia" w:ascii="Times New Roman" w:hAnsi="Times New Roman" w:eastAsia="FangSong" w:cs="Times New Roman"/>
         </w:rPr>
-        <w:t>丁烯</w:t>
-      </w:r>
-      <w:r>
-        <w:rPr>
-          <w:rFonts w:hint="eastAsia" w:ascii="Times New Roman" w:hAnsi="Times New Roman" w:eastAsia="Times New Roman" w:cs="Times New Roman"/>
-        </w:rPr>
-        <w:t>（1,4-，</w:t>
-      </w:r>
-      <w:r>
-        <w:rPr>
-          <w:rFonts w:hint="eastAsia" w:ascii="Times New Roman" w:hAnsi="Times New Roman" w:eastAsia="FangSong" w:cs="Times New Roman"/>
-        </w:rPr>
-        <w:t>热力学</w:t>
-      </w:r>
-      <w:r>
-        <w:rPr>
-          <w:rFonts w:hint="eastAsia" w:ascii="Times New Roman" w:hAnsi="Times New Roman" w:eastAsia="Times New Roman" w:cs="Times New Roman"/>
-        </w:rPr>
-        <w:t>）。</w:t>
-      </w:r>
-      <w:r>
-        <w:rPr>
-          <w:rFonts w:hint="eastAsia" w:ascii="Times New Roman" w:hAnsi="Times New Roman" w:eastAsia="FangSong" w:cs="Times New Roman"/>
-        </w:rPr>
-        <w:t>通过同一烯丙基碳正离子中间体</w:t>
+        <w:t>己酮</w:t>
+      </w:r>
+      <w:r>
+        <w:rPr>
+          <w:rFonts w:hint="eastAsia" w:ascii="Times New Roman" w:hAnsi="Times New Roman" w:eastAsia="Times New Roman" w:cs="Times New Roman"/>
+        </w:rPr>
+        <w:t>；C</w:t>
+      </w:r>
+      <w:r>
+        <w:rPr>
+          <w:rFonts w:hint="eastAsia" w:ascii="Times New Roman" w:hAnsi="Times New Roman" w:eastAsia="Times New Roman" w:cs="Times New Roman"/>
+          <w:vertAlign w:val="subscript"/>
+        </w:rPr>
+        <w:t>2</w:t>
+      </w:r>
+      <w:r>
+        <w:rPr>
+          <w:rFonts w:hint="eastAsia" w:ascii="Times New Roman" w:hAnsi="Times New Roman" w:eastAsia="Times New Roman" w:cs="Times New Roman"/>
+        </w:rPr>
+        <w:t>H</w:t>
+      </w:r>
+      <w:r>
+        <w:rPr>
+          <w:rFonts w:hint="eastAsia" w:ascii="Times New Roman" w:hAnsi="Times New Roman" w:eastAsia="Times New Roman" w:cs="Times New Roman"/>
+          <w:vertAlign w:val="subscript"/>
+        </w:rPr>
+        <w:t>5</w:t>
+      </w:r>
+      <w:r>
+        <w:rPr>
+          <w:rFonts w:hint="eastAsia" w:ascii="Times New Roman" w:hAnsi="Times New Roman" w:eastAsia="Times New Roman" w:cs="Times New Roman"/>
+        </w:rPr>
+        <w:t>MgBr</w:t>
+      </w:r>
+      <w:r>
+        <w:rPr>
+          <w:rFonts w:ascii="Times New Roman" w:hAnsi="Times New Roman" w:eastAsia="Times New Roman" w:cs="Times New Roman"/>
+        </w:rPr>
+        <w:t xml:space="preserve"> </w:t>
+      </w:r>
+      <w:r>
+        <w:rPr>
+          <w:rFonts w:hint="eastAsia" w:ascii="Times New Roman" w:hAnsi="Times New Roman" w:eastAsia="FangSong" w:cs="Times New Roman"/>
+        </w:rPr>
+        <w:t xml:space="preserve">从</w:t>
+      </w:r>
+      <w:r>
+        <w:rPr>
+          <w:rFonts w:ascii="Times New Roman" w:hAnsi="Times New Roman" w:eastAsia="Times New Roman" w:cs="Times New Roman"/>
+        </w:rPr>
+        <w:t xml:space="preserve"> H </w:t>
+      </w:r>
+      <w:r>
+        <w:rPr>
+          <w:rFonts w:hint="eastAsia" w:ascii="Times New Roman" w:hAnsi="Times New Roman" w:eastAsia="FangSong" w:cs="Times New Roman"/>
+        </w:rPr>
+        <w:t xml:space="preserve">侧进攻</w:t>
+      </w:r>
+      <w:r>
+        <w:rPr>
+          <w:rFonts w:ascii="Times New Roman" w:hAnsi="Times New Roman" w:eastAsia="Times New Roman" w:cs="Times New Roman"/>
+        </w:rPr>
+        <w:t xml:space="preserve"> → </w:t>
+      </w:r>
+      <w:r>
+        <w:rPr>
+          <w:rFonts w:hint="eastAsia" w:ascii="Times New Roman" w:hAnsi="Times New Roman" w:eastAsia="FangSong" w:cs="Times New Roman"/>
+        </w:rPr>
+        <w:t xml:space="preserve">主产物</w:t>
+      </w:r>
+      <w:r>
+        <w:rPr>
+          <w:rFonts w:ascii="Times New Roman" w:hAnsi="Times New Roman" w:eastAsia="Times New Roman" w:cs="Times New Roman"/>
+        </w:rPr>
+        <w:t xml:space="preserve"> </w:t>
+      </w:r>
+      <w:r>
+        <w:rPr>
+          <w:rFonts w:hint="eastAsia" w:ascii="Times New Roman" w:hAnsi="Times New Roman" w:eastAsia="Times New Roman" w:cs="Times New Roman"/>
+        </w:rPr>
+        <w:t>(3R,4S)-3,4-</w:t>
+      </w:r>
+      <w:r>
+        <w:rPr>
+          <w:rFonts w:hint="eastAsia" w:ascii="Times New Roman" w:hAnsi="Times New Roman" w:eastAsia="FangSong" w:cs="Times New Roman"/>
+        </w:rPr>
+        <w:t>二甲基</w:t>
+      </w:r>
+      <w:r>
+        <w:rPr>
+          <w:rFonts w:hint="eastAsia" w:ascii="Times New Roman" w:hAnsi="Times New Roman" w:eastAsia="Times New Roman" w:cs="Times New Roman"/>
+        </w:rPr>
+        <w:t>-3-</w:t>
+      </w:r>
+      <w:r>
+        <w:rPr>
+          <w:rFonts w:hint="eastAsia" w:ascii="Times New Roman" w:hAnsi="Times New Roman" w:eastAsia="FangSong" w:cs="Times New Roman"/>
+        </w:rPr>
+        <w:t>己醇</w:t>
+      </w:r>
+      <w:r>
+        <w:rPr>
+          <w:rFonts w:hint="eastAsia" w:ascii="Times New Roman" w:hAnsi="Times New Roman" w:eastAsia="Times New Roman" w:cs="Times New Roman"/>
+        </w:rPr>
+        <w:t>（Cram</w:t>
+      </w:r>
+      <w:r>
+        <w:rPr>
+          <w:rFonts w:hint="eastAsia" w:ascii="Times New Roman" w:hAnsi="Times New Roman" w:eastAsia="FangSong" w:cs="Times New Roman"/>
+        </w:rPr>
+        <w:t>产物</w:t>
+      </w:r>
+      <w:r>
+        <w:rPr>
+          <w:rFonts w:hint="eastAsia" w:ascii="Times New Roman" w:hAnsi="Times New Roman" w:eastAsia="Times New Roman" w:cs="Times New Roman"/>
+        </w:rPr>
+        <w:t>；C3</w:t>
+      </w:r>
+      <w:r>
+        <w:rPr>
+          <w:rFonts w:ascii="Times New Roman" w:hAnsi="Times New Roman" w:eastAsia="Times New Roman" w:cs="Times New Roman"/>
+        </w:rPr>
+        <w:t xml:space="preserve"> </w:t>
+      </w:r>
+      <w:r>
+        <w:rPr>
+          <w:rFonts w:hint="eastAsia" w:ascii="Times New Roman" w:hAnsi="Times New Roman" w:eastAsia="FangSong" w:cs="Times New Roman"/>
+        </w:rPr>
+        <w:t xml:space="preserve">新中心为</w:t>
+      </w:r>
+      <w:r>
+        <w:rPr>
+          <w:rFonts w:ascii="Times New Roman" w:hAnsi="Times New Roman" w:eastAsia="Times New Roman" w:cs="Times New Roman"/>
+        </w:rPr>
+        <w:t xml:space="preserve"> </w:t>
+      </w:r>
+      <w:r>
+        <w:rPr>
+          <w:rFonts w:hint="eastAsia" w:ascii="Times New Roman" w:hAnsi="Times New Roman" w:eastAsia="Times New Roman" w:cs="Times New Roman"/>
+        </w:rPr>
+        <w:t xml:space="preserve">R，C4</w:t>
+      </w:r>
+      <w:r>
+        <w:rPr>
+          <w:rFonts w:ascii="Times New Roman" w:hAnsi="Times New Roman" w:eastAsia="Times New Roman" w:cs="Times New Roman"/>
+        </w:rPr>
+        <w:t xml:space="preserve"> </w:t>
+      </w:r>
+      <w:r>
+        <w:rPr>
+          <w:rFonts w:hint="eastAsia" w:ascii="Times New Roman" w:hAnsi="Times New Roman" w:eastAsia="FangSong" w:cs="Times New Roman"/>
+        </w:rPr>
+        <w:t xml:space="preserve">构型保持</w:t>
+      </w:r>
+      <w:r>
+        <w:rPr>
+          <w:rFonts w:ascii="Times New Roman" w:hAnsi="Times New Roman" w:eastAsia="Times New Roman" w:cs="Times New Roman"/>
+        </w:rPr>
+        <w:t xml:space="preserve"> </w:t>
+      </w:r>
+      <w:r>
+        <w:rPr>
+          <w:rFonts w:hint="eastAsia" w:ascii="Times New Roman" w:hAnsi="Times New Roman" w:eastAsia="Times New Roman" w:cs="Times New Roman"/>
+        </w:rPr>
+        <w:t xml:space="preserve">S）。</w:t>
+      </w:r>
+      <w:r>
+        <w:rPr>
+          <w:rFonts w:hint="eastAsia" w:ascii="Times New Roman" w:hAnsi="Times New Roman" w:eastAsia="FangSong" w:cs="Times New Roman"/>
+          <w:b/>
+          <w:bCs/>
+        </w:rPr>
+        <w:t xml:space="preserve">注</w:t>
+      </w:r>
+      <w:r>
+        <w:rPr>
+          <w:rFonts w:hint="eastAsia" w:ascii="Times New Roman" w:hAnsi="Times New Roman" w:eastAsia="Times New Roman" w:cs="Times New Roman"/>
+        </w:rPr>
+        <w:t>：</w:t>
+      </w:r>
+      <w:r>
+        <w:rPr>
+          <w:rFonts w:hint="eastAsia" w:ascii="Times New Roman" w:hAnsi="Times New Roman" w:eastAsia="FangSong" w:cs="Times New Roman"/>
+        </w:rPr>
+        <w:t>若用</w:t>
+      </w:r>
+      <w:r>
+        <w:rPr>
+          <w:rFonts w:ascii="Times New Roman" w:hAnsi="Times New Roman" w:eastAsia="Times New Roman" w:cs="Times New Roman"/>
+        </w:rPr>
+        <w:t xml:space="preserve"> </w:t>
+      </w:r>
+      <w:r>
+        <w:rPr>
+          <w:rFonts w:hint="eastAsia" w:ascii="Times New Roman" w:hAnsi="Times New Roman" w:eastAsia="Times New Roman" w:cs="Times New Roman"/>
+        </w:rPr>
+        <w:t>CH</w:t>
+      </w:r>
+      <w:r>
+        <w:rPr>
+          <w:rFonts w:hint="eastAsia" w:ascii="Times New Roman" w:hAnsi="Times New Roman" w:eastAsia="Times New Roman" w:cs="Times New Roman"/>
+          <w:vertAlign w:val="subscript"/>
+        </w:rPr>
+        <w:t>3</w:t>
+      </w:r>
+      <w:r>
+        <w:rPr>
+          <w:rFonts w:hint="eastAsia" w:ascii="Times New Roman" w:hAnsi="Times New Roman" w:eastAsia="Times New Roman" w:cs="Times New Roman"/>
+        </w:rPr>
+        <w:t>MgBr，C3</w:t>
+      </w:r>
+      <w:r>
+        <w:rPr>
+          <w:rFonts w:ascii="Times New Roman" w:hAnsi="Times New Roman" w:eastAsia="Times New Roman" w:cs="Times New Roman"/>
+        </w:rPr>
+        <w:t xml:space="preserve"> </w:t>
+      </w:r>
+      <w:r>
+        <w:rPr>
+          <w:rFonts w:hint="eastAsia" w:ascii="Times New Roman" w:hAnsi="Times New Roman" w:eastAsia="FangSong" w:cs="Times New Roman"/>
+        </w:rPr>
+        <w:t xml:space="preserve">连两个相同</w:t>
+      </w:r>
+      <w:r>
+        <w:rPr>
+          <w:rFonts w:ascii="Times New Roman" w:hAnsi="Times New Roman" w:eastAsia="Times New Roman" w:cs="Times New Roman"/>
+        </w:rPr>
+        <w:t xml:space="preserve"> CH</w:t>
+      </w:r>
+      <w:r>
+        <w:rPr>
+          <w:rFonts w:ascii="Times New Roman" w:hAnsi="Times New Roman" w:eastAsia="Times New Roman" w:cs="Times New Roman"/>
+          <w:vertAlign w:val="subscript"/>
+        </w:rPr>
+        <w:t>3</w:t>
+      </w:r>
+      <w:r>
+        <w:rPr>
+          <w:rFonts w:ascii="Times New Roman" w:hAnsi="Times New Roman" w:eastAsia="Times New Roman" w:cs="Times New Roman"/>
+        </w:rPr>
+        <w:t xml:space="preserve"> </w:t>
+      </w:r>
+      <w:r>
+        <w:rPr>
+          <w:rFonts w:hint="eastAsia" w:ascii="Times New Roman" w:hAnsi="Times New Roman" w:eastAsia="FangSong" w:cs="Times New Roman"/>
+        </w:rPr>
+        <w:t>无新手性中心</w:t>
+      </w:r>
+      <w:r>
+        <w:rPr>
+          <w:rFonts w:hint="eastAsia" w:ascii="Times New Roman" w:hAnsi="Times New Roman" w:eastAsia="Times New Roman" w:cs="Times New Roman"/>
+        </w:rPr>
+        <w:t>，</w:t>
+      </w:r>
+      <w:r>
+        <w:rPr>
+          <w:rFonts w:hint="eastAsia" w:ascii="Times New Roman" w:hAnsi="Times New Roman" w:eastAsia="FangSong" w:cs="Times New Roman"/>
+        </w:rPr>
+        <w:t>故必须用</w:t>
+      </w:r>
+      <w:r>
+        <w:rPr>
+          <w:rFonts w:ascii="Times New Roman" w:hAnsi="Times New Roman" w:eastAsia="Times New Roman" w:cs="Times New Roman"/>
+        </w:rPr>
+        <w:t xml:space="preserve"> C</w:t>
+      </w:r>
+      <w:r>
+        <w:rPr>
+          <w:rFonts w:ascii="Times New Roman" w:hAnsi="Times New Roman" w:eastAsia="Times New Roman" w:cs="Times New Roman"/>
+          <w:vertAlign w:val="subscript"/>
+        </w:rPr>
+        <w:t>2</w:t>
+      </w:r>
+      <w:r>
+        <w:rPr>
+          <w:rFonts w:ascii="Times New Roman" w:hAnsi="Times New Roman" w:eastAsia="Times New Roman" w:cs="Times New Roman"/>
+        </w:rPr>
+        <w:t>H</w:t>
+      </w:r>
+      <w:r>
+        <w:rPr>
+          <w:rFonts w:ascii="Times New Roman" w:hAnsi="Times New Roman" w:eastAsia="Times New Roman" w:cs="Times New Roman"/>
+          <w:vertAlign w:val="subscript"/>
+        </w:rPr>
+        <w:t>5</w:t>
+      </w:r>
+      <w:r>
+        <w:rPr>
+          <w:rFonts w:ascii="Times New Roman" w:hAnsi="Times New Roman" w:eastAsia="Times New Roman" w:cs="Times New Roman"/>
+        </w:rPr>
+        <w:t xml:space="preserve">MgBr </w:t>
+      </w:r>
+      <w:r>
+        <w:rPr>
+          <w:rFonts w:hint="eastAsia" w:ascii="Times New Roman" w:hAnsi="Times New Roman" w:eastAsia="FangSong" w:cs="Times New Roman"/>
+        </w:rPr>
+        <w:t xml:space="preserve">才能体现</w:t>
+      </w:r>
+      <w:r>
+        <w:rPr>
+          <w:rFonts w:ascii="Times New Roman" w:hAnsi="Times New Roman" w:eastAsia="Times New Roman" w:cs="Times New Roman"/>
+        </w:rPr>
+        <w:t xml:space="preserve"> dr</w:t>
+      </w:r>
+    </w:p>
+    <w:p>
+      <w:pPr>
+        <w:spacing w:before="160" w:after="80"/>
+      </w:pPr>
+      <w:r>
+        <w:pict>
+          <v:rect style="width:0;height:1.5pt" o:hralign="center" o:hrstd="t" o:hr="t"/>
+        </w:pict>
+      </w:r>
+    </w:p>
+    <w:bookmarkEnd w:id="75"/>
+    <w:bookmarkStart w:id="76" w:name="十四跨专题连接"/>
+    <w:p>
+      <w:pPr>
+        <w:pStyle w:val="Heading2"/>
+        <w:spacing w:before="280" w:after="120"/>
+      </w:pPr>
+      <w:r>
+        <w:rPr>
+          <w:rFonts w:hint="eastAsia" w:ascii="Times New Roman" w:hAnsi="Times New Roman" w:eastAsia="SimHei" w:cs="Times New Roman"/>
+        </w:rPr>
+        <w:t>十四</w:t>
+      </w:r>
+      <w:r>
+        <w:rPr>
+          <w:rFonts w:hint="eastAsia" w:ascii="Times New Roman" w:hAnsi="Times New Roman" w:eastAsia="Times New Roman" w:cs="Times New Roman"/>
+        </w:rPr>
+        <w:t>、</w:t>
+      </w:r>
+      <w:r>
+        <w:rPr>
+          <w:rFonts w:hint="eastAsia" w:ascii="Times New Roman" w:hAnsi="Times New Roman" w:eastAsia="SimHei" w:cs="Times New Roman"/>
+        </w:rPr>
+        <w:t>跨专题连接</w:t>
       </w:r>
     </w:p>
     <w:p>
@@ -22886,180 +24044,86 @@
         <w:pStyle w:val="Compact"/>
         <w:numPr>
           <w:ilvl w:val="0"/>
-          <w:numId w:val="1020"/>
+          <w:numId w:val="1022"/>
         </w:numPr>
       </w:pPr>
       <w:r>
         <w:rPr>
-          <w:rFonts w:ascii="Times New Roman" w:hAnsi="Times New Roman" w:eastAsia="Times New Roman" w:cs="Times New Roman"/>
-        </w:rPr>
-        <w:t>L=-CH</w:t>
-      </w:r>
-      <w:r>
-        <w:rPr>
-          <w:rFonts w:ascii="Times New Roman" w:hAnsi="Times New Roman" w:eastAsia="Times New Roman" w:cs="Times New Roman"/>
-          <w:vertAlign w:val="subscript"/>
-        </w:rPr>
-        <w:t>2</w:t>
-      </w:r>
-      <w:r>
-        <w:rPr>
-          <w:rFonts w:ascii="Times New Roman" w:hAnsi="Times New Roman" w:eastAsia="Times New Roman" w:cs="Times New Roman"/>
-        </w:rPr>
-        <w:t>CH</w:t>
-      </w:r>
-      <w:r>
-        <w:rPr>
-          <w:rFonts w:ascii="Times New Roman" w:hAnsi="Times New Roman" w:eastAsia="Times New Roman" w:cs="Times New Roman"/>
-          <w:vertAlign w:val="subscript"/>
-        </w:rPr>
-        <w:t>3</w:t>
-      </w:r>
-      <w:r>
-        <w:rPr>
-          <w:rFonts w:ascii="Times New Roman" w:hAnsi="Times New Roman" w:eastAsia="Times New Roman" w:cs="Times New Roman"/>
-        </w:rPr>
-        <w:t>, M=-CH</w:t>
-      </w:r>
-      <w:r>
-        <w:rPr>
-          <w:rFonts w:ascii="Times New Roman" w:hAnsi="Times New Roman" w:eastAsia="Times New Roman" w:cs="Times New Roman"/>
-          <w:vertAlign w:val="subscript"/>
-        </w:rPr>
-        <w:t>3</w:t>
-      </w:r>
-      <w:r>
-        <w:rPr>
-          <w:rFonts w:ascii="Times New Roman" w:hAnsi="Times New Roman" w:eastAsia="Times New Roman" w:cs="Times New Roman"/>
-        </w:rPr>
-        <w:t xml:space="preserve">, </w:t>
-      </w:r>
-      <w:r>
-        <w:rPr>
-          <w:rFonts w:hint="eastAsia" w:ascii="Times New Roman" w:hAnsi="Times New Roman" w:eastAsia="Times New Roman" w:cs="Times New Roman"/>
-        </w:rPr>
-        <w:t>S=-H；CH</w:t>
-      </w:r>
-      <w:r>
-        <w:rPr>
-          <w:rFonts w:hint="eastAsia" w:ascii="Times New Roman" w:hAnsi="Times New Roman" w:eastAsia="Times New Roman" w:cs="Times New Roman"/>
-          <w:vertAlign w:val="subscript"/>
-        </w:rPr>
-        <w:t>3</w:t>
-      </w:r>
-      <w:r>
-        <w:rPr>
-          <w:rFonts w:hint="eastAsia" w:ascii="Times New Roman" w:hAnsi="Times New Roman" w:eastAsia="Times New Roman" w:cs="Times New Roman"/>
-        </w:rPr>
-        <w:t>MgBr</w:t>
-      </w:r>
-      <w:r>
-        <w:rPr>
-          <w:rFonts w:ascii="Times New Roman" w:hAnsi="Times New Roman" w:eastAsia="Times New Roman" w:cs="Times New Roman"/>
-        </w:rPr>
-        <w:t xml:space="preserve"> </w:t>
-      </w:r>
-      <w:r>
-        <w:rPr>
-          <w:rFonts w:hint="eastAsia" w:ascii="Times New Roman" w:hAnsi="Times New Roman" w:eastAsia="FangSong" w:cs="Times New Roman"/>
-        </w:rPr>
-        <w:t xml:space="preserve">从</w:t>
-      </w:r>
-      <w:r>
-        <w:rPr>
-          <w:rFonts w:ascii="Times New Roman" w:hAnsi="Times New Roman" w:eastAsia="Times New Roman" w:cs="Times New Roman"/>
-        </w:rPr>
-        <w:t xml:space="preserve"> H </w:t>
-      </w:r>
-      <w:r>
-        <w:rPr>
-          <w:rFonts w:hint="eastAsia" w:ascii="Times New Roman" w:hAnsi="Times New Roman" w:eastAsia="FangSong" w:cs="Times New Roman"/>
-        </w:rPr>
-        <w:t xml:space="preserve">侧进攻</w:t>
-      </w:r>
-      <w:r>
-        <w:rPr>
-          <w:rFonts w:ascii="Times New Roman" w:hAnsi="Times New Roman" w:eastAsia="Times New Roman" w:cs="Times New Roman"/>
-        </w:rPr>
-        <w:t xml:space="preserve"> C=O → </w:t>
-      </w:r>
-      <w:r>
-        <w:rPr>
-          <w:rFonts w:hint="eastAsia" w:ascii="Times New Roman" w:hAnsi="Times New Roman" w:eastAsia="FangSong" w:cs="Times New Roman"/>
-        </w:rPr>
-        <w:t xml:space="preserve">主产物</w:t>
-      </w:r>
-      <w:r>
-        <w:rPr>
-          <w:rFonts w:ascii="Times New Roman" w:hAnsi="Times New Roman" w:eastAsia="Times New Roman" w:cs="Times New Roman"/>
-        </w:rPr>
-        <w:t xml:space="preserve"> </w:t>
-      </w:r>
-      <w:r>
-        <w:rPr>
-          <w:rFonts w:hint="eastAsia" w:ascii="Times New Roman" w:hAnsi="Times New Roman" w:eastAsia="Times New Roman" w:cs="Times New Roman"/>
-        </w:rPr>
-        <w:t>(2R,3S)-3-</w:t>
-      </w:r>
-      <w:r>
-        <w:rPr>
-          <w:rFonts w:hint="eastAsia" w:ascii="Times New Roman" w:hAnsi="Times New Roman" w:eastAsia="FangSong" w:cs="Times New Roman"/>
-        </w:rPr>
-        <w:t>甲基</w:t>
-      </w:r>
-      <w:r>
-        <w:rPr>
-          <w:rFonts w:hint="eastAsia" w:ascii="Times New Roman" w:hAnsi="Times New Roman" w:eastAsia="Times New Roman" w:cs="Times New Roman"/>
-        </w:rPr>
-        <w:t>-2-</w:t>
-      </w:r>
-      <w:r>
-        <w:rPr>
-          <w:rFonts w:hint="eastAsia" w:ascii="Times New Roman" w:hAnsi="Times New Roman" w:eastAsia="FangSong" w:cs="Times New Roman"/>
-        </w:rPr>
-        <w:t>戊醇</w:t>
-      </w:r>
-      <w:r>
-        <w:rPr>
-          <w:rFonts w:hint="eastAsia" w:ascii="Times New Roman" w:hAnsi="Times New Roman" w:eastAsia="Times New Roman" w:cs="Times New Roman"/>
-        </w:rPr>
-        <w:t>（Cram</w:t>
-      </w:r>
-      <w:r>
-        <w:rPr>
-          <w:rFonts w:hint="eastAsia" w:ascii="Times New Roman" w:hAnsi="Times New Roman" w:eastAsia="FangSong" w:cs="Times New Roman"/>
-        </w:rPr>
-        <w:t>产物</w:t>
-      </w:r>
-      <w:r>
-        <w:rPr>
-          <w:rFonts w:hint="eastAsia" w:ascii="Times New Roman" w:hAnsi="Times New Roman" w:eastAsia="Times New Roman" w:cs="Times New Roman"/>
-        </w:rPr>
-        <w:t>；C3</w:t>
-      </w:r>
-      <w:r>
-        <w:rPr>
-          <w:rFonts w:ascii="Times New Roman" w:hAnsi="Times New Roman" w:eastAsia="Times New Roman" w:cs="Times New Roman"/>
-        </w:rPr>
-        <w:t xml:space="preserve"> </w:t>
-      </w:r>
-      <w:r>
-        <w:rPr>
-          <w:rFonts w:hint="eastAsia" w:ascii="Times New Roman" w:hAnsi="Times New Roman" w:eastAsia="FangSong" w:cs="Times New Roman"/>
-        </w:rPr>
-        <w:t xml:space="preserve">构型保持</w:t>
-      </w:r>
-      <w:r>
-        <w:rPr>
-          <w:rFonts w:ascii="Times New Roman" w:hAnsi="Times New Roman" w:eastAsia="Times New Roman" w:cs="Times New Roman"/>
-        </w:rPr>
-        <w:t xml:space="preserve"> </w:t>
-      </w:r>
-      <w:r>
-        <w:rPr>
-          <w:rFonts w:hint="eastAsia" w:ascii="Times New Roman" w:hAnsi="Times New Roman" w:eastAsia="Times New Roman" w:cs="Times New Roman"/>
-        </w:rPr>
-        <w:t xml:space="preserve">S）</w:t>
+          <w:rFonts w:hint="eastAsia" w:ascii="Times New Roman" w:hAnsi="Times New Roman" w:eastAsia="Times New Roman" w:cs="Times New Roman"/>
+        </w:rPr>
+        <w:t>04-</w:t>
+      </w:r>
+      <w:r>
+        <w:rPr>
+          <w:rFonts w:hint="eastAsia" w:ascii="Times New Roman" w:hAnsi="Times New Roman" w:eastAsia="FangSong" w:cs="Times New Roman"/>
+        </w:rPr>
+        <w:t>课件</w:t>
+      </w:r>
+      <w:r>
+        <w:rPr>
+          <w:rFonts w:hint="eastAsia" w:ascii="Times New Roman" w:hAnsi="Times New Roman" w:eastAsia="Times New Roman" w:cs="Times New Roman"/>
+        </w:rPr>
+        <w:t>/</w:t>
+      </w:r>
+      <w:r>
+        <w:rPr>
+          <w:rFonts w:hint="eastAsia" w:ascii="Times New Roman" w:hAnsi="Times New Roman" w:eastAsia="FangSong" w:cs="Times New Roman"/>
+        </w:rPr>
+        <w:t>学生讲义</w:t>
+      </w:r>
+      <w:r>
+        <w:rPr>
+          <w:rFonts w:hint="eastAsia" w:ascii="Times New Roman" w:hAnsi="Times New Roman" w:eastAsia="Times New Roman" w:cs="Times New Roman"/>
+        </w:rPr>
+        <w:t>/</w:t>
+      </w:r>
+      <w:r>
+        <w:rPr>
+          <w:rFonts w:hint="eastAsia" w:ascii="Times New Roman" w:hAnsi="Times New Roman" w:eastAsia="FangSong" w:cs="Times New Roman"/>
+        </w:rPr>
+        <w:t>有机化学</w:t>
+      </w:r>
+      <w:r>
+        <w:rPr>
+          <w:rFonts w:hint="eastAsia" w:ascii="Times New Roman" w:hAnsi="Times New Roman" w:eastAsia="Times New Roman" w:cs="Times New Roman"/>
+        </w:rPr>
+        <w:t>/</w:t>
+      </w:r>
+      <w:r>
+        <w:rPr>
+          <w:rFonts w:hint="eastAsia" w:ascii="Times New Roman" w:hAnsi="Times New Roman" w:eastAsia="FangSong" w:cs="Times New Roman"/>
+        </w:rPr>
+        <w:t>亲核取代与消除反应</w:t>
+      </w:r>
+      <w:r>
+        <w:rPr>
+          <w:rFonts w:ascii="Times New Roman" w:hAnsi="Times New Roman" w:eastAsia="Times New Roman" w:cs="Times New Roman"/>
+        </w:rPr>
+        <w:t xml:space="preserve"> — </w:t>
+      </w:r>
+      <w:r>
+        <w:rPr>
+          <w:rFonts w:hint="eastAsia" w:ascii="Times New Roman" w:hAnsi="Times New Roman" w:eastAsia="Times New Roman" w:cs="Times New Roman"/>
+        </w:rPr>
+        <w:t>SN2</w:t>
+      </w:r>
+      <w:r>
+        <w:rPr>
+          <w:rFonts w:hint="eastAsia" w:ascii="Times New Roman" w:hAnsi="Times New Roman" w:eastAsia="FangSong" w:cs="Times New Roman"/>
+        </w:rPr>
+        <w:t>翻转</w:t>
+      </w:r>
+      <w:r>
+        <w:rPr>
+          <w:rFonts w:hint="eastAsia" w:ascii="Times New Roman" w:hAnsi="Times New Roman" w:eastAsia="Times New Roman" w:cs="Times New Roman"/>
+        </w:rPr>
+        <w:t>、E2</w:t>
+      </w:r>
+      <w:r>
+        <w:rPr>
+          <w:rFonts w:hint="eastAsia" w:ascii="Times New Roman" w:hAnsi="Times New Roman" w:eastAsia="FangSong" w:cs="Times New Roman"/>
+        </w:rPr>
+        <w:t>反式共平面</w:t>
       </w:r>
     </w:p>
     <w:p>
@@ -23067,282 +24131,92 @@
         <w:pStyle w:val="Compact"/>
         <w:numPr>
           <w:ilvl w:val="0"/>
-          <w:numId w:val="1020"/>
+          <w:numId w:val="1022"/>
         </w:numPr>
       </w:pPr>
       <w:r>
         <w:rPr>
           <w:rFonts w:hint="eastAsia" w:ascii="Times New Roman" w:hAnsi="Times New Roman" w:eastAsia="Times New Roman" w:cs="Times New Roman"/>
         </w:rPr>
-        <w:t>A</w:t>
-      </w:r>
-      <w:r>
-        <w:rPr>
-          <w:rFonts w:hint="eastAsia" w:ascii="Times New Roman" w:hAnsi="Times New Roman" w:eastAsia="FangSong" w:cs="Times New Roman"/>
-        </w:rPr>
-        <w:t>为</w:t>
-      </w:r>
-      <w:r>
-        <w:rPr>
-          <w:rFonts w:hint="eastAsia" w:ascii="Times New Roman" w:hAnsi="Times New Roman" w:eastAsia="Times New Roman" w:cs="Times New Roman"/>
-          <w:b/>
-          <w:bCs/>
-        </w:rPr>
-        <w:t>1-</w:t>
-      </w:r>
-      <w:r>
-        <w:rPr>
-          <w:rFonts w:hint="eastAsia" w:ascii="Times New Roman" w:hAnsi="Times New Roman" w:eastAsia="FangSong" w:cs="Times New Roman"/>
-          <w:b/>
-          <w:bCs/>
-        </w:rPr>
-        <w:t>甲基</w:t>
-      </w:r>
-      <w:r>
-        <w:rPr>
-          <w:rFonts w:hint="eastAsia" w:ascii="Times New Roman" w:hAnsi="Times New Roman" w:eastAsia="Times New Roman" w:cs="Times New Roman"/>
-          <w:b/>
-          <w:bCs/>
-        </w:rPr>
-        <w:t>-1-</w:t>
-      </w:r>
-      <w:r>
-        <w:rPr>
-          <w:rFonts w:hint="eastAsia" w:ascii="Times New Roman" w:hAnsi="Times New Roman" w:eastAsia="FangSong" w:cs="Times New Roman"/>
-          <w:b/>
-          <w:bCs/>
-        </w:rPr>
-        <w:t>环丁烯</w:t>
-      </w:r>
-      <w:r>
-        <w:rPr>
-          <w:rFonts w:hint="eastAsia" w:ascii="Times New Roman" w:hAnsi="Times New Roman" w:eastAsia="Times New Roman" w:cs="Times New Roman"/>
-        </w:rPr>
-        <w:t>（C</w:t>
-      </w:r>
-      <w:r>
-        <w:rPr>
-          <w:rFonts w:hint="eastAsia" w:ascii="Times New Roman" w:hAnsi="Times New Roman" w:eastAsia="Times New Roman" w:cs="Times New Roman"/>
-          <w:vertAlign w:val="subscript"/>
-        </w:rPr>
-        <w:t>5</w:t>
-      </w:r>
-      <w:r>
-        <w:rPr>
-          <w:rFonts w:hint="eastAsia" w:ascii="Times New Roman" w:hAnsi="Times New Roman" w:eastAsia="Times New Roman" w:cs="Times New Roman"/>
-        </w:rPr>
-        <w:t>H</w:t>
-      </w:r>
-      <w:r>
-        <w:rPr>
-          <w:rFonts w:hint="eastAsia" w:ascii="Times New Roman" w:hAnsi="Times New Roman" w:eastAsia="Times New Roman" w:cs="Times New Roman"/>
-          <w:vertAlign w:val="subscript"/>
-        </w:rPr>
-        <w:t>8</w:t>
-      </w:r>
-      <w:r>
-        <w:rPr>
-          <w:rFonts w:hint="eastAsia" w:ascii="Times New Roman" w:hAnsi="Times New Roman" w:eastAsia="Times New Roman" w:cs="Times New Roman"/>
-        </w:rPr>
-        <w:t>）。</w:t>
-      </w:r>
-      <w:r>
-        <w:rPr>
-          <w:rFonts w:hint="eastAsia" w:ascii="Times New Roman" w:hAnsi="Times New Roman" w:eastAsia="FangSong" w:cs="Times New Roman"/>
-        </w:rPr>
-        <w:t>硼氢化反马氏</w:t>
-      </w:r>
-      <w:r>
-        <w:rPr>
-          <w:rFonts w:hint="eastAsia" w:ascii="Times New Roman" w:hAnsi="Times New Roman" w:eastAsia="Times New Roman" w:cs="Times New Roman"/>
-        </w:rPr>
-        <w:t>：B</w:t>
-      </w:r>
-      <w:r>
-        <w:rPr>
-          <w:rFonts w:hint="eastAsia" w:ascii="Times New Roman" w:hAnsi="Times New Roman" w:eastAsia="FangSong" w:cs="Times New Roman"/>
-        </w:rPr>
-        <w:t>加</w:t>
-      </w:r>
-      <w:r>
-        <w:rPr>
-          <w:rFonts w:hint="eastAsia" w:ascii="Times New Roman" w:hAnsi="Times New Roman" w:eastAsia="Times New Roman" w:cs="Times New Roman"/>
-        </w:rPr>
-        <w:t>C2（</w:t>
-      </w:r>
-      <w:r>
-        <w:rPr>
-          <w:rFonts w:hint="eastAsia" w:ascii="Times New Roman" w:hAnsi="Times New Roman" w:eastAsia="FangSong" w:cs="Times New Roman"/>
-        </w:rPr>
-        <w:t>取代少</w:t>
-      </w:r>
-      <w:r>
-        <w:rPr>
-          <w:rFonts w:hint="eastAsia" w:ascii="Times New Roman" w:hAnsi="Times New Roman" w:eastAsia="Times New Roman" w:cs="Times New Roman"/>
-        </w:rPr>
-        <w:t>）→</w:t>
-      </w:r>
-      <w:r>
-        <w:rPr>
-          <w:rFonts w:hint="eastAsia" w:ascii="Times New Roman" w:hAnsi="Times New Roman" w:eastAsia="Times New Roman" w:cs="Times New Roman"/>
-          <w:b/>
-          <w:bCs/>
-        </w:rPr>
-        <w:t>2-</w:t>
-      </w:r>
-      <w:r>
-        <w:rPr>
-          <w:rFonts w:hint="eastAsia" w:ascii="Times New Roman" w:hAnsi="Times New Roman" w:eastAsia="FangSong" w:cs="Times New Roman"/>
-          <w:b/>
-          <w:bCs/>
-        </w:rPr>
-        <w:t>甲基环丁醇</w:t>
-      </w:r>
-      <w:r>
-        <w:rPr>
-          <w:rFonts w:hint="eastAsia" w:ascii="Times New Roman" w:hAnsi="Times New Roman" w:eastAsia="Times New Roman" w:cs="Times New Roman"/>
-        </w:rPr>
-        <w:t>；</w:t>
-      </w:r>
-      <w:r>
-        <w:rPr>
-          <w:rFonts w:hint="eastAsia" w:ascii="Times New Roman" w:hAnsi="Times New Roman" w:eastAsia="FangSong" w:cs="Times New Roman"/>
-        </w:rPr>
-        <w:t>立体</w:t>
-      </w:r>
-      <w:r>
-        <w:rPr>
-          <w:rFonts w:hint="eastAsia" w:ascii="Times New Roman" w:hAnsi="Times New Roman" w:eastAsia="Times New Roman" w:cs="Times New Roman"/>
-        </w:rPr>
-        <w:t>：syn</w:t>
-      </w:r>
-      <w:r>
-        <w:rPr>
-          <w:rFonts w:hint="eastAsia" w:ascii="Times New Roman" w:hAnsi="Times New Roman" w:eastAsia="FangSong" w:cs="Times New Roman"/>
-        </w:rPr>
-        <w:t>加成</w:t>
-      </w:r>
-      <w:r>
-        <w:rPr>
-          <w:rFonts w:hint="eastAsia" w:ascii="Times New Roman" w:hAnsi="Times New Roman" w:eastAsia="Times New Roman" w:cs="Times New Roman"/>
-        </w:rPr>
-        <w:t>，BH</w:t>
-      </w:r>
-      <w:r>
-        <w:rPr>
-          <w:rFonts w:hint="eastAsia" w:ascii="Times New Roman" w:hAnsi="Times New Roman" w:eastAsia="Times New Roman" w:cs="Times New Roman"/>
-          <w:vertAlign w:val="subscript"/>
-        </w:rPr>
-        <w:t>3</w:t>
-      </w:r>
-      <w:r>
-        <w:rPr>
-          <w:rFonts w:hint="eastAsia" w:ascii="Times New Roman" w:hAnsi="Times New Roman" w:eastAsia="FangSong" w:cs="Times New Roman"/>
-        </w:rPr>
-        <w:t>从甲基反侧进攻</w:t>
-      </w:r>
-      <w:r>
-        <w:rPr>
-          <w:rFonts w:hint="eastAsia" w:ascii="Times New Roman" w:hAnsi="Times New Roman" w:eastAsia="Times New Roman" w:cs="Times New Roman"/>
-        </w:rPr>
-        <w:t>→</w:t>
-      </w:r>
-      <w:r>
-        <w:rPr>
-          <w:rFonts w:hint="eastAsia" w:ascii="Times New Roman" w:hAnsi="Times New Roman" w:eastAsia="FangSong" w:cs="Times New Roman"/>
-        </w:rPr>
-        <w:t>单一立体异构体</w:t>
-      </w:r>
-      <w:r>
-        <w:rPr>
-          <w:rFonts w:hint="eastAsia" w:ascii="Times New Roman" w:hAnsi="Times New Roman" w:eastAsia="Times New Roman" w:cs="Times New Roman"/>
-        </w:rPr>
-        <w:t>（C2</w:t>
-      </w:r>
-      <w:r>
-        <w:rPr>
-          <w:rFonts w:hint="eastAsia" w:ascii="Times New Roman" w:hAnsi="Times New Roman" w:eastAsia="FangSong" w:cs="Times New Roman"/>
-        </w:rPr>
-        <w:t>为手性中心</w:t>
-      </w:r>
-      <w:r>
-        <w:rPr>
-          <w:rFonts w:hint="eastAsia" w:ascii="Times New Roman" w:hAnsi="Times New Roman" w:eastAsia="Times New Roman" w:cs="Times New Roman"/>
-        </w:rPr>
-        <w:t>）。B</w:t>
-      </w:r>
-      <w:r>
-        <w:rPr>
-          <w:rFonts w:hint="eastAsia" w:ascii="Times New Roman" w:hAnsi="Times New Roman" w:eastAsia="FangSong" w:cs="Times New Roman"/>
-        </w:rPr>
-        <w:t>的</w:t>
-      </w:r>
-      <w:r>
-        <w:rPr>
-          <w:rFonts w:hint="eastAsia" w:ascii="Times New Roman" w:hAnsi="Times New Roman" w:eastAsia="Times New Roman" w:cs="Times New Roman"/>
-          <w:vertAlign w:val="superscript"/>
-        </w:rPr>
-        <w:t>13</w:t>
-      </w:r>
-      <w:r>
-        <w:rPr>
-          <w:rFonts w:hint="eastAsia" w:ascii="Times New Roman" w:hAnsi="Times New Roman" w:eastAsia="Times New Roman" w:cs="Times New Roman"/>
-        </w:rPr>
-        <w:t>C</w:t>
-      </w:r>
-      <w:r>
-        <w:rPr>
-          <w:rFonts w:ascii="Times New Roman" w:hAnsi="Times New Roman" w:eastAsia="Times New Roman" w:cs="Times New Roman"/>
-        </w:rPr>
-        <w:t xml:space="preserve"> </w:t>
-      </w:r>
-      <w:r>
-        <w:rPr>
-          <w:rFonts w:hint="eastAsia" w:ascii="Times New Roman" w:hAnsi="Times New Roman" w:eastAsia="Times New Roman" w:cs="Times New Roman"/>
-        </w:rPr>
-        <w:t>NMR：</w:t>
-      </w:r>
-      <w:r>
-        <w:rPr>
-          <w:rFonts w:hint="eastAsia" w:ascii="Times New Roman" w:hAnsi="Times New Roman" w:eastAsia="FangSong" w:cs="Times New Roman"/>
-        </w:rPr>
-        <w:t>环上</w:t>
-      </w:r>
-      <w:r>
-        <w:rPr>
-          <w:rFonts w:hint="eastAsia" w:ascii="Times New Roman" w:hAnsi="Times New Roman" w:eastAsia="Times New Roman" w:cs="Times New Roman"/>
-        </w:rPr>
-        <w:t>4</w:t>
-      </w:r>
-      <w:r>
-        <w:rPr>
-          <w:rFonts w:hint="eastAsia" w:ascii="Times New Roman" w:hAnsi="Times New Roman" w:eastAsia="FangSong" w:cs="Times New Roman"/>
-        </w:rPr>
-        <w:t>个不等价碳</w:t>
-      </w:r>
-      <w:r>
-        <w:rPr>
-          <w:rFonts w:hint="eastAsia" w:ascii="Times New Roman" w:hAnsi="Times New Roman" w:eastAsia="Times New Roman" w:cs="Times New Roman"/>
-        </w:rPr>
-        <w:t>+</w:t>
-      </w:r>
-      <w:r>
-        <w:rPr>
-          <w:rFonts w:hint="eastAsia" w:ascii="Times New Roman" w:hAnsi="Times New Roman" w:eastAsia="FangSong" w:cs="Times New Roman"/>
-        </w:rPr>
-        <w:t>甲基</w:t>
-      </w:r>
-      <w:r>
-        <w:rPr>
-          <w:rFonts w:hint="eastAsia" w:ascii="Times New Roman" w:hAnsi="Times New Roman" w:eastAsia="Times New Roman" w:cs="Times New Roman"/>
-        </w:rPr>
-        <w:t>=5</w:t>
-      </w:r>
-      <w:r>
-        <w:rPr>
-          <w:rFonts w:hint="eastAsia" w:ascii="Times New Roman" w:hAnsi="Times New Roman" w:eastAsia="FangSong" w:cs="Times New Roman"/>
-        </w:rPr>
-        <w:t>个信号</w:t>
+        <w:t>04-</w:t>
+      </w:r>
+      <w:r>
+        <w:rPr>
+          <w:rFonts w:hint="eastAsia" w:ascii="Times New Roman" w:hAnsi="Times New Roman" w:eastAsia="FangSong" w:cs="Times New Roman"/>
+        </w:rPr>
+        <w:t>课件</w:t>
+      </w:r>
+      <w:r>
+        <w:rPr>
+          <w:rFonts w:hint="eastAsia" w:ascii="Times New Roman" w:hAnsi="Times New Roman" w:eastAsia="Times New Roman" w:cs="Times New Roman"/>
+        </w:rPr>
+        <w:t>/</w:t>
+      </w:r>
+      <w:r>
+        <w:rPr>
+          <w:rFonts w:hint="eastAsia" w:ascii="Times New Roman" w:hAnsi="Times New Roman" w:eastAsia="FangSong" w:cs="Times New Roman"/>
+        </w:rPr>
+        <w:t>学生讲义</w:t>
+      </w:r>
+      <w:r>
+        <w:rPr>
+          <w:rFonts w:hint="eastAsia" w:ascii="Times New Roman" w:hAnsi="Times New Roman" w:eastAsia="Times New Roman" w:cs="Times New Roman"/>
+        </w:rPr>
+        <w:t>/</w:t>
+      </w:r>
+      <w:r>
+        <w:rPr>
+          <w:rFonts w:hint="eastAsia" w:ascii="Times New Roman" w:hAnsi="Times New Roman" w:eastAsia="FangSong" w:cs="Times New Roman"/>
+        </w:rPr>
+        <w:t>有机化学</w:t>
+      </w:r>
+      <w:r>
+        <w:rPr>
+          <w:rFonts w:hint="eastAsia" w:ascii="Times New Roman" w:hAnsi="Times New Roman" w:eastAsia="Times New Roman" w:cs="Times New Roman"/>
+        </w:rPr>
+        <w:t>/</w:t>
+      </w:r>
+      <w:r>
+        <w:rPr>
+          <w:rFonts w:hint="eastAsia" w:ascii="Times New Roman" w:hAnsi="Times New Roman" w:eastAsia="FangSong" w:cs="Times New Roman"/>
+        </w:rPr>
+        <w:t>加成反应</w:t>
+      </w:r>
+      <w:r>
+        <w:rPr>
+          <w:rFonts w:ascii="Times New Roman" w:hAnsi="Times New Roman" w:eastAsia="Times New Roman" w:cs="Times New Roman"/>
+        </w:rPr>
+        <w:t xml:space="preserve"> — </w:t>
+      </w:r>
+      <w:r>
+        <w:rPr>
+          <w:rFonts w:hint="eastAsia" w:ascii="Times New Roman" w:hAnsi="Times New Roman" w:eastAsia="FangSong" w:cs="Times New Roman"/>
+        </w:rPr>
+        <w:t>硼氢化</w:t>
+      </w:r>
+      <w:r>
+        <w:rPr>
+          <w:rFonts w:hint="eastAsia" w:ascii="Times New Roman" w:hAnsi="Times New Roman" w:eastAsia="Times New Roman" w:cs="Times New Roman"/>
+        </w:rPr>
+        <w:t>、Cram</w:t>
+      </w:r>
+      <w:r>
+        <w:rPr>
+          <w:rFonts w:hint="eastAsia" w:ascii="Times New Roman" w:hAnsi="Times New Roman" w:eastAsia="FangSong" w:cs="Times New Roman"/>
+        </w:rPr>
+        <w:t>规则</w:t>
+      </w:r>
+      <w:r>
+        <w:rPr>
+          <w:rFonts w:hint="eastAsia" w:ascii="Times New Roman" w:hAnsi="Times New Roman" w:eastAsia="Times New Roman" w:cs="Times New Roman"/>
+        </w:rPr>
+        <w:t>、1,2/1,4</w:t>
+      </w:r>
+      <w:r>
+        <w:rPr>
+          <w:rFonts w:hint="eastAsia" w:ascii="Times New Roman" w:hAnsi="Times New Roman" w:eastAsia="FangSong" w:cs="Times New Roman"/>
+        </w:rPr>
+        <w:t>分流</w:t>
       </w:r>
     </w:p>
     <w:p>
@@ -23350,86 +24224,86 @@
         <w:pStyle w:val="Compact"/>
         <w:numPr>
           <w:ilvl w:val="0"/>
-          <w:numId w:val="1020"/>
+          <w:numId w:val="1022"/>
         </w:numPr>
       </w:pPr>
       <w:r>
         <w:rPr>
-          <w:rFonts w:hint="eastAsia" w:ascii="Times New Roman" w:hAnsi="Times New Roman" w:eastAsia="FangSong" w:cs="Times New Roman"/>
-        </w:rPr>
-        <w:t>反</w:t>
-      </w:r>
-      <w:r>
-        <w:rPr>
-          <w:rFonts w:hint="eastAsia" w:ascii="Times New Roman" w:hAnsi="Times New Roman" w:eastAsia="Times New Roman" w:cs="Times New Roman"/>
-        </w:rPr>
-        <w:t>-1,2-：</w:t>
-      </w:r>
-      <w:r>
-        <w:rPr>
-          <w:rFonts w:hint="eastAsia" w:ascii="Times New Roman" w:hAnsi="Times New Roman" w:eastAsia="FangSong" w:cs="Times New Roman"/>
-        </w:rPr>
-        <w:t>可双轴构象</w:t>
-      </w:r>
-      <w:r>
-        <w:rPr>
-          <w:rFonts w:hint="eastAsia" w:ascii="Times New Roman" w:hAnsi="Times New Roman" w:eastAsia="Times New Roman" w:cs="Times New Roman"/>
-        </w:rPr>
-        <w:t>→Br</w:t>
-      </w:r>
-      <w:r>
-        <w:rPr>
-          <w:rFonts w:hint="eastAsia" w:ascii="Times New Roman" w:hAnsi="Times New Roman" w:eastAsia="FangSong" w:cs="Times New Roman"/>
-        </w:rPr>
-        <w:t>在</w:t>
-      </w:r>
-      <w:r>
-        <w:rPr>
-          <w:rFonts w:hint="eastAsia" w:ascii="Times New Roman" w:hAnsi="Times New Roman" w:eastAsia="Times New Roman" w:cs="Times New Roman"/>
-        </w:rPr>
-        <w:t>a</w:t>
-      </w:r>
-      <w:r>
-        <w:rPr>
-          <w:rFonts w:hint="eastAsia" w:ascii="Times New Roman" w:hAnsi="Times New Roman" w:eastAsia="FangSong" w:cs="Times New Roman"/>
-        </w:rPr>
-        <w:t>键</w:t>
-      </w:r>
-      <w:r>
-        <w:rPr>
-          <w:rFonts w:hint="eastAsia" w:ascii="Times New Roman" w:hAnsi="Times New Roman" w:eastAsia="Times New Roman" w:cs="Times New Roman"/>
-        </w:rPr>
-        <w:t>，</w:t>
-      </w:r>
-      <w:r>
-        <w:rPr>
-          <w:rFonts w:hint="eastAsia" w:ascii="Times New Roman" w:hAnsi="Times New Roman" w:eastAsia="FangSong" w:cs="Times New Roman"/>
-        </w:rPr>
-        <w:t>邻位</w:t>
-      </w:r>
-      <w:r>
-        <w:rPr>
-          <w:rFonts w:hint="eastAsia" w:ascii="Times New Roman" w:hAnsi="Times New Roman" w:eastAsia="Times New Roman" w:cs="Times New Roman"/>
-        </w:rPr>
-        <w:t>a-H</w:t>
-      </w:r>
-      <w:r>
-        <w:rPr>
-          <w:rFonts w:hint="eastAsia" w:ascii="Times New Roman" w:hAnsi="Times New Roman" w:eastAsia="FangSong" w:cs="Times New Roman"/>
-        </w:rPr>
-        <w:t>满足</w:t>
-      </w:r>
-      <w:r>
-        <w:rPr>
-          <w:rFonts w:hint="eastAsia" w:ascii="Times New Roman" w:hAnsi="Times New Roman" w:eastAsia="Times New Roman" w:cs="Times New Roman"/>
-        </w:rPr>
-        <w:t>anti→E2→3-</w:t>
-      </w:r>
-      <w:r>
-        <w:rPr>
-          <w:rFonts w:hint="eastAsia" w:ascii="Times New Roman" w:hAnsi="Times New Roman" w:eastAsia="FangSong" w:cs="Times New Roman"/>
-        </w:rPr>
-        <w:t>甲基环己烯</w:t>
+          <w:rFonts w:hint="eastAsia" w:ascii="Times New Roman" w:hAnsi="Times New Roman" w:eastAsia="Times New Roman" w:cs="Times New Roman"/>
+        </w:rPr>
+        <w:t>04-</w:t>
+      </w:r>
+      <w:r>
+        <w:rPr>
+          <w:rFonts w:hint="eastAsia" w:ascii="Times New Roman" w:hAnsi="Times New Roman" w:eastAsia="FangSong" w:cs="Times New Roman"/>
+        </w:rPr>
+        <w:t>专题与题型</w:t>
+      </w:r>
+      <w:r>
+        <w:rPr>
+          <w:rFonts w:hint="eastAsia" w:ascii="Times New Roman" w:hAnsi="Times New Roman" w:eastAsia="Times New Roman" w:cs="Times New Roman"/>
+        </w:rPr>
+        <w:t>/</w:t>
+      </w:r>
+      <w:r>
+        <w:rPr>
+          <w:rFonts w:hint="eastAsia" w:ascii="Times New Roman" w:hAnsi="Times New Roman" w:eastAsia="FangSong" w:cs="Times New Roman"/>
+        </w:rPr>
+        <w:t>专题</w:t>
+      </w:r>
+      <w:r>
+        <w:rPr>
+          <w:rFonts w:hint="eastAsia" w:ascii="Times New Roman" w:hAnsi="Times New Roman" w:eastAsia="Times New Roman" w:cs="Times New Roman"/>
+        </w:rPr>
+        <w:t>/</w:t>
+      </w:r>
+      <w:r>
+        <w:rPr>
+          <w:rFonts w:hint="eastAsia" w:ascii="Times New Roman" w:hAnsi="Times New Roman" w:eastAsia="FangSong" w:cs="Times New Roman"/>
+        </w:rPr>
+        <w:t>专题</w:t>
+      </w:r>
+      <w:r>
+        <w:rPr>
+          <w:rFonts w:hint="eastAsia" w:ascii="Times New Roman" w:hAnsi="Times New Roman" w:eastAsia="Times New Roman" w:cs="Times New Roman"/>
+        </w:rPr>
+        <w:t>-</w:t>
+      </w:r>
+      <w:r>
+        <w:rPr>
+          <w:rFonts w:hint="eastAsia" w:ascii="Times New Roman" w:hAnsi="Times New Roman" w:eastAsia="FangSong" w:cs="Times New Roman"/>
+        </w:rPr>
+        <w:t>芳香反应</w:t>
+      </w:r>
+      <w:r>
+        <w:rPr>
+          <w:rFonts w:ascii="Times New Roman" w:hAnsi="Times New Roman" w:eastAsia="Times New Roman" w:cs="Times New Roman"/>
+        </w:rPr>
+        <w:t xml:space="preserve"> — </w:t>
+      </w:r>
+      <w:r>
+        <w:rPr>
+          <w:rFonts w:hint="eastAsia" w:ascii="Times New Roman" w:hAnsi="Times New Roman" w:eastAsia="FangSong" w:cs="Times New Roman"/>
+        </w:rPr>
+        <w:t>芳香定位规则</w:t>
+      </w:r>
+      <w:r>
+        <w:rPr>
+          <w:rFonts w:hint="eastAsia" w:ascii="Times New Roman" w:hAnsi="Times New Roman" w:eastAsia="Times New Roman" w:cs="Times New Roman"/>
+        </w:rPr>
+        <w:t>（</w:t>
+      </w:r>
+      <w:r>
+        <w:rPr>
+          <w:rFonts w:hint="eastAsia" w:ascii="Times New Roman" w:hAnsi="Times New Roman" w:eastAsia="FangSong" w:cs="Times New Roman"/>
+        </w:rPr>
+        <w:t>区域选择性</w:t>
+      </w:r>
+      <w:r>
+        <w:rPr>
+          <w:rFonts w:hint="eastAsia" w:ascii="Times New Roman" w:hAnsi="Times New Roman" w:eastAsia="Times New Roman" w:cs="Times New Roman"/>
+        </w:rPr>
+        <w:t>）</w:t>
       </w:r>
     </w:p>
     <w:p>
@@ -23437,340 +24311,86 @@
         <w:pStyle w:val="Compact"/>
         <w:numPr>
           <w:ilvl w:val="0"/>
-          <w:numId w:val="1020"/>
+          <w:numId w:val="1022"/>
         </w:numPr>
       </w:pPr>
       <w:r>
         <w:rPr>
-          <w:rFonts w:ascii="Times New Roman" w:hAnsi="Times New Roman" w:eastAsia="Times New Roman" w:cs="Times New Roman"/>
-        </w:rPr>
-        <w:t xml:space="preserve">A: </w:t>
-      </w:r>
-      <w:r>
-        <w:rPr>
-          <w:rFonts w:hint="eastAsia" w:ascii="Times New Roman" w:hAnsi="Times New Roman" w:eastAsia="Times New Roman" w:cs="Times New Roman"/>
-        </w:rPr>
-        <w:t>(S)-3-</w:t>
-      </w:r>
-      <w:r>
-        <w:rPr>
-          <w:rFonts w:hint="eastAsia" w:ascii="Times New Roman" w:hAnsi="Times New Roman" w:eastAsia="FangSong" w:cs="Times New Roman"/>
-        </w:rPr>
-        <w:t>甲基</w:t>
-      </w:r>
-      <w:r>
-        <w:rPr>
-          <w:rFonts w:hint="eastAsia" w:ascii="Times New Roman" w:hAnsi="Times New Roman" w:eastAsia="Times New Roman" w:cs="Times New Roman"/>
-        </w:rPr>
-        <w:t>-2-</w:t>
-      </w:r>
-      <w:r>
-        <w:rPr>
-          <w:rFonts w:hint="eastAsia" w:ascii="Times New Roman" w:hAnsi="Times New Roman" w:eastAsia="FangSong" w:cs="Times New Roman"/>
-        </w:rPr>
-        <w:t>己酮</w:t>
-      </w:r>
-      <w:r>
-        <w:rPr>
-          <w:rFonts w:hint="eastAsia" w:ascii="Times New Roman" w:hAnsi="Times New Roman" w:eastAsia="Times New Roman" w:cs="Times New Roman"/>
-        </w:rPr>
-        <w:t>；C</w:t>
-      </w:r>
-      <w:r>
-        <w:rPr>
-          <w:rFonts w:hint="eastAsia" w:ascii="Times New Roman" w:hAnsi="Times New Roman" w:eastAsia="Times New Roman" w:cs="Times New Roman"/>
-          <w:vertAlign w:val="subscript"/>
-        </w:rPr>
-        <w:t>2</w:t>
-      </w:r>
-      <w:r>
-        <w:rPr>
-          <w:rFonts w:hint="eastAsia" w:ascii="Times New Roman" w:hAnsi="Times New Roman" w:eastAsia="Times New Roman" w:cs="Times New Roman"/>
-        </w:rPr>
-        <w:t>H</w:t>
-      </w:r>
-      <w:r>
-        <w:rPr>
-          <w:rFonts w:hint="eastAsia" w:ascii="Times New Roman" w:hAnsi="Times New Roman" w:eastAsia="Times New Roman" w:cs="Times New Roman"/>
-          <w:vertAlign w:val="subscript"/>
-        </w:rPr>
-        <w:t>5</w:t>
-      </w:r>
-      <w:r>
-        <w:rPr>
-          <w:rFonts w:hint="eastAsia" w:ascii="Times New Roman" w:hAnsi="Times New Roman" w:eastAsia="Times New Roman" w:cs="Times New Roman"/>
-        </w:rPr>
-        <w:t>MgBr</w:t>
-      </w:r>
-      <w:r>
-        <w:rPr>
-          <w:rFonts w:ascii="Times New Roman" w:hAnsi="Times New Roman" w:eastAsia="Times New Roman" w:cs="Times New Roman"/>
-        </w:rPr>
-        <w:t xml:space="preserve"> </w:t>
-      </w:r>
-      <w:r>
-        <w:rPr>
-          <w:rFonts w:hint="eastAsia" w:ascii="Times New Roman" w:hAnsi="Times New Roman" w:eastAsia="FangSong" w:cs="Times New Roman"/>
-        </w:rPr>
-        <w:t xml:space="preserve">从</w:t>
-      </w:r>
-      <w:r>
-        <w:rPr>
-          <w:rFonts w:ascii="Times New Roman" w:hAnsi="Times New Roman" w:eastAsia="Times New Roman" w:cs="Times New Roman"/>
-        </w:rPr>
-        <w:t xml:space="preserve"> H </w:t>
-      </w:r>
-      <w:r>
-        <w:rPr>
-          <w:rFonts w:hint="eastAsia" w:ascii="Times New Roman" w:hAnsi="Times New Roman" w:eastAsia="FangSong" w:cs="Times New Roman"/>
-        </w:rPr>
-        <w:t xml:space="preserve">侧进攻</w:t>
-      </w:r>
-      <w:r>
-        <w:rPr>
-          <w:rFonts w:ascii="Times New Roman" w:hAnsi="Times New Roman" w:eastAsia="Times New Roman" w:cs="Times New Roman"/>
-        </w:rPr>
-        <w:t xml:space="preserve"> → </w:t>
-      </w:r>
-      <w:r>
-        <w:rPr>
-          <w:rFonts w:hint="eastAsia" w:ascii="Times New Roman" w:hAnsi="Times New Roman" w:eastAsia="FangSong" w:cs="Times New Roman"/>
-        </w:rPr>
-        <w:t xml:space="preserve">主产物</w:t>
-      </w:r>
-      <w:r>
-        <w:rPr>
-          <w:rFonts w:ascii="Times New Roman" w:hAnsi="Times New Roman" w:eastAsia="Times New Roman" w:cs="Times New Roman"/>
-        </w:rPr>
-        <w:t xml:space="preserve"> </w:t>
-      </w:r>
-      <w:r>
-        <w:rPr>
-          <w:rFonts w:hint="eastAsia" w:ascii="Times New Roman" w:hAnsi="Times New Roman" w:eastAsia="Times New Roman" w:cs="Times New Roman"/>
-        </w:rPr>
-        <w:t>(3R,4S)-3,4-</w:t>
-      </w:r>
-      <w:r>
-        <w:rPr>
-          <w:rFonts w:hint="eastAsia" w:ascii="Times New Roman" w:hAnsi="Times New Roman" w:eastAsia="FangSong" w:cs="Times New Roman"/>
-        </w:rPr>
-        <w:t>二甲基</w:t>
-      </w:r>
-      <w:r>
-        <w:rPr>
-          <w:rFonts w:hint="eastAsia" w:ascii="Times New Roman" w:hAnsi="Times New Roman" w:eastAsia="Times New Roman" w:cs="Times New Roman"/>
-        </w:rPr>
-        <w:t>-3-</w:t>
-      </w:r>
-      <w:r>
-        <w:rPr>
-          <w:rFonts w:hint="eastAsia" w:ascii="Times New Roman" w:hAnsi="Times New Roman" w:eastAsia="FangSong" w:cs="Times New Roman"/>
-        </w:rPr>
-        <w:t>己醇</w:t>
-      </w:r>
-      <w:r>
-        <w:rPr>
-          <w:rFonts w:hint="eastAsia" w:ascii="Times New Roman" w:hAnsi="Times New Roman" w:eastAsia="Times New Roman" w:cs="Times New Roman"/>
-        </w:rPr>
-        <w:t>（Cram</w:t>
-      </w:r>
-      <w:r>
-        <w:rPr>
-          <w:rFonts w:hint="eastAsia" w:ascii="Times New Roman" w:hAnsi="Times New Roman" w:eastAsia="FangSong" w:cs="Times New Roman"/>
-        </w:rPr>
-        <w:t>产物</w:t>
-      </w:r>
-      <w:r>
-        <w:rPr>
-          <w:rFonts w:hint="eastAsia" w:ascii="Times New Roman" w:hAnsi="Times New Roman" w:eastAsia="Times New Roman" w:cs="Times New Roman"/>
-        </w:rPr>
-        <w:t>；C3</w:t>
-      </w:r>
-      <w:r>
-        <w:rPr>
-          <w:rFonts w:ascii="Times New Roman" w:hAnsi="Times New Roman" w:eastAsia="Times New Roman" w:cs="Times New Roman"/>
-        </w:rPr>
-        <w:t xml:space="preserve"> </w:t>
-      </w:r>
-      <w:r>
-        <w:rPr>
-          <w:rFonts w:hint="eastAsia" w:ascii="Times New Roman" w:hAnsi="Times New Roman" w:eastAsia="FangSong" w:cs="Times New Roman"/>
-        </w:rPr>
-        <w:t xml:space="preserve">新中心为</w:t>
-      </w:r>
-      <w:r>
-        <w:rPr>
-          <w:rFonts w:ascii="Times New Roman" w:hAnsi="Times New Roman" w:eastAsia="Times New Roman" w:cs="Times New Roman"/>
-        </w:rPr>
-        <w:t xml:space="preserve"> </w:t>
-      </w:r>
-      <w:r>
-        <w:rPr>
-          <w:rFonts w:hint="eastAsia" w:ascii="Times New Roman" w:hAnsi="Times New Roman" w:eastAsia="Times New Roman" w:cs="Times New Roman"/>
-        </w:rPr>
-        <w:t xml:space="preserve">R，C4</w:t>
-      </w:r>
-      <w:r>
-        <w:rPr>
-          <w:rFonts w:ascii="Times New Roman" w:hAnsi="Times New Roman" w:eastAsia="Times New Roman" w:cs="Times New Roman"/>
-        </w:rPr>
-        <w:t xml:space="preserve"> </w:t>
-      </w:r>
-      <w:r>
-        <w:rPr>
-          <w:rFonts w:hint="eastAsia" w:ascii="Times New Roman" w:hAnsi="Times New Roman" w:eastAsia="FangSong" w:cs="Times New Roman"/>
-        </w:rPr>
-        <w:t xml:space="preserve">构型保持</w:t>
-      </w:r>
-      <w:r>
-        <w:rPr>
-          <w:rFonts w:ascii="Times New Roman" w:hAnsi="Times New Roman" w:eastAsia="Times New Roman" w:cs="Times New Roman"/>
-        </w:rPr>
-        <w:t xml:space="preserve"> </w:t>
-      </w:r>
-      <w:r>
-        <w:rPr>
-          <w:rFonts w:hint="eastAsia" w:ascii="Times New Roman" w:hAnsi="Times New Roman" w:eastAsia="Times New Roman" w:cs="Times New Roman"/>
-        </w:rPr>
-        <w:t xml:space="preserve">S）。</w:t>
-      </w:r>
-      <w:r>
-        <w:rPr>
-          <w:rFonts w:hint="eastAsia" w:ascii="Times New Roman" w:hAnsi="Times New Roman" w:eastAsia="FangSong" w:cs="Times New Roman"/>
-          <w:b/>
-          <w:bCs/>
-        </w:rPr>
-        <w:t xml:space="preserve">注</w:t>
-      </w:r>
-      <w:r>
-        <w:rPr>
-          <w:rFonts w:hint="eastAsia" w:ascii="Times New Roman" w:hAnsi="Times New Roman" w:eastAsia="Times New Roman" w:cs="Times New Roman"/>
-        </w:rPr>
-        <w:t>：</w:t>
-      </w:r>
-      <w:r>
-        <w:rPr>
-          <w:rFonts w:hint="eastAsia" w:ascii="Times New Roman" w:hAnsi="Times New Roman" w:eastAsia="FangSong" w:cs="Times New Roman"/>
-        </w:rPr>
-        <w:t>若用</w:t>
-      </w:r>
-      <w:r>
-        <w:rPr>
-          <w:rFonts w:ascii="Times New Roman" w:hAnsi="Times New Roman" w:eastAsia="Times New Roman" w:cs="Times New Roman"/>
-        </w:rPr>
-        <w:t xml:space="preserve"> </w:t>
-      </w:r>
-      <w:r>
-        <w:rPr>
-          <w:rFonts w:hint="eastAsia" w:ascii="Times New Roman" w:hAnsi="Times New Roman" w:eastAsia="Times New Roman" w:cs="Times New Roman"/>
-        </w:rPr>
-        <w:t>CH</w:t>
-      </w:r>
-      <w:r>
-        <w:rPr>
-          <w:rFonts w:hint="eastAsia" w:ascii="Times New Roman" w:hAnsi="Times New Roman" w:eastAsia="Times New Roman" w:cs="Times New Roman"/>
-          <w:vertAlign w:val="subscript"/>
-        </w:rPr>
-        <w:t>3</w:t>
-      </w:r>
-      <w:r>
-        <w:rPr>
-          <w:rFonts w:hint="eastAsia" w:ascii="Times New Roman" w:hAnsi="Times New Roman" w:eastAsia="Times New Roman" w:cs="Times New Roman"/>
-        </w:rPr>
-        <w:t>MgBr，C3</w:t>
-      </w:r>
-      <w:r>
-        <w:rPr>
-          <w:rFonts w:ascii="Times New Roman" w:hAnsi="Times New Roman" w:eastAsia="Times New Roman" w:cs="Times New Roman"/>
-        </w:rPr>
-        <w:t xml:space="preserve"> </w:t>
-      </w:r>
-      <w:r>
-        <w:rPr>
-          <w:rFonts w:hint="eastAsia" w:ascii="Times New Roman" w:hAnsi="Times New Roman" w:eastAsia="FangSong" w:cs="Times New Roman"/>
-        </w:rPr>
-        <w:t xml:space="preserve">连两个相同</w:t>
-      </w:r>
-      <w:r>
-        <w:rPr>
-          <w:rFonts w:ascii="Times New Roman" w:hAnsi="Times New Roman" w:eastAsia="Times New Roman" w:cs="Times New Roman"/>
-        </w:rPr>
-        <w:t xml:space="preserve"> CH</w:t>
-      </w:r>
-      <w:r>
-        <w:rPr>
-          <w:rFonts w:ascii="Times New Roman" w:hAnsi="Times New Roman" w:eastAsia="Times New Roman" w:cs="Times New Roman"/>
-          <w:vertAlign w:val="subscript"/>
-        </w:rPr>
-        <w:t>3</w:t>
-      </w:r>
-      <w:r>
-        <w:rPr>
-          <w:rFonts w:ascii="Times New Roman" w:hAnsi="Times New Roman" w:eastAsia="Times New Roman" w:cs="Times New Roman"/>
-        </w:rPr>
-        <w:t xml:space="preserve"> </w:t>
-      </w:r>
-      <w:r>
-        <w:rPr>
-          <w:rFonts w:hint="eastAsia" w:ascii="Times New Roman" w:hAnsi="Times New Roman" w:eastAsia="FangSong" w:cs="Times New Roman"/>
-        </w:rPr>
-        <w:t>无新手性中心</w:t>
-      </w:r>
-      <w:r>
-        <w:rPr>
-          <w:rFonts w:hint="eastAsia" w:ascii="Times New Roman" w:hAnsi="Times New Roman" w:eastAsia="Times New Roman" w:cs="Times New Roman"/>
-        </w:rPr>
-        <w:t>，</w:t>
-      </w:r>
-      <w:r>
-        <w:rPr>
-          <w:rFonts w:hint="eastAsia" w:ascii="Times New Roman" w:hAnsi="Times New Roman" w:eastAsia="FangSong" w:cs="Times New Roman"/>
-        </w:rPr>
-        <w:t>故必须用</w:t>
-      </w:r>
-      <w:r>
-        <w:rPr>
-          <w:rFonts w:ascii="Times New Roman" w:hAnsi="Times New Roman" w:eastAsia="Times New Roman" w:cs="Times New Roman"/>
-        </w:rPr>
-        <w:t xml:space="preserve"> C</w:t>
-      </w:r>
-      <w:r>
-        <w:rPr>
-          <w:rFonts w:ascii="Times New Roman" w:hAnsi="Times New Roman" w:eastAsia="Times New Roman" w:cs="Times New Roman"/>
-          <w:vertAlign w:val="subscript"/>
-        </w:rPr>
-        <w:t>2</w:t>
-      </w:r>
-      <w:r>
-        <w:rPr>
-          <w:rFonts w:ascii="Times New Roman" w:hAnsi="Times New Roman" w:eastAsia="Times New Roman" w:cs="Times New Roman"/>
-        </w:rPr>
-        <w:t>H</w:t>
-      </w:r>
-      <w:r>
-        <w:rPr>
-          <w:rFonts w:ascii="Times New Roman" w:hAnsi="Times New Roman" w:eastAsia="Times New Roman" w:cs="Times New Roman"/>
-          <w:vertAlign w:val="subscript"/>
-        </w:rPr>
-        <w:t>5</w:t>
-      </w:r>
-      <w:r>
-        <w:rPr>
-          <w:rFonts w:ascii="Times New Roman" w:hAnsi="Times New Roman" w:eastAsia="Times New Roman" w:cs="Times New Roman"/>
-        </w:rPr>
-        <w:t xml:space="preserve">MgBr </w:t>
-      </w:r>
-      <w:r>
-        <w:rPr>
-          <w:rFonts w:hint="eastAsia" w:ascii="Times New Roman" w:hAnsi="Times New Roman" w:eastAsia="FangSong" w:cs="Times New Roman"/>
-        </w:rPr>
-        <w:t xml:space="preserve">才能体现</w:t>
-      </w:r>
-      <w:r>
-        <w:rPr>
-          <w:rFonts w:ascii="Times New Roman" w:hAnsi="Times New Roman" w:eastAsia="Times New Roman" w:cs="Times New Roman"/>
-        </w:rPr>
-        <w:t xml:space="preserve"> dr</w:t>
+          <w:rFonts w:hint="eastAsia" w:ascii="Times New Roman" w:hAnsi="Times New Roman" w:eastAsia="Times New Roman" w:cs="Times New Roman"/>
+        </w:rPr>
+        <w:t>04-</w:t>
+      </w:r>
+      <w:r>
+        <w:rPr>
+          <w:rFonts w:hint="eastAsia" w:ascii="Times New Roman" w:hAnsi="Times New Roman" w:eastAsia="FangSong" w:cs="Times New Roman"/>
+        </w:rPr>
+        <w:t>专题与题型</w:t>
+      </w:r>
+      <w:r>
+        <w:rPr>
+          <w:rFonts w:hint="eastAsia" w:ascii="Times New Roman" w:hAnsi="Times New Roman" w:eastAsia="Times New Roman" w:cs="Times New Roman"/>
+        </w:rPr>
+        <w:t>/</w:t>
+      </w:r>
+      <w:r>
+        <w:rPr>
+          <w:rFonts w:hint="eastAsia" w:ascii="Times New Roman" w:hAnsi="Times New Roman" w:eastAsia="FangSong" w:cs="Times New Roman"/>
+        </w:rPr>
+        <w:t>专题</w:t>
+      </w:r>
+      <w:r>
+        <w:rPr>
+          <w:rFonts w:hint="eastAsia" w:ascii="Times New Roman" w:hAnsi="Times New Roman" w:eastAsia="Times New Roman" w:cs="Times New Roman"/>
+        </w:rPr>
+        <w:t>/</w:t>
+      </w:r>
+      <w:r>
+        <w:rPr>
+          <w:rFonts w:hint="eastAsia" w:ascii="Times New Roman" w:hAnsi="Times New Roman" w:eastAsia="FangSong" w:cs="Times New Roman"/>
+        </w:rPr>
+        <w:t>专题</w:t>
+      </w:r>
+      <w:r>
+        <w:rPr>
+          <w:rFonts w:hint="eastAsia" w:ascii="Times New Roman" w:hAnsi="Times New Roman" w:eastAsia="Times New Roman" w:cs="Times New Roman"/>
+        </w:rPr>
+        <w:t>-</w:t>
+      </w:r>
+      <w:r>
+        <w:rPr>
+          <w:rFonts w:hint="eastAsia" w:ascii="Times New Roman" w:hAnsi="Times New Roman" w:eastAsia="FangSong" w:cs="Times New Roman"/>
+        </w:rPr>
+        <w:t>高等有机机理与立体化学</w:t>
+      </w:r>
+      <w:r>
+        <w:rPr>
+          <w:rFonts w:ascii="Times New Roman" w:hAnsi="Times New Roman" w:eastAsia="Times New Roman" w:cs="Times New Roman"/>
+        </w:rPr>
+        <w:t xml:space="preserve"> — </w:t>
+      </w:r>
+      <w:r>
+        <w:rPr>
+          <w:rFonts w:hint="eastAsia" w:ascii="Times New Roman" w:hAnsi="Times New Roman" w:eastAsia="FangSong" w:cs="Times New Roman"/>
+        </w:rPr>
+        <w:t>高阶非对映选择性模型</w:t>
+      </w:r>
+      <w:r>
+        <w:rPr>
+          <w:rFonts w:hint="eastAsia" w:ascii="Times New Roman" w:hAnsi="Times New Roman" w:eastAsia="Times New Roman" w:cs="Times New Roman"/>
+        </w:rPr>
+        <w:t>（</w:t>
+      </w:r>
+      <w:r>
+        <w:rPr>
+          <w:rFonts w:hint="eastAsia" w:ascii="Times New Roman" w:hAnsi="Times New Roman" w:eastAsia="FangSong" w:cs="Times New Roman"/>
+        </w:rPr>
+        <w:t>决赛</w:t>
+      </w:r>
+      <w:r>
+        <w:rPr>
+          <w:rFonts w:hint="eastAsia" w:ascii="Times New Roman" w:hAnsi="Times New Roman" w:eastAsia="Times New Roman" w:cs="Times New Roman"/>
+        </w:rPr>
+        <w:t>）</w:t>
       </w:r>
     </w:p>
     <w:p>
@@ -23783,398 +24403,8 @@
         </w:pict>
       </w:r>
     </w:p>
-    <w:bookmarkEnd w:id="69"/>
-    <w:bookmarkStart w:id="70" w:name="十四跨专题连接"/>
-    <w:p>
-      <w:pPr>
-        <w:pStyle w:val="Heading2"/>
-        <w:spacing w:before="280" w:after="120"/>
-      </w:pPr>
-      <w:r>
-        <w:rPr>
-          <w:rFonts w:hint="eastAsia" w:ascii="Times New Roman" w:hAnsi="Times New Roman" w:eastAsia="SimHei" w:cs="Times New Roman"/>
-        </w:rPr>
-        <w:t>十四</w:t>
-      </w:r>
-      <w:r>
-        <w:rPr>
-          <w:rFonts w:hint="eastAsia" w:ascii="Times New Roman" w:hAnsi="Times New Roman" w:eastAsia="Times New Roman" w:cs="Times New Roman"/>
-        </w:rPr>
-        <w:t>、</w:t>
-      </w:r>
-      <w:r>
-        <w:rPr>
-          <w:rFonts w:hint="eastAsia" w:ascii="Times New Roman" w:hAnsi="Times New Roman" w:eastAsia="SimHei" w:cs="Times New Roman"/>
-        </w:rPr>
-        <w:t>跨专题连接</w:t>
-      </w:r>
-    </w:p>
-    <w:p>
-      <w:pPr>
-        <w:pStyle w:val="Compact"/>
-        <w:numPr>
-          <w:ilvl w:val="0"/>
-          <w:numId w:val="1023"/>
-        </w:numPr>
-      </w:pPr>
-      <w:r>
-        <w:rPr>
-          <w:rFonts w:hint="eastAsia" w:ascii="Times New Roman" w:hAnsi="Times New Roman" w:eastAsia="Times New Roman" w:cs="Times New Roman"/>
-        </w:rPr>
-        <w:t>04-</w:t>
-      </w:r>
-      <w:r>
-        <w:rPr>
-          <w:rFonts w:hint="eastAsia" w:ascii="Times New Roman" w:hAnsi="Times New Roman" w:eastAsia="FangSong" w:cs="Times New Roman"/>
-        </w:rPr>
-        <w:t>课件</w:t>
-      </w:r>
-      <w:r>
-        <w:rPr>
-          <w:rFonts w:hint="eastAsia" w:ascii="Times New Roman" w:hAnsi="Times New Roman" w:eastAsia="Times New Roman" w:cs="Times New Roman"/>
-        </w:rPr>
-        <w:t>/</w:t>
-      </w:r>
-      <w:r>
-        <w:rPr>
-          <w:rFonts w:hint="eastAsia" w:ascii="Times New Roman" w:hAnsi="Times New Roman" w:eastAsia="FangSong" w:cs="Times New Roman"/>
-        </w:rPr>
-        <w:t>学生讲义</w:t>
-      </w:r>
-      <w:r>
-        <w:rPr>
-          <w:rFonts w:hint="eastAsia" w:ascii="Times New Roman" w:hAnsi="Times New Roman" w:eastAsia="Times New Roman" w:cs="Times New Roman"/>
-        </w:rPr>
-        <w:t>/</w:t>
-      </w:r>
-      <w:r>
-        <w:rPr>
-          <w:rFonts w:hint="eastAsia" w:ascii="Times New Roman" w:hAnsi="Times New Roman" w:eastAsia="FangSong" w:cs="Times New Roman"/>
-        </w:rPr>
-        <w:t>有机化学</w:t>
-      </w:r>
-      <w:r>
-        <w:rPr>
-          <w:rFonts w:hint="eastAsia" w:ascii="Times New Roman" w:hAnsi="Times New Roman" w:eastAsia="Times New Roman" w:cs="Times New Roman"/>
-        </w:rPr>
-        <w:t>/</w:t>
-      </w:r>
-      <w:r>
-        <w:rPr>
-          <w:rFonts w:hint="eastAsia" w:ascii="Times New Roman" w:hAnsi="Times New Roman" w:eastAsia="FangSong" w:cs="Times New Roman"/>
-        </w:rPr>
-        <w:t>亲核取代与消除反应</w:t>
-      </w:r>
-      <w:r>
-        <w:rPr>
-          <w:rFonts w:ascii="Times New Roman" w:hAnsi="Times New Roman" w:eastAsia="Times New Roman" w:cs="Times New Roman"/>
-        </w:rPr>
-        <w:t xml:space="preserve"> — </w:t>
-      </w:r>
-      <w:r>
-        <w:rPr>
-          <w:rFonts w:hint="eastAsia" w:ascii="Times New Roman" w:hAnsi="Times New Roman" w:eastAsia="Times New Roman" w:cs="Times New Roman"/>
-        </w:rPr>
-        <w:t>SN2</w:t>
-      </w:r>
-      <w:r>
-        <w:rPr>
-          <w:rFonts w:hint="eastAsia" w:ascii="Times New Roman" w:hAnsi="Times New Roman" w:eastAsia="FangSong" w:cs="Times New Roman"/>
-        </w:rPr>
-        <w:t>翻转</w:t>
-      </w:r>
-      <w:r>
-        <w:rPr>
-          <w:rFonts w:hint="eastAsia" w:ascii="Times New Roman" w:hAnsi="Times New Roman" w:eastAsia="Times New Roman" w:cs="Times New Roman"/>
-        </w:rPr>
-        <w:t>、E2</w:t>
-      </w:r>
-      <w:r>
-        <w:rPr>
-          <w:rFonts w:hint="eastAsia" w:ascii="Times New Roman" w:hAnsi="Times New Roman" w:eastAsia="FangSong" w:cs="Times New Roman"/>
-        </w:rPr>
-        <w:t>反式共平面</w:t>
-      </w:r>
-    </w:p>
-    <w:p>
-      <w:pPr>
-        <w:pStyle w:val="Compact"/>
-        <w:numPr>
-          <w:ilvl w:val="0"/>
-          <w:numId w:val="1023"/>
-        </w:numPr>
-      </w:pPr>
-      <w:r>
-        <w:rPr>
-          <w:rFonts w:hint="eastAsia" w:ascii="Times New Roman" w:hAnsi="Times New Roman" w:eastAsia="Times New Roman" w:cs="Times New Roman"/>
-        </w:rPr>
-        <w:t>04-</w:t>
-      </w:r>
-      <w:r>
-        <w:rPr>
-          <w:rFonts w:hint="eastAsia" w:ascii="Times New Roman" w:hAnsi="Times New Roman" w:eastAsia="FangSong" w:cs="Times New Roman"/>
-        </w:rPr>
-        <w:t>课件</w:t>
-      </w:r>
-      <w:r>
-        <w:rPr>
-          <w:rFonts w:hint="eastAsia" w:ascii="Times New Roman" w:hAnsi="Times New Roman" w:eastAsia="Times New Roman" w:cs="Times New Roman"/>
-        </w:rPr>
-        <w:t>/</w:t>
-      </w:r>
-      <w:r>
-        <w:rPr>
-          <w:rFonts w:hint="eastAsia" w:ascii="Times New Roman" w:hAnsi="Times New Roman" w:eastAsia="FangSong" w:cs="Times New Roman"/>
-        </w:rPr>
-        <w:t>学生讲义</w:t>
-      </w:r>
-      <w:r>
-        <w:rPr>
-          <w:rFonts w:hint="eastAsia" w:ascii="Times New Roman" w:hAnsi="Times New Roman" w:eastAsia="Times New Roman" w:cs="Times New Roman"/>
-        </w:rPr>
-        <w:t>/</w:t>
-      </w:r>
-      <w:r>
-        <w:rPr>
-          <w:rFonts w:hint="eastAsia" w:ascii="Times New Roman" w:hAnsi="Times New Roman" w:eastAsia="FangSong" w:cs="Times New Roman"/>
-        </w:rPr>
-        <w:t>有机化学</w:t>
-      </w:r>
-      <w:r>
-        <w:rPr>
-          <w:rFonts w:hint="eastAsia" w:ascii="Times New Roman" w:hAnsi="Times New Roman" w:eastAsia="Times New Roman" w:cs="Times New Roman"/>
-        </w:rPr>
-        <w:t>/</w:t>
-      </w:r>
-      <w:r>
-        <w:rPr>
-          <w:rFonts w:hint="eastAsia" w:ascii="Times New Roman" w:hAnsi="Times New Roman" w:eastAsia="FangSong" w:cs="Times New Roman"/>
-        </w:rPr>
-        <w:t>加成反应</w:t>
-      </w:r>
-      <w:r>
-        <w:rPr>
-          <w:rFonts w:ascii="Times New Roman" w:hAnsi="Times New Roman" w:eastAsia="Times New Roman" w:cs="Times New Roman"/>
-        </w:rPr>
-        <w:t xml:space="preserve"> — </w:t>
-      </w:r>
-      <w:r>
-        <w:rPr>
-          <w:rFonts w:hint="eastAsia" w:ascii="Times New Roman" w:hAnsi="Times New Roman" w:eastAsia="FangSong" w:cs="Times New Roman"/>
-        </w:rPr>
-        <w:t>硼氢化</w:t>
-      </w:r>
-      <w:r>
-        <w:rPr>
-          <w:rFonts w:hint="eastAsia" w:ascii="Times New Roman" w:hAnsi="Times New Roman" w:eastAsia="Times New Roman" w:cs="Times New Roman"/>
-        </w:rPr>
-        <w:t>、Cram</w:t>
-      </w:r>
-      <w:r>
-        <w:rPr>
-          <w:rFonts w:hint="eastAsia" w:ascii="Times New Roman" w:hAnsi="Times New Roman" w:eastAsia="FangSong" w:cs="Times New Roman"/>
-        </w:rPr>
-        <w:t>规则</w:t>
-      </w:r>
-      <w:r>
-        <w:rPr>
-          <w:rFonts w:hint="eastAsia" w:ascii="Times New Roman" w:hAnsi="Times New Roman" w:eastAsia="Times New Roman" w:cs="Times New Roman"/>
-        </w:rPr>
-        <w:t>、1,2/1,4</w:t>
-      </w:r>
-      <w:r>
-        <w:rPr>
-          <w:rFonts w:hint="eastAsia" w:ascii="Times New Roman" w:hAnsi="Times New Roman" w:eastAsia="FangSong" w:cs="Times New Roman"/>
-        </w:rPr>
-        <w:t>分流</w:t>
-      </w:r>
-    </w:p>
-    <w:p>
-      <w:pPr>
-        <w:pStyle w:val="Compact"/>
-        <w:numPr>
-          <w:ilvl w:val="0"/>
-          <w:numId w:val="1023"/>
-        </w:numPr>
-      </w:pPr>
-      <w:r>
-        <w:rPr>
-          <w:rFonts w:hint="eastAsia" w:ascii="Times New Roman" w:hAnsi="Times New Roman" w:eastAsia="Times New Roman" w:cs="Times New Roman"/>
-        </w:rPr>
-        <w:t>04-</w:t>
-      </w:r>
-      <w:r>
-        <w:rPr>
-          <w:rFonts w:hint="eastAsia" w:ascii="Times New Roman" w:hAnsi="Times New Roman" w:eastAsia="FangSong" w:cs="Times New Roman"/>
-        </w:rPr>
-        <w:t>专题与题型</w:t>
-      </w:r>
-      <w:r>
-        <w:rPr>
-          <w:rFonts w:hint="eastAsia" w:ascii="Times New Roman" w:hAnsi="Times New Roman" w:eastAsia="Times New Roman" w:cs="Times New Roman"/>
-        </w:rPr>
-        <w:t>/</w:t>
-      </w:r>
-      <w:r>
-        <w:rPr>
-          <w:rFonts w:hint="eastAsia" w:ascii="Times New Roman" w:hAnsi="Times New Roman" w:eastAsia="FangSong" w:cs="Times New Roman"/>
-        </w:rPr>
-        <w:t>专题</w:t>
-      </w:r>
-      <w:r>
-        <w:rPr>
-          <w:rFonts w:hint="eastAsia" w:ascii="Times New Roman" w:hAnsi="Times New Roman" w:eastAsia="Times New Roman" w:cs="Times New Roman"/>
-        </w:rPr>
-        <w:t>/</w:t>
-      </w:r>
-      <w:r>
-        <w:rPr>
-          <w:rFonts w:hint="eastAsia" w:ascii="Times New Roman" w:hAnsi="Times New Roman" w:eastAsia="FangSong" w:cs="Times New Roman"/>
-        </w:rPr>
-        <w:t>专题</w:t>
-      </w:r>
-      <w:r>
-        <w:rPr>
-          <w:rFonts w:hint="eastAsia" w:ascii="Times New Roman" w:hAnsi="Times New Roman" w:eastAsia="Times New Roman" w:cs="Times New Roman"/>
-        </w:rPr>
-        <w:t>-</w:t>
-      </w:r>
-      <w:r>
-        <w:rPr>
-          <w:rFonts w:hint="eastAsia" w:ascii="Times New Roman" w:hAnsi="Times New Roman" w:eastAsia="FangSong" w:cs="Times New Roman"/>
-        </w:rPr>
-        <w:t>芳香反应</w:t>
-      </w:r>
-      <w:r>
-        <w:rPr>
-          <w:rFonts w:ascii="Times New Roman" w:hAnsi="Times New Roman" w:eastAsia="Times New Roman" w:cs="Times New Roman"/>
-        </w:rPr>
-        <w:t xml:space="preserve"> — </w:t>
-      </w:r>
-      <w:r>
-        <w:rPr>
-          <w:rFonts w:hint="eastAsia" w:ascii="Times New Roman" w:hAnsi="Times New Roman" w:eastAsia="FangSong" w:cs="Times New Roman"/>
-        </w:rPr>
-        <w:t>芳香定位规则</w:t>
-      </w:r>
-      <w:r>
-        <w:rPr>
-          <w:rFonts w:hint="eastAsia" w:ascii="Times New Roman" w:hAnsi="Times New Roman" w:eastAsia="Times New Roman" w:cs="Times New Roman"/>
-        </w:rPr>
-        <w:t>（</w:t>
-      </w:r>
-      <w:r>
-        <w:rPr>
-          <w:rFonts w:hint="eastAsia" w:ascii="Times New Roman" w:hAnsi="Times New Roman" w:eastAsia="FangSong" w:cs="Times New Roman"/>
-        </w:rPr>
-        <w:t>区域选择性</w:t>
-      </w:r>
-      <w:r>
-        <w:rPr>
-          <w:rFonts w:hint="eastAsia" w:ascii="Times New Roman" w:hAnsi="Times New Roman" w:eastAsia="Times New Roman" w:cs="Times New Roman"/>
-        </w:rPr>
-        <w:t>）</w:t>
-      </w:r>
-    </w:p>
-    <w:p>
-      <w:pPr>
-        <w:pStyle w:val="Compact"/>
-        <w:numPr>
-          <w:ilvl w:val="0"/>
-          <w:numId w:val="1023"/>
-        </w:numPr>
-      </w:pPr>
-      <w:r>
-        <w:rPr>
-          <w:rFonts w:hint="eastAsia" w:ascii="Times New Roman" w:hAnsi="Times New Roman" w:eastAsia="Times New Roman" w:cs="Times New Roman"/>
-        </w:rPr>
-        <w:t>04-</w:t>
-      </w:r>
-      <w:r>
-        <w:rPr>
-          <w:rFonts w:hint="eastAsia" w:ascii="Times New Roman" w:hAnsi="Times New Roman" w:eastAsia="FangSong" w:cs="Times New Roman"/>
-        </w:rPr>
-        <w:t>专题与题型</w:t>
-      </w:r>
-      <w:r>
-        <w:rPr>
-          <w:rFonts w:hint="eastAsia" w:ascii="Times New Roman" w:hAnsi="Times New Roman" w:eastAsia="Times New Roman" w:cs="Times New Roman"/>
-        </w:rPr>
-        <w:t>/</w:t>
-      </w:r>
-      <w:r>
-        <w:rPr>
-          <w:rFonts w:hint="eastAsia" w:ascii="Times New Roman" w:hAnsi="Times New Roman" w:eastAsia="FangSong" w:cs="Times New Roman"/>
-        </w:rPr>
-        <w:t>专题</w:t>
-      </w:r>
-      <w:r>
-        <w:rPr>
-          <w:rFonts w:hint="eastAsia" w:ascii="Times New Roman" w:hAnsi="Times New Roman" w:eastAsia="Times New Roman" w:cs="Times New Roman"/>
-        </w:rPr>
-        <w:t>/</w:t>
-      </w:r>
-      <w:r>
-        <w:rPr>
-          <w:rFonts w:hint="eastAsia" w:ascii="Times New Roman" w:hAnsi="Times New Roman" w:eastAsia="FangSong" w:cs="Times New Roman"/>
-        </w:rPr>
-        <w:t>专题</w:t>
-      </w:r>
-      <w:r>
-        <w:rPr>
-          <w:rFonts w:hint="eastAsia" w:ascii="Times New Roman" w:hAnsi="Times New Roman" w:eastAsia="Times New Roman" w:cs="Times New Roman"/>
-        </w:rPr>
-        <w:t>-</w:t>
-      </w:r>
-      <w:r>
-        <w:rPr>
-          <w:rFonts w:hint="eastAsia" w:ascii="Times New Roman" w:hAnsi="Times New Roman" w:eastAsia="FangSong" w:cs="Times New Roman"/>
-        </w:rPr>
-        <w:t>高等有机机理与立体化学</w:t>
-      </w:r>
-      <w:r>
-        <w:rPr>
-          <w:rFonts w:ascii="Times New Roman" w:hAnsi="Times New Roman" w:eastAsia="Times New Roman" w:cs="Times New Roman"/>
-        </w:rPr>
-        <w:t xml:space="preserve"> — </w:t>
-      </w:r>
-      <w:r>
-        <w:rPr>
-          <w:rFonts w:hint="eastAsia" w:ascii="Times New Roman" w:hAnsi="Times New Roman" w:eastAsia="FangSong" w:cs="Times New Roman"/>
-        </w:rPr>
-        <w:t>高阶非对映选择性模型</w:t>
-      </w:r>
-      <w:r>
-        <w:rPr>
-          <w:rFonts w:hint="eastAsia" w:ascii="Times New Roman" w:hAnsi="Times New Roman" w:eastAsia="Times New Roman" w:cs="Times New Roman"/>
-        </w:rPr>
-        <w:t>（</w:t>
-      </w:r>
-      <w:r>
-        <w:rPr>
-          <w:rFonts w:hint="eastAsia" w:ascii="Times New Roman" w:hAnsi="Times New Roman" w:eastAsia="FangSong" w:cs="Times New Roman"/>
-        </w:rPr>
-        <w:t>决赛</w:t>
-      </w:r>
-      <w:r>
-        <w:rPr>
-          <w:rFonts w:hint="eastAsia" w:ascii="Times New Roman" w:hAnsi="Times New Roman" w:eastAsia="Times New Roman" w:cs="Times New Roman"/>
-        </w:rPr>
-        <w:t>）</w:t>
-      </w:r>
-    </w:p>
-    <w:p>
-      <w:pPr>
-        <w:spacing w:before="160" w:after="80"/>
-      </w:pPr>
-      <w:r>
-        <w:pict>
-          <v:rect style="width:0;height:1.5pt" o:hralign="center" o:hrstd="t" o:hr="t"/>
-        </w:pict>
-      </w:r>
-    </w:p>
-    <w:bookmarkEnd w:id="70"/>
-    <w:bookmarkEnd w:id="71"/>
+    <w:bookmarkEnd w:id="76"/>
+    <w:bookmarkEnd w:id="77"/>
     <w:sectPr>
       <w:footerReference w:type="default" r:id="rId9"/>
       <w:footnotePr>
@@ -24903,6 +25133,24 @@
     <w:abstractNumId w:val="991"/>
   </w:num>
   <w:num w:numId="1008">
+    <w:abstractNumId w:val="991"/>
+  </w:num>
+  <w:num w:numId="1009">
+    <w:abstractNumId w:val="991"/>
+  </w:num>
+  <w:num w:numId="1010">
+    <w:abstractNumId w:val="991"/>
+  </w:num>
+  <w:num w:numId="1011">
+    <w:abstractNumId w:val="991"/>
+  </w:num>
+  <w:num w:numId="1012">
+    <w:abstractNumId w:val="991"/>
+  </w:num>
+  <w:num w:numId="1013">
+    <w:abstractNumId w:val="991"/>
+  </w:num>
+  <w:num w:numId="1014">
     <w:abstractNumId w:val="99411"/>
     <w:lvlOverride w:ilvl="0">
       <w:startOverride w:val="1"/>
@@ -24932,26 +25180,8 @@
       <w:startOverride w:val="1"/>
     </w:lvlOverride>
   </w:num>
-  <w:num w:numId="1009">
-    <w:abstractNumId w:val="991"/>
-  </w:num>
-  <w:num w:numId="1010">
-    <w:abstractNumId w:val="991"/>
-  </w:num>
-  <w:num w:numId="1011">
-    <w:abstractNumId w:val="991"/>
-  </w:num>
-  <w:num w:numId="1012">
-    <w:abstractNumId w:val="991"/>
-  </w:num>
-  <w:num w:numId="1013">
-    <w:abstractNumId w:val="991"/>
-  </w:num>
-  <w:num w:numId="1014">
-    <w:abstractNumId w:val="991"/>
-  </w:num>
   <w:num w:numId="1015">
-    <w:abstractNumId w:val="99411"/>
+    <w:abstractNumId w:val="99731"/>
     <w:lvlOverride w:ilvl="0">
       <w:startOverride w:val="1"/>
     </w:lvlOverride>
@@ -25011,6 +25241,96 @@
     </w:lvlOverride>
   </w:num>
   <w:num w:numId="1017">
+    <w:abstractNumId w:val="99414"/>
+    <w:lvlOverride w:ilvl="0">
+      <w:startOverride w:val="4"/>
+    </w:lvlOverride>
+    <w:lvlOverride w:ilvl="1">
+      <w:startOverride w:val="4"/>
+    </w:lvlOverride>
+    <w:lvlOverride w:ilvl="2">
+      <w:startOverride w:val="4"/>
+    </w:lvlOverride>
+    <w:lvlOverride w:ilvl="3">
+      <w:startOverride w:val="4"/>
+    </w:lvlOverride>
+    <w:lvlOverride w:ilvl="4">
+      <w:startOverride w:val="4"/>
+    </w:lvlOverride>
+    <w:lvlOverride w:ilvl="5">
+      <w:startOverride w:val="4"/>
+    </w:lvlOverride>
+    <w:lvlOverride w:ilvl="6">
+      <w:startOverride w:val="4"/>
+    </w:lvlOverride>
+    <w:lvlOverride w:ilvl="7">
+      <w:startOverride w:val="4"/>
+    </w:lvlOverride>
+    <w:lvlOverride w:ilvl="8">
+      <w:startOverride w:val="4"/>
+    </w:lvlOverride>
+  </w:num>
+  <w:num w:numId="1018">
+    <w:abstractNumId w:val="99418"/>
+    <w:lvlOverride w:ilvl="0">
+      <w:startOverride w:val="8"/>
+    </w:lvlOverride>
+    <w:lvlOverride w:ilvl="1">
+      <w:startOverride w:val="8"/>
+    </w:lvlOverride>
+    <w:lvlOverride w:ilvl="2">
+      <w:startOverride w:val="8"/>
+    </w:lvlOverride>
+    <w:lvlOverride w:ilvl="3">
+      <w:startOverride w:val="8"/>
+    </w:lvlOverride>
+    <w:lvlOverride w:ilvl="4">
+      <w:startOverride w:val="8"/>
+    </w:lvlOverride>
+    <w:lvlOverride w:ilvl="5">
+      <w:startOverride w:val="8"/>
+    </w:lvlOverride>
+    <w:lvlOverride w:ilvl="6">
+      <w:startOverride w:val="8"/>
+    </w:lvlOverride>
+    <w:lvlOverride w:ilvl="7">
+      <w:startOverride w:val="8"/>
+    </w:lvlOverride>
+    <w:lvlOverride w:ilvl="8">
+      <w:startOverride w:val="8"/>
+    </w:lvlOverride>
+  </w:num>
+  <w:num w:numId="1019">
+    <w:abstractNumId w:val="99411"/>
+    <w:lvlOverride w:ilvl="0">
+      <w:startOverride w:val="1"/>
+    </w:lvlOverride>
+    <w:lvlOverride w:ilvl="1">
+      <w:startOverride w:val="1"/>
+    </w:lvlOverride>
+    <w:lvlOverride w:ilvl="2">
+      <w:startOverride w:val="1"/>
+    </w:lvlOverride>
+    <w:lvlOverride w:ilvl="3">
+      <w:startOverride w:val="1"/>
+    </w:lvlOverride>
+    <w:lvlOverride w:ilvl="4">
+      <w:startOverride w:val="1"/>
+    </w:lvlOverride>
+    <w:lvlOverride w:ilvl="5">
+      <w:startOverride w:val="1"/>
+    </w:lvlOverride>
+    <w:lvlOverride w:ilvl="6">
+      <w:startOverride w:val="1"/>
+    </w:lvlOverride>
+    <w:lvlOverride w:ilvl="7">
+      <w:startOverride w:val="1"/>
+    </w:lvlOverride>
+    <w:lvlOverride w:ilvl="8">
+      <w:startOverride w:val="1"/>
+    </w:lvlOverride>
+  </w:num>
+  <w:num w:numId="1020">
     <w:abstractNumId w:val="99731"/>
     <w:lvlOverride w:ilvl="0">
       <w:startOverride w:val="1"/>
@@ -25040,98 +25360,8 @@
       <w:startOverride w:val="1"/>
     </w:lvlOverride>
   </w:num>
-  <w:num w:numId="1018">
-    <w:abstractNumId w:val="99414"/>
-    <w:lvlOverride w:ilvl="0">
-      <w:startOverride w:val="4"/>
-    </w:lvlOverride>
-    <w:lvlOverride w:ilvl="1">
-      <w:startOverride w:val="4"/>
-    </w:lvlOverride>
-    <w:lvlOverride w:ilvl="2">
-      <w:startOverride w:val="4"/>
-    </w:lvlOverride>
-    <w:lvlOverride w:ilvl="3">
-      <w:startOverride w:val="4"/>
-    </w:lvlOverride>
-    <w:lvlOverride w:ilvl="4">
-      <w:startOverride w:val="4"/>
-    </w:lvlOverride>
-    <w:lvlOverride w:ilvl="5">
-      <w:startOverride w:val="4"/>
-    </w:lvlOverride>
-    <w:lvlOverride w:ilvl="6">
-      <w:startOverride w:val="4"/>
-    </w:lvlOverride>
-    <w:lvlOverride w:ilvl="7">
-      <w:startOverride w:val="4"/>
-    </w:lvlOverride>
-    <w:lvlOverride w:ilvl="8">
-      <w:startOverride w:val="4"/>
-    </w:lvlOverride>
-  </w:num>
-  <w:num w:numId="1019">
-    <w:abstractNumId w:val="99418"/>
-    <w:lvlOverride w:ilvl="0">
-      <w:startOverride w:val="8"/>
-    </w:lvlOverride>
-    <w:lvlOverride w:ilvl="1">
-      <w:startOverride w:val="8"/>
-    </w:lvlOverride>
-    <w:lvlOverride w:ilvl="2">
-      <w:startOverride w:val="8"/>
-    </w:lvlOverride>
-    <w:lvlOverride w:ilvl="3">
-      <w:startOverride w:val="8"/>
-    </w:lvlOverride>
-    <w:lvlOverride w:ilvl="4">
-      <w:startOverride w:val="8"/>
-    </w:lvlOverride>
-    <w:lvlOverride w:ilvl="5">
-      <w:startOverride w:val="8"/>
-    </w:lvlOverride>
-    <w:lvlOverride w:ilvl="6">
-      <w:startOverride w:val="8"/>
-    </w:lvlOverride>
-    <w:lvlOverride w:ilvl="7">
-      <w:startOverride w:val="8"/>
-    </w:lvlOverride>
-    <w:lvlOverride w:ilvl="8">
-      <w:startOverride w:val="8"/>
-    </w:lvlOverride>
-  </w:num>
-  <w:num w:numId="1020">
-    <w:abstractNumId w:val="99411"/>
-    <w:lvlOverride w:ilvl="0">
-      <w:startOverride w:val="1"/>
-    </w:lvlOverride>
-    <w:lvlOverride w:ilvl="1">
-      <w:startOverride w:val="1"/>
-    </w:lvlOverride>
-    <w:lvlOverride w:ilvl="2">
-      <w:startOverride w:val="1"/>
-    </w:lvlOverride>
-    <w:lvlOverride w:ilvl="3">
-      <w:startOverride w:val="1"/>
-    </w:lvlOverride>
-    <w:lvlOverride w:ilvl="4">
-      <w:startOverride w:val="1"/>
-    </w:lvlOverride>
-    <w:lvlOverride w:ilvl="5">
-      <w:startOverride w:val="1"/>
-    </w:lvlOverride>
-    <w:lvlOverride w:ilvl="6">
-      <w:startOverride w:val="1"/>
-    </w:lvlOverride>
-    <w:lvlOverride w:ilvl="7">
-      <w:startOverride w:val="1"/>
-    </w:lvlOverride>
-    <w:lvlOverride w:ilvl="8">
-      <w:startOverride w:val="1"/>
-    </w:lvlOverride>
-  </w:num>
   <w:num w:numId="1021">
-    <w:abstractNumId w:val="99731"/>
+    <w:abstractNumId w:val="99431"/>
     <w:lvlOverride w:ilvl="0">
       <w:startOverride w:val="1"/>
     </w:lvlOverride>
@@ -25161,36 +25391,6 @@
     </w:lvlOverride>
   </w:num>
   <w:num w:numId="1022">
-    <w:abstractNumId w:val="99431"/>
-    <w:lvlOverride w:ilvl="0">
-      <w:startOverride w:val="1"/>
-    </w:lvlOverride>
-    <w:lvlOverride w:ilvl="1">
-      <w:startOverride w:val="1"/>
-    </w:lvlOverride>
-    <w:lvlOverride w:ilvl="2">
-      <w:startOverride w:val="1"/>
-    </w:lvlOverride>
-    <w:lvlOverride w:ilvl="3">
-      <w:startOverride w:val="1"/>
-    </w:lvlOverride>
-    <w:lvlOverride w:ilvl="4">
-      <w:startOverride w:val="1"/>
-    </w:lvlOverride>
-    <w:lvlOverride w:ilvl="5">
-      <w:startOverride w:val="1"/>
-    </w:lvlOverride>
-    <w:lvlOverride w:ilvl="6">
-      <w:startOverride w:val="1"/>
-    </w:lvlOverride>
-    <w:lvlOverride w:ilvl="7">
-      <w:startOverride w:val="1"/>
-    </w:lvlOverride>
-    <w:lvlOverride w:ilvl="8">
-      <w:startOverride w:val="1"/>
-    </w:lvlOverride>
-  </w:num>
-  <w:num w:numId="1023">
     <w:abstractNumId w:val="991"/>
   </w:num>
 </w:numbering>
